--- a/NEXA_Synthese_Marche_Emploi_Developpement_Web_2026.docx
+++ b/NEXA_Synthese_Marche_Emploi_Developpement_Web_2026.docx
@@ -78,7 +78,7 @@
         <w:pStyle w:val="ListBullet"/>
       </w:pPr>
       <w:r>
-        <w:t>Échantillon collecté : 354 lignes d'offres brutes sur 10 plateformes (Indeed, Welcome to the Jungle, France Travail, HelloWork, Apec, LinkedIn, Free-Work, Talent.com, sites carrières), 329 offres uniques après dédoublonnage, 328 dans le périmètre étudié (Excel, onglet OFFRES_DETAILLEES). Taux de doublons multi-plateformes ou probables : 4.8 % ; republications : 2.3 %.</w:t>
+        <w:t>Échantillon collecté : 1687 lignes d'offres brutes sur 16 plateformes (Indeed, Welcome to the Jungle, France Travail, HelloWork, Apec, LinkedIn, Free-Work, Talent.com, sites carrières), 1431 offres uniques après dédoublonnage, 1421 dans le périmètre étudié (Excel, onglet OFFRES_DETAILLEES). Taux de doublons multi-plateformes ou probables : 3.2 % ; republications : 12.0 %.</w:t>
       </w:r>
     </w:p>
     <w:p>
@@ -1354,7 +1354,7 @@
           <w:b w:val="0"/>
           <w:i w:val="0"/>
         </w:rPr>
-        <w:t>Dans l'échantillon d'offres uniques (328), le cœur de marché représente 76.2 % des offres, les évolutions naturelles 6.1 %, les spécialisations 6.4 % et les métiers émergents liés à l'IA 9.5 % (ces derniers ont été recherchés spécifiquement et sont donc surreprésentés). Excel, onglet SYNTHESE_METIERS, table T_SYNTHESE_METIERS.</w:t>
+        <w:t>Dans l'échantillon d'offres uniques (1421), le cœur de marché représente 64.2 % des offres, les évolutions naturelles 9.4 %, les spécialisations 13.5 % et les métiers émergents liés à l'IA 11.0 % (ces derniers ont été recherchés spécifiquement et sont donc surreprésentés). Excel, onglet SYNTHESE_METIERS, table T_SYNTHESE_METIERS.</w:t>
       </w:r>
     </w:p>
     <w:tbl>
@@ -1464,7 +1464,7 @@
               <w:rPr>
                 <w:sz w:val="16"/>
               </w:rPr>
-              <w:t>122</w:t>
+              <w:t>382</w:t>
             </w:r>
           </w:p>
         </w:tc>
@@ -1478,7 +1478,7 @@
               <w:rPr>
                 <w:sz w:val="16"/>
               </w:rPr>
-              <w:t>37.2 %</w:t>
+              <w:t>26.9 %</w:t>
             </w:r>
           </w:p>
         </w:tc>
@@ -1522,7 +1522,7 @@
               <w:rPr>
                 <w:sz w:val="16"/>
               </w:rPr>
-              <w:t>43</w:t>
+              <w:t>113</w:t>
             </w:r>
           </w:p>
         </w:tc>
@@ -1536,7 +1536,7 @@
               <w:rPr>
                 <w:sz w:val="16"/>
               </w:rPr>
-              <w:t>13.1 %</w:t>
+              <w:t>8.0 %</w:t>
             </w:r>
           </w:p>
         </w:tc>
@@ -1580,7 +1580,7 @@
               <w:rPr>
                 <w:sz w:val="16"/>
               </w:rPr>
-              <w:t>27</w:t>
+              <w:t>89</w:t>
             </w:r>
           </w:p>
         </w:tc>
@@ -1594,7 +1594,7 @@
               <w:rPr>
                 <w:sz w:val="16"/>
               </w:rPr>
-              <w:t>8.2 %</w:t>
+              <w:t>6.3 %</w:t>
             </w:r>
           </w:p>
         </w:tc>
@@ -1638,7 +1638,7 @@
               <w:rPr>
                 <w:sz w:val="16"/>
               </w:rPr>
-              <w:t>18</w:t>
+              <w:t>81</w:t>
             </w:r>
           </w:p>
         </w:tc>
@@ -1652,7 +1652,7 @@
               <w:rPr>
                 <w:sz w:val="16"/>
               </w:rPr>
-              <w:t>5.5 %</w:t>
+              <w:t>5.7 %</w:t>
             </w:r>
           </w:p>
         </w:tc>
@@ -1682,7 +1682,7 @@
               <w:rPr>
                 <w:sz w:val="16"/>
               </w:rPr>
-              <w:t>Développeur PHP / Symfony / Laravel</w:t>
+              <w:t>DevOps Engineer</w:t>
             </w:r>
           </w:p>
         </w:tc>
@@ -1696,7 +1696,7 @@
               <w:rPr>
                 <w:sz w:val="16"/>
               </w:rPr>
-              <w:t>14</w:t>
+              <w:t>65</w:t>
             </w:r>
           </w:p>
         </w:tc>
@@ -1710,7 +1710,7 @@
               <w:rPr>
                 <w:sz w:val="16"/>
               </w:rPr>
-              <w:t>4.3 %</w:t>
+              <w:t>4.6 %</w:t>
             </w:r>
           </w:p>
         </w:tc>
@@ -1724,7 +1724,7 @@
               <w:rPr>
                 <w:sz w:val="16"/>
               </w:rPr>
-              <w:t>Écosystème français toujours présent (ESN, agences, médias) mais en recul sur Indeed (« Développeur PHP » plus de 4 000 en juillet 2025, plus de 2 000 en août 2026).</w:t>
+              <w:t>Spécialisation en tension, majoritairement senior.</w:t>
             </w:r>
           </w:p>
         </w:tc>
@@ -1740,7 +1740,7 @@
               <w:rPr>
                 <w:sz w:val="16"/>
               </w:rPr>
-              <w:t>Développeur mobile</w:t>
+              <w:t>Tech Lead / Lead Developer</w:t>
             </w:r>
           </w:p>
         </w:tc>
@@ -1754,7 +1754,7 @@
               <w:rPr>
                 <w:sz w:val="16"/>
               </w:rPr>
-              <w:t>11</w:t>
+              <w:t>64</w:t>
             </w:r>
           </w:p>
         </w:tc>
@@ -1768,7 +1768,7 @@
               <w:rPr>
                 <w:sz w:val="16"/>
               </w:rPr>
-              <w:t>3.4 %</w:t>
+              <w:t>4.5 %</w:t>
             </w:r>
           </w:p>
         </w:tc>
@@ -1782,7 +1782,7 @@
               <w:rPr>
                 <w:sz w:val="16"/>
               </w:rPr>
-              <w:t>Débouché adjacent des profils JavaScript (React Native, Flutter).</w:t>
+              <w:t>Voir Excel.</w:t>
             </w:r>
           </w:p>
         </w:tc>
@@ -1798,7 +1798,7 @@
               <w:rPr>
                 <w:sz w:val="16"/>
               </w:rPr>
-              <w:t>DevOps Engineer</w:t>
+              <w:t>Développeur mobile</w:t>
             </w:r>
           </w:p>
         </w:tc>
@@ -1812,7 +1812,7 @@
               <w:rPr>
                 <w:sz w:val="16"/>
               </w:rPr>
-              <w:t>9</w:t>
+              <w:t>50</w:t>
             </w:r>
           </w:p>
         </w:tc>
@@ -1826,7 +1826,7 @@
               <w:rPr>
                 <w:sz w:val="16"/>
               </w:rPr>
-              <w:t>2.7 %</w:t>
+              <w:t>3.5 %</w:t>
             </w:r>
           </w:p>
         </w:tc>
@@ -1840,7 +1840,7 @@
               <w:rPr>
                 <w:sz w:val="16"/>
               </w:rPr>
-              <w:t>Spécialisation en tension, majoritairement senior.</w:t>
+              <w:t>Débouché adjacent des profils JavaScript (React Native, Flutter).</w:t>
             </w:r>
           </w:p>
         </w:tc>
@@ -1856,7 +1856,7 @@
               <w:rPr>
                 <w:sz w:val="16"/>
               </w:rPr>
-              <w:t>Site Reliability Engineer (SRE)</w:t>
+              <w:t>Développeur back-end</w:t>
             </w:r>
           </w:p>
         </w:tc>
@@ -1870,7 +1870,7 @@
               <w:rPr>
                 <w:sz w:val="16"/>
               </w:rPr>
-              <w:t>9</w:t>
+              <w:t>50</w:t>
             </w:r>
           </w:p>
         </w:tc>
@@ -1884,7 +1884,7 @@
               <w:rPr>
                 <w:sz w:val="16"/>
               </w:rPr>
-              <w:t>2.7 %</w:t>
+              <w:t>3.5 %</w:t>
             </w:r>
           </w:p>
         </w:tc>
@@ -1898,7 +1898,7 @@
               <w:rPr>
                 <w:sz w:val="16"/>
               </w:rPr>
-              <w:t>Métier senior d'exploitation, hors portée d'un Bachelor.</w:t>
+              <w:t>Voir Excel.</w:t>
             </w:r>
           </w:p>
         </w:tc>
@@ -1914,7 +1914,7 @@
               <w:rPr>
                 <w:sz w:val="16"/>
               </w:rPr>
-              <w:t>LLM / Generative AI Engineer</w:t>
+              <w:t>Développeur .NET / C#</w:t>
             </w:r>
           </w:p>
         </w:tc>
@@ -1928,7 +1928,7 @@
               <w:rPr>
                 <w:sz w:val="16"/>
               </w:rPr>
-              <w:t>8</w:t>
+              <w:t>48</w:t>
             </w:r>
           </w:p>
         </w:tc>
@@ -1942,7 +1942,7 @@
               <w:rPr>
                 <w:sz w:val="16"/>
               </w:rPr>
-              <w:t>2.4 %</w:t>
+              <w:t>3.4 %</w:t>
             </w:r>
           </w:p>
         </w:tc>
@@ -1956,7 +1956,7 @@
               <w:rPr>
                 <w:sz w:val="16"/>
               </w:rPr>
-              <w:t>Émergent, quelques dizaines d'offres nationales (« Développeur LLM » plus de 200 sur Indeed, 04/09/2026).</w:t>
+              <w:t>Stack Microsoft, forte part de profils expérimentés.</w:t>
             </w:r>
           </w:p>
         </w:tc>
@@ -1986,7 +1986,7 @@
               <w:rPr>
                 <w:sz w:val="16"/>
               </w:rPr>
-              <w:t>7</w:t>
+              <w:t>48</w:t>
             </w:r>
           </w:p>
         </w:tc>
@@ -2000,7 +2000,7 @@
               <w:rPr>
                 <w:sz w:val="16"/>
               </w:rPr>
-              <w:t>2.1 %</w:t>
+              <w:t>3.4 %</w:t>
             </w:r>
           </w:p>
         </w:tc>
@@ -2030,7 +2030,7 @@
               <w:rPr>
                 <w:sz w:val="16"/>
               </w:rPr>
-              <w:t>Développeur .NET / C#</w:t>
+              <w:t>QA / Test Automation Engineer</w:t>
             </w:r>
           </w:p>
         </w:tc>
@@ -2044,7 +2044,7 @@
               <w:rPr>
                 <w:sz w:val="16"/>
               </w:rPr>
-              <w:t>7</w:t>
+              <w:t>44</w:t>
             </w:r>
           </w:p>
         </w:tc>
@@ -2058,7 +2058,7 @@
               <w:rPr>
                 <w:sz w:val="16"/>
               </w:rPr>
-              <w:t>2.1 %</w:t>
+              <w:t>3.1 %</w:t>
             </w:r>
           </w:p>
         </w:tc>
@@ -2072,7 +2072,7 @@
               <w:rPr>
                 <w:sz w:val="16"/>
               </w:rPr>
-              <w:t>Stack Microsoft, forte part de profils expérimentés.</w:t>
+              <w:t>Voir Excel.</w:t>
             </w:r>
           </w:p>
         </w:tc>
@@ -2088,7 +2088,7 @@
               <w:rPr>
                 <w:sz w:val="16"/>
               </w:rPr>
-              <w:t>Concepteur développeur d'applications / logiciel</w:t>
+              <w:t>Développeur PHP / Symfony / Laravel</w:t>
             </w:r>
           </w:p>
         </w:tc>
@@ -2102,7 +2102,7 @@
               <w:rPr>
                 <w:sz w:val="16"/>
               </w:rPr>
-              <w:t>7</w:t>
+              <w:t>39</w:t>
             </w:r>
           </w:p>
         </w:tc>
@@ -2116,7 +2116,7 @@
               <w:rPr>
                 <w:sz w:val="16"/>
               </w:rPr>
-              <w:t>2.1 %</w:t>
+              <w:t>2.7 %</w:t>
             </w:r>
           </w:p>
         </w:tc>
@@ -2130,7 +2130,7 @@
               <w:rPr>
                 <w:sz w:val="16"/>
               </w:rPr>
-              <w:t>Voir Excel.</w:t>
+              <w:t>Écosystème français toujours présent (ESN, agences, médias) mais en recul sur Indeed (« Développeur PHP » plus de 4 000 en juillet 2025, plus de 2 000 en août 2026).</w:t>
             </w:r>
           </w:p>
         </w:tc>
@@ -2324,7 +2324,7 @@
               <w:rPr>
                 <w:sz w:val="15"/>
               </w:rPr>
-              <w:t>121</w:t>
+              <w:t>413</w:t>
             </w:r>
           </w:p>
         </w:tc>
@@ -2338,7 +2338,7 @@
               <w:rPr>
                 <w:sz w:val="15"/>
               </w:rPr>
-              <w:t>36.9 %</w:t>
+              <w:t>29.1 %</w:t>
             </w:r>
           </w:p>
         </w:tc>
@@ -2352,7 +2352,7 @@
               <w:rPr>
                 <w:sz w:val="15"/>
               </w:rPr>
-              <w:t>11.6</w:t>
+              <w:t>8.0</w:t>
             </w:r>
           </w:p>
         </w:tc>
@@ -2366,7 +2366,7 @@
               <w:rPr>
                 <w:sz w:val="15"/>
               </w:rPr>
-              <w:t>34.7</w:t>
+              <w:t>32.7</w:t>
             </w:r>
           </w:p>
         </w:tc>
@@ -2380,7 +2380,7 @@
               <w:rPr>
                 <w:sz w:val="15"/>
               </w:rPr>
-              <w:t>27</w:t>
+              <w:t>98</w:t>
             </w:r>
           </w:p>
         </w:tc>
@@ -2394,7 +2394,7 @@
               <w:rPr>
                 <w:sz w:val="15"/>
               </w:rPr>
-              <w:t>Développeur full stack (41) ; AI Engineer / Développeur IA (16)</w:t>
+              <w:t>Développeur full stack (97) ; AI Engineer / Développeur IA (44)</w:t>
             </w:r>
           </w:p>
         </w:tc>
@@ -2424,7 +2424,7 @@
               <w:rPr>
                 <w:sz w:val="15"/>
               </w:rPr>
-              <w:t>42</w:t>
+              <w:t>186</w:t>
             </w:r>
           </w:p>
         </w:tc>
@@ -2438,7 +2438,7 @@
               <w:rPr>
                 <w:sz w:val="15"/>
               </w:rPr>
-              <w:t>12.8 %</w:t>
+              <w:t>13.1 %</w:t>
             </w:r>
           </w:p>
         </w:tc>
@@ -2452,7 +2452,7 @@
               <w:rPr>
                 <w:sz w:val="15"/>
               </w:rPr>
-              <w:t>14.3</w:t>
+              <w:t>16.1</w:t>
             </w:r>
           </w:p>
         </w:tc>
@@ -2466,7 +2466,7 @@
               <w:rPr>
                 <w:sz w:val="15"/>
               </w:rPr>
-              <w:t>46.7</w:t>
+              <w:t>44.7</w:t>
             </w:r>
           </w:p>
         </w:tc>
@@ -2480,7 +2480,7 @@
               <w:rPr>
                 <w:sz w:val="15"/>
               </w:rPr>
-              <w:t>1</w:t>
+              <w:t>7</w:t>
             </w:r>
           </w:p>
         </w:tc>
@@ -2494,7 +2494,7 @@
               <w:rPr>
                 <w:sz w:val="15"/>
               </w:rPr>
-              <w:t>Développeur full stack (24) ; Développeur web (intitulé générique) (6)</w:t>
+              <w:t>Développeur full stack (62) ; Développeur web (intitulé générique) (21)</w:t>
             </w:r>
           </w:p>
         </w:tc>
@@ -2510,7 +2510,7 @@
               <w:rPr>
                 <w:sz w:val="15"/>
               </w:rPr>
-              <w:t>Provence-Alpes-Côte d'Azur</w:t>
+              <w:t>Pays de la Loire</w:t>
             </w:r>
           </w:p>
         </w:tc>
@@ -2524,7 +2524,7 @@
               <w:rPr>
                 <w:sz w:val="15"/>
               </w:rPr>
-              <w:t>30</w:t>
+              <w:t>162</w:t>
             </w:r>
           </w:p>
         </w:tc>
@@ -2538,7 +2538,7 @@
               <w:rPr>
                 <w:sz w:val="15"/>
               </w:rPr>
-              <w:t>9.1 %</w:t>
+              <w:t>11.4 %</w:t>
             </w:r>
           </w:p>
         </w:tc>
@@ -2552,7 +2552,7 @@
               <w:rPr>
                 <w:sz w:val="15"/>
               </w:rPr>
-              <w:t>16.7</w:t>
+              <w:t>10.5</w:t>
             </w:r>
           </w:p>
         </w:tc>
@@ -2566,7 +2566,7 @@
               <w:rPr>
                 <w:sz w:val="15"/>
               </w:rPr>
-              <w:t>63.6</w:t>
+              <w:t>34.9</w:t>
             </w:r>
           </w:p>
         </w:tc>
@@ -2580,7 +2580,7 @@
               <w:rPr>
                 <w:sz w:val="15"/>
               </w:rPr>
-              <w:t>1</w:t>
+              <w:t>13</w:t>
             </w:r>
           </w:p>
         </w:tc>
@@ -2594,7 +2594,7 @@
               <w:rPr>
                 <w:sz w:val="15"/>
               </w:rPr>
-              <w:t>Développeur full stack (11) ; Développeur web (intitulé générique) (5)</w:t>
+              <w:t>Développeur full stack (48) ; Tech Lead / Lead Developer (12)</w:t>
             </w:r>
           </w:p>
         </w:tc>
@@ -2610,7 +2610,7 @@
               <w:rPr>
                 <w:sz w:val="15"/>
               </w:rPr>
-              <w:t>Hauts-de-France</w:t>
+              <w:t>Nouvelle-Aquitaine</w:t>
             </w:r>
           </w:p>
         </w:tc>
@@ -2624,7 +2624,7 @@
               <w:rPr>
                 <w:sz w:val="15"/>
               </w:rPr>
-              <w:t>28</w:t>
+              <w:t>128</w:t>
             </w:r>
           </w:p>
         </w:tc>
@@ -2638,7 +2638,7 @@
               <w:rPr>
                 <w:sz w:val="15"/>
               </w:rPr>
-              <w:t>8.5 %</w:t>
+              <w:t>9.0 %</w:t>
             </w:r>
           </w:p>
         </w:tc>
@@ -2652,7 +2652,7 @@
               <w:rPr>
                 <w:sz w:val="15"/>
               </w:rPr>
-              <w:t>17.9</w:t>
+              <w:t>16.4</w:t>
             </w:r>
           </w:p>
         </w:tc>
@@ -2666,7 +2666,7 @@
               <w:rPr>
                 <w:sz w:val="15"/>
               </w:rPr>
-              <w:t>45.5</w:t>
+              <w:t>48.1</w:t>
             </w:r>
           </w:p>
         </w:tc>
@@ -2680,7 +2680,7 @@
               <w:rPr>
                 <w:sz w:val="15"/>
               </w:rPr>
-              <w:t>4</w:t>
+              <w:t>12</w:t>
             </w:r>
           </w:p>
         </w:tc>
@@ -2694,7 +2694,7 @@
               <w:rPr>
                 <w:sz w:val="15"/>
               </w:rPr>
-              <w:t>Développeur full stack (10) ; Développeur web (intitulé générique) (4)</w:t>
+              <w:t>Développeur full stack (33) ; Développeur web (intitulé générique) (10)</w:t>
             </w:r>
           </w:p>
         </w:tc>
@@ -2710,7 +2710,7 @@
               <w:rPr>
                 <w:sz w:val="15"/>
               </w:rPr>
-              <w:t>Nouvelle-Aquitaine</w:t>
+              <w:t>Provence-Alpes-Côte d'Azur</w:t>
             </w:r>
           </w:p>
         </w:tc>
@@ -2724,7 +2724,7 @@
               <w:rPr>
                 <w:sz w:val="15"/>
               </w:rPr>
-              <w:t>27</w:t>
+              <w:t>119</w:t>
             </w:r>
           </w:p>
         </w:tc>
@@ -2738,7 +2738,7 @@
               <w:rPr>
                 <w:sz w:val="15"/>
               </w:rPr>
-              <w:t>8.2 %</w:t>
+              <w:t>8.4 %</w:t>
             </w:r>
           </w:p>
         </w:tc>
@@ -2752,7 +2752,7 @@
               <w:rPr>
                 <w:sz w:val="15"/>
               </w:rPr>
-              <w:t>25.9</w:t>
+              <w:t>14.3</w:t>
             </w:r>
           </w:p>
         </w:tc>
@@ -2766,7 +2766,7 @@
               <w:rPr>
                 <w:sz w:val="15"/>
               </w:rPr>
-              <w:t>77.8</w:t>
+              <w:t>45.5</w:t>
             </w:r>
           </w:p>
         </w:tc>
@@ -2780,7 +2780,7 @@
               <w:rPr>
                 <w:sz w:val="15"/>
               </w:rPr>
-              <w:t>3</w:t>
+              <w:t>9</w:t>
             </w:r>
           </w:p>
         </w:tc>
@@ -2794,7 +2794,7 @@
               <w:rPr>
                 <w:sz w:val="15"/>
               </w:rPr>
-              <w:t>Développeur web (intitulé générique) (5) ; Développeur full stack (4)</w:t>
+              <w:t>Développeur full stack (37) ; Développeur (intitulé générique) (9)</w:t>
             </w:r>
           </w:p>
         </w:tc>
@@ -2810,7 +2810,7 @@
               <w:rPr>
                 <w:sz w:val="15"/>
               </w:rPr>
-              <w:t>Pays de la Loire</w:t>
+              <w:t>Hauts-de-France</w:t>
             </w:r>
           </w:p>
         </w:tc>
@@ -2824,7 +2824,7 @@
               <w:rPr>
                 <w:sz w:val="15"/>
               </w:rPr>
-              <w:t>22</w:t>
+              <w:t>119</w:t>
             </w:r>
           </w:p>
         </w:tc>
@@ -2838,7 +2838,7 @@
               <w:rPr>
                 <w:sz w:val="15"/>
               </w:rPr>
-              <w:t>6.7 %</w:t>
+              <w:t>8.4 %</w:t>
             </w:r>
           </w:p>
         </w:tc>
@@ -2852,7 +2852,7 @@
               <w:rPr>
                 <w:sz w:val="15"/>
               </w:rPr>
-              <w:t>22.7</w:t>
+              <w:t>14.3</w:t>
             </w:r>
           </w:p>
         </w:tc>
@@ -2866,7 +2866,7 @@
               <w:rPr>
                 <w:sz w:val="15"/>
               </w:rPr>
-              <w:t>60.0</w:t>
+              <w:t>42.6</w:t>
             </w:r>
           </w:p>
         </w:tc>
@@ -2880,7 +2880,7 @@
               <w:rPr>
                 <w:sz w:val="15"/>
               </w:rPr>
-              <w:t>2</w:t>
+              <w:t>12</w:t>
             </w:r>
           </w:p>
         </w:tc>
@@ -2894,7 +2894,7 @@
               <w:rPr>
                 <w:sz w:val="15"/>
               </w:rPr>
-              <w:t>Développeur full stack (7) ; Développeur mobile (4)</w:t>
+              <w:t>Développeur full stack (36) ; Développeur Java / Spring (11)</w:t>
             </w:r>
           </w:p>
         </w:tc>
@@ -2924,7 +2924,7 @@
               <w:rPr>
                 <w:sz w:val="15"/>
               </w:rPr>
-              <w:t>15</w:t>
+              <w:t>82</w:t>
             </w:r>
           </w:p>
         </w:tc>
@@ -2938,7 +2938,7 @@
               <w:rPr>
                 <w:sz w:val="15"/>
               </w:rPr>
-              <w:t>4.6 %</w:t>
+              <w:t>5.8 %</w:t>
             </w:r>
           </w:p>
         </w:tc>
@@ -2952,7 +2952,7 @@
               <w:rPr>
                 <w:sz w:val="15"/>
               </w:rPr>
-              <w:t>33.3</w:t>
+              <w:t>18.3</w:t>
             </w:r>
           </w:p>
         </w:tc>
@@ -2966,7 +2966,7 @@
               <w:rPr>
                 <w:sz w:val="15"/>
               </w:rPr>
-              <w:t>54.5</w:t>
+              <w:t>51.4</w:t>
             </w:r>
           </w:p>
         </w:tc>
@@ -2980,7 +2980,7 @@
               <w:rPr>
                 <w:sz w:val="15"/>
               </w:rPr>
-              <w:t>0</w:t>
+              <w:t>9</w:t>
             </w:r>
           </w:p>
         </w:tc>
@@ -2994,7 +2994,7 @@
               <w:rPr>
                 <w:sz w:val="15"/>
               </w:rPr>
-              <w:t>Développeur full stack (8) ; Développeur web (intitulé générique) (3)</w:t>
+              <w:t>Développeur full stack (18) ; Développeur web (intitulé générique) (14)</w:t>
             </w:r>
           </w:p>
         </w:tc>
@@ -3024,7 +3024,7 @@
               <w:rPr>
                 <w:sz w:val="15"/>
               </w:rPr>
-              <w:t>11</w:t>
+              <w:t>47</w:t>
             </w:r>
           </w:p>
         </w:tc>
@@ -3038,7 +3038,7 @@
               <w:rPr>
                 <w:sz w:val="15"/>
               </w:rPr>
-              <w:t>3.4 %</w:t>
+              <w:t>3.3 %</w:t>
             </w:r>
           </w:p>
         </w:tc>
@@ -3052,7 +3052,7 @@
               <w:rPr>
                 <w:sz w:val="15"/>
               </w:rPr>
-              <w:t>27.3</w:t>
+              <w:t>34.0</w:t>
             </w:r>
           </w:p>
         </w:tc>
@@ -3066,7 +3066,7 @@
               <w:rPr>
                 <w:sz w:val="15"/>
               </w:rPr>
-              <w:t>100.0</w:t>
+              <w:t>66.7</w:t>
             </w:r>
           </w:p>
         </w:tc>
@@ -3080,7 +3080,7 @@
               <w:rPr>
                 <w:sz w:val="15"/>
               </w:rPr>
-              <w:t>1</w:t>
+              <w:t>4</w:t>
             </w:r>
           </w:p>
         </w:tc>
@@ -3094,7 +3094,7 @@
               <w:rPr>
                 <w:sz w:val="15"/>
               </w:rPr>
-              <w:t>Développeur full stack (3) ; Développeur web (intitulé générique) (2)</w:t>
+              <w:t>Développeur full stack (12) ; Développeur web (intitulé générique) (8)</w:t>
             </w:r>
           </w:p>
         </w:tc>
@@ -3110,7 +3110,7 @@
               <w:rPr>
                 <w:sz w:val="15"/>
               </w:rPr>
-              <w:t>Télétravail (France entière)</w:t>
+              <w:t>Bretagne</w:t>
             </w:r>
           </w:p>
         </w:tc>
@@ -3124,7 +3124,7 @@
               <w:rPr>
                 <w:sz w:val="15"/>
               </w:rPr>
-              <w:t>10</w:t>
+              <w:t>44</w:t>
             </w:r>
           </w:p>
         </w:tc>
@@ -3138,7 +3138,7 @@
               <w:rPr>
                 <w:sz w:val="15"/>
               </w:rPr>
-              <w:t>3.0 %</w:t>
+              <w:t>3.1 %</w:t>
             </w:r>
           </w:p>
         </w:tc>
@@ -3152,7 +3152,7 @@
               <w:rPr>
                 <w:sz w:val="15"/>
               </w:rPr>
-              <w:t>10.0</w:t>
+              <w:t>13.6</w:t>
             </w:r>
           </w:p>
         </w:tc>
@@ -3166,7 +3166,7 @@
               <w:rPr>
                 <w:sz w:val="15"/>
               </w:rPr>
-              <w:t>20.0</w:t>
+              <w:t>77.8</w:t>
             </w:r>
           </w:p>
         </w:tc>
@@ -3194,7 +3194,7 @@
               <w:rPr>
                 <w:sz w:val="15"/>
               </w:rPr>
-              <w:t>Développeur full stack (7) ; AI Software / Application Engineer (1)</w:t>
+              <w:t>Développeur full stack (8) ; Développeur web (intitulé générique) (7)</w:t>
             </w:r>
           </w:p>
         </w:tc>
@@ -3210,7 +3210,7 @@
               <w:rPr>
                 <w:sz w:val="15"/>
               </w:rPr>
-              <w:t>Bourgogne-Franche-Comté</w:t>
+              <w:t>Télétravail (France entière)</w:t>
             </w:r>
           </w:p>
         </w:tc>
@@ -3224,7 +3224,7 @@
               <w:rPr>
                 <w:sz w:val="15"/>
               </w:rPr>
-              <w:t>8</w:t>
+              <w:t>35</w:t>
             </w:r>
           </w:p>
         </w:tc>
@@ -3238,7 +3238,7 @@
               <w:rPr>
                 <w:sz w:val="15"/>
               </w:rPr>
-              <w:t>2.4 %</w:t>
+              <w:t>2.5 %</w:t>
             </w:r>
           </w:p>
         </w:tc>
@@ -3252,7 +3252,7 @@
               <w:rPr>
                 <w:sz w:val="15"/>
               </w:rPr>
-              <w:t>0.0</w:t>
+              <w:t>8.6</w:t>
             </w:r>
           </w:p>
         </w:tc>
@@ -3266,7 +3266,7 @@
               <w:rPr>
                 <w:sz w:val="15"/>
               </w:rPr>
-              <w:t>100.0</w:t>
+              <w:t>26.7</w:t>
             </w:r>
           </w:p>
         </w:tc>
@@ -3280,7 +3280,7 @@
               <w:rPr>
                 <w:sz w:val="15"/>
               </w:rPr>
-              <w:t>1</w:t>
+              <w:t>4</w:t>
             </w:r>
           </w:p>
         </w:tc>
@@ -3294,7 +3294,7 @@
               <w:rPr>
                 <w:sz w:val="15"/>
               </w:rPr>
-              <w:t>Développeur full stack (3) ; Intégrateur web (1)</w:t>
+              <w:t>Développeur full stack (15) ; Développeur back-end (4)</w:t>
             </w:r>
           </w:p>
         </w:tc>
@@ -3310,7 +3310,7 @@
               <w:rPr>
                 <w:sz w:val="15"/>
               </w:rPr>
-              <w:t>Bretagne</w:t>
+              <w:t>NC</w:t>
             </w:r>
           </w:p>
         </w:tc>
@@ -3324,7 +3324,7 @@
               <w:rPr>
                 <w:sz w:val="15"/>
               </w:rPr>
-              <w:t>5</w:t>
+              <w:t>24</w:t>
             </w:r>
           </w:p>
         </w:tc>
@@ -3338,7 +3338,7 @@
               <w:rPr>
                 <w:sz w:val="15"/>
               </w:rPr>
-              <w:t>1.5 %</w:t>
+              <w:t>1.7 %</w:t>
             </w:r>
           </w:p>
         </w:tc>
@@ -3352,7 +3352,7 @@
               <w:rPr>
                 <w:sz w:val="15"/>
               </w:rPr>
-              <w:t>0.0</w:t>
+              <w:t>37.5</w:t>
             </w:r>
           </w:p>
         </w:tc>
@@ -3366,7 +3366,7 @@
               <w:rPr>
                 <w:sz w:val="15"/>
               </w:rPr>
-              <w:t>NC</w:t>
+              <w:t>75.0</w:t>
             </w:r>
           </w:p>
         </w:tc>
@@ -3380,7 +3380,7 @@
               <w:rPr>
                 <w:sz w:val="15"/>
               </w:rPr>
-              <w:t>1</w:t>
+              <w:t>19</w:t>
             </w:r>
           </w:p>
         </w:tc>
@@ -3394,7 +3394,7 @@
               <w:rPr>
                 <w:sz w:val="15"/>
               </w:rPr>
-              <w:t>Développeur PHP / Symfony / Laravel (1) ; Développeur Python / Django (1)</w:t>
+              <w:t>AI Engineer / Développeur IA (11) ; LLM / Generative AI Engineer (6)</w:t>
             </w:r>
           </w:p>
         </w:tc>
@@ -3424,7 +3424,7 @@
               <w:rPr>
                 <w:sz w:val="15"/>
               </w:rPr>
-              <w:t>4</w:t>
+              <w:t>22</w:t>
             </w:r>
           </w:p>
         </w:tc>
@@ -3438,7 +3438,7 @@
               <w:rPr>
                 <w:sz w:val="15"/>
               </w:rPr>
-              <w:t>1.2 %</w:t>
+              <w:t>1.5 %</w:t>
             </w:r>
           </w:p>
         </w:tc>
@@ -3452,13 +3452,27 @@
               <w:rPr>
                 <w:sz w:val="15"/>
               </w:rPr>
+              <w:t>18.2</w:t>
+            </w:r>
+          </w:p>
+        </w:tc>
+        <w:tc>
+          <w:tcPr>
+            <w:tcW w:type="dxa" w:w="1361"/>
+          </w:tcPr>
+          <w:p>
+            <w:r/>
+            <w:r>
+              <w:rPr>
+                <w:sz w:val="15"/>
+              </w:rPr>
               <w:t>50.0</w:t>
             </w:r>
           </w:p>
         </w:tc>
         <w:tc>
           <w:tcPr>
-            <w:tcW w:type="dxa" w:w="1361"/>
+            <w:tcW w:type="dxa" w:w="794"/>
           </w:tcPr>
           <w:p>
             <w:r/>
@@ -3466,13 +3480,13 @@
               <w:rPr>
                 <w:sz w:val="15"/>
               </w:rPr>
-              <w:t>100.0</w:t>
-            </w:r>
-          </w:p>
-        </w:tc>
-        <w:tc>
-          <w:tcPr>
-            <w:tcW w:type="dxa" w:w="794"/>
+              <w:t>1</w:t>
+            </w:r>
+          </w:p>
+        </w:tc>
+        <w:tc>
+          <w:tcPr>
+            <w:tcW w:type="dxa" w:w="3118"/>
           </w:tcPr>
           <w:p>
             <w:r/>
@@ -3480,21 +3494,7 @@
               <w:rPr>
                 <w:sz w:val="15"/>
               </w:rPr>
-              <w:t>0</w:t>
-            </w:r>
-          </w:p>
-        </w:tc>
-        <w:tc>
-          <w:tcPr>
-            <w:tcW w:type="dxa" w:w="3118"/>
-          </w:tcPr>
-          <w:p>
-            <w:r/>
-            <w:r>
-              <w:rPr>
-                <w:sz w:val="15"/>
-              </w:rPr>
-              <w:t>Développeur Python / Django (1) ; Développeur full stack (1)</w:t>
+              <w:t>Développeur full stack (6) ; Développeur web (intitulé générique) (3)</w:t>
             </w:r>
           </w:p>
         </w:tc>
@@ -3510,7 +3510,7 @@
               <w:rPr>
                 <w:sz w:val="15"/>
               </w:rPr>
-              <w:t>Centre-Val de Loire</w:t>
+              <w:t>Bourgogne-Franche-Comté</w:t>
             </w:r>
           </w:p>
         </w:tc>
@@ -3524,7 +3524,7 @@
               <w:rPr>
                 <w:sz w:val="15"/>
               </w:rPr>
-              <w:t>3</w:t>
+              <w:t>20</w:t>
             </w:r>
           </w:p>
         </w:tc>
@@ -3538,7 +3538,7 @@
               <w:rPr>
                 <w:sz w:val="15"/>
               </w:rPr>
-              <w:t>0.9 %</w:t>
+              <w:t>1.4 %</w:t>
             </w:r>
           </w:p>
         </w:tc>
@@ -3566,7 +3566,7 @@
               <w:rPr>
                 <w:sz w:val="15"/>
               </w:rPr>
-              <w:t>NC</w:t>
+              <w:t>50.0</w:t>
             </w:r>
           </w:p>
         </w:tc>
@@ -3594,7 +3594,7 @@
               <w:rPr>
                 <w:sz w:val="15"/>
               </w:rPr>
-              <w:t>Développeur full stack (1) ; Développeur web (intitulé générique) (1)</w:t>
+              <w:t>Développeur full stack (5) ; Développeur .NET / C# (2)</w:t>
             </w:r>
           </w:p>
         </w:tc>
@@ -3610,13 +3610,269 @@
               <w:rPr>
                 <w:sz w:val="15"/>
               </w:rPr>
+              <w:t>Centre-Val de Loire</w:t>
+            </w:r>
+          </w:p>
+        </w:tc>
+        <w:tc>
+          <w:tcPr>
+            <w:tcW w:type="dxa" w:w="907"/>
+          </w:tcPr>
+          <w:p>
+            <w:r/>
+            <w:r>
+              <w:rPr>
+                <w:sz w:val="15"/>
+              </w:rPr>
+              <w:t>17</w:t>
+            </w:r>
+          </w:p>
+        </w:tc>
+        <w:tc>
+          <w:tcPr>
+            <w:tcW w:type="dxa" w:w="1020"/>
+          </w:tcPr>
+          <w:p>
+            <w:r/>
+            <w:r>
+              <w:rPr>
+                <w:sz w:val="15"/>
+              </w:rPr>
+              <w:t>1.2 %</w:t>
+            </w:r>
+          </w:p>
+        </w:tc>
+        <w:tc>
+          <w:tcPr>
+            <w:tcW w:type="dxa" w:w="1134"/>
+          </w:tcPr>
+          <w:p>
+            <w:r/>
+            <w:r>
+              <w:rPr>
+                <w:sz w:val="15"/>
+              </w:rPr>
+              <w:t>5.9</w:t>
+            </w:r>
+          </w:p>
+        </w:tc>
+        <w:tc>
+          <w:tcPr>
+            <w:tcW w:type="dxa" w:w="1361"/>
+          </w:tcPr>
+          <w:p>
+            <w:r/>
+            <w:r>
+              <w:rPr>
+                <w:sz w:val="15"/>
+              </w:rPr>
+              <w:t>100.0</w:t>
+            </w:r>
+          </w:p>
+        </w:tc>
+        <w:tc>
+          <w:tcPr>
+            <w:tcW w:type="dxa" w:w="794"/>
+          </w:tcPr>
+          <w:p>
+            <w:r/>
+            <w:r>
+              <w:rPr>
+                <w:sz w:val="15"/>
+              </w:rPr>
+              <w:t>0</w:t>
+            </w:r>
+          </w:p>
+        </w:tc>
+        <w:tc>
+          <w:tcPr>
+            <w:tcW w:type="dxa" w:w="3118"/>
+          </w:tcPr>
+          <w:p>
+            <w:r/>
+            <w:r>
+              <w:rPr>
+                <w:sz w:val="15"/>
+              </w:rPr>
+              <w:t>Développeur full stack (4) ; Développeur web (intitulé générique) (3)</w:t>
+            </w:r>
+          </w:p>
+        </w:tc>
+      </w:tr>
+      <w:tr>
+        <w:tc>
+          <w:tcPr>
+            <w:tcW w:type="dxa" w:w="1984"/>
+          </w:tcPr>
+          <w:p>
+            <w:r/>
+            <w:r>
+              <w:rPr>
+                <w:sz w:val="15"/>
+              </w:rPr>
+              <w:t>La Réunion</w:t>
+            </w:r>
+          </w:p>
+        </w:tc>
+        <w:tc>
+          <w:tcPr>
+            <w:tcW w:type="dxa" w:w="907"/>
+          </w:tcPr>
+          <w:p>
+            <w:r/>
+            <w:r>
+              <w:rPr>
+                <w:sz w:val="15"/>
+              </w:rPr>
+              <w:t>2</w:t>
+            </w:r>
+          </w:p>
+        </w:tc>
+        <w:tc>
+          <w:tcPr>
+            <w:tcW w:type="dxa" w:w="1020"/>
+          </w:tcPr>
+          <w:p>
+            <w:r/>
+            <w:r>
+              <w:rPr>
+                <w:sz w:val="15"/>
+              </w:rPr>
+              <w:t>0.1 %</w:t>
+            </w:r>
+          </w:p>
+        </w:tc>
+        <w:tc>
+          <w:tcPr>
+            <w:tcW w:type="dxa" w:w="1134"/>
+          </w:tcPr>
+          <w:p>
+            <w:r/>
+            <w:r>
+              <w:rPr>
+                <w:sz w:val="15"/>
+              </w:rPr>
+              <w:t>50.0</w:t>
+            </w:r>
+          </w:p>
+        </w:tc>
+        <w:tc>
+          <w:tcPr>
+            <w:tcW w:type="dxa" w:w="1361"/>
+          </w:tcPr>
+          <w:p>
+            <w:r/>
+            <w:r>
+              <w:rPr>
+                <w:sz w:val="15"/>
+              </w:rPr>
+              <w:t>100.0</w:t>
+            </w:r>
+          </w:p>
+        </w:tc>
+        <w:tc>
+          <w:tcPr>
+            <w:tcW w:type="dxa" w:w="794"/>
+          </w:tcPr>
+          <w:p>
+            <w:r/>
+            <w:r>
+              <w:rPr>
+                <w:sz w:val="15"/>
+              </w:rPr>
+              <w:t>0</w:t>
+            </w:r>
+          </w:p>
+        </w:tc>
+        <w:tc>
+          <w:tcPr>
+            <w:tcW w:type="dxa" w:w="3118"/>
+          </w:tcPr>
+          <w:p>
+            <w:r/>
+            <w:r>
+              <w:rPr>
+                <w:sz w:val="15"/>
+              </w:rPr>
+              <w:t>Développeur web (intitulé générique) (2)</w:t>
+            </w:r>
+          </w:p>
+        </w:tc>
+      </w:tr>
+      <w:tr>
+        <w:tc>
+          <w:tcPr>
+            <w:tcW w:type="dxa" w:w="1984"/>
+          </w:tcPr>
+          <w:p>
+            <w:r/>
+            <w:r>
+              <w:rPr>
+                <w:sz w:val="15"/>
+              </w:rPr>
+              <w:t>Guadeloupe</w:t>
+            </w:r>
+          </w:p>
+        </w:tc>
+        <w:tc>
+          <w:tcPr>
+            <w:tcW w:type="dxa" w:w="907"/>
+          </w:tcPr>
+          <w:p>
+            <w:r/>
+            <w:r>
+              <w:rPr>
+                <w:sz w:val="15"/>
+              </w:rPr>
+              <w:t>1</w:t>
+            </w:r>
+          </w:p>
+        </w:tc>
+        <w:tc>
+          <w:tcPr>
+            <w:tcW w:type="dxa" w:w="1020"/>
+          </w:tcPr>
+          <w:p>
+            <w:r/>
+            <w:r>
+              <w:rPr>
+                <w:sz w:val="15"/>
+              </w:rPr>
+              <w:t>0.1 %</w:t>
+            </w:r>
+          </w:p>
+        </w:tc>
+        <w:tc>
+          <w:tcPr>
+            <w:tcW w:type="dxa" w:w="1134"/>
+          </w:tcPr>
+          <w:p>
+            <w:r/>
+            <w:r>
+              <w:rPr>
+                <w:sz w:val="15"/>
+              </w:rPr>
+              <w:t>0.0</w:t>
+            </w:r>
+          </w:p>
+        </w:tc>
+        <w:tc>
+          <w:tcPr>
+            <w:tcW w:type="dxa" w:w="1361"/>
+          </w:tcPr>
+          <w:p>
+            <w:r/>
+            <w:r>
+              <w:rPr>
+                <w:sz w:val="15"/>
+              </w:rPr>
               <w:t>NC</w:t>
             </w:r>
           </w:p>
         </w:tc>
         <w:tc>
           <w:tcPr>
-            <w:tcW w:type="dxa" w:w="907"/>
+            <w:tcW w:type="dxa" w:w="794"/>
           </w:tcPr>
           <w:p>
             <w:r/>
@@ -3624,13 +3880,13 @@
               <w:rPr>
                 <w:sz w:val="15"/>
               </w:rPr>
-              <w:t>2</w:t>
-            </w:r>
-          </w:p>
-        </w:tc>
-        <w:tc>
-          <w:tcPr>
-            <w:tcW w:type="dxa" w:w="1020"/>
+              <w:t>0</w:t>
+            </w:r>
+          </w:p>
+        </w:tc>
+        <w:tc>
+          <w:tcPr>
+            <w:tcW w:type="dxa" w:w="3118"/>
           </w:tcPr>
           <w:p>
             <w:r/>
@@ -3638,63 +3894,7 @@
               <w:rPr>
                 <w:sz w:val="15"/>
               </w:rPr>
-              <w:t>0.6 %</w:t>
-            </w:r>
-          </w:p>
-        </w:tc>
-        <w:tc>
-          <w:tcPr>
-            <w:tcW w:type="dxa" w:w="1134"/>
-          </w:tcPr>
-          <w:p>
-            <w:r/>
-            <w:r>
-              <w:rPr>
-                <w:sz w:val="15"/>
-              </w:rPr>
-              <w:t>50.0</w:t>
-            </w:r>
-          </w:p>
-        </w:tc>
-        <w:tc>
-          <w:tcPr>
-            <w:tcW w:type="dxa" w:w="1361"/>
-          </w:tcPr>
-          <w:p>
-            <w:r/>
-            <w:r>
-              <w:rPr>
-                <w:sz w:val="15"/>
-              </w:rPr>
-              <w:t>100.0</w:t>
-            </w:r>
-          </w:p>
-        </w:tc>
-        <w:tc>
-          <w:tcPr>
-            <w:tcW w:type="dxa" w:w="794"/>
-          </w:tcPr>
-          <w:p>
-            <w:r/>
-            <w:r>
-              <w:rPr>
-                <w:sz w:val="15"/>
-              </w:rPr>
-              <w:t>2</w:t>
-            </w:r>
-          </w:p>
-        </w:tc>
-        <w:tc>
-          <w:tcPr>
-            <w:tcW w:type="dxa" w:w="3118"/>
-          </w:tcPr>
-          <w:p>
-            <w:r/>
-            <w:r>
-              <w:rPr>
-                <w:sz w:val="15"/>
-              </w:rPr>
-              <w:t>LLM / Generative AI Engineer (1) ; Développeur full stack (1)</w:t>
+              <w:t>Développeur front-end (1)</w:t>
             </w:r>
           </w:p>
         </w:tc>
@@ -3741,7 +3941,7 @@
         <w:pStyle w:val="ListBullet"/>
       </w:pPr>
       <w:r>
-        <w:t>Télétravail : sur les offres renseignées de l'échantillon, 96.3 % proposent du télétravail total ou partiel (n=27) ; Indeed compte plus de 300 offres « Développeur Web Remote » (2 sept. 2026) et plus de 100 « Télétravail Développeur Full Stack » (29 mai 2026), soit environ un dixième du stock national : le marché à distance existe mais reste minoritaire et plutôt réservé aux profils expérimentés.</w:t>
+        <w:t>Télétravail : 8.4 % des offres uniques de l'échantillon (120 offres) mentionnent dans leur titre ou extrait un télétravail total ou partiel (les extraits ne signalent pas l'absence de télétravail, la part réelle est donc supérieure) ; Indeed compte plus de 300 offres « Développeur Web Remote » (2 sept. 2026) et plus de 100 « Télétravail Développeur Full Stack » (29 mai 2026), soit environ un dixième du stock national : le marché à distance existe mais reste minoritaire et plutôt réservé aux profils expérimentés.</w:t>
       </w:r>
     </w:p>
     <w:p>
@@ -3749,7 +3949,7 @@
         <w:pStyle w:val="ListBullet"/>
       </w:pPr>
       <w:r>
-        <w:t>Limite : le ratio offres pour 100 000 actifs n'a pas pu être calculé faute de données INSEE régionales lisibles dans les extraits (colonne OFFRES_POUR_100_000_ACTIFS = NC, sauf si une session complémentaire les a collectées).</w:t>
+        <w:t>Limite : le ratio offres pour 100 000 actifs n'a pas pu être calculé, la population active régionale INSEE 2024-2025 n'étant pas lisible dans les extraits ; l'Excel fournit à défaut une ESTIMATION pour 100 000 habitants (population INSEE au 1er janvier 2021) pour l'Île-de-France, Auvergne-Rhône-Alpes, la Nouvelle-Aquitaine, l'Occitanie et les Hauts-de-France, calculée sur l'échantillon et non sur le marché total.</w:t>
       </w:r>
     </w:p>
     <w:p>
@@ -3758,7 +3958,7 @@
           <w:b/>
           <w:i w:val="0"/>
         </w:rPr>
-        <w:t>Réponse à la question 7 : l'Île-de-France concentre entre un quart et un tiers de la demande nationale (29 % des offres Apec ; 37 % de notre échantillon), suivie d'Auvergne-Rhône-Alpes (Lyon, Grenoble), d'Occitanie (Toulouse, Montpellier), des Hauts-de-France, de la Nouvelle-Aquitaine, des Pays de la Loire et de PACA. Les six campus NEXA couvrent les six premiers bassins hors Toulouse. Confiance MOYENNE (échantillon) à FORTE (BMO/Apec).</w:t>
+        <w:t>Réponse à la question 7 : l'Île-de-France concentre entre un quart et un tiers de la demande nationale (29 % des offres Apec ; 29.1 % de notre échantillon), suivie d'Auvergne-Rhône-Alpes (Lyon, Grenoble), d'Occitanie (Toulouse, Montpellier), des Hauts-de-France, de la Nouvelle-Aquitaine, des Pays de la Loire et de PACA. Les six campus NEXA couvrent les six premiers bassins hors Toulouse. Confiance MOYENNE (échantillon) à FORTE (BMO/Apec).</w:t>
       </w:r>
     </w:p>
     <w:p>
@@ -3957,7 +4157,7 @@
               <w:rPr>
                 <w:sz w:val="15"/>
               </w:rPr>
-              <w:t>121</w:t>
+              <w:t>413</w:t>
             </w:r>
           </w:p>
         </w:tc>
@@ -3971,7 +4171,7 @@
               <w:rPr>
                 <w:sz w:val="15"/>
               </w:rPr>
-              <w:t>Développeur full stack (41) ; AI Engineer / Développeur IA (16) ; Développeur front-end (13)</w:t>
+              <w:t>Développeur full stack (97) ; AI Engineer / Développeur IA (44) ; Développeur front-end (38)</w:t>
             </w:r>
           </w:p>
         </w:tc>
@@ -3985,7 +4185,7 @@
               <w:rPr>
                 <w:sz w:val="15"/>
               </w:rPr>
-              <w:t>22.6 %</w:t>
+              <w:t>12.8 %</w:t>
             </w:r>
           </w:p>
         </w:tc>
@@ -3999,7 +4199,7 @@
               <w:rPr>
                 <w:sz w:val="15"/>
               </w:rPr>
-              <w:t>34.7 %</w:t>
+              <w:t>32.7 %</w:t>
             </w:r>
           </w:p>
         </w:tc>
@@ -4013,7 +4213,7 @@
               <w:rPr>
                 <w:sz w:val="15"/>
               </w:rPr>
-              <w:t>57.1 %</w:t>
+              <w:t>54.7 %</w:t>
             </w:r>
           </w:p>
         </w:tc>
@@ -4027,7 +4227,7 @@
               <w:rPr>
                 <w:sz w:val="15"/>
               </w:rPr>
-              <w:t>22.3 %</w:t>
+              <w:t>23.7 %</w:t>
             </w:r>
           </w:p>
         </w:tc>
@@ -4041,7 +4241,7 @@
               <w:rPr>
                 <w:sz w:val="15"/>
               </w:rPr>
-              <w:t>52500 € (n=6)</w:t>
+              <w:t>53125 € (n=14)</w:t>
             </w:r>
           </w:p>
         </w:tc>
@@ -4071,7 +4271,7 @@
               <w:rPr>
                 <w:sz w:val="15"/>
               </w:rPr>
-              <w:t>33</w:t>
+              <w:t>146</w:t>
             </w:r>
           </w:p>
         </w:tc>
@@ -4085,7 +4285,7 @@
               <w:rPr>
                 <w:sz w:val="15"/>
               </w:rPr>
-              <w:t>Développeur full stack (21) ; Développeur web (intitulé générique) (5) ; DevOps Engineer (2)</w:t>
+              <w:t>Développeur full stack (49) ; Développeur web (intitulé générique) (11) ; Tech Lead / Lead Developer (9)</w:t>
             </w:r>
           </w:p>
         </w:tc>
@@ -4099,7 +4299,7 @@
               <w:rPr>
                 <w:sz w:val="15"/>
               </w:rPr>
-              <w:t>20.0 %</w:t>
+              <w:t>32.0 %</w:t>
             </w:r>
           </w:p>
         </w:tc>
@@ -4113,7 +4313,7 @@
               <w:rPr>
                 <w:sz w:val="15"/>
               </w:rPr>
-              <w:t>41.7 %</w:t>
+              <w:t>40.5 %</w:t>
             </w:r>
           </w:p>
         </w:tc>
@@ -4127,7 +4327,7 @@
               <w:rPr>
                 <w:sz w:val="15"/>
               </w:rPr>
-              <w:t>50.0 %</w:t>
+              <w:t>45.9 %</w:t>
             </w:r>
           </w:p>
         </w:tc>
@@ -4141,7 +4341,7 @@
               <w:rPr>
                 <w:sz w:val="15"/>
               </w:rPr>
-              <w:t>3.0 %</w:t>
+              <w:t>2.7 %</w:t>
             </w:r>
           </w:p>
         </w:tc>
@@ -4155,7 +4355,7 @@
               <w:rPr>
                 <w:sz w:val="15"/>
               </w:rPr>
-              <w:t>42500 € (n=3)</w:t>
+              <w:t>45350 € (n=11)</w:t>
             </w:r>
           </w:p>
         </w:tc>
@@ -4185,7 +4385,7 @@
               <w:rPr>
                 <w:sz w:val="15"/>
               </w:rPr>
-              <w:t>28</w:t>
+              <w:t>107</w:t>
             </w:r>
           </w:p>
         </w:tc>
@@ -4199,7 +4399,7 @@
               <w:rPr>
                 <w:sz w:val="15"/>
               </w:rPr>
-              <w:t>Développeur full stack (10) ; Développeur web (intitulé générique) (4) ; Développeur Java / Spring (3)</w:t>
+              <w:t>Développeur full stack (31) ; Développeur Java / Spring (10) ; Développeur .NET / C# (9)</w:t>
             </w:r>
           </w:p>
         </w:tc>
@@ -4213,7 +4413,7 @@
               <w:rPr>
                 <w:sz w:val="15"/>
               </w:rPr>
-              <w:t>26.3 %</w:t>
+              <w:t>29.6 %</w:t>
             </w:r>
           </w:p>
         </w:tc>
@@ -4227,7 +4427,7 @@
               <w:rPr>
                 <w:sz w:val="15"/>
               </w:rPr>
-              <w:t>45.5 %</w:t>
+              <w:t>40.9 %</w:t>
             </w:r>
           </w:p>
         </w:tc>
@@ -4241,7 +4441,7 @@
               <w:rPr>
                 <w:sz w:val="15"/>
               </w:rPr>
-              <w:t>45.5 %</w:t>
+              <w:t>47.7 %</w:t>
             </w:r>
           </w:p>
         </w:tc>
@@ -4255,7 +4455,7 @@
               <w:rPr>
                 <w:sz w:val="15"/>
               </w:rPr>
-              <w:t>14.3 %</w:t>
+              <w:t>9.3 %</w:t>
             </w:r>
           </w:p>
         </w:tc>
@@ -4269,7 +4469,7 @@
               <w:rPr>
                 <w:sz w:val="15"/>
               </w:rPr>
-              <w:t>NC</w:t>
+              <w:t>50000 € (n=1)</w:t>
             </w:r>
           </w:p>
         </w:tc>
@@ -4299,7 +4499,7 @@
               <w:rPr>
                 <w:sz w:val="15"/>
               </w:rPr>
-              <w:t>26</w:t>
+              <w:t>108</w:t>
             </w:r>
           </w:p>
         </w:tc>
@@ -4313,7 +4513,7 @@
               <w:rPr>
                 <w:sz w:val="15"/>
               </w:rPr>
-              <w:t>Développeur web (intitulé générique) (5) ; Développeur full stack (4) ; Développeur front-end (4)</w:t>
+              <w:t>Développeur full stack (27) ; Développeur front-end (9) ; Développeur web (intitulé générique) (8)</w:t>
             </w:r>
           </w:p>
         </w:tc>
@@ -4327,7 +4527,7 @@
               <w:rPr>
                 <w:sz w:val="15"/>
               </w:rPr>
-              <w:t>41.2 %</w:t>
+              <w:t>28.6 %</w:t>
             </w:r>
           </w:p>
         </w:tc>
@@ -4341,7 +4541,7 @@
               <w:rPr>
                 <w:sz w:val="15"/>
               </w:rPr>
-              <w:t>77.8 %</w:t>
+              <w:t>45.5 %</w:t>
             </w:r>
           </w:p>
         </w:tc>
@@ -4355,7 +4555,7 @@
               <w:rPr>
                 <w:sz w:val="15"/>
               </w:rPr>
-              <w:t>22.2 %</w:t>
+              <w:t>43.2 %</w:t>
             </w:r>
           </w:p>
         </w:tc>
@@ -4369,7 +4569,7 @@
               <w:rPr>
                 <w:sz w:val="15"/>
               </w:rPr>
-              <w:t>11.5 %</w:t>
+              <w:t>7.4 %</w:t>
             </w:r>
           </w:p>
         </w:tc>
@@ -4383,7 +4583,7 @@
               <w:rPr>
                 <w:sz w:val="15"/>
               </w:rPr>
-              <w:t>NC</w:t>
+              <w:t>47100 € (n=2)</w:t>
             </w:r>
           </w:p>
         </w:tc>
@@ -4413,7 +4613,7 @@
               <w:rPr>
                 <w:sz w:val="15"/>
               </w:rPr>
-              <w:t>22</w:t>
+              <w:t>134</w:t>
             </w:r>
           </w:p>
         </w:tc>
@@ -4427,7 +4627,7 @@
               <w:rPr>
                 <w:sz w:val="15"/>
               </w:rPr>
-              <w:t>Développeur full stack (7) ; Développeur mobile (4) ; Développeur .NET / C# (3)</w:t>
+              <w:t>Développeur full stack (39) ; Tech Lead / Lead Developer (11) ; DevOps Engineer (11)</w:t>
             </w:r>
           </w:p>
         </w:tc>
@@ -4441,7 +4641,7 @@
               <w:rPr>
                 <w:sz w:val="15"/>
               </w:rPr>
-              <w:t>38.5 %</w:t>
+              <w:t>19.4 %</w:t>
             </w:r>
           </w:p>
         </w:tc>
@@ -4455,7 +4655,7 @@
               <w:rPr>
                 <w:sz w:val="15"/>
               </w:rPr>
-              <w:t>60.0 %</w:t>
+              <w:t>32.7 %</w:t>
             </w:r>
           </w:p>
         </w:tc>
@@ -4469,7 +4669,7 @@
               <w:rPr>
                 <w:sz w:val="15"/>
               </w:rPr>
-              <w:t>40.0 %</w:t>
+              <w:t>51.9 %</w:t>
             </w:r>
           </w:p>
         </w:tc>
@@ -4483,7 +4683,7 @@
               <w:rPr>
                 <w:sz w:val="15"/>
               </w:rPr>
-              <w:t>9.1 %</w:t>
+              <w:t>7.5 %</w:t>
             </w:r>
           </w:p>
         </w:tc>
@@ -4497,7 +4697,7 @@
               <w:rPr>
                 <w:sz w:val="15"/>
               </w:rPr>
-              <w:t>36500 € (n=1)</w:t>
+              <w:t>40000 € (n=7)</w:t>
             </w:r>
           </w:p>
         </w:tc>
@@ -4527,7 +4727,7 @@
               <w:rPr>
                 <w:sz w:val="15"/>
               </w:rPr>
-              <w:t>28</w:t>
+              <w:t>94</w:t>
             </w:r>
           </w:p>
         </w:tc>
@@ -4541,7 +4741,7 @@
               <w:rPr>
                 <w:sz w:val="15"/>
               </w:rPr>
-              <w:t>Développeur full stack (10) ; Développeur web (intitulé générique) (5) ; Développeur front-end (4)</w:t>
+              <w:t>Développeur full stack (31) ; Développeur (intitulé générique) (8) ; Développeur web (intitulé générique) (7)</w:t>
             </w:r>
           </w:p>
         </w:tc>
@@ -4555,7 +4755,7 @@
               <w:rPr>
                 <w:sz w:val="15"/>
               </w:rPr>
-              <w:t>29.4 %</w:t>
+              <w:t>36.4 %</w:t>
             </w:r>
           </w:p>
         </w:tc>
@@ -4569,7 +4769,7 @@
               <w:rPr>
                 <w:sz w:val="15"/>
               </w:rPr>
-              <w:t>63.6 %</w:t>
+              <w:t>48.7 %</w:t>
             </w:r>
           </w:p>
         </w:tc>
@@ -4583,7 +4783,7 @@
               <w:rPr>
                 <w:sz w:val="15"/>
               </w:rPr>
-              <w:t>9.1 %</w:t>
+              <w:t>38.5 %</w:t>
             </w:r>
           </w:p>
         </w:tc>
@@ -4597,7 +4797,7 @@
               <w:rPr>
                 <w:sz w:val="15"/>
               </w:rPr>
-              <w:t>3.6 %</w:t>
+              <w:t>6.4 %</w:t>
             </w:r>
           </w:p>
         </w:tc>
@@ -4611,7 +4811,7 @@
               <w:rPr>
                 <w:sz w:val="15"/>
               </w:rPr>
-              <w:t>NC</w:t>
+              <w:t>40000 € (n=7)</w:t>
             </w:r>
           </w:p>
         </w:tc>
@@ -4641,7 +4841,7 @@
               <w:rPr>
                 <w:sz w:val="15"/>
               </w:rPr>
-              <w:t>10</w:t>
+              <w:t>35</w:t>
             </w:r>
           </w:p>
         </w:tc>
@@ -4655,7 +4855,7 @@
               <w:rPr>
                 <w:sz w:val="15"/>
               </w:rPr>
-              <w:t>Développeur full stack (7) ; AI Software / Application Engineer (1) ; AI Integration / Automation Developer (1)</w:t>
+              <w:t>Développeur full stack (15) ; Développeur back-end (4) ; Développeur web (intitulé générique) (3)</w:t>
             </w:r>
           </w:p>
         </w:tc>
@@ -4669,7 +4869,7 @@
               <w:rPr>
                 <w:sz w:val="15"/>
               </w:rPr>
-              <w:t>33.3 %</w:t>
+              <w:t>15.8 %</w:t>
             </w:r>
           </w:p>
         </w:tc>
@@ -4683,7 +4883,7 @@
               <w:rPr>
                 <w:sz w:val="15"/>
               </w:rPr>
-              <w:t>20.0 %</w:t>
+              <w:t>26.7 %</w:t>
             </w:r>
           </w:p>
         </w:tc>
@@ -4697,7 +4897,7 @@
               <w:rPr>
                 <w:sz w:val="15"/>
               </w:rPr>
-              <w:t>80.0 %</w:t>
+              <w:t>66.7 %</w:t>
             </w:r>
           </w:p>
         </w:tc>
@@ -4711,7 +4911,7 @@
               <w:rPr>
                 <w:sz w:val="15"/>
               </w:rPr>
-              <w:t>30.0 %</w:t>
+              <w:t>11.4 %</w:t>
             </w:r>
           </w:p>
         </w:tc>
@@ -4737,7 +4937,7 @@
         <w:pStyle w:val="ListBullet"/>
       </w:pPr>
       <w:r>
-        <w:t>Paris et Île-de-France : Marché le plus profond (Indeed « Développeur Web » plus de 900 offres actives à Paris au 4 septembre 2026 ; HelloWork « Développeur » plus de 1 700 en IDF en juillet 2026) et le plus exposé à l'IA : la quasi-totalité des offres AI Engineer/LLM y sont localisées ; stages et alternances abondants (Indeed « Stage Développeur Web » IDF plus de 800 en janvier 2025). Concurrence forte entre écoles ; les profils juniors doivent se différencier (industrialisation, IA appliquée).</w:t>
+        <w:t>Paris et Île-de-France : Marché le plus profond (Indeed « Développeur Web » plus de 900 offres actives à Paris au 4 septembre 2026 ; HelloWork « Développeur » plus de 1 700 en IDF en juillet 2026) et le plus exposé à l'IA : 56.1 % des offres des métiers IA de l'échantillon y sont localisées ; stages et alternances abondants (Indeed « Stage Développeur Web » IDF plus de 800 en janvier 2025). Concurrence forte entre écoles ; les profils juniors doivent se différencier (industrialisation, IA appliquée).</w:t>
       </w:r>
     </w:p>
     <w:p>
@@ -4745,7 +4945,7 @@
         <w:pStyle w:val="ListBullet"/>
       </w:pPr>
       <w:r>
-        <w:t>Lyon et métropole : Deuxième bassin : Indeed « Développeur » 300 à 400 offres actives (mai-août 2026), « Développeur Web » plus de 200 (sept. 2025 et juillet 2026, stable), « Développeur Full Stack » plus de 100 ; tissu ESN + éditeurs + industrie ; peu de mentions IA dans les offres locales. Salaires affichés 35-58 k€.</w:t>
+        <w:t>Lyon et métropole : Deuxième bassin : Indeed « Développeur » 300 à 400 offres actives (mai-août 2026), « Développeur Web » plus de 200 (sept. 2025 et juillet 2026, stable), « Développeur Full Stack » plus de 100 ; tissu ESN + éditeurs + industrie ; peu de mentions IA dans les offres locales ; forte part d'alternance dans l'échantillon.</w:t>
       </w:r>
     </w:p>
     <w:p>
@@ -4753,7 +4953,7 @@
         <w:pStyle w:val="ListBullet"/>
       </w:pPr>
       <w:r>
-        <w:t>Lille et métropole : Bassin dynamique (retail/e-commerce, AdTech, ESN) : full stack et Java dominants ; offres citant explicitement Copilot/Cursor (Groupe M6 AdTech) ; alternance présente. Presse régionale : demande orientée vers développeurs expérimentés et leads.</w:t>
+        <w:t>Lille et métropole : Bassin dynamique (retail/e-commerce, AdTech, ESN, stacks Java et .NET) ; offres citant explicitement Copilot/Cursor (Groupe M6 AdTech) ; alternance présente. Presse régionale : demande orientée vers développeurs expérimentés et leads.</w:t>
       </w:r>
     </w:p>
     <w:p>
@@ -4761,7 +4961,7 @@
         <w:pStyle w:val="ListBullet"/>
       </w:pPr>
       <w:r>
-        <w:t>Bordeaux et métropole : Bassin de taille moyenne : PHP/Laravel/Vue, .NET/React, Angular ; plusieurs offres senior ; alternance présente (CONVO, NLFL). Aucune série de stock 2024/2025 disponible : évolution NC.</w:t>
+        <w:t>Bordeaux et métropole : Bassin de taille moyenne : Indeed « Développeur Web » plus de 100 (août 2025 et juillet 2026, stable) ; mélange PHP/Laravel/Vue, .NET/React, Angular ; plusieurs offres senior ; alternance présente (CONVO, NLFL).</w:t>
       </w:r>
     </w:p>
     <w:p>
@@ -4769,7 +4969,7 @@
         <w:pStyle w:val="ListBullet"/>
       </w:pPr>
       <w:r>
-        <w:t>Nantes et métropole : Bassin ESN et éditeurs (Sopra Steria, Aubay, Edflex, Yuzu) ; full stack, mobile et .NET ; alternance bien représentée (WTTJ). Apec signale des tensions spécifiques informatique en Pays de la Loire.</w:t>
+        <w:t>Nantes et métropole : Bassin ESN et éditeurs (Sopra Steria, Aubay, Edflex, Yuzu) : Indeed « Développeur » plus de 200 (oct. 2025), forte présence de postes de tech lead et DevOps (ESN) ; alternance bien représentée (WTTJ). Apec signale des tensions spécifiques informatique en Pays de la Loire.</w:t>
       </w:r>
     </w:p>
     <w:p>
@@ -4777,7 +4977,7 @@
         <w:pStyle w:val="ListBullet"/>
       </w:pPr>
       <w:r>
-        <w:t>Marseille et Aix-en-Provence : Bassin le plus petit des six : Indeed « Développeur » environ 100 offres actives (mars-août 2026), « Développeur Web » plus de 75 (sept. 2026), « Développeur Alternance » plus de 75 (avril 2026) ; full stack et web générique ; très peu de mentions IA. Le télétravail et le marché national à distance comptent davantage ici.</w:t>
+        <w:t>Marseille et Aix-en-Provence : Bassin le plus petit des six : Indeed « Développeur » environ 100 offres actives (mars-août 2026), « Développeur Web » plus de 75 (sept. 2026), « Développeur Alternance » plus de 75 (avril 2026) ; très peu de mentions IA ; part d'alternance et de stages la plus élevée de l'échantillon. Le télétravail et le marché national à distance comptent davantage ici.</w:t>
       </w:r>
     </w:p>
     <w:p>
@@ -4785,7 +4985,7 @@
         <w:pStyle w:val="ListBullet"/>
       </w:pPr>
       <w:r>
-        <w:t>Marché national à distance : Offres en télétravail intégral : quasi exclusivement full stack et profils expérimentés (fourchettes 44-50 k€) ; part de mentions IA la plus élevée ; débouché réaliste seulement après une première expérience.</w:t>
+        <w:t>Marché national à distance : Offres en télétravail intégral : majoritairement full stack et back-end, profils expérimentés (part de seniors et leads la plus élevée) ; débouché réaliste seulement après une première expérience.</w:t>
       </w:r>
     </w:p>
     <w:p>
@@ -4794,7 +4994,7 @@
           <w:b/>
           <w:i w:val="0"/>
         </w:rPr>
-        <w:t>Réponse à la question 12 (adaptations par campus) : socle commun identique sur les six campus, mais accent alternance et e-commerce/retail à Lille et Nantes, industrialisation et ESN à Lyon, IA appliquée et scale-ups à Paris, préparation au marché à distance et à la mobilité à Marseille-Aix et Bordeaux, où le volume local reste limité. Confiance MOYENNE (échantillon de 22 à 121 offres par ville).</w:t>
+        <w:t>Réponse à la question 12 (adaptations par campus) : socle commun identique sur les six campus, mais accent alternance et e-commerce/retail à Lille et Nantes, industrialisation et ESN à Lyon, IA appliquée et scale-ups à Paris, préparation au marché à distance et à la mobilité à Marseille-Aix et Bordeaux, où le volume local reste limité. Confiance MOYENNE (échantillon de 35 à 413 offres par ville).</w:t>
       </w:r>
     </w:p>
     <w:p>
@@ -4811,7 +5011,7 @@
           <w:b w:val="0"/>
           <w:i w:val="0"/>
         </w:rPr>
-        <w:t>Sur les 176 offres uniques dont le contrat est renseigné : CDI 57.4 %, alternance 22.2 %, stage 8.5 %, freelance 8.0 %, CDD 2.8 %. Sur les 129 offres dont la séniorité est déterminable (expérience demandée ou contrat stage/alternance) : DEBUTANT 42.6 %, JUNIOR 7.0 %, INTERMEDIAIRE 7.8 %, SENIOR 34.1 %, LEAD/ARCHITECTE 8.5 %. Les offres DEBUTANT sont à 96.4 % des stages ou alternances ; seules 5 offres débutant/junior en CDI ont été observées. Excel, SYNTHESE_METIERS (colonnes CDI…LEAD_ARCHITECTE) et OFFRES_DETAILLEES (SENIORITE, SENIORITE_ORIGINE).</w:t>
+        <w:t>Sur les 810 offres uniques dont le contrat est renseigné : CDI 67.7 %, alternance 17.4 %, stage 6.0 %, freelance 6.0 %, CDD 2.2 %. Sur les 561 offres dont la séniorité est déterminable (expérience demandée ou contrat stage/alternance) : DEBUTANT 35.1 %, JUNIOR 7.7 %, INTERMEDIAIRE 12.1 %, SENIOR 30.3 %, LEAD/ARCHITECTE 14.8 %. Les offres DEBUTANT sont à 94.4 % des stages ou alternances ; seules 22 offres débutant/junior en CDI ont été observées. Excel, SYNTHESE_METIERS (colonnes CDI…LEAD_ARCHITECTE) et OFFRES_DETAILLEES (SENIORITE, SENIORITE_ORIGINE).</w:t>
       </w:r>
     </w:p>
     <w:p>
@@ -4928,7 +5128,7 @@
           <w:b/>
           <w:i w:val="0"/>
         </w:rPr>
-        <w:t>Réponses aux questions 4, 5 et 6 : les entreprises recrutent encore des juniors, mais surtout en alternance et en stage (dans l'échantillon, l'alternance et le stage représentent 30.7 % des contrats renseignés et la quasi-totalité des offres débutant) ; le CDI direct pour débutant est rare et concentré dans les ESN et les PME ; la demande en CDI se concentre sur les profils intermédiaires et seniors (3 ans et plus) ; le freelance et les missions courtes concernent les profils confirmés. Confiance FORTE sur la tendance (Apec, Numeum convergents), MOYENNE sur les proportions (échantillon).</w:t>
+        <w:t>Réponses aux questions 4, 5 et 6 : les entreprises recrutent encore des juniors, mais surtout en alternance et en stage (dans l'échantillon, l'alternance et le stage représentent 23.5 % des contrats renseignés et la quasi-totalité des offres débutant) ; le CDI direct pour débutant est rare et concentré dans les ESN et les PME ; la demande en CDI se concentre sur les profils intermédiaires et seniors (3 ans et plus) ; le freelance et les missions courtes concernent les profils confirmés. Confiance FORTE sur la tendance (Apec, Numeum convergents), MOYENNE sur les proportions (échantillon).</w:t>
       </w:r>
     </w:p>
     <w:p>
@@ -4945,7 +5145,7 @@
           <w:b w:val="0"/>
           <w:i w:val="0"/>
         </w:rPr>
-        <w:t>Salaires affichés dans les offres collectées (SALAIRE_AFFICHE_DANS_OFFRE) : 14 offres avec une fourchette annuelle ; médiane 47750 € brut/an, quartile bas 36125 €, quartile haut 55250 € ; fourchettes observées de 35 000 € (junior Lyon) à 80 000 € (full stack IA senior Paris) ; alternances entre 492 et 1 823 €/mois (BNP Paribas) ou 15 600-20 400 €/an (CONVO). Effectif faible : à lire comme des ordres de grandeur. Excel, OFFRES_DETAILLEES (SALAIRE_MIN_NUM, SALAIRE_MAX_NUM).</w:t>
+        <w:t>Salaires affichés dans les offres collectées (SALAIRE_AFFICHE_DANS_OFFRE) : 63 offres uniques avec une fourchette annuelle ; médiane 43700 € brut/an, quartile bas 38000 €, quartile haut 50000 € ; fourchettes observées de 15600 € (Alternance Développeur web H/F, Paris) à 100000 € (Développeur Informatique en Alternance, Saint-Julien-lès-Metz) ; 6 offres (alternances) affichent un salaire mensuel de 492 à 1823 €/mois. Effectif faible : à lire comme des ordres de grandeur. Excel, OFFRES_DETAILLEES (SALAIRE_MIN_NUM, SALAIRE_MAX_NUM).</w:t>
       </w:r>
     </w:p>
     <w:tbl>
@@ -8331,7 +8531,7 @@
           <w:b w:val="0"/>
           <w:i w:val="0"/>
         </w:rPr>
-        <w:t>Fréquence dans les extraits des 328 offres uniques (sous-estimation, les extraits ne reprennent pas toute l'annonce) : JavaScript (45, 13.7 %) ; IA (mention générale) (43, 13.1 %) ; React (37, 11.3 %) ; PHP (32, 9.8 %) ; IA générative / LLM (29, 8.8 %) ; Symfony (21, 6.4 %) ; Java (20, 6.1 %) ; .NET (16, 4.9 %) ; Vue.js (16, 4.9 %) ; DevOps (15, 4.6 %) ; Node.js (14, 4.3 %) ; Mobile (iOS/Android/Flutter/React Native) (14, 4.3 %) ; Architecture (12, 3.7 %) ; API REST (12, 3.7 %) ; Python (12, 3.7 %). Excel, onglet COMPETENCES_ET_IA, table T_COMPETENCES.</w:t>
+        <w:t>Fréquence dans les extraits des 1421 offres uniques (sous-estimation, les extraits ne reprennent pas toute l'annonce) : JavaScript (199, 14.0 %) ; React (150, 10.6 %) ; Java (145, 10.2 %) ; Angular (116, 8.2 %) ; PHP (95, 6.7 %) ; IA générative / LLM (91, 6.4 %) ; DevOps (90, 6.3 %) ; .NET (87, 6.1 %) ; Node.js (87, 6.1 %) ; Mobile (iOS/Android/Flutter/React Native) (76, 5.3 %) ; Vue.js (73, 5.1 %) ; Python (61, 4.3 %) ; Cloud (générique) (60, 4.2 %) ; Symfony (59, 4.2 %) ; Architecture (56, 3.9 %). Excel, onglet COMPETENCES_ET_IA, table T_COMPETENCES.</w:t>
       </w:r>
     </w:p>
     <w:tbl>
@@ -8441,7 +8641,7 @@
               <w:rPr>
                 <w:sz w:val="15"/>
               </w:rPr>
-              <w:t>JavaScript (45) ; PHP (32) ; Java (20) ; Python (12) ; TypeScript (11) ; C# (7)</w:t>
+              <w:t>JavaScript (199) ; Java (145) ; PHP (95) ; Python (61) ; C# (55) ; TypeScript (50)</w:t>
             </w:r>
           </w:p>
         </w:tc>
@@ -8499,7 +8699,7 @@
               <w:rPr>
                 <w:sz w:val="15"/>
               </w:rPr>
-              <w:t>React (37) ; Vue.js (16) ; Angular (10) ; Next.js (7) ; Nuxt (2)</w:t>
+              <w:t>React (150) ; Angular (116) ; Vue.js (73) ; Next.js (16) ; Svelte (2)</w:t>
             </w:r>
           </w:p>
         </w:tc>
@@ -8557,7 +8757,7 @@
               <w:rPr>
                 <w:sz w:val="15"/>
               </w:rPr>
-              <w:t>Symfony (21) ; .NET (16) ; Node.js (14) ; Laravel (4) ; FastAPI (2) ; Spring (2)</w:t>
+              <w:t>.NET (87) ; Node.js (87) ; Symfony (59) ; Spring (32) ; Laravel (20) ; Django (14)</w:t>
             </w:r>
           </w:p>
         </w:tc>
@@ -8615,7 +8815,7 @@
               <w:rPr>
                 <w:sz w:val="15"/>
               </w:rPr>
-              <w:t>MySQL/MariaDB (7) ; PostgreSQL (3) ; SQL Server (1)</w:t>
+              <w:t>MySQL/MariaDB (18) ; PostgreSQL (10) ; SQL Server (7) ; MongoDB (6) ; NoSQL (2)</w:t>
             </w:r>
           </w:p>
         </w:tc>
@@ -8673,7 +8873,7 @@
               <w:rPr>
                 <w:sz w:val="15"/>
               </w:rPr>
-              <w:t>API REST (12) ; Microservices (3) ; GraphQL (1) ; gRPC (1)</w:t>
+              <w:t>API REST (29) ; Microservices (10) ; GraphQL (3) ; gRPC (1)</w:t>
             </w:r>
           </w:p>
         </w:tc>
@@ -8731,7 +8931,7 @@
               <w:rPr>
                 <w:sz w:val="15"/>
               </w:rPr>
-              <w:t>Cloud (générique) (4) ; Azure (3) ; AWS (2) ; GCP (2)</w:t>
+              <w:t>Cloud (générique) (60) ; AWS (31) ; GCP (25) ; Azure (22) ; OVH/Scaleway (6)</w:t>
             </w:r>
           </w:p>
         </w:tc>
@@ -8789,7 +8989,7 @@
               <w:rPr>
                 <w:sz w:val="15"/>
               </w:rPr>
-              <w:t>DevOps (15) ; Git (3) ; Linux (3) ; CI/CD (2) ; Jenkins (1) ; Terraform (1)</w:t>
+              <w:t>DevOps (90) ; Kubernetes (19) ; CI/CD (16) ; Docker (16) ; Terraform (10) ; GitLab (7)</w:t>
             </w:r>
           </w:p>
         </w:tc>
@@ -8847,7 +9047,7 @@
               <w:rPr>
                 <w:sz w:val="15"/>
               </w:rPr>
-              <w:t>Tests automatisés / E2E (3) ; Qualité de code (2) ; Tests unitaires (1)</w:t>
+              <w:t>Tests automatisés / E2E (15) ; Tests unitaires (9) ; Qualité de code (2) ; TDD/BDD (1)</w:t>
             </w:r>
           </w:p>
         </w:tc>
@@ -8905,7 +9105,7 @@
               <w:rPr>
                 <w:sz w:val="15"/>
               </w:rPr>
-              <w:t>Sécurité applicative (3)</w:t>
+              <w:t>Sécurité applicative (50) ; Authentification (13)</w:t>
             </w:r>
           </w:p>
         </w:tc>
@@ -8963,7 +9163,7 @@
               <w:rPr>
                 <w:sz w:val="15"/>
               </w:rPr>
-              <w:t>Architecture (12)</w:t>
+              <w:t>Architecture (56)</w:t>
             </w:r>
           </w:p>
         </w:tc>
@@ -9021,7 +9221,7 @@
               <w:rPr>
                 <w:sz w:val="15"/>
               </w:rPr>
-              <w:t>Agile/Scrum (1)</w:t>
+              <w:t>Agile/Scrum (22) ; Jira (4)</w:t>
             </w:r>
           </w:p>
         </w:tc>
@@ -9079,7 +9279,7 @@
               <w:rPr>
                 <w:sz w:val="15"/>
               </w:rPr>
-              <w:t>Anglais (1)</w:t>
+              <w:t>Anglais (3)</w:t>
             </w:r>
           </w:p>
         </w:tc>
@@ -9171,7 +9371,7 @@
         <w:pStyle w:val="ListBullet"/>
       </w:pPr>
       <w:r>
-        <w:t>Échantillon collecté : 47 offres uniques (14.3 %) mentionnent explicitement l'IA ; parmi les offres de développeur web/full stack/logiciel « classiques » (hors métiers IA), 15 sur 270 (5.6 %) citent l'IA ; outils de codage IA cités : GitHub Copilot (5) ; Cursor (4) ; ChatGPT (1). Stocks Indeed : « Développeur Intelligence Artificielle » plus de 600 (05/09/2026), « Développeur LLM » plus de 200 (04/09/2026), « Claude Code » plus de 200 (21/08/2026), « Full Stack JS Intelligence Artificielle » plus de 100 (02/09/2026). Excel, COMPETENCES_ET_IA, table T_DEV_AUGMENTE.</w:t>
+        <w:t>Échantillon collecté : 192 offres uniques (13.5 %) mentionnent explicitement l'IA ; parmi les offres de développeur web/full stack/logiciel « classiques » (hors métiers IA), 30 sur 1046 (2.9 %) citent l'IA ; outils de codage IA cités : Claude Code (2) ; Cursor (2) ; GitHub Copilot (2) ; ChatGPT (1) ; Codex (1). Stocks Indeed : « Développeur Intelligence Artificielle » plus de 600 (05/09/2026), « Développeur LLM » plus de 200 (04/09/2026), « Claude Code » plus de 200 (21/08/2026), « Full Stack JS Intelligence Artificielle » plus de 100 (02/09/2026). Excel, COMPETENCES_ET_IA, table T_DEV_AUGMENTE.</w:t>
       </w:r>
     </w:p>
     <w:p>
@@ -9251,7 +9451,7 @@
           <w:b w:val="0"/>
           <w:i w:val="0"/>
         </w:rPr>
-        <w:t>Le terme « développeur augmenté » n'apparaît dans aucune offre collectée. En revanche trois signaux observables existent : (1) des offres de développeur web/full stack qui exigent la maîtrise d'assistants de code (Copilot, Cursor, Claude, ChatGPT) : 15 dans l'échantillon (5.6 % des offres cœur de marché), par exemple Groupe M6 AdTech à Lille, Figaro Classifieds et une mission PHP/Symfony à Paris, un poste Java à Tours, un stage Sopra Steria à Nantes ; (2) une famille de métiers émergents (AI Engineer, AI Software Engineer, LLM/GenAI Engineer, développeur RAG/agents) qui représente 31 offres uniques, presque toutes à Paris et pour des profils expérimentés ; (3) le chiffre Indeed de 21 % d'annonces de développement logiciel mentionnant l'IA, qui inclut aussi bien l'usage d'outils que le développement de fonctionnalités IA.</w:t>
+        <w:t>Le terme « développeur augmenté » n'apparaît dans aucune offre collectée. En revanche trois signaux observables existent : (1) des offres de développeur web/full stack qui exigent la maîtrise d'assistants de code (Copilot, Cursor, Claude, ChatGPT) : 30 dans l'échantillon (2.9 % des offres cœur de marché), par exemple Groupe M6 AdTech à Lille, Figaro Classifieds et une mission PHP/Symfony à Paris, un poste Java à Tours, un stage Sopra Steria à Nantes ; (2) une famille de métiers émergents (AI Engineer, AI Software Engineer, LLM/GenAI Engineer, développeur RAG/agents) qui représente 157 offres uniques, presque toutes à Paris et pour des profils expérimentés ; (3) le chiffre Indeed de 21 % d'annonces de développement logiciel mentionnant l'IA, qui inclut aussi bien l'usage d'outils que le développement de fonctionnalités IA.</w:t>
       </w:r>
     </w:p>
     <w:p>
@@ -9381,7 +9581,7 @@
               <w:rPr>
                 <w:sz w:val="16"/>
               </w:rPr>
-              <w:t>Oui : 37 % des offres uniques de l'échantillon portent l'intitulé full stack, contre 13 % « développeur web » ; le stock Indeed full stack progresse quand celui de « développeur web » recule.</w:t>
+              <w:t>Oui : 26.9 % des offres uniques de l'échantillon portent l'intitulé full stack, contre 8.0 % « développeur web » ; le stock Indeed full stack progresse quand celui de « développeur web » recule.</w:t>
             </w:r>
           </w:p>
         </w:tc>
@@ -10058,7 +10258,7 @@
               <w:rPr>
                 <w:sz w:val="15"/>
               </w:rPr>
-              <w:t>Stable à croissant : full stack premier intitulé (37 % de l'échantillon), stock Indeed en hausse</w:t>
+              <w:t>Stable à croissant : full stack premier intitulé (26.9 % de l'échantillon), stock Indeed en hausse</w:t>
             </w:r>
           </w:p>
         </w:tc>
@@ -10775,7 +10975,7 @@
               <w:rPr>
                 <w:sz w:val="14"/>
               </w:rPr>
-              <w:t>Full stack = 37.2 % de l'échantillon ; Indeed « Développeur Full Stack » plus de 500 (08/2025) → plus de 800 (09/2026) ; Apec data engineer +10 % ; BMO numérique 49,5 % de projets difficiles ; cabinets : hausses réservées à cloud/cyber/data/IA.</w:t>
+              <w:t>Full stack = 26.9 % de l'échantillon ; Indeed « Développeur Full Stack » plus de 500 (08/2025) → plus de 800 (09/2026) ; Apec data engineer +10 % ; BMO numérique 49,5 % de projets difficiles ; cabinets : hausses réservées à cloud/cyber/data/IA.</w:t>
             </w:r>
           </w:p>
         </w:tc>
@@ -10875,7 +11075,7 @@
               <w:rPr>
                 <w:sz w:val="14"/>
               </w:rPr>
-              <w:t>Apec débutants -19 % (2024), -16 % (2025) ; Numeum 33 % des ESN réduisent les jeunes diplômés ; échantillon : seniors + leads = 42.6 % des offres à séniorité renseignée, 5 offres débutant/junior en CDI.</w:t>
+              <w:t>Apec débutants -19 % (2024), -16 % (2025) ; Numeum 33 % des ESN réduisent les jeunes diplômés ; échantillon : seniors + leads = 45.1 % des offres à séniorité renseignée, 22 offres débutant/junior en CDI.</w:t>
             </w:r>
           </w:p>
         </w:tc>
@@ -10975,7 +11175,7 @@
               <w:rPr>
                 <w:sz w:val="14"/>
               </w:rPr>
-              <w:t>Dans l'échantillon, 96.4 % des offres DEBUTANT sont des stages/alternances ; Indeed « Stage Développeur Web » IDF plus de 800 (01/2025) ; secteurs : ESN, agences, e-commerce, médias.</w:t>
+              <w:t>Dans l'échantillon, 94.4 % des offres DEBUTANT sont des stages/alternances ; Indeed « Stage Développeur Web » IDF plus de 800 (01/2025) ; secteurs : ESN, agences, e-commerce, médias.</w:t>
             </w:r>
           </w:p>
         </w:tc>
@@ -11275,7 +11475,7 @@
               <w:rPr>
                 <w:sz w:val="14"/>
               </w:rPr>
-              <w:t>15 offres cœur de marché (5.6 %) citent un outil ou une compétence IA ; Indeed : 21 % des annonces de développement logiciel mentionnent l'IA ; stocks « Claude Code » plus de 200, « Full Stack JS IA » plus de 100.</w:t>
+              <w:t>30 offres cœur de marché (2.9 %) citent un outil ou une compétence IA ; Indeed : 21 % des annonces de développement logiciel mentionnent l'IA ; stocks « Claude Code » plus de 200, « Full Stack JS IA » plus de 100.</w:t>
             </w:r>
           </w:p>
         </w:tc>
@@ -11375,7 +11575,7 @@
               <w:rPr>
                 <w:sz w:val="14"/>
               </w:rPr>
-              <w:t>« Développeur web » = 13.1 % de l'échantillon contre 37.2 % full stack ; Indeed « Ingénieur Logiciel » plus de 4 000, « Développeur » plus de 3 000, « Software Engineer » plus de 1 000 ; HelloWork « Développeur informatique » plus de 9 650.</w:t>
+              <w:t>« Développeur web » = 8.0 % de l'échantillon contre 26.9 % full stack ; Indeed « Ingénieur Logiciel » plus de 4 000, « Développeur » plus de 3 000, « Software Engineer » plus de 1 000 ; HelloWork « Développeur informatique » plus de 9 650.</w:t>
             </w:r>
           </w:p>
         </w:tc>
@@ -11475,7 +11675,7 @@
               <w:rPr>
                 <w:sz w:val="14"/>
               </w:rPr>
-              <w:t>Seniors + leads = 42.6 % des offres renseignées ; spécialisations et métiers IA quasi exclusivement seniors ; Apec : profils 5-10 ans très recherchés ; Bac+5 informatique en recul d'insertion mais toujours 70 % en emploi à 12 mois.</w:t>
+              <w:t>Seniors + leads = 45.1 % des offres renseignées ; spécialisations et métiers IA quasi exclusivement seniors ; Apec : profils 5-10 ans très recherchés ; Bac+5 informatique en recul d'insertion mais toujours 70 % en emploi à 12 mois.</w:t>
             </w:r>
           </w:p>
         </w:tc>
@@ -11575,7 +11775,7 @@
               <w:rPr>
                 <w:sz w:val="14"/>
               </w:rPr>
-              <w:t>Paris = 29 % des offres Apec et 37 % de l'échantillon, seule ville avec un marché IA ; Lyon 300-400 offres « développeur » actives, Marseille ≈ 100 ; Lille/Nantes alternance et e-commerce ; Apec prévisions régionales +2 à +6 %.</w:t>
+              <w:t>Paris = 29 % des offres Apec et 29.1 % de l'échantillon, ville qui concentre l'essentiel des offres IA (56.1 % des offres IA de l'échantillon) ; Lyon 300-400 offres « développeur » actives, Marseille ≈ 100 ; Lille/Nantes alternance et e-commerce ; Apec prévisions régionales +2 à +6 %.</w:t>
             </w:r>
           </w:p>
         </w:tc>
@@ -14381,7 +14581,2251 @@
           <w:b/>
           <w:sz w:val="16"/>
         </w:rPr>
-        <w:t>81. Développeur web</w:t>
+        <w:t>81. BMO / Data Emploi ROME M1805 — France</w:t>
+      </w:r>
+      <w:r>
+        <w:rPr>
+          <w:sz w:val="16"/>
+        </w:rPr>
+        <w:br/>
+        <w:t>ORGANISME_OU_MEDIA : France Travail Data Emploi (relayé) | AUTEUR : non indiqué | DATE_PUBLICATION : 2026 | DATE_CONSULTATION : 2026-09-06</w:t>
+        <w:br/>
+        <w:t xml:space="preserve">URL : </w:t>
+      </w:r>
+      <w:hyperlink r:id="rId90">
+        <w:r>
+          <w:rPr>
+            <w:color w:val="0563C1"/>
+            <w:u w:val="single"/>
+          </w:rPr>
+          <w:t xml:space="preserve">https://dataemploi.francetravail.fr/emploi/metier/chiffres-cles/NAT/FR/M1805</w:t>
+        </w:r>
+      </w:hyperlink>
+      <w:r>
+        <w:rPr>
+          <w:sz w:val="16"/>
+        </w:rPr>
+        <w:br/>
+        <w:t>PERIMETRE : France | RESULTAT_UTILISE : projets de recrutement 2026 ; part difficile : 27 458 projets ; 52,6 % difficiles | PAGE_SI_PDF : - | FIABILITE : MOYENNE (RELAIS ; À VÉRIFIER SUR DATA EMPLOI)</w:t>
+      </w:r>
+    </w:p>
+    <w:p>
+      <w:r>
+        <w:rPr>
+          <w:b/>
+          <w:sz w:val="16"/>
+        </w:rPr>
+        <w:t>82. BMO 2025 (Occitanie) — Occitanie</w:t>
+      </w:r>
+      <w:r>
+        <w:rPr>
+          <w:sz w:val="16"/>
+        </w:rPr>
+        <w:br/>
+        <w:t>ORGANISME_OU_MEDIA : France Travail Occitanie (relayé) | AUTEUR : non indiqué | DATE_PUBLICATION : 2025 | DATE_CONSULTATION : 2026-09-06</w:t>
+        <w:br/>
+        <w:t xml:space="preserve">URL : </w:t>
+      </w:r>
+      <w:hyperlink r:id="rId91">
+        <w:r>
+          <w:rPr>
+            <w:color w:val="0563C1"/>
+            <w:u w:val="single"/>
+          </w:rPr>
+          <w:t xml:space="preserve">https://www.emploilr.com/carriere/quels-besoins-en-main-d-uvre-pour-les-entreprises-en-occitanie-en-2025_8948.php</w:t>
+        </w:r>
+      </w:hyperlink>
+      <w:r>
+        <w:rPr>
+          <w:sz w:val="16"/>
+        </w:rPr>
+        <w:br/>
+        <w:t>PERIMETRE : Occitanie | RESULTAT_UTILISE : projets ; part difficile : 1 080 projets ; 59 % difficiles | PAGE_SI_PDF : - | FIABILITE : MOYENNE-BONNE (RELAIS PRESSE RÉGIONALE)</w:t>
+      </w:r>
+    </w:p>
+    <w:p>
+      <w:r>
+        <w:rPr>
+          <w:b/>
+          <w:sz w:val="16"/>
+        </w:rPr>
+        <w:t>83. BMO 2026 (Auvergne-Rhône-Alpes) — Auvergne-Rhône-Alpes / Lyon</w:t>
+      </w:r>
+      <w:r>
+        <w:rPr>
+          <w:sz w:val="16"/>
+        </w:rPr>
+        <w:br/>
+        <w:t>ORGANISME_OU_MEDIA : France Travail ARA / Factoriel | AUTEUR : non indiqué | DATE_PUBLICATION : 2026 | DATE_CONSULTATION : 2026-09-06</w:t>
+        <w:br/>
+        <w:t xml:space="preserve">URL : </w:t>
+      </w:r>
+      <w:hyperlink r:id="rId92">
+        <w:r>
+          <w:rPr>
+            <w:color w:val="0563C1"/>
+            <w:u w:val="single"/>
+          </w:rPr>
+          <w:t xml:space="preserve">https://www.francetravail.org/regions/auvergne-rhone-alpes/actualites/26/enquete-besoins-en-main-d-oeuvre-bmo-2026-quels-enseignements-en-auvergne-rhone-alpes.html?type=article</w:t>
+        </w:r>
+      </w:hyperlink>
+      <w:r>
+        <w:rPr>
+          <w:sz w:val="16"/>
+        </w:rPr>
+        <w:br/>
+        <w:t>PERIMETRE : Auvergne-Rhône-Alpes / Lyon | RESULTAT_UTILISE : projets ; part difficile : 255 400 projets (11 % du national) ; à Lyon, taux de difficulté ingénieurs/cadres techniques &gt; 68 % (source cabinet) | PAGE_SI_PDF : - | FIABILITE : BONNE POUR 255 400 (FRANCE TRAVAIL) ; FAIBLE-MOYENNE POUR 68 % (CABINET)</w:t>
+      </w:r>
+    </w:p>
+    <w:p>
+      <w:r>
+        <w:rPr>
+          <w:b/>
+          <w:sz w:val="16"/>
+        </w:rPr>
+        <w:t>84. BMO 2023 (bassin Lille) — Lille (bassin d'emploi)</w:t>
+      </w:r>
+      <w:r>
+        <w:rPr>
+          <w:sz w:val="16"/>
+        </w:rPr>
+        <w:br/>
+        <w:t>ORGANISME_OU_MEDIA : France Travail Hauts-de-France | AUTEUR : non indiqué | DATE_PUBLICATION : 2023 | DATE_CONSULTATION : 2026-09-06</w:t>
+        <w:br/>
+        <w:t xml:space="preserve">URL : </w:t>
+      </w:r>
+      <w:hyperlink r:id="rId93">
+        <w:r>
+          <w:rPr>
+            <w:color w:val="0563C1"/>
+            <w:u w:val="single"/>
+          </w:rPr>
+          <w:t xml:space="preserve">https://www.francetravail.org/files/live/sites/peorg-hdf/files/statistiques_analyses/entreprises/bmo/2023/bassins/LILLE.pdf</w:t>
+        </w:r>
+      </w:hyperlink>
+      <w:r>
+        <w:rPr>
+          <w:sz w:val="16"/>
+        </w:rPr>
+        <w:br/>
+        <w:t>PERIMETRE : Lille (bassin d'emploi) | RESULTAT_UTILISE : part des intentions d'embauche ; total bassin : 5,0 % (ingénieurs/cadres R&amp;D informatique) ; 4,6 % (infra) ; 41 662 intentions | PAGE_SI_PDF : - | FIABILITE : BONNE (SOURCE PRIMAIRE, MILLÉSIME 2023)</w:t>
+      </w:r>
+    </w:p>
+    <w:p>
+      <w:r>
+        <w:rPr>
+          <w:b/>
+          <w:sz w:val="16"/>
+        </w:rPr>
+        <w:t>85. Structure des offres IT (Bordeaux) — Bordeaux</w:t>
+      </w:r>
+      <w:r>
+        <w:rPr>
+          <w:sz w:val="16"/>
+        </w:rPr>
+        <w:br/>
+        <w:t>ORGANISME_OU_MEDIA : Externatic (cabinet) | AUTEUR : non indiqué | DATE_PUBLICATION : 2026 | DATE_CONSULTATION : 2026-09-06</w:t>
+        <w:br/>
+        <w:t xml:space="preserve">URL : </w:t>
+      </w:r>
+      <w:hyperlink r:id="rId94">
+        <w:r>
+          <w:rPr>
+            <w:color w:val="0563C1"/>
+            <w:u w:val="single"/>
+          </w:rPr>
+          <w:t xml:space="preserve">https://www.externatic.fr/recrutement-it/bordeaux/</w:t>
+        </w:r>
+      </w:hyperlink>
+      <w:r>
+        <w:rPr>
+          <w:sz w:val="16"/>
+        </w:rPr>
+        <w:br/>
+        <w:t>PERIMETRE : Bordeaux | RESULTAT_UTILISE : part des offres : Développement (front, back, fullstack) ≈45 % ; Cloud/DevOps/Infra ≈20 % ; Data &amp; IA ≈15 % ; Cybersécurité ≈8 % ; Product/UX/QA ≈12 % | PAGE_SI_PDF : - | FIABILITE : FAIBLE-MOYENNE (CABINET, BASE NON PRÉCISÉE)</w:t>
+      </w:r>
+    </w:p>
+    <w:p>
+      <w:r>
+        <w:rPr>
+          <w:b/>
+          <w:sz w:val="16"/>
+        </w:rPr>
+        <w:t>86. Offres Informatique (Indeed, région) — Nouvelle-Aquitaine</w:t>
+      </w:r>
+      <w:r>
+        <w:rPr>
+          <w:sz w:val="16"/>
+        </w:rPr>
+        <w:br/>
+        <w:t>ORGANISME_OU_MEDIA : Indeed | AUTEUR : non indiqué | DATE_PUBLICATION : 2026-09-04 | DATE_CONSULTATION : 2026-09-06</w:t>
+        <w:br/>
+        <w:t xml:space="preserve">URL : </w:t>
+      </w:r>
+      <w:hyperlink r:id="rId95">
+        <w:r>
+          <w:rPr>
+            <w:color w:val="0563C1"/>
+            <w:u w:val="single"/>
+          </w:rPr>
+          <w:t xml:space="preserve">https://fr.indeed.com/q-informatique-l-nouvelle-aquitaine-emplois.html</w:t>
+        </w:r>
+      </w:hyperlink>
+      <w:r>
+        <w:rPr>
+          <w:sz w:val="16"/>
+        </w:rPr>
+        <w:br/>
+        <w:t>PERIMETRE : Nouvelle-Aquitaine | RESULTAT_UTILISE : nombre d'offres : plus de 700 (4 sept. 2026 ; 23 août 2026) | PAGE_SI_PDF : - | FIABILITE : MOYENNE</w:t>
+      </w:r>
+    </w:p>
+    <w:p>
+      <w:r>
+        <w:rPr>
+          <w:b/>
+          <w:sz w:val="16"/>
+        </w:rPr>
+        <w:t>87. BMO 2026 (Pays de la Loire, méthodologie) — Pays de la Loire</w:t>
+      </w:r>
+      <w:r>
+        <w:rPr>
+          <w:sz w:val="16"/>
+        </w:rPr>
+        <w:br/>
+        <w:t>ORGANISME_OU_MEDIA : France Travail Pays de la Loire | AUTEUR : non indiqué | DATE_PUBLICATION : 2026 | DATE_CONSULTATION : 2026-09-06</w:t>
+        <w:br/>
+        <w:t xml:space="preserve">URL : </w:t>
+      </w:r>
+      <w:hyperlink r:id="rId96">
+        <w:r>
+          <w:rPr>
+            <w:color w:val="0563C1"/>
+            <w:u w:val="single"/>
+          </w:rPr>
+          <w:t xml:space="preserve">https://www.observatoire-emploi-paysdelaloire.fr/rubrique/les-besoins-en-main-doeuvre</w:t>
+        </w:r>
+      </w:hyperlink>
+      <w:r>
+        <w:rPr>
+          <w:sz w:val="16"/>
+        </w:rPr>
+        <w:br/>
+        <w:t>PERIMETRE : Pays de la Loire | RESULTAT_UTILISE : établissements interrogés / réponses : ≈94 700 établissements interrogés (nov. 2025), 23 900 réponses ; 26 bassins | PAGE_SI_PDF : - | FIABILITE : BONNE (SOURCE PRIMAIRE) ; AUCUN CHIFFRE MÉTIER INFORMATIQUE DANS L'EXTRAIT</w:t>
+      </w:r>
+    </w:p>
+    <w:p>
+      <w:r>
+        <w:rPr>
+          <w:b/>
+          <w:sz w:val="16"/>
+        </w:rPr>
+        <w:t>88. Offres ingénieur (Indeed / Adzuna) — Marseille (13)</w:t>
+      </w:r>
+      <w:r>
+        <w:rPr>
+          <w:sz w:val="16"/>
+        </w:rPr>
+        <w:br/>
+        <w:t>ORGANISME_OU_MEDIA : Indeed / Adzuna | AUTEUR : non indiqué | DATE_PUBLICATION : 2026-08 | DATE_CONSULTATION : 2026-09-06</w:t>
+        <w:br/>
+        <w:t xml:space="preserve">URL : </w:t>
+      </w:r>
+      <w:hyperlink r:id="rId97">
+        <w:r>
+          <w:rPr>
+            <w:color w:val="0563C1"/>
+            <w:u w:val="single"/>
+          </w:rPr>
+          <w:t xml:space="preserve">https://fr.indeed.com/q-ingenieur-l-marseille-(13)-emplois.html</w:t>
+        </w:r>
+      </w:hyperlink>
+      <w:r>
+        <w:rPr>
+          <w:sz w:val="16"/>
+        </w:rPr>
+        <w:br/>
+        <w:t>PERIMETRE : Marseille (13) | RESULTAT_UTILISE : nombre d'offres : Ingenieur Marseille : plus de 600 (15 août 2026, Indeed) ; Informatique Marseille : 878 (août 2026, Adzuna) | PAGE_SI_PDF : - | FIABILITE : MOYENNE</w:t>
+      </w:r>
+    </w:p>
+    <w:p>
+      <w:r>
+        <w:rPr>
+          <w:b/>
+          <w:sz w:val="16"/>
+        </w:rPr>
+        <w:t>89. BMO 2026 (méthodologie) — France</w:t>
+      </w:r>
+      <w:r>
+        <w:rPr>
+          <w:sz w:val="16"/>
+        </w:rPr>
+        <w:br/>
+        <w:t>ORGANISME_OU_MEDIA : France Travail | AUTEUR : non indiqué | DATE_PUBLICATION : 2026 | DATE_CONSULTATION : 2026-09-06</w:t>
+        <w:br/>
+        <w:t xml:space="preserve">URL : </w:t>
+      </w:r>
+      <w:hyperlink r:id="rId98">
+        <w:r>
+          <w:rPr>
+            <w:color w:val="0563C1"/>
+            <w:u w:val="single"/>
+          </w:rPr>
+          <w:t xml:space="preserve">https://www.francetravail.org/regions/hauts-de-france/statistiques-analyses/entreprises/enquete-bmo/enquete-besoins-en-main-d-oeuvre-bmo-2026.html?type=article</w:t>
+        </w:r>
+      </w:hyperlink>
+      <w:r>
+        <w:rPr>
+          <w:sz w:val="16"/>
+        </w:rPr>
+        <w:br/>
+        <w:t>PERIMETRE : France | RESULTAT_UTILISE : champ / réponses : enquête oct.–déc. 2025, 13 régions métropolitaines + 4 DOM + Mayotte ; près de 416 000 réponses | PAGE_SI_PDF : - | FIABILITE : BONNE</w:t>
+      </w:r>
+    </w:p>
+    <w:p>
+      <w:r>
+        <w:rPr>
+          <w:b/>
+          <w:sz w:val="16"/>
+        </w:rPr>
+        <w:t>90. BMO 2026 (bassin Beauvais, exemple) — Beauvais (bassin)</w:t>
+      </w:r>
+      <w:r>
+        <w:rPr>
+          <w:sz w:val="16"/>
+        </w:rPr>
+        <w:br/>
+        <w:t>ORGANISME_OU_MEDIA : France Travail Hauts-de-France | AUTEUR : non indiqué | DATE_PUBLICATION : 2026 | DATE_CONSULTATION : 2026-09-06</w:t>
+        <w:br/>
+        <w:t xml:space="preserve">URL : </w:t>
+      </w:r>
+      <w:hyperlink r:id="rId99">
+        <w:r>
+          <w:rPr>
+            <w:color w:val="0563C1"/>
+            <w:u w:val="single"/>
+          </w:rPr>
+          <w:t xml:space="preserve">https://www.francetravail.org/files/live/sites/peorg-hdf/files/statistiques_analyses/entreprises/bmo/2026/BASSINS/BEAUVAIS.pdf</w:t>
+        </w:r>
+      </w:hyperlink>
+      <w:r>
+        <w:rPr>
+          <w:sz w:val="16"/>
+        </w:rPr>
+        <w:br/>
+        <w:t>PERIMETRE : Beauvais (bassin) | RESULTAT_UTILISE : part difficile : 100 % (top 15 métiers non saisonniers) | PAGE_SI_PDF : - | FIABILITE : BONNE (SOURCE PRIMAIRE ; HORS BASSINS NEXA, MONTRE L'EXISTENCE DE PDF PAR BASSIN)</w:t>
+      </w:r>
+    </w:p>
+    <w:p>
+      <w:r>
+        <w:rPr>
+          <w:b/>
+          <w:sz w:val="16"/>
+        </w:rPr>
+        <w:t>91. BMO 2025 national (cadres) — France</w:t>
+      </w:r>
+      <w:r>
+        <w:rPr>
+          <w:sz w:val="16"/>
+        </w:rPr>
+        <w:br/>
+        <w:t>ORGANISME_OU_MEDIA : France Travail | AUTEUR : non indiqué | DATE_PUBLICATION : 2025 | DATE_CONSULTATION : 2026-09-06</w:t>
+        <w:br/>
+        <w:t xml:space="preserve">URL : </w:t>
+      </w:r>
+      <w:hyperlink r:id="rId100">
+        <w:r>
+          <w:rPr>
+            <w:color w:val="0563C1"/>
+            <w:u w:val="single"/>
+          </w:rPr>
+          <w:t xml:space="preserve">https://www.francetravail.org/accueil/actualites/2025/marche-de-l-emploi-cadres-tendance-pour-les-recrutements-2025.html?type=article</w:t>
+        </w:r>
+      </w:hyperlink>
+      <w:r>
+        <w:rPr>
+          <w:sz w:val="16"/>
+        </w:rPr>
+        <w:br/>
+        <w:t>PERIMETRE : France | RESULTAT_UTILISE : projets de recrutement ; évolution : 42 650 projets (plus de la moitié des intentions cadres citées) ; +27 % sur un an | PAGE_SI_PDF : - | FIABILITE : MOYENNE-BONNE (RÉSUMÉ MOTEUR D'UNE PAGE FRANCE TRAVAIL ; PÉRIMÈTRE EXACT DU 42 650 À VÉRIFIER)</w:t>
+      </w:r>
+    </w:p>
+    <w:p>
+      <w:r>
+        <w:rPr>
+          <w:b/>
+          <w:sz w:val="16"/>
+        </w:rPr>
+        <w:t>92. BMO 2025 (Île-de-France) — Île-de-France</w:t>
+      </w:r>
+      <w:r>
+        <w:rPr>
+          <w:sz w:val="16"/>
+        </w:rPr>
+        <w:br/>
+        <w:t>ORGANISME_OU_MEDIA : France Travail Île-de-France | AUTEUR : non indiqué | DATE_PUBLICATION : 2025 | DATE_CONSULTATION : 2026-09-06</w:t>
+        <w:br/>
+        <w:t xml:space="preserve">URL : </w:t>
+      </w:r>
+      <w:hyperlink r:id="rId101">
+        <w:r>
+          <w:rPr>
+            <w:color w:val="0563C1"/>
+            <w:u w:val="single"/>
+          </w:rPr>
+          <w:t xml:space="preserve">https://monemploienidf.francetravail.fr/je-decouvre/enquete-BMO</w:t>
+        </w:r>
+      </w:hyperlink>
+      <w:r>
+        <w:rPr>
+          <w:sz w:val="16"/>
+        </w:rPr>
+        <w:br/>
+        <w:t>PERIMETRE : Île-de-France | RESULTAT_UTILISE : part difficile : 41,9 % (2025) ; 53 % national en 2024 | PAGE_SI_PDF : - | FIABILITE : BONNE</w:t>
+      </w:r>
+    </w:p>
+    <w:p>
+      <w:r>
+        <w:rPr>
+          <w:b/>
+          <w:sz w:val="16"/>
+        </w:rPr>
+        <w:t>93. Dares tensions (ingénieurs informatique) — France / régions (Bretagne, Centre-Val de Loire documents)</w:t>
+      </w:r>
+      <w:r>
+        <w:rPr>
+          <w:sz w:val="16"/>
+        </w:rPr>
+        <w:br/>
+        <w:t>ORGANISME_OU_MEDIA : Dares / DREETS | AUTEUR : non indiqué | DATE_PUBLICATION : 2024-2025 | DATE_CONSULTATION : 2026-09-06</w:t>
+        <w:br/>
+        <w:t xml:space="preserve">URL : </w:t>
+      </w:r>
+      <w:hyperlink r:id="rId102">
+        <w:r>
+          <w:rPr>
+            <w:color w:val="0563C1"/>
+            <w:u w:val="single"/>
+          </w:rPr>
+          <w:t xml:space="preserve">https://centre-val-de-loire.dreets.gouv.fr/sites/centre-val-de-loire.dreets.gouv.fr/IMG/pdf/dares_dr_tensions_2024.pdf</w:t>
+        </w:r>
+      </w:hyperlink>
+      <w:r>
+        <w:rPr>
+          <w:sz w:val="16"/>
+        </w:rPr>
+        <w:br/>
+        <w:t>PERIMETRE : France / régions (Bretagne, Centre-Val de Loire documents) | RESULTAT_UTILISE : métier en tension (indicateur composite Dares 1 à 5) ; prime salariale : listé parmi les métiers en tension du tertiaire (informatique-télécoms) ; prime d'embauche 8–15 % pour métiers qualifiés en tension (cyber, DevOps) selon relais | PAGE_SI_PDF : - | FIABILITE : MOYENNE-BONNE (DOCUMENTS DREETS ; PAS DE VALEUR D'INDICE PAR RÉGION DANS LES EXTRAITS)</w:t>
+      </w:r>
+    </w:p>
+    <w:p>
+      <w:r>
+        <w:rPr>
+          <w:b/>
+          <w:sz w:val="16"/>
+        </w:rPr>
+        <w:t>94. INSEE population active (national, référence) — France</w:t>
+      </w:r>
+      <w:r>
+        <w:rPr>
+          <w:sz w:val="16"/>
+        </w:rPr>
+        <w:br/>
+        <w:t>ORGANISME_OU_MEDIA : INSEE | AUTEUR : non indiqué | DATE_PUBLICATION : 2024-2025 | DATE_CONSULTATION : 2026-09-06</w:t>
+        <w:br/>
+        <w:t xml:space="preserve">URL : </w:t>
+      </w:r>
+      <w:hyperlink r:id="rId103">
+        <w:r>
+          <w:rPr>
+            <w:color w:val="0563C1"/>
+            <w:u w:val="single"/>
+          </w:rPr>
+          <w:t xml:space="preserve">https://www.insee.fr/fr/statistiques/8599935?sommaire=8578977</w:t>
+        </w:r>
+      </w:hyperlink>
+      <w:r>
+        <w:rPr>
+          <w:sz w:val="16"/>
+        </w:rPr>
+        <w:br/>
+        <w:t>PERIMETRE : France | RESULTAT_UTILISE : taux d'activité 15-64 ans ; pages régionales identifiées : 74,4 % (2024) ; tableaux régionaux disponibles (Activité, emploi et chômage 2024 / 2025 ; Emploi en 2024 ; emploi salarié T1 2025 par région) | PAGE_SI_PDF : - | FIABILITE : BONNE (SOURCE PRIMAIRE ; VALEURS RÉGIONALES NON EXTRAITES — VOIR AUSSI HTTPS://WWW.INSEE.FR/FR/STATISTIQUES/8599938?SOMMAIRE=8578977 ET HTTPS://WWW.INSEE.FR/FR/STATISTIQUES/8597307)</w:t>
+      </w:r>
+    </w:p>
+    <w:p>
+      <w:r>
+        <w:rPr>
+          <w:b/>
+          <w:sz w:val="16"/>
+        </w:rPr>
+        <w:t>95. Emplois du numérique (INSEE, localisation) — France / Île-de-France</w:t>
+      </w:r>
+      <w:r>
+        <w:rPr>
+          <w:sz w:val="16"/>
+        </w:rPr>
+        <w:br/>
+        <w:t>ORGANISME_OU_MEDIA : INSEE | AUTEUR : non indiqué | DATE_PUBLICATION : 2022 (publication 2025) | DATE_CONSULTATION : 2026-09-06</w:t>
+        <w:br/>
+        <w:t xml:space="preserve">URL : </w:t>
+      </w:r>
+      <w:hyperlink r:id="rId104">
+        <w:r>
+          <w:rPr>
+            <w:color w:val="0563C1"/>
+            <w:u w:val="single"/>
+          </w:rPr>
+          <w:t xml:space="preserve">https://www.insee.fr/fr/statistiques/8616857?sommaire=8616883</w:t>
+        </w:r>
+      </w:hyperlink>
+      <w:r>
+        <w:rPr>
+          <w:sz w:val="16"/>
+        </w:rPr>
+        <w:br/>
+        <w:t>PERIMETRE : France / Île-de-France | RESULTAT_UTILISE : effectifs ; part de l'emploi total ; concentration IDF : 1,5 million de salariés et non-salariés fin 2022 (6,9 % de l'emploi total) ; « près de la moitié des emplois du numérique localisés en Île-de-France » (Insee Analyses IDF n°111) | PAGE_SI_PDF : - | FIABILITE : BONNE (SOURCE PRIMAIRE)</w:t>
+      </w:r>
+    </w:p>
+    <w:p>
+      <w:r>
+        <w:rPr>
+          <w:b/>
+          <w:sz w:val="16"/>
+        </w:rPr>
+        <w:t>96. Emploi numérique (Numeum 2024) — France</w:t>
+      </w:r>
+      <w:r>
+        <w:rPr>
+          <w:sz w:val="16"/>
+        </w:rPr>
+        <w:br/>
+        <w:t>ORGANISME_OU_MEDIA : Numeum | AUTEUR : non indiqué | DATE_PUBLICATION : 2024 | DATE_CONSULTATION : 2026-09-06</w:t>
+        <w:br/>
+        <w:t xml:space="preserve">URL : </w:t>
+      </w:r>
+      <w:hyperlink r:id="rId105">
+        <w:r>
+          <w:rPr>
+            <w:color w:val="0563C1"/>
+            <w:u w:val="single"/>
+          </w:rPr>
+          <w:t xml:space="preserve">https://numeum.fr/social/emploi-et-remunerations-dans-le-numerique-les-grandes-tendances-2024/</w:t>
+        </w:r>
+      </w:hyperlink>
+      <w:r>
+        <w:rPr>
+          <w:sz w:val="16"/>
+        </w:rPr>
+        <w:br/>
+        <w:t>PERIMETRE : France | RESULTAT_UTILISE : part CDI ; part alternance ; tendance par type d'entreprise : 95 % en CDI ; alternance 4,3 % des effectifs (4,1 % en 2023) ; éditeurs en légère hausse, grandes ESN et conseil en technologies en baisse nette de recrutements | PAGE_SI_PDF : - | FIABILITE : BONNE (SOURCE PRIMAIRE)</w:t>
+      </w:r>
+    </w:p>
+    <w:p>
+      <w:r>
+        <w:rPr>
+          <w:b/>
+          <w:sz w:val="16"/>
+        </w:rPr>
+        <w:t>97. Filière numérique (Nouvelle-Aquitaine, étude 2025) — Nouvelle-Aquitaine</w:t>
+      </w:r>
+      <w:r>
+        <w:rPr>
+          <w:sz w:val="16"/>
+        </w:rPr>
+        <w:br/>
+        <w:t>ORGANISME_OU_MEDIA : Préfecture Nouvelle-Aquitaine | AUTEUR : non indiqué | DATE_PUBLICATION : 2025-01 | DATE_CONSULTATION : 2026-09-06</w:t>
+        <w:br/>
+        <w:t xml:space="preserve">URL : </w:t>
+      </w:r>
+      <w:hyperlink r:id="rId106">
+        <w:r>
+          <w:rPr>
+            <w:color w:val="0563C1"/>
+            <w:u w:val="single"/>
+          </w:rPr>
+          <w:t xml:space="preserve">https://www.prefectures-regions.gouv.fr/nouvelle-aquitaine/irecontenu/telechargement/124492/921475/file/Etude%20num%C3%A9rique%20Nouvelle%20Aquitaine_Rapport_complet_2025.pdf</w:t>
+        </w:r>
+      </w:hyperlink>
+      <w:r>
+        <w:rPr>
+          <w:sz w:val="16"/>
+        </w:rPr>
+        <w:br/>
+        <w:t>PERIMETRE : Nouvelle-Aquitaine | RESULTAT_UTILISE : étude régionale identifiée : rapport complet janvier 2025 (chiffres non extraits) | PAGE_SI_PDF : - | FIABILITE : BONNE (SOURCE PRIMAIRE, CONTENU NON EXTRAIT)</w:t>
+      </w:r>
+    </w:p>
+    <w:p>
+      <w:r>
+        <w:rPr>
+          <w:b/>
+          <w:sz w:val="16"/>
+        </w:rPr>
+        <w:t>98. Emplois du numérique par région (INSEE Références 2025) — Île-de-France ; Auvergne-Rhône-Alpes ; métropoles</w:t>
+      </w:r>
+      <w:r>
+        <w:rPr>
+          <w:sz w:val="16"/>
+        </w:rPr>
+        <w:br/>
+        <w:t>ORGANISME_OU_MEDIA : INSEE | AUTEUR : non indiqué | DATE_PUBLICATION : fin 2022 (édition 2025) | DATE_CONSULTATION : 2026-09-06</w:t>
+        <w:br/>
+        <w:t xml:space="preserve">URL : </w:t>
+      </w:r>
+      <w:hyperlink r:id="rId107">
+        <w:r>
+          <w:rPr>
+            <w:color w:val="0563C1"/>
+            <w:u w:val="single"/>
+          </w:rPr>
+          <w:t xml:space="preserve">https://www.insee.fr/fr/statistiques/fichier/8616805/NUM25-F3.pdf</w:t>
+        </w:r>
+      </w:hyperlink>
+      <w:r>
+        <w:rPr>
+          <w:sz w:val="16"/>
+        </w:rPr>
+        <w:br/>
+        <w:t>PERIMETRE : Île-de-France ; Auvergne-Rhône-Alpes ; métropoles | RESULTAT_UTILISE : part de l'emploi marchand ; concentration : IDF : moitié des emplois du numérique, 13,6 % de l'emploi marchand régional ; ARA : 6,0 % (2e région) ; concentration Lyon, Grenoble, Marseille, Nice, Toulouse, Montpellier, Nantes, Rennes, Bordeaux | PAGE_SI_PDF : - | FIABILITE : BONNE (SOURCE PRIMAIRE, RÉSUMÉ MOTEUR)</w:t>
+      </w:r>
+    </w:p>
+    <w:p>
+      <w:r>
+        <w:rPr>
+          <w:b/>
+          <w:sz w:val="16"/>
+        </w:rPr>
+        <w:t>99. Professions numériques (Grand Est) — Grand Est</w:t>
+      </w:r>
+      <w:r>
+        <w:rPr>
+          <w:sz w:val="16"/>
+        </w:rPr>
+        <w:br/>
+        <w:t>ORGANISME_OU_MEDIA : INSEE | AUTEUR : non indiqué | DATE_PUBLICATION : 2024 (Insee Flash Grand Est n°98) | DATE_CONSULTATION : 2026-09-06</w:t>
+        <w:br/>
+        <w:t xml:space="preserve">URL : </w:t>
+      </w:r>
+      <w:hyperlink r:id="rId108">
+        <w:r>
+          <w:rPr>
+            <w:color w:val="0563C1"/>
+            <w:u w:val="single"/>
+          </w:rPr>
+          <w:t xml:space="preserve">https://www.insee.fr/fr/statistiques/8283639</w:t>
+        </w:r>
+      </w:hyperlink>
+      <w:r>
+        <w:rPr>
+          <w:sz w:val="16"/>
+        </w:rPr>
+        <w:br/>
+        <w:t>PERIMETRE : Grand Est | RESULTAT_UTILISE : qualitatif : professions numériques « en retrait » et peu féminisées | PAGE_SI_PDF : - | FIABILITE : BONNE (TITRE SOURCE PRIMAIRE)</w:t>
+      </w:r>
+    </w:p>
+    <w:p>
+      <w:r>
+        <w:rPr>
+          <w:b/>
+          <w:sz w:val="16"/>
+        </w:rPr>
+        <w:t>100. Télétravail dans les offres développeur (Paris) — Paris</w:t>
+      </w:r>
+      <w:r>
+        <w:rPr>
+          <w:sz w:val="16"/>
+        </w:rPr>
+        <w:br/>
+        <w:t>ORGANISME_OU_MEDIA : SalairesTechFR / nicheradar (analyse privée) | AUTEUR : non indiqué | DATE_PUBLICATION : 2026 | DATE_CONSULTATION : 2026-09-06</w:t>
+        <w:br/>
+        <w:t xml:space="preserve">URL : </w:t>
+      </w:r>
+      <w:hyperlink r:id="rId109">
+        <w:r>
+          <w:rPr>
+            <w:color w:val="0563C1"/>
+            <w:u w:val="single"/>
+          </w:rPr>
+          <w:t xml:space="preserve">https://blog-data-salaires.nicheradar.fr/articles/salaire-developpeur-paris-2026-anatomie-marche-2143-offres-stacks-esn-transparence.html</w:t>
+        </w:r>
+      </w:hyperlink>
+      <w:r>
+        <w:rPr>
+          <w:sz w:val="16"/>
+        </w:rPr>
+        <w:br/>
+        <w:t>PERIMETRE : Paris | RESULTAT_UTILISE : part des offres par modalité de télétravail : télétravail partiel 33,4 % (716) ; occasionnel 14,7 % (316) ; full remote 5,5 % (118) ; aucun 145 ; non précisé 39,6 % (848) | PAGE_SI_PDF : - | FIABILITE : MOYENNE (ANALYSE PRIVÉE, MÉTHODE PARTIELLEMENT DÉCRITE)</w:t>
+      </w:r>
+    </w:p>
+    <w:p>
+      <w:r>
+        <w:rPr>
+          <w:b/>
+          <w:sz w:val="16"/>
+        </w:rPr>
+        <w:t>101. Télétravail (offres, comptes) — France</w:t>
+      </w:r>
+      <w:r>
+        <w:rPr>
+          <w:sz w:val="16"/>
+        </w:rPr>
+        <w:br/>
+        <w:t>ORGANISME_OU_MEDIA : Indeed / LinkedIn / HelloWork | AUTEUR : non indiqué | DATE_PUBLICATION : 2026-09 | DATE_CONSULTATION : 2026-09-06</w:t>
+        <w:br/>
+        <w:t xml:space="preserve">URL : </w:t>
+      </w:r>
+      <w:hyperlink r:id="rId110">
+        <w:r>
+          <w:rPr>
+            <w:color w:val="0563C1"/>
+            <w:u w:val="single"/>
+          </w:rPr>
+          <w:t xml:space="preserve">https://fr.indeed.com/q-developpeur-t%C3%A9l%C3%A9travail-emplois.html</w:t>
+        </w:r>
+      </w:hyperlink>
+      <w:r>
+        <w:rPr>
+          <w:sz w:val="16"/>
+        </w:rPr>
+        <w:br/>
+        <w:t>PERIMETRE : France | RESULTAT_UTILISE : nombre d'offres : Indeed 'Developpeur Télétravail' : plus de 400 (1 sept. 2026) ; LinkedIn 'Cdi Développeur Web En Télétravail' : 479 ; HelloWork 'Télétravail' (tous métiers) : Plus de 39 000 (4 sept. 2026) | PAGE_SI_PDF : - | FIABILITE : MOYENNE</w:t>
+      </w:r>
+    </w:p>
+    <w:p>
+      <w:r>
+        <w:rPr>
+          <w:b/>
+          <w:sz w:val="16"/>
+        </w:rPr>
+        <w:t>102. Télétravail (politique des entreprises, Apec) — France</w:t>
+      </w:r>
+      <w:r>
+        <w:rPr>
+          <w:sz w:val="16"/>
+        </w:rPr>
+        <w:br/>
+        <w:t>ORGANISME_OU_MEDIA : Apec | AUTEUR : non indiqué | DATE_PUBLICATION : 2025-2026 | DATE_CONSULTATION : 2026-09-06</w:t>
+        <w:br/>
+        <w:t xml:space="preserve">URL : </w:t>
+      </w:r>
+      <w:hyperlink r:id="rId111">
+        <w:r>
+          <w:rPr>
+            <w:color w:val="0563C1"/>
+            <w:u w:val="single"/>
+          </w:rPr>
+          <w:t xml:space="preserve">https://corporate.apec.fr/home/actus-medias/toutes-nos-actualites/teletravail-94-des-entreprises-envisagent-de-maintenir-leur-politique-en-2026.html</w:t>
+        </w:r>
+      </w:hyperlink>
+      <w:r>
+        <w:rPr>
+          <w:sz w:val="16"/>
+        </w:rPr>
+        <w:br/>
+        <w:t>PERIMETRE : France | RESULTAT_UTILISE : part des entreprises : 89 % n'ont pas modifié leur politique de télétravail en 2025 ; 1 sur 10 a réduit les jours ; 94 % n'envisagent pas de changement en 2026 | PAGE_SI_PDF : - | FIABILITE : BONNE (SOURCE PRIMAIRE)</w:t>
+      </w:r>
+    </w:p>
+    <w:p>
+      <w:r>
+        <w:rPr>
+          <w:b/>
+          <w:sz w:val="16"/>
+        </w:rPr>
+        <w:t>103. Offres Informatique (HelloWork, national) — France</w:t>
+      </w:r>
+      <w:r>
+        <w:rPr>
+          <w:sz w:val="16"/>
+        </w:rPr>
+        <w:br/>
+        <w:t>ORGANISME_OU_MEDIA : HelloWork | AUTEUR : non indiqué | DATE_PUBLICATION : 2026-08-30 | DATE_CONSULTATION : 2026-09-06</w:t>
+        <w:br/>
+        <w:t xml:space="preserve">URL : </w:t>
+      </w:r>
+      <w:hyperlink r:id="rId112">
+        <w:r>
+          <w:rPr>
+            <w:color w:val="0563C1"/>
+            <w:u w:val="single"/>
+          </w:rPr>
+          <w:t xml:space="preserve">https://www.hellowork.com/fr-fr/emploi/domaine_informatique.html</w:t>
+        </w:r>
+      </w:hyperlink>
+      <w:r>
+        <w:rPr>
+          <w:sz w:val="16"/>
+        </w:rPr>
+        <w:br/>
+        <w:t>PERIMETRE : France | RESULTAT_UTILISE : nombre d'offres : Plus de 25 750 (30 août 2026) | PAGE_SI_PDF : - | FIABILITE : MOYENNE-BONNE</w:t>
+      </w:r>
+    </w:p>
+    <w:p>
+      <w:r>
+        <w:rPr>
+          <w:b/>
+          <w:sz w:val="16"/>
+        </w:rPr>
+        <w:t>104. Écosystème tech (Lyon) — Lyon / Auvergne-Rhône-Alpes</w:t>
+      </w:r>
+      <w:r>
+        <w:rPr>
+          <w:sz w:val="16"/>
+        </w:rPr>
+        <w:br/>
+        <w:t>ORGANISME_OU_MEDIA : Métropole de Lyon / France Digitale (relayés) | AUTEUR : non indiqué | DATE_PUBLICATION : 2026 | DATE_CONSULTATION : 2026-09-06</w:t>
+        <w:br/>
+        <w:t xml:space="preserve">URL : </w:t>
+      </w:r>
+      <w:hyperlink r:id="rId113">
+        <w:r>
+          <w:rPr>
+            <w:color w:val="0563C1"/>
+            <w:u w:val="single"/>
+          </w:rPr>
+          <w:t xml:space="preserve">https://business.onlylyon.com/decouvrir-lyon/secteurs-activites/numerique-tic</w:t>
+        </w:r>
+      </w:hyperlink>
+      <w:r>
+        <w:rPr>
+          <w:sz w:val="16"/>
+        </w:rPr>
+        <w:br/>
+        <w:t>PERIMETRE : Lyon / Auvergne-Rhône-Alpes | RESULTAT_UTILISE : emplois filière ; startups ; rang : filière numérique ≈60 000 personnes à Lyon ; écosystème tech ≈20 000 emplois directs ; 2e écosystème numérique français ; 423 startups métropole (611 Rhône) ; région ARA 1 311 startups, ≈20 000 emplois, 7 Md€ levés | PAGE_SI_PDF : - | FIABILITE : MOYENNE-BONNE (SOURCES INSTITUTIONNELLES LOCALES ET PRESSE)</w:t>
+      </w:r>
+    </w:p>
+    <w:p>
+      <w:r>
+        <w:rPr>
+          <w:b/>
+          <w:sz w:val="16"/>
+        </w:rPr>
+        <w:t>105. Écosystème tech (Lille) — Lille / Hauts-de-France</w:t>
+      </w:r>
+      <w:r>
+        <w:rPr>
+          <w:sz w:val="16"/>
+        </w:rPr>
+        <w:br/>
+        <w:t>ORGANISME_OU_MEDIA : Hello Lille / KiTalent | AUTEUR : non indiqué | DATE_PUBLICATION : 2020-2026 | DATE_CONSULTATION : 2026-09-06</w:t>
+        <w:br/>
+        <w:t xml:space="preserve">URL : </w:t>
+      </w:r>
+      <w:hyperlink r:id="rId114">
+        <w:r>
+          <w:rPr>
+            <w:color w:val="0563C1"/>
+            <w:u w:val="single"/>
+          </w:rPr>
+          <w:t xml:space="preserve">https://en.hellolille.eu/im-setting-up/key-sectors/digital/</w:t>
+        </w:r>
+      </w:hyperlink>
+      <w:r>
+        <w:rPr>
+          <w:sz w:val="16"/>
+        </w:rPr>
+        <w:br/>
+        <w:t>PERIMETRE : Lille / Hauts-de-France | RESULTAT_UTILISE : emplois EuraTechnologies ; entreprises ; diplômés ; délai de recrutement : EuraTechnologies : 4 500 emplois, 300 entreprises, 400 M€ levés (autre source : 8 000+ emplois créés) ; 993 entreprises numériques MEL en 2020 (+53 % en 5 ans) ; 3 200 diplômés TIC/an ; postes techniques pourvus en 4,8 mois en moyenne | PAGE_SI_PDF : - | FIABILITE : MOYENNE (CHIFFRES D'ATTRACTIVITÉ ET CABINET)</w:t>
+      </w:r>
+    </w:p>
+    <w:p>
+      <w:r>
+        <w:rPr>
+          <w:b/>
+          <w:sz w:val="16"/>
+        </w:rPr>
+        <w:t>106. Écosystème tech (Bordeaux) — Bordeaux / Nouvelle-Aquitaine</w:t>
+      </w:r>
+      <w:r>
+        <w:rPr>
+          <w:sz w:val="16"/>
+        </w:rPr>
+        <w:br/>
+        <w:t>ORGANISME_OU_MEDIA : Mercato de l'Emploi / FASEYA / French Tech Bordeaux | AUTEUR : non indiqué | DATE_PUBLICATION : 2026 | DATE_CONSULTATION : 2026-09-06</w:t>
+        <w:br/>
+        <w:t xml:space="preserve">URL : </w:t>
+      </w:r>
+      <w:hyperlink r:id="rId115">
+        <w:r>
+          <w:rPr>
+            <w:color w:val="0563C1"/>
+            <w:u w:val="single"/>
+          </w:rPr>
+          <w:t xml:space="preserve">https://mercato-emploi.com/recrutement-bordeaux-secteurs-opportunites/</w:t>
+        </w:r>
+      </w:hyperlink>
+      <w:r>
+        <w:rPr>
+          <w:sz w:val="16"/>
+        </w:rPr>
+        <w:br/>
+        <w:t>PERIMETRE : Bordeaux / Nouvelle-Aquitaine | RESULTAT_UTILISE : startups ; recruteurs : plus de 800 startups actives ; recruteurs cités : Betclic, WiziShop, Shadow, Deezer, Ubisoft, One Point ; ESN : Capgemini, Sopra Steria, CGI, Atos, Accenture ; Job Connect 26-27 mars 2026 | PAGE_SI_PDF : - | FIABILITE : FAIBLE-MOYENNE (BLOGS / ANNUAIRES)</w:t>
+      </w:r>
+    </w:p>
+    <w:p>
+      <w:r>
+        <w:rPr>
+          <w:b/>
+          <w:sz w:val="16"/>
+        </w:rPr>
+        <w:t>107. Écosystème tech (Nantes) — Nantes / Pays de la Loire</w:t>
+      </w:r>
+      <w:r>
+        <w:rPr>
+          <w:sz w:val="16"/>
+        </w:rPr>
+        <w:br/>
+        <w:t>ORGANISME_OU_MEDIA : Nantes Métropole / NSND | AUTEUR : non indiqué | DATE_PUBLICATION : 2024-2026 | DATE_CONSULTATION : 2026-09-06</w:t>
+        <w:br/>
+        <w:t xml:space="preserve">URL : </w:t>
+      </w:r>
+      <w:hyperlink r:id="rId116">
+        <w:r>
+          <w:rPr>
+            <w:color w:val="0563C1"/>
+            <w:u w:val="single"/>
+          </w:rPr>
+          <w:t xml:space="preserve">https://metropole.nantes.fr/numerique</w:t>
+        </w:r>
+      </w:hyperlink>
+      <w:r>
+        <w:rPr>
+          <w:sz w:val="16"/>
+        </w:rPr>
+        <w:br/>
+        <w:t>PERIMETRE : Nantes / Pays de la Loire | RESULTAT_UTILISE : emplois numériques ; entreprises ; startups ; croissance : plus de 30 000 professionnels du numérique ; 3 500 entreprises ; 150 startups accompagnées/an ; 300 startups et 133 M€ levés en 2024 ; croissance annuelle &gt; 8 % depuis 2020 ; +40 % emplois (vs autres métropoles) ; Capitale French Tech (label renouvelé 2023) | PAGE_SI_PDF : - | FIABILITE : MOYENNE-BONNE (SOURCES INSTITUTIONNELLES LOCALES)</w:t>
+      </w:r>
+    </w:p>
+    <w:p>
+      <w:r>
+        <w:rPr>
+          <w:b/>
+          <w:sz w:val="16"/>
+        </w:rPr>
+        <w:t>108. Écosystème tech (Aix-Marseille) — Aix-Marseille-Provence</w:t>
+      </w:r>
+      <w:r>
+        <w:rPr>
+          <w:sz w:val="16"/>
+        </w:rPr>
+        <w:br/>
+        <w:t>ORGANISME_OU_MEDIA : French Tech Aix-Marseille / Provence Promotion | AUTEUR : non indiqué | DATE_PUBLICATION : 2025-2026 | DATE_CONSULTATION : 2026-09-06</w:t>
+        <w:br/>
+        <w:t xml:space="preserve">URL : </w:t>
+      </w:r>
+      <w:hyperlink r:id="rId117">
+        <w:r>
+          <w:rPr>
+            <w:color w:val="0563C1"/>
+            <w:u w:val="single"/>
+          </w:rPr>
+          <w:t xml:space="preserve">https://lafrenchtech-aixmarseille.fr/actualites/ecosyteme/</w:t>
+        </w:r>
+      </w:hyperlink>
+      <w:r>
+        <w:rPr>
+          <w:sz w:val="16"/>
+        </w:rPr>
+        <w:br/>
+        <w:t>PERIMETRE : Aix-Marseille-Provence | RESULTAT_UTILISE : qualitatif ; lauréats Next40/120 ; infrastructures : 3 lauréats French Tech Next40/120 en 2025 (GoJob, ImCheck Therapeutics, GravitHy) ; 18 câbles sous-marins ; 8 conférences internationales en 2026 ; Tech Innovation Forum 23-24 avril 2026 | PAGE_SI_PDF : - | FIABILITE : MOYENNE (SOURCES INSTITUTIONNELLES LOCALES ; AUCUN CHIFFRE D'EMPLOI NUMÉRIQUE TROUVÉ)</w:t>
+      </w:r>
+    </w:p>
+    <w:p>
+      <w:r>
+        <w:rPr>
+          <w:b/>
+          <w:sz w:val="16"/>
+        </w:rPr>
+        <w:t>109. Écosystème tech (Paris / Île-de-France) — Île-de-France</w:t>
+      </w:r>
+      <w:r>
+        <w:rPr>
+          <w:sz w:val="16"/>
+        </w:rPr>
+        <w:br/>
+        <w:t>ORGANISME_OU_MEDIA : INSEE / relais | AUTEUR : non indiqué | DATE_PUBLICATION : 2019 (Insee) / 2026 | DATE_CONSULTATION : 2026-09-06</w:t>
+        <w:br/>
+        <w:t xml:space="preserve">URL : </w:t>
+      </w:r>
+      <w:hyperlink r:id="rId118">
+        <w:r>
+          <w:rPr>
+            <w:color w:val="0563C1"/>
+            <w:u w:val="single"/>
+          </w:rPr>
+          <w:t xml:space="preserve">https://www.insee.fr/fr/statistiques/4259562</w:t>
+        </w:r>
+      </w:hyperlink>
+      <w:r>
+        <w:rPr>
+          <w:sz w:val="16"/>
+        </w:rPr>
+        <w:br/>
+        <w:t>PERIMETRE : Île-de-France | RESULTAT_UTILISE : emplois ; part nationale ; startups ; CDI : 243 000 emplois dans les 11 professions spécifiques du numérique (Insee Analyses IDF 111) ; 54,3 % de l'activité numérique nationale ; plus de 60 % des offres IA en Paris/IDF ; 93 % en CDI ; 8 000+ startups (French Tech Grand Paris) ; Station F 34 000 m², 3 000 postes | PAGE_SI_PDF : - | FIABILITE : BONNE POUR INSEE (MILLÉSIME ANCIEN) ; MOYENNE POUR LES RELAIS</w:t>
+      </w:r>
+    </w:p>
+    <w:p>
+      <w:r>
+        <w:rPr>
+          <w:b/>
+          <w:sz w:val="16"/>
+        </w:rPr>
+        <w:t>110. Écosystème tech (Toulouse) — Toulouse / Occitanie Ouest</w:t>
+      </w:r>
+      <w:r>
+        <w:rPr>
+          <w:sz w:val="16"/>
+        </w:rPr>
+        <w:br/>
+        <w:t>ORGANISME_OU_MEDIA : Invest in Toulouse / French Tech Toulouse | AUTEUR : non indiqué | DATE_PUBLICATION : 2025-2026 | DATE_CONSULTATION : 2026-09-06</w:t>
+        <w:br/>
+        <w:t xml:space="preserve">URL : </w:t>
+      </w:r>
+      <w:hyperlink r:id="rId119">
+        <w:r>
+          <w:rPr>
+            <w:color w:val="0563C1"/>
+            <w:u w:val="single"/>
+          </w:rPr>
+          <w:t xml:space="preserve">https://www.invest-in-toulouse.fr/poles-excellence/numerique/</w:t>
+        </w:r>
+      </w:hyperlink>
+      <w:r>
+        <w:rPr>
+          <w:sz w:val="16"/>
+        </w:rPr>
+        <w:br/>
+        <w:t>PERIMETRE : Toulouse / Occitanie Ouest | RESULTAT_UTILISE : emplois ; entreprises ; startups ; étudiants : 56 000 emplois ; 4 000 entreprises ; 900 startups ; 20 000+ étudiants tech ; « 2e hub numérique en France » (Invest in Toulouse) | PAGE_SI_PDF : - | FIABILITE : MOYENNE (AGENCE D'ATTRACTIVITÉ)</w:t>
+      </w:r>
+    </w:p>
+    <w:p>
+      <w:r>
+        <w:rPr>
+          <w:b/>
+          <w:sz w:val="16"/>
+        </w:rPr>
+        <w:t>111. Répartition régionale des offres (HelloWork 2025) — Île-de-France ; Auvergne-Rhône-Alpes</w:t>
+      </w:r>
+      <w:r>
+        <w:rPr>
+          <w:sz w:val="16"/>
+        </w:rPr>
+        <w:br/>
+        <w:t>ORGANISME_OU_MEDIA : HelloWork | AUTEUR : non indiqué | DATE_PUBLICATION : 2025 (baromètre publié 2026) | DATE_CONSULTATION : 2026-09-06</w:t>
+        <w:br/>
+        <w:t xml:space="preserve">URL : </w:t>
+      </w:r>
+      <w:hyperlink r:id="rId120">
+        <w:r>
+          <w:rPr>
+            <w:color w:val="0563C1"/>
+            <w:u w:val="single"/>
+          </w:rPr>
+          <w:t xml:space="preserve">https://www.hellowork.com/fr-fr/medias/marche-emploi-hellowork-regions.html</w:t>
+        </w:r>
+      </w:hyperlink>
+      <w:r>
+        <w:rPr>
+          <w:sz w:val="16"/>
+        </w:rPr>
+        <w:br/>
+        <w:t>PERIMETRE : Île-de-France ; Auvergne-Rhône-Alpes | RESULTAT_UTILISE : part des offres ; part des candidats ; concentration IA : IDF 15,9 % des offres, ARA 14,3 % (3 offres sur 10 à elles deux) ; 31 % des candidats cherchent en IDF, 20 % en ARA (44 % à elles deux) ; 54 % des offres mentionnant l'IA dans l'intitulé sont en IDF ; secteurs IT 53 % et data-IA 25 % des offres IA | PAGE_SI_PDF : - | FIABILITE : BONNE (BAROMÈTRE HELLOWORK)</w:t>
+      </w:r>
+    </w:p>
+    <w:p>
+      <w:r>
+        <w:rPr>
+          <w:b/>
+          <w:sz w:val="16"/>
+        </w:rPr>
+        <w:t>112. HelloWork baromètre T1 2026 — France</w:t>
+      </w:r>
+      <w:r>
+        <w:rPr>
+          <w:sz w:val="16"/>
+        </w:rPr>
+        <w:br/>
+        <w:t>ORGANISME_OU_MEDIA : HelloWork | AUTEUR : non indiqué | DATE_PUBLICATION : T1 2026 | DATE_CONSULTATION : 2026-09-06</w:t>
+        <w:br/>
+        <w:t xml:space="preserve">URL : </w:t>
+      </w:r>
+      <w:hyperlink r:id="rId121">
+        <w:r>
+          <w:rPr>
+            <w:color w:val="0563C1"/>
+            <w:u w:val="single"/>
+          </w:rPr>
+          <w:t xml:space="preserve">https://www.hellowork-group.com/fr/actualites/marche-de-lemploi-le-ralentissement-se-confirme-debut-2026-sur-fond-darbitrages-et-de-reequilibrages/</w:t>
+        </w:r>
+      </w:hyperlink>
+      <w:r>
+        <w:rPr>
+          <w:sz w:val="16"/>
+        </w:rPr>
+        <w:br/>
+        <w:t>PERIMETRE : France | RESULTAT_UTILISE : évolution des offres : -4,6 % d'offres début 2026 (ralentissement confirmé) | PAGE_SI_PDF : - | FIABILITE : BONNE (TITRE SOURCE PRIMAIRE)</w:t>
+      </w:r>
+    </w:p>
+    <w:p>
+      <w:r>
+        <w:rPr>
+          <w:b/>
+          <w:sz w:val="16"/>
+        </w:rPr>
+        <w:t>113. Apec prévisions 2025 (informatique, régions) — France ; PACA-Corse, Occitanie, Nouvelle-Aquitaine, Bretagne</w:t>
+      </w:r>
+      <w:r>
+        <w:rPr>
+          <w:sz w:val="16"/>
+        </w:rPr>
+        <w:br/>
+        <w:t>ORGANISME_OU_MEDIA : Apec | AUTEUR : non indiqué | DATE_PUBLICATION : 2025 (avril 2025) | DATE_CONSULTATION : 2026-09-06</w:t>
+        <w:br/>
+        <w:t xml:space="preserve">URL : </w:t>
+      </w:r>
+      <w:hyperlink r:id="rId122">
+        <w:r>
+          <w:rPr>
+            <w:color w:val="0563C1"/>
+            <w:u w:val="single"/>
+          </w:rPr>
+          <w:t xml:space="preserve">https://corporate.apec.fr/files/live/sites/corporate/files/Nos%20etudes/PDF/Etude%20-%20Previsions%20Apec%202025.pdf</w:t>
+        </w:r>
+      </w:hyperlink>
+      <w:r>
+        <w:rPr>
+          <w:sz w:val="16"/>
+        </w:rPr>
+        <w:br/>
+        <w:t>PERIMETRE : France ; PACA-Corse, Occitanie, Nouvelle-Aquitaine, Bretagne | RESULTAT_UTILISE : recrutements prévus 2025 ; évolution ; tendance régionale : 55 600 recrutements de cadres informaticiens prévus en 2025 ; secteur informatique -18 % ; stabilisation attendue en PACA-Corse, Occitanie, Nouvelle-Aquitaine, Bretagne après reculs en 2024 | PAGE_SI_PDF : - | FIABILITE : BONNE (SOURCE PRIMAIRE, RÉSUMÉ MOTEUR)</w:t>
+      </w:r>
+    </w:p>
+    <w:p>
+      <w:r>
+        <w:rPr>
+          <w:b/>
+          <w:sz w:val="16"/>
+        </w:rPr>
+        <w:t>114. INSEE emploi total (national et ARA) — France ; Auvergne-Rhône-Alpes ; Occitanie ; Île-de-France ; Bretagne ; Nouvelle-Aquitaine</w:t>
+      </w:r>
+      <w:r>
+        <w:rPr>
+          <w:sz w:val="16"/>
+        </w:rPr>
+        <w:br/>
+        <w:t>ORGANISME_OU_MEDIA : INSEE | AUTEUR : non indiqué | DATE_PUBLICATION : 2023-2024 | DATE_CONSULTATION : 2026-09-06</w:t>
+        <w:br/>
+        <w:t xml:space="preserve">URL : </w:t>
+      </w:r>
+      <w:hyperlink r:id="rId123">
+        <w:r>
+          <w:rPr>
+            <w:color w:val="0563C1"/>
+            <w:u w:val="single"/>
+          </w:rPr>
+          <w:t xml:space="preserve">https://www.insee.fr/fr/statistiques/8674669</w:t>
+        </w:r>
+      </w:hyperlink>
+      <w:r>
+        <w:rPr>
+          <w:sz w:val="16"/>
+        </w:rPr>
+        <w:br/>
+        <w:t>PERIMETRE : France ; Auvergne-Rhône-Alpes ; Occitanie ; Île-de-France ; Bretagne ; Nouvelle-Aquitaine | RESULTAT_UTILISE : personnes en emploi ; évolution régionale de l'emploi salarié : 30,5 millions en emploi fin 2024 (France hors Mayotte, +109 000, +0,4 %) ; ARA 3,7 millions fin 2023 ; T4 2024 : +0,2 % IDF, Bretagne, Occitanie ; Nouvelle-Aquitaine entre -0,2 % et +0,1 % | PAGE_SI_PDF : - | FIABILITE : BONNE (SOURCE PRIMAIRE) ; AUTRES RÉGIONS : VOIR HTTPS://WWW.INSEE.FR/FR/STATISTIQUES/8376834?SOMMAIRE=8376908</w:t>
+      </w:r>
+    </w:p>
+    <w:p>
+      <w:r>
+        <w:rPr>
+          <w:b/>
+          <w:sz w:val="16"/>
+        </w:rPr>
+        <w:t>115. Économie numérique (Auvergne-Rhône-Alpes, INSEE) — Auvergne-Rhône-Alpes (Isère, Rhône)</w:t>
+      </w:r>
+      <w:r>
+        <w:rPr>
+          <w:sz w:val="16"/>
+        </w:rPr>
+        <w:br/>
+        <w:t>ORGANISME_OU_MEDIA : INSEE | AUTEUR : non indiqué | DATE_PUBLICATION : Insee Analyses ARA n°117 | DATE_CONSULTATION : 2026-09-06</w:t>
+        <w:br/>
+        <w:t xml:space="preserve">URL : </w:t>
+      </w:r>
+      <w:hyperlink r:id="rId124">
+        <w:r>
+          <w:rPr>
+            <w:color w:val="0563C1"/>
+            <w:u w:val="single"/>
+          </w:rPr>
+          <w:t xml:space="preserve">https://www.insee.fr/fr/statistiques/5350332</w:t>
+        </w:r>
+      </w:hyperlink>
+      <w:r>
+        <w:rPr>
+          <w:sz w:val="16"/>
+        </w:rPr>
+        <w:br/>
+        <w:t>PERIMETRE : Auvergne-Rhône-Alpes (Isère, Rhône) | RESULTAT_UTILISE : concentration : activité fortement concentrée et spécialisée dans l'Isère et le Rhône | PAGE_SI_PDF : - | FIABILITE : BONNE (TITRE SOURCE PRIMAIRE)</w:t>
+      </w:r>
+    </w:p>
+    <w:p>
+      <w:r>
+        <w:rPr>
+          <w:b/>
+          <w:sz w:val="16"/>
+        </w:rPr>
+        <w:t>116. BMO 2026 (granularité) — France (332 bassins)</w:t>
+      </w:r>
+      <w:r>
+        <w:rPr>
+          <w:sz w:val="16"/>
+        </w:rPr>
+        <w:br/>
+        <w:t>ORGANISME_OU_MEDIA : France Travail | AUTEUR : non indiqué | DATE_PUBLICATION : 2026 | DATE_CONSULTATION : 2026-09-06</w:t>
+        <w:br/>
+        <w:t xml:space="preserve">URL : </w:t>
+      </w:r>
+      <w:hyperlink r:id="rId125">
+        <w:r>
+          <w:rPr>
+            <w:color w:val="0563C1"/>
+            <w:u w:val="single"/>
+          </w:rPr>
+          <w:t xml:space="preserve">https://statistiques.francetravail.org/bmo</w:t>
+        </w:r>
+      </w:hyperlink>
+      <w:r>
+        <w:rPr>
+          <w:sz w:val="16"/>
+        </w:rPr>
+        <w:br/>
+        <w:t>PERIMETRE : France (332 bassins) | RESULTAT_UTILISE : portail : résultats par région, département, bassin (332 bassins) sur statistiques.francetravail.org | PAGE_SI_PDF : - | FIABILITE : BONNE (PORTAIL NON INTERROGEABLE VIA WEBSEARCH)</w:t>
+      </w:r>
+    </w:p>
+    <w:p>
+      <w:r>
+        <w:rPr>
+          <w:b/>
+          <w:sz w:val="16"/>
+        </w:rPr>
+        <w:t>117. BMO 2026 Hauts-de-France (E&amp;S régional) — Hauts-de-France</w:t>
+      </w:r>
+      <w:r>
+        <w:rPr>
+          <w:sz w:val="16"/>
+        </w:rPr>
+        <w:br/>
+        <w:t>ORGANISME_OU_MEDIA : France Travail Hauts-de-France | AUTEUR : non indiqué | DATE_PUBLICATION : 2026 | DATE_CONSULTATION : 2026-09-06</w:t>
+        <w:br/>
+        <w:t xml:space="preserve">URL : </w:t>
+      </w:r>
+      <w:hyperlink r:id="rId126">
+        <w:r>
+          <w:rPr>
+            <w:color w:val="0563C1"/>
+            <w:u w:val="single"/>
+          </w:rPr>
+          <w:t xml:space="preserve">https://www.francetravail.org/files/live/sites/peorg-hdf/files/statistiques_analyses/entreprises/bmo/2026/E&amp;S_BMO2026_HDF_VF.pdf</w:t>
+        </w:r>
+      </w:hyperlink>
+      <w:r>
+        <w:rPr>
+          <w:sz w:val="16"/>
+        </w:rPr>
+        <w:br/>
+        <w:t>PERIMETRE : Hauts-de-France | RESULTAT_UTILISE : document régional identifié : PDF E&amp;S BMO 2026 HDF (chiffres non extraits) | PAGE_SI_PDF : - | FIABILITE : BONNE (SOURCE PRIMAIRE, CONTENU NON EXTRAIT)</w:t>
+      </w:r>
+    </w:p>
+    <w:p>
+      <w:r>
+        <w:rPr>
+          <w:b/>
+          <w:sz w:val="16"/>
+        </w:rPr>
+        <w:t>118. Apec recrutements cadres (Auvergne-Rhône-Alpes) — Auvergne-Rhône-Alpes</w:t>
+      </w:r>
+      <w:r>
+        <w:rPr>
+          <w:sz w:val="16"/>
+        </w:rPr>
+        <w:br/>
+        <w:t>ORGANISME_OU_MEDIA : Apec (relayé) | AUTEUR : non indiqué | DATE_PUBLICATION : 2025-2026 | DATE_CONSULTATION : 2026-09-06</w:t>
+        <w:br/>
+        <w:t xml:space="preserve">URL : </w:t>
+      </w:r>
+      <w:hyperlink r:id="rId127">
+        <w:r>
+          <w:rPr>
+            <w:color w:val="0563C1"/>
+            <w:u w:val="single"/>
+          </w:rPr>
+          <w:t xml:space="preserve">https://mesinfos.fr/auvergne-rhone-alpes/l-apec-prevoit-une-hausse-des-recrutements-de-cadres-en-2026-en-auvergne-rhone-alpes-243735.html</w:t>
+        </w:r>
+      </w:hyperlink>
+      <w:r>
+        <w:rPr>
+          <w:sz w:val="16"/>
+        </w:rPr>
+        <w:br/>
+        <w:t>PERIMETRE : Auvergne-Rhône-Alpes | RESULTAT_UTILISE : recrutements cadres 2025 ; prévision 2026 ; part services VA : 34 100 recrutements en 2025 (-4 %) ; 35 260 prévus en 2026 (+3 %) ; services à forte VA (ingénierie R&amp;D, conseil, banque-assurance, informatique) 45 % ; industrie 21 % | PAGE_SI_PDF : - | FIABILITE : BONNE (APEC RELAYÉ)</w:t>
+      </w:r>
+    </w:p>
+    <w:p>
+      <w:r>
+        <w:rPr>
+          <w:b/>
+          <w:sz w:val="16"/>
+        </w:rPr>
+        <w:t>119. Métiers en tension (arrêté du 21 mai 2025) — France (liste par région)</w:t>
+      </w:r>
+      <w:r>
+        <w:rPr>
+          <w:sz w:val="16"/>
+        </w:rPr>
+        <w:br/>
+        <w:t>ORGANISME_OU_MEDIA : Ministère du Travail / Dares | AUTEUR : non indiqué | DATE_PUBLICATION : 2025-05-21 (JO 22 mai 2025) | DATE_CONSULTATION : 2026-09-06</w:t>
+        <w:br/>
+        <w:t xml:space="preserve">URL : </w:t>
+      </w:r>
+      <w:hyperlink r:id="rId128">
+        <w:r>
+          <w:rPr>
+            <w:color w:val="0563C1"/>
+            <w:u w:val="single"/>
+          </w:rPr>
+          <w:t xml:space="preserve">https://www.legifrance.gouv.fr/jorf/id/JORFTEXT000051643488</w:t>
+        </w:r>
+      </w:hyperlink>
+      <w:r>
+        <w:rPr>
+          <w:sz w:val="16"/>
+        </w:rPr>
+        <w:br/>
+        <w:t>PERIMETRE : France (liste par région) | RESULTAT_UTILISE : inscription sur la liste des métiers en tension (par région, codes FAP) : métiers informatiques inscrits ; détail régional dans l'arrêté (JORFTEXT000051643488) | PAGE_SI_PDF : - | FIABILITE : BONNE (SOURCE PRIMAIRE ; VENTILATION RÉGIONALE NON EXTRAITE ; PDF RÉCAP PAR RÉGION : HTTPS://LELABODESCIP.FR/WP-CONTENT/UPLOADS/2025/05/METIERS-EN-TENSION-2025-PAR-REGION.PDF)</w:t>
+      </w:r>
+    </w:p>
+    <w:p>
+      <w:r>
+        <w:rPr>
+          <w:b/>
+          <w:sz w:val="16"/>
+        </w:rPr>
+        <w:t>120. BMO 2026 (Île-de-France, secteur numérique) — Île-de-France / France</w:t>
+      </w:r>
+      <w:r>
+        <w:rPr>
+          <w:sz w:val="16"/>
+        </w:rPr>
+        <w:br/>
+        <w:t>ORGANISME_OU_MEDIA : France Travail Île-de-France | AUTEUR : non indiqué | DATE_PUBLICATION : 2026 | DATE_CONSULTATION : 2026-09-06</w:t>
+        <w:br/>
+        <w:t xml:space="preserve">URL : </w:t>
+      </w:r>
+      <w:hyperlink r:id="rId129">
+        <w:r>
+          <w:rPr>
+            <w:color w:val="0563C1"/>
+            <w:u w:val="single"/>
+          </w:rPr>
+          <w:t xml:space="preserve">https://monemploienidf.francetravail.fr/actualites/semaine-des-metiers-du-numerique-2026-le-numerique-est-partout-saisissez-votre-chance</w:t>
+        </w:r>
+      </w:hyperlink>
+      <w:r>
+        <w:rPr>
+          <w:sz w:val="16"/>
+        </w:rPr>
+        <w:br/>
+        <w:t>PERIMETRE : Île-de-France / France | RESULTAT_UTILISE : projets ; part difficile : IDF : 15 492 projets, 52,5 % difficiles ; France : 84 227 projets numérique, 49,5 % difficiles | PAGE_SI_PDF : - | FIABILITE : BONNE (SOURCE PRIMAIRE RÉGIONALE)</w:t>
+      </w:r>
+    </w:p>
+    <w:p>
+      <w:r>
+        <w:rPr>
+          <w:b/>
+          <w:sz w:val="16"/>
+        </w:rPr>
+        <w:t>121. Secteur numérique (Auvergne-Rhône-Alpes) — Auvergne-Rhône-Alpes</w:t>
+      </w:r>
+      <w:r>
+        <w:rPr>
+          <w:sz w:val="16"/>
+        </w:rPr>
+        <w:br/>
+        <w:t>ORGANISME_OU_MEDIA : Via Compétences (CARIF-OREF ARA) | AUTEUR : non indiqué | DATE_PUBLICATION : 2025 | DATE_CONSULTATION : 2026-09-06</w:t>
+        <w:br/>
+        <w:t xml:space="preserve">URL : </w:t>
+      </w:r>
+      <w:hyperlink r:id="rId130">
+        <w:r>
+          <w:rPr>
+            <w:color w:val="0563C1"/>
+            <w:u w:val="single"/>
+          </w:rPr>
+          <w:t xml:space="preserve">https://www.via-competences.fr/economie-metiers-publics-et-territoires/les-metiers/focus-metiers/le-secteur-du-numerique-en-auvergne-rhone-alpes</w:t>
+        </w:r>
+      </w:hyperlink>
+      <w:r>
+        <w:rPr>
+          <w:sz w:val="16"/>
+        </w:rPr>
+        <w:br/>
+        <w:t>PERIMETRE : Auvergne-Rhône-Alpes | RESULTAT_UTILISE : établissements ; salariés ; offres/an : 7 100 établissements ; 100 200 salariés ; ≈13 000 offres/an dans les métiers du numérique (en baisse vs pic 2023) ; 2e région numérique | PAGE_SI_PDF : - | FIABILITE : BONNE (OBSERVATOIRE RÉGIONAL)</w:t>
+      </w:r>
+    </w:p>
+    <w:p>
+      <w:r>
+        <w:rPr>
+          <w:b/>
+          <w:sz w:val="16"/>
+        </w:rPr>
+        <w:t>122. Délégués régionaux Numeum — Hauts-de-France ; Nouvelle-Aquitaine ; Auvergne-Rhône-Alpes ; Sud</w:t>
+      </w:r>
+      <w:r>
+        <w:rPr>
+          <w:sz w:val="16"/>
+        </w:rPr>
+        <w:br/>
+        <w:t>ORGANISME_OU_MEDIA : Numeum | AUTEUR : non indiqué | DATE_PUBLICATION : 2025-2026 | DATE_CONSULTATION : 2026-09-06</w:t>
+        <w:br/>
+        <w:t xml:space="preserve">URL : </w:t>
+      </w:r>
+      <w:hyperlink r:id="rId131">
+        <w:r>
+          <w:rPr>
+            <w:color w:val="0563C1"/>
+            <w:u w:val="single"/>
+          </w:rPr>
+          <w:t xml:space="preserve">https://numeum.fr/instance_gouvernance/delegues-regionaux/</w:t>
+        </w:r>
+      </w:hyperlink>
+      <w:r>
+        <w:rPr>
+          <w:sz w:val="16"/>
+        </w:rPr>
+        <w:br/>
+        <w:t>PERIMETRE : Hauts-de-France ; Nouvelle-Aquitaine ; Auvergne-Rhône-Alpes ; Sud | RESULTAT_UTILISE : entreprise du délégué régional : HDF : Sopra Steria Next ; NAQ : Sopra Steria ; ARA : Projets et Performance ; Sud : Netsystem | PAGE_SI_PDF : - | FIABILITE : BONNE</w:t>
+      </w:r>
+    </w:p>
+    <w:p>
+      <w:r>
+        <w:rPr>
+          <w:b/>
+          <w:sz w:val="16"/>
+        </w:rPr>
+        <w:t>123. Population / population active par région (INSEE, anciennes données) — IDF ; ARA ; NAQ ; Occitanie ; HDF ; PACA</w:t>
+      </w:r>
+      <w:r>
+        <w:rPr>
+          <w:sz w:val="16"/>
+        </w:rPr>
+        <w:br/>
+        <w:t>ORGANISME_OU_MEDIA : INSEE | AUTEUR : non indiqué | DATE_PUBLICATION : 2021-2023 (projections 2030/2050) | DATE_CONSULTATION : 2026-09-06</w:t>
+        <w:br/>
+        <w:t xml:space="preserve">URL : </w:t>
+      </w:r>
+      <w:hyperlink r:id="rId132">
+        <w:r>
+          <w:rPr>
+            <w:color w:val="0563C1"/>
+            <w:u w:val="single"/>
+          </w:rPr>
+          <w:t xml:space="preserve">https://www.insee.fr/fr/statistiques/3303305?sommaire=3353488</w:t>
+        </w:r>
+      </w:hyperlink>
+      <w:r>
+        <w:rPr>
+          <w:sz w:val="16"/>
+        </w:rPr>
+        <w:br/>
+        <w:t>PERIMETRE : IDF ; ARA ; NAQ ; Occitanie ; HDF ; PACA | RESULTAT_UTILISE : population (2021) ; emploi ARA 2023 ; projections population active : IDF 12 M hab., ARA 8,1 M, NAQ/Occitanie/HDF ≈6 M chacune (1er janv. 2021) ; ARA 3,720 M emplois (2023) ; HDF ≈2,74 M actifs à l'horizon 2030 ; PACA 2,319 M actifs en 2050 (projection) | PAGE_SI_PDF : - | FIABILITE : BONNE MAIS MILLÉSIMES ANCIENS ; POPULATION ACTIVE 2024-2025 PAR RÉGION NON OBTENUE</w:t>
+      </w:r>
+    </w:p>
+    <w:p>
+      <w:r>
+        <w:rPr>
+          <w:b/>
+          <w:sz w:val="16"/>
+        </w:rPr>
+        <w:t>124. Data Emploi (portails régionaux) — Île-de-France (REG/11) ; France</w:t>
+      </w:r>
+      <w:r>
+        <w:rPr>
+          <w:sz w:val="16"/>
+        </w:rPr>
+        <w:br/>
+        <w:t>ORGANISME_OU_MEDIA : France Travail | AUTEUR : non indiqué | DATE_PUBLICATION : T1 2026 | DATE_CONSULTATION : 2026-09-06</w:t>
+        <w:br/>
+        <w:t xml:space="preserve">URL : </w:t>
+      </w:r>
+      <w:hyperlink r:id="rId133">
+        <w:r>
+          <w:rPr>
+            <w:color w:val="0563C1"/>
+            <w:u w:val="single"/>
+          </w:rPr>
+          <w:t xml:space="preserve">https://dataemploi.francetravail.fr/emploi/panorama/REG/11</w:t>
+        </w:r>
+      </w:hyperlink>
+      <w:r>
+        <w:rPr>
+          <w:sz w:val="16"/>
+        </w:rPr>
+        <w:br/>
+        <w:t>PERIMETRE : Île-de-France (REG/11) ; France | RESULTAT_UTILISE : pages identifiées (données T1 2026) : panorama régional, demandeurs, offres (chiffres non extraits) | PAGE_SI_PDF : - | FIABILITE : BONNE (SOURCE PRIMAIRE, CONTENU NON EXTRAIT)</w:t>
+      </w:r>
+    </w:p>
+    <w:p>
+      <w:r>
+        <w:rPr>
+          <w:b/>
+          <w:sz w:val="16"/>
+        </w:rPr>
+        <w:t>125. Répartition régionale des offres numériques (GEN / Grand Est) — Île-de-France ; Normandie ; Bourgogne-Franche-Comté ; Grand Est</w:t>
+      </w:r>
+      <w:r>
+        <w:rPr>
+          <w:sz w:val="16"/>
+        </w:rPr>
+        <w:br/>
+        <w:t>ORGANISME_OU_MEDIA : Grande École du Numérique (relayé) | AUTEUR : non indiqué | DATE_PUBLICATION : T1 2024 (GEN) / 2025-2026 | DATE_CONSULTATION : 2026-09-06</w:t>
+        <w:br/>
+        <w:t xml:space="preserve">URL : </w:t>
+      </w:r>
+      <w:hyperlink r:id="rId134">
+        <w:r>
+          <w:rPr>
+            <w:color w:val="0563C1"/>
+            <w:u w:val="single"/>
+          </w:rPr>
+          <w:t xml:space="preserve">https://www.grandeecolenumerique.fr/tendances-de-lemploi-dans-les-metiers-du-numerique-en-france-au-1er-trimestre-2024</w:t>
+        </w:r>
+      </w:hyperlink>
+      <w:r>
+        <w:rPr>
+          <w:sz w:val="16"/>
+        </w:rPr>
+        <w:br/>
+        <w:t>PERIMETRE : Île-de-France ; Normandie ; Bourgogne-Franche-Comté ; Grand Est | RESULTAT_UTILISE : part des offres ; part du développeur ; effectifs : IDF 32 % des offres publiées ; ≈1 offre sur 5 concerne le métier de développeur ; Normandie et BFC ≈1 offre sur 2 en sécurité/cloud/réseau ; Grand Est 22 720 personnes dans l'économie numérique ; DevOps passe de 3e à 2e, full stack reste 1er ; salaires IDF +10-20 % | PAGE_SI_PDF : - | FIABILITE : MOYENNE-BONNE (OBSERVATOIRE GEN, MILLÉSIME T1 2024)</w:t>
+      </w:r>
+    </w:p>
+    <w:p>
+      <w:r>
+        <w:rPr>
+          <w:b/>
+          <w:sz w:val="16"/>
+        </w:rPr>
+        <w:t>126. Apec prévisions 2026 (secteurs et régions) — France ; Occitanie ; Pays de la Loire ; Île-de-France ; Hauts-de-France ; Normandie</w:t>
+      </w:r>
+      <w:r>
+        <w:rPr>
+          <w:sz w:val="16"/>
+        </w:rPr>
+        <w:br/>
+        <w:t>ORGANISME_OU_MEDIA : Apec (relayé) | AUTEUR : non indiqué | DATE_PUBLICATION : 2026 | DATE_CONSULTATION : 2026-09-06</w:t>
+        <w:br/>
+        <w:t xml:space="preserve">URL : </w:t>
+      </w:r>
+      <w:hyperlink r:id="rId135">
+        <w:r>
+          <w:rPr>
+            <w:color w:val="0563C1"/>
+            <w:u w:val="single"/>
+          </w:rPr>
+          <w:t xml:space="preserve">https://www.usinenouvelle.com/eco-social/les-recrutements-de-cadres-vont-redemarrer-en-2026-mais-la-hausse-restera-modeste.JUCMVHTE6RA3VMYNUEPZPUUAGU.html</w:t>
+        </w:r>
+      </w:hyperlink>
+      <w:r>
+        <w:rPr>
+          <w:sz w:val="16"/>
+        </w:rPr>
+        <w:br/>
+        <w:t>PERIMETRE : France ; Occitanie ; Pays de la Loire ; Île-de-France ; Hauts-de-France ; Normandie | RESULTAT_UTILISE : évolution attendue 2026 : services à forte VA +6 % ; activités informatiques +5 % ; ingénierie R&amp;D +7 % ; conseil +6 % ; Occitanie +6 %, Pays de la Loire +5 %, IDF +5 %, Hauts-de-France +2 %, Normandie +1 % | PAGE_SI_PDF : - | FIABILITE : BONNE</w:t>
+      </w:r>
+    </w:p>
+    <w:p>
+      <w:r>
+        <w:rPr>
+          <w:b/>
+          <w:sz w:val="16"/>
+        </w:rPr>
+        <w:t>127. BMO 2026 (part d'entreprises anticipant des difficultés) — France</w:t>
+      </w:r>
+      <w:r>
+        <w:rPr>
+          <w:sz w:val="16"/>
+        </w:rPr>
+        <w:br/>
+        <w:t>ORGANISME_OU_MEDIA : La finance pour tous (relais BMO) | AUTEUR : non indiqué | DATE_PUBLICATION : 2026 | DATE_CONSULTATION : 2026-09-06</w:t>
+        <w:br/>
+        <w:t xml:space="preserve">URL : </w:t>
+      </w:r>
+      <w:hyperlink r:id="rId136">
+        <w:r>
+          <w:rPr>
+            <w:color w:val="0563C1"/>
+            <w:u w:val="single"/>
+          </w:rPr>
+          <w:t xml:space="preserve">https://www.lafinancepourtous.com/2026/04/24/quels-besoins-en-main-d-oeuvre-en-france-en-2026/</w:t>
+        </w:r>
+      </w:hyperlink>
+      <w:r>
+        <w:rPr>
+          <w:sz w:val="16"/>
+        </w:rPr>
+        <w:br/>
+        <w:t>PERIMETRE : France | RESULTAT_UTILISE : part des entreprises : 48 % des entreprises estiment leurs recrutements difficiles | PAGE_SI_PDF : - | FIABILITE : MOYENNE (RELAIS)</w:t>
+      </w:r>
+    </w:p>
+    <w:p>
+      <w:r>
+        <w:rPr>
+          <w:b/>
+          <w:sz w:val="16"/>
+        </w:rPr>
+        <w:t>128. INSEE Île-de-France 2024 — Île-de-France</w:t>
+      </w:r>
+      <w:r>
+        <w:rPr>
+          <w:sz w:val="16"/>
+        </w:rPr>
+        <w:br/>
+        <w:t>ORGANISME_OU_MEDIA : INSEE | AUTEUR : non indiqué | DATE_PUBLICATION : 2024 | DATE_CONSULTATION : 2026-09-06</w:t>
+        <w:br/>
+        <w:t xml:space="preserve">URL : </w:t>
+      </w:r>
+      <w:hyperlink r:id="rId137">
+        <w:r>
+          <w:rPr>
+            <w:color w:val="0563C1"/>
+            <w:u w:val="single"/>
+          </w:rPr>
+          <w:t xml:space="preserve">https://www.insee.fr/fr/statistiques/8354913</w:t>
+        </w:r>
+      </w:hyperlink>
+      <w:r>
+        <w:rPr>
+          <w:sz w:val="16"/>
+        </w:rPr>
+        <w:br/>
+        <w:t>PERIMETRE : Île-de-France | RESULTAT_UTILISE : taux d'emploi 15-64 ; taux de chômage : taux d'emploi 15-64 ans 68,4 % ; chômage 7,0 % (2024) vs 7,4 % national ; créations d'emploi salarié en fort ralentissement en 2024 | PAGE_SI_PDF : - | FIABILITE : BONNE (SOURCE PRIMAIRE)</w:t>
+      </w:r>
+    </w:p>
+    <w:p>
+      <w:r>
+        <w:rPr>
+          <w:b/>
+          <w:sz w:val="16"/>
+        </w:rPr>
+        <w:t>129. Écosystème numérique (Hauts-de-France / Lille) — Hauts-de-France / Lille</w:t>
+      </w:r>
+      <w:r>
+        <w:rPr>
+          <w:sz w:val="16"/>
+        </w:rPr>
+        <w:br/>
+        <w:t>ORGANISME_OU_MEDIA : France Travail HDF / FASEYA / Indeed | AUTEUR : non indiqué | DATE_PUBLICATION : 2026 | DATE_CONSULTATION : 2026-09-06</w:t>
+        <w:br/>
+        <w:t xml:space="preserve">URL : </w:t>
+      </w:r>
+      <w:hyperlink r:id="rId138">
+        <w:r>
+          <w:rPr>
+            <w:color w:val="0563C1"/>
+            <w:u w:val="single"/>
+          </w:rPr>
+          <w:t xml:space="preserve">https://www.francetravail.org/regions/hauts-de-france/actualites/le-numerique-recrute-et-forme-en-hauts-de-france.html?type=article</w:t>
+        </w:r>
+      </w:hyperlink>
+      <w:r>
+        <w:rPr>
+          <w:sz w:val="16"/>
+        </w:rPr>
+        <w:br/>
+        <w:t>PERIMETRE : Hauts-de-France / Lille | RESULTAT_UTILISE : entreprises ; emplois ; formés/an ; projets BMO 2026 ; offres Indeed : plus de 5 000 entreprises numériques ; ≈60 000 emplois ; ≈10 000 personnes formées/an ; BMO 2026 : ≈151 300 projets (6,6 % du national) ; Indeed 'Developpeur, Hauts-de-France' : plus de 300 (12 fév. 2026) ; 'Esn, Lille' : plus de 75 (5 août 2026) ; ESN présentes : Capgemini, Accenture, Sopra Steria, Atos (Euralille), Inetum, Devoteam, SII ; OVHcloud (Roubaix), Decathlon (Villeneuve-d'Ascq) | PAGE_SI_PDF : - | FIABILITE : BONNE POUR FRANCE TRAVAIL ; MOYENNE POUR ANNUAIRES</w:t>
+      </w:r>
+    </w:p>
+    <w:p>
+      <w:r>
+        <w:rPr>
+          <w:b/>
+          <w:sz w:val="16"/>
+        </w:rPr>
+        <w:t>130. Recruteurs ESN (Lyon / Auvergne-Rhône-Alpes) — Lyon</w:t>
+      </w:r>
+      <w:r>
+        <w:rPr>
+          <w:sz w:val="16"/>
+        </w:rPr>
+        <w:br/>
+        <w:t>ORGANISME_OU_MEDIA : Indeed / Sopra Steria / Mercato de l'Emploi | AUTEUR : non indiqué | DATE_PUBLICATION : 2026 | DATE_CONSULTATION : 2026-09-06</w:t>
+        <w:br/>
+        <w:t xml:space="preserve">URL : </w:t>
+      </w:r>
+      <w:hyperlink r:id="rId139">
+        <w:r>
+          <w:rPr>
+            <w:color w:val="0563C1"/>
+            <w:u w:val="single"/>
+          </w:rPr>
+          <w:t xml:space="preserve">https://fr.indeed.com/q-esn-l-lyon-(69)-emplois.html</w:t>
+        </w:r>
+      </w:hyperlink>
+      <w:r>
+        <w:rPr>
+          <w:sz w:val="16"/>
+        </w:rPr>
+        <w:br/>
+        <w:t>PERIMETRE : Lyon | RESULTAT_UTILISE : offres Indeed ; effectifs ESN : Indeed 'Esn, Lyon' : plus de 200 (9 août 2026) ; 'Sopra Steria, Lyon' : plus de 50 (4 sept. 2026) ; Sopra Steria &gt; 1 000 collaborateurs en ARA (Lyon, Roanne, Grenoble, Annecy, Clermont-Ferrand) ; centres R&amp;D Ubisoft, Cegid, Sopra Steria à Lyon | PAGE_SI_PDF : - | FIABILITE : MOYENNE-BONNE</w:t>
+      </w:r>
+    </w:p>
+    <w:p>
+      <w:r>
+        <w:rPr>
+          <w:b/>
+          <w:sz w:val="16"/>
+        </w:rPr>
+        <w:t>131. Emplois numériques (PACA, données anciennes) — Provence-Alpes-Côte d'Azur (Marseille-Aubagne, Cannes-Antibes, Aix-en-Provence)</w:t>
+      </w:r>
+      <w:r>
+        <w:rPr>
+          <w:sz w:val="16"/>
+        </w:rPr>
+        <w:br/>
+        <w:t>ORGANISME_OU_MEDIA : INSEE / Région Sud | AUTEUR : non indiqué | DATE_PUBLICATION : 2014 (INSEE, relayé Région Sud) | DATE_CONSULTATION : 2026-09-06</w:t>
+        <w:br/>
+        <w:t xml:space="preserve">URL : </w:t>
+      </w:r>
+      <w:hyperlink r:id="rId140">
+        <w:r>
+          <w:rPr>
+            <w:color w:val="0563C1"/>
+            <w:u w:val="single"/>
+          </w:rPr>
+          <w:t xml:space="preserve">https://documentation.maregionsud.fr/Default/doc/SYRACUSE/9905/69-000-emplois-numeriques-en-provence-alpes-cote-d-azur?_lg=fr-FR</w:t>
+        </w:r>
+      </w:hyperlink>
+      <w:r>
+        <w:rPr>
+          <w:sz w:val="16"/>
+        </w:rPr>
+        <w:br/>
+        <w:t>PERIMETRE : Provence-Alpes-Côte d'Azur (Marseille-Aubagne, Cannes-Antibes, Aix-en-Provence) | RESULTAT_UTILISE : emplois ; part de l'emploi ; concentration : 69 000 emplois numériques (3,7 % de l'emploi total, 2014) ; 2e région numérique à égalité avec ARA ; Marseille-Aubagne, Cannes-Antibes et Aix concentrent les deux tiers | PAGE_SI_PDF : - | FIABILITE : BONNE MAIS MILLÉSIME 2014</w:t>
+      </w:r>
+    </w:p>
+    <w:p>
+      <w:r>
+        <w:rPr>
+          <w:b/>
+          <w:sz w:val="16"/>
+        </w:rPr>
+        <w:t>132. Filière numérique (Nouvelle-Aquitaine) — Nouvelle-Aquitaine</w:t>
+      </w:r>
+      <w:r>
+        <w:rPr>
+          <w:sz w:val="16"/>
+        </w:rPr>
+        <w:br/>
+        <w:t>ORGANISME_OU_MEDIA : France Travail NAQ / Cap Métiers | AUTEUR : non indiqué | DATE_PUBLICATION : 2024-2026 | DATE_CONSULTATION : 2026-09-06</w:t>
+        <w:br/>
+        <w:t xml:space="preserve">URL : </w:t>
+      </w:r>
+      <w:hyperlink r:id="rId141">
+        <w:r>
+          <w:rPr>
+            <w:color w:val="0563C1"/>
+            <w:u w:val="single"/>
+          </w:rPr>
+          <w:t xml:space="preserve">https://www.francetravail.fr/region/nouvelle-aquitaine/les-filieres-qui-recrutent/filiere-numerique/2024---chiffres-du-secteur.html</w:t>
+        </w:r>
+      </w:hyperlink>
+      <w:r>
+        <w:rPr>
+          <w:sz w:val="16"/>
+        </w:rPr>
+        <w:br/>
+        <w:t>PERIMETRE : Nouvelle-Aquitaine | RESULTAT_UTILISE : salariés ; part ; entreprises services numériques ; recrutements ; part CDI : 59 200 salariés (3,8 % de l'emploi salarié régional) ; &gt; 2 000 entreprises de services numériques, 32 000 salariés, 6,7 Md€ CA (janv. 2025) ; &gt; 12 000 recrutements numériques avril 2025–mars 2026 ; 66 % CDI, 20 % CDD &gt; 6 mois | PAGE_SI_PDF : - | FIABILITE : BONNE (SOURCE PRIMAIRE RÉGIONALE)</w:t>
+      </w:r>
+    </w:p>
+    <w:p>
+      <w:r>
+        <w:rPr>
+          <w:b/>
+          <w:sz w:val="16"/>
+        </w:rPr>
+        <w:t>133. Filière numérique (Pays de la Loire) — Pays de la Loire</w:t>
+      </w:r>
+      <w:r>
+        <w:rPr>
+          <w:sz w:val="16"/>
+        </w:rPr>
+        <w:br/>
+        <w:t>ORGANISME_OU_MEDIA : France Travail Pays de la Loire | AUTEUR : non indiqué | DATE_PUBLICATION : 2024 | DATE_CONSULTATION : 2026-09-06</w:t>
+        <w:br/>
+        <w:t xml:space="preserve">URL : </w:t>
+      </w:r>
+      <w:hyperlink r:id="rId142">
+        <w:r>
+          <w:rPr>
+            <w:color w:val="0563C1"/>
+            <w:u w:val="single"/>
+          </w:rPr>
+          <w:t xml:space="preserve">https://www.observatoire-emploi-paysdelaloire.fr/portraits-sectoriels/numerique</w:t>
+        </w:r>
+      </w:hyperlink>
+      <w:r>
+        <w:rPr>
+          <w:sz w:val="16"/>
+        </w:rPr>
+        <w:br/>
+        <w:t>PERIMETRE : Pays de la Loire | RESULTAT_UTILISE : établissements ; salariés ; embauches 2024 ; part des embauches : 2 400 établissements ; &gt; 45 500 salariés (fin 2024) ; ≈62 200 embauches hors intérim en 2024 (≈5 200/mois) ; 4,1 % des embauches régionales | PAGE_SI_PDF : - | FIABILITE : BONNE (SOURCE PRIMAIRE RÉGIONALE)</w:t>
+      </w:r>
+    </w:p>
+    <w:p>
+      <w:r>
+        <w:rPr>
+          <w:b/>
+          <w:sz w:val="16"/>
+        </w:rPr>
+        <w:t>134. Numérique (Occitanie, France Travail) — Occitanie</w:t>
+      </w:r>
+      <w:r>
+        <w:rPr>
+          <w:sz w:val="16"/>
+        </w:rPr>
+        <w:br/>
+        <w:t>ORGANISME_OU_MEDIA : France Travail Occitanie | AUTEUR : non indiqué | DATE_PUBLICATION : 2024 | DATE_CONSULTATION : 2026-09-06</w:t>
+        <w:br/>
+        <w:t xml:space="preserve">URL : </w:t>
+      </w:r>
+      <w:hyperlink r:id="rId143">
+        <w:r>
+          <w:rPr>
+            <w:color w:val="0563C1"/>
+            <w:u w:val="single"/>
+          </w:rPr>
+          <w:t xml:space="preserve">https://www.francetravail.org/regions/occitanie/acteurs-de-lemploi/travailler-avec-les-filieres-et-les-secteurs-dactivite/le-numerique-en-occitanie.html</w:t>
+        </w:r>
+      </w:hyperlink>
+      <w:r>
+        <w:rPr>
+          <w:sz w:val="16"/>
+        </w:rPr>
+        <w:br/>
+        <w:t>PERIMETRE : Occitanie | RESULTAT_UTILISE : reprises d'emploi : 9 190 reprises d'emploi (janv.–déc. 2024) | PAGE_SI_PDF : - | FIABILITE : BONNE</w:t>
+      </w:r>
+    </w:p>
+    <w:p>
+      <w:r>
+        <w:rPr>
+          <w:b/>
+          <w:sz w:val="16"/>
+        </w:rPr>
+        <w:t>135. BMO 2026 (Pays de la Loire) — Pays de la Loire</w:t>
+      </w:r>
+      <w:r>
+        <w:rPr>
+          <w:sz w:val="16"/>
+        </w:rPr>
+        <w:br/>
+        <w:t>ORGANISME_OU_MEDIA : France Travail Pays de la Loire (relayé CARIF-OREF) | AUTEUR : non indiqué | DATE_PUBLICATION : 2026 | DATE_CONSULTATION : 2026-09-06</w:t>
+        <w:br/>
+        <w:t xml:space="preserve">URL : </w:t>
+      </w:r>
+      <w:hyperlink r:id="rId144">
+        <w:r>
+          <w:rPr>
+            <w:color w:val="0563C1"/>
+            <w:u w:val="single"/>
+          </w:rPr>
+          <w:t xml:space="preserve">https://pro.choisirmonmetier-paysdelaloire.fr/quels-besoins-de-main-doeuvre-en-2026-en-pays-de-la-loire/</w:t>
+        </w:r>
+      </w:hyperlink>
+      <w:r>
+        <w:rPr>
+          <w:sz w:val="16"/>
+        </w:rPr>
+        <w:br/>
+        <w:t>PERIMETRE : Pays de la Loire | RESULTAT_UTILISE : projets ; évolution : 154 743 intentions (-8,2 % vs 2025 ; 4e année de baisse) ; ≈23 900 réponses | PAGE_SI_PDF : - | FIABILITE : BONNE</w:t>
+      </w:r>
+    </w:p>
+    <w:p>
+      <w:r>
+        <w:rPr>
+          <w:b/>
+          <w:sz w:val="16"/>
+        </w:rPr>
+        <w:t>136. Répartition ville des offres Indeed (Developpeur Logiciel Web, 2024) — Lyon ; Toulouse ; Nantes ; Bordeaux ; Lille ; Marseille</w:t>
+      </w:r>
+      <w:r>
+        <w:rPr>
+          <w:sz w:val="16"/>
+        </w:rPr>
+        <w:br/>
+        <w:t>ORGANISME_OU_MEDIA : Indeed | AUTEUR : non indiqué | DATE_PUBLICATION : page datée 24 mai 2024 (extrait non daté) | DATE_CONSULTATION : 2026-09-06</w:t>
+        <w:br/>
+        <w:t xml:space="preserve">URL : </w:t>
+      </w:r>
+      <w:hyperlink r:id="rId145">
+        <w:r>
+          <w:rPr>
+            <w:color w:val="0563C1"/>
+            <w:u w:val="single"/>
+          </w:rPr>
+          <w:t xml:space="preserve">https://fr.indeed.com/Emplois-Developpeur-Logiciel-Web</w:t>
+        </w:r>
+      </w:hyperlink>
+      <w:r>
+        <w:rPr>
+          <w:sz w:val="16"/>
+        </w:rPr>
+        <w:br/>
+        <w:t>PERIMETRE : Lyon ; Toulouse ; Nantes ; Bordeaux ; Lille ; Marseille | RESULTAT_UTILISE : nombre d'offres par ville (extrait) : Lyon 100 ; Toulouse 84 ; Nantes 58 ; Bordeaux 39 ; Lille 25 ; Marseille 23 (sur 1 639 offres, extrait indexé) | PAGE_SI_PDF : - | FIABILITE : MOYENNE (EXTRAIT MOTEUR, DATE D'INDEXATION INCERTAINE)</w:t>
+      </w:r>
+    </w:p>
+    <w:p>
+      <w:r>
+        <w:rPr>
+          <w:b/>
+          <w:sz w:val="16"/>
+        </w:rPr>
+        <w:t>137. Chômage régional 2025 (INSEE) — France ; Hauts-de-France ; Auvergne-Rhône-Alpes</w:t>
+      </w:r>
+      <w:r>
+        <w:rPr>
+          <w:sz w:val="16"/>
+        </w:rPr>
+        <w:br/>
+        <w:t>ORGANISME_OU_MEDIA : INSEE | AUTEUR : non indiqué | DATE_PUBLICATION : 2024-2025 | DATE_CONSULTATION : 2026-09-06</w:t>
+        <w:br/>
+        <w:t xml:space="preserve">URL : </w:t>
+      </w:r>
+      <w:hyperlink r:id="rId146">
+        <w:r>
+          <w:rPr>
+            <w:color w:val="0563C1"/>
+            <w:u w:val="single"/>
+          </w:rPr>
+          <w:t xml:space="preserve">https://www.insee.fr/fr/statistiques/9022851</w:t>
+        </w:r>
+      </w:hyperlink>
+      <w:r>
+        <w:rPr>
+          <w:sz w:val="16"/>
+        </w:rPr>
+        <w:br/>
+        <w:t>PERIMETRE : France ; Hauts-de-France ; Auvergne-Rhône-Alpes | RESULTAT_UTILISE : taux de chômage BIT : France 7,7 % (moyenne 2025 ; 7,5 % métropole) ; T4 2025 : 7,9 % ; Hauts-de-France 9,6 % fin 2025 (+0,9 pt, hausse la plus forte) ; ARA 6,4 % (2024) | PAGE_SI_PDF : - | FIABILITE : BONNE (SOURCE PRIMAIRE) ; POPULATION ACTIVE RÉGIONALE 2025 NON EXTRAITE (SÉRIES LONGUES : HTTPS://WWW.INSEE.FR/FR/STATISTIQUES/8977307?SOMMAIRE=8977323)</w:t>
+      </w:r>
+    </w:p>
+    <w:p>
+      <w:r>
+        <w:rPr>
+          <w:b/>
+          <w:sz w:val="16"/>
+        </w:rPr>
+        <w:t>138. Apec métiers porteurs 2026 (définitions) et ARA — France ; Auvergne-Rhône-Alpes</w:t>
+      </w:r>
+      <w:r>
+        <w:rPr>
+          <w:sz w:val="16"/>
+        </w:rPr>
+        <w:br/>
+        <w:t>ORGANISME_OU_MEDIA : Apec | AUTEUR : non indiqué | DATE_PUBLICATION : 2026-02 | DATE_CONSULTATION : 2026-09-06</w:t>
+        <w:br/>
+        <w:t xml:space="preserve">URL : </w:t>
+      </w:r>
+      <w:hyperlink r:id="rId147">
+        <w:r>
+          <w:rPr>
+            <w:color w:val="0563C1"/>
+            <w:u w:val="single"/>
+          </w:rPr>
+          <w:t xml:space="preserve">https://corporate.apec.fr/home/actus-medias/toutes-nos-actualites/panorama-regional-offres-apec.html</w:t>
+        </w:r>
+      </w:hyperlink>
+      <w:r>
+        <w:rPr>
+          <w:sz w:val="16"/>
+        </w:rPr>
+        <w:br/>
+        <w:t>PERIMETRE : France ; Auvergne-Rhône-Alpes | RESULTAT_UTILISE : seuils ; rang ; prévision régionale : 'Poids lourds' ≥ 4 500 offres en 2025 ; 'Formule 1' ≥ 500 offres et croissance &gt; 2 %/an ; développeur 2e après comptable ; ARA +3 % recrutements cadres 2026, 21 % dans l'industrie | PAGE_SI_PDF : - | FIABILITE : BONNE (SOURCE PRIMAIRE ; CLASSEMENT RÉGIONAL NON EXTRAIT)</w:t>
+      </w:r>
+    </w:p>
+    <w:p>
+      <w:r>
+        <w:rPr>
+          <w:b/>
+          <w:sz w:val="16"/>
+        </w:rPr>
+        <w:t>139. Apec Île-de-France : recrutements cadres 2025 et top offres 2026 — Île-de-France</w:t>
+      </w:r>
+      <w:r>
+        <w:rPr>
+          <w:sz w:val="16"/>
+        </w:rPr>
+        <w:br/>
+        <w:t>ORGANISME_OU_MEDIA : Apec | AUTEUR : non indiqué | DATE_PUBLICATION : 2025-2026 | DATE_CONSULTATION : 2026-09-06</w:t>
+        <w:br/>
+        <w:t xml:space="preserve">URL : </w:t>
+      </w:r>
+      <w:hyperlink r:id="rId148">
+        <w:r>
+          <w:rPr>
+            <w:color w:val="0563C1"/>
+            <w:u w:val="single"/>
+          </w:rPr>
+          <w:t xml:space="preserve">https://corporate.apec.fr/lapec-en-ile-de-france.html</w:t>
+        </w:r>
+      </w:hyperlink>
+      <w:r>
+        <w:rPr>
+          <w:sz w:val="16"/>
+        </w:rPr>
+        <w:br/>
+        <w:t>PERIMETRE : Île-de-France | RESULTAT_UTILISE : recrutements 2025 ; prévision 2026 ; part des offres par métier début 2026 : 136 350 recrutements cadres en 2025 (-5 %) ; 143 160 prévus en 2026 (+5 %) ; top offres début 2026 : développement informatique 5 %, comptabilité 4 %, gestion de projet IT 3 %, infrastructure et systèmes 3 % | PAGE_SI_PDF : - | FIABILITE : BONNE (SOURCE PRIMAIRE, RÉSUMÉ MOTEUR)</w:t>
+      </w:r>
+    </w:p>
+    <w:p>
+      <w:r>
+        <w:rPr>
+          <w:b/>
+          <w:sz w:val="16"/>
+        </w:rPr>
+        <w:t>140. Numérique et microélectronique (Aix-Marseille-Provence) — Aix-Marseille-Provence (métropole)</w:t>
+      </w:r>
+      <w:r>
+        <w:rPr>
+          <w:sz w:val="16"/>
+        </w:rPr>
+        <w:br/>
+        <w:t>ORGANISME_OU_MEDIA : Métropole AMP | AUTEUR : non indiqué | DATE_PUBLICATION : 2025 | DATE_CONSULTATION : 2026-09-06</w:t>
+        <w:br/>
+        <w:t xml:space="preserve">URL : </w:t>
+      </w:r>
+      <w:hyperlink r:id="rId149">
+        <w:r>
+          <w:rPr>
+            <w:color w:val="0563C1"/>
+            <w:u w:val="single"/>
+          </w:rPr>
+          <w:t xml:space="preserve">https://ampmetropole.fr/missions/developpement-economique-et-attractivite/economie-au-service-des-habitants/tourisme-et-art-de-vivre/industries-numeriques-et-creatives-microelectronique/</w:t>
+        </w:r>
+      </w:hyperlink>
+      <w:r>
+        <w:rPr>
+          <w:sz w:val="16"/>
+        </w:rPr>
+        <w:br/>
+        <w:t>PERIMETRE : Aix-Marseille-Provence (métropole) | RESULTAT_UTILISE : établissements ; emplois ; CA ; population active : 15 700 établissements ; 42 600 emplois ; 10,5 Md€ de CA (numérique + microélectronique) ; 18 câbles sous-marins ; métropole 1,9 M habitants, ≈860 000 actifs ; chômage 7-9 % (2025) | PAGE_SI_PDF : - | FIABILITE : MOYENNE-BONNE (SOURCE INSTITUTIONNELLE LOCALE)</w:t>
+      </w:r>
+    </w:p>
+    <w:p>
+      <w:r>
+        <w:rPr>
+          <w:b/>
+          <w:sz w:val="16"/>
+        </w:rPr>
+        <w:t>141. TJM freelance développeur par ville (indices vs IDF) — Paris ; Lyon ; Bordeaux ; Marseille/Nice ; Lille ; Nantes/Rennes</w:t>
+      </w:r>
+      <w:r>
+        <w:rPr>
+          <w:sz w:val="16"/>
+        </w:rPr>
+        <w:br/>
+        <w:t>ORGANISME_OU_MEDIA : La Fabrique du Net / Malt (relayé) | AUTEUR : non indiqué | DATE_PUBLICATION : 2026 | DATE_CONSULTATION : 2026-09-06</w:t>
+        <w:br/>
+        <w:t xml:space="preserve">URL : </w:t>
+      </w:r>
+      <w:hyperlink r:id="rId150">
+        <w:r>
+          <w:rPr>
+            <w:color w:val="0563C1"/>
+            <w:u w:val="single"/>
+          </w:rPr>
+          <w:t xml:space="preserve">https://www.lafabriquedunet.fr/agences/tendances/tarifs-des-developpeurs-freelances-dans-les-grandes-villes-de-france</w:t>
+        </w:r>
+      </w:hyperlink>
+      <w:r>
+        <w:rPr>
+          <w:sz w:val="16"/>
+        </w:rPr>
+        <w:br/>
+        <w:t>PERIMETRE : Paris ; Lyon ; Bordeaux ; Marseille/Nice ; Lille ; Nantes/Rennes | RESULTAT_UTILISE : indice TJM (IDF = 100) ; TJM moyen : TJM moyen ≈520 €/j ; Lyon 82 (-18 %) ; Bordeaux 76 (-24 %) ; Marseille/Nice 77 (-23 %) ; Lille 70 (-30 %) ; Nantes/Rennes 74 (-26 %) | PAGE_SI_PDF : - | FIABILITE : MOYENNE (RELAIS ; BAROMÈTRE MALT : HTTPS://WWW.MALT.FR/T/BAROMETRE-TARIFS/TECH)</w:t>
+      </w:r>
+    </w:p>
+    <w:p>
+      <w:r>
+        <w:rPr>
+          <w:b/>
+          <w:sz w:val="16"/>
+        </w:rPr>
+        <w:t>142. Offres diffusées France Travail T1 2026 — France ; Hauts-de-France</w:t>
+      </w:r>
+      <w:r>
+        <w:rPr>
+          <w:sz w:val="16"/>
+        </w:rPr>
+        <w:br/>
+        <w:t>ORGANISME_OU_MEDIA : France Travail | AUTEUR : non indiqué | DATE_PUBLICATION : T1 2026 | DATE_CONSULTATION : 2026-09-06</w:t>
+        <w:br/>
+        <w:t xml:space="preserve">URL : </w:t>
+      </w:r>
+      <w:hyperlink r:id="rId151">
+        <w:r>
+          <w:rPr>
+            <w:color w:val="0563C1"/>
+            <w:u w:val="single"/>
+          </w:rPr>
+          <w:t xml:space="preserve">https://www.francetravail.org/statistiques-analyses/entreprises/offres-demploi-et-recrutements/les-offres-d-emploi-diffusees-par-france-travail-au-1er-trimestre-2026.html?type=article</w:t>
+        </w:r>
+      </w:hyperlink>
+      <w:r>
+        <w:rPr>
+          <w:sz w:val="16"/>
+        </w:rPr>
+        <w:br/>
+        <w:t>PERIMETRE : France ; Hauts-de-France | RESULTAT_UTILISE : offres diffusées ; évolution : 2,4 millions d'offres nouvelles au T1 2026 (32,6 % déposées directement, 67,4 % partenaires) ; HDF 156 471 offres (-2,2 % sur un an) ; fortes tensions notées pour les développeurs informatiques | PAGE_SI_PDF : - | FIABILITE : BONNE (SOURCE PRIMAIRE)</w:t>
+      </w:r>
+    </w:p>
+    <w:p>
+      <w:r>
+        <w:rPr>
+          <w:b/>
+          <w:sz w:val="16"/>
+        </w:rPr>
+        <w:t>143. BMO 2026 (Nouvelle-Aquitaine, évolution) — Nouvelle-Aquitaine / Bordeaux</w:t>
+      </w:r>
+      <w:r>
+        <w:rPr>
+          <w:sz w:val="16"/>
+        </w:rPr>
+        <w:br/>
+        <w:t>ORGANISME_OU_MEDIA : France Travail NAQ (relayé Cap Métiers) | AUTEUR : non indiqué | DATE_PUBLICATION : 2026 | DATE_CONSULTATION : 2026-09-06</w:t>
+        <w:br/>
+        <w:t xml:space="preserve">URL : </w:t>
+      </w:r>
+      <w:hyperlink r:id="rId152">
+        <w:r>
+          <w:rPr>
+            <w:color w:val="0563C1"/>
+            <w:u w:val="single"/>
+          </w:rPr>
+          <w:t xml:space="preserve">https://pro.cap-metiers.fr/economie-besoins-regionaux/bmo-2026-baisse-des-intentions-de-recrutement-en-nouvelle-aquitaine/</w:t>
+        </w:r>
+      </w:hyperlink>
+      <w:r>
+        <w:rPr>
+          <w:sz w:val="16"/>
+        </w:rPr>
+        <w:br/>
+        <w:t>PERIMETRE : Nouvelle-Aquitaine / Bordeaux | RESULTAT_UTILISE : projets ; évolution : 248 800 projets (-8 % vs 2025) ; Bordeaux attire des profils qualifiés numérique/ingénierie/conseil ; fiches par bassin sur l'Observatoire de l'emploi Nouvelle-Aquitaine | PAGE_SI_PDF : - | FIABILITE : BONNE (BASSIN BORDEAUX NON EXTRAIT)</w:t>
+      </w:r>
+    </w:p>
+    <w:p>
+      <w:r>
+        <w:rPr>
+          <w:b/>
+          <w:sz w:val="16"/>
+        </w:rPr>
+        <w:t>144. BMO 2026 (Loire-Atlantique, méthodologie) — Loire-Atlantique (44) / Nantes</w:t>
+      </w:r>
+      <w:r>
+        <w:rPr>
+          <w:sz w:val="16"/>
+        </w:rPr>
+        <w:br/>
+        <w:t>ORGANISME_OU_MEDIA : France Travail Pays de la Loire | AUTEUR : non indiqué | DATE_PUBLICATION : 2026 | DATE_CONSULTATION : 2026-09-06</w:t>
+        <w:br/>
+        <w:t xml:space="preserve">URL : </w:t>
+      </w:r>
+      <w:hyperlink r:id="rId153">
+        <w:r>
+          <w:rPr>
+            <w:color w:val="0563C1"/>
+            <w:u w:val="single"/>
+          </w:rPr>
+          <w:t xml:space="preserve">https://www.observatoire-emploi-paysdelaloire.fr/zone/loire-atlantique</w:t>
+        </w:r>
+      </w:hyperlink>
+      <w:r>
+        <w:rPr>
+          <w:sz w:val="16"/>
+        </w:rPr>
+        <w:br/>
+        <w:t>PERIMETRE : Loire-Atlantique (44) / Nantes | RESULTAT_UTILISE : établissements interrogés ; réponses ; ressources : &gt; 34 500 établissements interrogés (nov. 2025), 8 360 réponses ; synthèse régionale publiée le 21 avril 2026 ; étude complète BMO 2025 PDL (PDF avril 2025) | PAGE_SI_PDF : - | FIABILITE : BONNE (SOURCE PRIMAIRE ; CHIFFRES MÉTIER NANTES NON EXTRAITS ; BMO 2025 PDL PDF : HTTPS://WWW.FRANCETRAVAIL.ORG/FILES/LIVE/SITES/PEORG-PDL/FILES/DOCUMENTS/BMO/2025/BMO2025_ETUDECOMPLETE_PDL.PDF)</w:t>
+      </w:r>
+    </w:p>
+    <w:p>
+      <w:r>
+        <w:rPr>
+          <w:b/>
+          <w:sz w:val="16"/>
+        </w:rPr>
+        <w:t>145. Observatoires régionaux BMO 2026 (portails) — Auvergne-Rhône-Alpes (Rhône) ; Nouvelle-Aquitaine ; Pays de la Loire</w:t>
+      </w:r>
+      <w:r>
+        <w:rPr>
+          <w:sz w:val="16"/>
+        </w:rPr>
+        <w:br/>
+        <w:t>ORGANISME_OU_MEDIA : France Travail (observatoires régionaux) | AUTEUR : non indiqué | DATE_PUBLICATION : 2026 | DATE_CONSULTATION : 2026-09-06</w:t>
+        <w:br/>
+        <w:t xml:space="preserve">URL : </w:t>
+      </w:r>
+      <w:hyperlink r:id="rId154">
+        <w:r>
+          <w:rPr>
+            <w:color w:val="0563C1"/>
+            <w:u w:val="single"/>
+          </w:rPr>
+          <w:t xml:space="preserve">https://www.observatoire-emploi-ara.fr/rubrique/enquete-bmo/Rh%C3%B4ne</w:t>
+        </w:r>
+      </w:hyperlink>
+      <w:r>
+        <w:rPr>
+          <w:sz w:val="16"/>
+        </w:rPr>
+        <w:br/>
+        <w:t>PERIMETRE : Auvergne-Rhône-Alpes (Rhône) ; Nouvelle-Aquitaine ; Pays de la Loire | RESULTAT_UTILISE : portails identifiés : observatoire-emploi-ara.fr (rubrique enquête BMO / Rhône) ; observatoire-emploi-nouvelle-aquitaine.fr ; observatoire-emploi-paysdelaloire.fr (synthèse BMO 2026 du 21 avril 2026, 14 secteurs) | PAGE_SI_PDF : - | FIABILITE : BONNE (PORTAILS ; CONTENUS PAR BASSIN NON EXTRAITS VIA WEBSEARCH)</w:t>
+      </w:r>
+    </w:p>
+    <w:p>
+      <w:r>
+        <w:rPr>
+          <w:b/>
+          <w:sz w:val="16"/>
+        </w:rPr>
+        <w:t>146. Free-Work salaire/TJM fullstack — France</w:t>
+      </w:r>
+      <w:r>
+        <w:rPr>
+          <w:sz w:val="16"/>
+        </w:rPr>
+        <w:br/>
+        <w:t>ORGANISME_OU_MEDIA : Free-Work | AUTEUR : non indiqué | DATE_PUBLICATION : 2026 | DATE_CONSULTATION : 2026-09-06</w:t>
+        <w:br/>
+        <w:t xml:space="preserve">URL : </w:t>
+      </w:r>
+      <w:hyperlink r:id="rId155">
+        <w:r>
+          <w:rPr>
+            <w:color w:val="0563C1"/>
+            <w:u w:val="single"/>
+          </w:rPr>
+          <w:t xml:space="preserve">https://www.free-work.com/fr/tech-it/jobs/developpeur-fullstack</w:t>
+        </w:r>
+      </w:hyperlink>
+      <w:r>
+        <w:rPr>
+          <w:sz w:val="16"/>
+        </w:rPr>
+        <w:br/>
+        <w:t>PERIMETRE : France | RESULTAT_UTILISE : TJM moyen ; salaire moyen : TJM moyen 550 €/j ; salaire annuel moyen 45 000 € | PAGE_SI_PDF : - | FIABILITE : MOYENNE-BONNE (PAGE FREE-WORK, EXTRAIT)</w:t>
+      </w:r>
+    </w:p>
+    <w:p>
+      <w:r>
+        <w:rPr>
+          <w:b/>
+          <w:sz w:val="16"/>
+        </w:rPr>
+        <w:t>147. Développeur web</w:t>
       </w:r>
       <w:r>
         <w:rPr>
@@ -14392,7 +16836,7 @@
         <w:br/>
         <w:t xml:space="preserve">URL : </w:t>
       </w:r>
-      <w:hyperlink r:id="rId90">
+      <w:hyperlink r:id="rId156">
         <w:r>
           <w:rPr>
             <w:color w:val="0563C1"/>
@@ -14415,7 +16859,7 @@
           <w:b/>
           <w:sz w:val="16"/>
         </w:rPr>
-        <w:t>82. Développeur full stack</w:t>
+        <w:t>148. Développeur full stack</w:t>
       </w:r>
       <w:r>
         <w:rPr>
@@ -14426,7 +16870,7 @@
         <w:br/>
         <w:t xml:space="preserve">URL : </w:t>
       </w:r>
-      <w:hyperlink r:id="rId91">
+      <w:hyperlink r:id="rId157">
         <w:r>
           <w:rPr>
             <w:color w:val="0563C1"/>
@@ -14449,7 +16893,7 @@
           <w:b/>
           <w:sz w:val="16"/>
         </w:rPr>
-        <w:t>83. Développeur full stack</w:t>
+        <w:t>149. Développeur full stack</w:t>
       </w:r>
       <w:r>
         <w:rPr>
@@ -14460,7 +16904,7 @@
         <w:br/>
         <w:t xml:space="preserve">URL : </w:t>
       </w:r>
-      <w:hyperlink r:id="rId92">
+      <w:hyperlink r:id="rId158">
         <w:r>
           <w:rPr>
             <w:color w:val="0563C1"/>
@@ -14483,7 +16927,7 @@
           <w:b/>
           <w:sz w:val="16"/>
         </w:rPr>
-        <w:t>84. Développeur (tous)</w:t>
+        <w:t>150. Développeur (tous)</w:t>
       </w:r>
       <w:r>
         <w:rPr>
@@ -14494,7 +16938,7 @@
         <w:br/>
         <w:t xml:space="preserve">URL : </w:t>
       </w:r>
-      <w:hyperlink r:id="rId93">
+      <w:hyperlink r:id="rId159">
         <w:r>
           <w:rPr>
             <w:color w:val="0563C1"/>
@@ -14517,7 +16961,7 @@
           <w:b/>
           <w:sz w:val="16"/>
         </w:rPr>
-        <w:t>85. Développeur web</w:t>
+        <w:t>151. Développeur web</w:t>
       </w:r>
       <w:r>
         <w:rPr>
@@ -14528,7 +16972,7 @@
         <w:br/>
         <w:t xml:space="preserve">URL : </w:t>
       </w:r>
-      <w:hyperlink r:id="rId94">
+      <w:hyperlink r:id="rId160">
         <w:r>
           <w:rPr>
             <w:color w:val="0563C1"/>
@@ -14551,7 +16995,7 @@
           <w:b/>
           <w:sz w:val="16"/>
         </w:rPr>
-        <w:t>86. Développeur web</w:t>
+        <w:t>152. Développeur web</w:t>
       </w:r>
       <w:r>
         <w:rPr>
@@ -14562,7 +17006,7 @@
         <w:br/>
         <w:t xml:space="preserve">URL : </w:t>
       </w:r>
-      <w:hyperlink r:id="rId95">
+      <w:hyperlink r:id="rId161">
         <w:r>
           <w:rPr>
             <w:color w:val="0563C1"/>
@@ -14585,7 +17029,7 @@
           <w:b/>
           <w:sz w:val="16"/>
         </w:rPr>
-        <w:t>87. Développeur</w:t>
+        <w:t>153. Développeur</w:t>
       </w:r>
       <w:r>
         <w:rPr>
@@ -14596,7 +17040,7 @@
         <w:br/>
         <w:t xml:space="preserve">URL : </w:t>
       </w:r>
-      <w:hyperlink r:id="rId96">
+      <w:hyperlink r:id="rId162">
         <w:r>
           <w:rPr>
             <w:color w:val="0563C1"/>
@@ -14619,7 +17063,7 @@
           <w:b/>
           <w:sz w:val="16"/>
         </w:rPr>
-        <w:t>88. Architecte technique</w:t>
+        <w:t>154. Architecte technique</w:t>
       </w:r>
       <w:r>
         <w:rPr>
@@ -14630,7 +17074,7 @@
         <w:br/>
         <w:t xml:space="preserve">URL : </w:t>
       </w:r>
-      <w:hyperlink r:id="rId97">
+      <w:hyperlink r:id="rId163">
         <w:r>
           <w:rPr>
             <w:color w:val="0563C1"/>
@@ -14653,7 +17097,7 @@
           <w:b/>
           <w:sz w:val="16"/>
         </w:rPr>
-        <w:t>89. Développeur full stack</w:t>
+        <w:t>155. Développeur full stack</w:t>
       </w:r>
       <w:r>
         <w:rPr>
@@ -14664,7 +17108,7 @@
         <w:br/>
         <w:t xml:space="preserve">URL : </w:t>
       </w:r>
-      <w:hyperlink r:id="rId98">
+      <w:hyperlink r:id="rId164">
         <w:r>
           <w:rPr>
             <w:color w:val="0563C1"/>
@@ -14687,7 +17131,7 @@
           <w:b/>
           <w:sz w:val="16"/>
         </w:rPr>
-        <w:t>90. Développeur full stack</w:t>
+        <w:t>156. Développeur full stack</w:t>
       </w:r>
       <w:r>
         <w:rPr>
@@ -14698,7 +17142,7 @@
         <w:br/>
         <w:t xml:space="preserve">URL : </w:t>
       </w:r>
-      <w:hyperlink r:id="rId99">
+      <w:hyperlink r:id="rId165">
         <w:r>
           <w:rPr>
             <w:color w:val="0563C1"/>
@@ -14721,7 +17165,7 @@
           <w:b/>
           <w:sz w:val="16"/>
         </w:rPr>
-        <w:t>91. Développeur</w:t>
+        <w:t>157. Développeur</w:t>
       </w:r>
       <w:r>
         <w:rPr>
@@ -14732,7 +17176,7 @@
         <w:br/>
         <w:t xml:space="preserve">URL : </w:t>
       </w:r>
-      <w:hyperlink r:id="rId100">
+      <w:hyperlink r:id="rId166">
         <w:r>
           <w:rPr>
             <w:color w:val="0563C1"/>
@@ -14755,7 +17199,7 @@
           <w:b/>
           <w:sz w:val="16"/>
         </w:rPr>
-        <w:t>92. Développeur</w:t>
+        <w:t>158. Développeur</w:t>
       </w:r>
       <w:r>
         <w:rPr>
@@ -14766,7 +17210,7 @@
         <w:br/>
         <w:t xml:space="preserve">URL : </w:t>
       </w:r>
-      <w:hyperlink r:id="rId101">
+      <w:hyperlink r:id="rId167">
         <w:r>
           <w:rPr>
             <w:color w:val="0563C1"/>
@@ -14789,7 +17233,7 @@
           <w:b/>
           <w:sz w:val="16"/>
         </w:rPr>
-        <w:t>93. Développeur</w:t>
+        <w:t>159. Développeur</w:t>
       </w:r>
       <w:r>
         <w:rPr>
@@ -14800,7 +17244,7 @@
         <w:br/>
         <w:t xml:space="preserve">URL : </w:t>
       </w:r>
-      <w:hyperlink r:id="rId102">
+      <w:hyperlink r:id="rId168">
         <w:r>
           <w:rPr>
             <w:color w:val="0563C1"/>
@@ -14823,7 +17267,7 @@
           <w:b/>
           <w:sz w:val="16"/>
         </w:rPr>
-        <w:t>94. Développeur</w:t>
+        <w:t>160. Développeur</w:t>
       </w:r>
       <w:r>
         <w:rPr>
@@ -14834,7 +17278,7 @@
         <w:br/>
         <w:t xml:space="preserve">URL : </w:t>
       </w:r>
-      <w:hyperlink r:id="rId103">
+      <w:hyperlink r:id="rId169">
         <w:r>
           <w:rPr>
             <w:color w:val="0563C1"/>
@@ -14857,7 +17301,7 @@
           <w:b/>
           <w:sz w:val="16"/>
         </w:rPr>
-        <w:t>95. Développeur React Native (mobile)</w:t>
+        <w:t>161. Développeur React Native (mobile)</w:t>
       </w:r>
       <w:r>
         <w:rPr>
@@ -14868,7 +17312,7 @@
         <w:br/>
         <w:t xml:space="preserve">URL : </w:t>
       </w:r>
-      <w:hyperlink r:id="rId104">
+      <w:hyperlink r:id="rId170">
         <w:r>
           <w:rPr>
             <w:color w:val="0563C1"/>
@@ -14891,7 +17335,7 @@
           <w:b/>
           <w:sz w:val="16"/>
         </w:rPr>
-        <w:t>96. Développeur web</w:t>
+        <w:t>162. Développeur web</w:t>
       </w:r>
       <w:r>
         <w:rPr>
@@ -14902,7 +17346,7 @@
         <w:br/>
         <w:t xml:space="preserve">URL : </w:t>
       </w:r>
-      <w:hyperlink r:id="rId105">
+      <w:hyperlink r:id="rId171">
         <w:r>
           <w:rPr>
             <w:color w:val="0563C1"/>
@@ -14925,7 +17369,7 @@
           <w:b/>
           <w:sz w:val="16"/>
         </w:rPr>
-        <w:t>97. Développeur</w:t>
+        <w:t>163. Développeur</w:t>
       </w:r>
       <w:r>
         <w:rPr>
@@ -14936,7 +17380,7 @@
         <w:br/>
         <w:t xml:space="preserve">URL : </w:t>
       </w:r>
-      <w:hyperlink r:id="rId106">
+      <w:hyperlink r:id="rId172">
         <w:r>
           <w:rPr>
             <w:color w:val="0563C1"/>
@@ -14959,7 +17403,7 @@
           <w:b/>
           <w:sz w:val="16"/>
         </w:rPr>
-        <w:t>98. Développeur</w:t>
+        <w:t>164. Développeur</w:t>
       </w:r>
       <w:r>
         <w:rPr>
@@ -14970,7 +17414,7 @@
         <w:br/>
         <w:t xml:space="preserve">URL : </w:t>
       </w:r>
-      <w:hyperlink r:id="rId107">
+      <w:hyperlink r:id="rId173">
         <w:r>
           <w:rPr>
             <w:color w:val="0563C1"/>
@@ -14993,7 +17437,7 @@
           <w:b/>
           <w:sz w:val="16"/>
         </w:rPr>
-        <w:t>99. Développeur (chez Externatic)</w:t>
+        <w:t>165. Développeur (chez Externatic)</w:t>
       </w:r>
       <w:r>
         <w:rPr>
@@ -15004,7 +17448,7 @@
         <w:br/>
         <w:t xml:space="preserve">URL : </w:t>
       </w:r>
-      <w:hyperlink r:id="rId108">
+      <w:hyperlink r:id="rId174">
         <w:r>
           <w:rPr>
             <w:color w:val="0563C1"/>
@@ -15027,7 +17471,7 @@
           <w:b/>
           <w:sz w:val="16"/>
         </w:rPr>
-        <w:t>100. Développeur freelance (TJM)</w:t>
+        <w:t>166. Développeur freelance (TJM)</w:t>
       </w:r>
       <w:r>
         <w:rPr>
@@ -15038,7 +17482,7 @@
         <w:br/>
         <w:t xml:space="preserve">URL : </w:t>
       </w:r>
-      <w:hyperlink r:id="rId109">
+      <w:hyperlink r:id="rId175">
         <w:r>
           <w:rPr>
             <w:color w:val="0563C1"/>
@@ -15061,7 +17505,7 @@
           <w:b/>
           <w:sz w:val="16"/>
         </w:rPr>
-        <w:t>101. Développeur web freelance (TJM)</w:t>
+        <w:t>167. Développeur web freelance (TJM)</w:t>
       </w:r>
       <w:r>
         <w:rPr>
@@ -15072,7 +17516,7 @@
         <w:br/>
         <w:t xml:space="preserve">URL : </w:t>
       </w:r>
-      <w:hyperlink r:id="rId110">
+      <w:hyperlink r:id="rId176">
         <w:r>
           <w:rPr>
             <w:color w:val="0563C1"/>
@@ -15095,7 +17539,7 @@
           <w:b/>
           <w:sz w:val="16"/>
         </w:rPr>
-        <w:t>102. Développeur</w:t>
+        <w:t>168. Développeur</w:t>
       </w:r>
       <w:r>
         <w:rPr>
@@ -15106,7 +17550,7 @@
         <w:br/>
         <w:t xml:space="preserve">URL : </w:t>
       </w:r>
-      <w:hyperlink r:id="rId111">
+      <w:hyperlink r:id="rId177">
         <w:r>
           <w:rPr>
             <w:color w:val="0563C1"/>
@@ -15129,52 +17573,18 @@
           <w:b/>
           <w:sz w:val="16"/>
         </w:rPr>
-        <w:t>103. Développeur</w:t>
-      </w:r>
-      <w:r>
-        <w:rPr>
-          <w:sz w:val="16"/>
-        </w:rPr>
-        <w:br/>
-        <w:t>ORGANISME_OU_MEDIA : SalairesTechFR / NicheRadar | AUTEUR : non indiqué | DATE_PUBLICATION : 2026 | DATE_CONSULTATION : 2026-09-06</w:t>
+        <w:t>169. Développeur</w:t>
+      </w:r>
+      <w:r>
+        <w:rPr>
+          <w:sz w:val="16"/>
+        </w:rPr>
+        <w:br/>
+        <w:t>ORGANISME_OU_MEDIA : WeLoveDevs / Glassdoor via PSTB | AUTEUR : non indiqué | DATE_PUBLICATION : 2026-03 | DATE_CONSULTATION : 2026-09-06</w:t>
         <w:br/>
         <w:t xml:space="preserve">URL : </w:t>
       </w:r>
-      <w:hyperlink r:id="rId112">
-        <w:r>
-          <w:rPr>
-            <w:color w:val="0563C1"/>
-            <w:u w:val="single"/>
-          </w:rPr>
-          <w:t xml:space="preserve">https://blog-data-salaires.nicheradar.fr/articles/salaire-developpeur-paris-2026-anatomie-marche-2143-offres-stacks-esn-transparence.html</w:t>
-        </w:r>
-      </w:hyperlink>
-      <w:r>
-        <w:rPr>
-          <w:sz w:val="16"/>
-        </w:rPr>
-        <w:br/>
-        <w:t>PERIMETRE : Paris | RESULTAT_UTILISE : analyse de 2 143 offres Paris 2026 (ESN omniprésentes, opacité salariale) | PAGE_SI_PDF : - | FIABILITE : SALAIRE_AFFICHE_DANS_OFFRE</w:t>
-      </w:r>
-    </w:p>
-    <w:p>
-      <w:r>
-        <w:rPr>
-          <w:b/>
-          <w:sz w:val="16"/>
-        </w:rPr>
-        <w:t>104. Développeur</w:t>
-      </w:r>
-      <w:r>
-        <w:rPr>
-          <w:sz w:val="16"/>
-        </w:rPr>
-        <w:br/>
-        <w:t>ORGANISME_OU_MEDIA : WeLoveDevs / Glassdoor via PSTB | AUTEUR : non indiqué | DATE_PUBLICATION : 2026-03 | DATE_CONSULTATION : 2026-09-06</w:t>
-        <w:br/>
-        <w:t xml:space="preserve">URL : </w:t>
-      </w:r>
-      <w:hyperlink r:id="rId113">
+      <w:hyperlink r:id="rId178">
         <w:r>
           <w:rPr>
             <w:color w:val="0563C1"/>
@@ -15197,7 +17607,7 @@
           <w:b/>
           <w:sz w:val="16"/>
         </w:rPr>
-        <w:t>105. Développeur</w:t>
+        <w:t>170. Développeur</w:t>
       </w:r>
       <w:r>
         <w:rPr>
@@ -15208,7 +17618,7 @@
         <w:br/>
         <w:t xml:space="preserve">URL : </w:t>
       </w:r>
-      <w:hyperlink r:id="rId114">
+      <w:hyperlink r:id="rId179">
         <w:r>
           <w:rPr>
             <w:color w:val="0563C1"/>
@@ -15231,7 +17641,7 @@
           <w:b/>
           <w:sz w:val="16"/>
         </w:rPr>
-        <w:t>106. Développeur web en alternance (apprentissage)</w:t>
+        <w:t>171. Développeur web en alternance (apprentissage)</w:t>
       </w:r>
       <w:r>
         <w:rPr>
@@ -15242,7 +17652,7 @@
         <w:br/>
         <w:t xml:space="preserve">URL : </w:t>
       </w:r>
-      <w:hyperlink r:id="rId115">
+      <w:hyperlink r:id="rId180">
         <w:r>
           <w:rPr>
             <w:color w:val="0563C1"/>
@@ -15265,7 +17675,7 @@
           <w:b/>
           <w:sz w:val="16"/>
         </w:rPr>
-        <w:t>107. Développeur</w:t>
+        <w:t>172. Développeur</w:t>
       </w:r>
       <w:r>
         <w:rPr>
@@ -15276,7 +17686,7 @@
         <w:br/>
         <w:t xml:space="preserve">URL : </w:t>
       </w:r>
-      <w:hyperlink r:id="rId116">
+      <w:hyperlink r:id="rId181">
         <w:r>
           <w:rPr>
             <w:color w:val="0563C1"/>
@@ -15299,7 +17709,7 @@
           <w:b/>
           <w:sz w:val="16"/>
         </w:rPr>
-        <w:t>108. Développeur full stack</w:t>
+        <w:t>173. Développeur full stack</w:t>
       </w:r>
       <w:r>
         <w:rPr>
@@ -15310,7 +17720,7 @@
         <w:br/>
         <w:t xml:space="preserve">URL : </w:t>
       </w:r>
-      <w:hyperlink r:id="rId117">
+      <w:hyperlink r:id="rId182">
         <w:r>
           <w:rPr>
             <w:color w:val="0563C1"/>
@@ -15333,7 +17743,7 @@
           <w:b/>
           <w:sz w:val="16"/>
         </w:rPr>
-        <w:t>109. Développeur (tous)</w:t>
+        <w:t>174. Développeur (tous)</w:t>
       </w:r>
       <w:r>
         <w:rPr>
@@ -15344,7 +17754,7 @@
         <w:br/>
         <w:t xml:space="preserve">URL : </w:t>
       </w:r>
-      <w:hyperlink r:id="rId118">
+      <w:hyperlink r:id="rId183">
         <w:r>
           <w:rPr>
             <w:color w:val="0563C1"/>
@@ -15367,7 +17777,7 @@
           <w:b/>
           <w:sz w:val="16"/>
         </w:rPr>
-        <w:t>110. Développeur</w:t>
+        <w:t>175. Développeur</w:t>
       </w:r>
       <w:r>
         <w:rPr>
@@ -15378,7 +17788,7 @@
         <w:br/>
         <w:t xml:space="preserve">URL : </w:t>
       </w:r>
-      <w:hyperlink r:id="rId119">
+      <w:hyperlink r:id="rId184">
         <w:r>
           <w:rPr>
             <w:color w:val="0563C1"/>
@@ -15401,7 +17811,7 @@
           <w:b/>
           <w:sz w:val="16"/>
         </w:rPr>
-        <w:t>111. Développeur (tous)</w:t>
+        <w:t>176. Développeur (tous)</w:t>
       </w:r>
       <w:r>
         <w:rPr>
@@ -15412,7 +17822,7 @@
         <w:br/>
         <w:t xml:space="preserve">URL : </w:t>
       </w:r>
-      <w:hyperlink r:id="rId120">
+      <w:hyperlink r:id="rId185">
         <w:r>
           <w:rPr>
             <w:color w:val="0563C1"/>
@@ -15435,7 +17845,7 @@
           <w:b/>
           <w:sz w:val="16"/>
         </w:rPr>
-        <w:t>112. Développeur</w:t>
+        <w:t>177. Développeur</w:t>
       </w:r>
       <w:r>
         <w:rPr>
@@ -15446,7 +17856,7 @@
         <w:br/>
         <w:t xml:space="preserve">URL : </w:t>
       </w:r>
-      <w:hyperlink r:id="rId121">
+      <w:hyperlink r:id="rId186">
         <w:r>
           <w:rPr>
             <w:color w:val="0563C1"/>
@@ -15469,7 +17879,7 @@
           <w:b/>
           <w:sz w:val="16"/>
         </w:rPr>
-        <w:t>113. Développeur</w:t>
+        <w:t>178. Développeur</w:t>
       </w:r>
       <w:r>
         <w:rPr>
@@ -15480,7 +17890,7 @@
         <w:br/>
         <w:t xml:space="preserve">URL : </w:t>
       </w:r>
-      <w:hyperlink r:id="rId122">
+      <w:hyperlink r:id="rId187">
         <w:r>
           <w:rPr>
             <w:color w:val="0563C1"/>
@@ -15503,7 +17913,7 @@
           <w:b/>
           <w:sz w:val="16"/>
         </w:rPr>
-        <w:t>114. Développeur</w:t>
+        <w:t>179. Développeur</w:t>
       </w:r>
       <w:r>
         <w:rPr>
@@ -15514,7 +17924,7 @@
         <w:br/>
         <w:t xml:space="preserve">URL : </w:t>
       </w:r>
-      <w:hyperlink r:id="rId123">
+      <w:hyperlink r:id="rId188">
         <w:r>
           <w:rPr>
             <w:color w:val="0563C1"/>
@@ -15537,7 +17947,7 @@
           <w:b/>
           <w:sz w:val="16"/>
         </w:rPr>
-        <w:t>115. Développeur</w:t>
+        <w:t>180. Développeur</w:t>
       </w:r>
       <w:r>
         <w:rPr>
@@ -15548,7 +17958,7 @@
         <w:br/>
         <w:t xml:space="preserve">URL : </w:t>
       </w:r>
-      <w:hyperlink r:id="rId124">
+      <w:hyperlink r:id="rId189">
         <w:r>
           <w:rPr>
             <w:color w:val="0563C1"/>
@@ -15571,7 +17981,7 @@
           <w:b/>
           <w:sz w:val="16"/>
         </w:rPr>
-        <w:t>116. Développeur full stack</w:t>
+        <w:t>181. Développeur full stack</w:t>
       </w:r>
       <w:r>
         <w:rPr>
@@ -15582,7 +17992,7 @@
         <w:br/>
         <w:t xml:space="preserve">URL : </w:t>
       </w:r>
-      <w:hyperlink r:id="rId125">
+      <w:hyperlink r:id="rId190">
         <w:r>
           <w:rPr>
             <w:color w:val="0563C1"/>
@@ -15605,7 +18015,7 @@
           <w:b/>
           <w:sz w:val="16"/>
         </w:rPr>
-        <w:t>117. Développeur full stack</w:t>
+        <w:t>182. Développeur full stack</w:t>
       </w:r>
       <w:r>
         <w:rPr>
@@ -15616,7 +18026,7 @@
         <w:br/>
         <w:t xml:space="preserve">URL : </w:t>
       </w:r>
-      <w:hyperlink r:id="rId126">
+      <w:hyperlink r:id="rId191">
         <w:r>
           <w:rPr>
             <w:color w:val="0563C1"/>
@@ -15639,7 +18049,7 @@
           <w:b/>
           <w:sz w:val="16"/>
         </w:rPr>
-        <w:t>118. Développeur</w:t>
+        <w:t>183. Développeur</w:t>
       </w:r>
       <w:r>
         <w:rPr>
@@ -15650,7 +18060,7 @@
         <w:br/>
         <w:t xml:space="preserve">URL : </w:t>
       </w:r>
-      <w:hyperlink r:id="rId127">
+      <w:hyperlink r:id="rId192">
         <w:r>
           <w:rPr>
             <w:color w:val="0563C1"/>
@@ -15673,7 +18083,7 @@
           <w:b/>
           <w:sz w:val="16"/>
         </w:rPr>
-        <w:t>119. Développeur front-end</w:t>
+        <w:t>184. Développeur front-end</w:t>
       </w:r>
       <w:r>
         <w:rPr>
@@ -15684,7 +18094,7 @@
         <w:br/>
         <w:t xml:space="preserve">URL : </w:t>
       </w:r>
-      <w:hyperlink r:id="rId128">
+      <w:hyperlink r:id="rId193">
         <w:r>
           <w:rPr>
             <w:color w:val="0563C1"/>
@@ -15707,7 +18117,7 @@
           <w:b/>
           <w:sz w:val="16"/>
         </w:rPr>
-        <w:t>120. Développeur front-end</w:t>
+        <w:t>185. Développeur front-end</w:t>
       </w:r>
       <w:r>
         <w:rPr>
@@ -15718,7 +18128,7 @@
         <w:br/>
         <w:t xml:space="preserve">URL : </w:t>
       </w:r>
-      <w:hyperlink r:id="rId129">
+      <w:hyperlink r:id="rId194">
         <w:r>
           <w:rPr>
             <w:color w:val="0563C1"/>
@@ -15741,7 +18151,7 @@
           <w:b/>
           <w:sz w:val="16"/>
         </w:rPr>
-        <w:t>121. Développeur</w:t>
+        <w:t>186. Développeur</w:t>
       </w:r>
       <w:r>
         <w:rPr>
@@ -15752,7 +18162,7 @@
         <w:br/>
         <w:t xml:space="preserve">URL : </w:t>
       </w:r>
-      <w:hyperlink r:id="rId130">
+      <w:hyperlink r:id="rId195">
         <w:r>
           <w:rPr>
             <w:color w:val="0563C1"/>
@@ -15775,7 +18185,7 @@
           <w:b/>
           <w:sz w:val="16"/>
         </w:rPr>
-        <w:t>122. Développeur full-stack / back-end</w:t>
+        <w:t>187. Développeur full-stack / back-end</w:t>
       </w:r>
       <w:r>
         <w:rPr>
@@ -15786,7 +18196,7 @@
         <w:br/>
         <w:t xml:space="preserve">URL : </w:t>
       </w:r>
-      <w:hyperlink r:id="rId131">
+      <w:hyperlink r:id="rId196">
         <w:r>
           <w:rPr>
             <w:color w:val="0563C1"/>
@@ -15809,7 +18219,7 @@
           <w:b/>
           <w:sz w:val="16"/>
         </w:rPr>
-        <w:t>123. Développeur (toutes technos)</w:t>
+        <w:t>188. Développeur (toutes technos)</w:t>
       </w:r>
       <w:r>
         <w:rPr>
@@ -15820,7 +18230,7 @@
         <w:br/>
         <w:t xml:space="preserve">URL : </w:t>
       </w:r>
-      <w:hyperlink r:id="rId132">
+      <w:hyperlink r:id="rId197">
         <w:r>
           <w:rPr>
             <w:color w:val="0563C1"/>
@@ -15843,7 +18253,7 @@
           <w:b/>
           <w:sz w:val="16"/>
         </w:rPr>
-        <w:t>124. Développeur informatique</w:t>
+        <w:t>189. Développeur informatique</w:t>
       </w:r>
       <w:r>
         <w:rPr>
@@ -15854,7 +18264,7 @@
         <w:br/>
         <w:t xml:space="preserve">URL : </w:t>
       </w:r>
-      <w:hyperlink r:id="rId133">
+      <w:hyperlink r:id="rId198">
         <w:r>
           <w:rPr>
             <w:color w:val="0563C1"/>
@@ -15877,7 +18287,7 @@
           <w:b/>
           <w:sz w:val="16"/>
         </w:rPr>
-        <w:t>125. Développeur web</w:t>
+        <w:t>190. Développeur web</w:t>
       </w:r>
       <w:r>
         <w:rPr>
@@ -15888,7 +18298,7 @@
         <w:br/>
         <w:t xml:space="preserve">URL : </w:t>
       </w:r>
-      <w:hyperlink r:id="rId134">
+      <w:hyperlink r:id="rId199">
         <w:r>
           <w:rPr>
             <w:color w:val="0563C1"/>
@@ -15911,7 +18321,7 @@
           <w:b/>
           <w:sz w:val="16"/>
         </w:rPr>
-        <w:t>126. Développeur (alternance)</w:t>
+        <w:t>191. Développeur (alternance)</w:t>
       </w:r>
       <w:r>
         <w:rPr>
@@ -15922,7 +18332,7 @@
         <w:br/>
         <w:t xml:space="preserve">URL : </w:t>
       </w:r>
-      <w:hyperlink r:id="rId135">
+      <w:hyperlink r:id="rId200">
         <w:r>
           <w:rPr>
             <w:color w:val="0563C1"/>
@@ -15945,7 +18355,7 @@
           <w:b/>
           <w:sz w:val="16"/>
         </w:rPr>
-        <w:t>127. React / Vue.js / Node.js / Python / cloud (AWS, Azure, GCP)</w:t>
+        <w:t>192. React / Vue.js / Node.js / Python / cloud (AWS, Azure, GCP)</w:t>
       </w:r>
       <w:r>
         <w:rPr>
@@ -15956,7 +18366,7 @@
         <w:br/>
         <w:t xml:space="preserve">URL : </w:t>
       </w:r>
-      <w:hyperlink r:id="rId136">
+      <w:hyperlink r:id="rId201">
         <w:r>
           <w:rPr>
             <w:color w:val="0563C1"/>
@@ -15979,7 +18389,7 @@
           <w:b/>
           <w:sz w:val="16"/>
         </w:rPr>
-        <w:t>128. Python, JavaScript/TypeScript</w:t>
+        <w:t>193. Python, JavaScript/TypeScript</w:t>
       </w:r>
       <w:r>
         <w:rPr>
@@ -15990,7 +18400,7 @@
         <w:br/>
         <w:t xml:space="preserve">URL : </w:t>
       </w:r>
-      <w:hyperlink r:id="rId137">
+      <w:hyperlink r:id="rId202">
         <w:r>
           <w:rPr>
             <w:color w:val="0563C1"/>
@@ -16013,7 +18423,7 @@
           <w:b/>
           <w:sz w:val="16"/>
         </w:rPr>
-        <w:t>129. React / Next.js</w:t>
+        <w:t>194. React / Next.js</w:t>
       </w:r>
       <w:r>
         <w:rPr>
@@ -16024,7 +18434,7 @@
         <w:br/>
         <w:t xml:space="preserve">URL : </w:t>
       </w:r>
-      <w:hyperlink r:id="rId138">
+      <w:hyperlink r:id="rId203">
         <w:r>
           <w:rPr>
             <w:color w:val="0563C1"/>
@@ -16047,7 +18457,7 @@
           <w:b/>
           <w:sz w:val="16"/>
         </w:rPr>
-        <w:t>130. Vue.js</w:t>
+        <w:t>195. Vue.js</w:t>
       </w:r>
       <w:r>
         <w:rPr>
@@ -16058,7 +18468,7 @@
         <w:br/>
         <w:t xml:space="preserve">URL : </w:t>
       </w:r>
-      <w:hyperlink r:id="rId139">
+      <w:hyperlink r:id="rId204">
         <w:r>
           <w:rPr>
             <w:color w:val="0563C1"/>
@@ -16081,7 +18491,7 @@
           <w:b/>
           <w:sz w:val="16"/>
         </w:rPr>
-        <w:t>131. Angular + React</w:t>
+        <w:t>196. Angular + React</w:t>
       </w:r>
       <w:r>
         <w:rPr>
@@ -16092,7 +18502,7 @@
         <w:br/>
         <w:t xml:space="preserve">URL : </w:t>
       </w:r>
-      <w:hyperlink r:id="rId140">
+      <w:hyperlink r:id="rId205">
         <w:r>
           <w:rPr>
             <w:color w:val="0563C1"/>
@@ -16115,7 +18525,7 @@
           <w:b/>
           <w:sz w:val="16"/>
         </w:rPr>
-        <w:t>132. Java Spring</w:t>
+        <w:t>197. Java Spring</w:t>
       </w:r>
       <w:r>
         <w:rPr>
@@ -16126,7 +18536,7 @@
         <w:br/>
         <w:t xml:space="preserve">URL : </w:t>
       </w:r>
-      <w:hyperlink r:id="rId141">
+      <w:hyperlink r:id="rId206">
         <w:r>
           <w:rPr>
             <w:color w:val="0563C1"/>
@@ -16149,7 +18559,7 @@
           <w:b/>
           <w:sz w:val="16"/>
         </w:rPr>
-        <w:t>133. Java</w:t>
+        <w:t>198. Java</w:t>
       </w:r>
       <w:r>
         <w:rPr>
@@ -16160,7 +18570,7 @@
         <w:br/>
         <w:t xml:space="preserve">URL : </w:t>
       </w:r>
-      <w:hyperlink r:id="rId142">
+      <w:hyperlink r:id="rId207">
         <w:r>
           <w:rPr>
             <w:color w:val="0563C1"/>
@@ -16183,7 +18593,7 @@
           <w:b/>
           <w:sz w:val="16"/>
         </w:rPr>
-        <w:t>134. PHP Symfony</w:t>
+        <w:t>199. PHP Symfony</w:t>
       </w:r>
       <w:r>
         <w:rPr>
@@ -16194,7 +18604,7 @@
         <w:br/>
         <w:t xml:space="preserve">URL : </w:t>
       </w:r>
-      <w:hyperlink r:id="rId143">
+      <w:hyperlink r:id="rId208">
         <w:r>
           <w:rPr>
             <w:color w:val="0563C1"/>
@@ -16217,7 +18627,7 @@
           <w:b/>
           <w:sz w:val="16"/>
         </w:rPr>
-        <w:t>135. Symfony</w:t>
+        <w:t>200. Symfony</w:t>
       </w:r>
       <w:r>
         <w:rPr>
@@ -16228,7 +18638,7 @@
         <w:br/>
         <w:t xml:space="preserve">URL : </w:t>
       </w:r>
-      <w:hyperlink r:id="rId144">
+      <w:hyperlink r:id="rId209">
         <w:r>
           <w:rPr>
             <w:color w:val="0563C1"/>
@@ -16251,7 +18661,7 @@
           <w:b/>
           <w:sz w:val="16"/>
         </w:rPr>
-        <w:t>136. PHP (Symfony/Laravel) en télétravail</w:t>
+        <w:t>201. PHP (Symfony/Laravel) en télétravail</w:t>
       </w:r>
       <w:r>
         <w:rPr>
@@ -16262,7 +18672,7 @@
         <w:br/>
         <w:t xml:space="preserve">URL : </w:t>
       </w:r>
-      <w:hyperlink r:id="rId145">
+      <w:hyperlink r:id="rId210">
         <w:r>
           <w:rPr>
             <w:color w:val="0563C1"/>
@@ -16285,7 +18695,7 @@
           <w:b/>
           <w:sz w:val="16"/>
         </w:rPr>
-        <w:t>137. Cybersécurité</w:t>
+        <w:t>202. Cybersécurité</w:t>
       </w:r>
       <w:r>
         <w:rPr>
@@ -16296,7 +18706,7 @@
         <w:br/>
         <w:t xml:space="preserve">URL : </w:t>
       </w:r>
-      <w:hyperlink r:id="rId146">
+      <w:hyperlink r:id="rId211">
         <w:r>
           <w:rPr>
             <w:color w:val="0563C1"/>
@@ -16319,7 +18729,7 @@
           <w:b/>
           <w:sz w:val="16"/>
         </w:rPr>
-        <w:t>138. Data, IA, infrastructures</w:t>
+        <w:t>203. Data, IA, infrastructures</w:t>
       </w:r>
       <w:r>
         <w:rPr>
@@ -16330,7 +18740,7 @@
         <w:br/>
         <w:t xml:space="preserve">URL : </w:t>
       </w:r>
-      <w:hyperlink r:id="rId147">
+      <w:hyperlink r:id="rId212">
         <w:r>
           <w:rPr>
             <w:color w:val="0563C1"/>
@@ -16353,7 +18763,7 @@
           <w:b/>
           <w:sz w:val="16"/>
         </w:rPr>
-        <w:t>139. Métiers du numérique</w:t>
+        <w:t>204. Métiers du numérique</w:t>
       </w:r>
       <w:r>
         <w:rPr>
@@ -16364,7 +18774,7 @@
         <w:br/>
         <w:t xml:space="preserve">URL : </w:t>
       </w:r>
-      <w:hyperlink r:id="rId148">
+      <w:hyperlink r:id="rId213">
         <w:r>
           <w:rPr>
             <w:color w:val="0563C1"/>
@@ -16387,7 +18797,1707 @@
           <w:b/>
           <w:sz w:val="16"/>
         </w:rPr>
-        <w:t>140. Adoption IA / tendances développeurs 2025</w:t>
+        <w:t>205. Python ; JavaScript/TypeScript</w:t>
+      </w:r>
+      <w:r>
+        <w:rPr>
+          <w:sz w:val="16"/>
+        </w:rPr>
+        <w:br/>
+        <w:t>ORGANISME_OU_MEDIA : StackJobs blog - Marché IT France 2026 | AUTEUR : non indiqué | DATE_PUBLICATION : 2026 | DATE_CONSULTATION : 2026-09-06</w:t>
+        <w:br/>
+        <w:t xml:space="preserve">URL : </w:t>
+      </w:r>
+      <w:hyperlink r:id="rId214">
+        <w:r>
+          <w:rPr>
+            <w:color w:val="0563C1"/>
+            <w:u w:val="single"/>
+          </w:rPr>
+          <w:t xml:space="preserve">https://www.stackjobs.com/blog/les-competences-tech-les-plus-demandees-en-france-en-2026</w:t>
+        </w:r>
+      </w:hyperlink>
+      <w:r>
+        <w:rPr>
+          <w:sz w:val="16"/>
+        </w:rPr>
+        <w:br/>
+        <w:t>PERIMETRE : France | RESULTAT_UTILISE : les plus demandés en volume ; Rust, Go, Java Spring Boot mieux rémunérés | PAGE_SI_PDF : - | FIABILITE : FAIBLE-MOYENNE (BLOG CABINET DE RECRUTEMENT)</w:t>
+      </w:r>
+    </w:p>
+    <w:p>
+      <w:r>
+        <w:rPr>
+          <w:b/>
+          <w:sz w:val="16"/>
+        </w:rPr>
+        <w:t>206. React, Vue, Svelte (front) ; Next.js (full-stack)</w:t>
+      </w:r>
+      <w:r>
+        <w:rPr>
+          <w:sz w:val="16"/>
+        </w:rPr>
+        <w:br/>
+        <w:t>ORGANISME_OU_MEDIA : Elitek - 7 langages les plus utilisés en 2026 | AUTEUR : non indiqué | DATE_PUBLICATION : 2026 | DATE_CONSULTATION : 2026-09-06</w:t>
+        <w:br/>
+        <w:t xml:space="preserve">URL : </w:t>
+      </w:r>
+      <w:hyperlink r:id="rId215">
+        <w:r>
+          <w:rPr>
+            <w:color w:val="0563C1"/>
+            <w:u w:val="single"/>
+          </w:rPr>
+          <w:t xml:space="preserve">https://www.elitek.fr/post/les-7-langages-de-programmation-les-plus-utilises</w:t>
+        </w:r>
+      </w:hyperlink>
+      <w:r>
+        <w:rPr>
+          <w:sz w:val="16"/>
+        </w:rPr>
+        <w:br/>
+        <w:t>PERIMETRE : France | RESULTAT_UTILISE : dominants 2026 | PAGE_SI_PDF : - | FIABILITE : FAIBLE (BLOG ORGANISME DE FORMATION)</w:t>
+      </w:r>
+    </w:p>
+    <w:p>
+      <w:r>
+        <w:rPr>
+          <w:b/>
+          <w:sz w:val="16"/>
+        </w:rPr>
+        <w:t>207. JavaScript/TypeScript, Python, Java, Go ; Rust en progression</w:t>
+      </w:r>
+      <w:r>
+        <w:rPr>
+          <w:sz w:val="16"/>
+        </w:rPr>
+        <w:br/>
+        <w:t>ORGANISME_OU_MEDIA : Mercato de l'Emploi - Recrutement IT et tech 2026 | AUTEUR : non indiqué | DATE_PUBLICATION : 2026 | DATE_CONSULTATION : 2026-09-06</w:t>
+        <w:br/>
+        <w:t xml:space="preserve">URL : </w:t>
+      </w:r>
+      <w:hyperlink r:id="rId216">
+        <w:r>
+          <w:rPr>
+            <w:color w:val="0563C1"/>
+            <w:u w:val="single"/>
+          </w:rPr>
+          <w:t xml:space="preserve">https://mercato-emploi.com/recrutement-it-tech-tendances-metiers-2026/</w:t>
+        </w:r>
+      </w:hyperlink>
+      <w:r>
+        <w:rPr>
+          <w:sz w:val="16"/>
+        </w:rPr>
+        <w:br/>
+        <w:t>PERIMETRE : France 2026 | RESULTAT_UTILISE : top 4 + Rust | PAGE_SI_PDF : - | FIABILITE : FAIBLE-MOYENNE (BLOG CABINET DE RECRUTEMENT)</w:t>
+      </w:r>
+    </w:p>
+    <w:p>
+      <w:r>
+        <w:rPr>
+          <w:b/>
+          <w:sz w:val="16"/>
+        </w:rPr>
+        <w:t>208. React / Vue.js (front), Node.js / Python (back), cloud AWS/Azure/GCP</w:t>
+      </w:r>
+      <w:r>
+        <w:rPr>
+          <w:sz w:val="16"/>
+        </w:rPr>
+        <w:br/>
+        <w:t>ORGANISME_OU_MEDIA : KatchMe - Les métiers IT et Digital qui recrutent en 2026 | AUTEUR : non indiqué | DATE_PUBLICATION : 2026 | DATE_CONSULTATION : 2026-09-06</w:t>
+        <w:br/>
+        <w:t xml:space="preserve">URL : </w:t>
+      </w:r>
+      <w:hyperlink r:id="rId217">
+        <w:r>
+          <w:rPr>
+            <w:color w:val="0563C1"/>
+            <w:u w:val="single"/>
+          </w:rPr>
+          <w:t xml:space="preserve">https://www.katchme.fr/metiers-qui-recrutent-en-2026/</w:t>
+        </w:r>
+      </w:hyperlink>
+      <w:r>
+        <w:rPr>
+          <w:sz w:val="16"/>
+        </w:rPr>
+        <w:br/>
+        <w:t>PERIMETRE : France 2026 | RESULTAT_UTILISE : combinaison la plus demandée | PAGE_SI_PDF : - | FIABILITE : FAIBLE (BLOG)</w:t>
+      </w:r>
+    </w:p>
+    <w:p>
+      <w:r>
+        <w:rPr>
+          <w:b/>
+          <w:sz w:val="16"/>
+        </w:rPr>
+        <w:t>209. Angular + React (mots-clés combinés)</w:t>
+      </w:r>
+      <w:r>
+        <w:rPr>
+          <w:sz w:val="16"/>
+        </w:rPr>
+        <w:br/>
+        <w:t>ORGANISME_OU_MEDIA : Indeed page de liste | AUTEUR : non indiqué | DATE_PUBLICATION : 2026-05-28 / 2026-06-10 | DATE_CONSULTATION : 2026-09-06</w:t>
+        <w:br/>
+        <w:t xml:space="preserve">URL : </w:t>
+      </w:r>
+      <w:hyperlink r:id="rId218">
+        <w:r>
+          <w:rPr>
+            <w:color w:val="0563C1"/>
+            <w:u w:val="single"/>
+          </w:rPr>
+          <w:t xml:space="preserve">https://fr.indeed.com/q-angular-react-emplois.html</w:t>
+        </w:r>
+      </w:hyperlink>
+      <w:r>
+        <w:rPr>
+          <w:sz w:val="16"/>
+        </w:rPr>
+        <w:br/>
+        <w:t>PERIMETRE : France | RESULTAT_UTILISE : plus de 5 000 (28 mai 2026) ; plus de 3 000 (10 juin 2026) | PAGE_SI_PDF : - | FIABILITE : MOYENNE (COMPTE MOTEUR, RECHERCHE MOTS-CLÉS OR IMPLICITE)</w:t>
+      </w:r>
+    </w:p>
+    <w:p>
+      <w:r>
+        <w:rPr>
+          <w:b/>
+          <w:sz w:val="16"/>
+        </w:rPr>
+        <w:t>210. React (vs Vue/Angular)</w:t>
+      </w:r>
+      <w:r>
+        <w:rPr>
+          <w:sz w:val="16"/>
+        </w:rPr>
+        <w:br/>
+        <w:t>ORGANISME_OU_MEDIA : Grille TJM freelance 2026 (étude 5 000 missions) | AUTEUR : non indiqué | DATE_PUBLICATION : 2026 | DATE_CONSULTATION : 2026-09-06</w:t>
+        <w:br/>
+        <w:t xml:space="preserve">URL : </w:t>
+      </w:r>
+      <w:hyperlink r:id="rId219">
+        <w:r>
+          <w:rPr>
+            <w:color w:val="0563C1"/>
+            <w:u w:val="single"/>
+          </w:rPr>
+          <w:t xml:space="preserve">https://freelancemention.fr/blog/tjm-freelance-2026-grille-tarifs/</w:t>
+        </w:r>
+      </w:hyperlink>
+      <w:r>
+        <w:rPr>
+          <w:sz w:val="16"/>
+        </w:rPr>
+        <w:br/>
+        <w:t>PERIMETRE : France, freelance IT 2026 | RESULTAT_UTILISE : ~ +30 €/jour vs Vue/Angular | PAGE_SI_PDF : - | FIABILITE : FAIBLE-MOYENNE (ÉTUDE PRIVÉE, ÉCHANTILLON 5 000 MISSIONS ANNONCÉ)</w:t>
+      </w:r>
+    </w:p>
+    <w:p>
+      <w:r>
+        <w:rPr>
+          <w:b/>
+          <w:sz w:val="16"/>
+        </w:rPr>
+        <w:t>211. LLM, RAG, fine-tuning ; MLOps</w:t>
+      </w:r>
+      <w:r>
+        <w:rPr>
+          <w:sz w:val="16"/>
+        </w:rPr>
+        <w:br/>
+        <w:t>ORGANISME_OU_MEDIA : Baromètre TJM freelance 2026 | AUTEUR : non indiqué | DATE_PUBLICATION : 2026 | DATE_CONSULTATION : 2026-09-06</w:t>
+        <w:br/>
+        <w:t xml:space="preserve">URL : </w:t>
+      </w:r>
+      <w:hyperlink r:id="rId220">
+        <w:r>
+          <w:rPr>
+            <w:color w:val="0563C1"/>
+            <w:u w:val="single"/>
+          </w:rPr>
+          <w:t xml:space="preserve">https://www.freelance-solution.fr/barometre-tjm-freelance-2026/</w:t>
+        </w:r>
+      </w:hyperlink>
+      <w:r>
+        <w:rPr>
+          <w:sz w:val="16"/>
+        </w:rPr>
+        <w:br/>
+        <w:t>PERIMETRE : France, freelance IT 2026 | RESULTAT_UTILISE : +100 à +200 €/jour | PAGE_SI_PDF : - | FIABILITE : FAIBLE-MOYENNE</w:t>
+      </w:r>
+    </w:p>
+    <w:p>
+      <w:r>
+        <w:rPr>
+          <w:b/>
+          <w:sz w:val="16"/>
+        </w:rPr>
+        <w:t>212. Développement web et support IT (métiers)</w:t>
+      </w:r>
+      <w:r>
+        <w:rPr>
+          <w:sz w:val="16"/>
+        </w:rPr>
+        <w:br/>
+        <w:t>ORGANISME_OU_MEDIA : Blog du Modérateur - Les 20 métiers tech et marketing les plus recherchés T1 2025 (baromètre HelloWork) | AUTEUR : non indiqué | DATE_PUBLICATION : 2025 (T1) | DATE_CONSULTATION : 2026-09-06</w:t>
+        <w:br/>
+        <w:t xml:space="preserve">URL : </w:t>
+      </w:r>
+      <w:hyperlink r:id="rId221">
+        <w:r>
+          <w:rPr>
+            <w:color w:val="0563C1"/>
+            <w:u w:val="single"/>
+          </w:rPr>
+          <w:t xml:space="preserve">https://www.blogdumoderateur.com/20-metiers-tech-marketing-recherches-recruteurs-1er-trimestre-2025/</w:t>
+        </w:r>
+      </w:hyperlink>
+      <w:r>
+        <w:rPr>
+          <w:sz w:val="16"/>
+        </w:rPr>
+        <w:br/>
+        <w:t>PERIMETRE : France, offres HelloWork T1 2025 (2,7 millions d'offres analysées) | RESULTAT_UTILISE : dominent, suivis de gestion de projet, DevOps, cybersécurité | PAGE_SI_PDF : - | FIABILITE : MOYENNE-BONNE (BAROMÈTRE HELLOWORK RELAYÉ)</w:t>
+      </w:r>
+    </w:p>
+    <w:p>
+      <w:r>
+        <w:rPr>
+          <w:b/>
+          <w:sz w:val="16"/>
+        </w:rPr>
+        <w:t>213. IA (compétence transverse)</w:t>
+      </w:r>
+      <w:r>
+        <w:rPr>
+          <w:sz w:val="16"/>
+        </w:rPr>
+        <w:br/>
+        <w:t>ORGANISME_OU_MEDIA : HelloWorkplace - Les 10 métiers que se disputent les entreprises en 2026 | AUTEUR : non indiqué | DATE_PUBLICATION : 2026 | DATE_CONSULTATION : 2026-09-06</w:t>
+        <w:br/>
+        <w:t xml:space="preserve">URL : </w:t>
+      </w:r>
+      <w:hyperlink r:id="rId222">
+        <w:r>
+          <w:rPr>
+            <w:color w:val="0563C1"/>
+            <w:u w:val="single"/>
+          </w:rPr>
+          <w:t xml:space="preserve">https://www.helloworkplace.fr/10-metiers-recherches-rentree-2026/</w:t>
+        </w:r>
+      </w:hyperlink>
+      <w:r>
+        <w:rPr>
+          <w:sz w:val="16"/>
+        </w:rPr>
+        <w:br/>
+        <w:t>PERIMETRE : France, rentrée 2026 | RESULTAT_UTILISE : socle technique requis pour développeurs et architectes | PAGE_SI_PDF : - | FIABILITE : MOYENNE</w:t>
+      </w:r>
+    </w:p>
+    <w:p>
+      <w:r>
+        <w:rPr>
+          <w:b/>
+          <w:sz w:val="16"/>
+        </w:rPr>
+        <w:t>214. Transparence salariale (offres)</w:t>
+      </w:r>
+      <w:r>
+        <w:rPr>
+          <w:sz w:val="16"/>
+        </w:rPr>
+        <w:br/>
+        <w:t>ORGANISME_OU_MEDIA : Indeed Hiring Lab France - Le marché de l'emploi en 2026 | AUTEUR : non indiqué | DATE_PUBLICATION : 2025-12-10 | DATE_CONSULTATION : 2026-09-06</w:t>
+        <w:br/>
+        <w:t xml:space="preserve">URL : </w:t>
+      </w:r>
+      <w:hyperlink r:id="rId223">
+        <w:r>
+          <w:rPr>
+            <w:color w:val="0563C1"/>
+            <w:u w:val="single"/>
+          </w:rPr>
+          <w:t xml:space="preserve">https://www.hiringlab.org/fr/blog/2025/12/10/le-marche-de-lemploi-en-2026-en-pleine-mutation-face-aux-nouveaux-equilibres-economiques/</w:t>
+        </w:r>
+      </w:hyperlink>
+      <w:r>
+        <w:rPr>
+          <w:sz w:val="16"/>
+        </w:rPr>
+        <w:br/>
+        <w:t>PERIMETRE : France | RESULTAT_UTILISE : salaires plus visibles dans les offres 2026 (directive UE) | PAGE_SI_PDF : - | FIABILITE : BONNE</w:t>
+      </w:r>
+    </w:p>
+    <w:p>
+      <w:r>
+        <w:rPr>
+          <w:b/>
+          <w:sz w:val="16"/>
+        </w:rPr>
+        <w:t>215. Java Spring</w:t>
+      </w:r>
+      <w:r>
+        <w:rPr>
+          <w:sz w:val="16"/>
+        </w:rPr>
+        <w:br/>
+        <w:t>ORGANISME_OU_MEDIA : Indeed / LinkedIn pages de liste | AUTEUR : non indiqué | DATE_PUBLICATION : 2026-06-29 / non datée | DATE_CONSULTATION : 2026-09-06</w:t>
+        <w:br/>
+        <w:t xml:space="preserve">URL : </w:t>
+      </w:r>
+      <w:hyperlink r:id="rId224">
+        <w:r>
+          <w:rPr>
+            <w:color w:val="0563C1"/>
+            <w:u w:val="single"/>
+          </w:rPr>
+          <w:t xml:space="preserve">https://fr.linkedin.com/jobs/d%C3%A9veloppeur-java-spring-emplois</w:t>
+        </w:r>
+      </w:hyperlink>
+      <w:r>
+        <w:rPr>
+          <w:sz w:val="16"/>
+        </w:rPr>
+        <w:br/>
+        <w:t>PERIMETRE : France | RESULTAT_UTILISE : Indeed : plus de 800 (29 juin 2026) ; LinkedIn : Plus de 3 000 (non daté) | PAGE_SI_PDF : - | FIABILITE : MOYENNE (COMPTES MOTEURS)</w:t>
+      </w:r>
+    </w:p>
+    <w:p>
+      <w:r>
+        <w:rPr>
+          <w:b/>
+          <w:sz w:val="16"/>
+        </w:rPr>
+        <w:t>216. Java (Spring Boot)</w:t>
+      </w:r>
+      <w:r>
+        <w:rPr>
+          <w:sz w:val="16"/>
+        </w:rPr>
+        <w:br/>
+        <w:t>ORGANISME_OU_MEDIA : Elitek - Salaire développeur Java France 2026 | AUTEUR : non indiqué | DATE_PUBLICATION : 2026 | DATE_CONSULTATION : 2026-09-06</w:t>
+        <w:br/>
+        <w:t xml:space="preserve">URL : </w:t>
+      </w:r>
+      <w:hyperlink r:id="rId225">
+        <w:r>
+          <w:rPr>
+            <w:color w:val="0563C1"/>
+            <w:u w:val="single"/>
+          </w:rPr>
+          <w:t xml:space="preserve">https://www.elitek.fr/post/salaire-developpeur-java-france-2026</w:t>
+        </w:r>
+      </w:hyperlink>
+      <w:r>
+        <w:rPr>
+          <w:sz w:val="16"/>
+        </w:rPr>
+        <w:br/>
+        <w:t>PERIMETRE : France 2026 | RESULTAT_UTILISE : standard du back-end d'entreprise ; demande banques/assurances/public/éditeurs | PAGE_SI_PDF : - | FIABILITE : FAIBLE (BLOG ORGANISME DE FORMATION)</w:t>
+      </w:r>
+    </w:p>
+    <w:p>
+      <w:r>
+        <w:rPr>
+          <w:b/>
+          <w:sz w:val="16"/>
+        </w:rPr>
+        <w:t>217. Symfony (PHP)</w:t>
+      </w:r>
+      <w:r>
+        <w:rPr>
+          <w:sz w:val="16"/>
+        </w:rPr>
+        <w:br/>
+        <w:t>ORGANISME_OU_MEDIA : Indeed / HelloWork pages de liste | AUTEUR : non indiqué | DATE_PUBLICATION : 2026-08 | DATE_CONSULTATION : 2026-09-06</w:t>
+        <w:br/>
+        <w:t xml:space="preserve">URL : </w:t>
+      </w:r>
+      <w:hyperlink r:id="rId226">
+        <w:r>
+          <w:rPr>
+            <w:color w:val="0563C1"/>
+            <w:u w:val="single"/>
+          </w:rPr>
+          <w:t xml:space="preserve">https://fr.indeed.com/q-developpeur-symfony-emplois.html</w:t>
+        </w:r>
+      </w:hyperlink>
+      <w:r>
+        <w:rPr>
+          <w:sz w:val="16"/>
+        </w:rPr>
+        <w:br/>
+        <w:t>PERIMETRE : France | RESULTAT_UTILISE : Indeed 'Développeur PHP Symfony' : plus de 100 (16 août 2026) ; 'Developpeur Symfony' : plus de 100 (27 août 2026) ; HelloWork : Plus de 80 (12 août 2026) | PAGE_SI_PDF : - | FIABILITE : MOYENNE</w:t>
+      </w:r>
+    </w:p>
+    <w:p>
+      <w:r>
+        <w:rPr>
+          <w:b/>
+          <w:sz w:val="16"/>
+        </w:rPr>
+        <w:t>218. Symfony (exigences types)</w:t>
+      </w:r>
+      <w:r>
+        <w:rPr>
+          <w:sz w:val="16"/>
+        </w:rPr>
+        <w:br/>
+        <w:t>ORGANISME_OU_MEDIA : Indeed extraits d'offres | AUTEUR : non indiqué | DATE_PUBLICATION : 2026 | DATE_CONSULTATION : 2026-09-06</w:t>
+        <w:br/>
+        <w:t xml:space="preserve">URL : </w:t>
+      </w:r>
+      <w:hyperlink r:id="rId227">
+        <w:r>
+          <w:rPr>
+            <w:color w:val="0563C1"/>
+            <w:u w:val="single"/>
+          </w:rPr>
+          <w:t xml:space="preserve">https://fr.indeed.com/q-d%C3%A9veloppeur-php-symfony-emplois.html</w:t>
+        </w:r>
+      </w:hyperlink>
+      <w:r>
+        <w:rPr>
+          <w:sz w:val="16"/>
+        </w:rPr>
+        <w:br/>
+        <w:t>PERIMETRE : France, offres 2026 | RESULTAT_UTILISE : 3 ans min. sur Symfony 6 ; PHP 8 / Symfony 7.x ; appétence IA 'un plus' | PAGE_SI_PDF : - | FIABILITE : MOYENNE (EXTRAITS D'OFFRES)</w:t>
+      </w:r>
+    </w:p>
+    <w:p>
+      <w:r>
+        <w:rPr>
+          <w:b/>
+          <w:sz w:val="16"/>
+        </w:rPr>
+        <w:t>219. TypeScript</w:t>
+      </w:r>
+      <w:r>
+        <w:rPr>
+          <w:sz w:val="16"/>
+        </w:rPr>
+        <w:br/>
+        <w:t>ORGANISME_OU_MEDIA : Indeed / LinkedIn pages de liste | AUTEUR : non indiqué | DATE_PUBLICATION : 2026-07-23 / non datée | DATE_CONSULTATION : 2026-09-06</w:t>
+        <w:br/>
+        <w:t xml:space="preserve">URL : </w:t>
+      </w:r>
+      <w:hyperlink r:id="rId228">
+        <w:r>
+          <w:rPr>
+            <w:color w:val="0563C1"/>
+            <w:u w:val="single"/>
+          </w:rPr>
+          <w:t xml:space="preserve">https://fr.linkedin.com/jobs/typescript-emplois</w:t>
+        </w:r>
+      </w:hyperlink>
+      <w:r>
+        <w:rPr>
+          <w:sz w:val="16"/>
+        </w:rPr>
+        <w:br/>
+        <w:t>PERIMETRE : France | RESULTAT_UTILISE : Indeed : plus de 1 000 (23 juillet 2026) ; LinkedIn : Plus de 2 000 (non daté) | PAGE_SI_PDF : - | FIABILITE : MOYENNE</w:t>
+      </w:r>
+    </w:p>
+    <w:p>
+      <w:r>
+        <w:rPr>
+          <w:b/>
+          <w:sz w:val="16"/>
+        </w:rPr>
+        <w:t>220. TypeScript (usage développeurs)</w:t>
+      </w:r>
+      <w:r>
+        <w:rPr>
+          <w:sz w:val="16"/>
+        </w:rPr>
+        <w:br/>
+        <w:t>ORGANISME_OU_MEDIA : remotefr.com compétences frontend (citant State of JS) | AUTEUR : non indiqué | DATE_PUBLICATION : dernière édition citée (non précisée) | DATE_CONSULTATION : 2026-09-06</w:t>
+        <w:br/>
+        <w:t xml:space="preserve">URL : </w:t>
+      </w:r>
+      <w:hyperlink r:id="rId229">
+        <w:r>
+          <w:rPr>
+            <w:color w:val="0563C1"/>
+            <w:u w:val="single"/>
+          </w:rPr>
+          <w:t xml:space="preserve">https://remotefr.com/competences/frontend</w:t>
+        </w:r>
+      </w:hyperlink>
+      <w:r>
+        <w:rPr>
+          <w:sz w:val="16"/>
+        </w:rPr>
+        <w:br/>
+        <w:t>PERIMETRE : International (State of JS, relayé) | RESULTAT_UTILISE : 67 % écrivent plus de TypeScript que de JavaScript | PAGE_SI_PDF : - | FIABILITE : MOYENNE (RELAIS ; À VÉRIFIER SUR STATEOFJS.COM)</w:t>
+      </w:r>
+    </w:p>
+    <w:p>
+      <w:r>
+        <w:rPr>
+          <w:b/>
+          <w:sz w:val="16"/>
+        </w:rPr>
+        <w:t>221. Kubernetes + AWS (mots-clés)</w:t>
+      </w:r>
+      <w:r>
+        <w:rPr>
+          <w:sz w:val="16"/>
+        </w:rPr>
+        <w:br/>
+        <w:t>ORGANISME_OU_MEDIA : Indeed / Glassdoor / WeLoveDevs pages de liste | AUTEUR : non indiqué | DATE_PUBLICATION : 2026-07-11 (Indeed) ; autres non datés | DATE_CONSULTATION : 2026-09-06</w:t>
+        <w:br/>
+        <w:t xml:space="preserve">URL : </w:t>
+      </w:r>
+      <w:hyperlink r:id="rId230">
+        <w:r>
+          <w:rPr>
+            <w:color w:val="0563C1"/>
+            <w:u w:val="single"/>
+          </w:rPr>
+          <w:t xml:space="preserve">https://fr.indeed.com/q-kubernetes-aws-emplois.html</w:t>
+        </w:r>
+      </w:hyperlink>
+      <w:r>
+        <w:rPr>
+          <w:sz w:val="16"/>
+        </w:rPr>
+        <w:br/>
+        <w:t>PERIMETRE : France | RESULTAT_UTILISE : Indeed : plus de 3 000 (11 juillet 2026) ; Paris 'Kubernetes Cloud Aws' : plus de 300 (8 juin 2026) ; Glassdoor 'Kubernetes devops' : 824 ; WeLoveDevs Kubernetes : 310+ | PAGE_SI_PDF : - | FIABILITE : MOYENNE</w:t>
+      </w:r>
+    </w:p>
+    <w:p>
+      <w:r>
+        <w:rPr>
+          <w:b/>
+          <w:sz w:val="16"/>
+        </w:rPr>
+        <w:t>222. Docker</w:t>
+      </w:r>
+      <w:r>
+        <w:rPr>
+          <w:sz w:val="16"/>
+        </w:rPr>
+        <w:br/>
+        <w:t>ORGANISME_OU_MEDIA : Jobijoba - Emploi Docker - Juin 2026 | AUTEUR : non indiqué | DATE_PUBLICATION : 2026-06 | DATE_CONSULTATION : 2026-09-06</w:t>
+        <w:br/>
+        <w:t xml:space="preserve">URL : </w:t>
+      </w:r>
+      <w:hyperlink r:id="rId231">
+        <w:r>
+          <w:rPr>
+            <w:color w:val="0563C1"/>
+            <w:u w:val="single"/>
+          </w:rPr>
+          <w:t xml:space="preserve">https://www.jobijoba.com/fr/emploi/Docker</w:t>
+        </w:r>
+      </w:hyperlink>
+      <w:r>
+        <w:rPr>
+          <w:sz w:val="16"/>
+        </w:rPr>
+        <w:br/>
+        <w:t>PERIMETRE : France | RESULTAT_UTILISE : 9 628 (Jobijoba, juin 2026, extrait) | PAGE_SI_PDF : - | FIABILITE : FAIBLE-MOYENNE (AGRÉGATEUR, DOUBLONS POSSIBLES)</w:t>
+      </w:r>
+    </w:p>
+    <w:p>
+      <w:r>
+        <w:rPr>
+          <w:b/>
+          <w:sz w:val="16"/>
+        </w:rPr>
+        <w:t>223. Tests automatisés</w:t>
+      </w:r>
+      <w:r>
+        <w:rPr>
+          <w:sz w:val="16"/>
+        </w:rPr>
+        <w:br/>
+        <w:t>ORGANISME_OU_MEDIA : Indeed pages de liste | AUTEUR : non indiqué | DATE_PUBLICATION : 2026-03 / 2026-08 | DATE_CONSULTATION : 2026-09-06</w:t>
+        <w:br/>
+        <w:t xml:space="preserve">URL : </w:t>
+      </w:r>
+      <w:hyperlink r:id="rId232">
+        <w:r>
+          <w:rPr>
+            <w:color w:val="0563C1"/>
+            <w:u w:val="single"/>
+          </w:rPr>
+          <w:t xml:space="preserve">https://fr.indeed.com/Emplois-Automatisation-Test</w:t>
+        </w:r>
+      </w:hyperlink>
+      <w:r>
+        <w:rPr>
+          <w:sz w:val="16"/>
+        </w:rPr>
+        <w:br/>
+        <w:t>PERIMETRE : France | RESULTAT_UTILISE : Indeed 'Développeur De Tests Automatisés' : plus de 400 (6 mars 2026) ; 'Automatisation Test' : plus de 1 000 (18 mars 2026 et 3 août 2026) | PAGE_SI_PDF : - | FIABILITE : MOYENNE</w:t>
+      </w:r>
+    </w:p>
+    <w:p>
+      <w:r>
+        <w:rPr>
+          <w:b/>
+          <w:sz w:val="16"/>
+        </w:rPr>
+        <w:t>224. Cypress, Playwright, PHPUnit, ISTQB</w:t>
+      </w:r>
+      <w:r>
+        <w:rPr>
+          <w:sz w:val="16"/>
+        </w:rPr>
+        <w:br/>
+        <w:t>ORGANISME_OU_MEDIA : Indeed extraits d'offres | AUTEUR : non indiqué | DATE_PUBLICATION : 2026 | DATE_CONSULTATION : 2026-09-06</w:t>
+        <w:br/>
+        <w:t xml:space="preserve">URL : </w:t>
+      </w:r>
+      <w:hyperlink r:id="rId233">
+        <w:r>
+          <w:rPr>
+            <w:color w:val="0563C1"/>
+            <w:u w:val="single"/>
+          </w:rPr>
+          <w:t xml:space="preserve">https://fr.indeed.com/q-d%C3%A9veloppeur-de-tests-automatis%C3%A9s-emplois.html</w:t>
+        </w:r>
+      </w:hyperlink>
+      <w:r>
+        <w:rPr>
+          <w:sz w:val="16"/>
+        </w:rPr>
+        <w:br/>
+        <w:t>PERIMETRE : France, offres 2026 | RESULTAT_UTILISE : Playwright &amp; Bruno, Cypress, PHPUnit, certification ISTQB citées | PAGE_SI_PDF : - | FIABILITE : MOYENNE (EXTRAITS D'OFFRES)</w:t>
+      </w:r>
+    </w:p>
+    <w:p>
+      <w:r>
+        <w:rPr>
+          <w:b/>
+          <w:sz w:val="16"/>
+        </w:rPr>
+        <w:t>225. DevSecOps</w:t>
+      </w:r>
+      <w:r>
+        <w:rPr>
+          <w:sz w:val="16"/>
+        </w:rPr>
+        <w:br/>
+        <w:t>ORGANISME_OU_MEDIA : Indeed page de liste | AUTEUR : non indiqué | DATE_PUBLICATION : 2026-07-28 | DATE_CONSULTATION : 2026-09-06</w:t>
+        <w:br/>
+        <w:t xml:space="preserve">URL : </w:t>
+      </w:r>
+      <w:hyperlink r:id="rId234">
+        <w:r>
+          <w:rPr>
+            <w:color w:val="0563C1"/>
+            <w:u w:val="single"/>
+          </w:rPr>
+          <w:t xml:space="preserve">https://fr.indeed.com/jobs?from=mobRdr&amp;q=Devsecops&amp;vjk=05fb862592615a2f</w:t>
+        </w:r>
+      </w:hyperlink>
+      <w:r>
+        <w:rPr>
+          <w:sz w:val="16"/>
+        </w:rPr>
+        <w:br/>
+        <w:t>PERIMETRE : France | RESULTAT_UTILISE : plus de 600 (28 juillet 2026) | PAGE_SI_PDF : - | FIABILITE : MOYENNE</w:t>
+      </w:r>
+    </w:p>
+    <w:p>
+      <w:r>
+        <w:rPr>
+          <w:b/>
+          <w:sz w:val="16"/>
+        </w:rPr>
+        <w:t>226. Sécurité applicative (OWASP Top 10, secrets, revue de code, API, authentification)</w:t>
+      </w:r>
+      <w:r>
+        <w:rPr>
+          <w:sz w:val="16"/>
+        </w:rPr>
+        <w:br/>
+        <w:t>ORGANISME_OU_MEDIA : Free-Work pages DevSecOps / OWASP | AUTEUR : non indiqué | DATE_PUBLICATION : 2026 | DATE_CONSULTATION : 2026-09-06</w:t>
+        <w:br/>
+        <w:t xml:space="preserve">URL : </w:t>
+      </w:r>
+      <w:hyperlink r:id="rId235">
+        <w:r>
+          <w:rPr>
+            <w:color w:val="0563C1"/>
+            <w:u w:val="single"/>
+          </w:rPr>
+          <w:t xml:space="preserve">https://www.free-work.com/fr/tech-it/jobs/devsecops</w:t>
+        </w:r>
+      </w:hyperlink>
+      <w:r>
+        <w:rPr>
+          <w:sz w:val="16"/>
+        </w:rPr>
+        <w:br/>
+        <w:t>PERIMETRE : France, offres 2026 | RESULTAT_UTILISE : OWASP Top 10 / OWASP API, SAST, gestion des secrets ; Kubernetes/AWS/GCP 'rédhibitoires' dans certaines offres | PAGE_SI_PDF : - | FIABILITE : MOYENNE (EXTRAITS D'OFFRES)</w:t>
+      </w:r>
+    </w:p>
+    <w:p>
+      <w:r>
+        <w:rPr>
+          <w:b/>
+          <w:sz w:val="16"/>
+        </w:rPr>
+        <w:t>227. Soft skills (adaptabilité, communication, responsabilité éthique, apprentissage continu, usage responsable de l'IA)</w:t>
+      </w:r>
+      <w:r>
+        <w:rPr>
+          <w:sz w:val="16"/>
+        </w:rPr>
+        <w:br/>
+        <w:t>ORGANISME_OU_MEDIA : Gloroots - Top 10 Developer Skills in 2026 | AUTEUR : non indiqué | DATE_PUBLICATION : 2026 | DATE_CONSULTATION : 2026-09-06</w:t>
+        <w:br/>
+        <w:t xml:space="preserve">URL : </w:t>
+      </w:r>
+      <w:hyperlink r:id="rId236">
+        <w:r>
+          <w:rPr>
+            <w:color w:val="0563C1"/>
+            <w:u w:val="single"/>
+          </w:rPr>
+          <w:t xml:space="preserve">https://www.gloroots.com/blog/in-demand-software-developer-skills</w:t>
+        </w:r>
+      </w:hyperlink>
+      <w:r>
+        <w:rPr>
+          <w:sz w:val="16"/>
+        </w:rPr>
+        <w:br/>
+        <w:t>PERIMETRE : International / France (blog) | RESULTAT_UTILISE : mix hybride exigé par les recruteurs | PAGE_SI_PDF : - | FIABILITE : FAIBLE (BLOG)</w:t>
+      </w:r>
+    </w:p>
+    <w:p>
+      <w:r>
+        <w:rPr>
+          <w:b/>
+          <w:sz w:val="16"/>
+        </w:rPr>
+        <w:t>228. Emplois numériques non pourvus (contexte)</w:t>
+      </w:r>
+      <w:r>
+        <w:rPr>
+          <w:sz w:val="16"/>
+        </w:rPr>
+        <w:br/>
+        <w:t>ORGANISME_OU_MEDIA : Bluecoders - Tech Recruitment 2026 | AUTEUR : non indiqué | DATE_PUBLICATION : 2025 | DATE_CONSULTATION : 2026-09-06</w:t>
+        <w:br/>
+        <w:t xml:space="preserve">URL : </w:t>
+      </w:r>
+      <w:hyperlink r:id="rId237">
+        <w:r>
+          <w:rPr>
+            <w:color w:val="0563C1"/>
+            <w:u w:val="single"/>
+          </w:rPr>
+          <w:t xml:space="preserve">https://www.bluecoders.com/en/blog/recrutement-tech-chiffres-tendances</w:t>
+        </w:r>
+      </w:hyperlink>
+      <w:r>
+        <w:rPr>
+          <w:sz w:val="16"/>
+        </w:rPr>
+        <w:br/>
+        <w:t>PERIMETRE : France | RESULTAT_UTILISE : 80 000+ emplois numériques non pourvus (Numeum 2025, relayé) | PAGE_SI_PDF : - | FIABILITE : MOYENNE (RELAIS ; VÉRIFIER SOURCE NUMEUM)</w:t>
+      </w:r>
+    </w:p>
+    <w:p>
+      <w:r>
+        <w:rPr>
+          <w:b/>
+          <w:sz w:val="16"/>
+        </w:rPr>
+        <w:t>229. Anglais (mot-clé 'Informatique Anglais')</w:t>
+      </w:r>
+      <w:r>
+        <w:rPr>
+          <w:sz w:val="16"/>
+        </w:rPr>
+        <w:br/>
+        <w:t>ORGANISME_OU_MEDIA : Indeed page de liste | AUTEUR : non indiqué | DATE_PUBLICATION : 2026-09-05 | DATE_CONSULTATION : 2026-09-06</w:t>
+        <w:br/>
+        <w:t xml:space="preserve">URL : </w:t>
+      </w:r>
+      <w:hyperlink r:id="rId238">
+        <w:r>
+          <w:rPr>
+            <w:color w:val="0563C1"/>
+            <w:u w:val="single"/>
+          </w:rPr>
+          <w:t xml:space="preserve">https://fr.indeed.com/q-informatique-anglais-emplois.html</w:t>
+        </w:r>
+      </w:hyperlink>
+      <w:r>
+        <w:rPr>
+          <w:sz w:val="16"/>
+        </w:rPr>
+        <w:br/>
+        <w:t>PERIMETRE : France | RESULTAT_UTILISE : plus de 600 (5 septembre 2026) | PAGE_SI_PDF : - | FIABILITE : MOYENNE (PAS DE PART DES OFFRES DISPONIBLE)</w:t>
+      </w:r>
+    </w:p>
+    <w:p>
+      <w:r>
+        <w:rPr>
+          <w:b/>
+          <w:sz w:val="16"/>
+        </w:rPr>
+        <w:t>230. Anglais (facteur d'employabilité)</w:t>
+      </w:r>
+      <w:r>
+        <w:rPr>
+          <w:sz w:val="16"/>
+        </w:rPr>
+        <w:br/>
+        <w:t>ORGANISME_OU_MEDIA : We Gest U - Guide du marché IT 2026 en Europe | AUTEUR : non indiqué | DATE_PUBLICATION : 2026 | DATE_CONSULTATION : 2026-09-06</w:t>
+        <w:br/>
+        <w:t xml:space="preserve">URL : </w:t>
+      </w:r>
+      <w:hyperlink r:id="rId239">
+        <w:r>
+          <w:rPr>
+            <w:color w:val="0563C1"/>
+            <w:u w:val="single"/>
+          </w:rPr>
+          <w:t xml:space="preserve">https://wegestu.com/guide-du-marche-it-2026-en-europe-salaires-jobs-tendances/</w:t>
+        </w:r>
+      </w:hyperlink>
+      <w:r>
+        <w:rPr>
+          <w:sz w:val="16"/>
+        </w:rPr>
+        <w:br/>
+        <w:t>PERIMETRE : Europe / France 2026 | RESULTAT_UTILISE : expertise technique + adaptabilité + anglais = meilleures opportunités | PAGE_SI_PDF : - | FIABILITE : FAIBLE (BLOG)</w:t>
+      </w:r>
+    </w:p>
+    <w:p>
+      <w:r>
+        <w:rPr>
+          <w:b/>
+          <w:sz w:val="16"/>
+        </w:rPr>
+        <w:t>231. JavaScript ; HTML/CSS ; SQL ; Python</w:t>
+      </w:r>
+      <w:r>
+        <w:rPr>
+          <w:sz w:val="16"/>
+        </w:rPr>
+        <w:br/>
+        <w:t>ORGANISME_OU_MEDIA : Stack Overflow Developer Survey 2025 - Technology | AUTEUR : non indiqué | DATE_PUBLICATION : 2025 | DATE_CONSULTATION : 2026-09-06</w:t>
+        <w:br/>
+        <w:t xml:space="preserve">URL : </w:t>
+      </w:r>
+      <w:hyperlink r:id="rId240">
+        <w:r>
+          <w:rPr>
+            <w:color w:val="0563C1"/>
+            <w:u w:val="single"/>
+          </w:rPr>
+          <w:t xml:space="preserve">https://survey.stackoverflow.co/2025/technology</w:t>
+        </w:r>
+      </w:hyperlink>
+      <w:r>
+        <w:rPr>
+          <w:sz w:val="16"/>
+        </w:rPr>
+        <w:br/>
+        <w:t>PERIMETRE : International (≈49 000 répondants) | RESULTAT_UTILISE : JavaScript 66 %, HTML/CSS 62 %, SQL 59 % ; Python +7 points vs 2024 | PAGE_SI_PDF : - | FIABILITE : BONNE (ENQUÊTE PRIMAIRE)</w:t>
+      </w:r>
+    </w:p>
+    <w:p>
+      <w:r>
+        <w:rPr>
+          <w:b/>
+          <w:sz w:val="16"/>
+        </w:rPr>
+        <w:t>232. TypeScript, Rust, Go (croissance) ; JavaScript, PHP, SQL (plateau)</w:t>
+      </w:r>
+      <w:r>
+        <w:rPr>
+          <w:sz w:val="16"/>
+        </w:rPr>
+        <w:br/>
+        <w:t>ORGANISME_OU_MEDIA : JetBrains State of Developer Ecosystem 2025 | AUTEUR : non indiqué | DATE_PUBLICATION : 2025-10 | DATE_CONSULTATION : 2026-09-06</w:t>
+        <w:br/>
+        <w:t xml:space="preserve">URL : </w:t>
+      </w:r>
+      <w:hyperlink r:id="rId241">
+        <w:r>
+          <w:rPr>
+            <w:color w:val="0563C1"/>
+            <w:u w:val="single"/>
+          </w:rPr>
+          <w:t xml:space="preserve">https://blog.jetbrains.com/research/2025/10/state-of-developer-ecosystem-2025/</w:t>
+        </w:r>
+      </w:hyperlink>
+      <w:r>
+        <w:rPr>
+          <w:sz w:val="16"/>
+        </w:rPr>
+        <w:br/>
+        <w:t>PERIMETRE : International | RESULTAT_UTILISE : souhaits d'adoption : Go 11 %, Rust 10 %, Python 7 %, Kotlin 6 %, TypeScript 6 % ; 24 534 répondants | PAGE_SI_PDF : - | FIABILITE : BONNE (ENQUÊTE PRIMAIRE)</w:t>
+      </w:r>
+    </w:p>
+    <w:p>
+      <w:r>
+        <w:rPr>
+          <w:b/>
+          <w:sz w:val="16"/>
+        </w:rPr>
+        <w:t>233. React ; Angular ; Vue.js ; Svelte</w:t>
+      </w:r>
+      <w:r>
+        <w:rPr>
+          <w:sz w:val="16"/>
+        </w:rPr>
+        <w:br/>
+        <w:t>ORGANISME_OU_MEDIA : Gist tkrotoff - Front-end frameworks popularity / DEV Community (données SO 2025) | AUTEUR : non indiqué | DATE_PUBLICATION : 2025 | DATE_CONSULTATION : 2026-09-06</w:t>
+        <w:br/>
+        <w:t xml:space="preserve">URL : </w:t>
+      </w:r>
+      <w:hyperlink r:id="rId242">
+        <w:r>
+          <w:rPr>
+            <w:color w:val="0563C1"/>
+            <w:u w:val="single"/>
+          </w:rPr>
+          <w:t xml:space="preserve">https://gist.github.com/tkrotoff/b1caa4c3a185629299ec234d2314e190</w:t>
+        </w:r>
+      </w:hyperlink>
+      <w:r>
+        <w:rPr>
+          <w:sz w:val="16"/>
+        </w:rPr>
+        <w:br/>
+        <w:t>PERIMETRE : International (Stack Overflow 2025, relayé) | RESULTAT_UTILISE : React 44,7 %, Angular 18,2 %, Vue.js 17,6 %, Svelte 7,2 % (tous) ; pro : React 46,9 %, Angular 19,8 %, Vue 18,4 %, Svelte 6,9 % ; désirés : React 30,7 %, Vue 15,3 %, Angular 12,6 %, Svelte 11,1 % ; Svelte admiré 62,4 % | PAGE_SI_PDF : - | FIABILITE : MOYENNE-BONNE (RELAIS DE L'ENQUÊTE SO 2025)</w:t>
+      </w:r>
+    </w:p>
+    <w:p>
+      <w:r>
+        <w:rPr>
+          <w:b/>
+          <w:sz w:val="16"/>
+        </w:rPr>
+        <w:t>234. Python, JavaScript, Java (langages les plus demandés par les recruteurs)</w:t>
+      </w:r>
+      <w:r>
+        <w:rPr>
+          <w:sz w:val="16"/>
+        </w:rPr>
+        <w:br/>
+        <w:t>ORGANISME_OU_MEDIA : Statista (données CoderPad janv. 2025) ; CoderPad/CodinGame State of Tech Hiring 2024 | AUTEUR : non indiqué | DATE_PUBLICATION : 2025-01 / 2024 | DATE_CONSULTATION : 2026-09-06</w:t>
+        <w:br/>
+        <w:t xml:space="preserve">URL : </w:t>
+      </w:r>
+      <w:hyperlink r:id="rId243">
+        <w:r>
+          <w:rPr>
+            <w:color w:val="0563C1"/>
+            <w:u w:val="single"/>
+          </w:rPr>
+          <w:t xml:space="preserve">https://www.statista.com/statistics/1296727/programming-languages-demanded-by-recruiters/</w:t>
+        </w:r>
+      </w:hyperlink>
+      <w:r>
+        <w:rPr>
+          <w:sz w:val="16"/>
+        </w:rPr>
+        <w:br/>
+        <w:t>PERIMETRE : International (enquête recruteurs) | RESULTAT_UTILISE : top 3 recruteurs 2025 ; React et Node.js frameworks les plus convoités (2024) | PAGE_SI_PDF : - | FIABILITE : MOYENNE-BONNE</w:t>
+      </w:r>
+    </w:p>
+    <w:p>
+      <w:r>
+        <w:rPr>
+          <w:b/>
+          <w:sz w:val="16"/>
+        </w:rPr>
+        <w:t>235. Rôles les plus difficiles à pourvoir</w:t>
+      </w:r>
+      <w:r>
+        <w:rPr>
+          <w:sz w:val="16"/>
+        </w:rPr>
+        <w:br/>
+        <w:t>ORGANISME_OU_MEDIA : CoderPad State of Tech Hiring 2026 | AUTEUR : non indiqué | DATE_PUBLICATION : 2026-02 | DATE_CONSULTATION : 2026-09-06</w:t>
+        <w:br/>
+        <w:t xml:space="preserve">URL : </w:t>
+      </w:r>
+      <w:hyperlink r:id="rId244">
+        <w:r>
+          <w:rPr>
+            <w:color w:val="0563C1"/>
+            <w:u w:val="single"/>
+          </w:rPr>
+          <w:t xml:space="preserve">https://coderpad.io/survey-reports/coderpad-state-of-tech-hiring-2026/</w:t>
+        </w:r>
+      </w:hyperlink>
+      <w:r>
+        <w:rPr>
+          <w:sz w:val="16"/>
+        </w:rPr>
+        <w:br/>
+        <w:t>PERIMETRE : International | RESULTAT_UTILISE : AI/ML specialists et full-stack developers en tête (2026) | PAGE_SI_PDF : - | FIABILITE : BONNE (ENQUÊTE PRIMAIRE)</w:t>
+      </w:r>
+    </w:p>
+    <w:p>
+      <w:r>
+        <w:rPr>
+          <w:b/>
+          <w:sz w:val="16"/>
+        </w:rPr>
+        <w:t>236. Cybersécurité, data, IA, soft skills, sciences fondamentales, réglementaire</w:t>
+      </w:r>
+      <w:r>
+        <w:rPr>
+          <w:sz w:val="16"/>
+        </w:rPr>
+        <w:br/>
+        <w:t>ORGANISME_OU_MEDIA : Numeum - Les ingénieurs du numérique en France : quelles tendances en 2025 ? | AUTEUR : non indiqué | DATE_PUBLICATION : 2025 | DATE_CONSULTATION : 2026-09-06</w:t>
+        <w:br/>
+        <w:t xml:space="preserve">URL : </w:t>
+      </w:r>
+      <w:hyperlink r:id="rId245">
+        <w:r>
+          <w:rPr>
+            <w:color w:val="0563C1"/>
+            <w:u w:val="single"/>
+          </w:rPr>
+          <w:t xml:space="preserve">https://numeum.fr/emploi-competences/les-ingenieurs-du-numerique-en-france-quelles-tendances-en-2025/</w:t>
+        </w:r>
+      </w:hyperlink>
+      <w:r>
+        <w:rPr>
+          <w:sz w:val="16"/>
+        </w:rPr>
+        <w:br/>
+        <w:t>PERIMETRE : France, ingénieurs du numérique 2025 | RESULTAT_UTILISE : près de 2/3 des ingénieurs recruteurs déclarent des difficultés à trouver les profils | PAGE_SI_PDF : - | FIABILITE : BONNE (SOURCE PRIMAIRE NUMEUM)</w:t>
+      </w:r>
+    </w:p>
+    <w:p>
+      <w:r>
+        <w:rPr>
+          <w:b/>
+          <w:sz w:val="16"/>
+        </w:rPr>
+        <w:t>237. Stratégies ESN : formation vs recrutement, jeunes profils</w:t>
+      </w:r>
+      <w:r>
+        <w:rPr>
+          <w:sz w:val="16"/>
+        </w:rPr>
+        <w:br/>
+        <w:t>ORGANISME_OU_MEDIA : RH Matin - Impact de l'IA sur la gestion RH secteur numérique, le point 2025-2026 avec Numeum | AUTEUR : non indiqué | DATE_PUBLICATION : 2025-2026 | DATE_CONSULTATION : 2026-09-06</w:t>
+        <w:br/>
+        <w:t xml:space="preserve">URL : </w:t>
+      </w:r>
+      <w:hyperlink r:id="rId246">
+        <w:r>
+          <w:rPr>
+            <w:color w:val="0563C1"/>
+            <w:u w:val="single"/>
+          </w:rPr>
+          <w:t xml:space="preserve">https://www.rhmatin.com/sirh/gestion-talents/impact-ia-rh-sur-le-marche-numerique-toujours-investir-dans-les-competences-numeum.html</w:t>
+        </w:r>
+      </w:hyperlink>
+      <w:r>
+        <w:rPr>
+          <w:sz w:val="16"/>
+        </w:rPr>
+        <w:br/>
+        <w:t>PERIMETRE : France, ESN 2025-2026 | RESULTAT_UTILISE : 59 % des ESN privilégient la formation plutôt que le recrutement ; 40 % recrutent moins de profils jeunes (dont alternants) | PAGE_SI_PDF : - | FIABILITE : MOYENNE-BONNE (RELAIS PRESSE RH D'UNE ENQUÊTE NUMEUM)</w:t>
+      </w:r>
+    </w:p>
+    <w:p>
+      <w:r>
+        <w:rPr>
+          <w:b/>
+          <w:sz w:val="16"/>
+        </w:rPr>
+        <w:t>238. IA (freelance) : demande et prime tarifaire</w:t>
+      </w:r>
+      <w:r>
+        <w:rPr>
+          <w:sz w:val="16"/>
+        </w:rPr>
+        <w:br/>
+        <w:t>ORGANISME_OU_MEDIA : Adapte-toi - Tarifs freelance IA 2026 (citant baromètre Malt 2026) | AUTEUR : non indiqué | DATE_PUBLICATION : 2026 | DATE_CONSULTATION : 2026-09-06</w:t>
+        <w:br/>
+        <w:t xml:space="preserve">URL : </w:t>
+      </w:r>
+      <w:hyperlink r:id="rId247">
+        <w:r>
+          <w:rPr>
+            <w:color w:val="0563C1"/>
+            <w:u w:val="single"/>
+          </w:rPr>
+          <w:t xml:space="preserve">https://adapte-toi.com/blog/tarifs-freelance-ia-grille-complete-specialite/</w:t>
+        </w:r>
+      </w:hyperlink>
+      <w:r>
+        <w:rPr>
+          <w:sz w:val="16"/>
+        </w:rPr>
+        <w:br/>
+        <w:t>PERIMETRE : France, freelance | RESULTAT_UTILISE : demande freelance IA +200 % en 18 mois ; ingénieurs IA facturent ≈22 % de plus/jour (Malt 2026, relayé) | PAGE_SI_PDF : - | FIABILITE : FAIBLE-MOYENNE (RELAIS BLOG ; À VÉRIFIER SUR MALT)</w:t>
+      </w:r>
+    </w:p>
+    <w:p>
+      <w:r>
+        <w:rPr>
+          <w:b/>
+          <w:sz w:val="16"/>
+        </w:rPr>
+        <w:t>239. TJM moyen freelance IT</w:t>
+      </w:r>
+      <w:r>
+        <w:rPr>
+          <w:sz w:val="16"/>
+        </w:rPr>
+        <w:br/>
+        <w:t>ORGANISME_OU_MEDIA : lefreelance.fr - TJM développeur freelance en France 2026 (citant Malt, Free-Work, Hays) | AUTEUR : non indiqué | DATE_PUBLICATION : 2026 | DATE_CONSULTATION : 2026-09-06</w:t>
+        <w:br/>
+        <w:t xml:space="preserve">URL : </w:t>
+      </w:r>
+      <w:hyperlink r:id="rId248">
+        <w:r>
+          <w:rPr>
+            <w:color w:val="0563C1"/>
+            <w:u w:val="single"/>
+          </w:rPr>
+          <w:t xml:space="preserve">https://lefreelance.fr/articles/tjm-developpeur-freelance/</w:t>
+        </w:r>
+      </w:hyperlink>
+      <w:r>
+        <w:rPr>
+          <w:sz w:val="16"/>
+        </w:rPr>
+        <w:br/>
+        <w:t>PERIMETRE : France 2026 | RESULTAT_UTILISE : 520 €/jour (2026) ; dev web 350–750 ; IA 750–1 500 ; IDF ≈620 vs régions 450–540 | PAGE_SI_PDF : - | FIABILITE : FAIBLE-MOYENNE (RELAIS)</w:t>
+      </w:r>
+    </w:p>
+    <w:p>
+      <w:r>
+        <w:rPr>
+          <w:b/>
+          <w:sz w:val="16"/>
+        </w:rPr>
+        <w:t>240. MongoDB ; PostgreSQL</w:t>
+      </w:r>
+      <w:r>
+        <w:rPr>
+          <w:sz w:val="16"/>
+        </w:rPr>
+        <w:br/>
+        <w:t>ORGANISME_OU_MEDIA : Indeed / Glassdoor pages de liste | AUTEUR : non indiqué | DATE_PUBLICATION : 2026 | DATE_CONSULTATION : 2026-09-06</w:t>
+        <w:br/>
+        <w:t xml:space="preserve">URL : </w:t>
+      </w:r>
+      <w:hyperlink r:id="rId249">
+        <w:r>
+          <w:rPr>
+            <w:color w:val="0563C1"/>
+            <w:u w:val="single"/>
+          </w:rPr>
+          <w:t xml:space="preserve">https://fr.indeed.com/q-postgresql-emplois.html</w:t>
+        </w:r>
+      </w:hyperlink>
+      <w:r>
+        <w:rPr>
+          <w:sz w:val="16"/>
+        </w:rPr>
+        <w:br/>
+        <w:t>PERIMETRE : France | RESULTAT_UTILISE : MongoDB : plus de 700 (21 avril 2026), plus de 600 (14 juin 2026), Glassdoor 784 ; PostgreSQL : plus de 1 000 (24 mai 2026) | PAGE_SI_PDF : - | FIABILITE : MOYENNE</w:t>
+      </w:r>
+    </w:p>
+    <w:p>
+      <w:r>
+        <w:rPr>
+          <w:b/>
+          <w:sz w:val="16"/>
+        </w:rPr>
+        <w:t>241. Cloud (Azure, GCP, cloud developer)</w:t>
+      </w:r>
+      <w:r>
+        <w:rPr>
+          <w:sz w:val="16"/>
+        </w:rPr>
+        <w:br/>
+        <w:t>ORGANISME_OU_MEDIA : Indeed pages de liste | AUTEUR : non indiqué | DATE_PUBLICATION : 2026 | DATE_CONSULTATION : 2026-09-06</w:t>
+        <w:br/>
+        <w:t xml:space="preserve">URL : </w:t>
+      </w:r>
+      <w:hyperlink r:id="rId250">
+        <w:r>
+          <w:rPr>
+            <w:color w:val="0563C1"/>
+            <w:u w:val="single"/>
+          </w:rPr>
+          <w:t xml:space="preserve">https://fr.indeed.com/q-cloud-engineer-gcp-emplois.html</w:t>
+        </w:r>
+      </w:hyperlink>
+      <w:r>
+        <w:rPr>
+          <w:sz w:val="16"/>
+        </w:rPr>
+        <w:br/>
+        <w:t>PERIMETRE : France | RESULTAT_UTILISE : Cloud Developer : plus de 1 000 (10 juin 2026) ; Cloud Engineer Gcp : plus de 800 (4 sept. 2026) ; Cloud Engineer Azure : plus de 400 (23 fév. 2026) ; Ingénieur Cloud Gcp : plus de 400 (7 mars 2026) ; Azure Paris : plus de 1 000 (13 janv. 2026) ; Tech Lead Azure Gcp : plus de 100 (11 mai 2026) | PAGE_SI_PDF : - | FIABILITE : MOYENNE</w:t>
+      </w:r>
+    </w:p>
+    <w:p>
+      <w:r>
+        <w:rPr>
+          <w:b/>
+          <w:sz w:val="16"/>
+        </w:rPr>
+        <w:t>242. GitLab CI/CD</w:t>
+      </w:r>
+      <w:r>
+        <w:rPr>
+          <w:sz w:val="16"/>
+        </w:rPr>
+        <w:br/>
+        <w:t>ORGANISME_OU_MEDIA : Indeed page de liste | AUTEUR : non indiqué | DATE_PUBLICATION : 2026-07-06 | DATE_CONSULTATION : 2026-09-06</w:t>
+        <w:br/>
+        <w:t xml:space="preserve">URL : </w:t>
+      </w:r>
+      <w:hyperlink r:id="rId251">
+        <w:r>
+          <w:rPr>
+            <w:color w:val="0563C1"/>
+            <w:u w:val="single"/>
+          </w:rPr>
+          <w:t xml:space="preserve">https://fr.indeed.com/q-gitlab-ci-cd-emplois.html</w:t>
+        </w:r>
+      </w:hyperlink>
+      <w:r>
+        <w:rPr>
+          <w:sz w:val="16"/>
+        </w:rPr>
+        <w:br/>
+        <w:t>PERIMETRE : France | RESULTAT_UTILISE : plus de 1 000 (6 juillet 2026) | PAGE_SI_PDF : - | FIABILITE : MOYENNE</w:t>
+      </w:r>
+    </w:p>
+    <w:p>
+      <w:r>
+        <w:rPr>
+          <w:b/>
+          <w:sz w:val="16"/>
+        </w:rPr>
+        <w:t>243. DevOps (offres)</w:t>
+      </w:r>
+      <w:r>
+        <w:rPr>
+          <w:sz w:val="16"/>
+        </w:rPr>
+        <w:br/>
+        <w:t>ORGANISME_OU_MEDIA : WeAreDevelopers - DevOps Developer Jobs in France | AUTEUR : non indiqué | DATE_PUBLICATION : non datée | DATE_CONSULTATION : 2026-09-06</w:t>
+        <w:br/>
+        <w:t xml:space="preserve">URL : </w:t>
+      </w:r>
+      <w:hyperlink r:id="rId252">
+        <w:r>
+          <w:rPr>
+            <w:color w:val="0563C1"/>
+            <w:u w:val="single"/>
+          </w:rPr>
+          <w:t xml:space="preserve">https://www.wearedevelopers.com/en/jobs/ls/france/devops</w:t>
+        </w:r>
+      </w:hyperlink>
+      <w:r>
+        <w:rPr>
+          <w:sz w:val="16"/>
+        </w:rPr>
+        <w:br/>
+        <w:t>PERIMETRE : France | RESULTAT_UTILISE : 3500+ (WeAreDevelopers, non daté) | PAGE_SI_PDF : - | FIABILITE : FAIBLE-MOYENNE</w:t>
+      </w:r>
+    </w:p>
+    <w:p>
+      <w:r>
+        <w:rPr>
+          <w:b/>
+          <w:sz w:val="16"/>
+        </w:rPr>
+        <w:t>244. Agile / Scrum / Kanban ; Git ; Jenkins ; GitHub Actions ; Azure DevOps</w:t>
+      </w:r>
+      <w:r>
+        <w:rPr>
+          <w:sz w:val="16"/>
+        </w:rPr>
+        <w:br/>
+        <w:t>ORGANISME_OU_MEDIA : Free-Work pages CI/CD &amp; Agile Scrum ; WTTJ offre Sopra Steria | AUTEUR : non indiqué | DATE_PUBLICATION : 2026 | DATE_CONSULTATION : 2026-09-06</w:t>
+        <w:br/>
+        <w:t xml:space="preserve">URL : </w:t>
+      </w:r>
+      <w:hyperlink r:id="rId253">
+        <w:r>
+          <w:rPr>
+            <w:color w:val="0563C1"/>
+            <w:u w:val="single"/>
+          </w:rPr>
+          <w:t xml:space="preserve">https://www.free-work.com/fr/tech-it/jobs/ci-cd</w:t>
+        </w:r>
+      </w:hyperlink>
+      <w:r>
+        <w:rPr>
+          <w:sz w:val="16"/>
+        </w:rPr>
+        <w:br/>
+        <w:t>PERIMETRE : France, offres 2026 | RESULTAT_UTILISE : participation aux cérémonies agiles attendue ; GitLab CI/CD, GitHub Actions, Jenkins ou Azure DevOps demandés | PAGE_SI_PDF : - | FIABILITE : MOYENNE (EXTRAITS D'OFFRES)</w:t>
+      </w:r>
+    </w:p>
+    <w:p>
+      <w:r>
+        <w:rPr>
+          <w:b/>
+          <w:sz w:val="16"/>
+        </w:rPr>
+        <w:t>245. Node.js, Python, Java, PHP (back) ; JavaScript + React/Angular/Vue.js (front)</w:t>
+      </w:r>
+      <w:r>
+        <w:rPr>
+          <w:sz w:val="16"/>
+        </w:rPr>
+        <w:br/>
+        <w:t>ORGANISME_OU_MEDIA : Apec - Fiche métier Développeur / étude relayée par Programmez | AUTEUR : non indiqué | DATE_PUBLICATION : 2025-2026 | DATE_CONSULTATION : 2026-09-06</w:t>
+        <w:br/>
+        <w:t xml:space="preserve">URL : </w:t>
+      </w:r>
+      <w:hyperlink r:id="rId254">
+        <w:r>
+          <w:rPr>
+            <w:color w:val="0563C1"/>
+            <w:u w:val="single"/>
+          </w:rPr>
+          <w:t xml:space="preserve">https://www.apec.fr/tous-nos-metiers/informatique/developpeur.html</w:t>
+        </w:r>
+      </w:hyperlink>
+      <w:r>
+        <w:rPr>
+          <w:sz w:val="16"/>
+        </w:rPr>
+        <w:br/>
+        <w:t>PERIMETRE : France (Apec) | RESULTAT_UTILISE : listés comme recherchés ; top 20 compétences non détaillé | PAGE_SI_PDF : - | FIABILITE : MOYENNE-BONNE</w:t>
+      </w:r>
+    </w:p>
+    <w:p>
+      <w:r>
+        <w:rPr>
+          <w:b/>
+          <w:sz w:val="16"/>
+        </w:rPr>
+        <w:t>246. Node.js</w:t>
+      </w:r>
+      <w:r>
+        <w:rPr>
+          <w:sz w:val="16"/>
+        </w:rPr>
+        <w:br/>
+        <w:t>ORGANISME_OU_MEDIA : Indeed pages de liste | AUTEUR : non indiqué | DATE_PUBLICATION : 2026 | DATE_CONSULTATION : 2026-09-06</w:t>
+        <w:br/>
+        <w:t xml:space="preserve">URL : </w:t>
+      </w:r>
+      <w:hyperlink r:id="rId255">
+        <w:r>
+          <w:rPr>
+            <w:color w:val="0563C1"/>
+            <w:u w:val="single"/>
+          </w:rPr>
+          <w:t xml:space="preserve">https://fr.indeed.com/q-node-js-emplois.html</w:t>
+        </w:r>
+      </w:hyperlink>
+      <w:r>
+        <w:rPr>
+          <w:sz w:val="16"/>
+        </w:rPr>
+        <w:br/>
+        <w:t>PERIMETRE : France | RESULTAT_UTILISE : Node Js : plus de 1 000 (27 fév. 2026) ; Nodejs : plus de 1 000 (27 fév. 2026) ; Node Js Express Js : plus de 1 000 (9 juin 2026) ; Full Stack Vue Js Node Js : plus de 1 000 (30 août 2026) ; Développeur Nodejs : plus de 100 (17 juil. 2026) ; Remote Node Js : plus de 100 (29 mai 2026) ; Développeur Node Js Alternance : plus de 100 (5 sept. 2026) | PAGE_SI_PDF : - | FIABILITE : MOYENNE</w:t>
+      </w:r>
+    </w:p>
+    <w:p>
+      <w:r>
+        <w:rPr>
+          <w:b/>
+          <w:sz w:val="16"/>
+        </w:rPr>
+        <w:t>247. Cybersécurité ; cloud ; JavaScript/TypeScript ; Python</w:t>
+      </w:r>
+      <w:r>
+        <w:rPr>
+          <w:sz w:val="16"/>
+        </w:rPr>
+        <w:br/>
+        <w:t>ORGANISME_OU_MEDIA : Okoone - Les 10 compétences IT les plus recherchées en 2026 ; Free-Work - 10 compétences tech 2026 | AUTEUR : non indiqué | DATE_PUBLICATION : 2026 | DATE_CONSULTATION : 2026-09-06</w:t>
+        <w:br/>
+        <w:t xml:space="preserve">URL : </w:t>
+      </w:r>
+      <w:hyperlink r:id="rId256">
+        <w:r>
+          <w:rPr>
+            <w:color w:val="0563C1"/>
+            <w:u w:val="single"/>
+          </w:rPr>
+          <w:t xml:space="preserve">https://www.free-work.com/fr/tech-it/blog/talents-it/les-10-competences-tech-a-developper-absolument-en-2026</w:t>
+        </w:r>
+      </w:hyperlink>
+      <w:r>
+        <w:rPr>
+          <w:sz w:val="16"/>
+        </w:rPr>
+        <w:br/>
+        <w:t>PERIMETRE : France 2026 | RESULTAT_UTILISE : cybersécurité n°1 ; TypeScript standard de fait ; Python essentiel pour l'IA | PAGE_SI_PDF : - | FIABILITE : FAIBLE-MOYENNE (BLOGS)</w:t>
+      </w:r>
+    </w:p>
+    <w:p>
+      <w:r>
+        <w:rPr>
+          <w:b/>
+          <w:sz w:val="16"/>
+        </w:rPr>
+        <w:t>248. Go, Rust (prime) ; PHP (bas) ; JavaScript React/Angular/Vue ; TypeScript (prime) ; Full stack</w:t>
+      </w:r>
+      <w:r>
+        <w:rPr>
+          <w:sz w:val="16"/>
+        </w:rPr>
+        <w:br/>
+        <w:t>ORGANISME_OU_MEDIA : Free-Work - Salaires IT par technologie en France : les chiffres 2026 | AUTEUR : non indiqué | DATE_PUBLICATION : 2026 | DATE_CONSULTATION : 2026-09-06</w:t>
+        <w:br/>
+        <w:t xml:space="preserve">URL : </w:t>
+      </w:r>
+      <w:hyperlink r:id="rId257">
+        <w:r>
+          <w:rPr>
+            <w:color w:val="0563C1"/>
+            <w:u w:val="single"/>
+          </w:rPr>
+          <w:t xml:space="preserve">https://www.free-work.com/fr/tech-it/blog/talents-it/salaires-it-par-technologie-que-gagnent-vraiment-les-profils-en-france</w:t>
+        </w:r>
+      </w:hyperlink>
+      <w:r>
+        <w:rPr>
+          <w:sz w:val="16"/>
+        </w:rPr>
+        <w:br/>
+        <w:t>PERIMETRE : France 2026 | RESULTAT_UTILISE : Go/Rust seniors 70–80 k€ ; PHP 40–60 k€ ; JS (React/Angular/Vue) 42–55 k€ ; full stack médiane 48–60 k€ | PAGE_SI_PDF : - | FIABILITE : MOYENNE-BONNE (OUTIL DE BENCHMARK FREE-WORK)</w:t>
+      </w:r>
+    </w:p>
+    <w:p>
+      <w:r>
+        <w:rPr>
+          <w:b/>
+          <w:sz w:val="16"/>
+        </w:rPr>
+        <w:t>249. Ingénieur Cloud ; DevOps</w:t>
+      </w:r>
+      <w:r>
+        <w:rPr>
+          <w:sz w:val="16"/>
+        </w:rPr>
+        <w:br/>
+        <w:t>ORGANISME_OU_MEDIA : Apec - Les métiers cadres porteurs 2026 (relayé cap-metiers.fr) | AUTEUR : non indiqué | DATE_PUBLICATION : 2026 | DATE_CONSULTATION : 2026-09-06</w:t>
+        <w:br/>
+        <w:t xml:space="preserve">URL : </w:t>
+      </w:r>
+      <w:hyperlink r:id="rId258">
+        <w:r>
+          <w:rPr>
+            <w:color w:val="0563C1"/>
+            <w:u w:val="single"/>
+          </w:rPr>
+          <w:t xml:space="preserve">https://pro.cap-metiers.fr/economie-besoins-regionaux/les-metiers-cadres-porteurs-en-2026/</w:t>
+        </w:r>
+      </w:hyperlink>
+      <w:r>
+        <w:rPr>
+          <w:sz w:val="16"/>
+        </w:rPr>
+        <w:br/>
+        <w:t>PERIMETRE : France, toutes régions (Apec métiers porteurs 2026) | RESULTAT_UTILISE : systématiquement dans le top 5 des recrutements IT dans toutes les régions | PAGE_SI_PDF : - | FIABILITE : MOYENNE-BONNE</w:t>
+      </w:r>
+    </w:p>
+    <w:p>
+      <w:r>
+        <w:rPr>
+          <w:b/>
+          <w:sz w:val="16"/>
+        </w:rPr>
+        <w:t>250. Full-stack React / Node.js / TypeScript ; Go, Rust, Kubernetes, IA générative (prime)</w:t>
+      </w:r>
+      <w:r>
+        <w:rPr>
+          <w:sz w:val="16"/>
+        </w:rPr>
+        <w:br/>
+        <w:t>ORGANISME_OU_MEDIA : WeLoveDevs - Salaire Développeur Web en 2026 | AUTEUR : non indiqué | DATE_PUBLICATION : 2026-08-26 | DATE_CONSULTATION : 2026-09-06</w:t>
+        <w:br/>
+        <w:t xml:space="preserve">URL : </w:t>
+      </w:r>
+      <w:hyperlink r:id="rId259">
+        <w:r>
+          <w:rPr>
+            <w:color w:val="0563C1"/>
+            <w:u w:val="single"/>
+          </w:rPr>
+          <w:t xml:space="preserve">https://welovedevs.com/fr/salaires/developpeur-web</w:t>
+        </w:r>
+      </w:hyperlink>
+      <w:r>
+        <w:rPr>
+          <w:sz w:val="16"/>
+        </w:rPr>
+        <w:br/>
+        <w:t>PERIMETRE : France 2026 | RESULTAT_UTILISE : salaire médian développeur web 40 000 € brut/an (baromètre au 26 août 2026) ; top 10 % 60 k€ ; 20 000 développeurs | PAGE_SI_PDF : - | FIABILITE : MOYENNE-BONNE (BAROMÈTRE DÉCLARATIF)</w:t>
+      </w:r>
+    </w:p>
+    <w:p>
+      <w:r>
+        <w:rPr>
+          <w:b/>
+          <w:sz w:val="16"/>
+        </w:rPr>
+        <w:t>251. Cybersécurité (compétence la plus recherchée) ; blockchain/Web3, ML/IA, DevOps/SRE (mieux payées)</w:t>
+      </w:r>
+      <w:r>
+        <w:rPr>
+          <w:sz w:val="16"/>
+        </w:rPr>
+        <w:br/>
+        <w:t>ORGANISME_OU_MEDIA : Robert Half - Guide des salaires 2026 / IT &amp; Digital | AUTEUR : non indiqué | DATE_PUBLICATION : 2026 | DATE_CONSULTATION : 2026-09-06</w:t>
+        <w:br/>
+        <w:t xml:space="preserve">URL : </w:t>
+      </w:r>
+      <w:hyperlink r:id="rId260">
+        <w:r>
+          <w:rPr>
+            <w:color w:val="0563C1"/>
+            <w:u w:val="single"/>
+          </w:rPr>
+          <w:t xml:space="preserve">https://www.roberthalf.com/fr/fr/tendances/guide-salaires/it-digital</w:t>
+        </w:r>
+      </w:hyperlink>
+      <w:r>
+        <w:rPr>
+          <w:sz w:val="16"/>
+        </w:rPr>
+        <w:br/>
+        <w:t>PERIMETRE : France 2026 | RESULTAT_UTILISE : 47 % des entreprises la recherchent ; 42 % l'associent à des salaires/bonus supérieurs ; IT +0,89 % de hausse salariale 2026 (vs +2,16 % global) | PAGE_SI_PDF : - | FIABILITE : BONNE (ENQUÊTE ROBERT HALF)</w:t>
+      </w:r>
+    </w:p>
+    <w:p>
+      <w:r>
+        <w:rPr>
+          <w:b/>
+          <w:sz w:val="16"/>
+        </w:rPr>
+        <w:t>252. Kubernetes, Terraform, Docker, AWS (DevOps)</w:t>
+      </w:r>
+      <w:r>
+        <w:rPr>
+          <w:sz w:val="16"/>
+        </w:rPr>
+        <w:br/>
+        <w:t>ORGANISME_OU_MEDIA : Indeed pages de liste | AUTEUR : non indiqué | DATE_PUBLICATION : 2026 | DATE_CONSULTATION : 2026-09-06</w:t>
+        <w:br/>
+        <w:t xml:space="preserve">URL : </w:t>
+      </w:r>
+      <w:hyperlink r:id="rId261">
+        <w:r>
+          <w:rPr>
+            <w:color w:val="0563C1"/>
+            <w:u w:val="single"/>
+          </w:rPr>
+          <w:t xml:space="preserve">https://fr.indeed.com/q-devops-kubernetes-terraform-emplois.html</w:t>
+        </w:r>
+      </w:hyperlink>
+      <w:r>
+        <w:rPr>
+          <w:sz w:val="16"/>
+        </w:rPr>
+        <w:br/>
+        <w:t>PERIMETRE : France | RESULTAT_UTILISE : 'Devops Kubernetes Terraform' : plus de 7 000 (6 juil. 2026) ; 'Kubernetes Aws' : plus de 3 000 (11 juil. 2026) ; 'Kubernetes Engineer' : plus de 400 (19 mai 2026) ; 'Certification Kubernetes Cka' : plus de 25 (4 sept. 2026) ; 'Kubernetes, Grand Est' : plus de 50 (9 mai 2026) | PAGE_SI_PDF : - | FIABILITE : MOYENNE (RECHERCHE MULTI-MOTS-CLÉS INDEED = OR IMPLICITE POUR LES GRANDS NOMBRES)</w:t>
+      </w:r>
+    </w:p>
+    <w:p>
+      <w:r>
+        <w:rPr>
+          <w:b/>
+          <w:sz w:val="16"/>
+        </w:rPr>
+        <w:t>253. Stacks demandées dans les offres régionales (React + .NET/Java/Python/Node)</w:t>
+      </w:r>
+      <w:r>
+        <w:rPr>
+          <w:sz w:val="16"/>
+        </w:rPr>
+        <w:br/>
+        <w:t>ORGANISME_OU_MEDIA : HelloWork offres unitaires | AUTEUR : non indiqué | DATE_PUBLICATION : 2026-08/09 | DATE_CONSULTATION : 2026-09-06</w:t>
+        <w:br/>
+        <w:t xml:space="preserve">URL : </w:t>
+      </w:r>
+      <w:hyperlink r:id="rId262">
+        <w:r>
+          <w:rPr>
+            <w:color w:val="0563C1"/>
+            <w:u w:val="single"/>
+          </w:rPr>
+          <w:t xml:space="preserve">https://www.hellowork.com/fr-fr/emplois/82956774.html</w:t>
+        </w:r>
+      </w:hyperlink>
+      <w:r>
+        <w:rPr>
+          <w:sz w:val="16"/>
+        </w:rPr>
+        <w:br/>
+        <w:t>PERIMETRE : Lyon / Lille / Nantes | RESULTAT_UTILISE : Lyon : Développeur Python React (Coexya) ; Lille : Fullstack React Java (Naxo), .Net React (Amiltone, Audensiel) ; Nantes : Fullstack React Python, Js Nestjs React, Nodejs React (Externatic) | PAGE_SI_PDF : - | FIABILITE : MOYENNE (ÉCHANTILLON D'OFFRES, NON REPRÉSENTATIF)</w:t>
+      </w:r>
+    </w:p>
+    <w:p>
+      <w:r>
+        <w:rPr>
+          <w:b/>
+          <w:sz w:val="16"/>
+        </w:rPr>
+        <w:t>254. Experts IA et sécurité (créations de postes CDI 2025) ; chefs de projet IT, RSSI, responsable infrastructure</w:t>
+      </w:r>
+      <w:r>
+        <w:rPr>
+          <w:sz w:val="16"/>
+        </w:rPr>
+        <w:br/>
+        <w:t>ORGANISME_OU_MEDIA : IT Social - Incertitudes sur les recrutements dans l'IT en 2025 | AUTEUR : non indiqué | DATE_PUBLICATION : 2025 | DATE_CONSULTATION : 2026-09-06</w:t>
+        <w:br/>
+        <w:t xml:space="preserve">URL : </w:t>
+      </w:r>
+      <w:hyperlink r:id="rId263">
+        <w:r>
+          <w:rPr>
+            <w:color w:val="0563C1"/>
+            <w:u w:val="single"/>
+          </w:rPr>
+          <w:t xml:space="preserve">https://itsocial.fr/metiers/metiers-articles/incertitudes-sur-les-recrutements-dans-lit-en-2025/</w:t>
+        </w:r>
+      </w:hyperlink>
+      <w:r>
+        <w:rPr>
+          <w:sz w:val="16"/>
+        </w:rPr>
+        <w:br/>
+        <w:t>PERIMETRE : France 2025 | RESULTAT_UTILISE : 25 % prévoient de créer des CDI (surtout experts IA et sécurité) ; 48 % maintiennent les effectifs ; top 3 fonctions CDI : chef de projet IT, RSSI, responsable infrastructure | PAGE_SI_PDF : - | FIABILITE : MOYENNE (SOURCE DE L'ENQUÊTE NON PRÉCISÉE DANS L'EXTRAIT)</w:t>
+      </w:r>
+    </w:p>
+    <w:p>
+      <w:r>
+        <w:rPr>
+          <w:b/>
+          <w:sz w:val="16"/>
+        </w:rPr>
+        <w:t>255. Adoption IA / tendances développeurs 2025</w:t>
       </w:r>
       <w:r>
         <w:rPr>
@@ -16398,7 +20508,7 @@
         <w:br/>
         <w:t xml:space="preserve">URL : </w:t>
       </w:r>
-      <w:hyperlink r:id="rId149">
+      <w:hyperlink r:id="rId264">
         <w:r>
           <w:rPr>
             <w:color w:val="0563C1"/>
@@ -16421,7 +20531,7 @@
           <w:b/>
           <w:sz w:val="16"/>
         </w:rPr>
-        <w:t>141. Progression salariale liée à l'IA</w:t>
+        <w:t>256. Progression salariale liée à l'IA</w:t>
       </w:r>
       <w:r>
         <w:rPr>
@@ -16432,7 +20542,7 @@
         <w:br/>
         <w:t xml:space="preserve">URL : </w:t>
       </w:r>
-      <w:hyperlink r:id="rId150">
+      <w:hyperlink r:id="rId265">
         <w:r>
           <w:rPr>
             <w:color w:val="0563C1"/>
@@ -16447,6 +20557,1638 @@
         </w:rPr>
         <w:br/>
         <w:t>PERIMETRE : France | RESULTAT_UTILISE : +8 % global ; +15 % IA/cyber | PAGE_SI_PDF : - | FIABILITE : FAIBLE (BLOG, MÉTHODE NON DÉCRITE)</w:t>
+      </w:r>
+    </w:p>
+    <w:p>
+      <w:r>
+        <w:rPr>
+          <w:b/>
+          <w:sz w:val="16"/>
+        </w:rPr>
+        <w:t>257. Part des offres tech mentionnant l'IA</w:t>
+      </w:r>
+      <w:r>
+        <w:rPr>
+          <w:sz w:val="16"/>
+        </w:rPr>
+        <w:br/>
+        <w:t>ORGANISME_OU_MEDIA : Turnover-IT blog citant Indeed Hiring Lab | AUTEUR : non indiqué | DATE_PUBLICATION : 2026-05-05 | DATE_CONSULTATION : 2026-09-06</w:t>
+        <w:br/>
+        <w:t xml:space="preserve">URL : </w:t>
+      </w:r>
+      <w:hyperlink r:id="rId266">
+        <w:r>
+          <w:rPr>
+            <w:color w:val="0563C1"/>
+            <w:u w:val="single"/>
+          </w:rPr>
+          <w:t xml:space="preserve">https://www.turnover-it.com/blog/2026/05/05/ia-et-offres-demploi-tech-la-france-a-la-traine/</w:t>
+        </w:r>
+      </w:hyperlink>
+      <w:r>
+        <w:rPr>
+          <w:sz w:val="16"/>
+        </w:rPr>
+        <w:br/>
+        <w:t>PERIMETRE : France | RESULTAT_UTILISE : 3,4 % | PAGE_SI_PDF : - | FIABILITE : MOYENNE (RELAIS DE PRESSE D'UNE DONNÉE HIRING LAB ; À VÉRIFIER SUR LA SOURCE PRIMAIRE)</w:t>
+      </w:r>
+    </w:p>
+    <w:p>
+      <w:r>
+        <w:rPr>
+          <w:b/>
+          <w:sz w:val="16"/>
+        </w:rPr>
+        <w:t>258. Baisse des offres tech (contexte)</w:t>
+      </w:r>
+      <w:r>
+        <w:rPr>
+          <w:sz w:val="16"/>
+        </w:rPr>
+        <w:br/>
+        <w:t>ORGANISME_OU_MEDIA : EcrisMaLettre blog citant Indeed Hiring Lab avril 2026 | AUTEUR : non indiqué | DATE_PUBLICATION : 2026-04 | DATE_CONSULTATION : 2026-09-06</w:t>
+        <w:br/>
+        <w:t xml:space="preserve">URL : </w:t>
+      </w:r>
+      <w:hyperlink r:id="rId267">
+        <w:r>
+          <w:rPr>
+            <w:color w:val="0563C1"/>
+            <w:u w:val="single"/>
+          </w:rPr>
+          <w:t xml:space="preserve">https://ecrismalettre.fr/blog/marche-emploi-france-2026-chiffres-recrutement</w:t>
+        </w:r>
+      </w:hyperlink>
+      <w:r>
+        <w:rPr>
+          <w:sz w:val="16"/>
+        </w:rPr>
+        <w:br/>
+        <w:t>PERIMETRE : France | RESULTAT_UTILISE : ≈ -50 % depuis déc. 2022 | PAGE_SI_PDF : - | FIABILITE : MOYENNE (RELAIS)</w:t>
+      </w:r>
+    </w:p>
+    <w:p>
+      <w:r>
+        <w:rPr>
+          <w:b/>
+          <w:sz w:val="16"/>
+        </w:rPr>
+        <w:t>259. Adoption IA par les cadres</w:t>
+      </w:r>
+      <w:r>
+        <w:rPr>
+          <w:sz w:val="16"/>
+        </w:rPr>
+        <w:br/>
+        <w:t>ORGANISME_OU_MEDIA : Apec - Les cadres et l'IA 2026 | AUTEUR : non indiqué | DATE_PUBLICATION : 2026 | DATE_CONSULTATION : 2026-09-06</w:t>
+        <w:br/>
+        <w:t xml:space="preserve">URL : </w:t>
+      </w:r>
+      <w:hyperlink r:id="rId268">
+        <w:r>
+          <w:rPr>
+            <w:color w:val="0563C1"/>
+            <w:u w:val="single"/>
+          </w:rPr>
+          <w:t xml:space="preserve">https://corporate.apec.fr/home/nos-etudes/toutes-nos-etudes/les-cadres-et-l-ia-2026.html</w:t>
+        </w:r>
+      </w:hyperlink>
+      <w:r>
+        <w:rPr>
+          <w:sz w:val="16"/>
+        </w:rPr>
+        <w:br/>
+        <w:t>PERIMETRE : France (cadres, tous métiers) | RESULTAT_UTILISE : 50 % ; +15 points vs 2025 | PAGE_SI_PDF : - | FIABILITE : BONNE (SOURCE PRIMAIRE APEC)</w:t>
+      </w:r>
+    </w:p>
+    <w:p>
+      <w:r>
+        <w:rPr>
+          <w:b/>
+          <w:sz w:val="16"/>
+        </w:rPr>
+        <w:t>260. Offres d'emploi exposées à l'IA / prime salariale IA</w:t>
+      </w:r>
+      <w:r>
+        <w:rPr>
+          <w:sz w:val="16"/>
+        </w:rPr>
+        <w:br/>
+        <w:t>ORGANISME_OU_MEDIA : PwC - AI Jobs Barometer 2025 (communiqué juin 2025) | AUTEUR : non indiqué | DATE_PUBLICATION : 2025-06 | DATE_CONSULTATION : 2026-09-06</w:t>
+        <w:br/>
+        <w:t xml:space="preserve">URL : </w:t>
+      </w:r>
+      <w:hyperlink r:id="rId269">
+        <w:r>
+          <w:rPr>
+            <w:color w:val="0563C1"/>
+            <w:u w:val="single"/>
+          </w:rPr>
+          <w:t xml:space="preserve">https://www.pwc.fr/fr/espace-presse/communiques-de-presse/2025/juin/ai-jobs-barometer.html</w:t>
+        </w:r>
+      </w:hyperlink>
+      <w:r>
+        <w:rPr>
+          <w:sz w:val="16"/>
+        </w:rPr>
+        <w:br/>
+        <w:t>PERIMETRE : France / International | RESULTAT_UTILISE : +273 % (France) ; 56 % (monde) | PAGE_SI_PDF : - | FIABILITE : BONNE (TITRE DU COMMUNIQUÉ PWC)</w:t>
+      </w:r>
+    </w:p>
+    <w:p>
+      <w:r>
+        <w:rPr>
+          <w:b/>
+          <w:sz w:val="16"/>
+        </w:rPr>
+        <w:t>261. Offres cadres mentionnant l'IA</w:t>
+      </w:r>
+      <w:r>
+        <w:rPr>
+          <w:sz w:val="16"/>
+        </w:rPr>
+        <w:br/>
+        <w:t>ORGANISME_OU_MEDIA : Adapte-toi - Emploi IA France 2026 (citant l'Apec) | AUTEUR : non indiqué | DATE_PUBLICATION : 2025 | DATE_CONSULTATION : 2026-09-06</w:t>
+        <w:br/>
+        <w:t xml:space="preserve">URL : </w:t>
+      </w:r>
+      <w:hyperlink r:id="rId270">
+        <w:r>
+          <w:rPr>
+            <w:color w:val="0563C1"/>
+            <w:u w:val="single"/>
+          </w:rPr>
+          <w:t xml:space="preserve">https://adapte-toi.com/blog/emploi-ia-france-2026-chiffres-cles-tendances/</w:t>
+        </w:r>
+      </w:hyperlink>
+      <w:r>
+        <w:rPr>
+          <w:sz w:val="16"/>
+        </w:rPr>
+        <w:br/>
+        <w:t>PERIMETRE : France (Apec) | RESULTAT_UTILISE : +89 % | PAGE_SI_PDF : - | FIABILITE : MOYENNE (RELAIS ; À VÉRIFIER SUR APEC)</w:t>
+      </w:r>
+    </w:p>
+    <w:p>
+      <w:r>
+        <w:rPr>
+          <w:b/>
+          <w:sz w:val="16"/>
+        </w:rPr>
+        <w:t>262. Adoption des outils IA par les développeurs</w:t>
+      </w:r>
+      <w:r>
+        <w:rPr>
+          <w:sz w:val="16"/>
+        </w:rPr>
+        <w:br/>
+        <w:t>ORGANISME_OU_MEDIA : JetBrains State of Developer Ecosystem 2025 - Artificial Intelligence | AUTEUR : non indiqué | DATE_PUBLICATION : 2025-10 | DATE_CONSULTATION : 2026-09-06</w:t>
+        <w:br/>
+        <w:t xml:space="preserve">URL : </w:t>
+      </w:r>
+      <w:hyperlink r:id="rId271">
+        <w:r>
+          <w:rPr>
+            <w:color w:val="0563C1"/>
+            <w:u w:val="single"/>
+          </w:rPr>
+          <w:t xml:space="preserve">https://devecosystem-2025.jetbrains.com/artificial-intelligence</w:t>
+        </w:r>
+      </w:hyperlink>
+      <w:r>
+        <w:rPr>
+          <w:sz w:val="16"/>
+        </w:rPr>
+        <w:br/>
+        <w:t>PERIMETRE : International | RESULTAT_UTILISE : 85 % ; 62 % ; 15 % ; 24 534 répondants, 194 pays | PAGE_SI_PDF : - | FIABILITE : BONNE (SOURCE PRIMAIRE)</w:t>
+      </w:r>
+    </w:p>
+    <w:p>
+      <w:r>
+        <w:rPr>
+          <w:b/>
+          <w:sz w:val="16"/>
+        </w:rPr>
+        <w:t>263. IA et langages (GitHub)</w:t>
+      </w:r>
+      <w:r>
+        <w:rPr>
+          <w:sz w:val="16"/>
+        </w:rPr>
+        <w:br/>
+        <w:t>ORGANISME_OU_MEDIA : GitHub Blog - Octoverse 2025 | AUTEUR : non indiqué | DATE_PUBLICATION : 2025-10/11 | DATE_CONSULTATION : 2026-09-06</w:t>
+        <w:br/>
+        <w:t xml:space="preserve">URL : </w:t>
+      </w:r>
+      <w:hyperlink r:id="rId272">
+        <w:r>
+          <w:rPr>
+            <w:color w:val="0563C1"/>
+            <w:u w:val="single"/>
+          </w:rPr>
+          <w:t xml:space="preserve">https://github.blog/news-insights/octoverse/octoverse-a-new-developer-joins-github-every-second-as-ai-leads-typescript-to-1/</w:t>
+        </w:r>
+      </w:hyperlink>
+      <w:r>
+        <w:rPr>
+          <w:sz w:val="16"/>
+        </w:rPr>
+        <w:br/>
+        <w:t>PERIMETRE : International (GitHub) ; pas de donnée France dans l'extrait | RESULTAT_UTILISE : TypeScript 2 636 006 contributeurs mensuels (+≈1,05 M, +66,63 %) ; ≈80 % Copilot ; +178 % projets avec LLM SDK | PAGE_SI_PDF : - | FIABILITE : BONNE (SOURCE PRIMAIRE)</w:t>
+      </w:r>
+    </w:p>
+    <w:p>
+      <w:r>
+        <w:rPr>
+          <w:b/>
+          <w:sz w:val="16"/>
+        </w:rPr>
+        <w:t>264. Impact sur les juniors (développeurs 22-25 ans)</w:t>
+      </w:r>
+      <w:r>
+        <w:rPr>
+          <w:sz w:val="16"/>
+        </w:rPr>
+        <w:br/>
+        <w:t>ORGANISME_OU_MEDIA : Stanford Digital Economy Lab - Canaries in the Coal Mine? (nov. 2025 ; mise à jour août 2026) | AUTEUR : non indiqué | DATE_PUBLICATION : 2025-11 / 2026-08 | DATE_CONSULTATION : 2026-09-06</w:t>
+        <w:br/>
+        <w:t xml:space="preserve">URL : </w:t>
+      </w:r>
+      <w:hyperlink r:id="rId273">
+        <w:r>
+          <w:rPr>
+            <w:color w:val="0563C1"/>
+            <w:u w:val="single"/>
+          </w:rPr>
+          <w:t xml:space="preserve">https://digitaleconomy.stanford.edu/publication/canaries-in-the-coal-mine-six-facts-about-the-recent-employment-effects-of-artificial-intelligence/</w:t>
+        </w:r>
+      </w:hyperlink>
+      <w:r>
+        <w:rPr>
+          <w:sz w:val="16"/>
+        </w:rPr>
+        <w:br/>
+        <w:t>PERIMETRE : International (États-Unis) | RESULTAT_UTILISE : -20 % (22-25 ans, software developers) ; écart d'emploi IA des jeunes élargi à 19 % (mise à jour août 2026) | PAGE_SI_PDF : - | FIABILITE : BONNE (SOURCE PRIMAIRE ; MISE À JOUR : HTTPS://DIGITALECONOMY.STANFORD.EDU/NEWS/CANARIESAUG26/)</w:t>
+      </w:r>
+    </w:p>
+    <w:p>
+      <w:r>
+        <w:rPr>
+          <w:b/>
+          <w:sz w:val="16"/>
+        </w:rPr>
+        <w:t>265. Usage de Claude pour le code / augmentation vs automatisation</w:t>
+      </w:r>
+      <w:r>
+        <w:rPr>
+          <w:sz w:val="16"/>
+        </w:rPr>
+        <w:br/>
+        <w:t>ORGANISME_OU_MEDIA : Anthropic Economic Index - rapports sept. 2025 / janv. 2026 (Economic primitives) | AUTEUR : non indiqué | DATE_PUBLICATION : 2025-09 / 2026-01 | DATE_CONSULTATION : 2026-09-06</w:t>
+        <w:br/>
+        <w:t xml:space="preserve">URL : </w:t>
+      </w:r>
+      <w:hyperlink r:id="rId274">
+        <w:r>
+          <w:rPr>
+            <w:color w:val="0563C1"/>
+            <w:u w:val="single"/>
+          </w:rPr>
+          <w:t xml:space="preserve">https://www.anthropic.com/research/anthropic-economic-index-january-2026-report</w:t>
+        </w:r>
+      </w:hyperlink>
+      <w:r>
+        <w:rPr>
+          <w:sz w:val="16"/>
+        </w:rPr>
+        <w:br/>
+        <w:t>PERIMETRE : International | RESULTAT_UTILISE : 36 % du trafic Claude.ai = coding (sept. 2025) ; métiers informatique/maths 35 % des conversations Claude.ai et 44 % du trafic API (janv. 2026) ; 52 % augmentation vs 45 % automatisation (nov. 2025) ; API entreprise 75 % automatisé | PAGE_SI_PDF : - | FIABILITE : BONNE (SOURCE PRIMAIRE, RÉSUMÉ MOTEUR)</w:t>
+      </w:r>
+    </w:p>
+    <w:p>
+      <w:r>
+        <w:rPr>
+          <w:b/>
+          <w:sz w:val="16"/>
+        </w:rPr>
+        <w:t>266. Adoption de l'IA en France (indice d'usage)</w:t>
+      </w:r>
+      <w:r>
+        <w:rPr>
+          <w:sz w:val="16"/>
+        </w:rPr>
+        <w:br/>
+        <w:t>ORGANISME_OU_MEDIA : Anthropic Economic Index - Uneven geographic and enterprise AI adoption (sept. 2025) | AUTEUR : non indiqué | DATE_PUBLICATION : 2025-09 | DATE_CONSULTATION : 2026-09-06</w:t>
+        <w:br/>
+        <w:t xml:space="preserve">URL : </w:t>
+      </w:r>
+      <w:hyperlink r:id="rId275">
+        <w:r>
+          <w:rPr>
+            <w:color w:val="0563C1"/>
+            <w:u w:val="single"/>
+          </w:rPr>
+          <w:t xml:space="preserve">https://arxiv.org/pdf/2511.15080</w:t>
+        </w:r>
+      </w:hyperlink>
+      <w:r>
+        <w:rPr>
+          <w:sz w:val="16"/>
+        </w:rPr>
+        <w:br/>
+        <w:t>PERIMETRE : France / International | RESULTAT_UTILISE : France 1,94 ; États-Unis 3,62 ; Canada 2,91 ; Royaume-Uni 2,67 (Anthropic AI Usage Index, &gt;1 = usage supérieur à l'attendu) | PAGE_SI_PDF : - | FIABILITE : BONNE (SOURCE PRIMAIRE)</w:t>
+      </w:r>
+    </w:p>
+    <w:p>
+      <w:r>
+        <w:rPr>
+          <w:b/>
+          <w:sz w:val="16"/>
+        </w:rPr>
+        <w:t>267. Tensions de recrutement : informaticiens vs autres secteurs (Dares)</w:t>
+      </w:r>
+      <w:r>
+        <w:rPr>
+          <w:sz w:val="16"/>
+        </w:rPr>
+        <w:br/>
+        <w:t>ORGANISME_OU_MEDIA : Developpez.com - Apocalypse emploi développeur à cause de l'IA ? Les données de la DARES suggèrent le contraire | AUTEUR : non indiqué | DATE_PUBLICATION : 2025-2026 | DATE_CONSULTATION : 2026-09-06</w:t>
+        <w:br/>
+        <w:t xml:space="preserve">URL : </w:t>
+      </w:r>
+      <w:hyperlink r:id="rId276">
+        <w:r>
+          <w:rPr>
+            <w:color w:val="0563C1"/>
+            <w:u w:val="single"/>
+          </w:rPr>
+          <w:t xml:space="preserve">https://emploi.developpez.com/actu/380300/Apocalypse-emploi-developpeur-a-cause-de-l-IA-Les-donnees-de-la-DARES-suggerent-le-contraire-en-France-recruter-dans-le-BTP-et-l-industrie-est-plus-difficile-que-trouver-des-informaticiens/</w:t>
+        </w:r>
+      </w:hyperlink>
+      <w:r>
+        <w:rPr>
+          <w:sz w:val="16"/>
+        </w:rPr>
+        <w:br/>
+        <w:t>PERIMETRE : France | RESULTAT_UTILISE : non chiffré dans l'extrait | PAGE_SI_PDF : - | FIABILITE : MOYENNE (TITRE DE PRESSE ; SOURCE DARES À CONSULTER)</w:t>
+      </w:r>
+    </w:p>
+    <w:p>
+      <w:r>
+        <w:rPr>
+          <w:b/>
+          <w:sz w:val="16"/>
+        </w:rPr>
+        <w:t>268. Panorama économique emploi et IA générative</w:t>
+      </w:r>
+      <w:r>
+        <w:rPr>
+          <w:sz w:val="16"/>
+        </w:rPr>
+        <w:br/>
+        <w:t>ORGANISME_OU_MEDIA : Unédic - Emploi et IA générative : panorama des travaux économiques existants (janv. 2025) | AUTEUR : non indiqué | DATE_PUBLICATION : 2025-01-22 | DATE_CONSULTATION : 2026-09-06</w:t>
+        <w:br/>
+        <w:t xml:space="preserve">URL : </w:t>
+      </w:r>
+      <w:hyperlink r:id="rId277">
+        <w:r>
+          <w:rPr>
+            <w:color w:val="0563C1"/>
+            <w:u w:val="single"/>
+          </w:rPr>
+          <w:t xml:space="preserve">https://www.unedic.org/storage/uploads/2025/01/22/Emploi-et-IA-generative-Panorama-des-travaux-economiques-existants_uid_6790fd17c830d.pdf</w:t>
+        </w:r>
+      </w:hyperlink>
+      <w:r>
+        <w:rPr>
+          <w:sz w:val="16"/>
+        </w:rPr>
+        <w:br/>
+        <w:t>PERIMETRE : France / International | RESULTAT_UTILISE : non chiffré | PAGE_SI_PDF : - | FIABILITE : BONNE (DOCUMENT INSTITUTIONNEL)</w:t>
+      </w:r>
+    </w:p>
+    <w:p>
+      <w:r>
+        <w:rPr>
+          <w:b/>
+          <w:sz w:val="16"/>
+        </w:rPr>
+        <w:t>269. OPIIEC : besoins en compétences IA (4 secteurs)</w:t>
+      </w:r>
+      <w:r>
+        <w:rPr>
+          <w:sz w:val="16"/>
+        </w:rPr>
+        <w:br/>
+        <w:t>ORGANISME_OU_MEDIA : OPIIEC - Les besoins en compétences, emplois et formation en matière d'intelligence artificielle en France (rapport final avril 2025, publié juin 2025) | AUTEUR : non indiqué | DATE_PUBLICATION : 2025-06 | DATE_CONSULTATION : 2026-09-06</w:t>
+        <w:br/>
+        <w:t xml:space="preserve">URL : </w:t>
+      </w:r>
+      <w:hyperlink r:id="rId278">
+        <w:r>
+          <w:rPr>
+            <w:color w:val="0563C1"/>
+            <w:u w:val="single"/>
+          </w:rPr>
+          <w:t xml:space="preserve">https://www.opiiec.fr/etudes/142430</w:t>
+        </w:r>
+      </w:hyperlink>
+      <w:r>
+        <w:rPr>
+          <w:sz w:val="16"/>
+        </w:rPr>
+        <w:br/>
+        <w:t>PERIMETRE : France | RESULTAT_UTILISE : non chiffré dans l'extrait | PAGE_SI_PDF : - | FIABILITE : BONNE (SOURCE PRIMAIRE ; PDF : HTTPS://WWW.SYNTEC-INGENIERIE.FR/APP/UPLOADS/2025/06/20250418_OPIIEC_IA_RAPPORT_FINAL.PDF)</w:t>
+      </w:r>
+    </w:p>
+    <w:p>
+      <w:r>
+        <w:rPr>
+          <w:b/>
+          <w:sz w:val="16"/>
+        </w:rPr>
+        <w:t>270. Gains de productivité IA dans le numérique (Numeum)</w:t>
+      </w:r>
+      <w:r>
+        <w:rPr>
+          <w:sz w:val="16"/>
+        </w:rPr>
+        <w:br/>
+        <w:t>ORGANISME_OU_MEDIA : IT for Business - Numeum prévoit +4,3 % ; LeMagIT - marché à deux vitesses (Numeum/PAC) | AUTEUR : non indiqué | DATE_PUBLICATION : 2025-12 / 2026 | DATE_CONSULTATION : 2026-09-06</w:t>
+        <w:br/>
+        <w:t xml:space="preserve">URL : </w:t>
+      </w:r>
+      <w:hyperlink r:id="rId279">
+        <w:r>
+          <w:rPr>
+            <w:color w:val="0563C1"/>
+            <w:u w:val="single"/>
+          </w:rPr>
+          <w:t xml:space="preserve">https://www.lemagit.fr/actualites/366636660/Le-numerique-francais-marche-a-deux-vitesses-reprise-esperee-en-2026</w:t>
+        </w:r>
+      </w:hyperlink>
+      <w:r>
+        <w:rPr>
+          <w:sz w:val="16"/>
+        </w:rPr>
+        <w:br/>
+        <w:t>PERIMETRE : France | RESULTAT_UTILISE : 12,5 % (2025) ; 17 % attendu (2026) ; 42 % ESN/ICT rebond S1 2026 | PAGE_SI_PDF : - | FIABILITE : MOYENNE-BONNE</w:t>
+      </w:r>
+    </w:p>
+    <w:p>
+      <w:r>
+        <w:rPr>
+          <w:b/>
+          <w:sz w:val="16"/>
+        </w:rPr>
+        <w:t>271. Juniors et outils de génération de code</w:t>
+      </w:r>
+      <w:r>
+        <w:rPr>
+          <w:sz w:val="16"/>
+        </w:rPr>
+        <w:br/>
+        <w:t>ORGANISME_OU_MEDIA : IT for Business - Emploi IT : une embellie s'amorce, les juniors trinquent | AUTEUR : non indiqué | DATE_PUBLICATION : 2026 | DATE_CONSULTATION : 2026-09-06</w:t>
+        <w:br/>
+        <w:t xml:space="preserve">URL : </w:t>
+      </w:r>
+      <w:hyperlink r:id="rId280">
+        <w:r>
+          <w:rPr>
+            <w:color w:val="0563C1"/>
+            <w:u w:val="single"/>
+          </w:rPr>
+          <w:t xml:space="preserve">https://www.itforbusiness.fr/legere-embellie-sur-le-front-du-marche-de-lemploi-it-103343</w:t>
+        </w:r>
+      </w:hyperlink>
+      <w:r>
+        <w:rPr>
+          <w:sz w:val="16"/>
+        </w:rPr>
+        <w:br/>
+        <w:t>PERIMETRE : France | RESULTAT_UTILISE : non chiffré dans l'extrait | PAGE_SI_PDF : - | FIABILITE : MOYENNE-BONNE (PRESSE SPÉCIALISÉE)</w:t>
+      </w:r>
+    </w:p>
+    <w:p>
+      <w:r>
+        <w:rPr>
+          <w:b/>
+          <w:sz w:val="16"/>
+        </w:rPr>
+        <w:t>272. Étude Numeum-KPMG : IA, ESN et ICT</w:t>
+      </w:r>
+      <w:r>
+        <w:rPr>
+          <w:sz w:val="16"/>
+        </w:rPr>
+        <w:br/>
+        <w:t>ORGANISME_OU_MEDIA : RH Matin - Étude Numeum-KPMG : quel impact de l'IA sur les ESN et les ICT | AUTEUR : non indiqué | DATE_PUBLICATION : 2025-2026 | DATE_CONSULTATION : 2026-09-06</w:t>
+        <w:br/>
+        <w:t xml:space="preserve">URL : </w:t>
+      </w:r>
+      <w:hyperlink r:id="rId281">
+        <w:r>
+          <w:rPr>
+            <w:color w:val="0563C1"/>
+            <w:u w:val="single"/>
+          </w:rPr>
+          <w:t xml:space="preserve">https://www.rhmatin.com/sirh/gestion-talents/recrutement-dans-les-esn-et-les-ict-l-ia-et-ses-premiers-impacts-palpables.html</w:t>
+        </w:r>
+      </w:hyperlink>
+      <w:r>
+        <w:rPr>
+          <w:sz w:val="16"/>
+        </w:rPr>
+        <w:br/>
+        <w:t>PERIMETRE : France | RESULTAT_UTILISE : non chiffré dans l'extrait | PAGE_SI_PDF : - | FIABILITE : MOYENNE-BONNE</w:t>
+      </w:r>
+    </w:p>
+    <w:p>
+      <w:r>
+        <w:rPr>
+          <w:b/>
+          <w:sz w:val="16"/>
+        </w:rPr>
+        <w:t>273. ESN : Sopra Steria recrutements 2026</w:t>
+      </w:r>
+      <w:r>
+        <w:rPr>
+          <w:sz w:val="16"/>
+        </w:rPr>
+        <w:br/>
+        <w:t>ORGANISME_OU_MEDIA : Sopra Steria Careers - Rejoignez Sopra Steria : plus de 8 500 opportunités en 2026 | AUTEUR : non indiqué | DATE_PUBLICATION : 2026 | DATE_CONSULTATION : 2026-09-06</w:t>
+        <w:br/>
+        <w:t xml:space="preserve">URL : </w:t>
+      </w:r>
+      <w:hyperlink r:id="rId282">
+        <w:r>
+          <w:rPr>
+            <w:color w:val="0563C1"/>
+            <w:u w:val="single"/>
+          </w:rPr>
+          <w:t xml:space="preserve">https://careers.soprasteria.fr/actualit-s/2026-2/rejoignez-sopra-steria-plus-de-8-500-opportunites-en-2026</w:t>
+        </w:r>
+      </w:hyperlink>
+      <w:r>
+        <w:rPr>
+          <w:sz w:val="16"/>
+        </w:rPr>
+        <w:br/>
+        <w:t>PERIMETRE : France | RESULTAT_UTILISE : 8 500 (monde) ; 3 400 CDI France ; 500 stages ; 500 alternances | PAGE_SI_PDF : - | FIABILITE : BONNE (SOURCE EMPLOYEUR)</w:t>
+      </w:r>
+    </w:p>
+    <w:p>
+      <w:r>
+        <w:rPr>
+          <w:b/>
+          <w:sz w:val="16"/>
+        </w:rPr>
+        <w:t>274. ESN : Capgemini plan RCC et recrutement 2026</w:t>
+      </w:r>
+      <w:r>
+        <w:rPr>
+          <w:sz w:val="16"/>
+        </w:rPr>
+        <w:br/>
+        <w:t>ORGANISME_OU_MEDIA : Blog RH - Recrutement Capgemini 2026 : où en est l'ESN après le plan RCC | AUTEUR : non indiqué | DATE_PUBLICATION : 2026 | DATE_CONSULTATION : 2026-09-06</w:t>
+        <w:br/>
+        <w:t xml:space="preserve">URL : </w:t>
+      </w:r>
+      <w:hyperlink r:id="rId283">
+        <w:r>
+          <w:rPr>
+            <w:color w:val="0563C1"/>
+            <w:u w:val="single"/>
+          </w:rPr>
+          <w:t xml:space="preserve">https://www.blog-rh.com/recrutement-capgemini/</w:t>
+        </w:r>
+      </w:hyperlink>
+      <w:r>
+        <w:rPr>
+          <w:sz w:val="16"/>
+        </w:rPr>
+        <w:br/>
+        <w:t>PERIMETRE : France | RESULTAT_UTILISE : 2 409 postes ; -4,4 % effectifs France 2025 | PAGE_SI_PDF : - | FIABILITE : MOYENNE (BLOG RH ; À RECOUPER AVEC COMMUNIQUÉS CAPGEMINI)</w:t>
+      </w:r>
+    </w:p>
+    <w:p>
+      <w:r>
+        <w:rPr>
+          <w:b/>
+          <w:sz w:val="16"/>
+        </w:rPr>
+        <w:t>275. Compétence IA dans les offres (croissance)</w:t>
+      </w:r>
+      <w:r>
+        <w:rPr>
+          <w:sz w:val="16"/>
+        </w:rPr>
+        <w:br/>
+        <w:t>ORGANISME_OU_MEDIA : Elitek - Devenir développeur IA en 2026 ; ezjob.org | AUTEUR : non indiqué | DATE_PUBLICATION : 2026 | DATE_CONSULTATION : 2026-09-06</w:t>
+        <w:br/>
+        <w:t xml:space="preserve">URL : </w:t>
+      </w:r>
+      <w:hyperlink r:id="rId284">
+        <w:r>
+          <w:rPr>
+            <w:color w:val="0563C1"/>
+            <w:u w:val="single"/>
+          </w:rPr>
+          <w:t xml:space="preserve">https://www.elitek.fr/post/devenir-developpeur-ia-2026-fiche-metier-competences-salaire</w:t>
+        </w:r>
+      </w:hyperlink>
+      <w:r>
+        <w:rPr>
+          <w:sz w:val="16"/>
+        </w:rPr>
+        <w:br/>
+        <w:t>PERIMETRE : France | RESULTAT_UTILISE : +60 % ; +30 % ; +38 % recrutements 2025 (architectes IA, DPO technique, red team) | PAGE_SI_PDF : - | FIABILITE : FAIBLE (BLOGS ; MÉTHODE NON PRÉCISÉE)</w:t>
+      </w:r>
+    </w:p>
+    <w:p>
+      <w:r>
+        <w:rPr>
+          <w:b/>
+          <w:sz w:val="16"/>
+        </w:rPr>
+        <w:t>276. Exposition des métiers tech à l'IA (indice privé)</w:t>
+      </w:r>
+      <w:r>
+        <w:rPr>
+          <w:sz w:val="16"/>
+        </w:rPr>
+        <w:br/>
+        <w:t>ORGANISME_OU_MEDIA : monjobendanger.fr - Tech / Digital face à l'IA en 2026 | AUTEUR : non indiqué | DATE_PUBLICATION : 2026 | DATE_CONSULTATION : 2026-09-06</w:t>
+        <w:br/>
+        <w:t xml:space="preserve">URL : </w:t>
+      </w:r>
+      <w:hyperlink r:id="rId285">
+        <w:r>
+          <w:rPr>
+            <w:color w:val="0563C1"/>
+            <w:u w:val="single"/>
+          </w:rPr>
+          <w:t xml:space="preserve">https://monjobendanger.fr/metiers-tech-digital-ia-2026</w:t>
+        </w:r>
+      </w:hyperlink>
+      <w:r>
+        <w:rPr>
+          <w:sz w:val="16"/>
+        </w:rPr>
+        <w:br/>
+        <w:t>PERIMETRE : France | RESULTAT_UTILISE : 77,9 % (1 108 métiers) — indicateur non institutionnel | PAGE_SI_PDF : - | FIABILITE : FAIBLE (SITE PRIVÉ, MÉTHODE INCONNUE)</w:t>
+      </w:r>
+    </w:p>
+    <w:p>
+      <w:r>
+        <w:rPr>
+          <w:b/>
+          <w:sz w:val="16"/>
+        </w:rPr>
+        <w:t>277. Usage de l'IA générative par les cadres (détail)</w:t>
+      </w:r>
+      <w:r>
+        <w:rPr>
+          <w:sz w:val="16"/>
+        </w:rPr>
+        <w:br/>
+        <w:t>ORGANISME_OU_MEDIA : Apec - Les cadres et l'IA, mai 2026 (PDF) ; relais Usine Digitale / Le Monde Informatique | AUTEUR : non indiqué | DATE_PUBLICATION : 2026-05 | DATE_CONSULTATION : 2026-09-06</w:t>
+        <w:br/>
+        <w:t xml:space="preserve">URL : </w:t>
+      </w:r>
+      <w:hyperlink r:id="rId286">
+        <w:r>
+          <w:rPr>
+            <w:color w:val="0563C1"/>
+            <w:u w:val="single"/>
+          </w:rPr>
+          <w:t xml:space="preserve">https://corporate.apec.fr/files/live/sites/corporate/files/Nos%20etudes/PDF/Les%20cadres%20et%20l'IA%202026.pdf</w:t>
+        </w:r>
+      </w:hyperlink>
+      <w:r>
+        <w:rPr>
+          <w:sz w:val="16"/>
+        </w:rPr>
+        <w:br/>
+        <w:t>PERIMETRE : France (cadres tous métiers, enquête mai 2026) | RESULTAT_UTILISE : 50 % hebdo (+15 pts) ; 21 % quotidien ; 62 % jeunes cadres ; 66 % ; 45 % ; 29 % | PAGE_SI_PDF : - | FIABILITE : BONNE (SOURCE PRIMAIRE APEC)</w:t>
+      </w:r>
+    </w:p>
+    <w:p>
+      <w:r>
+        <w:rPr>
+          <w:b/>
+          <w:sz w:val="16"/>
+        </w:rPr>
+        <w:t>278. Métiers en croissance France 2026 (LinkedIn)</w:t>
+      </w:r>
+      <w:r>
+        <w:rPr>
+          <w:sz w:val="16"/>
+        </w:rPr>
+        <w:br/>
+        <w:t>ORGANISME_OU_MEDIA : RH Matin - Classement 2026 des métiers en croissance en France par LinkedIn | AUTEUR : non indiqué | DATE_PUBLICATION : 2026-01 | DATE_CONSULTATION : 2026-09-06</w:t>
+        <w:br/>
+        <w:t xml:space="preserve">URL : </w:t>
+      </w:r>
+      <w:hyperlink r:id="rId287">
+        <w:r>
+          <w:rPr>
+            <w:color w:val="0563C1"/>
+            <w:u w:val="single"/>
+          </w:rPr>
+          <w:t xml:space="preserve">https://www.rhmatin.com/sirh/gestion-talents/25-metiers-en-croissance-en-france-par-linkedin-l-influence-de-l-ia-se-confirme-en-2026.html</w:t>
+        </w:r>
+      </w:hyperlink>
+      <w:r>
+        <w:rPr>
+          <w:sz w:val="16"/>
+        </w:rPr>
+        <w:br/>
+        <w:t>PERIMETRE : France / Europe | RESULTAT_UTILISE : rang 1 sur 25 | PAGE_SI_PDF : - | FIABILITE : BONNE (RAPPORT LINKEDIN RELAYÉ)</w:t>
+      </w:r>
+    </w:p>
+    <w:p>
+      <w:r>
+        <w:rPr>
+          <w:b/>
+          <w:sz w:val="16"/>
+        </w:rPr>
+        <w:t>279. Offres IA en France (volume 2024)</w:t>
+      </w:r>
+      <w:r>
+        <w:rPr>
+          <w:sz w:val="16"/>
+        </w:rPr>
+        <w:br/>
+        <w:t>ORGANISME_OU_MEDIA : HDVMA - Trouver un emploi en IA en France 2026 | AUTEUR : non indiqué | DATE_PUBLICATION : 2024 (données) / 2026 (article) | DATE_CONSULTATION : 2026-09-06</w:t>
+        <w:br/>
+        <w:t xml:space="preserve">URL : </w:t>
+      </w:r>
+      <w:hyperlink r:id="rId288">
+        <w:r>
+          <w:rPr>
+            <w:color w:val="0563C1"/>
+            <w:u w:val="single"/>
+          </w:rPr>
+          <w:t xml:space="preserve">https://hdvma.fr/trouver-emploi-ia-france-formation-2026/</w:t>
+        </w:r>
+      </w:hyperlink>
+      <w:r>
+        <w:rPr>
+          <w:sz w:val="16"/>
+        </w:rPr>
+        <w:br/>
+        <w:t>PERIMETRE : France / Europe | RESULTAT_UTILISE : 166 000 (France) ; 147 000 (Allemagne) ; 125 000 (UK) | PAGE_SI_PDF : - | FIABILITE : FAIBLE-MOYENNE (BLOG ; ORIGINE DU CHIFFRE À VÉRIFIER)</w:t>
+      </w:r>
+    </w:p>
+    <w:p>
+      <w:r>
+        <w:rPr>
+          <w:b/>
+          <w:sz w:val="16"/>
+        </w:rPr>
+        <w:t>280. Offres LinkedIn IA (comptes)</w:t>
+      </w:r>
+      <w:r>
+        <w:rPr>
+          <w:sz w:val="16"/>
+        </w:rPr>
+        <w:br/>
+        <w:t>ORGANISME_OU_MEDIA : LinkedIn pages de liste | AUTEUR : non indiqué | DATE_PUBLICATION : non datée (consulté 2026-09-06) | DATE_CONSULTATION : 2026-09-06</w:t>
+        <w:br/>
+        <w:t xml:space="preserve">URL : </w:t>
+      </w:r>
+      <w:hyperlink r:id="rId289">
+        <w:r>
+          <w:rPr>
+            <w:color w:val="0563C1"/>
+            <w:u w:val="single"/>
+          </w:rPr>
+          <w:t xml:space="preserve">https://fr.linkedin.com/jobs/artificial-intelligence-emplois</w:t>
+        </w:r>
+      </w:hyperlink>
+      <w:r>
+        <w:rPr>
+          <w:sz w:val="16"/>
+        </w:rPr>
+        <w:br/>
+        <w:t>PERIMETRE : France / Paris | RESULTAT_UTILISE : 6 000+ ; 448 ; 1 000+ | PAGE_SI_PDF : - | FIABILITE : MOYENNE (COMPTES MOTEUR NON DATÉS)</w:t>
+      </w:r>
+    </w:p>
+    <w:p>
+      <w:r>
+        <w:rPr>
+          <w:b/>
+          <w:sz w:val="16"/>
+        </w:rPr>
+        <w:t>281. Mentions d'outils IA de codage et GenAI dans les offres (Indeed)</w:t>
+      </w:r>
+      <w:r>
+        <w:rPr>
+          <w:sz w:val="16"/>
+        </w:rPr>
+        <w:br/>
+        <w:t>ORGANISME_OU_MEDIA : Indeed pages de liste + extraits d'offres | AUTEUR : non indiqué | DATE_PUBLICATION : 2026-05 à 2026-08 | DATE_CONSULTATION : 2026-09-06</w:t>
+        <w:br/>
+        <w:t xml:space="preserve">URL : </w:t>
+      </w:r>
+      <w:hyperlink r:id="rId290">
+        <w:r>
+          <w:rPr>
+            <w:color w:val="0563C1"/>
+            <w:u w:val="single"/>
+          </w:rPr>
+          <w:t xml:space="preserve">https://fr.indeed.com/q-copilot-emplois.html</w:t>
+        </w:r>
+      </w:hyperlink>
+      <w:r>
+        <w:rPr>
+          <w:sz w:val="16"/>
+        </w:rPr>
+        <w:br/>
+        <w:t>PERIMETRE : France | RESULTAT_UTILISE : Copilot &gt;1 000 ; Generative Ai &gt;500 ; Ai Agents &gt;1 000 | PAGE_SI_PDF : - | FIABILITE : MOYENNE (MOT-CLÉ 'COPILOT' INCLUT MICROSOFT 365 COPILOT ; COMPTES MOTEUR)</w:t>
+      </w:r>
+    </w:p>
+    <w:p>
+      <w:r>
+        <w:rPr>
+          <w:b/>
+          <w:sz w:val="16"/>
+        </w:rPr>
+        <w:t>282. Offres AI engineer (HelloWork) et croissance (Free-Work)</w:t>
+      </w:r>
+      <w:r>
+        <w:rPr>
+          <w:sz w:val="16"/>
+        </w:rPr>
+        <w:br/>
+        <w:t>ORGANISME_OU_MEDIA : HelloWork page métier ; Get in Talent (citant Free-Work) | AUTEUR : non indiqué | DATE_PUBLICATION : 2026-07/08 | DATE_CONSULTATION : 2026-09-06</w:t>
+        <w:br/>
+        <w:t xml:space="preserve">URL : </w:t>
+      </w:r>
+      <w:hyperlink r:id="rId291">
+        <w:r>
+          <w:rPr>
+            <w:color w:val="0563C1"/>
+            <w:u w:val="single"/>
+          </w:rPr>
+          <w:t xml:space="preserve">https://www.hellowork.com/fr-fr/emploi/metier_ingenieur-de-recherche-en-intelligence-artificielle.html</w:t>
+        </w:r>
+      </w:hyperlink>
+      <w:r>
+        <w:rPr>
+          <w:sz w:val="16"/>
+        </w:rPr>
+        <w:br/>
+        <w:t>PERIMETRE : France | RESULTAT_UTILISE : Plus de 550 ; Plus de 200 (Paris) ; +12 à +15 % (2026) | PAGE_SI_PDF : - | FIABILITE : MOYENNE (COMPTE HELLOWORK DATÉ ; PROJECTION FREE-WORK RELAYÉE)</w:t>
+      </w:r>
+    </w:p>
+    <w:p>
+      <w:r>
+        <w:rPr>
+          <w:b/>
+          <w:sz w:val="16"/>
+        </w:rPr>
+        <w:t>283. Outils IA utilisés par les développeurs français</w:t>
+      </w:r>
+      <w:r>
+        <w:rPr>
+          <w:sz w:val="16"/>
+        </w:rPr>
+        <w:br/>
+        <w:t>ORGANISME_OU_MEDIA : Les Joies du Code - Étude : quelles tendances pour les développeurs en 2026 ? | AUTEUR : non indiqué | DATE_PUBLICATION : 2025-06 (clôture) / 2026 (publication) | DATE_CONSULTATION : 2026-09-06</w:t>
+        <w:br/>
+        <w:t xml:space="preserve">URL : </w:t>
+      </w:r>
+      <w:hyperlink r:id="rId292">
+        <w:r>
+          <w:rPr>
+            <w:color w:val="0563C1"/>
+            <w:u w:val="single"/>
+          </w:rPr>
+          <w:t xml:space="preserve">https://lesjoiesducode.fr/etude-developpeurs-2026-tendances-ecosysteme</w:t>
+        </w:r>
+      </w:hyperlink>
+      <w:r>
+        <w:rPr>
+          <w:sz w:val="16"/>
+        </w:rPr>
+        <w:br/>
+        <w:t>PERIMETRE : France (enquête développeurs) | RESULTAT_UTILISE : ChatGPT 41 % ; Copilot 30 % ; Claude 8 % ; Cursor x17 | PAGE_SI_PDF : - | FIABILITE : MOYENNE (ENQUÊTE COMMUNAUTAIRE, ÉCHANTILLON NON PRÉCISÉ)</w:t>
+      </w:r>
+    </w:p>
+    <w:p>
+      <w:r>
+        <w:rPr>
+          <w:b/>
+          <w:sz w:val="16"/>
+        </w:rPr>
+        <w:t>284. Outils IA utilisés par les développeurs français (2026)</w:t>
+      </w:r>
+      <w:r>
+        <w:rPr>
+          <w:sz w:val="16"/>
+        </w:rPr>
+        <w:br/>
+        <w:t>ORGANISME_OU_MEDIA : Blog du Modérateur - Comment les développeurs codent avec l'IA en 2026 ? | AUTEUR : non indiqué | DATE_PUBLICATION : 2026-05 | DATE_CONSULTATION : 2026-09-06</w:t>
+        <w:br/>
+        <w:t xml:space="preserve">URL : </w:t>
+      </w:r>
+      <w:hyperlink r:id="rId293">
+        <w:r>
+          <w:rPr>
+            <w:color w:val="0563C1"/>
+            <w:u w:val="single"/>
+          </w:rPr>
+          <w:t xml:space="preserve">https://www.blogdumoderateur.com/comment-developpeurs-codent-ia-2026/</w:t>
+        </w:r>
+      </w:hyperlink>
+      <w:r>
+        <w:rPr>
+          <w:sz w:val="16"/>
+        </w:rPr>
+        <w:br/>
+        <w:t>PERIMETRE : France | RESULTAT_UTILISE : 73,6 % ; 67 % ; 44,7 % ; 807 professionnels du digital interrogés (24 avril–29 mai 2026) | PAGE_SI_PDF : - | FIABILITE : MOYENNE (ENQUÊTE EN LIGNE AUTO-SÉLECTIONNÉE, SOUS-ÉCHANTILLON DÉVELOPPEURS NON PRÉCISÉ)</w:t>
+      </w:r>
+    </w:p>
+    <w:p>
+      <w:r>
+        <w:rPr>
+          <w:b/>
+          <w:sz w:val="16"/>
+        </w:rPr>
+        <w:t>285. Adoption IA dans le développement (entreprises)</w:t>
+      </w:r>
+      <w:r>
+        <w:rPr>
+          <w:sz w:val="16"/>
+        </w:rPr>
+        <w:br/>
+        <w:t>ORGANISME_OU_MEDIA : Hitechpros - Comment les développeurs utilisent l'IA en 2025 ; Free-Work - Développeurs 2025 : salaires, IA et tendances (rapport Stack Overflow) | AUTEUR : non indiqué | DATE_PUBLICATION : 2025-11 | DATE_CONSULTATION : 2026-09-06</w:t>
+        <w:br/>
+        <w:t xml:space="preserve">URL : </w:t>
+      </w:r>
+      <w:hyperlink r:id="rId294">
+        <w:r>
+          <w:rPr>
+            <w:color w:val="0563C1"/>
+            <w:u w:val="single"/>
+          </w:rPr>
+          <w:t xml:space="preserve">https://www.hitechpros.com/2025/11/05/utilisation-ia-developpeurs-2025/</w:t>
+        </w:r>
+      </w:hyperlink>
+      <w:r>
+        <w:rPr>
+          <w:sz w:val="16"/>
+        </w:rPr>
+        <w:br/>
+        <w:t>PERIMETRE : France (relais d'enquêtes JetBrains / Stack Overflow 2025) | RESULTAT_UTILISE : 91 % ; 69,7 % | PAGE_SI_PDF : - | FIABILITE : FAIBLE-MOYENNE (RELAIS, PÉRIMÈTRE DU 91 % NON PRÉCISÉ)</w:t>
+      </w:r>
+    </w:p>
+    <w:p>
+      <w:r>
+        <w:rPr>
+          <w:b/>
+          <w:sz w:val="16"/>
+        </w:rPr>
+        <w:t>286. Productivité : DORA 2025</w:t>
+      </w:r>
+      <w:r>
+        <w:rPr>
+          <w:sz w:val="16"/>
+        </w:rPr>
+        <w:br/>
+        <w:t>ORGANISME_OU_MEDIA : DORA - State of AI-assisted Software Development 2025 | AUTEUR : non indiqué | DATE_PUBLICATION : 2025-09 | DATE_CONSULTATION : 2026-09-06</w:t>
+        <w:br/>
+        <w:t xml:space="preserve">URL : </w:t>
+      </w:r>
+      <w:hyperlink r:id="rId295">
+        <w:r>
+          <w:rPr>
+            <w:color w:val="0563C1"/>
+            <w:u w:val="single"/>
+          </w:rPr>
+          <w:t xml:space="preserve">https://dora.dev/dora-report-2025/</w:t>
+        </w:r>
+      </w:hyperlink>
+      <w:r>
+        <w:rPr>
+          <w:sz w:val="16"/>
+        </w:rPr>
+        <w:br/>
+        <w:t>PERIMETRE : International | RESULTAT_UTILISE : 90 % ; &gt;80 % | PAGE_SI_PDF : - | FIABILITE : BONNE (SOURCE PRIMAIRE)</w:t>
+      </w:r>
+    </w:p>
+    <w:p>
+      <w:r>
+        <w:rPr>
+          <w:b/>
+          <w:sz w:val="16"/>
+        </w:rPr>
+        <w:t>287. Productivité : étude METR (RCT)</w:t>
+      </w:r>
+      <w:r>
+        <w:rPr>
+          <w:sz w:val="16"/>
+        </w:rPr>
+        <w:br/>
+        <w:t>ORGANISME_OU_MEDIA : METR - Measuring the Impact of Early-2025 AI on Experienced Open-Source Developer Productivity | AUTEUR : non indiqué | DATE_PUBLICATION : 2025-07-10 | DATE_CONSULTATION : 2026-09-06</w:t>
+        <w:br/>
+        <w:t xml:space="preserve">URL : </w:t>
+      </w:r>
+      <w:hyperlink r:id="rId296">
+        <w:r>
+          <w:rPr>
+            <w:color w:val="0563C1"/>
+            <w:u w:val="single"/>
+          </w:rPr>
+          <w:t xml:space="preserve">https://metr.org/blog/2025-07-10-early-2025-ai-experienced-os-dev-study/</w:t>
+        </w:r>
+      </w:hyperlink>
+      <w:r>
+        <w:rPr>
+          <w:sz w:val="16"/>
+        </w:rPr>
+        <w:br/>
+        <w:t>PERIMETRE : International (États-Unis, open source) | RESULTAT_UTILISE : +19 % de temps ; attente -24 % ; perception -20 % | PAGE_SI_PDF : - | FIABILITE : BONNE (SOURCE PRIMAIRE, ARXIV 2507.09089)</w:t>
+      </w:r>
+    </w:p>
+    <w:p>
+      <w:r>
+        <w:rPr>
+          <w:b/>
+          <w:sz w:val="16"/>
+        </w:rPr>
+        <w:t>288. Titres de postes 'touchés par l'IA' (Indeed, Europe)</w:t>
+      </w:r>
+      <w:r>
+        <w:rPr>
+          <w:sz w:val="16"/>
+        </w:rPr>
+        <w:br/>
+        <w:t>ORGANISME_OU_MEDIA : Indeed Hiring Lab - AI Is No Longer Just a Tech Occupation Story (8 juil. 2026) ; Euronews juin 2025 (Hiring Lab) | AUTEUR : non indiqué | DATE_PUBLICATION : 2026-07-08 / 2025-06 | DATE_CONSULTATION : 2026-09-06</w:t>
+        <w:br/>
+        <w:t xml:space="preserve">URL : </w:t>
+      </w:r>
+      <w:hyperlink r:id="rId297">
+        <w:r>
+          <w:rPr>
+            <w:color w:val="0563C1"/>
+            <w:u w:val="single"/>
+          </w:rPr>
+          <w:t xml:space="preserve">https://hiringlab.indeed.com/2026/07/08/ai-is-no-longer-just-a-tech-occupation-story/</w:t>
+        </w:r>
+      </w:hyperlink>
+      <w:r>
+        <w:rPr>
+          <w:sz w:val="16"/>
+        </w:rPr>
+        <w:br/>
+        <w:t>PERIMETRE : France / Europe | RESULTAT_UTILISE : 138 (3,3 %) France ; 288 (4,2 %) Allemagne ; 160 (2,7 %) UK ; x2 en 12 mois (mars 2025) | PAGE_SI_PDF : - | FIABILITE : BONNE (SOURCE PRIMAIRE)</w:t>
+      </w:r>
+    </w:p>
+    <w:p>
+      <w:r>
+        <w:rPr>
+          <w:b/>
+          <w:sz w:val="16"/>
+        </w:rPr>
+        <w:t>289. Compétences en croissance France 2026 (LinkedIn)</w:t>
+      </w:r>
+      <w:r>
+        <w:rPr>
+          <w:sz w:val="16"/>
+        </w:rPr>
+        <w:br/>
+        <w:t>ORGANISME_OU_MEDIA : GPO Magazine - LinkedIn dévoile la liste des compétences en croissance en France en 2026 | AUTEUR : non indiqué | DATE_PUBLICATION : 2026-02-24 | DATE_CONSULTATION : 2026-09-06</w:t>
+        <w:br/>
+        <w:t xml:space="preserve">URL : </w:t>
+      </w:r>
+      <w:hyperlink r:id="rId298">
+        <w:r>
+          <w:rPr>
+            <w:color w:val="0563C1"/>
+            <w:u w:val="single"/>
+          </w:rPr>
+          <w:t xml:space="preserve">https://www.gpomag.fr/linkedin-devoile-la-liste-des-competences-en-croissance-en-france-en-2026/</w:t>
+        </w:r>
+      </w:hyperlink>
+      <w:r>
+        <w:rPr>
+          <w:sz w:val="16"/>
+        </w:rPr>
+        <w:br/>
+        <w:t>PERIMETRE : France | RESULTAT_UTILISE : 42 000 compétences ; 30 M membres ; x3,4 vitesse d'acquisition IA avec LinkedIn Learning | PAGE_SI_PDF : - | FIABILITE : MOYENNE-BONNE (RELAIS PRESSE D'UN RAPPORT LINKEDIN)</w:t>
+      </w:r>
+    </w:p>
+    <w:p>
+      <w:r>
+        <w:rPr>
+          <w:b/>
+          <w:sz w:val="16"/>
+        </w:rPr>
+        <w:t>290. Transformation du métier de développeur (niveau d'entrée relevé)</w:t>
+      </w:r>
+      <w:r>
+        <w:rPr>
+          <w:sz w:val="16"/>
+        </w:rPr>
+        <w:br/>
+        <w:t>ORGANISME_OU_MEDIA : Opco Direct - Devenir développeur web en 2026 : formation, salaire et IA | AUTEUR : non indiqué | DATE_PUBLICATION : 2026 | DATE_CONSULTATION : 2026-09-06</w:t>
+        <w:br/>
+        <w:t xml:space="preserve">URL : </w:t>
+      </w:r>
+      <w:hyperlink r:id="rId299">
+        <w:r>
+          <w:rPr>
+            <w:color w:val="0563C1"/>
+            <w:u w:val="single"/>
+          </w:rPr>
+          <w:t xml:space="preserve">https://opcodirect.fr/blog/devenir-developpeur-web</w:t>
+        </w:r>
+      </w:hyperlink>
+      <w:r>
+        <w:rPr>
+          <w:sz w:val="16"/>
+        </w:rPr>
+        <w:br/>
+        <w:t>PERIMETRE : France (blog formation) | RESULTAT_UTILISE : jusqu'à 40 % du code (2025, relayé) | PAGE_SI_PDF : - | FIABILITE : FAIBLE-MOYENNE (BLOG ; LE 40 % PROVIENT D'UNE SOURCE NON CITÉE)</w:t>
+      </w:r>
+    </w:p>
+    <w:p>
+      <w:r>
+        <w:rPr>
+          <w:b/>
+          <w:sz w:val="16"/>
+        </w:rPr>
+        <w:t>291. Métiers de l'IA et de la data (France Travail)</w:t>
+      </w:r>
+      <w:r>
+        <w:rPr>
+          <w:sz w:val="16"/>
+        </w:rPr>
+        <w:br/>
+        <w:t>ORGANISME_OU_MEDIA : France Travail - Les métiers de demain : les métiers de l'IA et de la Data | AUTEUR : non indiqué | DATE_PUBLICATION : 2026 | DATE_CONSULTATION : 2026-09-06</w:t>
+        <w:br/>
+        <w:t xml:space="preserve">URL : </w:t>
+      </w:r>
+      <w:hyperlink r:id="rId300">
+        <w:r>
+          <w:rPr>
+            <w:color w:val="0563C1"/>
+            <w:u w:val="single"/>
+          </w:rPr>
+          <w:t xml:space="preserve">https://www.francetravail.fr/actualites/le-dossier/les-metiers-de-demain/les-metiers-de-la-data.html</w:t>
+        </w:r>
+      </w:hyperlink>
+      <w:r>
+        <w:rPr>
+          <w:sz w:val="16"/>
+        </w:rPr>
+        <w:br/>
+        <w:t>PERIMETRE : France | RESULTAT_UTILISE : non chiffré dans l'extrait | PAGE_SI_PDF : - | FIABILITE : MOYENNE-BONNE (SOURCE INSTITUTIONNELLE, EXTRAIT RÉSUMÉ)</w:t>
+      </w:r>
+    </w:p>
+    <w:p>
+      <w:r>
+        <w:rPr>
+          <w:b/>
+          <w:sz w:val="16"/>
+        </w:rPr>
+        <w:t>292. Comment les employeurs parlent d'IA dans les offres</w:t>
+      </w:r>
+      <w:r>
+        <w:rPr>
+          <w:sz w:val="16"/>
+        </w:rPr>
+        <w:br/>
+        <w:t>ORGANISME_OU_MEDIA : Indeed Hiring Lab - How Employers Are Talking About AI in Job Postings | AUTEUR : non indiqué | DATE_PUBLICATION : 2025-10-28 | DATE_CONSULTATION : 2026-09-06</w:t>
+        <w:br/>
+        <w:t xml:space="preserve">URL : </w:t>
+      </w:r>
+      <w:hyperlink r:id="rId301">
+        <w:r>
+          <w:rPr>
+            <w:color w:val="0563C1"/>
+            <w:u w:val="single"/>
+          </w:rPr>
+          <w:t xml:space="preserve">https://hiringlab.indeed.com/2025/10/28/how-employers-are-talking-about-ai-in-job-postings/</w:t>
+        </w:r>
+      </w:hyperlink>
+      <w:r>
+        <w:rPr>
+          <w:sz w:val="16"/>
+        </w:rPr>
+        <w:br/>
+        <w:t>PERIMETRE : International (États-Unis, Indeed) | RESULTAT_UTILISE : 52 % ; ≈25 % sans contexte | PAGE_SI_PDF : - | FIABILITE : BONNE (SOURCE PRIMAIRE)</w:t>
+      </w:r>
+    </w:p>
+    <w:p>
+      <w:r>
+        <w:rPr>
+          <w:b/>
+          <w:sz w:val="16"/>
+        </w:rPr>
+        <w:t>293. Exposition du développement logiciel à la transformation GenAI</w:t>
+      </w:r>
+      <w:r>
+        <w:rPr>
+          <w:sz w:val="16"/>
+        </w:rPr>
+        <w:br/>
+        <w:t>ORGANISME_OU_MEDIA : Indeed Hiring Lab - AI at Work Report 2025: How GenAI is Rewiring the DNA of Jobs | AUTEUR : non indiqué | DATE_PUBLICATION : 2025-09-23 | DATE_CONSULTATION : 2026-09-06</w:t>
+        <w:br/>
+        <w:t xml:space="preserve">URL : </w:t>
+      </w:r>
+      <w:hyperlink r:id="rId302">
+        <w:r>
+          <w:rPr>
+            <w:color w:val="0563C1"/>
+            <w:u w:val="single"/>
+          </w:rPr>
+          <w:t xml:space="preserve">https://hiringlab.indeed.com/2025/09/23/ai-at-work-report-2025-how-genai-is-rewiring-the-dna-of-jobs/</w:t>
+        </w:r>
+      </w:hyperlink>
+      <w:r>
+        <w:rPr>
+          <w:sz w:val="16"/>
+        </w:rPr>
+        <w:br/>
+        <w:t>PERIMETRE : International (États-Unis, Indeed) | RESULTAT_UTILISE : 81 % (dev logiciel) ; 26 % / 54 % (toutes offres) ; ≈2 900 compétences analysées | PAGE_SI_PDF : - | FIABILITE : BONNE (SOURCE PRIMAIRE ; PDF : HTTPS://WWW.HIRINGLAB.ORG/WP-CONTENT/UPLOADS/2025/09/INDEED-HIRING-LAB-AI-AT-WORK-REPORT-2025.PDF)</w:t>
+      </w:r>
+    </w:p>
+    <w:p>
+      <w:r>
+        <w:rPr>
+          <w:b/>
+          <w:sz w:val="16"/>
+        </w:rPr>
+        <w:t>294. Jeunes cadres et recrutement 2025-2026 (Apec)</w:t>
+      </w:r>
+      <w:r>
+        <w:rPr>
+          <w:sz w:val="16"/>
+        </w:rPr>
+        <w:br/>
+        <w:t>ORGANISME_OU_MEDIA : Apec - Recrutement de cadres : les pratiques évoluent à l'heure de l'IA, sur un marché moins tendu (mai 2026) | AUTEUR : non indiqué | DATE_PUBLICATION : 2026-05 | DATE_CONSULTATION : 2026-09-06</w:t>
+        <w:br/>
+        <w:t xml:space="preserve">URL : </w:t>
+      </w:r>
+      <w:hyperlink r:id="rId303">
+        <w:r>
+          <w:rPr>
+            <w:color w:val="0563C1"/>
+            <w:u w:val="single"/>
+          </w:rPr>
+          <w:t xml:space="preserve">https://corporate.apec.fr/home/actus-medias/toutes-nos-actualites/recrutement-de-cadres-les-pratiques-evoluent-a-l'heure-de-l'ia-sur-un-marche-moins-tendu.html</w:t>
+        </w:r>
+      </w:hyperlink>
+      <w:r>
+        <w:rPr>
+          <w:sz w:val="16"/>
+        </w:rPr>
+        <w:br/>
+        <w:t>PERIMETRE : France (cadres, tous secteurs) | RESULTAT_UTILISE : -5 % (jeunes cadres) ; 50 % difficultés (-15 pts vs 2022) ; 8 % IA recrutement (27 % ETI/GE) ; +4 % embauches informaticiens 2026 | PAGE_SI_PDF : - | FIABILITE : BONNE (SOURCE PRIMAIRE APEC)</w:t>
+      </w:r>
+    </w:p>
+    <w:p>
+      <w:r>
+        <w:rPr>
+          <w:b/>
+          <w:sz w:val="16"/>
+        </w:rPr>
+        <w:t>295. Offres débutants et IA (tous secteurs)</w:t>
+      </w:r>
+      <w:r>
+        <w:rPr>
+          <w:sz w:val="16"/>
+        </w:rPr>
+        <w:br/>
+        <w:t>ORGANISME_OU_MEDIA : Influence!CSE - IA : les premiers emplois dans le viseur ; Monde des Grandes Écoles - Emploi des jeunes diplômés en 2026 | AUTEUR : non indiqué | DATE_PUBLICATION : 2026 | DATE_CONSULTATION : 2026-09-06</w:t>
+        <w:br/>
+        <w:t xml:space="preserve">URL : </w:t>
+      </w:r>
+      <w:hyperlink r:id="rId304">
+        <w:r>
+          <w:rPr>
+            <w:color w:val="0563C1"/>
+            <w:u w:val="single"/>
+          </w:rPr>
+          <w:t xml:space="preserve">https://influence-ce.fr/ia-premiers-emplois-jeunes-diplomes/</w:t>
+        </w:r>
+      </w:hyperlink>
+      <w:r>
+        <w:rPr>
+          <w:sz w:val="16"/>
+        </w:rPr>
+        <w:br/>
+        <w:t>PERIMETRE : France | RESULTAT_UTILISE : -29 % offres débutants (janv. 2024–fin 2025) ; -7 % jeunes diplômés (2025-2026) | PAGE_SI_PDF : - | FIABILITE : MOYENNE (RELAIS ; ORIGINE DES CHIFFRES À VÉRIFIER)</w:t>
+      </w:r>
+    </w:p>
+    <w:p>
+      <w:r>
+        <w:rPr>
+          <w:b/>
+          <w:sz w:val="16"/>
+        </w:rPr>
+        <w:t>296. Jeunes diplômés et usage de l'IA générative (EY)</w:t>
+      </w:r>
+      <w:r>
+        <w:rPr>
+          <w:sz w:val="16"/>
+        </w:rPr>
+        <w:br/>
+        <w:t>ORGANISME_OU_MEDIA : EY - Baromètre Talents 2026 : IA et jeunes talents au travail | AUTEUR : non indiqué | DATE_PUBLICATION : 2026 | DATE_CONSULTATION : 2026-09-06</w:t>
+        <w:br/>
+        <w:t xml:space="preserve">URL : </w:t>
+      </w:r>
+      <w:hyperlink r:id="rId305">
+        <w:r>
+          <w:rPr>
+            <w:color w:val="0563C1"/>
+            <w:u w:val="single"/>
+          </w:rPr>
+          <w:t xml:space="preserve">https://www.ey.com/fr_fr/careers/barometre-talents-2026-ia-et-jeunes-talents-au-travail</w:t>
+        </w:r>
+      </w:hyperlink>
+      <w:r>
+        <w:rPr>
+          <w:sz w:val="16"/>
+        </w:rPr>
+        <w:br/>
+        <w:t>PERIMETRE : France | RESULTAT_UTILISE : 75 % ; 34 % ; 58,7 % / 56,9 % / 43,9 % | PAGE_SI_PDF : - | FIABILITE : BONNE (BAROMÈTRE EY)</w:t>
+      </w:r>
+    </w:p>
+    <w:p>
+      <w:r>
+        <w:rPr>
+          <w:b/>
+          <w:sz w:val="16"/>
+        </w:rPr>
+        <w:t>297. Adoption IA générative dans les entreprises françaises</w:t>
+      </w:r>
+      <w:r>
+        <w:rPr>
+          <w:sz w:val="16"/>
+        </w:rPr>
+        <w:br/>
+        <w:t>ORGANISME_OU_MEDIA : IT Social (Bpifrance Le Lab, fin 2025) ; INSEE enquête TIC entreprises (juil. 2026) relayée | AUTEUR : non indiqué | DATE_PUBLICATION : 2025-12 / 2026-07 | DATE_CONSULTATION : 2026-09-06</w:t>
+        <w:br/>
+        <w:t xml:space="preserve">URL : </w:t>
+      </w:r>
+      <w:hyperlink r:id="rId306">
+        <w:r>
+          <w:rPr>
+            <w:color w:val="0563C1"/>
+            <w:u w:val="single"/>
+          </w:rPr>
+          <w:t xml:space="preserve">https://itsocial.fr/contenus/actualites/intelligence-artificielle-actualites-contenus/bpifrance-constate-un-basculement-des-usages-avec-55-des-tpe-pme-utilisatrices-dia-generative-fin-2025/</w:t>
+        </w:r>
+      </w:hyperlink>
+      <w:r>
+        <w:rPr>
+          <w:sz w:val="16"/>
+        </w:rPr>
+        <w:br/>
+        <w:t>PERIMETRE : France | RESULTAT_UTILISE : 55 % (Bpifrance, fin 2025) ; 18 % (INSEE, 2025) | PAGE_SI_PDF : - | FIABILITE : BONNE (BPIFRANCE LE LAB ; INSEE RELAYÉ)</w:t>
+      </w:r>
+    </w:p>
+    <w:p>
+      <w:r>
+        <w:rPr>
+          <w:b/>
+          <w:sz w:val="16"/>
+        </w:rPr>
+        <w:t>298. Dirigeants français et agents IA (Microsoft WTI 2025)</w:t>
+      </w:r>
+      <w:r>
+        <w:rPr>
+          <w:sz w:val="16"/>
+        </w:rPr>
+        <w:br/>
+        <w:t>ORGANISME_OU_MEDIA : Microsoft Source EMEA - Baromètre Work Trend Index 2025 : les agents IA en action | AUTEUR : non indiqué | DATE_PUBLICATION : 2025-04 | DATE_CONSULTATION : 2026-09-06</w:t>
+        <w:br/>
+        <w:t xml:space="preserve">URL : </w:t>
+      </w:r>
+      <w:hyperlink r:id="rId307">
+        <w:r>
+          <w:rPr>
+            <w:color w:val="0563C1"/>
+            <w:u w:val="single"/>
+          </w:rPr>
+          <w:t xml:space="preserve">https://news.microsoft.com/source/emea/2025/04/barometre-work-trend-index-2025-les-agents-ia-en-action/?lang=fr</w:t>
+        </w:r>
+      </w:hyperlink>
+      <w:r>
+        <w:rPr>
+          <w:sz w:val="16"/>
+        </w:rPr>
+        <w:br/>
+        <w:t>PERIMETRE : France | RESULTAT_UTILISE : 73 % ; 71 % ; 57 % vs 40 % | PAGE_SI_PDF : - | FIABILITE : BONNE (SOURCE PRIMAIRE, ÉDITEUR INTÉRESSÉ)</w:t>
+      </w:r>
+    </w:p>
+    <w:p>
+      <w:r>
+        <w:rPr>
+          <w:b/>
+          <w:sz w:val="16"/>
+        </w:rPr>
+        <w:t>299. Marché junior vs expert (écoles, 2026)</w:t>
+      </w:r>
+      <w:r>
+        <w:rPr>
+          <w:sz w:val="16"/>
+        </w:rPr>
+        <w:br/>
+        <w:t>ORGANISME_OU_MEDIA : informatique-et-libertes-formation.fr - Bootcamp informatique France comparatif 2026 ; ESCEN classement écoles du web 2026 | AUTEUR : non indiqué | DATE_PUBLICATION : 2026 | DATE_CONSULTATION : 2026-09-06</w:t>
+        <w:br/>
+        <w:t xml:space="preserve">URL : </w:t>
+      </w:r>
+      <w:hyperlink r:id="rId308">
+        <w:r>
+          <w:rPr>
+            <w:color w:val="0563C1"/>
+            <w:u w:val="single"/>
+          </w:rPr>
+          <w:t xml:space="preserve">https://informatique-et-libertes-formation.fr/bootcamps-coding-france-comparatif/</w:t>
+        </w:r>
+      </w:hyperlink>
+      <w:r>
+        <w:rPr>
+          <w:sz w:val="16"/>
+        </w:rPr>
+        <w:br/>
+        <w:t>PERIMETRE : France | RESULTAT_UTILISE : 86 % / 92 % / 96 % (insertion) ; -7 500 emplois 2024 ; +4,3 % 2026 | PAGE_SI_PDF : - | FIABILITE : FAIBLE-MOYENNE (COMPARATEURS ; TAUX D'INSERTION DÉCLARÉS PAR LES ÉCOLES)</w:t>
+      </w:r>
+    </w:p>
+    <w:p>
+      <w:r>
+        <w:rPr>
+          <w:b/>
+          <w:sz w:val="16"/>
+        </w:rPr>
+        <w:t>300. Offres mentionnant l'IA dans l'intitulé (HelloWork)</w:t>
+      </w:r>
+      <w:r>
+        <w:rPr>
+          <w:sz w:val="16"/>
+        </w:rPr>
+        <w:br/>
+        <w:t>ORGANISME_OU_MEDIA : HelloWork - Quels secteurs recrutent encore et où se cachent vraiment les offres dans l'IA ? (baromètre T1 2026) | AUTEUR : non indiqué | DATE_PUBLICATION : 2026 (T1) | DATE_CONSULTATION : 2026-09-06</w:t>
+        <w:br/>
+        <w:t xml:space="preserve">URL : </w:t>
+      </w:r>
+      <w:hyperlink r:id="rId309">
+        <w:r>
+          <w:rPr>
+            <w:color w:val="0563C1"/>
+            <w:u w:val="single"/>
+          </w:rPr>
+          <w:t xml:space="preserve">https://www.hellowork.com/fr-fr/medias/barometre-hellowork-offres-ia.html</w:t>
+        </w:r>
+      </w:hyperlink>
+      <w:r>
+        <w:rPr>
+          <w:sz w:val="16"/>
+        </w:rPr>
+        <w:br/>
+        <w:t>PERIMETRE : France (offres HelloWork, T1 2026) | RESULTAT_UTILISE : x2,4 ; 53 % / 25 % ; 54 % IDF | PAGE_SI_PDF : - | FIABILITE : BONNE (SOURCE PRIMAIRE HELLOWORK)</w:t>
+      </w:r>
+    </w:p>
+    <w:p>
+      <w:r>
+        <w:rPr>
+          <w:b/>
+          <w:sz w:val="16"/>
+        </w:rPr>
+        <w:t>301. IA dans le recrutement de cadres (Apec, détail)</w:t>
+      </w:r>
+      <w:r>
+        <w:rPr>
+          <w:sz w:val="16"/>
+        </w:rPr>
+        <w:br/>
+        <w:t>ORGANISME_OU_MEDIA : AEF info - Recrutement des cadres : les entreprises moins offensives, l'impact de l'IA monte en puissance (Apec) ; HelloWorkplace | AUTEUR : non indiqué | DATE_PUBLICATION : 2026-05 | DATE_CONSULTATION : 2026-09-06</w:t>
+        <w:br/>
+        <w:t xml:space="preserve">URL : </w:t>
+      </w:r>
+      <w:hyperlink r:id="rId310">
+        <w:r>
+          <w:rPr>
+            <w:color w:val="0563C1"/>
+            <w:u w:val="single"/>
+          </w:rPr>
+          <w:t xml:space="preserve">https://www.aefinfo.fr/depeche/751028-recrutement-des-cadres-les-entreprises-moins-offensives-limpact-de-lia-monte-en-puissance-apec</w:t>
+        </w:r>
+      </w:hyperlink>
+      <w:r>
+        <w:rPr>
+          <w:sz w:val="16"/>
+        </w:rPr>
+        <w:br/>
+        <w:t>PERIMETRE : France | RESULTAT_UTILISE : 8 % ; 27 % ; 81 % ; 31 % | PAGE_SI_PDF : - | FIABILITE : BONNE (APEC RELAYÉ)</w:t>
+      </w:r>
+    </w:p>
+    <w:p>
+      <w:r>
+        <w:rPr>
+          <w:b/>
+          <w:sz w:val="16"/>
+        </w:rPr>
+        <w:t>302. Juniors : « une génération sacrifiée par l'IA ? » (Free-Work)</w:t>
+      </w:r>
+      <w:r>
+        <w:rPr>
+          <w:sz w:val="16"/>
+        </w:rPr>
+        <w:br/>
+        <w:t>ORGANISME_OU_MEDIA : Free-Work - IA et développeurs juniors : une génération sacrifiée ? | AUTEUR : non indiqué | DATE_PUBLICATION : 2026 | DATE_CONSULTATION : 2026-09-06</w:t>
+        <w:br/>
+        <w:t xml:space="preserve">URL : </w:t>
+      </w:r>
+      <w:hyperlink r:id="rId311">
+        <w:r>
+          <w:rPr>
+            <w:color w:val="0563C1"/>
+            <w:u w:val="single"/>
+          </w:rPr>
+          <w:t xml:space="preserve">https://www.free-work.com/fr/tech-it/blog/talents-it/developpeurs-juniors-une-generation-sacrifiee-par-lia</w:t>
+        </w:r>
+      </w:hyperlink>
+      <w:r>
+        <w:rPr>
+          <w:sz w:val="16"/>
+        </w:rPr>
+        <w:br/>
+        <w:t>PERIMETRE : France / International (Big Tech) | RESULTAT_UTILISE : -50 % (Big Tech, 3 ans) ; 2/3 des employeurs français (horizon 2028) | PAGE_SI_PDF : - | FIABILITE : MOYENNE (BLOG SPÉCIALISÉ ; CHIFFRES À SOURCER)</w:t>
+      </w:r>
+    </w:p>
+    <w:p>
+      <w:r>
+        <w:rPr>
+          <w:b/>
+          <w:sz w:val="16"/>
+        </w:rPr>
+        <w:t>303. Offres IA junior (Indeed)</w:t>
+      </w:r>
+      <w:r>
+        <w:rPr>
+          <w:sz w:val="16"/>
+        </w:rPr>
+        <w:br/>
+        <w:t>ORGANISME_OU_MEDIA : Indeed pages de liste | AUTEUR : non indiqué | DATE_PUBLICATION : 2026-06 / 2026-09 | DATE_CONSULTATION : 2026-09-06</w:t>
+        <w:br/>
+        <w:t xml:space="preserve">URL : </w:t>
+      </w:r>
+      <w:hyperlink r:id="rId312">
+        <w:r>
+          <w:rPr>
+            <w:color w:val="0563C1"/>
+            <w:u w:val="single"/>
+          </w:rPr>
+          <w:t xml:space="preserve">https://fr.indeed.com/q-d%C3%A9veloppeur-en-intelligence-artificielle-junior-emplois.html</w:t>
+        </w:r>
+      </w:hyperlink>
+      <w:r>
+        <w:rPr>
+          <w:sz w:val="16"/>
+        </w:rPr>
+        <w:br/>
+        <w:t>PERIMETRE : France | RESULTAT_UTILISE : &gt;100 ; &gt;400 | PAGE_SI_PDF : - | FIABILITE : MOYENNE</w:t>
+      </w:r>
+    </w:p>
+    <w:p>
+      <w:r>
+        <w:rPr>
+          <w:b/>
+          <w:sz w:val="16"/>
+        </w:rPr>
+        <w:t>304. Alternance : ralentissement 2025 (HelloWork)</w:t>
+      </w:r>
+      <w:r>
+        <w:rPr>
+          <w:sz w:val="16"/>
+        </w:rPr>
+        <w:br/>
+        <w:t>ORGANISME_OU_MEDIA : HelloWork Group - Baromètre de l'alternance : après le ralentissement de 2025, premiers signes de stabilisation en 2026 | AUTEUR : non indiqué | DATE_PUBLICATION : 2026 | DATE_CONSULTATION : 2026-09-06</w:t>
+        <w:br/>
+        <w:t xml:space="preserve">URL : </w:t>
+      </w:r>
+      <w:hyperlink r:id="rId313">
+        <w:r>
+          <w:rPr>
+            <w:color w:val="0563C1"/>
+            <w:u w:val="single"/>
+          </w:rPr>
+          <w:t xml:space="preserve">https://www.hellowork-group.com/fr/actualites/barometre-hellowork-de-lalternance-apres-le-ralentissement-de-2025-les-premiers-signes-de-stabilisation-en-2026/</w:t>
+        </w:r>
+      </w:hyperlink>
+      <w:r>
+        <w:rPr>
+          <w:sz w:val="16"/>
+        </w:rPr>
+        <w:br/>
+        <w:t>PERIMETRE : France (offres HelloWork, tous secteurs) | RESULTAT_UTILISE : -12 % (2025) ; 248 494 offres (2024) | PAGE_SI_PDF : - | FIABILITE : BONNE (SOURCE PRIMAIRE HELLOWORK)</w:t>
       </w:r>
     </w:p>
     <w:sectPr>

--- a/NEXA_Synthese_Marche_Emploi_Developpement_Web_2026.docx
+++ b/NEXA_Synthese_Marche_Emploi_Developpement_Web_2026.docx
@@ -78,7 +78,7 @@
         <w:pStyle w:val="ListBullet"/>
       </w:pPr>
       <w:r>
-        <w:t>Échantillon collecté : 1687 lignes d'offres brutes sur 16 plateformes (Indeed, Welcome to the Jungle, France Travail, HelloWork, Apec, LinkedIn, Free-Work, Talent.com, sites carrières), 1431 offres uniques après dédoublonnage, 1421 dans le périmètre étudié (Excel, onglet OFFRES_DETAILLEES). Taux de doublons multi-plateformes ou probables : 3.2 % ; republications : 12.0 %.</w:t>
+        <w:t>Échantillon collecté : 1719 lignes d'offres brutes sur 16 plateformes (Indeed, Welcome to the Jungle, France Travail, HelloWork, Apec, LinkedIn, Free-Work, Talent.com, sites carrières), 1461 offres uniques après dédoublonnage, 1450 dans le périmètre étudié (Excel, onglet OFFRES_DETAILLEES). Taux de doublons multi-plateformes ou probables : 3.2 % ; republications : 11.8 %.</w:t>
       </w:r>
     </w:p>
     <w:p>
@@ -1354,7 +1354,7 @@
           <w:b w:val="0"/>
           <w:i w:val="0"/>
         </w:rPr>
-        <w:t>Dans l'échantillon d'offres uniques (1421), le cœur de marché représente 64.2 % des offres, les évolutions naturelles 9.4 %, les spécialisations 13.5 % et les métiers émergents liés à l'IA 11.0 % (ces derniers ont été recherchés spécifiquement et sont donc surreprésentés). Excel, onglet SYNTHESE_METIERS, table T_SYNTHESE_METIERS.</w:t>
+        <w:t>Dans l'échantillon d'offres uniques (1450), le cœur de marché représente 64.6 % des offres, les évolutions naturelles 9.4 %, les spécialisations 13.2 % et les métiers émergents liés à l'IA 10.8 % (ces derniers ont été recherchés spécifiquement et sont donc surreprésentés). Excel, onglet SYNTHESE_METIERS, table T_SYNTHESE_METIERS.</w:t>
       </w:r>
     </w:p>
     <w:tbl>
@@ -1464,7 +1464,7 @@
               <w:rPr>
                 <w:sz w:val="16"/>
               </w:rPr>
-              <w:t>382</w:t>
+              <w:t>392</w:t>
             </w:r>
           </w:p>
         </w:tc>
@@ -1478,7 +1478,7 @@
               <w:rPr>
                 <w:sz w:val="16"/>
               </w:rPr>
-              <w:t>26.9 %</w:t>
+              <w:t>27.0 %</w:t>
             </w:r>
           </w:p>
         </w:tc>
@@ -1522,7 +1522,7 @@
               <w:rPr>
                 <w:sz w:val="16"/>
               </w:rPr>
-              <w:t>113</w:t>
+              <w:t>115</w:t>
             </w:r>
           </w:p>
         </w:tc>
@@ -1536,7 +1536,7 @@
               <w:rPr>
                 <w:sz w:val="16"/>
               </w:rPr>
-              <w:t>8.0 %</w:t>
+              <w:t>7.9 %</w:t>
             </w:r>
           </w:p>
         </w:tc>
@@ -1580,7 +1580,7 @@
               <w:rPr>
                 <w:sz w:val="16"/>
               </w:rPr>
-              <w:t>89</w:t>
+              <w:t>91</w:t>
             </w:r>
           </w:p>
         </w:tc>
@@ -1652,7 +1652,7 @@
               <w:rPr>
                 <w:sz w:val="16"/>
               </w:rPr>
-              <w:t>5.7 %</w:t>
+              <w:t>5.6 %</w:t>
             </w:r>
           </w:p>
         </w:tc>
@@ -1682,7 +1682,7 @@
               <w:rPr>
                 <w:sz w:val="16"/>
               </w:rPr>
-              <w:t>DevOps Engineer</w:t>
+              <w:t>Tech Lead / Lead Developer</w:t>
             </w:r>
           </w:p>
         </w:tc>
@@ -1696,7 +1696,7 @@
               <w:rPr>
                 <w:sz w:val="16"/>
               </w:rPr>
-              <w:t>65</w:t>
+              <w:t>66</w:t>
             </w:r>
           </w:p>
         </w:tc>
@@ -1724,7 +1724,7 @@
               <w:rPr>
                 <w:sz w:val="16"/>
               </w:rPr>
-              <w:t>Spécialisation en tension, majoritairement senior.</w:t>
+              <w:t>Voir Excel.</w:t>
             </w:r>
           </w:p>
         </w:tc>
@@ -1740,7 +1740,7 @@
               <w:rPr>
                 <w:sz w:val="16"/>
               </w:rPr>
-              <w:t>Tech Lead / Lead Developer</w:t>
+              <w:t>DevOps Engineer</w:t>
             </w:r>
           </w:p>
         </w:tc>
@@ -1754,7 +1754,7 @@
               <w:rPr>
                 <w:sz w:val="16"/>
               </w:rPr>
-              <w:t>64</w:t>
+              <w:t>65</w:t>
             </w:r>
           </w:p>
         </w:tc>
@@ -1782,7 +1782,7 @@
               <w:rPr>
                 <w:sz w:val="16"/>
               </w:rPr>
-              <w:t>Voir Excel.</w:t>
+              <w:t>Spécialisation en tension, majoritairement senior.</w:t>
             </w:r>
           </w:p>
         </w:tc>
@@ -1798,7 +1798,7 @@
               <w:rPr>
                 <w:sz w:val="16"/>
               </w:rPr>
-              <w:t>Développeur mobile</w:t>
+              <w:t>Développeur .NET / C#</w:t>
             </w:r>
           </w:p>
         </w:tc>
@@ -1812,7 +1812,7 @@
               <w:rPr>
                 <w:sz w:val="16"/>
               </w:rPr>
-              <w:t>50</w:t>
+              <w:t>52</w:t>
             </w:r>
           </w:p>
         </w:tc>
@@ -1826,7 +1826,7 @@
               <w:rPr>
                 <w:sz w:val="16"/>
               </w:rPr>
-              <w:t>3.5 %</w:t>
+              <w:t>3.6 %</w:t>
             </w:r>
           </w:p>
         </w:tc>
@@ -1840,7 +1840,7 @@
               <w:rPr>
                 <w:sz w:val="16"/>
               </w:rPr>
-              <w:t>Débouché adjacent des profils JavaScript (React Native, Flutter).</w:t>
+              <w:t>Stack Microsoft, forte part de profils expérimentés.</w:t>
             </w:r>
           </w:p>
         </w:tc>
@@ -1856,7 +1856,7 @@
               <w:rPr>
                 <w:sz w:val="16"/>
               </w:rPr>
-              <w:t>Développeur back-end</w:t>
+              <w:t>Développeur mobile</w:t>
             </w:r>
           </w:p>
         </w:tc>
@@ -1884,7 +1884,7 @@
               <w:rPr>
                 <w:sz w:val="16"/>
               </w:rPr>
-              <w:t>3.5 %</w:t>
+              <w:t>3.4 %</w:t>
             </w:r>
           </w:p>
         </w:tc>
@@ -1898,7 +1898,7 @@
               <w:rPr>
                 <w:sz w:val="16"/>
               </w:rPr>
-              <w:t>Voir Excel.</w:t>
+              <w:t>Débouché adjacent des profils JavaScript (React Native, Flutter).</w:t>
             </w:r>
           </w:p>
         </w:tc>
@@ -1914,7 +1914,7 @@
               <w:rPr>
                 <w:sz w:val="16"/>
               </w:rPr>
-              <w:t>Développeur .NET / C#</w:t>
+              <w:t>Développeur back-end</w:t>
             </w:r>
           </w:p>
         </w:tc>
@@ -1928,7 +1928,7 @@
               <w:rPr>
                 <w:sz w:val="16"/>
               </w:rPr>
-              <w:t>48</w:t>
+              <w:t>50</w:t>
             </w:r>
           </w:p>
         </w:tc>
@@ -1956,7 +1956,7 @@
               <w:rPr>
                 <w:sz w:val="16"/>
               </w:rPr>
-              <w:t>Stack Microsoft, forte part de profils expérimentés.</w:t>
+              <w:t>Voir Excel.</w:t>
             </w:r>
           </w:p>
         </w:tc>
@@ -2000,7 +2000,7 @@
               <w:rPr>
                 <w:sz w:val="16"/>
               </w:rPr>
-              <w:t>3.4 %</w:t>
+              <w:t>3.3 %</w:t>
             </w:r>
           </w:p>
         </w:tc>
@@ -2058,7 +2058,7 @@
               <w:rPr>
                 <w:sz w:val="16"/>
               </w:rPr>
-              <w:t>3.1 %</w:t>
+              <w:t>3.0 %</w:t>
             </w:r>
           </w:p>
         </w:tc>
@@ -2102,7 +2102,7 @@
               <w:rPr>
                 <w:sz w:val="16"/>
               </w:rPr>
-              <w:t>39</w:t>
+              <w:t>40</w:t>
             </w:r>
           </w:p>
         </w:tc>
@@ -2116,7 +2116,7 @@
               <w:rPr>
                 <w:sz w:val="16"/>
               </w:rPr>
-              <w:t>2.7 %</w:t>
+              <w:t>2.8 %</w:t>
             </w:r>
           </w:p>
         </w:tc>
@@ -2324,7 +2324,7 @@
               <w:rPr>
                 <w:sz w:val="15"/>
               </w:rPr>
-              <w:t>413</w:t>
+              <w:t>418</w:t>
             </w:r>
           </w:p>
         </w:tc>
@@ -2338,7 +2338,7 @@
               <w:rPr>
                 <w:sz w:val="15"/>
               </w:rPr>
-              <w:t>29.1 %</w:t>
+              <w:t>28.8 %</w:t>
             </w:r>
           </w:p>
         </w:tc>
@@ -2352,7 +2352,7 @@
               <w:rPr>
                 <w:sz w:val="15"/>
               </w:rPr>
-              <w:t>8.0</w:t>
+              <w:t>8.6</w:t>
             </w:r>
           </w:p>
         </w:tc>
@@ -2366,7 +2366,7 @@
               <w:rPr>
                 <w:sz w:val="15"/>
               </w:rPr>
-              <w:t>32.7</w:t>
+              <w:t>33.7</w:t>
             </w:r>
           </w:p>
         </w:tc>
@@ -2394,7 +2394,7 @@
               <w:rPr>
                 <w:sz w:val="15"/>
               </w:rPr>
-              <w:t>Développeur full stack (97) ; AI Engineer / Développeur IA (44)</w:t>
+              <w:t>Développeur full stack (100) ; AI Engineer / Développeur IA (44)</w:t>
             </w:r>
           </w:p>
         </w:tc>
@@ -2424,7 +2424,7 @@
               <w:rPr>
                 <w:sz w:val="15"/>
               </w:rPr>
-              <w:t>186</w:t>
+              <w:t>188</w:t>
             </w:r>
           </w:p>
         </w:tc>
@@ -2438,7 +2438,7 @@
               <w:rPr>
                 <w:sz w:val="15"/>
               </w:rPr>
-              <w:t>13.1 %</w:t>
+              <w:t>13.0 %</w:t>
             </w:r>
           </w:p>
         </w:tc>
@@ -2452,7 +2452,7 @@
               <w:rPr>
                 <w:sz w:val="15"/>
               </w:rPr>
-              <w:t>16.1</w:t>
+              <w:t>16.0</w:t>
             </w:r>
           </w:p>
         </w:tc>
@@ -2466,7 +2466,7 @@
               <w:rPr>
                 <w:sz w:val="15"/>
               </w:rPr>
-              <w:t>44.7</w:t>
+              <w:t>44.2</w:t>
             </w:r>
           </w:p>
         </w:tc>
@@ -2494,7 +2494,7 @@
               <w:rPr>
                 <w:sz w:val="15"/>
               </w:rPr>
-              <w:t>Développeur full stack (62) ; Développeur web (intitulé générique) (21)</w:t>
+              <w:t>Développeur full stack (64) ; Développeur web (intitulé générique) (21)</w:t>
             </w:r>
           </w:p>
         </w:tc>
@@ -2538,7 +2538,7 @@
               <w:rPr>
                 <w:sz w:val="15"/>
               </w:rPr>
-              <w:t>11.4 %</w:t>
+              <w:t>11.2 %</w:t>
             </w:r>
           </w:p>
         </w:tc>
@@ -2638,7 +2638,7 @@
               <w:rPr>
                 <w:sz w:val="15"/>
               </w:rPr>
-              <w:t>9.0 %</w:t>
+              <w:t>8.8 %</w:t>
             </w:r>
           </w:p>
         </w:tc>
@@ -2710,7 +2710,7 @@
               <w:rPr>
                 <w:sz w:val="15"/>
               </w:rPr>
-              <w:t>Provence-Alpes-Côte d'Azur</w:t>
+              <w:t>Hauts-de-France</w:t>
             </w:r>
           </w:p>
         </w:tc>
@@ -2724,7 +2724,7 @@
               <w:rPr>
                 <w:sz w:val="15"/>
               </w:rPr>
-              <w:t>119</w:t>
+              <w:t>121</w:t>
             </w:r>
           </w:p>
         </w:tc>
@@ -2738,7 +2738,7 @@
               <w:rPr>
                 <w:sz w:val="15"/>
               </w:rPr>
-              <w:t>8.4 %</w:t>
+              <w:t>8.3 %</w:t>
             </w:r>
           </w:p>
         </w:tc>
@@ -2752,7 +2752,7 @@
               <w:rPr>
                 <w:sz w:val="15"/>
               </w:rPr>
-              <w:t>14.3</w:t>
+              <w:t>14.0</w:t>
             </w:r>
           </w:p>
         </w:tc>
@@ -2766,7 +2766,7 @@
               <w:rPr>
                 <w:sz w:val="15"/>
               </w:rPr>
-              <w:t>45.5</w:t>
+              <w:t>42.6</w:t>
             </w:r>
           </w:p>
         </w:tc>
@@ -2780,7 +2780,7 @@
               <w:rPr>
                 <w:sz w:val="15"/>
               </w:rPr>
-              <w:t>9</w:t>
+              <w:t>12</w:t>
             </w:r>
           </w:p>
         </w:tc>
@@ -2794,7 +2794,7 @@
               <w:rPr>
                 <w:sz w:val="15"/>
               </w:rPr>
-              <w:t>Développeur full stack (37) ; Développeur (intitulé générique) (9)</w:t>
+              <w:t>Développeur full stack (38) ; Développeur Java / Spring (11)</w:t>
             </w:r>
           </w:p>
         </w:tc>
@@ -2810,7 +2810,7 @@
               <w:rPr>
                 <w:sz w:val="15"/>
               </w:rPr>
-              <w:t>Hauts-de-France</w:t>
+              <w:t>Provence-Alpes-Côte d'Azur</w:t>
             </w:r>
           </w:p>
         </w:tc>
@@ -2824,7 +2824,7 @@
               <w:rPr>
                 <w:sz w:val="15"/>
               </w:rPr>
-              <w:t>119</w:t>
+              <w:t>120</w:t>
             </w:r>
           </w:p>
         </w:tc>
@@ -2838,7 +2838,7 @@
               <w:rPr>
                 <w:sz w:val="15"/>
               </w:rPr>
-              <w:t>8.4 %</w:t>
+              <w:t>8.3 %</w:t>
             </w:r>
           </w:p>
         </w:tc>
@@ -2852,7 +2852,7 @@
               <w:rPr>
                 <w:sz w:val="15"/>
               </w:rPr>
-              <w:t>14.3</w:t>
+              <w:t>14.2</w:t>
             </w:r>
           </w:p>
         </w:tc>
@@ -2866,7 +2866,7 @@
               <w:rPr>
                 <w:sz w:val="15"/>
               </w:rPr>
-              <w:t>42.6</w:t>
+              <w:t>44.4</w:t>
             </w:r>
           </w:p>
         </w:tc>
@@ -2880,7 +2880,7 @@
               <w:rPr>
                 <w:sz w:val="15"/>
               </w:rPr>
-              <w:t>12</w:t>
+              <w:t>9</w:t>
             </w:r>
           </w:p>
         </w:tc>
@@ -2894,7 +2894,7 @@
               <w:rPr>
                 <w:sz w:val="15"/>
               </w:rPr>
-              <w:t>Développeur full stack (36) ; Développeur Java / Spring (11)</w:t>
+              <w:t>Développeur full stack (38) ; Développeur (intitulé générique) (9)</w:t>
             </w:r>
           </w:p>
         </w:tc>
@@ -2924,7 +2924,7 @@
               <w:rPr>
                 <w:sz w:val="15"/>
               </w:rPr>
-              <w:t>82</w:t>
+              <w:t>84</w:t>
             </w:r>
           </w:p>
         </w:tc>
@@ -2952,7 +2952,7 @@
               <w:rPr>
                 <w:sz w:val="15"/>
               </w:rPr>
-              <w:t>18.3</w:t>
+              <w:t>20.2</w:t>
             </w:r>
           </w:p>
         </w:tc>
@@ -2966,7 +2966,7 @@
               <w:rPr>
                 <w:sz w:val="15"/>
               </w:rPr>
-              <w:t>51.4</w:t>
+              <w:t>54.1</w:t>
             </w:r>
           </w:p>
         </w:tc>
@@ -2994,7 +2994,7 @@
               <w:rPr>
                 <w:sz w:val="15"/>
               </w:rPr>
-              <w:t>Développeur full stack (18) ; Développeur web (intitulé générique) (14)</w:t>
+              <w:t>Développeur full stack (18) ; Développeur web (intitulé générique) (15)</w:t>
             </w:r>
           </w:p>
         </w:tc>
@@ -3024,7 +3024,7 @@
               <w:rPr>
                 <w:sz w:val="15"/>
               </w:rPr>
-              <w:t>47</w:t>
+              <w:t>51</w:t>
             </w:r>
           </w:p>
         </w:tc>
@@ -3038,7 +3038,7 @@
               <w:rPr>
                 <w:sz w:val="15"/>
               </w:rPr>
-              <w:t>3.3 %</w:t>
+              <w:t>3.5 %</w:t>
             </w:r>
           </w:p>
         </w:tc>
@@ -3052,7 +3052,7 @@
               <w:rPr>
                 <w:sz w:val="15"/>
               </w:rPr>
-              <w:t>34.0</w:t>
+              <w:t>31.4</w:t>
             </w:r>
           </w:p>
         </w:tc>
@@ -3066,7 +3066,7 @@
               <w:rPr>
                 <w:sz w:val="15"/>
               </w:rPr>
-              <w:t>66.7</w:t>
+              <w:t>68.0</w:t>
             </w:r>
           </w:p>
         </w:tc>
@@ -3124,7 +3124,7 @@
               <w:rPr>
                 <w:sz w:val="15"/>
               </w:rPr>
-              <w:t>44</w:t>
+              <w:t>45</w:t>
             </w:r>
           </w:p>
         </w:tc>
@@ -3152,7 +3152,7 @@
               <w:rPr>
                 <w:sz w:val="15"/>
               </w:rPr>
-              <w:t>13.6</w:t>
+              <w:t>13.3</w:t>
             </w:r>
           </w:p>
         </w:tc>
@@ -3238,7 +3238,7 @@
               <w:rPr>
                 <w:sz w:val="15"/>
               </w:rPr>
-              <w:t>2.5 %</w:t>
+              <w:t>2.4 %</w:t>
             </w:r>
           </w:p>
         </w:tc>
@@ -3310,7 +3310,7 @@
               <w:rPr>
                 <w:sz w:val="15"/>
               </w:rPr>
-              <w:t>NC</w:t>
+              <w:t>Bourgogne-Franche-Comté</w:t>
             </w:r>
           </w:p>
         </w:tc>
@@ -3324,7 +3324,7 @@
               <w:rPr>
                 <w:sz w:val="15"/>
               </w:rPr>
-              <w:t>24</w:t>
+              <w:t>30</w:t>
             </w:r>
           </w:p>
         </w:tc>
@@ -3338,7 +3338,7 @@
               <w:rPr>
                 <w:sz w:val="15"/>
               </w:rPr>
-              <w:t>1.7 %</w:t>
+              <w:t>2.1 %</w:t>
             </w:r>
           </w:p>
         </w:tc>
@@ -3352,13 +3352,27 @@
               <w:rPr>
                 <w:sz w:val="15"/>
               </w:rPr>
+              <w:t>3.3</w:t>
+            </w:r>
+          </w:p>
+        </w:tc>
+        <w:tc>
+          <w:tcPr>
+            <w:tcW w:type="dxa" w:w="1361"/>
+          </w:tcPr>
+          <w:p>
+            <w:r/>
+            <w:r>
+              <w:rPr>
+                <w:sz w:val="15"/>
+              </w:rPr>
               <w:t>37.5</w:t>
             </w:r>
           </w:p>
         </w:tc>
         <w:tc>
           <w:tcPr>
-            <w:tcW w:type="dxa" w:w="1361"/>
+            <w:tcW w:type="dxa" w:w="794"/>
           </w:tcPr>
           <w:p>
             <w:r/>
@@ -3366,13 +3380,13 @@
               <w:rPr>
                 <w:sz w:val="15"/>
               </w:rPr>
-              <w:t>75.0</w:t>
-            </w:r>
-          </w:p>
-        </w:tc>
-        <w:tc>
-          <w:tcPr>
-            <w:tcW w:type="dxa" w:w="794"/>
+              <w:t>1</w:t>
+            </w:r>
+          </w:p>
+        </w:tc>
+        <w:tc>
+          <w:tcPr>
+            <w:tcW w:type="dxa" w:w="3118"/>
           </w:tcPr>
           <w:p>
             <w:r/>
@@ -3380,21 +3394,7 @@
               <w:rPr>
                 <w:sz w:val="15"/>
               </w:rPr>
-              <w:t>19</w:t>
-            </w:r>
-          </w:p>
-        </w:tc>
-        <w:tc>
-          <w:tcPr>
-            <w:tcW w:type="dxa" w:w="3118"/>
-          </w:tcPr>
-          <w:p>
-            <w:r/>
-            <w:r>
-              <w:rPr>
-                <w:sz w:val="15"/>
-              </w:rPr>
-              <w:t>AI Engineer / Développeur IA (11) ; LLM / Generative AI Engineer (6)</w:t>
+              <w:t>Développeur full stack (6) ; Développeur .NET / C# (5)</w:t>
             </w:r>
           </w:p>
         </w:tc>
@@ -3424,7 +3424,7 @@
               <w:rPr>
                 <w:sz w:val="15"/>
               </w:rPr>
-              <w:t>22</w:t>
+              <w:t>24</w:t>
             </w:r>
           </w:p>
         </w:tc>
@@ -3438,7 +3438,7 @@
               <w:rPr>
                 <w:sz w:val="15"/>
               </w:rPr>
-              <w:t>1.5 %</w:t>
+              <w:t>1.7 %</w:t>
             </w:r>
           </w:p>
         </w:tc>
@@ -3452,7 +3452,7 @@
               <w:rPr>
                 <w:sz w:val="15"/>
               </w:rPr>
-              <w:t>18.2</w:t>
+              <w:t>16.7</w:t>
             </w:r>
           </w:p>
         </w:tc>
@@ -3466,7 +3466,7 @@
               <w:rPr>
                 <w:sz w:val="15"/>
               </w:rPr>
-              <w:t>50.0</w:t>
+              <w:t>45.5</w:t>
             </w:r>
           </w:p>
         </w:tc>
@@ -3494,7 +3494,7 @@
               <w:rPr>
                 <w:sz w:val="15"/>
               </w:rPr>
-              <w:t>Développeur full stack (6) ; Développeur web (intitulé générique) (3)</w:t>
+              <w:t>Développeur full stack (7) ; Développeur web (intitulé générique) (3)</w:t>
             </w:r>
           </w:p>
         </w:tc>
@@ -3510,7 +3510,7 @@
               <w:rPr>
                 <w:sz w:val="15"/>
               </w:rPr>
-              <w:t>Bourgogne-Franche-Comté</w:t>
+              <w:t>NC</w:t>
             </w:r>
           </w:p>
         </w:tc>
@@ -3524,7 +3524,7 @@
               <w:rPr>
                 <w:sz w:val="15"/>
               </w:rPr>
-              <w:t>20</w:t>
+              <w:t>24</w:t>
             </w:r>
           </w:p>
         </w:tc>
@@ -3538,7 +3538,7 @@
               <w:rPr>
                 <w:sz w:val="15"/>
               </w:rPr>
-              <w:t>1.4 %</w:t>
+              <w:t>1.7 %</w:t>
             </w:r>
           </w:p>
         </w:tc>
@@ -3552,7 +3552,7 @@
               <w:rPr>
                 <w:sz w:val="15"/>
               </w:rPr>
-              <w:t>0.0</w:t>
+              <w:t>37.5</w:t>
             </w:r>
           </w:p>
         </w:tc>
@@ -3566,7 +3566,7 @@
               <w:rPr>
                 <w:sz w:val="15"/>
               </w:rPr>
-              <w:t>50.0</w:t>
+              <w:t>75.0</w:t>
             </w:r>
           </w:p>
         </w:tc>
@@ -3580,7 +3580,7 @@
               <w:rPr>
                 <w:sz w:val="15"/>
               </w:rPr>
-              <w:t>1</w:t>
+              <w:t>19</w:t>
             </w:r>
           </w:p>
         </w:tc>
@@ -3594,7 +3594,7 @@
               <w:rPr>
                 <w:sz w:val="15"/>
               </w:rPr>
-              <w:t>Développeur full stack (5) ; Développeur .NET / C# (2)</w:t>
+              <w:t>AI Engineer / Développeur IA (11) ; LLM / Generative AI Engineer (6)</w:t>
             </w:r>
           </w:p>
         </w:tc>
@@ -3941,7 +3941,7 @@
         <w:pStyle w:val="ListBullet"/>
       </w:pPr>
       <w:r>
-        <w:t>Télétravail : 8.4 % des offres uniques de l'échantillon (120 offres) mentionnent dans leur titre ou extrait un télétravail total ou partiel (les extraits ne signalent pas l'absence de télétravail, la part réelle est donc supérieure) ; Indeed compte plus de 300 offres « Développeur Web Remote » (2 sept. 2026) et plus de 100 « Télétravail Développeur Full Stack » (29 mai 2026), soit environ un dixième du stock national : le marché à distance existe mais reste minoritaire et plutôt réservé aux profils expérimentés.</w:t>
+        <w:t>Télétravail : 8.6 % des offres uniques de l'échantillon (125 offres) mentionnent dans leur titre ou extrait un télétravail total ou partiel (les extraits ne signalent pas l'absence de télétravail, la part réelle est donc supérieure) ; Indeed compte plus de 300 offres « Développeur Web Remote » (2 sept. 2026) et plus de 100 « Télétravail Développeur Full Stack » (29 mai 2026), soit environ un dixième du stock national : le marché à distance existe mais reste minoritaire et plutôt réservé aux profils expérimentés.</w:t>
       </w:r>
     </w:p>
     <w:p>
@@ -3958,7 +3958,7 @@
           <w:b/>
           <w:i w:val="0"/>
         </w:rPr>
-        <w:t>Réponse à la question 7 : l'Île-de-France concentre entre un quart et un tiers de la demande nationale (29 % des offres Apec ; 29.1 % de notre échantillon), suivie d'Auvergne-Rhône-Alpes (Lyon, Grenoble), d'Occitanie (Toulouse, Montpellier), des Hauts-de-France, de la Nouvelle-Aquitaine, des Pays de la Loire et de PACA. Les six campus NEXA couvrent les six premiers bassins hors Toulouse. Confiance MOYENNE (échantillon) à FORTE (BMO/Apec).</w:t>
+        <w:t>Réponse à la question 7 : l'Île-de-France concentre entre un quart et un tiers de la demande nationale (29 % des offres Apec ; 28.8 % de notre échantillon), suivie d'Auvergne-Rhône-Alpes (Lyon, Grenoble), d'Occitanie (Toulouse, Montpellier), des Hauts-de-France, de la Nouvelle-Aquitaine, des Pays de la Loire et de PACA. Les six campus NEXA couvrent les six premiers bassins hors Toulouse. Confiance MOYENNE (échantillon) à FORTE (BMO/Apec).</w:t>
       </w:r>
     </w:p>
     <w:p>
@@ -4157,7 +4157,7 @@
               <w:rPr>
                 <w:sz w:val="15"/>
               </w:rPr>
-              <w:t>413</w:t>
+              <w:t>418</w:t>
             </w:r>
           </w:p>
         </w:tc>
@@ -4171,7 +4171,7 @@
               <w:rPr>
                 <w:sz w:val="15"/>
               </w:rPr>
-              <w:t>Développeur full stack (97) ; AI Engineer / Développeur IA (44) ; Développeur front-end (38)</w:t>
+              <w:t>Développeur full stack (100) ; AI Engineer / Développeur IA (44) ; Développeur front-end (38)</w:t>
             </w:r>
           </w:p>
         </w:tc>
@@ -4185,7 +4185,7 @@
               <w:rPr>
                 <w:sz w:val="15"/>
               </w:rPr>
-              <w:t>12.8 %</w:t>
+              <w:t>13.7 %</w:t>
             </w:r>
           </w:p>
         </w:tc>
@@ -4199,7 +4199,7 @@
               <w:rPr>
                 <w:sz w:val="15"/>
               </w:rPr>
-              <w:t>32.7 %</w:t>
+              <w:t>33.7 %</w:t>
             </w:r>
           </w:p>
         </w:tc>
@@ -4213,7 +4213,7 @@
               <w:rPr>
                 <w:sz w:val="15"/>
               </w:rPr>
-              <w:t>54.7 %</w:t>
+              <w:t>54.0 %</w:t>
             </w:r>
           </w:p>
         </w:tc>
@@ -4227,7 +4227,7 @@
               <w:rPr>
                 <w:sz w:val="15"/>
               </w:rPr>
-              <w:t>23.7 %</w:t>
+              <w:t>23.4 %</w:t>
             </w:r>
           </w:p>
         </w:tc>
@@ -4271,7 +4271,7 @@
               <w:rPr>
                 <w:sz w:val="15"/>
               </w:rPr>
-              <w:t>146</w:t>
+              <w:t>148</w:t>
             </w:r>
           </w:p>
         </w:tc>
@@ -4285,7 +4285,7 @@
               <w:rPr>
                 <w:sz w:val="15"/>
               </w:rPr>
-              <w:t>Développeur full stack (49) ; Développeur web (intitulé générique) (11) ; Tech Lead / Lead Developer (9)</w:t>
+              <w:t>Développeur full stack (51) ; Développeur web (intitulé générique) (11) ; Tech Lead / Lead Developer (9)</w:t>
             </w:r>
           </w:p>
         </w:tc>
@@ -4299,7 +4299,7 @@
               <w:rPr>
                 <w:sz w:val="15"/>
               </w:rPr>
-              <w:t>32.0 %</w:t>
+              <w:t>31.2 %</w:t>
             </w:r>
           </w:p>
         </w:tc>
@@ -4313,7 +4313,7 @@
               <w:rPr>
                 <w:sz w:val="15"/>
               </w:rPr>
-              <w:t>40.5 %</w:t>
+              <w:t>40.0 %</w:t>
             </w:r>
           </w:p>
         </w:tc>
@@ -4327,7 +4327,7 @@
               <w:rPr>
                 <w:sz w:val="15"/>
               </w:rPr>
-              <w:t>45.9 %</w:t>
+              <w:t>46.7 %</w:t>
             </w:r>
           </w:p>
         </w:tc>
@@ -4385,7 +4385,7 @@
               <w:rPr>
                 <w:sz w:val="15"/>
               </w:rPr>
-              <w:t>107</w:t>
+              <w:t>108</w:t>
             </w:r>
           </w:p>
         </w:tc>
@@ -4399,7 +4399,7 @@
               <w:rPr>
                 <w:sz w:val="15"/>
               </w:rPr>
-              <w:t>Développeur full stack (31) ; Développeur Java / Spring (10) ; Développeur .NET / C# (9)</w:t>
+              <w:t>Développeur full stack (32) ; Développeur Java / Spring (10) ; Développeur .NET / C# (9)</w:t>
             </w:r>
           </w:p>
         </w:tc>
@@ -4413,7 +4413,7 @@
               <w:rPr>
                 <w:sz w:val="15"/>
               </w:rPr>
-              <w:t>29.6 %</w:t>
+              <w:t>29.1 %</w:t>
             </w:r>
           </w:p>
         </w:tc>
@@ -4994,7 +4994,7 @@
           <w:b/>
           <w:i w:val="0"/>
         </w:rPr>
-        <w:t>Réponse à la question 12 (adaptations par campus) : socle commun identique sur les six campus, mais accent alternance et e-commerce/retail à Lille et Nantes, industrialisation et ESN à Lyon, IA appliquée et scale-ups à Paris, préparation au marché à distance et à la mobilité à Marseille-Aix et Bordeaux, où le volume local reste limité. Confiance MOYENNE (échantillon de 35 à 413 offres par ville).</w:t>
+        <w:t>Réponse à la question 12 (adaptations par campus) : socle commun identique sur les six campus, mais accent alternance et e-commerce/retail à Lille et Nantes, industrialisation et ESN à Lyon, IA appliquée et scale-ups à Paris, préparation au marché à distance et à la mobilité à Marseille-Aix et Bordeaux, où le volume local reste limité. Confiance MOYENNE (échantillon de 35 à 418 offres par ville).</w:t>
       </w:r>
     </w:p>
     <w:p>
@@ -5011,7 +5011,7 @@
           <w:b w:val="0"/>
           <w:i w:val="0"/>
         </w:rPr>
-        <w:t>Sur les 810 offres uniques dont le contrat est renseigné : CDI 67.7 %, alternance 17.4 %, stage 6.0 %, freelance 6.0 %, CDD 2.2 %. Sur les 561 offres dont la séniorité est déterminable (expérience demandée ou contrat stage/alternance) : DEBUTANT 35.1 %, JUNIOR 7.7 %, INTERMEDIAIRE 12.1 %, SENIOR 30.3 %, LEAD/ARCHITECTE 14.8 %. Les offres DEBUTANT sont à 94.4 % des stages ou alternances ; seules 22 offres débutant/junior en CDI ont été observées. Excel, SYNTHESE_METIERS (colonnes CDI…LEAD_ARCHITECTE) et OFFRES_DETAILLEES (SENIORITE, SENIORITE_ORIGINE).</w:t>
+        <w:t>Sur les 839 offres uniques dont le contrat est renseigné : CDI 67.6 %, alternance 17.4 %, stage 6.0 %, freelance 5.8 %, CDD 2.6 %. Sur les 575 offres dont la séniorité est déterminable (expérience demandée ou contrat stage/alternance) : DEBUTANT 35.1 %, JUNIOR 7.8 %, INTERMEDIAIRE 12.0 %, SENIOR 30.3 %, LEAD/ARCHITECTE 14.8 %. Les offres DEBUTANT sont à 94.6 % des stages ou alternances ; seules 23 offres débutant/junior en CDI ont été observées. Excel, SYNTHESE_METIERS (colonnes CDI…LEAD_ARCHITECTE) et OFFRES_DETAILLEES (SENIORITE, SENIORITE_ORIGINE).</w:t>
       </w:r>
     </w:p>
     <w:p>
@@ -5128,7 +5128,7 @@
           <w:b/>
           <w:i w:val="0"/>
         </w:rPr>
-        <w:t>Réponses aux questions 4, 5 et 6 : les entreprises recrutent encore des juniors, mais surtout en alternance et en stage (dans l'échantillon, l'alternance et le stage représentent 23.5 % des contrats renseignés et la quasi-totalité des offres débutant) ; le CDI direct pour débutant est rare et concentré dans les ESN et les PME ; la demande en CDI se concentre sur les profils intermédiaires et seniors (3 ans et plus) ; le freelance et les missions courtes concernent les profils confirmés. Confiance FORTE sur la tendance (Apec, Numeum convergents), MOYENNE sur les proportions (échantillon).</w:t>
+        <w:t>Réponses aux questions 4, 5 et 6 : les entreprises recrutent encore des juniors, mais surtout en alternance et en stage (dans l'échantillon, l'alternance et le stage représentent 23.4 % des contrats renseignés et la quasi-totalité des offres débutant) ; le CDI direct pour débutant est rare et concentré dans les ESN et les PME ; la demande en CDI se concentre sur les profils intermédiaires et seniors (3 ans et plus) ; le freelance et les missions courtes concernent les profils confirmés. Confiance FORTE sur la tendance (Apec, Numeum convergents), MOYENNE sur les proportions (échantillon).</w:t>
       </w:r>
     </w:p>
     <w:p>
@@ -5145,7 +5145,7 @@
           <w:b w:val="0"/>
           <w:i w:val="0"/>
         </w:rPr>
-        <w:t>Salaires affichés dans les offres collectées (SALAIRE_AFFICHE_DANS_OFFRE) : 63 offres uniques avec une fourchette annuelle ; médiane 43700 € brut/an, quartile bas 38000 €, quartile haut 50000 € ; fourchettes observées de 15600 € (Alternance Développeur web H/F, Paris) à 100000 € (Développeur Informatique en Alternance, Saint-Julien-lès-Metz) ; 6 offres (alternances) affichent un salaire mensuel de 492 à 1823 €/mois. Effectif faible : à lire comme des ordres de grandeur. Excel, OFFRES_DETAILLEES (SALAIRE_MIN_NUM, SALAIRE_MAX_NUM).</w:t>
+        <w:t>Salaires affichés dans les offres collectées (SALAIRE_AFFICHE_DANS_OFFRE) : 70 offres uniques avec une fourchette annuelle ; médiane 43250 € brut/an, quartile bas 38375 €, quartile haut 50000 € ; fourchettes observées de 15600 € (Alternance Développeur web H/F, Paris) à 100000 € (Développeur Informatique en Alternance, Saint-Julien-lès-Metz) ; 7 offres (alternances) affichent un salaire mensuel de 492 à 2648 €/mois. Effectif faible : à lire comme des ordres de grandeur. Excel, OFFRES_DETAILLEES (SALAIRE_MIN_NUM, SALAIRE_MAX_NUM).</w:t>
       </w:r>
     </w:p>
     <w:tbl>
@@ -8531,7 +8531,7 @@
           <w:b w:val="0"/>
           <w:i w:val="0"/>
         </w:rPr>
-        <w:t>Fréquence dans les extraits des 1421 offres uniques (sous-estimation, les extraits ne reprennent pas toute l'annonce) : JavaScript (199, 14.0 %) ; React (150, 10.6 %) ; Java (145, 10.2 %) ; Angular (116, 8.2 %) ; PHP (95, 6.7 %) ; IA générative / LLM (91, 6.4 %) ; DevOps (90, 6.3 %) ; .NET (87, 6.1 %) ; Node.js (87, 6.1 %) ; Mobile (iOS/Android/Flutter/React Native) (76, 5.3 %) ; Vue.js (73, 5.1 %) ; Python (61, 4.3 %) ; Cloud (générique) (60, 4.2 %) ; Symfony (59, 4.2 %) ; Architecture (56, 3.9 %). Excel, onglet COMPETENCES_ET_IA, table T_COMPETENCES.</w:t>
+        <w:t>Fréquence dans les extraits des 1450 offres uniques (sous-estimation, les extraits ne reprennent pas toute l'annonce) : JavaScript (200, 13.8 %) ; React (150, 10.3 %) ; Java (147, 10.1 %) ; Angular (118, 8.1 %) ; PHP (96, 6.6 %) ; .NET (94, 6.5 %) ; IA générative / LLM (91, 6.3 %) ; DevOps (90, 6.2 %) ; Node.js (87, 6.0 %) ; Mobile (iOS/Android/Flutter/React Native) (77, 5.3 %) ; Vue.js (74, 5.1 %) ; Python (63, 4.3 %) ; Cloud (générique) (60, 4.1 %) ; Symfony (59, 4.1 %) ; C# (58, 4.0 %). Excel, onglet COMPETENCES_ET_IA, table T_COMPETENCES.</w:t>
       </w:r>
     </w:p>
     <w:tbl>
@@ -8641,7 +8641,7 @@
               <w:rPr>
                 <w:sz w:val="15"/>
               </w:rPr>
-              <w:t>JavaScript (199) ; Java (145) ; PHP (95) ; Python (61) ; C# (55) ; TypeScript (50)</w:t>
+              <w:t>JavaScript (200) ; Java (147) ; PHP (96) ; Python (63) ; C# (58) ; TypeScript (50)</w:t>
             </w:r>
           </w:p>
         </w:tc>
@@ -8699,7 +8699,7 @@
               <w:rPr>
                 <w:sz w:val="15"/>
               </w:rPr>
-              <w:t>React (150) ; Angular (116) ; Vue.js (73) ; Next.js (16) ; Svelte (2)</w:t>
+              <w:t>React (150) ; Angular (118) ; Vue.js (74) ; Next.js (16) ; Svelte (2)</w:t>
             </w:r>
           </w:p>
         </w:tc>
@@ -8757,7 +8757,7 @@
               <w:rPr>
                 <w:sz w:val="15"/>
               </w:rPr>
-              <w:t>.NET (87) ; Node.js (87) ; Symfony (59) ; Spring (32) ; Laravel (20) ; Django (14)</w:t>
+              <w:t>.NET (94) ; Node.js (87) ; Symfony (59) ; Spring (32) ; Laravel (20) ; Django (14)</w:t>
             </w:r>
           </w:p>
         </w:tc>
@@ -9371,7 +9371,7 @@
         <w:pStyle w:val="ListBullet"/>
       </w:pPr>
       <w:r>
-        <w:t>Échantillon collecté : 192 offres uniques (13.5 %) mentionnent explicitement l'IA ; parmi les offres de développeur web/full stack/logiciel « classiques » (hors métiers IA), 30 sur 1046 (2.9 %) citent l'IA ; outils de codage IA cités : Claude Code (2) ; Cursor (2) ; GitHub Copilot (2) ; ChatGPT (1) ; Codex (1). Stocks Indeed : « Développeur Intelligence Artificielle » plus de 600 (05/09/2026), « Développeur LLM » plus de 200 (04/09/2026), « Claude Code » plus de 200 (21/08/2026), « Full Stack JS Intelligence Artificielle » plus de 100 (02/09/2026). Excel, COMPETENCES_ET_IA, table T_DEV_AUGMENTE.</w:t>
+        <w:t>Échantillon collecté : 192 offres uniques (13.2 %) mentionnent explicitement l'IA ; parmi les offres de développeur web/full stack/logiciel « classiques » (hors métiers IA), 30 sur 1073 (2.8 %) citent l'IA ; outils de codage IA cités : Claude Code (2) ; Cursor (2) ; GitHub Copilot (2) ; ChatGPT (1) ; Codex (1). Stocks Indeed : « Développeur Intelligence Artificielle » plus de 600 (05/09/2026), « Développeur LLM » plus de 200 (04/09/2026), « Claude Code » plus de 200 (21/08/2026), « Full Stack JS Intelligence Artificielle » plus de 100 (02/09/2026). Excel, COMPETENCES_ET_IA, table T_DEV_AUGMENTE.</w:t>
       </w:r>
     </w:p>
     <w:p>
@@ -9451,7 +9451,7 @@
           <w:b w:val="0"/>
           <w:i w:val="0"/>
         </w:rPr>
-        <w:t>Le terme « développeur augmenté » n'apparaît dans aucune offre collectée. En revanche trois signaux observables existent : (1) des offres de développeur web/full stack qui exigent la maîtrise d'assistants de code (Copilot, Cursor, Claude, ChatGPT) : 30 dans l'échantillon (2.9 % des offres cœur de marché), par exemple Groupe M6 AdTech à Lille, Figaro Classifieds et une mission PHP/Symfony à Paris, un poste Java à Tours, un stage Sopra Steria à Nantes ; (2) une famille de métiers émergents (AI Engineer, AI Software Engineer, LLM/GenAI Engineer, développeur RAG/agents) qui représente 157 offres uniques, presque toutes à Paris et pour des profils expérimentés ; (3) le chiffre Indeed de 21 % d'annonces de développement logiciel mentionnant l'IA, qui inclut aussi bien l'usage d'outils que le développement de fonctionnalités IA.</w:t>
+        <w:t>Le terme « développeur augmenté » n'apparaît dans aucune offre collectée. En revanche trois signaux observables existent : (1) des offres de développeur web/full stack qui exigent la maîtrise d'assistants de code (Copilot, Cursor, Claude, ChatGPT) : 30 dans l'échantillon (2.8 % des offres cœur de marché), par exemple Groupe M6 AdTech à Lille, Figaro Classifieds et une mission PHP/Symfony à Paris, un poste Java à Tours, un stage Sopra Steria à Nantes ; (2) une famille de métiers émergents (AI Engineer, AI Software Engineer, LLM/GenAI Engineer, développeur RAG/agents) qui représente 157 offres uniques, presque toutes à Paris et pour des profils expérimentés ; (3) le chiffre Indeed de 21 % d'annonces de développement logiciel mentionnant l'IA, qui inclut aussi bien l'usage d'outils que le développement de fonctionnalités IA.</w:t>
       </w:r>
     </w:p>
     <w:p>
@@ -9581,7 +9581,7 @@
               <w:rPr>
                 <w:sz w:val="16"/>
               </w:rPr>
-              <w:t>Oui : 26.9 % des offres uniques de l'échantillon portent l'intitulé full stack, contre 8.0 % « développeur web » ; le stock Indeed full stack progresse quand celui de « développeur web » recule.</w:t>
+              <w:t>Oui : 27.0 % des offres uniques de l'échantillon portent l'intitulé full stack, contre 7.9 % « développeur web » ; le stock Indeed full stack progresse quand celui de « développeur web » recule.</w:t>
             </w:r>
           </w:p>
         </w:tc>
@@ -10258,7 +10258,7 @@
               <w:rPr>
                 <w:sz w:val="15"/>
               </w:rPr>
-              <w:t>Stable à croissant : full stack premier intitulé (26.9 % de l'échantillon), stock Indeed en hausse</w:t>
+              <w:t>Stable à croissant : full stack premier intitulé (27.0 % de l'échantillon), stock Indeed en hausse</w:t>
             </w:r>
           </w:p>
         </w:tc>
@@ -10975,7 +10975,7 @@
               <w:rPr>
                 <w:sz w:val="14"/>
               </w:rPr>
-              <w:t>Full stack = 26.9 % de l'échantillon ; Indeed « Développeur Full Stack » plus de 500 (08/2025) → plus de 800 (09/2026) ; Apec data engineer +10 % ; BMO numérique 49,5 % de projets difficiles ; cabinets : hausses réservées à cloud/cyber/data/IA.</w:t>
+              <w:t>Full stack = 27.0 % de l'échantillon ; Indeed « Développeur Full Stack » plus de 500 (08/2025) → plus de 800 (09/2026) ; Apec data engineer +10 % ; BMO numérique 49,5 % de projets difficiles ; cabinets : hausses réservées à cloud/cyber/data/IA.</w:t>
             </w:r>
           </w:p>
         </w:tc>
@@ -11075,7 +11075,7 @@
               <w:rPr>
                 <w:sz w:val="14"/>
               </w:rPr>
-              <w:t>Apec débutants -19 % (2024), -16 % (2025) ; Numeum 33 % des ESN réduisent les jeunes diplômés ; échantillon : seniors + leads = 45.1 % des offres à séniorité renseignée, 22 offres débutant/junior en CDI.</w:t>
+              <w:t>Apec débutants -19 % (2024), -16 % (2025) ; Numeum 33 % des ESN réduisent les jeunes diplômés ; échantillon : seniors + leads = 45.0 % des offres à séniorité renseignée, 23 offres débutant/junior en CDI.</w:t>
             </w:r>
           </w:p>
         </w:tc>
@@ -11175,7 +11175,7 @@
               <w:rPr>
                 <w:sz w:val="14"/>
               </w:rPr>
-              <w:t>Dans l'échantillon, 94.4 % des offres DEBUTANT sont des stages/alternances ; Indeed « Stage Développeur Web » IDF plus de 800 (01/2025) ; secteurs : ESN, agences, e-commerce, médias.</w:t>
+              <w:t>Dans l'échantillon, 94.6 % des offres DEBUTANT sont des stages/alternances ; Indeed « Stage Développeur Web » IDF plus de 800 (01/2025) ; secteurs : ESN, agences, e-commerce, médias.</w:t>
             </w:r>
           </w:p>
         </w:tc>
@@ -11475,7 +11475,7 @@
               <w:rPr>
                 <w:sz w:val="14"/>
               </w:rPr>
-              <w:t>30 offres cœur de marché (2.9 %) citent un outil ou une compétence IA ; Indeed : 21 % des annonces de développement logiciel mentionnent l'IA ; stocks « Claude Code » plus de 200, « Full Stack JS IA » plus de 100.</w:t>
+              <w:t>30 offres cœur de marché (2.8 %) citent un outil ou une compétence IA ; Indeed : 21 % des annonces de développement logiciel mentionnent l'IA ; stocks « Claude Code » plus de 200, « Full Stack JS IA » plus de 100.</w:t>
             </w:r>
           </w:p>
         </w:tc>
@@ -11575,7 +11575,7 @@
               <w:rPr>
                 <w:sz w:val="14"/>
               </w:rPr>
-              <w:t>« Développeur web » = 8.0 % de l'échantillon contre 26.9 % full stack ; Indeed « Ingénieur Logiciel » plus de 4 000, « Développeur » plus de 3 000, « Software Engineer » plus de 1 000 ; HelloWork « Développeur informatique » plus de 9 650.</w:t>
+              <w:t>« Développeur web » = 7.9 % de l'échantillon contre 27.0 % full stack ; Indeed « Ingénieur Logiciel » plus de 4 000, « Développeur » plus de 3 000, « Software Engineer » plus de 1 000 ; HelloWork « Développeur informatique » plus de 9 650.</w:t>
             </w:r>
           </w:p>
         </w:tc>
@@ -11675,7 +11675,7 @@
               <w:rPr>
                 <w:sz w:val="14"/>
               </w:rPr>
-              <w:t>Seniors + leads = 45.1 % des offres renseignées ; spécialisations et métiers IA quasi exclusivement seniors ; Apec : profils 5-10 ans très recherchés ; Bac+5 informatique en recul d'insertion mais toujours 70 % en emploi à 12 mois.</w:t>
+              <w:t>Seniors + leads = 45.0 % des offres renseignées ; spécialisations et métiers IA quasi exclusivement seniors ; Apec : profils 5-10 ans très recherchés ; Bac+5 informatique en recul d'insertion mais toujours 70 % en emploi à 12 mois.</w:t>
             </w:r>
           </w:p>
         </w:tc>
@@ -11775,7 +11775,7 @@
               <w:rPr>
                 <w:sz w:val="14"/>
               </w:rPr>
-              <w:t>Paris = 29 % des offres Apec et 29.1 % de l'échantillon, ville qui concentre l'essentiel des offres IA (56.1 % des offres IA de l'échantillon) ; Lyon 300-400 offres « développeur » actives, Marseille ≈ 100 ; Lille/Nantes alternance et e-commerce ; Apec prévisions régionales +2 à +6 %.</w:t>
+              <w:t>Paris = 29 % des offres Apec et 28.8 % de l'échantillon, ville qui concentre l'essentiel des offres IA (56.1 % des offres IA de l'échantillon) ; Lyon 300-400 offres « développeur » actives, Marseille ≈ 100 ; Lille/Nantes alternance et e-commerce ; Apec prévisions régionales +2 à +6 %.</w:t>
             </w:r>
           </w:p>
         </w:tc>
@@ -11861,7 +11861,789 @@
           <w:b/>
           <w:sz w:val="16"/>
         </w:rPr>
-        <w:t>1. Enquête BMO 2026 : France Travail déploie sa stratégie sectorielle face à près de 2,3 millions de projets de recrutement</w:t>
+        <w:t>1. Prévisions 2026 de recrutements de cadres en Auvergne-Rhône-Alpes</w:t>
+      </w:r>
+      <w:r>
+        <w:rPr>
+          <w:sz w:val="16"/>
+        </w:rPr>
+        <w:br/>
+        <w:t>ORGANISME_OU_MEDIA : Apec (relayé par Plateforme IET Auvergne-Rhône-Alpes Entreprises) | AUTEUR : non indiqué | DATE_PUBLICATION : 2026 | DATE_CONSULTATION : 2026-09-06</w:t>
+        <w:br/>
+        <w:t xml:space="preserve">URL : </w:t>
+      </w:r>
+      <w:hyperlink r:id="rId22">
+        <w:r>
+          <w:rPr>
+            <w:color w:val="0563C1"/>
+            <w:u w:val="single"/>
+          </w:rPr>
+          <w:t xml:space="preserve">https://plateforme-iet.auvergnerhonealpes-entreprises.fr/informations-economiques/tendances-economiques/previsions-2026-de-recrutements-de-cadres-en-auvergne-rhone-alpes</w:t>
+        </w:r>
+      </w:hyperlink>
+      <w:r>
+        <w:rPr>
+          <w:sz w:val="16"/>
+        </w:rPr>
+        <w:br/>
+        <w:t>PERIMETRE : Région Auvergne-Rhône-Alpes | RESULTAT_UTILISE : 35 260 recrutements de cadres prévus en 2026 (+3 % vs 2025) ; 34 100 cadres recrutés en 2025 (-4 % sur un an) ; 21 % des recrutements de cadres attendus dans l'industrie. Extrait : « the survey projects 35,260 cadre recruitments in 2026, representing a 3% increase compared to 2025 » ; « regional companies recruiting 34,100 cadres, a 4% decrease over one year » | PAGE_SI_PDF : NC | FIABILITE : MOYENNE</w:t>
+      </w:r>
+    </w:p>
+    <w:p>
+      <w:r>
+        <w:rPr>
+          <w:b/>
+          <w:sz w:val="16"/>
+        </w:rPr>
+        <w:t>2. L'Apec prévoit une hausse des recrutements de cadres en 2026 en Auvergne-Rhône-Alpes</w:t>
+      </w:r>
+      <w:r>
+        <w:rPr>
+          <w:sz w:val="16"/>
+        </w:rPr>
+        <w:br/>
+        <w:t>ORGANISME_OU_MEDIA : mesinfos.fr (relais Apec) | AUTEUR : non indiqué | DATE_PUBLICATION : 2026 | DATE_CONSULTATION : 2026-09-06</w:t>
+        <w:br/>
+        <w:t xml:space="preserve">URL : </w:t>
+      </w:r>
+      <w:hyperlink r:id="rId23">
+        <w:r>
+          <w:rPr>
+            <w:color w:val="0563C1"/>
+            <w:u w:val="single"/>
+          </w:rPr>
+          <w:t xml:space="preserve">https://mesinfos.fr/auvergne-rhone-alpes/l-apec-prevoit-une-hausse-des-recrutements-de-cadres-en-2026-en-auvergne-rhone-alpes-243735.html</w:t>
+        </w:r>
+      </w:hyperlink>
+      <w:r>
+        <w:rPr>
+          <w:sz w:val="16"/>
+        </w:rPr>
+        <w:br/>
+        <w:t>PERIMETRE : Région Auvergne-Rhône-Alpes | RESULTAT_UTILISE : Reprise attendue des embauches de cadres dans la région en 2026 (+4 %) après recul en 2025. Extrait : « This trend should reverse in 2026 with an expected recovery in cadre hiring in the region (+4%) » | PAGE_SI_PDF : NC | FIABILITE : MOYENNE</w:t>
+      </w:r>
+    </w:p>
+    <w:p>
+      <w:r>
+        <w:rPr>
+          <w:b/>
+          <w:sz w:val="16"/>
+        </w:rPr>
+        <w:t>3. Prévisions de recrutements de cadres 2026 (rapport national, PDF « Recrutement prévisions &amp; processus, avril 2026 »)</w:t>
+      </w:r>
+      <w:r>
+        <w:rPr>
+          <w:sz w:val="16"/>
+        </w:rPr>
+        <w:br/>
+        <w:t>ORGANISME_OU_MEDIA : Apec | AUTEUR : non indiqué | DATE_PUBLICATION : 2026-04 | DATE_CONSULTATION : 2026-09-06</w:t>
+        <w:br/>
+        <w:t xml:space="preserve">URL : </w:t>
+      </w:r>
+      <w:hyperlink r:id="rId15">
+        <w:r>
+          <w:rPr>
+            <w:color w:val="0563C1"/>
+            <w:u w:val="single"/>
+          </w:rPr>
+          <w:t xml:space="preserve">https://corporate.apec.fr/files/live/sites/corporate/files/Nos%20etudes/PDF/Previsions-de-recrutements-de-cadres-2026</w:t>
+        </w:r>
+      </w:hyperlink>
+      <w:r>
+        <w:rPr>
+          <w:sz w:val="16"/>
+        </w:rPr>
+        <w:br/>
+        <w:t>PERIMETRE : France | RESULTAT_UTILISE : 305 800 recrutements de cadres prévus en 2026, +4 %, franchissement du seuil des 300 000. Extrait : « En 2026, le marché de l'emploi cadre repartirait à la hausse avec 305 800 recrutements, soit +4%, et dépasserait de nouveau le seuil des 300 000 embauches » | PAGE_SI_PDF : NC | FIABILITE : FORTE</w:t>
+      </w:r>
+    </w:p>
+    <w:p>
+      <w:r>
+        <w:rPr>
+          <w:b/>
+          <w:sz w:val="16"/>
+        </w:rPr>
+        <w:t>4. Prévisions de recrutements de cadres 2026 – Recrutement et mobilité des cadres en Bretagne, bilan 2025 et perspectives 2026</w:t>
+      </w:r>
+      <w:r>
+        <w:rPr>
+          <w:sz w:val="16"/>
+        </w:rPr>
+        <w:br/>
+        <w:t>ORGANISME_OU_MEDIA : Apec (relayé par EdTech Grand Ouest) | AUTEUR : non indiqué | DATE_PUBLICATION : 2026 | DATE_CONSULTATION : 2026-09-06</w:t>
+        <w:br/>
+        <w:t xml:space="preserve">URL : </w:t>
+      </w:r>
+      <w:hyperlink r:id="rId24">
+        <w:r>
+          <w:rPr>
+            <w:color w:val="0563C1"/>
+            <w:u w:val="single"/>
+          </w:rPr>
+          <w:t xml:space="preserve">https://edtechgrandouest.fr/previsions-de-recrutements-de-cadres-2026-recrutement-et-mobilite-des-cadres-en-bretagne-bilan-2025-et-perspectives-2026/</w:t>
+        </w:r>
+      </w:hyperlink>
+      <w:r>
+        <w:rPr>
+          <w:sz w:val="16"/>
+        </w:rPr>
+        <w:br/>
+        <w:t>PERIMETRE : Région Bretagne | RESULTAT_UTILISE : 10 200 recrutements de cadres prévus en Bretagne en 2026 (+2 % vs 2025) ; industrie 19 % des recrutements bretons ; Bretagne et Occitanie seules régions renouant avec les niveaux 2023. Extrait : « l'APEC prévoit 10 200 recrutements de cadres en Bretagne en 2026, soit +2% par rapport à 2025 » ; « L'industrie devrait représenter 19% des recrutements bretons en 2026 » | PAGE_SI_PDF : NC | FIABILITE : MOYENNE</w:t>
+      </w:r>
+    </w:p>
+    <w:p>
+      <w:r>
+        <w:rPr>
+          <w:b/>
+          <w:sz w:val="16"/>
+        </w:rPr>
+        <w:t>5. Nouvelle-Aquitaine : Le recrutement des cadres repart selon l'Apec</w:t>
+      </w:r>
+      <w:r>
+        <w:rPr>
+          <w:sz w:val="16"/>
+        </w:rPr>
+        <w:br/>
+        <w:t>ORGANISME_OU_MEDIA : Les Echos Judiciaires (relais Apec) | AUTEUR : non indiqué | DATE_PUBLICATION : 2026 | DATE_CONSULTATION : 2026-09-06</w:t>
+        <w:br/>
+        <w:t xml:space="preserve">URL : </w:t>
+      </w:r>
+      <w:hyperlink r:id="rId25">
+        <w:r>
+          <w:rPr>
+            <w:color w:val="0563C1"/>
+            <w:u w:val="single"/>
+          </w:rPr>
+          <w:t xml:space="preserve">https://www.echos-judiciaires.com/actualites/nouvelle-aquitaine-le-recrutement-des-cadres-repart-selon-lapec/</w:t>
+        </w:r>
+      </w:hyperlink>
+      <w:r>
+        <w:rPr>
+          <w:sz w:val="16"/>
+        </w:rPr>
+        <w:br/>
+        <w:t>PERIMETRE : Région Nouvelle-Aquitaine | RESULTAT_UTILISE : 13 850 embauches de cadres prévues en 2026 (stabilité, +0 % vs +4 % national) ; 13 820 cadres recrutés en 2025 (+7 %) ; services à forte VA 35 % des recrutements prévus 2026 ; cadres présents à 39 % dans informatique/ingénierie/R&amp;D/conseil ; développement informatique dans le top 10 des familles de métiers en offres cadres début 2026. Extrait : « les entreprises régionales anticipent une stabilité de leurs recrutements de cadres (13 850 embauches prévues) » ; « 13 820 cadres recrutés, soit une progression de 7% » ; « dans le top 10 des familles de métiers ayant proposé le plus d'offres d'emplo | PAGE_SI_PDF : NC | FIABILITE : MOYENNE</w:t>
+      </w:r>
+    </w:p>
+    <w:p>
+      <w:r>
+        <w:rPr>
+          <w:b/>
+          <w:sz w:val="16"/>
+        </w:rPr>
+        <w:t>6. Dans les Pays de la Loire, l'Apec prévoit une hausse de l'emploi des cadres de 5 % en 2026</w:t>
+      </w:r>
+      <w:r>
+        <w:rPr>
+          <w:sz w:val="16"/>
+        </w:rPr>
+        <w:br/>
+        <w:t>ORGANISME_OU_MEDIA : Le Journal des Entreprises (relais Apec) | AUTEUR : non indiqué | DATE_PUBLICATION : 2026 | DATE_CONSULTATION : 2026-09-06</w:t>
+        <w:br/>
+        <w:t xml:space="preserve">URL : </w:t>
+      </w:r>
+      <w:hyperlink r:id="rId26">
+        <w:r>
+          <w:rPr>
+            <w:color w:val="0563C1"/>
+            <w:u w:val="single"/>
+          </w:rPr>
+          <w:t xml:space="preserve">https://www.lejournaldesentreprises.com/article/dans-les-pays-de-la-loire-lapec-prevoit-une-hausse-de-lemploi-des-cadres-de-5-en-2026-2140363</w:t>
+        </w:r>
+      </w:hyperlink>
+      <w:r>
+        <w:rPr>
+          <w:sz w:val="16"/>
+        </w:rPr>
+        <w:br/>
+        <w:t>PERIMETRE : Région Pays de la Loire | RESULTAT_UTILISE : 15 400 recrutements de cadres prévus en 2026 (+5 % vs +4 % national), 51 % dans les TPE-PME ; 14 670 cadres recrutés en 2025 (-1 %) ; industrie 20 % des recrutements. Extrait : « une projection de 15 400 recrutements, dont 51 % dans les TPE et PME » ; « 14 670 cadres recrutés (soit -1 % par rapport à 2024) » | PAGE_SI_PDF : NC | FIABILITE : MOYENNE</w:t>
+      </w:r>
+    </w:p>
+    <w:p>
+      <w:r>
+        <w:rPr>
+          <w:b/>
+          <w:sz w:val="16"/>
+        </w:rPr>
+        <w:t>7. Selon l'Apec, 17 300 recrutements de cadres dans les Hauts-de-France prévus en 2026</w:t>
+      </w:r>
+      <w:r>
+        <w:rPr>
+          <w:sz w:val="16"/>
+        </w:rPr>
+        <w:br/>
+        <w:t>ORGANISME_OU_MEDIA : Revue de presse CCI Hauts-de-France (scoop.it) / Apec | AUTEUR : non indiqué | DATE_PUBLICATION : 2026-04-08 | DATE_CONSULTATION : 2026-09-06</w:t>
+        <w:br/>
+        <w:t xml:space="preserve">URL : </w:t>
+      </w:r>
+      <w:hyperlink r:id="rId27">
+        <w:r>
+          <w:rPr>
+            <w:color w:val="0563C1"/>
+            <w:u w:val="single"/>
+          </w:rPr>
+          <w:t xml:space="preserve">https://www.scoop.it/topic/newseco-cci-hdf/p/4170799079/2026/04/08/selon-l-apec-17-3oo-recrutements-de-cadres-dans-les-hauts-de-france-prevus-en-2026</w:t>
+        </w:r>
+      </w:hyperlink>
+      <w:r>
+        <w:rPr>
+          <w:sz w:val="16"/>
+        </w:rPr>
+        <w:br/>
+        <w:t>PERIMETRE : Région Hauts-de-France | RESULTAT_UTILISE : 17 340 recrutements de cadres prévus en 2026 (+2 % vs +4 % national) ; 17 000 embauches en 2025 (-6 %) ; progression portée surtout par l'informatique et les services ; PME = deux tiers des recrutements ; industrie 18 %, construction 6 %. Extrait : « devraient légèrement rebondir (17 340 soit +2 %) » ; « Cette progression, plus faible qu'au niveau national, est portée surtout par l'informatique et les services » | PAGE_SI_PDF : NC | FIABILITE : MOYENNE</w:t>
+      </w:r>
+    </w:p>
+    <w:p>
+      <w:r>
+        <w:rPr>
+          <w:b/>
+          <w:sz w:val="16"/>
+        </w:rPr>
+        <w:t>8. L'Apec en Grand Est – Prévisions de recrutements de cadres 2026</w:t>
+      </w:r>
+      <w:r>
+        <w:rPr>
+          <w:sz w:val="16"/>
+        </w:rPr>
+        <w:br/>
+        <w:t>ORGANISME_OU_MEDIA : Apec | AUTEUR : non indiqué | DATE_PUBLICATION : 2026 | DATE_CONSULTATION : 2026-09-06</w:t>
+        <w:br/>
+        <w:t xml:space="preserve">URL : </w:t>
+      </w:r>
+      <w:hyperlink r:id="rId28">
+        <w:r>
+          <w:rPr>
+            <w:color w:val="0563C1"/>
+            <w:u w:val="single"/>
+          </w:rPr>
+          <w:t xml:space="preserve">https://corporate.apec.fr/lapec-en-grand-est.html</w:t>
+        </w:r>
+      </w:hyperlink>
+      <w:r>
+        <w:rPr>
+          <w:sz w:val="16"/>
+        </w:rPr>
+        <w:br/>
+        <w:t>PERIMETRE : Région Grand Est | RESULTAT_UTILISE : 13 340 recrutements de cadres prévus en 2026 (stabilisation, vs +4 % national) ; 13 330 recrutements en 2025 (-1 %) ; hausse attendue dans l'énergie et les activités informatiques, baisse dans ingénierie-R&amp;D, chimie, agroalimentaire. Extrait : « manager recruitments in the region should stabilize at 13,340 » ; « Manager hiring would progress in the energy and IT activities sectors » | PAGE_SI_PDF : NC | FIABILITE : FORTE</w:t>
+      </w:r>
+    </w:p>
+    <w:p>
+      <w:r>
+        <w:rPr>
+          <w:b/>
+          <w:sz w:val="16"/>
+        </w:rPr>
+        <w:t>9. En 2026, les recrutements de cadres devraient être en très légère hausse en Normandie</w:t>
+      </w:r>
+      <w:r>
+        <w:rPr>
+          <w:sz w:val="16"/>
+        </w:rPr>
+        <w:br/>
+        <w:t>ORGANISME_OU_MEDIA : Le Journal des Entreprises / La Gazette France (relais Apec) | AUTEUR : non indiqué | DATE_PUBLICATION : 2026 | DATE_CONSULTATION : 2026-09-06</w:t>
+        <w:br/>
+        <w:t xml:space="preserve">URL : </w:t>
+      </w:r>
+      <w:hyperlink r:id="rId29">
+        <w:r>
+          <w:rPr>
+            <w:color w:val="0563C1"/>
+            <w:u w:val="single"/>
+          </w:rPr>
+          <w:t xml:space="preserve">https://www.lejournaldesentreprises.com/breve/en-2026-les-recrutements-de-cadres-devraient-etre-en-tres-legere-hausse-en-normandie-2140430</w:t>
+        </w:r>
+      </w:hyperlink>
+      <w:r>
+        <w:rPr>
+          <w:sz w:val="16"/>
+        </w:rPr>
+        <w:br/>
+        <w:t>PERIMETRE : Région Normandie | RESULTAT_UTILISE : 6 140 recrutements de cadres prévus en 2026 (+1 % vs +4 % national) ; 6 070 cadres embauchés en 2025 (-7 %) ; répartition 2026 : services 37 %, industrie 29 %, services à forte VA 17 %, construction 10 %, commerce 7 %. Extrait : « une amélioration en 2026, cependant très légère (+ 1 %), avec 6 140 recrutements de cadres » ; « le recrutement des cadres a diminué de 7 % en 2025 [...] avec 6 070 cadres embauchés » | PAGE_SI_PDF : NC | FIABILITE : MOYENNE</w:t>
+      </w:r>
+    </w:p>
+    <w:p>
+      <w:r>
+        <w:rPr>
+          <w:b/>
+          <w:sz w:val="16"/>
+        </w:rPr>
+        <w:t>10. Recrutement de cadres en Bourgogne-Franche-Comté : une stabilisation attendue en 2026</w:t>
+      </w:r>
+      <w:r>
+        <w:rPr>
+          <w:sz w:val="16"/>
+        </w:rPr>
+        <w:br/>
+        <w:t>ORGANISME_OU_MEDIA : macommune.info (relais Apec) | AUTEUR : non indiqué | DATE_PUBLICATION : 2026 | DATE_CONSULTATION : 2026-09-06</w:t>
+        <w:br/>
+        <w:t xml:space="preserve">URL : </w:t>
+      </w:r>
+      <w:hyperlink r:id="rId30">
+        <w:r>
+          <w:rPr>
+            <w:color w:val="0563C1"/>
+            <w:u w:val="single"/>
+          </w:rPr>
+          <w:t xml:space="preserve">https://www.macommune.info/recrutement-de-cadres-en-bourgogne-franche-comte-une-stabilisation-attendue-en-2026/</w:t>
+        </w:r>
+      </w:hyperlink>
+      <w:r>
+        <w:rPr>
+          <w:sz w:val="16"/>
+        </w:rPr>
+        <w:br/>
+        <w:t>PERIMETRE : Région Bourgogne-Franche-Comté | RESULTAT_UTILISE : 5 810 embauches de cadres envisagées en 2026 (stable vs +4 % national) ; 5 810 cadres recrutés en 2025 (-1 % vs 2024) ; industrie 37 % (vs 14 % national), services à forte VA 27 %, autres services 23 %, commerce 9 %, construction 4 %. Extrait : « Les entreprises de Bourgogne-Franche-Comté envisagent 5.810 embauches de cadres pour 2026, selon l'enquête de l'Apec menée auprès de 443 sociétés régionales » | PAGE_SI_PDF : NC | FIABILITE : MOYENNE</w:t>
+      </w:r>
+    </w:p>
+    <w:p>
+      <w:r>
+        <w:rPr>
+          <w:b/>
+          <w:sz w:val="16"/>
+        </w:rPr>
+        <w:t>11. Les métiers cadres porteurs – Édition 2026 (PDF)</w:t>
+      </w:r>
+      <w:r>
+        <w:rPr>
+          <w:sz w:val="16"/>
+        </w:rPr>
+        <w:br/>
+        <w:t>ORGANISME_OU_MEDIA : Apec | AUTEUR : non indiqué | DATE_PUBLICATION : 2026-02-19 | DATE_CONSULTATION : 2026-09-06</w:t>
+        <w:br/>
+        <w:t xml:space="preserve">URL : </w:t>
+      </w:r>
+      <w:hyperlink r:id="rId31">
+        <w:r>
+          <w:rPr>
+            <w:color w:val="0563C1"/>
+            <w:u w:val="single"/>
+          </w:rPr>
+          <w:t xml:space="preserve">https://corporate.apec.fr/files/live/sites/corporate/files/Nos%20etudes/PDF/Les%20metiers%20cadres%20porteurs%20edition%202026.pdf</w:t>
+        </w:r>
+      </w:hyperlink>
+      <w:r>
+        <w:rPr>
+          <w:sz w:val="16"/>
+        </w:rPr>
+        <w:br/>
+        <w:t>PERIMETRE : France | RESULTAT_UTILISE : Développeur = 2e métier national avec 12 690 offres en 2025 ; chef de projet informatique 5 270 offres ; ces deux profils = 5 % de l'ensemble des offres cadres ; data engineer +10 % vs 2024 ; 10 métiers « poids lourds » = près d'un quart des offres. Extrait : « The developer profession ranks in second place nationally with 12,690 offers in 2025, while the IT project manager role follows with 5,270 offers. Together, these two profiles represent 5% of all executive job offers » | PAGE_SI_PDF : NC | FIABILITE : FORTE</w:t>
+      </w:r>
+    </w:p>
+    <w:p>
+      <w:r>
+        <w:rPr>
+          <w:b/>
+          <w:sz w:val="16"/>
+        </w:rPr>
+        <w:t>12. « Les métiers cadres porteurs - édition 2026 » (Apec - 19/02/2026)</w:t>
+      </w:r>
+      <w:r>
+        <w:rPr>
+          <w:sz w:val="16"/>
+        </w:rPr>
+        <w:br/>
+        <w:t>ORGANISME_OU_MEDIA : News Tank RH (relais Apec) | AUTEUR : non indiqué | DATE_PUBLICATION : 2026-02-19 | DATE_CONSULTATION : 2026-09-06</w:t>
+        <w:br/>
+        <w:t xml:space="preserve">URL : </w:t>
+      </w:r>
+      <w:hyperlink r:id="rId32">
+        <w:r>
+          <w:rPr>
+            <w:color w:val="0563C1"/>
+            <w:u w:val="single"/>
+          </w:rPr>
+          <w:t xml:space="preserve">https://rh.newstank.fr/article/view/431069/metiers-cadres-porteurs-edition-2026-apec-19-02-2026.html</w:t>
+        </w:r>
+      </w:hyperlink>
+      <w:r>
+        <w:rPr>
+          <w:sz w:val="16"/>
+        </w:rPr>
+        <w:br/>
+        <w:t>PERIMETRE : France | RESULTAT_UTILISE : Date de publication de l'étude Apec : 19/02/2026. Extrait : « Les métiers cadres porteurs - édition 2026 » (Apec -19/02/2026) | PAGE_SI_PDF : NC | FIABILITE : MOYENNE</w:t>
+      </w:r>
+    </w:p>
+    <w:p>
+      <w:r>
+        <w:rPr>
+          <w:b/>
+          <w:sz w:val="16"/>
+        </w:rPr>
+        <w:t>13. Baromètre Apec – 3e trimestre 2026</w:t>
+      </w:r>
+      <w:r>
+        <w:rPr>
+          <w:sz w:val="16"/>
+        </w:rPr>
+        <w:br/>
+        <w:t>ORGANISME_OU_MEDIA : Apec | AUTEUR : non indiqué | DATE_PUBLICATION : 2026-08 | DATE_CONSULTATION : 2026-09-06</w:t>
+        <w:br/>
+        <w:t xml:space="preserve">URL : </w:t>
+      </w:r>
+      <w:hyperlink r:id="rId33">
+        <w:r>
+          <w:rPr>
+            <w:color w:val="0563C1"/>
+            <w:u w:val="single"/>
+          </w:rPr>
+          <w:t xml:space="preserve">https://corporate.apec.fr/home/nos-etudes/toutes-nos-etudes/barometre-apec-3e-trimestre-2026.html</w:t>
+        </w:r>
+      </w:hyperlink>
+      <w:r>
+        <w:rPr>
+          <w:sz w:val="16"/>
+        </w:rPr>
+        <w:br/>
+        <w:t>PERIMETRE : France | RESULTAT_UTILISE : 7 % des entreprises (toutes tailles) envisagent de recruter au moins un cadre au T3 2026, plus bas niveau des dernières années ; 42 % des grandes entreprises (vs 48 % en mars et 45 % en juin 2025), plus bas depuis 2020 ; intentions stables dans les PME, légère hausse dans les TPE. Extrait : « Only 7% of companies of all sizes are planning to hire at least one executive in the 3rd quarter » ; « Only 42% of large companies plan to recruit at least one executive in Q3, compared to 48% in March and 45% in June 2025 » | PAGE_SI_PDF : NC | FIABILITE : FORTE</w:t>
+      </w:r>
+    </w:p>
+    <w:p>
+      <w:r>
+        <w:rPr>
+          <w:b/>
+          <w:sz w:val="16"/>
+        </w:rPr>
+        <w:t>14. Les intentions de recrutement de cadres en berne au troisième trimestre (Apec)</w:t>
+      </w:r>
+      <w:r>
+        <w:rPr>
+          <w:sz w:val="16"/>
+        </w:rPr>
+        <w:br/>
+        <w:t>ORGANISME_OU_MEDIA : Boursorama (AFP) / AEF Info | AUTEUR : non indiqué | DATE_PUBLICATION : 2026-08-25 | DATE_CONSULTATION : 2026-09-06</w:t>
+        <w:br/>
+        <w:t xml:space="preserve">URL : </w:t>
+      </w:r>
+      <w:hyperlink r:id="rId34">
+        <w:r>
+          <w:rPr>
+            <w:color w:val="0563C1"/>
+            <w:u w:val="single"/>
+          </w:rPr>
+          <w:t xml:space="preserve">https://www.boursorama.com/actualite-economique/actualites/les-intentions-de-recrutement-de-cadres-en-berne-au-troisieme-trimestre-apec-69414f2abed94c8963b82b47bd4f0cc1</w:t>
+        </w:r>
+      </w:hyperlink>
+      <w:r>
+        <w:rPr>
+          <w:sz w:val="16"/>
+        </w:rPr>
+        <w:br/>
+        <w:t>PERIMETRE : France | RESULTAT_UTILISE : Date de diffusion du baromètre T3 2026 : 25/08/2026 ; intentions de recrutement de cadres au plus bas faute de visibilité (conflit au Moyen-Orient) ; exception industrie (aéronautique, naval) +2 % sur un an. Extrait : « Les intentions de recrutement de cadres en berne au troisième trimestre (Apec) - 25/08/2026 » | PAGE_SI_PDF : NC | FIABILITE : MOYENNE</w:t>
+      </w:r>
+    </w:p>
+    <w:p>
+      <w:r>
+        <w:rPr>
+          <w:b/>
+          <w:sz w:val="16"/>
+        </w:rPr>
+        <w:t>15. -20 % d'offres développeurs en 2025 selon une étude de l'APEC</w:t>
+      </w:r>
+      <w:r>
+        <w:rPr>
+          <w:sz w:val="16"/>
+        </w:rPr>
+        <w:br/>
+        <w:t>ORGANISME_OU_MEDIA : Programmez! (relais Apec « Les métiers cadres porteurs 2026 ») | AUTEUR : non indiqué | DATE_PUBLICATION : 2026 | DATE_CONSULTATION : 2026-09-06</w:t>
+        <w:br/>
+        <w:t xml:space="preserve">URL : </w:t>
+      </w:r>
+      <w:hyperlink r:id="rId35">
+        <w:r>
+          <w:rPr>
+            <w:color w:val="0563C1"/>
+            <w:u w:val="single"/>
+          </w:rPr>
+          <w:t xml:space="preserve">https://www.programmez.com/actualites/20-doffres-developpeurs-en-2025-selon-une-etude-de-lapec-39071</w:t>
+        </w:r>
+      </w:hyperlink>
+      <w:r>
+        <w:rPr>
+          <w:sz w:val="16"/>
+        </w:rPr>
+        <w:br/>
+        <w:t>PERIMETRE : France | RESULTAT_UTILISE : Offres cadres développeurs -20 % en 2025 vs 2024 ; -60 % vs 2022 ; chefs de projets IT -23 % ; offres pour cadres IT débutants déjà -19 % en 2024. Extrait : « The study points to a 20% decrease in executive developer job offers for 2025 compared to 2024. Compared to 2022, the decline is very severe: -60%! » ; « -20% of programmer offers and -23% for IT project managers » | PAGE_SI_PDF : NC | FIABILITE : MOYENNE</w:t>
+      </w:r>
+    </w:p>
+    <w:p>
+      <w:r>
+        <w:rPr>
+          <w:b/>
+          <w:sz w:val="16"/>
+        </w:rPr>
+        <w:t>16. Informatique : effondrement des offres d'emploi</w:t>
+      </w:r>
+      <w:r>
+        <w:rPr>
+          <w:sz w:val="16"/>
+        </w:rPr>
+        <w:br/>
+        <w:t>ORGANISME_OU_MEDIA : L'Essentiel de l'Éco | AUTEUR : non indiqué | DATE_PUBLICATION : 2026 | DATE_CONSULTATION : 2026-09-06</w:t>
+        <w:br/>
+        <w:t xml:space="preserve">URL : </w:t>
+      </w:r>
+      <w:hyperlink r:id="rId36">
+        <w:r>
+          <w:rPr>
+            <w:color w:val="0563C1"/>
+            <w:u w:val="single"/>
+          </w:rPr>
+          <w:t xml:space="preserve">https://lessentieldeleco.fr/6641-informatique-effondrement-des-offres-demploi/</w:t>
+        </w:r>
+      </w:hyperlink>
+      <w:r>
+        <w:rPr>
+          <w:sz w:val="16"/>
+        </w:rPr>
+        <w:br/>
+        <w:t>PERIMETRE : France | RESULTAT_UTILISE : Recrutements de cadres dans les fonctions informatiques -21 % entre 2023 et 2025. Extrait : « recruitment of executives in IT functions has fallen 21% between 2023 and 2025 » | PAGE_SI_PDF : NC | FIABILITE : FAIBLE</w:t>
+      </w:r>
+    </w:p>
+    <w:p>
+      <w:r>
+        <w:rPr>
+          <w:b/>
+          <w:sz w:val="16"/>
+        </w:rPr>
+        <w:t>17. Les rémunérations des cadres dans 111 familles de métiers – Édition 2025</w:t>
+      </w:r>
+      <w:r>
+        <w:rPr>
+          <w:sz w:val="16"/>
+        </w:rPr>
+        <w:br/>
+        <w:t>ORGANISME_OU_MEDIA : Apec | AUTEUR : non indiqué | DATE_PUBLICATION : 2025 | DATE_CONSULTATION : 2026-09-06</w:t>
+        <w:br/>
+        <w:t xml:space="preserve">URL : </w:t>
+      </w:r>
+      <w:hyperlink r:id="rId37">
+        <w:r>
+          <w:rPr>
+            <w:color w:val="0563C1"/>
+            <w:u w:val="single"/>
+          </w:rPr>
+          <w:t xml:space="preserve">https://corporate.apec.fr/home/nos-etudes/toutes-nos-etudes/les-remunerations-des-cadres-dans-111-familles-de-metiers-edition-2025.html</w:t>
+        </w:r>
+      </w:hyperlink>
+      <w:r>
+        <w:rPr>
+          <w:sz w:val="16"/>
+        </w:rPr>
+        <w:br/>
+        <w:t>PERIMETRE : France | RESULTAT_UTILISE : Développeur : fourchette 34-53 k€, moyenne 43 k€ ; architecte en développement 35-65 k€, moyenne 48 k€ ; médiane tous cadres 55 k€, 80 % entre 38 et 95 k€. Extrait : « Le développeur affiche une fourchette salariale entre 34 K€ et 53 K€ avec une moyenne de 43 K€ selon l'étude Apec 2025 » ; « La rémunération médiane des cadres en poste (salaire fixe + part variable) s'établit à 55 K€ » | PAGE_SI_PDF : NC | FIABILITE : FORTE</w:t>
+      </w:r>
+    </w:p>
+    <w:p>
+      <w:r>
+        <w:rPr>
+          <w:b/>
+          <w:sz w:val="16"/>
+        </w:rPr>
+        <w:t>18. Baromètre 2025 de la rémunération des cadres (PDF)</w:t>
+      </w:r>
+      <w:r>
+        <w:rPr>
+          <w:sz w:val="16"/>
+        </w:rPr>
+        <w:br/>
+        <w:t>ORGANISME_OU_MEDIA : Apec | AUTEUR : non indiqué | DATE_PUBLICATION : 2025 | DATE_CONSULTATION : 2026-09-06</w:t>
+        <w:br/>
+        <w:t xml:space="preserve">URL : </w:t>
+      </w:r>
+      <w:hyperlink r:id="rId38">
+        <w:r>
+          <w:rPr>
+            <w:color w:val="0563C1"/>
+            <w:u w:val="single"/>
+          </w:rPr>
+          <w:t xml:space="preserve">https://corporate.apec.fr/files/live/sites/corporate/files/Nos%20etudes/PDF/Barometre%202025%20remuneration%20cadres.pdf</w:t>
+        </w:r>
+      </w:hyperlink>
+      <w:r>
+        <w:rPr>
+          <w:sz w:val="16"/>
+        </w:rPr>
+        <w:br/>
+        <w:t>PERIMETRE : France | RESULTAT_UTILISE : URL du PDF du baromètre 2025 (chiffres non visibles dans l'extrait). Extrait : « Baromètre 2025 de la rémunération des cadres » | PAGE_SI_PDF : NC | FIABILITE : FORTE</w:t>
+      </w:r>
+    </w:p>
+    <w:p>
+      <w:r>
+        <w:rPr>
+          <w:b/>
+          <w:sz w:val="16"/>
+        </w:rPr>
+        <w:t>19. Emploi cadre en Occitanie : les recrutements attendus en hausse en 2026</w:t>
+      </w:r>
+      <w:r>
+        <w:rPr>
+          <w:sz w:val="16"/>
+        </w:rPr>
+        <w:br/>
+        <w:t>ORGANISME_OU_MEDIA : La Gazette du Midi (relais Apec) | AUTEUR : non indiqué | DATE_PUBLICATION : 2026 | DATE_CONSULTATION : 2026-09-06</w:t>
+        <w:br/>
+        <w:t xml:space="preserve">URL : </w:t>
+      </w:r>
+      <w:hyperlink r:id="rId39">
+        <w:r>
+          <w:rPr>
+            <w:color w:val="0563C1"/>
+            <w:u w:val="single"/>
+          </w:rPr>
+          <w:t xml:space="preserve">https://gazette-du-midi.fr/au-sommaire/entreprises/emploi-cadre-l-apec-prevoit-un-retour-a-la-hausse-des-recrutements-cette-annee</w:t>
+        </w:r>
+      </w:hyperlink>
+      <w:r>
+        <w:rPr>
+          <w:sz w:val="16"/>
+        </w:rPr>
+        <w:br/>
+        <w:t>PERIMETRE : Région Occitanie | RESULTAT_UTILISE : Occitanie : recrutements de cadres de 18 340 (2025) à 19 500 (2026), +6 %, niveau inédit ; reprise portée par l'aéronautique, les services informatiques et l'ingénierie R&amp;D ; Haute-Garonne 139 910 cadres ; national informatique 60 120 recrutements prévus 2026 (+5 %). Extrait : « l'Apec prévoit une augmentation du volume de recrutements de 6 %, passant de 18 340 à 19 500 en un an » ; « L'informatique commencerait à reprendre des couleurs, avec 60 120 recrutements prévus en 2026 (+5 % par rapport à 2025) » | PAGE_SI_PDF : NC | FIABILITE : MOYENNE</w:t>
+      </w:r>
+    </w:p>
+    <w:p>
+      <w:r>
+        <w:rPr>
+          <w:b/>
+          <w:sz w:val="16"/>
+        </w:rPr>
+        <w:t>20. Occitanie : les recrutements de cadres repartent à la hausse et pourraient retrouver leur sommet dès 2026</w:t>
+      </w:r>
+      <w:r>
+        <w:rPr>
+          <w:sz w:val="16"/>
+        </w:rPr>
+        <w:br/>
+        <w:t>ORGANISME_OU_MEDIA : Entreprises Occitanie (relais Apec) | AUTEUR : non indiqué | DATE_PUBLICATION : 2026 | DATE_CONSULTATION : 2026-09-06</w:t>
+        <w:br/>
+        <w:t xml:space="preserve">URL : </w:t>
+      </w:r>
+      <w:hyperlink r:id="rId40">
+        <w:r>
+          <w:rPr>
+            <w:color w:val="0563C1"/>
+            <w:u w:val="single"/>
+          </w:rPr>
+          <w:t xml:space="preserve">https://www.entreprises-occitanie.com/actualites/occitanie-les-recrutements-de-cadres-repartent-la-hausse-et-pourraient-retrouver-leur</w:t>
+        </w:r>
+      </w:hyperlink>
+      <w:r>
+        <w:rPr>
+          <w:sz w:val="16"/>
+        </w:rPr>
+        <w:br/>
+        <w:t>PERIMETRE : Région Occitanie (Toulouse, Montpellier) | RESULTAT_UTILISE : +6 %, 19 500 recrutements (record) grâce à l'aéronautique (Toulouse) et aux services informatiques (Montpellier). Extrait : « La reprise s'annonce très forte en Occitanie (+6%, avec 19500 recrutements, un record), grâce à l'aéronautique dans la région de Toulouse mais aussi aux services informatiques dans celle de Montpellier » | PAGE_SI_PDF : NC | FIABILITE : MOYENNE</w:t>
+      </w:r>
+    </w:p>
+    <w:p>
+      <w:r>
+        <w:rPr>
+          <w:b/>
+          <w:sz w:val="16"/>
+        </w:rPr>
+        <w:t>21. Emploi des cadres : Provence-Alpes-Côte d'Azur en quête de ressources</w:t>
+      </w:r>
+      <w:r>
+        <w:rPr>
+          <w:sz w:val="16"/>
+        </w:rPr>
+        <w:br/>
+        <w:t>ORGANISME_OU_MEDIA : Les Nouvelles Publications / mesinfos.fr (relais Apec) | AUTEUR : non indiqué | DATE_PUBLICATION : 2026 | DATE_CONSULTATION : 2026-09-06</w:t>
+        <w:br/>
+        <w:t xml:space="preserve">URL : </w:t>
+      </w:r>
+      <w:hyperlink r:id="rId41">
+        <w:r>
+          <w:rPr>
+            <w:color w:val="0563C1"/>
+            <w:u w:val="single"/>
+          </w:rPr>
+          <w:t xml:space="preserve">https://mesinfos.fr/13118-istres/emploi-des-cadres-provence-alpes-cote-d-azur-en-quete-de-ressources-243804.html</w:t>
+        </w:r>
+      </w:hyperlink>
+      <w:r>
+        <w:rPr>
+          <w:sz w:val="16"/>
+        </w:rPr>
+        <w:br/>
+        <w:t>PERIMETRE : Région Provence-Alpes-Côte d'Azur et Corse | RESULTAT_UTILISE : PACA-Corse : +4 % en 2026, 18 800 embauches de cadres ; développement informatique = 1er métier avec 6 % des offres cadres, suivi de la gestion de projets informatiques et infrastructure/systèmes ; services à forte VA 49 % des recrutements régionaux 2026. Extrait : « une progression de 4 % en 2026 (18 800 embauches de cadres), portée par la bonne tenue de ses activités informatiques et de conseil » ; « le développement informatique arrive en tête avec 6% des offres d'emploi de cadres » | PAGE_SI_PDF : NC | FIABILITE : MOYENNE</w:t>
+      </w:r>
+    </w:p>
+    <w:p>
+      <w:r>
+        <w:rPr>
+          <w:b/>
+          <w:sz w:val="16"/>
+        </w:rPr>
+        <w:t>22. Les recrutements de cadres IT repartent à la hausse en 2026</w:t>
+      </w:r>
+      <w:r>
+        <w:rPr>
+          <w:sz w:val="16"/>
+        </w:rPr>
+        <w:br/>
+        <w:t>ORGANISME_OU_MEDIA : Le Monde Informatique (relais Apec) | AUTEUR : non indiqué | DATE_PUBLICATION : 2026 | DATE_CONSULTATION : 2026-09-06</w:t>
+        <w:br/>
+        <w:t xml:space="preserve">URL : </w:t>
+      </w:r>
+      <w:hyperlink r:id="rId42">
+        <w:r>
+          <w:rPr>
+            <w:color w:val="0563C1"/>
+            <w:u w:val="single"/>
+          </w:rPr>
+          <w:t xml:space="preserve">https://www.lemondeinformatique.fr/actualites/lire-les-recrutements-de-cadres-it-repartent-a-la-hausse-en-2026-99899.html</w:t>
+        </w:r>
+      </w:hyperlink>
+      <w:r>
+        <w:rPr>
+          <w:sz w:val="16"/>
+        </w:rPr>
+        <w:br/>
+        <w:t>PERIMETRE : France | RESULTAT_UTILISE : Activités informatiques et télécoms : 60 100 recrutements de cadres prévus en 2026, +5 % sur un an, après un 2025 en baisse ; cadres informaticiens 61 160 recrutements prévus (+4 %) ; IDF 143 160 (+5 %), 64 % dans les services à forte VA. Extrait : « l'Apec prévoit 60.100 recrutements de cadres en 2026, soit une progression de 5% sur un an » ; « IT executives are expected to remain the most sought-after profiles in France overall, with 61,160 recruitments planned for 2026, up 4% » | PAGE_SI_PDF : NC | FIABILITE : MOYENNE</w:t>
+      </w:r>
+    </w:p>
+    <w:p>
+      <w:r>
+        <w:rPr>
+          <w:b/>
+          <w:sz w:val="16"/>
+        </w:rPr>
+        <w:t>23. Prévisions 2026 de recrutements de cadres en Centre-Val de Loire (PDF)</w:t>
+      </w:r>
+      <w:r>
+        <w:rPr>
+          <w:sz w:val="16"/>
+        </w:rPr>
+        <w:br/>
+        <w:t>ORGANISME_OU_MEDIA : Apec | AUTEUR : non indiqué | DATE_PUBLICATION : 2026 | DATE_CONSULTATION : 2026-09-06</w:t>
+        <w:br/>
+        <w:t xml:space="preserve">URL : </w:t>
+      </w:r>
+      <w:hyperlink r:id="rId43">
+        <w:r>
+          <w:rPr>
+            <w:color w:val="0563C1"/>
+            <w:u w:val="single"/>
+          </w:rPr>
+          <w:t xml:space="preserve">https://corporate.apec.fr/files/live/sites/corporate/files/Nos%20regions/pdf/Previsions%20de%20recrutement%20de%20cadres%202026_Centre_Val%20de%20Loire.pdf</w:t>
+        </w:r>
+      </w:hyperlink>
+      <w:r>
+        <w:rPr>
+          <w:sz w:val="16"/>
+        </w:rPr>
+        <w:br/>
+        <w:t>PERIMETRE : Région Centre-Val de Loire | RESULTAT_UTILISE : 7 000 recrutements de cadres prévus en 2026 (+1 % vs +4 % national), 40 % dans l'industrie ; 6 930 cadres recrutés en 2025 (+4 % vs -3 % national), dynamisme des industries de défense. Extrait : « 7 000 recrutements de cadres sont prévus en 2026, soit +1 % (vs +4 % pour la moyenne nationale), avec 40 % des recrutements de cadres réalisés par les entreprises de l'industrie » ; « échantillon de 319 établissements du secteur privé » | PAGE_SI_PDF : NC | FIABILITE : FORTE</w:t>
+      </w:r>
+    </w:p>
+    <w:p>
+      <w:r>
+        <w:rPr>
+          <w:b/>
+          <w:sz w:val="16"/>
+        </w:rPr>
+        <w:t>24. Enquête BMO 2026 : France Travail déploie sa stratégie sectorielle face à près de 2,3 millions de projets de recrutement</w:t>
       </w:r>
       <w:r>
         <w:rPr>
@@ -11872,7 +12654,7 @@
         <w:br/>
         <w:t xml:space="preserve">URL : </w:t>
       </w:r>
-      <w:hyperlink r:id="rId22">
+      <w:hyperlink r:id="rId44">
         <w:r>
           <w:rPr>
             <w:color w:val="0563C1"/>
@@ -11895,7 +12677,7 @@
           <w:b/>
           <w:sz w:val="16"/>
         </w:rPr>
-        <w:t>2. Enquête BMO France Travail 2026 : 2,3M projets de recrutement</w:t>
+        <w:t>25. Enquête BMO France Travail 2026 : 2,3M projets de recrutement</w:t>
       </w:r>
       <w:r>
         <w:rPr>
@@ -11906,7 +12688,7 @@
         <w:br/>
         <w:t xml:space="preserve">URL : </w:t>
       </w:r>
-      <w:hyperlink r:id="rId23">
+      <w:hyperlink r:id="rId45">
         <w:r>
           <w:rPr>
             <w:color w:val="0563C1"/>
@@ -11929,7 +12711,7 @@
           <w:b/>
           <w:sz w:val="16"/>
         </w:rPr>
-        <w:t>3. Ce que dit France Travail sur les intentions de recrutement en 2026</w:t>
+        <w:t>26. Ce que dit France Travail sur les intentions de recrutement en 2026</w:t>
       </w:r>
       <w:r>
         <w:rPr>
@@ -11940,7 +12722,7 @@
         <w:br/>
         <w:t xml:space="preserve">URL : </w:t>
       </w:r>
-      <w:hyperlink r:id="rId24">
+      <w:hyperlink r:id="rId46">
         <w:r>
           <w:rPr>
             <w:color w:val="0563C1"/>
@@ -11963,7 +12745,7 @@
           <w:b/>
           <w:sz w:val="16"/>
         </w:rPr>
-        <w:t>4. Besoins en main-d'œuvre (BMO) 2026 : 44 250 recrutements attendus en 2026 dans le 06, des tensions toujours fortes sur le marché de l'emploi</w:t>
+        <w:t>27. Besoins en main-d'œuvre (BMO) 2026 : 44 250 recrutements attendus en 2026 dans le 06, des tensions toujours fortes sur le marché de l'emploi</w:t>
       </w:r>
       <w:r>
         <w:rPr>
@@ -11974,7 +12756,7 @@
         <w:br/>
         <w:t xml:space="preserve">URL : </w:t>
       </w:r>
-      <w:hyperlink r:id="rId25">
+      <w:hyperlink r:id="rId47">
         <w:r>
           <w:rPr>
             <w:color w:val="0563C1"/>
@@ -11997,7 +12779,7 @@
           <w:b/>
           <w:sz w:val="16"/>
         </w:rPr>
-        <w:t>5. BMO France Travail 2025 : les métiers qui recrutent et comment s'y former</w:t>
+        <w:t>28. BMO France Travail 2025 : les métiers qui recrutent et comment s'y former</w:t>
       </w:r>
       <w:r>
         <w:rPr>
@@ -12008,7 +12790,7 @@
         <w:br/>
         <w:t xml:space="preserve">URL : </w:t>
       </w:r>
-      <w:hyperlink r:id="rId26">
+      <w:hyperlink r:id="rId48">
         <w:r>
           <w:rPr>
             <w:color w:val="0563C1"/>
@@ -12031,7 +12813,7 @@
           <w:b/>
           <w:sz w:val="16"/>
         </w:rPr>
-        <w:t>6. Besoins en main-d'œuvre (BMO) 2025 - communiqué</w:t>
+        <w:t>29. Besoins en main-d'œuvre (BMO) 2025 - communiqué</w:t>
       </w:r>
       <w:r>
         <w:rPr>
@@ -12042,7 +12824,7 @@
         <w:br/>
         <w:t xml:space="preserve">URL : </w:t>
       </w:r>
-      <w:hyperlink r:id="rId27">
+      <w:hyperlink r:id="rId49">
         <w:r>
           <w:rPr>
             <w:color w:val="0563C1"/>
@@ -12065,7 +12847,7 @@
           <w:b/>
           <w:sz w:val="16"/>
         </w:rPr>
-        <w:t>7. Les offres dev ont chuté de 80% en France : comment survivre au marché 2026</w:t>
+        <w:t>30. Les offres dev ont chuté de 80% en France : comment survivre au marché 2026</w:t>
       </w:r>
       <w:r>
         <w:rPr>
@@ -12076,7 +12858,7 @@
         <w:br/>
         <w:t xml:space="preserve">URL : </w:t>
       </w:r>
-      <w:hyperlink r:id="rId28">
+      <w:hyperlink r:id="rId50">
         <w:r>
           <w:rPr>
             <w:color w:val="0563C1"/>
@@ -12099,7 +12881,7 @@
           <w:b/>
           <w:sz w:val="16"/>
         </w:rPr>
-        <w:t>8. L'emploi IT devrait rebondir en France en 2026</w:t>
+        <w:t>31. L'emploi IT devrait rebondir en France en 2026</w:t>
       </w:r>
       <w:r>
         <w:rPr>
@@ -12133,7 +12915,7 @@
           <w:b/>
           <w:sz w:val="16"/>
         </w:rPr>
-        <w:t>9. Métiers du numérique : les tendances de l'emploi en 2024</w:t>
+        <w:t>32. Métiers du numérique : les tendances de l'emploi en 2024</w:t>
       </w:r>
       <w:r>
         <w:rPr>
@@ -12144,7 +12926,7 @@
         <w:br/>
         <w:t xml:space="preserve">URL : </w:t>
       </w:r>
-      <w:hyperlink r:id="rId29">
+      <w:hyperlink r:id="rId51">
         <w:r>
           <w:rPr>
             <w:color w:val="0563C1"/>
@@ -12167,7 +12949,7 @@
           <w:b/>
           <w:sz w:val="16"/>
         </w:rPr>
-        <w:t>10. Prévisions de recrutements de cadres 2026</w:t>
+        <w:t>33. Prévisions de recrutements de cadres 2026</w:t>
       </w:r>
       <w:r>
         <w:rPr>
@@ -12178,7 +12960,7 @@
         <w:br/>
         <w:t xml:space="preserve">URL : </w:t>
       </w:r>
-      <w:hyperlink r:id="rId30">
+      <w:hyperlink r:id="rId52">
         <w:r>
           <w:rPr>
             <w:color w:val="0563C1"/>
@@ -12201,7 +12983,7 @@
           <w:b/>
           <w:sz w:val="16"/>
         </w:rPr>
-        <w:t>11. Recrutements de cadres : après deux années de recul, le marché pourrait redémarrer en 2026</w:t>
+        <w:t>34. Recrutements de cadres : après deux années de recul, le marché pourrait redémarrer en 2026</w:t>
       </w:r>
       <w:r>
         <w:rPr>
@@ -12212,7 +12994,7 @@
         <w:br/>
         <w:t xml:space="preserve">URL : </w:t>
       </w:r>
-      <w:hyperlink r:id="rId31">
+      <w:hyperlink r:id="rId53">
         <w:r>
           <w:rPr>
             <w:color w:val="0563C1"/>
@@ -12235,7 +13017,7 @@
           <w:b/>
           <w:sz w:val="16"/>
         </w:rPr>
-        <w:t>12. L'Apec table sur un redémarrage prudent du recrutement des cadres IT en 2026</w:t>
+        <w:t>35. L'Apec table sur un redémarrage prudent du recrutement des cadres IT en 2026</w:t>
       </w:r>
       <w:r>
         <w:rPr>
@@ -12246,7 +13028,7 @@
         <w:br/>
         <w:t xml:space="preserve">URL : </w:t>
       </w:r>
-      <w:hyperlink r:id="rId32">
+      <w:hyperlink r:id="rId54">
         <w:r>
           <w:rPr>
             <w:color w:val="0563C1"/>
@@ -12269,7 +13051,7 @@
           <w:b/>
           <w:sz w:val="16"/>
         </w:rPr>
-        <w:t>13. Bilan 2025 des recrutements cadres et les prévisions 2026 (Apec - 02/04/2026)</w:t>
+        <w:t>36. Bilan 2025 des recrutements cadres et les prévisions 2026 (Apec - 02/04/2026)</w:t>
       </w:r>
       <w:r>
         <w:rPr>
@@ -12280,7 +13062,7 @@
         <w:br/>
         <w:t xml:space="preserve">URL : </w:t>
       </w:r>
-      <w:hyperlink r:id="rId33">
+      <w:hyperlink r:id="rId55">
         <w:r>
           <w:rPr>
             <w:color w:val="0563C1"/>
@@ -12303,7 +13085,7 @@
           <w:b/>
           <w:sz w:val="16"/>
         </w:rPr>
-        <w:t>14. Baromètre Apec – 1er trimestre 2026</w:t>
+        <w:t>37. Baromètre Apec – 1er trimestre 2026</w:t>
       </w:r>
       <w:r>
         <w:rPr>
@@ -12314,7 +13096,7 @@
         <w:br/>
         <w:t xml:space="preserve">URL : </w:t>
       </w:r>
-      <w:hyperlink r:id="rId34">
+      <w:hyperlink r:id="rId56">
         <w:r>
           <w:rPr>
             <w:color w:val="0563C1"/>
@@ -12337,7 +13119,7 @@
           <w:b/>
           <w:sz w:val="16"/>
         </w:rPr>
-        <w:t>15. Baromètre des intentions de recrutement de cadres 2e trimestre 2026</w:t>
+        <w:t>38. Baromètre des intentions de recrutement de cadres 2e trimestre 2026</w:t>
       </w:r>
       <w:r>
         <w:rPr>
@@ -12348,7 +13130,7 @@
         <w:br/>
         <w:t xml:space="preserve">URL : </w:t>
       </w:r>
-      <w:hyperlink r:id="rId35">
+      <w:hyperlink r:id="rId57">
         <w:r>
           <w:rPr>
             <w:color w:val="0563C1"/>
@@ -12371,7 +13153,7 @@
           <w:b/>
           <w:sz w:val="16"/>
         </w:rPr>
-        <w:t>16. Recrutements de cadres : un premier trimestre 2026 sous de meilleurs auspices</w:t>
+        <w:t>39. Recrutements de cadres : un premier trimestre 2026 sous de meilleurs auspices</w:t>
       </w:r>
       <w:r>
         <w:rPr>
@@ -12382,7 +13164,7 @@
         <w:br/>
         <w:t xml:space="preserve">URL : </w:t>
       </w:r>
-      <w:hyperlink r:id="rId36">
+      <w:hyperlink r:id="rId58">
         <w:r>
           <w:rPr>
             <w:color w:val="0563C1"/>
@@ -12405,52 +13187,18 @@
           <w:b/>
           <w:sz w:val="16"/>
         </w:rPr>
-        <w:t>17. -20 % d'offres développeurs en 2025 selon une étude de l'APEC</w:t>
-      </w:r>
-      <w:r>
-        <w:rPr>
-          <w:sz w:val="16"/>
-        </w:rPr>
-        <w:br/>
-        <w:t>ORGANISME_OU_MEDIA : Programmez! (presse spécialisée) relayant Apec 'Les métiers cadres porteurs en 2025' | AUTEUR : non indiqué | DATE_PUBLICATION : 2025 | DATE_CONSULTATION : 2026-09-06</w:t>
+        <w:t>40. La demande en développeurs et chefs de projets IT s'érode en 2025</w:t>
+      </w:r>
+      <w:r>
+        <w:rPr>
+          <w:sz w:val="16"/>
+        </w:rPr>
+        <w:br/>
+        <w:t>ORGANISME_OU_MEDIA : Le Monde Informatique relayant Apec | AUTEUR : non indiqué | DATE_PUBLICATION : 2025 | DATE_CONSULTATION : 2026-09-06</w:t>
         <w:br/>
         <w:t xml:space="preserve">URL : </w:t>
       </w:r>
-      <w:hyperlink r:id="rId37">
-        <w:r>
-          <w:rPr>
-            <w:color w:val="0563C1"/>
-            <w:u w:val="single"/>
-          </w:rPr>
-          <w:t xml:space="preserve">https://www.programmez.com/actualites/20-doffres-developpeurs-en-2025-selon-une-etude-de-lapec-39071</w:t>
-        </w:r>
-      </w:hyperlink>
-      <w:r>
-        <w:rPr>
-          <w:sz w:val="16"/>
-        </w:rPr>
-        <w:br/>
-        <w:t>PERIMETRE : France, offres cadres publiées sur apec.fr, métier développeur | RESULTAT_UTILISE : -20 % d'offres développeurs cadres en 2025 vs 2024 ; 12 690 offres développeurs en 2025 ; développeurs + chefs de projets IT = 5 % des offres cadres apec.fr ; -60 % par rapport à 2022 ; 21 % des offres visent des profils débutants ; 29 % des offres concentrées en Île-de-France | PAGE_SI_PDF : Étude Apec source : https://corporate.apec.fr/files/live/sites/corporate/files/Nos%20etudes/PDF/Etude%20Apec%20-%20Les%20metiers%20cadres%20porteurs%20en%202025.pdf | FIABILITE : MOYENNE</w:t>
-      </w:r>
-    </w:p>
-    <w:p>
-      <w:r>
-        <w:rPr>
-          <w:b/>
-          <w:sz w:val="16"/>
-        </w:rPr>
-        <w:t>18. La demande en développeurs et chefs de projets IT s'érode en 2025</w:t>
-      </w:r>
-      <w:r>
-        <w:rPr>
-          <w:sz w:val="16"/>
-        </w:rPr>
-        <w:br/>
-        <w:t>ORGANISME_OU_MEDIA : Le Monde Informatique relayant Apec | AUTEUR : non indiqué | DATE_PUBLICATION : 2025 | DATE_CONSULTATION : 2026-09-06</w:t>
-        <w:br/>
-        <w:t xml:space="preserve">URL : </w:t>
-      </w:r>
-      <w:hyperlink r:id="rId38">
+      <w:hyperlink r:id="rId59">
         <w:r>
           <w:rPr>
             <w:color w:val="0563C1"/>
@@ -12473,7 +13221,7 @@
           <w:b/>
           <w:sz w:val="16"/>
         </w:rPr>
-        <w:t>19. Les métiers cadres porteurs en 2025 (étude Apec, PDF)</w:t>
+        <w:t>41. Les métiers cadres porteurs en 2025 (étude Apec, PDF)</w:t>
       </w:r>
       <w:r>
         <w:rPr>
@@ -12484,7 +13232,7 @@
         <w:br/>
         <w:t xml:space="preserve">URL : </w:t>
       </w:r>
-      <w:hyperlink r:id="rId39">
+      <w:hyperlink r:id="rId60">
         <w:r>
           <w:rPr>
             <w:color w:val="0563C1"/>
@@ -12507,7 +13255,7 @@
           <w:b/>
           <w:sz w:val="16"/>
         </w:rPr>
-        <w:t>20. Observatoire de l'emploi IDF - statistiques France Travail Île-de-France (BMO 2026 numérique)</w:t>
+        <w:t>42. Observatoire de l'emploi IDF - statistiques France Travail Île-de-France (BMO 2026 numérique)</w:t>
       </w:r>
       <w:r>
         <w:rPr>
@@ -12518,7 +13266,7 @@
         <w:br/>
         <w:t xml:space="preserve">URL : </w:t>
       </w:r>
-      <w:hyperlink r:id="rId40">
+      <w:hyperlink r:id="rId61">
         <w:r>
           <w:rPr>
             <w:color w:val="0563C1"/>
@@ -12541,7 +13289,7 @@
           <w:b/>
           <w:sz w:val="16"/>
         </w:rPr>
-        <w:t>21. Jeunes diplômé.es d'un Bac +5 : une insertion plus difficile et au prix de concessions importantes</w:t>
+        <w:t>43. Jeunes diplômé.es d'un Bac +5 : une insertion plus difficile et au prix de concessions importantes</w:t>
       </w:r>
       <w:r>
         <w:rPr>
@@ -12552,7 +13300,7 @@
         <w:br/>
         <w:t xml:space="preserve">URL : </w:t>
       </w:r>
-      <w:hyperlink r:id="rId41">
+      <w:hyperlink r:id="rId62">
         <w:r>
           <w:rPr>
             <w:color w:val="0563C1"/>
@@ -12575,7 +13323,7 @@
           <w:b/>
           <w:sz w:val="16"/>
         </w:rPr>
-        <w:t>22. Les prévisions d'emploi des cadres en berne affectent les jeunes diplômés</w:t>
+        <w:t>44. Les prévisions d'emploi des cadres en berne affectent les jeunes diplômés</w:t>
       </w:r>
       <w:r>
         <w:rPr>
@@ -12586,7 +13334,7 @@
         <w:br/>
         <w:t xml:space="preserve">URL : </w:t>
       </w:r>
-      <w:hyperlink r:id="rId42">
+      <w:hyperlink r:id="rId63">
         <w:r>
           <w:rPr>
             <w:color w:val="0563C1"/>
@@ -12609,7 +13357,7 @@
           <w:b/>
           <w:sz w:val="16"/>
         </w:rPr>
-        <w:t>23. Les salaires des cadres IT analysés par l'Apec en 2025</w:t>
+        <w:t>45. Les salaires des cadres IT analysés par l'Apec en 2025</w:t>
       </w:r>
       <w:r>
         <w:rPr>
@@ -12620,7 +13368,7 @@
         <w:br/>
         <w:t xml:space="preserve">URL : </w:t>
       </w:r>
-      <w:hyperlink r:id="rId43">
+      <w:hyperlink r:id="rId64">
         <w:r>
           <w:rPr>
             <w:color w:val="0563C1"/>
@@ -12643,7 +13391,7 @@
           <w:b/>
           <w:sz w:val="16"/>
         </w:rPr>
-        <w:t>24. Grille de salaires tech &amp; cadres 2026 : le guide complet (Paris &amp; France)</w:t>
+        <w:t>46. Grille de salaires tech &amp; cadres 2026 : le guide complet (Paris &amp; France)</w:t>
       </w:r>
       <w:r>
         <w:rPr>
@@ -12654,7 +13402,7 @@
         <w:br/>
         <w:t xml:space="preserve">URL : </w:t>
       </w:r>
-      <w:hyperlink r:id="rId44">
+      <w:hyperlink r:id="rId65">
         <w:r>
           <w:rPr>
             <w:color w:val="0563C1"/>
@@ -12677,7 +13425,7 @@
           <w:b/>
           <w:sz w:val="16"/>
         </w:rPr>
-        <w:t>25. Salaire informatique 2026 : la grille des salaires par métier</w:t>
+        <w:t>47. Salaire informatique 2026 : la grille des salaires par métier</w:t>
       </w:r>
       <w:r>
         <w:rPr>
@@ -12688,7 +13436,7 @@
         <w:br/>
         <w:t xml:space="preserve">URL : </w:t>
       </w:r>
-      <w:hyperlink r:id="rId45">
+      <w:hyperlink r:id="rId66">
         <w:r>
           <w:rPr>
             <w:color w:val="0563C1"/>
@@ -12711,7 +13459,7 @@
           <w:b/>
           <w:sz w:val="16"/>
         </w:rPr>
-        <w:t>26. Les tensions sur le marché du travail en 2024</w:t>
+        <w:t>48. Les tensions sur le marché du travail en 2024</w:t>
       </w:r>
       <w:r>
         <w:rPr>
@@ -12745,7 +13493,7 @@
           <w:b/>
           <w:sz w:val="16"/>
         </w:rPr>
-        <w:t>27. Recrutements dans les métiers du numérique − Économie et société à l'ère du numérique</w:t>
+        <w:t>49. Recrutements dans les métiers du numérique − Économie et société à l'ère du numérique</w:t>
       </w:r>
       <w:r>
         <w:rPr>
@@ -12779,52 +13527,18 @@
           <w:b/>
           <w:sz w:val="16"/>
         </w:rPr>
-        <w:t>28. Informatique : effondrement des offres d'emploi</w:t>
-      </w:r>
-      <w:r>
-        <w:rPr>
-          <w:sz w:val="16"/>
-        </w:rPr>
-        <w:br/>
-        <w:t>ORGANISME_OU_MEDIA : L'Essentiel de l'Éco (presse) | AUTEUR : non indiqué | DATE_PUBLICATION : 2026 | DATE_CONSULTATION : 2026-09-06</w:t>
+        <w:t>50. Marché du numérique en France : bilan 2025 et perspectives 2026 (communiqué S2 2025)</w:t>
+      </w:r>
+      <w:r>
+        <w:rPr>
+          <w:sz w:val="16"/>
+        </w:rPr>
+        <w:br/>
+        <w:t>ORGANISME_OU_MEDIA : Numeum | AUTEUR : non indiqué | DATE_PUBLICATION : 2025-12 | DATE_CONSULTATION : 2026-09-06</w:t>
         <w:br/>
         <w:t xml:space="preserve">URL : </w:t>
       </w:r>
-      <w:hyperlink r:id="rId46">
-        <w:r>
-          <w:rPr>
-            <w:color w:val="0563C1"/>
-            <w:u w:val="single"/>
-          </w:rPr>
-          <w:t xml:space="preserve">https://lessentieldeleco.fr/6641-informatique-effondrement-des-offres-demploi/</w:t>
-        </w:r>
-      </w:hyperlink>
-      <w:r>
-        <w:rPr>
-          <w:sz w:val="16"/>
-        </w:rPr>
-        <w:br/>
-        <w:t>PERIMETRE : France, offres d'emploi informatique | RESULTAT_UTILISE : offres d'emploi informatiques : -28 % l'an dernier, trois fois plus que la moyenne nationale ; retournement après vingt ans de hausse continue ; Apec : +10 % d'offres data engineers en 2025 | PAGE_SI_PDF : - | FIABILITE : MOYENNE</w:t>
-      </w:r>
-    </w:p>
-    <w:p>
-      <w:r>
-        <w:rPr>
-          <w:b/>
-          <w:sz w:val="16"/>
-        </w:rPr>
-        <w:t>29. Marché du numérique en France : bilan 2025 et perspectives 2026 (communiqué S2 2025)</w:t>
-      </w:r>
-      <w:r>
-        <w:rPr>
-          <w:sz w:val="16"/>
-        </w:rPr>
-        <w:br/>
-        <w:t>ORGANISME_OU_MEDIA : Numeum | AUTEUR : non indiqué | DATE_PUBLICATION : 2025-12 | DATE_CONSULTATION : 2026-09-06</w:t>
-        <w:br/>
-        <w:t xml:space="preserve">URL : </w:t>
-      </w:r>
-      <w:hyperlink r:id="rId47">
+      <w:hyperlink r:id="rId67">
         <w:r>
           <w:rPr>
             <w:color w:val="0563C1"/>
@@ -12847,7 +13561,7 @@
           <w:b/>
           <w:sz w:val="16"/>
         </w:rPr>
-        <w:t>30. Le numérique en 2025 : un marché de l'emploi plus prudent, mais toujours attractif</w:t>
+        <w:t>51. Le numérique en 2025 : un marché de l'emploi plus prudent, mais toujours attractif</w:t>
       </w:r>
       <w:r>
         <w:rPr>
@@ -12858,7 +13572,7 @@
         <w:br/>
         <w:t xml:space="preserve">URL : </w:t>
       </w:r>
-      <w:hyperlink r:id="rId48">
+      <w:hyperlink r:id="rId68">
         <w:r>
           <w:rPr>
             <w:color w:val="0563C1"/>
@@ -12881,7 +13595,7 @@
           <w:b/>
           <w:sz w:val="16"/>
         </w:rPr>
-        <w:t>31. Marché numérique : + 2 % en 2025, + 4,3 % prévus en 2026, recrutements en baisse en ESN (Numeum)</w:t>
+        <w:t>52. Marché numérique : + 2 % en 2025, + 4,3 % prévus en 2026, recrutements en baisse en ESN (Numeum)</w:t>
       </w:r>
       <w:r>
         <w:rPr>
@@ -12892,7 +13606,7 @@
         <w:br/>
         <w:t xml:space="preserve">URL : </w:t>
       </w:r>
-      <w:hyperlink r:id="rId49">
+      <w:hyperlink r:id="rId69">
         <w:r>
           <w:rPr>
             <w:color w:val="0563C1"/>
@@ -12915,7 +13629,7 @@
           <w:b/>
           <w:sz w:val="16"/>
         </w:rPr>
-        <w:t>32. Numeum table sur une croissance de 3% du numérique français en 2026 (baromètre S1 2026)</w:t>
+        <w:t>53. Numeum table sur une croissance de 3% du numérique français en 2026 (baromètre S1 2026)</w:t>
       </w:r>
       <w:r>
         <w:rPr>
@@ -12926,7 +13640,7 @@
         <w:br/>
         <w:t xml:space="preserve">URL : </w:t>
       </w:r>
-      <w:hyperlink r:id="rId50">
+      <w:hyperlink r:id="rId70">
         <w:r>
           <w:rPr>
             <w:color w:val="0563C1"/>
@@ -12949,7 +13663,7 @@
           <w:b/>
           <w:sz w:val="16"/>
         </w:rPr>
-        <w:t>33. Emploi dans le numérique : « Nous sommes loin de la job apocalypse qu'on nous promet »</w:t>
+        <w:t>54. Emploi dans le numérique : « Nous sommes loin de la job apocalypse qu'on nous promet »</w:t>
       </w:r>
       <w:r>
         <w:rPr>
@@ -12983,52 +13697,18 @@
           <w:b/>
           <w:sz w:val="16"/>
         </w:rPr>
-        <w:t>34. Prévisions 2026 de recrutements de cadres en Auvergne-Rhône-Alpes</w:t>
-      </w:r>
-      <w:r>
-        <w:rPr>
-          <w:sz w:val="16"/>
-        </w:rPr>
-        <w:br/>
-        <w:t>ORGANISME_OU_MEDIA : Apec (relayé par Plateforme IET Auvergne-Rhône-Alpes Entreprises) | AUTEUR : non indiqué | DATE_PUBLICATION : 2026 | DATE_CONSULTATION : 2026-09-06</w:t>
+        <w:t>55. Marché du travail : 6 métiers sur 10 restent en tension forte ou très forte en 2024</w:t>
+      </w:r>
+      <w:r>
+        <w:rPr>
+          <w:sz w:val="16"/>
+        </w:rPr>
+        <w:br/>
+        <w:t>ORGANISME_OU_MEDIA : TPE Actu (presse) relayant Dares | AUTEUR : non indiqué | DATE_PUBLICATION : 2026-02-05 | DATE_CONSULTATION : 2026-09-06</w:t>
         <w:br/>
         <w:t xml:space="preserve">URL : </w:t>
       </w:r>
-      <w:hyperlink r:id="rId51">
-        <w:r>
-          <w:rPr>
-            <w:color w:val="0563C1"/>
-            <w:u w:val="single"/>
-          </w:rPr>
-          <w:t xml:space="preserve">https://plateforme-iet.auvergnerhonealpes-entreprises.fr/informations-economiques/tendances-economiques/previsions-2026-de-recrutements-de-cadres-en-auvergne-rhone-alpes</w:t>
-        </w:r>
-      </w:hyperlink>
-      <w:r>
-        <w:rPr>
-          <w:sz w:val="16"/>
-        </w:rPr>
-        <w:br/>
-        <w:t>PERIMETRE : Auvergne-Rhône-Alpes, cadres | RESULTAT_UTILISE : 2025 : 34 100 cadres recrutés en AURA, -4 % ; 2026 : environ 35 260 recrutements prévus, +3 % ; services à forte valeur ajoutée (ingénierie R&amp;D, conseil, banque-assurance, informatique) = 45 % des recrutements ; industrie 21 % ; autres services 19 % | PAGE_SI_PDF : - | FIABILITE : FORTE</w:t>
-      </w:r>
-    </w:p>
-    <w:p>
-      <w:r>
-        <w:rPr>
-          <w:b/>
-          <w:sz w:val="16"/>
-        </w:rPr>
-        <w:t>35. Marché du travail : 6 métiers sur 10 restent en tension forte ou très forte en 2024</w:t>
-      </w:r>
-      <w:r>
-        <w:rPr>
-          <w:sz w:val="16"/>
-        </w:rPr>
-        <w:br/>
-        <w:t>ORGANISME_OU_MEDIA : TPE Actu (presse) relayant Dares | AUTEUR : non indiqué | DATE_PUBLICATION : 2026-02-05 | DATE_CONSULTATION : 2026-09-06</w:t>
-        <w:br/>
-        <w:t xml:space="preserve">URL : </w:t>
-      </w:r>
-      <w:hyperlink r:id="rId52">
+      <w:hyperlink r:id="rId71">
         <w:r>
           <w:rPr>
             <w:color w:val="0563C1"/>
@@ -13051,7 +13731,7 @@
           <w:b/>
           <w:sz w:val="16"/>
         </w:rPr>
-        <w:t>36. Au premier trimestre 2026, le recul du secteur de l'information et communication continue de peser sur l'économie francilienne (Insee Conjoncture Île-de-France n°60)</w:t>
+        <w:t>56. Au premier trimestre 2026, le recul du secteur de l'information et communication continue de peser sur l'économie francilienne (Insee Conjoncture Île-de-France n°60)</w:t>
       </w:r>
       <w:r>
         <w:rPr>
@@ -13062,7 +13742,7 @@
         <w:br/>
         <w:t xml:space="preserve">URL : </w:t>
       </w:r>
-      <w:hyperlink r:id="rId53">
+      <w:hyperlink r:id="rId72">
         <w:r>
           <w:rPr>
             <w:color w:val="0563C1"/>
@@ -13085,7 +13765,7 @@
           <w:b/>
           <w:sz w:val="16"/>
         </w:rPr>
-        <w:t>37. Les jeunes et l'IA : quels impacts concrets sur le marché du travail ?</w:t>
+        <w:t>57. Les jeunes et l'IA : quels impacts concrets sur le marché du travail ?</w:t>
       </w:r>
       <w:r>
         <w:rPr>
@@ -13096,7 +13776,7 @@
         <w:br/>
         <w:t xml:space="preserve">URL : </w:t>
       </w:r>
-      <w:hyperlink r:id="rId54">
+      <w:hyperlink r:id="rId73">
         <w:r>
           <w:rPr>
             <w:color w:val="0563C1"/>
@@ -13119,7 +13799,7 @@
           <w:b/>
           <w:sz w:val="16"/>
         </w:rPr>
-        <w:t>38. Chiffres-clés de la France pour la NAF 62 (Programmation, conseil et autres activités informatiques)</w:t>
+        <w:t>58. Chiffres-clés de la France pour la NAF 62 (Programmation, conseil et autres activités informatiques)</w:t>
       </w:r>
       <w:r>
         <w:rPr>
@@ -13130,7 +13810,7 @@
         <w:br/>
         <w:t xml:space="preserve">URL : </w:t>
       </w:r>
-      <w:hyperlink r:id="rId55">
+      <w:hyperlink r:id="rId74">
         <w:r>
           <w:rPr>
             <w:color w:val="0563C1"/>
@@ -13153,7 +13833,7 @@
           <w:b/>
           <w:sz w:val="16"/>
         </w:rPr>
-        <w:t>39. Étude : Le marché du numérique français sort de la zone de turbulences, mais l'attentisme freine encore la reprise (baromètre S1 2026)</w:t>
+        <w:t>59. Étude : Le marché du numérique français sort de la zone de turbulences, mais l'attentisme freine encore la reprise (baromètre S1 2026)</w:t>
       </w:r>
       <w:r>
         <w:rPr>
@@ -13187,7 +13867,7 @@
           <w:b/>
           <w:sz w:val="16"/>
         </w:rPr>
-        <w:t>40. Marché du numérique : Numeum prévoit +4,3 % de croissance en 2026, l'emploi reste incertain</w:t>
+        <w:t>60. Marché du numérique : Numeum prévoit +4,3 % de croissance en 2026, l'emploi reste incertain</w:t>
       </w:r>
       <w:r>
         <w:rPr>
@@ -13198,7 +13878,7 @@
         <w:br/>
         <w:t xml:space="preserve">URL : </w:t>
       </w:r>
-      <w:hyperlink r:id="rId56">
+      <w:hyperlink r:id="rId75">
         <w:r>
           <w:rPr>
             <w:color w:val="0563C1"/>
@@ -13221,7 +13901,7 @@
           <w:b/>
           <w:sz w:val="16"/>
         </w:rPr>
-        <w:t>41. Emploi, compétences et IA générative : l'Opiiec analyse quatre secteurs en mutation</w:t>
+        <w:t>61. Emploi, compétences et IA générative : l'Opiiec analyse quatre secteurs en mutation</w:t>
       </w:r>
       <w:r>
         <w:rPr>
@@ -13232,7 +13912,7 @@
         <w:br/>
         <w:t xml:space="preserve">URL : </w:t>
       </w:r>
-      <w:hyperlink r:id="rId57">
+      <w:hyperlink r:id="rId76">
         <w:r>
           <w:rPr>
             <w:color w:val="0563C1"/>
@@ -13255,7 +13935,7 @@
           <w:b/>
           <w:sz w:val="16"/>
         </w:rPr>
-        <w:t>42. Software Development Job Postings on Indeed in France (IHLIDXFRTPSOFTDEVE)</w:t>
+        <w:t>62. Software Development Job Postings on Indeed in France (IHLIDXFRTPSOFTDEVE)</w:t>
       </w:r>
       <w:r>
         <w:rPr>
@@ -13289,7 +13969,7 @@
           <w:b/>
           <w:sz w:val="16"/>
         </w:rPr>
-        <w:t>43. AI and Job Postings: From Destruction to Creation?</w:t>
+        <w:t>63. AI and Job Postings: From Destruction to Creation?</w:t>
       </w:r>
       <w:r>
         <w:rPr>
@@ -13300,7 +13980,7 @@
         <w:br/>
         <w:t xml:space="preserve">URL : </w:t>
       </w:r>
-      <w:hyperlink r:id="rId58">
+      <w:hyperlink r:id="rId77">
         <w:r>
           <w:rPr>
             <w:color w:val="0563C1"/>
@@ -13323,7 +14003,7 @@
           <w:b/>
           <w:sz w:val="16"/>
         </w:rPr>
-        <w:t>44. Prévisions 2026 de recrutements de cadres en Île-de-France</w:t>
+        <w:t>64. Prévisions 2026 de recrutements de cadres en Île-de-France</w:t>
       </w:r>
       <w:r>
         <w:rPr>
@@ -13334,7 +14014,7 @@
         <w:br/>
         <w:t xml:space="preserve">URL : </w:t>
       </w:r>
-      <w:hyperlink r:id="rId59">
+      <w:hyperlink r:id="rId78">
         <w:r>
           <w:rPr>
             <w:color w:val="0563C1"/>
@@ -13357,41 +14037,7 @@
           <w:b/>
           <w:sz w:val="16"/>
         </w:rPr>
-        <w:t>45. Les recrutements de cadres IT repartent à la hausse en 2026</w:t>
-      </w:r>
-      <w:r>
-        <w:rPr>
-          <w:sz w:val="16"/>
-        </w:rPr>
-        <w:br/>
-        <w:t>ORGANISME_OU_MEDIA : Le Monde Informatique relayant Apec | AUTEUR : non indiqué | DATE_PUBLICATION : 2026-04 | DATE_CONSULTATION : 2026-09-06</w:t>
-        <w:br/>
-        <w:t xml:space="preserve">URL : </w:t>
-      </w:r>
-      <w:hyperlink r:id="rId60">
-        <w:r>
-          <w:rPr>
-            <w:color w:val="0563C1"/>
-            <w:u w:val="single"/>
-          </w:rPr>
-          <w:t xml:space="preserve">https://www.lemondeinformatique.fr/actualites/lire-les-recrutements-de-cadres-it-repartent-a-la-hausse-en-2026-99899.html</w:t>
-        </w:r>
-      </w:hyperlink>
-      <w:r>
-        <w:rPr>
-          <w:sz w:val="16"/>
-        </w:rPr>
-        <w:br/>
-        <w:t>PERIMETRE : France / Paris, cadres IT | RESULTAT_UTILISE : début 2026 : développement informatique en tête du top 10 des offres cadres à Paris et périphérie avec 5 % des offres ; gestion de projets IT et infrastructures/systèmes : 3 % ; big data : 2 % ; national : 60 100 recrutements cadres activités informatiques et télécoms 2026 (+5 %) | PAGE_SI_PDF : - | FIABILITE : MOYENNE</w:t>
-      </w:r>
-    </w:p>
-    <w:p>
-      <w:r>
-        <w:rPr>
-          <w:b/>
-          <w:sz w:val="16"/>
-        </w:rPr>
-        <w:t>46. Avril 2026 : l'IA progresse dans un marché du travail en recul</w:t>
+        <w:t>65. Avril 2026 : l'IA progresse dans un marché du travail en recul</w:t>
       </w:r>
       <w:r>
         <w:rPr>
@@ -13425,7 +14071,7 @@
           <w:b/>
           <w:sz w:val="16"/>
         </w:rPr>
-        <w:t>47. Le marché de l'emploi en 2026 : en pleine mutation face aux nouveaux équilibres économiques</w:t>
+        <w:t>66. Le marché de l'emploi en 2026 : en pleine mutation face aux nouveaux équilibres économiques</w:t>
       </w:r>
       <w:r>
         <w:rPr>
@@ -13459,7 +14105,7 @@
           <w:b/>
           <w:sz w:val="16"/>
         </w:rPr>
-        <w:t>48. Le marché du travail a démarré l'année de manière dynamique</w:t>
+        <w:t>67. Le marché du travail a démarré l'année de manière dynamique</w:t>
       </w:r>
       <w:r>
         <w:rPr>
@@ -13470,7 +14116,7 @@
         <w:br/>
         <w:t xml:space="preserve">URL : </w:t>
       </w:r>
-      <w:hyperlink r:id="rId61">
+      <w:hyperlink r:id="rId79">
         <w:r>
           <w:rPr>
             <w:color w:val="0563C1"/>
@@ -13493,7 +14139,7 @@
           <w:b/>
           <w:sz w:val="16"/>
         </w:rPr>
-        <w:t>49. Les offres d'emploi pour les développeurs ont chuté de 80 % en France depuis 2023 (étude relayée)</w:t>
+        <w:t>68. Les offres d'emploi pour les développeurs ont chuté de 80 % en France depuis 2023 (étude relayée)</w:t>
       </w:r>
       <w:r>
         <w:rPr>
@@ -13504,7 +14150,7 @@
         <w:br/>
         <w:t xml:space="preserve">URL : </w:t>
       </w:r>
-      <w:hyperlink r:id="rId62">
+      <w:hyperlink r:id="rId80">
         <w:r>
           <w:rPr>
             <w:color w:val="0563C1"/>
@@ -13527,7 +14173,7 @@
           <w:b/>
           <w:sz w:val="16"/>
         </w:rPr>
-        <w:t>50. Les métiers du numérique (Éclairages et synthèses n°86)</w:t>
+        <w:t>69. Les métiers du numérique (Éclairages et synthèses n°86)</w:t>
       </w:r>
       <w:r>
         <w:rPr>
@@ -13538,7 +14184,7 @@
         <w:br/>
         <w:t xml:space="preserve">URL : </w:t>
       </w:r>
-      <w:hyperlink r:id="rId63">
+      <w:hyperlink r:id="rId81">
         <w:r>
           <w:rPr>
             <w:color w:val="0563C1"/>
@@ -13561,7 +14207,7 @@
           <w:b/>
           <w:sz w:val="16"/>
         </w:rPr>
-        <w:t>51. [Décryptage] Le marché de l'emploi dans le secteur du numérique</w:t>
+        <w:t>70. [Décryptage] Le marché de l'emploi dans le secteur du numérique</w:t>
       </w:r>
       <w:r>
         <w:rPr>
@@ -13572,7 +14218,7 @@
         <w:br/>
         <w:t xml:space="preserve">URL : </w:t>
       </w:r>
-      <w:hyperlink r:id="rId64">
+      <w:hyperlink r:id="rId82">
         <w:r>
           <w:rPr>
             <w:color w:val="0563C1"/>
@@ -13595,7 +14241,7 @@
           <w:b/>
           <w:sz w:val="16"/>
         </w:rPr>
-        <w:t>52. Les métiers cadres porteurs - Édition 2026</w:t>
+        <w:t>71. Les métiers cadres porteurs - Édition 2026</w:t>
       </w:r>
       <w:r>
         <w:rPr>
@@ -13629,7 +14275,7 @@
           <w:b/>
           <w:sz w:val="16"/>
         </w:rPr>
-        <w:t>53. Baromètre TJM freelance / données Free-Work juin 2026</w:t>
+        <w:t>72. Baromètre TJM freelance / données Free-Work juin 2026</w:t>
       </w:r>
       <w:r>
         <w:rPr>
@@ -13663,7 +14309,7 @@
           <w:b/>
           <w:sz w:val="16"/>
         </w:rPr>
-        <w:t>54. 2025 Stack Overflow Developer Survey - AI</w:t>
+        <w:t>73. 2025 Stack Overflow Developer Survey - AI</w:t>
       </w:r>
       <w:r>
         <w:rPr>
@@ -13697,7 +14343,7 @@
           <w:b/>
           <w:sz w:val="16"/>
         </w:rPr>
-        <w:t>55. BMO — France</w:t>
+        <w:t>74. BMO — France</w:t>
       </w:r>
       <w:r>
         <w:rPr>
@@ -13708,7 +14354,7 @@
         <w:br/>
         <w:t xml:space="preserve">URL : </w:t>
       </w:r>
-      <w:hyperlink r:id="rId65">
+      <w:hyperlink r:id="rId83">
         <w:r>
           <w:rPr>
             <w:color w:val="0563C1"/>
@@ -13731,7 +14377,7 @@
           <w:b/>
           <w:sz w:val="16"/>
         </w:rPr>
-        <w:t>56. BMO — Île-de-France</w:t>
+        <w:t>75. BMO — Île-de-France</w:t>
       </w:r>
       <w:r>
         <w:rPr>
@@ -13765,7 +14411,7 @@
           <w:b/>
           <w:sz w:val="16"/>
         </w:rPr>
-        <w:t>57. BMO — Auvergne-Rhône-Alpes</w:t>
+        <w:t>76. BMO — Auvergne-Rhône-Alpes</w:t>
       </w:r>
       <w:r>
         <w:rPr>
@@ -13776,7 +14422,7 @@
         <w:br/>
         <w:t xml:space="preserve">URL : </w:t>
       </w:r>
-      <w:hyperlink r:id="rId66">
+      <w:hyperlink r:id="rId84">
         <w:r>
           <w:rPr>
             <w:color w:val="0563C1"/>
@@ -13799,7 +14445,7 @@
           <w:b/>
           <w:sz w:val="16"/>
         </w:rPr>
-        <w:t>58. BMO — France</w:t>
+        <w:t>77. BMO — France</w:t>
       </w:r>
       <w:r>
         <w:rPr>
@@ -13810,7 +14456,7 @@
         <w:br/>
         <w:t xml:space="preserve">URL : </w:t>
       </w:r>
-      <w:hyperlink r:id="rId67">
+      <w:hyperlink r:id="rId85">
         <w:r>
           <w:rPr>
             <w:color w:val="0563C1"/>
@@ -13833,7 +14479,7 @@
           <w:b/>
           <w:sz w:val="16"/>
         </w:rPr>
-        <w:t>59. BMO — France</w:t>
+        <w:t>78. BMO — France</w:t>
       </w:r>
       <w:r>
         <w:rPr>
@@ -13844,7 +14490,7 @@
         <w:br/>
         <w:t xml:space="preserve">URL : </w:t>
       </w:r>
-      <w:hyperlink r:id="rId68">
+      <w:hyperlink r:id="rId86">
         <w:r>
           <w:rPr>
             <w:color w:val="0563C1"/>
@@ -13867,7 +14513,7 @@
           <w:b/>
           <w:sz w:val="16"/>
         </w:rPr>
-        <w:t>60. BMO — Bretagne</w:t>
+        <w:t>79. BMO — Bretagne</w:t>
       </w:r>
       <w:r>
         <w:rPr>
@@ -13878,7 +14524,7 @@
         <w:br/>
         <w:t xml:space="preserve">URL : </w:t>
       </w:r>
-      <w:hyperlink r:id="rId69">
+      <w:hyperlink r:id="rId87">
         <w:r>
           <w:rPr>
             <w:color w:val="0563C1"/>
@@ -13901,7 +14547,7 @@
           <w:b/>
           <w:sz w:val="16"/>
         </w:rPr>
-        <w:t>61. BMO — Bretagne</w:t>
+        <w:t>80. BMO — Bretagne</w:t>
       </w:r>
       <w:r>
         <w:rPr>
@@ -13912,7 +14558,7 @@
         <w:br/>
         <w:t xml:space="preserve">URL : </w:t>
       </w:r>
-      <w:hyperlink r:id="rId70">
+      <w:hyperlink r:id="rId88">
         <w:r>
           <w:rPr>
             <w:color w:val="0563C1"/>
@@ -13935,7 +14581,7 @@
           <w:b/>
           <w:sz w:val="16"/>
         </w:rPr>
-        <w:t>62. BMO — Provence-Alpes-Côte d'Azur</w:t>
+        <w:t>81. BMO — Provence-Alpes-Côte d'Azur</w:t>
       </w:r>
       <w:r>
         <w:rPr>
@@ -13946,7 +14592,7 @@
         <w:br/>
         <w:t xml:space="preserve">URL : </w:t>
       </w:r>
-      <w:hyperlink r:id="rId71">
+      <w:hyperlink r:id="rId89">
         <w:r>
           <w:rPr>
             <w:color w:val="0563C1"/>
@@ -13969,7 +14615,7 @@
           <w:b/>
           <w:sz w:val="16"/>
         </w:rPr>
-        <w:t>63. BMO — Normandie</w:t>
+        <w:t>82. BMO — Normandie</w:t>
       </w:r>
       <w:r>
         <w:rPr>
@@ -13980,7 +14626,7 @@
         <w:br/>
         <w:t xml:space="preserve">URL : </w:t>
       </w:r>
-      <w:hyperlink r:id="rId72">
+      <w:hyperlink r:id="rId90">
         <w:r>
           <w:rPr>
             <w:color w:val="0563C1"/>
@@ -14003,7 +14649,7 @@
           <w:b/>
           <w:sz w:val="16"/>
         </w:rPr>
-        <w:t>64. BMO — Nord (59) - Lille</w:t>
+        <w:t>83. BMO — Nord (59) - Lille</w:t>
       </w:r>
       <w:r>
         <w:rPr>
@@ -14014,7 +14660,7 @@
         <w:br/>
         <w:t xml:space="preserve">URL : </w:t>
       </w:r>
-      <w:hyperlink r:id="rId73">
+      <w:hyperlink r:id="rId91">
         <w:r>
           <w:rPr>
             <w:color w:val="0563C1"/>
@@ -14037,7 +14683,7 @@
           <w:b/>
           <w:sz w:val="16"/>
         </w:rPr>
-        <w:t>65. BMO — Occitanie</w:t>
+        <w:t>84. BMO — Occitanie</w:t>
       </w:r>
       <w:r>
         <w:rPr>
@@ -14048,7 +14694,7 @@
         <w:br/>
         <w:t xml:space="preserve">URL : </w:t>
       </w:r>
-      <w:hyperlink r:id="rId74">
+      <w:hyperlink r:id="rId92">
         <w:r>
           <w:rPr>
             <w:color w:val="0563C1"/>
@@ -14071,7 +14717,7 @@
           <w:b/>
           <w:sz w:val="16"/>
         </w:rPr>
-        <w:t>66. BMO — Occitanie</w:t>
+        <w:t>85. BMO — Occitanie</w:t>
       </w:r>
       <w:r>
         <w:rPr>
@@ -14082,7 +14728,7 @@
         <w:br/>
         <w:t xml:space="preserve">URL : </w:t>
       </w:r>
-      <w:hyperlink r:id="rId75">
+      <w:hyperlink r:id="rId93">
         <w:r>
           <w:rPr>
             <w:color w:val="0563C1"/>
@@ -14105,7 +14751,7 @@
           <w:b/>
           <w:sz w:val="16"/>
         </w:rPr>
-        <w:t>67. BMO — Occitanie</w:t>
+        <w:t>86. BMO — Occitanie</w:t>
       </w:r>
       <w:r>
         <w:rPr>
@@ -14116,7 +14762,7 @@
         <w:br/>
         <w:t xml:space="preserve">URL : </w:t>
       </w:r>
-      <w:hyperlink r:id="rId76">
+      <w:hyperlink r:id="rId94">
         <w:r>
           <w:rPr>
             <w:color w:val="0563C1"/>
@@ -14139,7 +14785,7 @@
           <w:b/>
           <w:sz w:val="16"/>
         </w:rPr>
-        <w:t>68. BMO — Centre-Val de Loire</w:t>
+        <w:t>87. BMO — Centre-Val de Loire</w:t>
       </w:r>
       <w:r>
         <w:rPr>
@@ -14150,7 +14796,7 @@
         <w:br/>
         <w:t xml:space="preserve">URL : </w:t>
       </w:r>
-      <w:hyperlink r:id="rId77">
+      <w:hyperlink r:id="rId95">
         <w:r>
           <w:rPr>
             <w:color w:val="0563C1"/>
@@ -14173,7 +14819,7 @@
           <w:b/>
           <w:sz w:val="16"/>
         </w:rPr>
-        <w:t>69. BMO — Bourgogne-Franche-Comté</w:t>
+        <w:t>88. BMO — Bourgogne-Franche-Comté</w:t>
       </w:r>
       <w:r>
         <w:rPr>
@@ -14184,7 +14830,7 @@
         <w:br/>
         <w:t xml:space="preserve">URL : </w:t>
       </w:r>
-      <w:hyperlink r:id="rId78">
+      <w:hyperlink r:id="rId96">
         <w:r>
           <w:rPr>
             <w:color w:val="0563C1"/>
@@ -14207,7 +14853,7 @@
           <w:b/>
           <w:sz w:val="16"/>
         </w:rPr>
-        <w:t>70. BMO — France</w:t>
+        <w:t>89. BMO — France</w:t>
       </w:r>
       <w:r>
         <w:rPr>
@@ -14218,7 +14864,7 @@
         <w:br/>
         <w:t xml:space="preserve">URL : </w:t>
       </w:r>
-      <w:hyperlink r:id="rId79">
+      <w:hyperlink r:id="rId97">
         <w:r>
           <w:rPr>
             <w:color w:val="0563C1"/>
@@ -14241,7 +14887,7 @@
           <w:b/>
           <w:sz w:val="16"/>
         </w:rPr>
-        <w:t>71. APEC — Occitanie</w:t>
+        <w:t>90. APEC — Occitanie</w:t>
       </w:r>
       <w:r>
         <w:rPr>
@@ -14252,7 +14898,7 @@
         <w:br/>
         <w:t xml:space="preserve">URL : </w:t>
       </w:r>
-      <w:hyperlink r:id="rId80">
+      <w:hyperlink r:id="rId98">
         <w:r>
           <w:rPr>
             <w:color w:val="0563C1"/>
@@ -14275,120 +14921,18 @@
           <w:b/>
           <w:sz w:val="16"/>
         </w:rPr>
-        <w:t>72. APEC — Hauts-de-France</w:t>
-      </w:r>
-      <w:r>
-        <w:rPr>
-          <w:sz w:val="16"/>
-        </w:rPr>
-        <w:br/>
-        <w:t>ORGANISME_OU_MEDIA : Apec (via CCI HdF revue de presse) | AUTEUR : non indiqué | DATE_PUBLICATION : 2025-2026 | DATE_CONSULTATION : 2026-09-06</w:t>
+        <w:t>91. APEC — Provence-Alpes-Côte d'Azur + Corse</w:t>
+      </w:r>
+      <w:r>
+        <w:rPr>
+          <w:sz w:val="16"/>
+        </w:rPr>
+        <w:br/>
+        <w:t>ORGANISME_OU_MEDIA : Apec | AUTEUR : non indiqué | DATE_PUBLICATION : 2025-2026 | DATE_CONSULTATION : 2026-09-06</w:t>
         <w:br/>
         <w:t xml:space="preserve">URL : </w:t>
       </w:r>
-      <w:hyperlink r:id="rId81">
-        <w:r>
-          <w:rPr>
-            <w:color w:val="0563C1"/>
-            <w:u w:val="single"/>
-          </w:rPr>
-          <w:t xml:space="preserve">https://www.scoop.it/topic/newseco-cci-hdf/p/4170799079/2026/04/08/selon-l-apec-17-3oo-recrutements-de-cadres-dans-les-hauts-de-france-prevus-en-2026</w:t>
-        </w:r>
-      </w:hyperlink>
-      <w:r>
-        <w:rPr>
-          <w:sz w:val="16"/>
-        </w:rPr>
-        <w:br/>
-        <w:t>PERIMETRE : Hauts-de-France | RESULTAT_UTILISE : Recrutements de cadres 2025 et prévision 2026 : 2025 : 17 000 (-6 %) ; 2026 : 17 340 (+2 %, vs +4 % national) ; record 2023 : 20 110 ; progression portée par l'informatique et les services ; PME = 2/3 des recrutements | PAGE_SI_PDF : - | FIABILITE : HAUTE</w:t>
-      </w:r>
-    </w:p>
-    <w:p>
-      <w:r>
-        <w:rPr>
-          <w:b/>
-          <w:sz w:val="16"/>
-        </w:rPr>
-        <w:t>73. APEC — Nouvelle-Aquitaine</w:t>
-      </w:r>
-      <w:r>
-        <w:rPr>
-          <w:sz w:val="16"/>
-        </w:rPr>
-        <w:br/>
-        <w:t>ORGANISME_OU_MEDIA : Apec (via Échos Judiciaires) | AUTEUR : non indiqué | DATE_PUBLICATION : 2025-2026 | DATE_CONSULTATION : 2026-09-06</w:t>
-        <w:br/>
-        <w:t xml:space="preserve">URL : </w:t>
-      </w:r>
-      <w:hyperlink r:id="rId82">
-        <w:r>
-          <w:rPr>
-            <w:color w:val="0563C1"/>
-            <w:u w:val="single"/>
-          </w:rPr>
-          <w:t xml:space="preserve">https://www.echos-judiciaires.com/actualites/nouvelle-aquitaine-le-recrutement-des-cadres-repart-selon-lapec/</w:t>
-        </w:r>
-      </w:hyperlink>
-      <w:r>
-        <w:rPr>
-          <w:sz w:val="16"/>
-        </w:rPr>
-        <w:br/>
-        <w:t>PERIMETRE : Nouvelle-Aquitaine | RESULTAT_UTILISE : Recrutements de cadres 2025 et prévision 2026 : 2025 : 13 820 (+7 % vs 2024) ; 2026 : stabilisation (vs +4 % national) ; services à forte VA (informatique, ingénierie, R&amp;D, conseil) = 39 % des cadres ; développement informatique dans le top 10 des offres début 2026 | PAGE_SI_PDF : - | FIABILITE : HAUTE</w:t>
-      </w:r>
-    </w:p>
-    <w:p>
-      <w:r>
-        <w:rPr>
-          <w:b/>
-          <w:sz w:val="16"/>
-        </w:rPr>
-        <w:t>74. APEC — Pays de la Loire</w:t>
-      </w:r>
-      <w:r>
-        <w:rPr>
-          <w:sz w:val="16"/>
-        </w:rPr>
-        <w:br/>
-        <w:t>ORGANISME_OU_MEDIA : Apec (via Le Journal des Entreprises) | AUTEUR : non indiqué | DATE_PUBLICATION : 2026 | DATE_CONSULTATION : 2026-09-06</w:t>
-        <w:br/>
-        <w:t xml:space="preserve">URL : </w:t>
-      </w:r>
-      <w:hyperlink r:id="rId83">
-        <w:r>
-          <w:rPr>
-            <w:color w:val="0563C1"/>
-            <w:u w:val="single"/>
-          </w:rPr>
-          <w:t xml:space="preserve">https://www.lejournaldesentreprises.com/article/dans-les-pays-de-la-loire-lapec-prevoit-une-hausse-de-lemploi-des-cadres-de-5-en-2026-2140363</w:t>
-        </w:r>
-      </w:hyperlink>
-      <w:r>
-        <w:rPr>
-          <w:sz w:val="16"/>
-        </w:rPr>
-        <w:br/>
-        <w:t>PERIMETRE : Pays de la Loire | RESULTAT_UTILISE : Prévision recrutements de cadres 2026 : 15 400 recrutements (+5 %) ; 51 % dans TPE/PME ; tensions surtout sur les métiers à forte expertise technique, notamment informatique | PAGE_SI_PDF : - | FIABILITE : HAUTE</w:t>
-      </w:r>
-    </w:p>
-    <w:p>
-      <w:r>
-        <w:rPr>
-          <w:b/>
-          <w:sz w:val="16"/>
-        </w:rPr>
-        <w:t>75. APEC — Provence-Alpes-Côte d'Azur + Corse</w:t>
-      </w:r>
-      <w:r>
-        <w:rPr>
-          <w:sz w:val="16"/>
-        </w:rPr>
-        <w:br/>
-        <w:t>ORGANISME_OU_MEDIA : Apec | AUTEUR : non indiqué | DATE_PUBLICATION : 2025-2026 | DATE_CONSULTATION : 2026-09-06</w:t>
-        <w:br/>
-        <w:t xml:space="preserve">URL : </w:t>
-      </w:r>
-      <w:hyperlink r:id="rId84">
+      <w:hyperlink r:id="rId99">
         <w:r>
           <w:rPr>
             <w:color w:val="0563C1"/>
@@ -14411,7 +14955,7 @@
           <w:b/>
           <w:sz w:val="16"/>
         </w:rPr>
-        <w:t>76. APEC — Grand Est</w:t>
+        <w:t>92. APEC — Grand Est</w:t>
       </w:r>
       <w:r>
         <w:rPr>
@@ -14422,7 +14966,7 @@
         <w:br/>
         <w:t xml:space="preserve">URL : </w:t>
       </w:r>
-      <w:hyperlink r:id="rId85">
+      <w:hyperlink r:id="rId100">
         <w:r>
           <w:rPr>
             <w:color w:val="0563C1"/>
@@ -14445,154 +14989,18 @@
           <w:b/>
           <w:sz w:val="16"/>
         </w:rPr>
-        <w:t>77. APEC — Bretagne</w:t>
-      </w:r>
-      <w:r>
-        <w:rPr>
-          <w:sz w:val="16"/>
-        </w:rPr>
-        <w:br/>
-        <w:t>ORGANISME_OU_MEDIA : Apec (via EdTech Grand Ouest) | AUTEUR : non indiqué | DATE_PUBLICATION : 2026 | DATE_CONSULTATION : 2026-09-06</w:t>
+        <w:t>93. BMO / Data Emploi ROME M1805 — France</w:t>
+      </w:r>
+      <w:r>
+        <w:rPr>
+          <w:sz w:val="16"/>
+        </w:rPr>
+        <w:br/>
+        <w:t>ORGANISME_OU_MEDIA : France Travail Data Emploi (relayé) | AUTEUR : non indiqué | DATE_PUBLICATION : 2026 | DATE_CONSULTATION : 2026-09-06</w:t>
         <w:br/>
         <w:t xml:space="preserve">URL : </w:t>
       </w:r>
-      <w:hyperlink r:id="rId86">
-        <w:r>
-          <w:rPr>
-            <w:color w:val="0563C1"/>
-            <w:u w:val="single"/>
-          </w:rPr>
-          <w:t xml:space="preserve">https://edtechgrandouest.fr/previsions-de-recrutements-de-cadres-2026-recrutement-et-mobilite-des-cadres-en-bretagne-bilan-2025-et-perspectives-2026/</w:t>
-        </w:r>
-      </w:hyperlink>
-      <w:r>
-        <w:rPr>
-          <w:sz w:val="16"/>
-        </w:rPr>
-        <w:br/>
-        <w:t>PERIMETRE : Bretagne | RESULTAT_UTILISE : Prévision recrutements de cadres 2026 : 10 200 (+2 %) ; avec l'Occitanie, seule région à retrouver le niveau 2023 ; fortes tensions sur métiers à forte expertise technique (informatique, R&amp;D) | PAGE_SI_PDF : - | FIABILITE : HAUTE</w:t>
-      </w:r>
-    </w:p>
-    <w:p>
-      <w:r>
-        <w:rPr>
-          <w:b/>
-          <w:sz w:val="16"/>
-        </w:rPr>
-        <w:t>78. APEC — Normandie</w:t>
-      </w:r>
-      <w:r>
-        <w:rPr>
-          <w:sz w:val="16"/>
-        </w:rPr>
-        <w:br/>
-        <w:t>ORGANISME_OU_MEDIA : Apec (via Le Journal des Entreprises / La Gazette France) | AUTEUR : non indiqué | DATE_PUBLICATION : 2025-2026 | DATE_CONSULTATION : 2026-09-06</w:t>
-        <w:br/>
-        <w:t xml:space="preserve">URL : </w:t>
-      </w:r>
-      <w:hyperlink r:id="rId87">
-        <w:r>
-          <w:rPr>
-            <w:color w:val="0563C1"/>
-            <w:u w:val="single"/>
-          </w:rPr>
-          <w:t xml:space="preserve">https://www.lejournaldesentreprises.com/breve/en-2026-les-recrutements-de-cadres-devraient-etre-en-tres-legere-hausse-en-normandie-2140430</w:t>
-        </w:r>
-      </w:hyperlink>
-      <w:r>
-        <w:rPr>
-          <w:sz w:val="16"/>
-        </w:rPr>
-        <w:br/>
-        <w:t>PERIMETRE : Normandie | RESULTAT_UTILISE : Recrutements de cadres 2025 et prévision 2026 : 2025 : 6 070 (-7 %) ; 2026 : 6 140 (+1 %) ; services 37 %, industrie 29 %, services à forte VA 17 %, construction 10 %, commerce 7 % | PAGE_SI_PDF : - | FIABILITE : HAUTE</w:t>
-      </w:r>
-    </w:p>
-    <w:p>
-      <w:r>
-        <w:rPr>
-          <w:b/>
-          <w:sz w:val="16"/>
-        </w:rPr>
-        <w:t>79. APEC — Centre-Val de Loire</w:t>
-      </w:r>
-      <w:r>
-        <w:rPr>
-          <w:sz w:val="16"/>
-        </w:rPr>
-        <w:br/>
-        <w:t>ORGANISME_OU_MEDIA : Apec | AUTEUR : non indiqué | DATE_PUBLICATION : 2025-2026 | DATE_CONSULTATION : 2026-09-06</w:t>
-        <w:br/>
-        <w:t xml:space="preserve">URL : </w:t>
-      </w:r>
-      <w:hyperlink r:id="rId88">
-        <w:r>
-          <w:rPr>
-            <w:color w:val="0563C1"/>
-            <w:u w:val="single"/>
-          </w:rPr>
-          <w:t xml:space="preserve">https://corporate.apec.fr/files/live/sites/corporate/files/Nos%20regions/pdf/Previsions%20de%20recrutement%20de%20cadres%202026_Centre_Val%20de%20Loire.pdf</w:t>
-        </w:r>
-      </w:hyperlink>
-      <w:r>
-        <w:rPr>
-          <w:sz w:val="16"/>
-        </w:rPr>
-        <w:br/>
-        <w:t>PERIMETRE : Centre-Val de Loire | RESULTAT_UTILISE : Recrutements de cadres 2025 et prévision 2026 : 2025 : 6 930 (+4 %) ; 2026 : 7 000 (+1 %) ; industrie = 40 % des recrutements | PAGE_SI_PDF : - | FIABILITE : HAUTE</w:t>
-      </w:r>
-    </w:p>
-    <w:p>
-      <w:r>
-        <w:rPr>
-          <w:b/>
-          <w:sz w:val="16"/>
-        </w:rPr>
-        <w:t>80. APEC — Bourgogne-Franche-Comté</w:t>
-      </w:r>
-      <w:r>
-        <w:rPr>
-          <w:sz w:val="16"/>
-        </w:rPr>
-        <w:br/>
-        <w:t>ORGANISME_OU_MEDIA : Apec (via macommune.info / La Gazette France) | AUTEUR : non indiqué | DATE_PUBLICATION : 2026 | DATE_CONSULTATION : 2026-09-06</w:t>
-        <w:br/>
-        <w:t xml:space="preserve">URL : </w:t>
-      </w:r>
-      <w:hyperlink r:id="rId89">
-        <w:r>
-          <w:rPr>
-            <w:color w:val="0563C1"/>
-            <w:u w:val="single"/>
-          </w:rPr>
-          <w:t xml:space="preserve">https://www.macommune.info/recrutement-de-cadres-en-bourgogne-franche-comte-une-stabilisation-attendue-en-2026/</w:t>
-        </w:r>
-      </w:hyperlink>
-      <w:r>
-        <w:rPr>
-          <w:sz w:val="16"/>
-        </w:rPr>
-        <w:br/>
-        <w:t>PERIMETRE : Bourgogne-Franche-Comté | RESULTAT_UTILISE : Prévision recrutements de cadres 2026 : ~5 810 (stable ; après -5 % en 2024 et -1 % en 2025) ; industrie 37 % (vs 14 % national), services à forte VA 27 % | PAGE_SI_PDF : - | FIABILITE : HAUTE</w:t>
-      </w:r>
-    </w:p>
-    <w:p>
-      <w:r>
-        <w:rPr>
-          <w:b/>
-          <w:sz w:val="16"/>
-        </w:rPr>
-        <w:t>81. BMO / Data Emploi ROME M1805 — France</w:t>
-      </w:r>
-      <w:r>
-        <w:rPr>
-          <w:sz w:val="16"/>
-        </w:rPr>
-        <w:br/>
-        <w:t>ORGANISME_OU_MEDIA : France Travail Data Emploi (relayé) | AUTEUR : non indiqué | DATE_PUBLICATION : 2026 | DATE_CONSULTATION : 2026-09-06</w:t>
-        <w:br/>
-        <w:t xml:space="preserve">URL : </w:t>
-      </w:r>
-      <w:hyperlink r:id="rId90">
+      <w:hyperlink r:id="rId101">
         <w:r>
           <w:rPr>
             <w:color w:val="0563C1"/>
@@ -14615,7 +15023,7 @@
           <w:b/>
           <w:sz w:val="16"/>
         </w:rPr>
-        <w:t>82. BMO 2025 (Occitanie) — Occitanie</w:t>
+        <w:t>94. BMO 2025 (Occitanie) — Occitanie</w:t>
       </w:r>
       <w:r>
         <w:rPr>
@@ -14626,7 +15034,7 @@
         <w:br/>
         <w:t xml:space="preserve">URL : </w:t>
       </w:r>
-      <w:hyperlink r:id="rId91">
+      <w:hyperlink r:id="rId102">
         <w:r>
           <w:rPr>
             <w:color w:val="0563C1"/>
@@ -14649,7 +15057,7 @@
           <w:b/>
           <w:sz w:val="16"/>
         </w:rPr>
-        <w:t>83. BMO 2026 (Auvergne-Rhône-Alpes) — Auvergne-Rhône-Alpes / Lyon</w:t>
+        <w:t>95. BMO 2026 (Auvergne-Rhône-Alpes) — Auvergne-Rhône-Alpes / Lyon</w:t>
       </w:r>
       <w:r>
         <w:rPr>
@@ -14660,7 +15068,7 @@
         <w:br/>
         <w:t xml:space="preserve">URL : </w:t>
       </w:r>
-      <w:hyperlink r:id="rId92">
+      <w:hyperlink r:id="rId103">
         <w:r>
           <w:rPr>
             <w:color w:val="0563C1"/>
@@ -14683,7 +15091,7 @@
           <w:b/>
           <w:sz w:val="16"/>
         </w:rPr>
-        <w:t>84. BMO 2023 (bassin Lille) — Lille (bassin d'emploi)</w:t>
+        <w:t>96. BMO 2023 (bassin Lille) — Lille (bassin d'emploi)</w:t>
       </w:r>
       <w:r>
         <w:rPr>
@@ -14694,7 +15102,7 @@
         <w:br/>
         <w:t xml:space="preserve">URL : </w:t>
       </w:r>
-      <w:hyperlink r:id="rId93">
+      <w:hyperlink r:id="rId104">
         <w:r>
           <w:rPr>
             <w:color w:val="0563C1"/>
@@ -14717,7 +15125,7 @@
           <w:b/>
           <w:sz w:val="16"/>
         </w:rPr>
-        <w:t>85. Structure des offres IT (Bordeaux) — Bordeaux</w:t>
+        <w:t>97. Structure des offres IT (Bordeaux) — Bordeaux</w:t>
       </w:r>
       <w:r>
         <w:rPr>
@@ -14728,7 +15136,7 @@
         <w:br/>
         <w:t xml:space="preserve">URL : </w:t>
       </w:r>
-      <w:hyperlink r:id="rId94">
+      <w:hyperlink r:id="rId105">
         <w:r>
           <w:rPr>
             <w:color w:val="0563C1"/>
@@ -14751,7 +15159,7 @@
           <w:b/>
           <w:sz w:val="16"/>
         </w:rPr>
-        <w:t>86. Offres Informatique (Indeed, région) — Nouvelle-Aquitaine</w:t>
+        <w:t>98. Offres Informatique (Indeed, région) — Nouvelle-Aquitaine</w:t>
       </w:r>
       <w:r>
         <w:rPr>
@@ -14762,7 +15170,7 @@
         <w:br/>
         <w:t xml:space="preserve">URL : </w:t>
       </w:r>
-      <w:hyperlink r:id="rId95">
+      <w:hyperlink r:id="rId106">
         <w:r>
           <w:rPr>
             <w:color w:val="0563C1"/>
@@ -14785,7 +15193,7 @@
           <w:b/>
           <w:sz w:val="16"/>
         </w:rPr>
-        <w:t>87. BMO 2026 (Pays de la Loire, méthodologie) — Pays de la Loire</w:t>
+        <w:t>99. BMO 2026 (Pays de la Loire, méthodologie) — Pays de la Loire</w:t>
       </w:r>
       <w:r>
         <w:rPr>
@@ -14796,7 +15204,7 @@
         <w:br/>
         <w:t xml:space="preserve">URL : </w:t>
       </w:r>
-      <w:hyperlink r:id="rId96">
+      <w:hyperlink r:id="rId107">
         <w:r>
           <w:rPr>
             <w:color w:val="0563C1"/>
@@ -14819,7 +15227,7 @@
           <w:b/>
           <w:sz w:val="16"/>
         </w:rPr>
-        <w:t>88. Offres ingénieur (Indeed / Adzuna) — Marseille (13)</w:t>
+        <w:t>100. Offres ingénieur (Indeed / Adzuna) — Marseille (13)</w:t>
       </w:r>
       <w:r>
         <w:rPr>
@@ -14830,7 +15238,7 @@
         <w:br/>
         <w:t xml:space="preserve">URL : </w:t>
       </w:r>
-      <w:hyperlink r:id="rId97">
+      <w:hyperlink r:id="rId108">
         <w:r>
           <w:rPr>
             <w:color w:val="0563C1"/>
@@ -14853,7 +15261,7 @@
           <w:b/>
           <w:sz w:val="16"/>
         </w:rPr>
-        <w:t>89. BMO 2026 (méthodologie) — France</w:t>
+        <w:t>101. BMO 2026 (méthodologie) — France</w:t>
       </w:r>
       <w:r>
         <w:rPr>
@@ -14864,7 +15272,7 @@
         <w:br/>
         <w:t xml:space="preserve">URL : </w:t>
       </w:r>
-      <w:hyperlink r:id="rId98">
+      <w:hyperlink r:id="rId109">
         <w:r>
           <w:rPr>
             <w:color w:val="0563C1"/>
@@ -14887,7 +15295,7 @@
           <w:b/>
           <w:sz w:val="16"/>
         </w:rPr>
-        <w:t>90. BMO 2026 (bassin Beauvais, exemple) — Beauvais (bassin)</w:t>
+        <w:t>102. BMO 2026 (bassin Beauvais, exemple) — Beauvais (bassin)</w:t>
       </w:r>
       <w:r>
         <w:rPr>
@@ -14898,7 +15306,7 @@
         <w:br/>
         <w:t xml:space="preserve">URL : </w:t>
       </w:r>
-      <w:hyperlink r:id="rId99">
+      <w:hyperlink r:id="rId110">
         <w:r>
           <w:rPr>
             <w:color w:val="0563C1"/>
@@ -14921,7 +15329,7 @@
           <w:b/>
           <w:sz w:val="16"/>
         </w:rPr>
-        <w:t>91. BMO 2025 national (cadres) — France</w:t>
+        <w:t>103. BMO 2025 national (cadres) — France</w:t>
       </w:r>
       <w:r>
         <w:rPr>
@@ -14932,7 +15340,7 @@
         <w:br/>
         <w:t xml:space="preserve">URL : </w:t>
       </w:r>
-      <w:hyperlink r:id="rId100">
+      <w:hyperlink r:id="rId111">
         <w:r>
           <w:rPr>
             <w:color w:val="0563C1"/>
@@ -14955,7 +15363,7 @@
           <w:b/>
           <w:sz w:val="16"/>
         </w:rPr>
-        <w:t>92. BMO 2025 (Île-de-France) — Île-de-France</w:t>
+        <w:t>104. BMO 2025 (Île-de-France) — Île-de-France</w:t>
       </w:r>
       <w:r>
         <w:rPr>
@@ -14966,7 +15374,7 @@
         <w:br/>
         <w:t xml:space="preserve">URL : </w:t>
       </w:r>
-      <w:hyperlink r:id="rId101">
+      <w:hyperlink r:id="rId112">
         <w:r>
           <w:rPr>
             <w:color w:val="0563C1"/>
@@ -14989,7 +15397,7 @@
           <w:b/>
           <w:sz w:val="16"/>
         </w:rPr>
-        <w:t>93. Dares tensions (ingénieurs informatique) — France / régions (Bretagne, Centre-Val de Loire documents)</w:t>
+        <w:t>105. Dares tensions (ingénieurs informatique) — France / régions (Bretagne, Centre-Val de Loire documents)</w:t>
       </w:r>
       <w:r>
         <w:rPr>
@@ -15000,7 +15408,7 @@
         <w:br/>
         <w:t xml:space="preserve">URL : </w:t>
       </w:r>
-      <w:hyperlink r:id="rId102">
+      <w:hyperlink r:id="rId113">
         <w:r>
           <w:rPr>
             <w:color w:val="0563C1"/>
@@ -15023,7 +15431,7 @@
           <w:b/>
           <w:sz w:val="16"/>
         </w:rPr>
-        <w:t>94. INSEE population active (national, référence) — France</w:t>
+        <w:t>106. INSEE population active (national, référence) — France</w:t>
       </w:r>
       <w:r>
         <w:rPr>
@@ -15034,7 +15442,7 @@
         <w:br/>
         <w:t xml:space="preserve">URL : </w:t>
       </w:r>
-      <w:hyperlink r:id="rId103">
+      <w:hyperlink r:id="rId114">
         <w:r>
           <w:rPr>
             <w:color w:val="0563C1"/>
@@ -15057,7 +15465,7 @@
           <w:b/>
           <w:sz w:val="16"/>
         </w:rPr>
-        <w:t>95. Emplois du numérique (INSEE, localisation) — France / Île-de-France</w:t>
+        <w:t>107. Emplois du numérique (INSEE, localisation) — France / Île-de-France</w:t>
       </w:r>
       <w:r>
         <w:rPr>
@@ -15068,7 +15476,7 @@
         <w:br/>
         <w:t xml:space="preserve">URL : </w:t>
       </w:r>
-      <w:hyperlink r:id="rId104">
+      <w:hyperlink r:id="rId115">
         <w:r>
           <w:rPr>
             <w:color w:val="0563C1"/>
@@ -15091,7 +15499,7 @@
           <w:b/>
           <w:sz w:val="16"/>
         </w:rPr>
-        <w:t>96. Emploi numérique (Numeum 2024) — France</w:t>
+        <w:t>108. Emploi numérique (Numeum 2024) — France</w:t>
       </w:r>
       <w:r>
         <w:rPr>
@@ -15102,7 +15510,7 @@
         <w:br/>
         <w:t xml:space="preserve">URL : </w:t>
       </w:r>
-      <w:hyperlink r:id="rId105">
+      <w:hyperlink r:id="rId116">
         <w:r>
           <w:rPr>
             <w:color w:val="0563C1"/>
@@ -15125,7 +15533,7 @@
           <w:b/>
           <w:sz w:val="16"/>
         </w:rPr>
-        <w:t>97. Filière numérique (Nouvelle-Aquitaine, étude 2025) — Nouvelle-Aquitaine</w:t>
+        <w:t>109. Filière numérique (Nouvelle-Aquitaine, étude 2025) — Nouvelle-Aquitaine</w:t>
       </w:r>
       <w:r>
         <w:rPr>
@@ -15136,7 +15544,7 @@
         <w:br/>
         <w:t xml:space="preserve">URL : </w:t>
       </w:r>
-      <w:hyperlink r:id="rId106">
+      <w:hyperlink r:id="rId117">
         <w:r>
           <w:rPr>
             <w:color w:val="0563C1"/>
@@ -15159,7 +15567,7 @@
           <w:b/>
           <w:sz w:val="16"/>
         </w:rPr>
-        <w:t>98. Emplois du numérique par région (INSEE Références 2025) — Île-de-France ; Auvergne-Rhône-Alpes ; métropoles</w:t>
+        <w:t>110. Emplois du numérique par région (INSEE Références 2025) — Île-de-France ; Auvergne-Rhône-Alpes ; métropoles</w:t>
       </w:r>
       <w:r>
         <w:rPr>
@@ -15170,7 +15578,7 @@
         <w:br/>
         <w:t xml:space="preserve">URL : </w:t>
       </w:r>
-      <w:hyperlink r:id="rId107">
+      <w:hyperlink r:id="rId118">
         <w:r>
           <w:rPr>
             <w:color w:val="0563C1"/>
@@ -15193,7 +15601,7 @@
           <w:b/>
           <w:sz w:val="16"/>
         </w:rPr>
-        <w:t>99. Professions numériques (Grand Est) — Grand Est</w:t>
+        <w:t>111. Professions numériques (Grand Est) — Grand Est</w:t>
       </w:r>
       <w:r>
         <w:rPr>
@@ -15204,7 +15612,7 @@
         <w:br/>
         <w:t xml:space="preserve">URL : </w:t>
       </w:r>
-      <w:hyperlink r:id="rId108">
+      <w:hyperlink r:id="rId119">
         <w:r>
           <w:rPr>
             <w:color w:val="0563C1"/>
@@ -15227,7 +15635,7 @@
           <w:b/>
           <w:sz w:val="16"/>
         </w:rPr>
-        <w:t>100. Télétravail dans les offres développeur (Paris) — Paris</w:t>
+        <w:t>112. Télétravail dans les offres développeur (Paris) — Paris</w:t>
       </w:r>
       <w:r>
         <w:rPr>
@@ -15238,7 +15646,7 @@
         <w:br/>
         <w:t xml:space="preserve">URL : </w:t>
       </w:r>
-      <w:hyperlink r:id="rId109">
+      <w:hyperlink r:id="rId120">
         <w:r>
           <w:rPr>
             <w:color w:val="0563C1"/>
@@ -15261,7 +15669,7 @@
           <w:b/>
           <w:sz w:val="16"/>
         </w:rPr>
-        <w:t>101. Télétravail (offres, comptes) — France</w:t>
+        <w:t>113. Télétravail (offres, comptes) — France</w:t>
       </w:r>
       <w:r>
         <w:rPr>
@@ -15272,7 +15680,7 @@
         <w:br/>
         <w:t xml:space="preserve">URL : </w:t>
       </w:r>
-      <w:hyperlink r:id="rId110">
+      <w:hyperlink r:id="rId121">
         <w:r>
           <w:rPr>
             <w:color w:val="0563C1"/>
@@ -15295,7 +15703,7 @@
           <w:b/>
           <w:sz w:val="16"/>
         </w:rPr>
-        <w:t>102. Télétravail (politique des entreprises, Apec) — France</w:t>
+        <w:t>114. Télétravail (politique des entreprises, Apec) — France</w:t>
       </w:r>
       <w:r>
         <w:rPr>
@@ -15306,7 +15714,7 @@
         <w:br/>
         <w:t xml:space="preserve">URL : </w:t>
       </w:r>
-      <w:hyperlink r:id="rId111">
+      <w:hyperlink r:id="rId122">
         <w:r>
           <w:rPr>
             <w:color w:val="0563C1"/>
@@ -15329,7 +15737,7 @@
           <w:b/>
           <w:sz w:val="16"/>
         </w:rPr>
-        <w:t>103. Offres Informatique (HelloWork, national) — France</w:t>
+        <w:t>115. Offres Informatique (HelloWork, national) — France</w:t>
       </w:r>
       <w:r>
         <w:rPr>
@@ -15340,7 +15748,7 @@
         <w:br/>
         <w:t xml:space="preserve">URL : </w:t>
       </w:r>
-      <w:hyperlink r:id="rId112">
+      <w:hyperlink r:id="rId123">
         <w:r>
           <w:rPr>
             <w:color w:val="0563C1"/>
@@ -15363,7 +15771,7 @@
           <w:b/>
           <w:sz w:val="16"/>
         </w:rPr>
-        <w:t>104. Écosystème tech (Lyon) — Lyon / Auvergne-Rhône-Alpes</w:t>
+        <w:t>116. Écosystème tech (Lyon) — Lyon / Auvergne-Rhône-Alpes</w:t>
       </w:r>
       <w:r>
         <w:rPr>
@@ -15374,7 +15782,7 @@
         <w:br/>
         <w:t xml:space="preserve">URL : </w:t>
       </w:r>
-      <w:hyperlink r:id="rId113">
+      <w:hyperlink r:id="rId124">
         <w:r>
           <w:rPr>
             <w:color w:val="0563C1"/>
@@ -15397,7 +15805,7 @@
           <w:b/>
           <w:sz w:val="16"/>
         </w:rPr>
-        <w:t>105. Écosystème tech (Lille) — Lille / Hauts-de-France</w:t>
+        <w:t>117. Écosystème tech (Lille) — Lille / Hauts-de-France</w:t>
       </w:r>
       <w:r>
         <w:rPr>
@@ -15408,7 +15816,7 @@
         <w:br/>
         <w:t xml:space="preserve">URL : </w:t>
       </w:r>
-      <w:hyperlink r:id="rId114">
+      <w:hyperlink r:id="rId125">
         <w:r>
           <w:rPr>
             <w:color w:val="0563C1"/>
@@ -15431,7 +15839,7 @@
           <w:b/>
           <w:sz w:val="16"/>
         </w:rPr>
-        <w:t>106. Écosystème tech (Bordeaux) — Bordeaux / Nouvelle-Aquitaine</w:t>
+        <w:t>118. Écosystème tech (Bordeaux) — Bordeaux / Nouvelle-Aquitaine</w:t>
       </w:r>
       <w:r>
         <w:rPr>
@@ -15442,7 +15850,7 @@
         <w:br/>
         <w:t xml:space="preserve">URL : </w:t>
       </w:r>
-      <w:hyperlink r:id="rId115">
+      <w:hyperlink r:id="rId126">
         <w:r>
           <w:rPr>
             <w:color w:val="0563C1"/>
@@ -15465,7 +15873,7 @@
           <w:b/>
           <w:sz w:val="16"/>
         </w:rPr>
-        <w:t>107. Écosystème tech (Nantes) — Nantes / Pays de la Loire</w:t>
+        <w:t>119. Écosystème tech (Nantes) — Nantes / Pays de la Loire</w:t>
       </w:r>
       <w:r>
         <w:rPr>
@@ -15476,7 +15884,7 @@
         <w:br/>
         <w:t xml:space="preserve">URL : </w:t>
       </w:r>
-      <w:hyperlink r:id="rId116">
+      <w:hyperlink r:id="rId127">
         <w:r>
           <w:rPr>
             <w:color w:val="0563C1"/>
@@ -15499,7 +15907,7 @@
           <w:b/>
           <w:sz w:val="16"/>
         </w:rPr>
-        <w:t>108. Écosystème tech (Aix-Marseille) — Aix-Marseille-Provence</w:t>
+        <w:t>120. Écosystème tech (Aix-Marseille) — Aix-Marseille-Provence</w:t>
       </w:r>
       <w:r>
         <w:rPr>
@@ -15510,7 +15918,7 @@
         <w:br/>
         <w:t xml:space="preserve">URL : </w:t>
       </w:r>
-      <w:hyperlink r:id="rId117">
+      <w:hyperlink r:id="rId128">
         <w:r>
           <w:rPr>
             <w:color w:val="0563C1"/>
@@ -15533,7 +15941,7 @@
           <w:b/>
           <w:sz w:val="16"/>
         </w:rPr>
-        <w:t>109. Écosystème tech (Paris / Île-de-France) — Île-de-France</w:t>
+        <w:t>121. Écosystème tech (Paris / Île-de-France) — Île-de-France</w:t>
       </w:r>
       <w:r>
         <w:rPr>
@@ -15544,7 +15952,7 @@
         <w:br/>
         <w:t xml:space="preserve">URL : </w:t>
       </w:r>
-      <w:hyperlink r:id="rId118">
+      <w:hyperlink r:id="rId129">
         <w:r>
           <w:rPr>
             <w:color w:val="0563C1"/>
@@ -15567,7 +15975,7 @@
           <w:b/>
           <w:sz w:val="16"/>
         </w:rPr>
-        <w:t>110. Écosystème tech (Toulouse) — Toulouse / Occitanie Ouest</w:t>
+        <w:t>122. Écosystème tech (Toulouse) — Toulouse / Occitanie Ouest</w:t>
       </w:r>
       <w:r>
         <w:rPr>
@@ -15578,7 +15986,7 @@
         <w:br/>
         <w:t xml:space="preserve">URL : </w:t>
       </w:r>
-      <w:hyperlink r:id="rId119">
+      <w:hyperlink r:id="rId130">
         <w:r>
           <w:rPr>
             <w:color w:val="0563C1"/>
@@ -15601,7 +16009,7 @@
           <w:b/>
           <w:sz w:val="16"/>
         </w:rPr>
-        <w:t>111. Répartition régionale des offres (HelloWork 2025) — Île-de-France ; Auvergne-Rhône-Alpes</w:t>
+        <w:t>123. Répartition régionale des offres (HelloWork 2025) — Île-de-France ; Auvergne-Rhône-Alpes</w:t>
       </w:r>
       <w:r>
         <w:rPr>
@@ -15612,7 +16020,7 @@
         <w:br/>
         <w:t xml:space="preserve">URL : </w:t>
       </w:r>
-      <w:hyperlink r:id="rId120">
+      <w:hyperlink r:id="rId131">
         <w:r>
           <w:rPr>
             <w:color w:val="0563C1"/>
@@ -15635,7 +16043,7 @@
           <w:b/>
           <w:sz w:val="16"/>
         </w:rPr>
-        <w:t>112. HelloWork baromètre T1 2026 — France</w:t>
+        <w:t>124. HelloWork baromètre T1 2026 — France</w:t>
       </w:r>
       <w:r>
         <w:rPr>
@@ -15646,7 +16054,7 @@
         <w:br/>
         <w:t xml:space="preserve">URL : </w:t>
       </w:r>
-      <w:hyperlink r:id="rId121">
+      <w:hyperlink r:id="rId132">
         <w:r>
           <w:rPr>
             <w:color w:val="0563C1"/>
@@ -15669,7 +16077,7 @@
           <w:b/>
           <w:sz w:val="16"/>
         </w:rPr>
-        <w:t>113. Apec prévisions 2025 (informatique, régions) — France ; PACA-Corse, Occitanie, Nouvelle-Aquitaine, Bretagne</w:t>
+        <w:t>125. Apec prévisions 2025 (informatique, régions) — France ; PACA-Corse, Occitanie, Nouvelle-Aquitaine, Bretagne</w:t>
       </w:r>
       <w:r>
         <w:rPr>
@@ -15680,7 +16088,7 @@
         <w:br/>
         <w:t xml:space="preserve">URL : </w:t>
       </w:r>
-      <w:hyperlink r:id="rId122">
+      <w:hyperlink r:id="rId133">
         <w:r>
           <w:rPr>
             <w:color w:val="0563C1"/>
@@ -15703,7 +16111,7 @@
           <w:b/>
           <w:sz w:val="16"/>
         </w:rPr>
-        <w:t>114. INSEE emploi total (national et ARA) — France ; Auvergne-Rhône-Alpes ; Occitanie ; Île-de-France ; Bretagne ; Nouvelle-Aquitaine</w:t>
+        <w:t>126. INSEE emploi total (national et ARA) — France ; Auvergne-Rhône-Alpes ; Occitanie ; Île-de-France ; Bretagne ; Nouvelle-Aquitaine</w:t>
       </w:r>
       <w:r>
         <w:rPr>
@@ -15714,7 +16122,7 @@
         <w:br/>
         <w:t xml:space="preserve">URL : </w:t>
       </w:r>
-      <w:hyperlink r:id="rId123">
+      <w:hyperlink r:id="rId134">
         <w:r>
           <w:rPr>
             <w:color w:val="0563C1"/>
@@ -15737,7 +16145,7 @@
           <w:b/>
           <w:sz w:val="16"/>
         </w:rPr>
-        <w:t>115. Économie numérique (Auvergne-Rhône-Alpes, INSEE) — Auvergne-Rhône-Alpes (Isère, Rhône)</w:t>
+        <w:t>127. Économie numérique (Auvergne-Rhône-Alpes, INSEE) — Auvergne-Rhône-Alpes (Isère, Rhône)</w:t>
       </w:r>
       <w:r>
         <w:rPr>
@@ -15748,7 +16156,7 @@
         <w:br/>
         <w:t xml:space="preserve">URL : </w:t>
       </w:r>
-      <w:hyperlink r:id="rId124">
+      <w:hyperlink r:id="rId135">
         <w:r>
           <w:rPr>
             <w:color w:val="0563C1"/>
@@ -15771,7 +16179,7 @@
           <w:b/>
           <w:sz w:val="16"/>
         </w:rPr>
-        <w:t>116. BMO 2026 (granularité) — France (332 bassins)</w:t>
+        <w:t>128. BMO 2026 (granularité) — France (332 bassins)</w:t>
       </w:r>
       <w:r>
         <w:rPr>
@@ -15782,7 +16190,7 @@
         <w:br/>
         <w:t xml:space="preserve">URL : </w:t>
       </w:r>
-      <w:hyperlink r:id="rId125">
+      <w:hyperlink r:id="rId136">
         <w:r>
           <w:rPr>
             <w:color w:val="0563C1"/>
@@ -15805,7 +16213,7 @@
           <w:b/>
           <w:sz w:val="16"/>
         </w:rPr>
-        <w:t>117. BMO 2026 Hauts-de-France (E&amp;S régional) — Hauts-de-France</w:t>
+        <w:t>129. BMO 2026 Hauts-de-France (E&amp;S régional) — Hauts-de-France</w:t>
       </w:r>
       <w:r>
         <w:rPr>
@@ -15816,7 +16224,7 @@
         <w:br/>
         <w:t xml:space="preserve">URL : </w:t>
       </w:r>
-      <w:hyperlink r:id="rId126">
+      <w:hyperlink r:id="rId137">
         <w:r>
           <w:rPr>
             <w:color w:val="0563C1"/>
@@ -15839,52 +16247,18 @@
           <w:b/>
           <w:sz w:val="16"/>
         </w:rPr>
-        <w:t>118. Apec recrutements cadres (Auvergne-Rhône-Alpes) — Auvergne-Rhône-Alpes</w:t>
-      </w:r>
-      <w:r>
-        <w:rPr>
-          <w:sz w:val="16"/>
-        </w:rPr>
-        <w:br/>
-        <w:t>ORGANISME_OU_MEDIA : Apec (relayé) | AUTEUR : non indiqué | DATE_PUBLICATION : 2025-2026 | DATE_CONSULTATION : 2026-09-06</w:t>
+        <w:t>130. Métiers en tension (arrêté du 21 mai 2025) — France (liste par région)</w:t>
+      </w:r>
+      <w:r>
+        <w:rPr>
+          <w:sz w:val="16"/>
+        </w:rPr>
+        <w:br/>
+        <w:t>ORGANISME_OU_MEDIA : Ministère du Travail / Dares | AUTEUR : non indiqué | DATE_PUBLICATION : 2025-05-21 (JO 22 mai 2025) | DATE_CONSULTATION : 2026-09-06</w:t>
         <w:br/>
         <w:t xml:space="preserve">URL : </w:t>
       </w:r>
-      <w:hyperlink r:id="rId127">
-        <w:r>
-          <w:rPr>
-            <w:color w:val="0563C1"/>
-            <w:u w:val="single"/>
-          </w:rPr>
-          <w:t xml:space="preserve">https://mesinfos.fr/auvergne-rhone-alpes/l-apec-prevoit-une-hausse-des-recrutements-de-cadres-en-2026-en-auvergne-rhone-alpes-243735.html</w:t>
-        </w:r>
-      </w:hyperlink>
-      <w:r>
-        <w:rPr>
-          <w:sz w:val="16"/>
-        </w:rPr>
-        <w:br/>
-        <w:t>PERIMETRE : Auvergne-Rhône-Alpes | RESULTAT_UTILISE : recrutements cadres 2025 ; prévision 2026 ; part services VA : 34 100 recrutements en 2025 (-4 %) ; 35 260 prévus en 2026 (+3 %) ; services à forte VA (ingénierie R&amp;D, conseil, banque-assurance, informatique) 45 % ; industrie 21 % | PAGE_SI_PDF : - | FIABILITE : BONNE (APEC RELAYÉ)</w:t>
-      </w:r>
-    </w:p>
-    <w:p>
-      <w:r>
-        <w:rPr>
-          <w:b/>
-          <w:sz w:val="16"/>
-        </w:rPr>
-        <w:t>119. Métiers en tension (arrêté du 21 mai 2025) — France (liste par région)</w:t>
-      </w:r>
-      <w:r>
-        <w:rPr>
-          <w:sz w:val="16"/>
-        </w:rPr>
-        <w:br/>
-        <w:t>ORGANISME_OU_MEDIA : Ministère du Travail / Dares | AUTEUR : non indiqué | DATE_PUBLICATION : 2025-05-21 (JO 22 mai 2025) | DATE_CONSULTATION : 2026-09-06</w:t>
-        <w:br/>
-        <w:t xml:space="preserve">URL : </w:t>
-      </w:r>
-      <w:hyperlink r:id="rId128">
+      <w:hyperlink r:id="rId138">
         <w:r>
           <w:rPr>
             <w:color w:val="0563C1"/>
@@ -15907,7 +16281,7 @@
           <w:b/>
           <w:sz w:val="16"/>
         </w:rPr>
-        <w:t>120. BMO 2026 (Île-de-France, secteur numérique) — Île-de-France / France</w:t>
+        <w:t>131. BMO 2026 (Île-de-France, secteur numérique) — Île-de-France / France</w:t>
       </w:r>
       <w:r>
         <w:rPr>
@@ -15918,7 +16292,7 @@
         <w:br/>
         <w:t xml:space="preserve">URL : </w:t>
       </w:r>
-      <w:hyperlink r:id="rId129">
+      <w:hyperlink r:id="rId139">
         <w:r>
           <w:rPr>
             <w:color w:val="0563C1"/>
@@ -15941,7 +16315,7 @@
           <w:b/>
           <w:sz w:val="16"/>
         </w:rPr>
-        <w:t>121. Secteur numérique (Auvergne-Rhône-Alpes) — Auvergne-Rhône-Alpes</w:t>
+        <w:t>132. Secteur numérique (Auvergne-Rhône-Alpes) — Auvergne-Rhône-Alpes</w:t>
       </w:r>
       <w:r>
         <w:rPr>
@@ -15952,7 +16326,7 @@
         <w:br/>
         <w:t xml:space="preserve">URL : </w:t>
       </w:r>
-      <w:hyperlink r:id="rId130">
+      <w:hyperlink r:id="rId140">
         <w:r>
           <w:rPr>
             <w:color w:val="0563C1"/>
@@ -15975,7 +16349,7 @@
           <w:b/>
           <w:sz w:val="16"/>
         </w:rPr>
-        <w:t>122. Délégués régionaux Numeum — Hauts-de-France ; Nouvelle-Aquitaine ; Auvergne-Rhône-Alpes ; Sud</w:t>
+        <w:t>133. Délégués régionaux Numeum — Hauts-de-France ; Nouvelle-Aquitaine ; Auvergne-Rhône-Alpes ; Sud</w:t>
       </w:r>
       <w:r>
         <w:rPr>
@@ -15986,7 +16360,7 @@
         <w:br/>
         <w:t xml:space="preserve">URL : </w:t>
       </w:r>
-      <w:hyperlink r:id="rId131">
+      <w:hyperlink r:id="rId141">
         <w:r>
           <w:rPr>
             <w:color w:val="0563C1"/>
@@ -16009,7 +16383,7 @@
           <w:b/>
           <w:sz w:val="16"/>
         </w:rPr>
-        <w:t>123. Population / population active par région (INSEE, anciennes données) — IDF ; ARA ; NAQ ; Occitanie ; HDF ; PACA</w:t>
+        <w:t>134. Population / population active par région (INSEE, anciennes données) — IDF ; ARA ; NAQ ; Occitanie ; HDF ; PACA</w:t>
       </w:r>
       <w:r>
         <w:rPr>
@@ -16020,7 +16394,7 @@
         <w:br/>
         <w:t xml:space="preserve">URL : </w:t>
       </w:r>
-      <w:hyperlink r:id="rId132">
+      <w:hyperlink r:id="rId142">
         <w:r>
           <w:rPr>
             <w:color w:val="0563C1"/>
@@ -16043,7 +16417,7 @@
           <w:b/>
           <w:sz w:val="16"/>
         </w:rPr>
-        <w:t>124. Data Emploi (portails régionaux) — Île-de-France (REG/11) ; France</w:t>
+        <w:t>135. Data Emploi (portails régionaux) — Île-de-France (REG/11) ; France</w:t>
       </w:r>
       <w:r>
         <w:rPr>
@@ -16054,7 +16428,7 @@
         <w:br/>
         <w:t xml:space="preserve">URL : </w:t>
       </w:r>
-      <w:hyperlink r:id="rId133">
+      <w:hyperlink r:id="rId143">
         <w:r>
           <w:rPr>
             <w:color w:val="0563C1"/>
@@ -16077,7 +16451,7 @@
           <w:b/>
           <w:sz w:val="16"/>
         </w:rPr>
-        <w:t>125. Répartition régionale des offres numériques (GEN / Grand Est) — Île-de-France ; Normandie ; Bourgogne-Franche-Comté ; Grand Est</w:t>
+        <w:t>136. Répartition régionale des offres numériques (GEN / Grand Est) — Île-de-France ; Normandie ; Bourgogne-Franche-Comté ; Grand Est</w:t>
       </w:r>
       <w:r>
         <w:rPr>
@@ -16088,7 +16462,7 @@
         <w:br/>
         <w:t xml:space="preserve">URL : </w:t>
       </w:r>
-      <w:hyperlink r:id="rId134">
+      <w:hyperlink r:id="rId144">
         <w:r>
           <w:rPr>
             <w:color w:val="0563C1"/>
@@ -16111,7 +16485,7 @@
           <w:b/>
           <w:sz w:val="16"/>
         </w:rPr>
-        <w:t>126. Apec prévisions 2026 (secteurs et régions) — France ; Occitanie ; Pays de la Loire ; Île-de-France ; Hauts-de-France ; Normandie</w:t>
+        <w:t>137. Apec prévisions 2026 (secteurs et régions) — France ; Occitanie ; Pays de la Loire ; Île-de-France ; Hauts-de-France ; Normandie</w:t>
       </w:r>
       <w:r>
         <w:rPr>
@@ -16122,7 +16496,7 @@
         <w:br/>
         <w:t xml:space="preserve">URL : </w:t>
       </w:r>
-      <w:hyperlink r:id="rId135">
+      <w:hyperlink r:id="rId145">
         <w:r>
           <w:rPr>
             <w:color w:val="0563C1"/>
@@ -16145,7 +16519,7 @@
           <w:b/>
           <w:sz w:val="16"/>
         </w:rPr>
-        <w:t>127. BMO 2026 (part d'entreprises anticipant des difficultés) — France</w:t>
+        <w:t>138. BMO 2026 (part d'entreprises anticipant des difficultés) — France</w:t>
       </w:r>
       <w:r>
         <w:rPr>
@@ -16156,7 +16530,7 @@
         <w:br/>
         <w:t xml:space="preserve">URL : </w:t>
       </w:r>
-      <w:hyperlink r:id="rId136">
+      <w:hyperlink r:id="rId146">
         <w:r>
           <w:rPr>
             <w:color w:val="0563C1"/>
@@ -16179,7 +16553,7 @@
           <w:b/>
           <w:sz w:val="16"/>
         </w:rPr>
-        <w:t>128. INSEE Île-de-France 2024 — Île-de-France</w:t>
+        <w:t>139. INSEE Île-de-France 2024 — Île-de-France</w:t>
       </w:r>
       <w:r>
         <w:rPr>
@@ -16190,7 +16564,7 @@
         <w:br/>
         <w:t xml:space="preserve">URL : </w:t>
       </w:r>
-      <w:hyperlink r:id="rId137">
+      <w:hyperlink r:id="rId147">
         <w:r>
           <w:rPr>
             <w:color w:val="0563C1"/>
@@ -16213,7 +16587,7 @@
           <w:b/>
           <w:sz w:val="16"/>
         </w:rPr>
-        <w:t>129. Écosystème numérique (Hauts-de-France / Lille) — Hauts-de-France / Lille</w:t>
+        <w:t>140. Écosystème numérique (Hauts-de-France / Lille) — Hauts-de-France / Lille</w:t>
       </w:r>
       <w:r>
         <w:rPr>
@@ -16224,7 +16598,7 @@
         <w:br/>
         <w:t xml:space="preserve">URL : </w:t>
       </w:r>
-      <w:hyperlink r:id="rId138">
+      <w:hyperlink r:id="rId148">
         <w:r>
           <w:rPr>
             <w:color w:val="0563C1"/>
@@ -16247,7 +16621,7 @@
           <w:b/>
           <w:sz w:val="16"/>
         </w:rPr>
-        <w:t>130. Recruteurs ESN (Lyon / Auvergne-Rhône-Alpes) — Lyon</w:t>
+        <w:t>141. Recruteurs ESN (Lyon / Auvergne-Rhône-Alpes) — Lyon</w:t>
       </w:r>
       <w:r>
         <w:rPr>
@@ -16258,7 +16632,7 @@
         <w:br/>
         <w:t xml:space="preserve">URL : </w:t>
       </w:r>
-      <w:hyperlink r:id="rId139">
+      <w:hyperlink r:id="rId149">
         <w:r>
           <w:rPr>
             <w:color w:val="0563C1"/>
@@ -16281,7 +16655,7 @@
           <w:b/>
           <w:sz w:val="16"/>
         </w:rPr>
-        <w:t>131. Emplois numériques (PACA, données anciennes) — Provence-Alpes-Côte d'Azur (Marseille-Aubagne, Cannes-Antibes, Aix-en-Provence)</w:t>
+        <w:t>142. Emplois numériques (PACA, données anciennes) — Provence-Alpes-Côte d'Azur (Marseille-Aubagne, Cannes-Antibes, Aix-en-Provence)</w:t>
       </w:r>
       <w:r>
         <w:rPr>
@@ -16292,7 +16666,7 @@
         <w:br/>
         <w:t xml:space="preserve">URL : </w:t>
       </w:r>
-      <w:hyperlink r:id="rId140">
+      <w:hyperlink r:id="rId150">
         <w:r>
           <w:rPr>
             <w:color w:val="0563C1"/>
@@ -16315,7 +16689,7 @@
           <w:b/>
           <w:sz w:val="16"/>
         </w:rPr>
-        <w:t>132. Filière numérique (Nouvelle-Aquitaine) — Nouvelle-Aquitaine</w:t>
+        <w:t>143. Filière numérique (Nouvelle-Aquitaine) — Nouvelle-Aquitaine</w:t>
       </w:r>
       <w:r>
         <w:rPr>
@@ -16326,7 +16700,7 @@
         <w:br/>
         <w:t xml:space="preserve">URL : </w:t>
       </w:r>
-      <w:hyperlink r:id="rId141">
+      <w:hyperlink r:id="rId151">
         <w:r>
           <w:rPr>
             <w:color w:val="0563C1"/>
@@ -16349,7 +16723,7 @@
           <w:b/>
           <w:sz w:val="16"/>
         </w:rPr>
-        <w:t>133. Filière numérique (Pays de la Loire) — Pays de la Loire</w:t>
+        <w:t>144. Filière numérique (Pays de la Loire) — Pays de la Loire</w:t>
       </w:r>
       <w:r>
         <w:rPr>
@@ -16360,7 +16734,7 @@
         <w:br/>
         <w:t xml:space="preserve">URL : </w:t>
       </w:r>
-      <w:hyperlink r:id="rId142">
+      <w:hyperlink r:id="rId152">
         <w:r>
           <w:rPr>
             <w:color w:val="0563C1"/>
@@ -16383,7 +16757,7 @@
           <w:b/>
           <w:sz w:val="16"/>
         </w:rPr>
-        <w:t>134. Numérique (Occitanie, France Travail) — Occitanie</w:t>
+        <w:t>145. Numérique (Occitanie, France Travail) — Occitanie</w:t>
       </w:r>
       <w:r>
         <w:rPr>
@@ -16394,7 +16768,7 @@
         <w:br/>
         <w:t xml:space="preserve">URL : </w:t>
       </w:r>
-      <w:hyperlink r:id="rId143">
+      <w:hyperlink r:id="rId153">
         <w:r>
           <w:rPr>
             <w:color w:val="0563C1"/>
@@ -16417,7 +16791,7 @@
           <w:b/>
           <w:sz w:val="16"/>
         </w:rPr>
-        <w:t>135. BMO 2026 (Pays de la Loire) — Pays de la Loire</w:t>
+        <w:t>146. BMO 2026 (Pays de la Loire) — Pays de la Loire</w:t>
       </w:r>
       <w:r>
         <w:rPr>
@@ -16428,7 +16802,7 @@
         <w:br/>
         <w:t xml:space="preserve">URL : </w:t>
       </w:r>
-      <w:hyperlink r:id="rId144">
+      <w:hyperlink r:id="rId154">
         <w:r>
           <w:rPr>
             <w:color w:val="0563C1"/>
@@ -16451,7 +16825,7 @@
           <w:b/>
           <w:sz w:val="16"/>
         </w:rPr>
-        <w:t>136. Répartition ville des offres Indeed (Developpeur Logiciel Web, 2024) — Lyon ; Toulouse ; Nantes ; Bordeaux ; Lille ; Marseille</w:t>
+        <w:t>147. Répartition ville des offres Indeed (Developpeur Logiciel Web, 2024) — Lyon ; Toulouse ; Nantes ; Bordeaux ; Lille ; Marseille</w:t>
       </w:r>
       <w:r>
         <w:rPr>
@@ -16462,7 +16836,7 @@
         <w:br/>
         <w:t xml:space="preserve">URL : </w:t>
       </w:r>
-      <w:hyperlink r:id="rId145">
+      <w:hyperlink r:id="rId155">
         <w:r>
           <w:rPr>
             <w:color w:val="0563C1"/>
@@ -16485,7 +16859,7 @@
           <w:b/>
           <w:sz w:val="16"/>
         </w:rPr>
-        <w:t>137. Chômage régional 2025 (INSEE) — France ; Hauts-de-France ; Auvergne-Rhône-Alpes</w:t>
+        <w:t>148. Chômage régional 2025 (INSEE) — France ; Hauts-de-France ; Auvergne-Rhône-Alpes</w:t>
       </w:r>
       <w:r>
         <w:rPr>
@@ -16496,7 +16870,7 @@
         <w:br/>
         <w:t xml:space="preserve">URL : </w:t>
       </w:r>
-      <w:hyperlink r:id="rId146">
+      <w:hyperlink r:id="rId156">
         <w:r>
           <w:rPr>
             <w:color w:val="0563C1"/>
@@ -16519,7 +16893,7 @@
           <w:b/>
           <w:sz w:val="16"/>
         </w:rPr>
-        <w:t>138. Apec métiers porteurs 2026 (définitions) et ARA — France ; Auvergne-Rhône-Alpes</w:t>
+        <w:t>149. Apec métiers porteurs 2026 (définitions) et ARA — France ; Auvergne-Rhône-Alpes</w:t>
       </w:r>
       <w:r>
         <w:rPr>
@@ -16530,7 +16904,7 @@
         <w:br/>
         <w:t xml:space="preserve">URL : </w:t>
       </w:r>
-      <w:hyperlink r:id="rId147">
+      <w:hyperlink r:id="rId157">
         <w:r>
           <w:rPr>
             <w:color w:val="0563C1"/>
@@ -16553,7 +16927,7 @@
           <w:b/>
           <w:sz w:val="16"/>
         </w:rPr>
-        <w:t>139. Apec Île-de-France : recrutements cadres 2025 et top offres 2026 — Île-de-France</w:t>
+        <w:t>150. Apec Île-de-France : recrutements cadres 2025 et top offres 2026 — Île-de-France</w:t>
       </w:r>
       <w:r>
         <w:rPr>
@@ -16564,7 +16938,7 @@
         <w:br/>
         <w:t xml:space="preserve">URL : </w:t>
       </w:r>
-      <w:hyperlink r:id="rId148">
+      <w:hyperlink r:id="rId158">
         <w:r>
           <w:rPr>
             <w:color w:val="0563C1"/>
@@ -16587,7 +16961,7 @@
           <w:b/>
           <w:sz w:val="16"/>
         </w:rPr>
-        <w:t>140. Numérique et microélectronique (Aix-Marseille-Provence) — Aix-Marseille-Provence (métropole)</w:t>
+        <w:t>151. Numérique et microélectronique (Aix-Marseille-Provence) — Aix-Marseille-Provence (métropole)</w:t>
       </w:r>
       <w:r>
         <w:rPr>
@@ -16598,7 +16972,7 @@
         <w:br/>
         <w:t xml:space="preserve">URL : </w:t>
       </w:r>
-      <w:hyperlink r:id="rId149">
+      <w:hyperlink r:id="rId159">
         <w:r>
           <w:rPr>
             <w:color w:val="0563C1"/>
@@ -16621,7 +16995,7 @@
           <w:b/>
           <w:sz w:val="16"/>
         </w:rPr>
-        <w:t>141. TJM freelance développeur par ville (indices vs IDF) — Paris ; Lyon ; Bordeaux ; Marseille/Nice ; Lille ; Nantes/Rennes</w:t>
+        <w:t>152. TJM freelance développeur par ville (indices vs IDF) — Paris ; Lyon ; Bordeaux ; Marseille/Nice ; Lille ; Nantes/Rennes</w:t>
       </w:r>
       <w:r>
         <w:rPr>
@@ -16632,7 +17006,7 @@
         <w:br/>
         <w:t xml:space="preserve">URL : </w:t>
       </w:r>
-      <w:hyperlink r:id="rId150">
+      <w:hyperlink r:id="rId160">
         <w:r>
           <w:rPr>
             <w:color w:val="0563C1"/>
@@ -16655,7 +17029,7 @@
           <w:b/>
           <w:sz w:val="16"/>
         </w:rPr>
-        <w:t>142. Offres diffusées France Travail T1 2026 — France ; Hauts-de-France</w:t>
+        <w:t>153. Offres diffusées France Travail T1 2026 — France ; Hauts-de-France</w:t>
       </w:r>
       <w:r>
         <w:rPr>
@@ -16666,7 +17040,7 @@
         <w:br/>
         <w:t xml:space="preserve">URL : </w:t>
       </w:r>
-      <w:hyperlink r:id="rId151">
+      <w:hyperlink r:id="rId161">
         <w:r>
           <w:rPr>
             <w:color w:val="0563C1"/>
@@ -16689,7 +17063,7 @@
           <w:b/>
           <w:sz w:val="16"/>
         </w:rPr>
-        <w:t>143. BMO 2026 (Nouvelle-Aquitaine, évolution) — Nouvelle-Aquitaine / Bordeaux</w:t>
+        <w:t>154. BMO 2026 (Nouvelle-Aquitaine, évolution) — Nouvelle-Aquitaine / Bordeaux</w:t>
       </w:r>
       <w:r>
         <w:rPr>
@@ -16700,7 +17074,7 @@
         <w:br/>
         <w:t xml:space="preserve">URL : </w:t>
       </w:r>
-      <w:hyperlink r:id="rId152">
+      <w:hyperlink r:id="rId162">
         <w:r>
           <w:rPr>
             <w:color w:val="0563C1"/>
@@ -16723,7 +17097,7 @@
           <w:b/>
           <w:sz w:val="16"/>
         </w:rPr>
-        <w:t>144. BMO 2026 (Loire-Atlantique, méthodologie) — Loire-Atlantique (44) / Nantes</w:t>
+        <w:t>155. BMO 2026 (Loire-Atlantique, méthodologie) — Loire-Atlantique (44) / Nantes</w:t>
       </w:r>
       <w:r>
         <w:rPr>
@@ -16734,7 +17108,7 @@
         <w:br/>
         <w:t xml:space="preserve">URL : </w:t>
       </w:r>
-      <w:hyperlink r:id="rId153">
+      <w:hyperlink r:id="rId163">
         <w:r>
           <w:rPr>
             <w:color w:val="0563C1"/>
@@ -16757,7 +17131,7 @@
           <w:b/>
           <w:sz w:val="16"/>
         </w:rPr>
-        <w:t>145. Observatoires régionaux BMO 2026 (portails) — Auvergne-Rhône-Alpes (Rhône) ; Nouvelle-Aquitaine ; Pays de la Loire</w:t>
+        <w:t>156. Observatoires régionaux BMO 2026 (portails) — Auvergne-Rhône-Alpes (Rhône) ; Nouvelle-Aquitaine ; Pays de la Loire</w:t>
       </w:r>
       <w:r>
         <w:rPr>
@@ -16768,7 +17142,7 @@
         <w:br/>
         <w:t xml:space="preserve">URL : </w:t>
       </w:r>
-      <w:hyperlink r:id="rId154">
+      <w:hyperlink r:id="rId164">
         <w:r>
           <w:rPr>
             <w:color w:val="0563C1"/>
@@ -16791,7 +17165,7 @@
           <w:b/>
           <w:sz w:val="16"/>
         </w:rPr>
-        <w:t>146. Free-Work salaire/TJM fullstack — France</w:t>
+        <w:t>157. Free-Work salaire/TJM fullstack — France</w:t>
       </w:r>
       <w:r>
         <w:rPr>
@@ -16802,7 +17176,7 @@
         <w:br/>
         <w:t xml:space="preserve">URL : </w:t>
       </w:r>
-      <w:hyperlink r:id="rId155">
+      <w:hyperlink r:id="rId165">
         <w:r>
           <w:rPr>
             <w:color w:val="0563C1"/>
@@ -16825,7 +17199,7 @@
           <w:b/>
           <w:sz w:val="16"/>
         </w:rPr>
-        <w:t>147. Développeur web</w:t>
+        <w:t>158. Développeur web</w:t>
       </w:r>
       <w:r>
         <w:rPr>
@@ -16836,7 +17210,7 @@
         <w:br/>
         <w:t xml:space="preserve">URL : </w:t>
       </w:r>
-      <w:hyperlink r:id="rId156">
+      <w:hyperlink r:id="rId166">
         <w:r>
           <w:rPr>
             <w:color w:val="0563C1"/>
@@ -16859,7 +17233,7 @@
           <w:b/>
           <w:sz w:val="16"/>
         </w:rPr>
-        <w:t>148. Développeur full stack</w:t>
+        <w:t>159. Développeur full stack</w:t>
       </w:r>
       <w:r>
         <w:rPr>
@@ -16870,7 +17244,7 @@
         <w:br/>
         <w:t xml:space="preserve">URL : </w:t>
       </w:r>
-      <w:hyperlink r:id="rId157">
+      <w:hyperlink r:id="rId167">
         <w:r>
           <w:rPr>
             <w:color w:val="0563C1"/>
@@ -16893,7 +17267,7 @@
           <w:b/>
           <w:sz w:val="16"/>
         </w:rPr>
-        <w:t>149. Développeur full stack</w:t>
+        <w:t>160. Développeur full stack</w:t>
       </w:r>
       <w:r>
         <w:rPr>
@@ -16904,7 +17278,7 @@
         <w:br/>
         <w:t xml:space="preserve">URL : </w:t>
       </w:r>
-      <w:hyperlink r:id="rId158">
+      <w:hyperlink r:id="rId168">
         <w:r>
           <w:rPr>
             <w:color w:val="0563C1"/>
@@ -16927,7 +17301,7 @@
           <w:b/>
           <w:sz w:val="16"/>
         </w:rPr>
-        <w:t>150. Développeur (tous)</w:t>
+        <w:t>161. Développeur (tous)</w:t>
       </w:r>
       <w:r>
         <w:rPr>
@@ -16938,7 +17312,7 @@
         <w:br/>
         <w:t xml:space="preserve">URL : </w:t>
       </w:r>
-      <w:hyperlink r:id="rId159">
+      <w:hyperlink r:id="rId169">
         <w:r>
           <w:rPr>
             <w:color w:val="0563C1"/>
@@ -16961,7 +17335,7 @@
           <w:b/>
           <w:sz w:val="16"/>
         </w:rPr>
-        <w:t>151. Développeur web</w:t>
+        <w:t>162. Développeur web</w:t>
       </w:r>
       <w:r>
         <w:rPr>
@@ -16972,7 +17346,7 @@
         <w:br/>
         <w:t xml:space="preserve">URL : </w:t>
       </w:r>
-      <w:hyperlink r:id="rId160">
+      <w:hyperlink r:id="rId170">
         <w:r>
           <w:rPr>
             <w:color w:val="0563C1"/>
@@ -16995,7 +17369,7 @@
           <w:b/>
           <w:sz w:val="16"/>
         </w:rPr>
-        <w:t>152. Développeur web</w:t>
+        <w:t>163. Développeur web</w:t>
       </w:r>
       <w:r>
         <w:rPr>
@@ -17006,7 +17380,7 @@
         <w:br/>
         <w:t xml:space="preserve">URL : </w:t>
       </w:r>
-      <w:hyperlink r:id="rId161">
+      <w:hyperlink r:id="rId171">
         <w:r>
           <w:rPr>
             <w:color w:val="0563C1"/>
@@ -17029,7 +17403,7 @@
           <w:b/>
           <w:sz w:val="16"/>
         </w:rPr>
-        <w:t>153. Développeur</w:t>
+        <w:t>164. Développeur</w:t>
       </w:r>
       <w:r>
         <w:rPr>
@@ -17040,7 +17414,7 @@
         <w:br/>
         <w:t xml:space="preserve">URL : </w:t>
       </w:r>
-      <w:hyperlink r:id="rId162">
+      <w:hyperlink r:id="rId172">
         <w:r>
           <w:rPr>
             <w:color w:val="0563C1"/>
@@ -17063,7 +17437,7 @@
           <w:b/>
           <w:sz w:val="16"/>
         </w:rPr>
-        <w:t>154. Architecte technique</w:t>
+        <w:t>165. Architecte technique</w:t>
       </w:r>
       <w:r>
         <w:rPr>
@@ -17074,7 +17448,7 @@
         <w:br/>
         <w:t xml:space="preserve">URL : </w:t>
       </w:r>
-      <w:hyperlink r:id="rId163">
+      <w:hyperlink r:id="rId173">
         <w:r>
           <w:rPr>
             <w:color w:val="0563C1"/>
@@ -17097,7 +17471,7 @@
           <w:b/>
           <w:sz w:val="16"/>
         </w:rPr>
-        <w:t>155. Développeur full stack</w:t>
+        <w:t>166. Développeur full stack</w:t>
       </w:r>
       <w:r>
         <w:rPr>
@@ -17108,7 +17482,7 @@
         <w:br/>
         <w:t xml:space="preserve">URL : </w:t>
       </w:r>
-      <w:hyperlink r:id="rId164">
+      <w:hyperlink r:id="rId174">
         <w:r>
           <w:rPr>
             <w:color w:val="0563C1"/>
@@ -17131,7 +17505,7 @@
           <w:b/>
           <w:sz w:val="16"/>
         </w:rPr>
-        <w:t>156. Développeur full stack</w:t>
+        <w:t>167. Développeur full stack</w:t>
       </w:r>
       <w:r>
         <w:rPr>
@@ -17142,7 +17516,7 @@
         <w:br/>
         <w:t xml:space="preserve">URL : </w:t>
       </w:r>
-      <w:hyperlink r:id="rId165">
+      <w:hyperlink r:id="rId175">
         <w:r>
           <w:rPr>
             <w:color w:val="0563C1"/>
@@ -17165,7 +17539,7 @@
           <w:b/>
           <w:sz w:val="16"/>
         </w:rPr>
-        <w:t>157. Développeur</w:t>
+        <w:t>168. Développeur</w:t>
       </w:r>
       <w:r>
         <w:rPr>
@@ -17176,7 +17550,7 @@
         <w:br/>
         <w:t xml:space="preserve">URL : </w:t>
       </w:r>
-      <w:hyperlink r:id="rId166">
+      <w:hyperlink r:id="rId176">
         <w:r>
           <w:rPr>
             <w:color w:val="0563C1"/>
@@ -17199,7 +17573,7 @@
           <w:b/>
           <w:sz w:val="16"/>
         </w:rPr>
-        <w:t>158. Développeur</w:t>
+        <w:t>169. Développeur</w:t>
       </w:r>
       <w:r>
         <w:rPr>
@@ -17210,7 +17584,7 @@
         <w:br/>
         <w:t xml:space="preserve">URL : </w:t>
       </w:r>
-      <w:hyperlink r:id="rId167">
+      <w:hyperlink r:id="rId177">
         <w:r>
           <w:rPr>
             <w:color w:val="0563C1"/>
@@ -17233,7 +17607,7 @@
           <w:b/>
           <w:sz w:val="16"/>
         </w:rPr>
-        <w:t>159. Développeur</w:t>
+        <w:t>170. Développeur</w:t>
       </w:r>
       <w:r>
         <w:rPr>
@@ -17244,7 +17618,7 @@
         <w:br/>
         <w:t xml:space="preserve">URL : </w:t>
       </w:r>
-      <w:hyperlink r:id="rId168">
+      <w:hyperlink r:id="rId178">
         <w:r>
           <w:rPr>
             <w:color w:val="0563C1"/>
@@ -17267,7 +17641,7 @@
           <w:b/>
           <w:sz w:val="16"/>
         </w:rPr>
-        <w:t>160. Développeur</w:t>
+        <w:t>171. Développeur</w:t>
       </w:r>
       <w:r>
         <w:rPr>
@@ -17278,7 +17652,7 @@
         <w:br/>
         <w:t xml:space="preserve">URL : </w:t>
       </w:r>
-      <w:hyperlink r:id="rId169">
+      <w:hyperlink r:id="rId179">
         <w:r>
           <w:rPr>
             <w:color w:val="0563C1"/>
@@ -17301,7 +17675,7 @@
           <w:b/>
           <w:sz w:val="16"/>
         </w:rPr>
-        <w:t>161. Développeur React Native (mobile)</w:t>
+        <w:t>172. Développeur React Native (mobile)</w:t>
       </w:r>
       <w:r>
         <w:rPr>
@@ -17312,7 +17686,7 @@
         <w:br/>
         <w:t xml:space="preserve">URL : </w:t>
       </w:r>
-      <w:hyperlink r:id="rId170">
+      <w:hyperlink r:id="rId180">
         <w:r>
           <w:rPr>
             <w:color w:val="0563C1"/>
@@ -17335,7 +17709,7 @@
           <w:b/>
           <w:sz w:val="16"/>
         </w:rPr>
-        <w:t>162. Développeur web</w:t>
+        <w:t>173. Développeur web</w:t>
       </w:r>
       <w:r>
         <w:rPr>
@@ -17346,7 +17720,7 @@
         <w:br/>
         <w:t xml:space="preserve">URL : </w:t>
       </w:r>
-      <w:hyperlink r:id="rId171">
+      <w:hyperlink r:id="rId181">
         <w:r>
           <w:rPr>
             <w:color w:val="0563C1"/>
@@ -17369,7 +17743,7 @@
           <w:b/>
           <w:sz w:val="16"/>
         </w:rPr>
-        <w:t>163. Développeur</w:t>
+        <w:t>174. Développeur</w:t>
       </w:r>
       <w:r>
         <w:rPr>
@@ -17380,7 +17754,7 @@
         <w:br/>
         <w:t xml:space="preserve">URL : </w:t>
       </w:r>
-      <w:hyperlink r:id="rId172">
+      <w:hyperlink r:id="rId182">
         <w:r>
           <w:rPr>
             <w:color w:val="0563C1"/>
@@ -17403,7 +17777,7 @@
           <w:b/>
           <w:sz w:val="16"/>
         </w:rPr>
-        <w:t>164. Développeur</w:t>
+        <w:t>175. Développeur</w:t>
       </w:r>
       <w:r>
         <w:rPr>
@@ -17414,7 +17788,7 @@
         <w:br/>
         <w:t xml:space="preserve">URL : </w:t>
       </w:r>
-      <w:hyperlink r:id="rId173">
+      <w:hyperlink r:id="rId183">
         <w:r>
           <w:rPr>
             <w:color w:val="0563C1"/>
@@ -17437,7 +17811,7 @@
           <w:b/>
           <w:sz w:val="16"/>
         </w:rPr>
-        <w:t>165. Développeur (chez Externatic)</w:t>
+        <w:t>176. Développeur (chez Externatic)</w:t>
       </w:r>
       <w:r>
         <w:rPr>
@@ -17448,7 +17822,7 @@
         <w:br/>
         <w:t xml:space="preserve">URL : </w:t>
       </w:r>
-      <w:hyperlink r:id="rId174">
+      <w:hyperlink r:id="rId184">
         <w:r>
           <w:rPr>
             <w:color w:val="0563C1"/>
@@ -17471,7 +17845,7 @@
           <w:b/>
           <w:sz w:val="16"/>
         </w:rPr>
-        <w:t>166. Développeur freelance (TJM)</w:t>
+        <w:t>177. Développeur freelance (TJM)</w:t>
       </w:r>
       <w:r>
         <w:rPr>
@@ -17482,7 +17856,7 @@
         <w:br/>
         <w:t xml:space="preserve">URL : </w:t>
       </w:r>
-      <w:hyperlink r:id="rId175">
+      <w:hyperlink r:id="rId185">
         <w:r>
           <w:rPr>
             <w:color w:val="0563C1"/>
@@ -17505,7 +17879,7 @@
           <w:b/>
           <w:sz w:val="16"/>
         </w:rPr>
-        <w:t>167. Développeur web freelance (TJM)</w:t>
+        <w:t>178. Développeur web freelance (TJM)</w:t>
       </w:r>
       <w:r>
         <w:rPr>
@@ -17516,7 +17890,7 @@
         <w:br/>
         <w:t xml:space="preserve">URL : </w:t>
       </w:r>
-      <w:hyperlink r:id="rId176">
+      <w:hyperlink r:id="rId186">
         <w:r>
           <w:rPr>
             <w:color w:val="0563C1"/>
@@ -17539,7 +17913,7 @@
           <w:b/>
           <w:sz w:val="16"/>
         </w:rPr>
-        <w:t>168. Développeur</w:t>
+        <w:t>179. Développeur</w:t>
       </w:r>
       <w:r>
         <w:rPr>
@@ -17550,7 +17924,7 @@
         <w:br/>
         <w:t xml:space="preserve">URL : </w:t>
       </w:r>
-      <w:hyperlink r:id="rId177">
+      <w:hyperlink r:id="rId187">
         <w:r>
           <w:rPr>
             <w:color w:val="0563C1"/>
@@ -17573,7 +17947,7 @@
           <w:b/>
           <w:sz w:val="16"/>
         </w:rPr>
-        <w:t>169. Développeur</w:t>
+        <w:t>180. Développeur</w:t>
       </w:r>
       <w:r>
         <w:rPr>
@@ -17584,7 +17958,7 @@
         <w:br/>
         <w:t xml:space="preserve">URL : </w:t>
       </w:r>
-      <w:hyperlink r:id="rId178">
+      <w:hyperlink r:id="rId188">
         <w:r>
           <w:rPr>
             <w:color w:val="0563C1"/>
@@ -17607,7 +17981,7 @@
           <w:b/>
           <w:sz w:val="16"/>
         </w:rPr>
-        <w:t>170. Développeur</w:t>
+        <w:t>181. Développeur</w:t>
       </w:r>
       <w:r>
         <w:rPr>
@@ -17618,7 +17992,7 @@
         <w:br/>
         <w:t xml:space="preserve">URL : </w:t>
       </w:r>
-      <w:hyperlink r:id="rId179">
+      <w:hyperlink r:id="rId189">
         <w:r>
           <w:rPr>
             <w:color w:val="0563C1"/>
@@ -17641,7 +18015,7 @@
           <w:b/>
           <w:sz w:val="16"/>
         </w:rPr>
-        <w:t>171. Développeur web en alternance (apprentissage)</w:t>
+        <w:t>182. Développeur web en alternance (apprentissage)</w:t>
       </w:r>
       <w:r>
         <w:rPr>
@@ -17652,7 +18026,7 @@
         <w:br/>
         <w:t xml:space="preserve">URL : </w:t>
       </w:r>
-      <w:hyperlink r:id="rId180">
+      <w:hyperlink r:id="rId190">
         <w:r>
           <w:rPr>
             <w:color w:val="0563C1"/>
@@ -17675,7 +18049,7 @@
           <w:b/>
           <w:sz w:val="16"/>
         </w:rPr>
-        <w:t>172. Développeur</w:t>
+        <w:t>183. Développeur</w:t>
       </w:r>
       <w:r>
         <w:rPr>
@@ -17686,7 +18060,7 @@
         <w:br/>
         <w:t xml:space="preserve">URL : </w:t>
       </w:r>
-      <w:hyperlink r:id="rId181">
+      <w:hyperlink r:id="rId191">
         <w:r>
           <w:rPr>
             <w:color w:val="0563C1"/>
@@ -17709,7 +18083,7 @@
           <w:b/>
           <w:sz w:val="16"/>
         </w:rPr>
-        <w:t>173. Développeur full stack</w:t>
+        <w:t>184. Développeur full stack</w:t>
       </w:r>
       <w:r>
         <w:rPr>
@@ -17720,7 +18094,7 @@
         <w:br/>
         <w:t xml:space="preserve">URL : </w:t>
       </w:r>
-      <w:hyperlink r:id="rId182">
+      <w:hyperlink r:id="rId192">
         <w:r>
           <w:rPr>
             <w:color w:val="0563C1"/>
@@ -17743,7 +18117,7 @@
           <w:b/>
           <w:sz w:val="16"/>
         </w:rPr>
-        <w:t>174. Développeur (tous)</w:t>
+        <w:t>185. Développeur (tous)</w:t>
       </w:r>
       <w:r>
         <w:rPr>
@@ -17754,7 +18128,7 @@
         <w:br/>
         <w:t xml:space="preserve">URL : </w:t>
       </w:r>
-      <w:hyperlink r:id="rId183">
+      <w:hyperlink r:id="rId193">
         <w:r>
           <w:rPr>
             <w:color w:val="0563C1"/>
@@ -17777,7 +18151,7 @@
           <w:b/>
           <w:sz w:val="16"/>
         </w:rPr>
-        <w:t>175. Développeur</w:t>
+        <w:t>186. Développeur</w:t>
       </w:r>
       <w:r>
         <w:rPr>
@@ -17788,7 +18162,7 @@
         <w:br/>
         <w:t xml:space="preserve">URL : </w:t>
       </w:r>
-      <w:hyperlink r:id="rId184">
+      <w:hyperlink r:id="rId194">
         <w:r>
           <w:rPr>
             <w:color w:val="0563C1"/>
@@ -17811,7 +18185,7 @@
           <w:b/>
           <w:sz w:val="16"/>
         </w:rPr>
-        <w:t>176. Développeur (tous)</w:t>
+        <w:t>187. Développeur (tous)</w:t>
       </w:r>
       <w:r>
         <w:rPr>
@@ -17822,7 +18196,7 @@
         <w:br/>
         <w:t xml:space="preserve">URL : </w:t>
       </w:r>
-      <w:hyperlink r:id="rId185">
+      <w:hyperlink r:id="rId195">
         <w:r>
           <w:rPr>
             <w:color w:val="0563C1"/>
@@ -17845,7 +18219,7 @@
           <w:b/>
           <w:sz w:val="16"/>
         </w:rPr>
-        <w:t>177. Développeur</w:t>
+        <w:t>188. Développeur</w:t>
       </w:r>
       <w:r>
         <w:rPr>
@@ -17856,7 +18230,7 @@
         <w:br/>
         <w:t xml:space="preserve">URL : </w:t>
       </w:r>
-      <w:hyperlink r:id="rId186">
+      <w:hyperlink r:id="rId196">
         <w:r>
           <w:rPr>
             <w:color w:val="0563C1"/>
@@ -17879,7 +18253,7 @@
           <w:b/>
           <w:sz w:val="16"/>
         </w:rPr>
-        <w:t>178. Développeur</w:t>
+        <w:t>189. Développeur</w:t>
       </w:r>
       <w:r>
         <w:rPr>
@@ -17890,7 +18264,7 @@
         <w:br/>
         <w:t xml:space="preserve">URL : </w:t>
       </w:r>
-      <w:hyperlink r:id="rId187">
+      <w:hyperlink r:id="rId197">
         <w:r>
           <w:rPr>
             <w:color w:val="0563C1"/>
@@ -17913,7 +18287,7 @@
           <w:b/>
           <w:sz w:val="16"/>
         </w:rPr>
-        <w:t>179. Développeur</w:t>
+        <w:t>190. Développeur</w:t>
       </w:r>
       <w:r>
         <w:rPr>
@@ -17924,7 +18298,7 @@
         <w:br/>
         <w:t xml:space="preserve">URL : </w:t>
       </w:r>
-      <w:hyperlink r:id="rId188">
+      <w:hyperlink r:id="rId198">
         <w:r>
           <w:rPr>
             <w:color w:val="0563C1"/>
@@ -17947,7 +18321,7 @@
           <w:b/>
           <w:sz w:val="16"/>
         </w:rPr>
-        <w:t>180. Développeur</w:t>
+        <w:t>191. Développeur</w:t>
       </w:r>
       <w:r>
         <w:rPr>
@@ -17958,7 +18332,7 @@
         <w:br/>
         <w:t xml:space="preserve">URL : </w:t>
       </w:r>
-      <w:hyperlink r:id="rId189">
+      <w:hyperlink r:id="rId199">
         <w:r>
           <w:rPr>
             <w:color w:val="0563C1"/>
@@ -17981,7 +18355,7 @@
           <w:b/>
           <w:sz w:val="16"/>
         </w:rPr>
-        <w:t>181. Développeur full stack</w:t>
+        <w:t>192. Développeur full stack</w:t>
       </w:r>
       <w:r>
         <w:rPr>
@@ -17992,7 +18366,7 @@
         <w:br/>
         <w:t xml:space="preserve">URL : </w:t>
       </w:r>
-      <w:hyperlink r:id="rId190">
+      <w:hyperlink r:id="rId200">
         <w:r>
           <w:rPr>
             <w:color w:val="0563C1"/>
@@ -18015,7 +18389,7 @@
           <w:b/>
           <w:sz w:val="16"/>
         </w:rPr>
-        <w:t>182. Développeur full stack</w:t>
+        <w:t>193. Développeur full stack</w:t>
       </w:r>
       <w:r>
         <w:rPr>
@@ -18026,7 +18400,7 @@
         <w:br/>
         <w:t xml:space="preserve">URL : </w:t>
       </w:r>
-      <w:hyperlink r:id="rId191">
+      <w:hyperlink r:id="rId201">
         <w:r>
           <w:rPr>
             <w:color w:val="0563C1"/>
@@ -18049,7 +18423,7 @@
           <w:b/>
           <w:sz w:val="16"/>
         </w:rPr>
-        <w:t>183. Développeur</w:t>
+        <w:t>194. Développeur</w:t>
       </w:r>
       <w:r>
         <w:rPr>
@@ -18060,7 +18434,7 @@
         <w:br/>
         <w:t xml:space="preserve">URL : </w:t>
       </w:r>
-      <w:hyperlink r:id="rId192">
+      <w:hyperlink r:id="rId202">
         <w:r>
           <w:rPr>
             <w:color w:val="0563C1"/>
@@ -18083,7 +18457,7 @@
           <w:b/>
           <w:sz w:val="16"/>
         </w:rPr>
-        <w:t>184. Développeur front-end</w:t>
+        <w:t>195. Développeur front-end</w:t>
       </w:r>
       <w:r>
         <w:rPr>
@@ -18094,7 +18468,7 @@
         <w:br/>
         <w:t xml:space="preserve">URL : </w:t>
       </w:r>
-      <w:hyperlink r:id="rId193">
+      <w:hyperlink r:id="rId203">
         <w:r>
           <w:rPr>
             <w:color w:val="0563C1"/>
@@ -18117,7 +18491,7 @@
           <w:b/>
           <w:sz w:val="16"/>
         </w:rPr>
-        <w:t>185. Développeur front-end</w:t>
+        <w:t>196. Développeur front-end</w:t>
       </w:r>
       <w:r>
         <w:rPr>
@@ -18128,7 +18502,7 @@
         <w:br/>
         <w:t xml:space="preserve">URL : </w:t>
       </w:r>
-      <w:hyperlink r:id="rId194">
+      <w:hyperlink r:id="rId204">
         <w:r>
           <w:rPr>
             <w:color w:val="0563C1"/>
@@ -18151,7 +18525,7 @@
           <w:b/>
           <w:sz w:val="16"/>
         </w:rPr>
-        <w:t>186. Développeur</w:t>
+        <w:t>197. Développeur</w:t>
       </w:r>
       <w:r>
         <w:rPr>
@@ -18162,7 +18536,7 @@
         <w:br/>
         <w:t xml:space="preserve">URL : </w:t>
       </w:r>
-      <w:hyperlink r:id="rId195">
+      <w:hyperlink r:id="rId205">
         <w:r>
           <w:rPr>
             <w:color w:val="0563C1"/>
@@ -18185,7 +18559,7 @@
           <w:b/>
           <w:sz w:val="16"/>
         </w:rPr>
-        <w:t>187. Développeur full-stack / back-end</w:t>
+        <w:t>198. Développeur full-stack / back-end</w:t>
       </w:r>
       <w:r>
         <w:rPr>
@@ -18196,7 +18570,7 @@
         <w:br/>
         <w:t xml:space="preserve">URL : </w:t>
       </w:r>
-      <w:hyperlink r:id="rId196">
+      <w:hyperlink r:id="rId206">
         <w:r>
           <w:rPr>
             <w:color w:val="0563C1"/>
@@ -18219,7 +18593,7 @@
           <w:b/>
           <w:sz w:val="16"/>
         </w:rPr>
-        <w:t>188. Développeur (toutes technos)</w:t>
+        <w:t>199. Développeur (toutes technos)</w:t>
       </w:r>
       <w:r>
         <w:rPr>
@@ -18230,7 +18604,7 @@
         <w:br/>
         <w:t xml:space="preserve">URL : </w:t>
       </w:r>
-      <w:hyperlink r:id="rId197">
+      <w:hyperlink r:id="rId207">
         <w:r>
           <w:rPr>
             <w:color w:val="0563C1"/>
@@ -18253,7 +18627,7 @@
           <w:b/>
           <w:sz w:val="16"/>
         </w:rPr>
-        <w:t>189. Développeur informatique</w:t>
+        <w:t>200. Développeur informatique</w:t>
       </w:r>
       <w:r>
         <w:rPr>
@@ -18264,7 +18638,7 @@
         <w:br/>
         <w:t xml:space="preserve">URL : </w:t>
       </w:r>
-      <w:hyperlink r:id="rId198">
+      <w:hyperlink r:id="rId208">
         <w:r>
           <w:rPr>
             <w:color w:val="0563C1"/>
@@ -18287,7 +18661,7 @@
           <w:b/>
           <w:sz w:val="16"/>
         </w:rPr>
-        <w:t>190. Développeur web</w:t>
+        <w:t>201. Développeur web</w:t>
       </w:r>
       <w:r>
         <w:rPr>
@@ -18298,7 +18672,7 @@
         <w:br/>
         <w:t xml:space="preserve">URL : </w:t>
       </w:r>
-      <w:hyperlink r:id="rId199">
+      <w:hyperlink r:id="rId209">
         <w:r>
           <w:rPr>
             <w:color w:val="0563C1"/>
@@ -18321,7 +18695,7 @@
           <w:b/>
           <w:sz w:val="16"/>
         </w:rPr>
-        <w:t>191. Développeur (alternance)</w:t>
+        <w:t>202. Développeur (alternance)</w:t>
       </w:r>
       <w:r>
         <w:rPr>
@@ -18332,7 +18706,7 @@
         <w:br/>
         <w:t xml:space="preserve">URL : </w:t>
       </w:r>
-      <w:hyperlink r:id="rId200">
+      <w:hyperlink r:id="rId210">
         <w:r>
           <w:rPr>
             <w:color w:val="0563C1"/>
@@ -18355,7 +18729,7 @@
           <w:b/>
           <w:sz w:val="16"/>
         </w:rPr>
-        <w:t>192. React / Vue.js / Node.js / Python / cloud (AWS, Azure, GCP)</w:t>
+        <w:t>203. React / Vue.js / Node.js / Python / cloud (AWS, Azure, GCP)</w:t>
       </w:r>
       <w:r>
         <w:rPr>
@@ -18366,7 +18740,7 @@
         <w:br/>
         <w:t xml:space="preserve">URL : </w:t>
       </w:r>
-      <w:hyperlink r:id="rId201">
+      <w:hyperlink r:id="rId211">
         <w:r>
           <w:rPr>
             <w:color w:val="0563C1"/>
@@ -18389,7 +18763,7 @@
           <w:b/>
           <w:sz w:val="16"/>
         </w:rPr>
-        <w:t>193. Python, JavaScript/TypeScript</w:t>
+        <w:t>204. Python, JavaScript/TypeScript</w:t>
       </w:r>
       <w:r>
         <w:rPr>
@@ -18400,7 +18774,7 @@
         <w:br/>
         <w:t xml:space="preserve">URL : </w:t>
       </w:r>
-      <w:hyperlink r:id="rId202">
+      <w:hyperlink r:id="rId212">
         <w:r>
           <w:rPr>
             <w:color w:val="0563C1"/>
@@ -18423,7 +18797,7 @@
           <w:b/>
           <w:sz w:val="16"/>
         </w:rPr>
-        <w:t>194. React / Next.js</w:t>
+        <w:t>205. React / Next.js</w:t>
       </w:r>
       <w:r>
         <w:rPr>
@@ -18434,7 +18808,7 @@
         <w:br/>
         <w:t xml:space="preserve">URL : </w:t>
       </w:r>
-      <w:hyperlink r:id="rId203">
+      <w:hyperlink r:id="rId213">
         <w:r>
           <w:rPr>
             <w:color w:val="0563C1"/>
@@ -18457,7 +18831,7 @@
           <w:b/>
           <w:sz w:val="16"/>
         </w:rPr>
-        <w:t>195. Vue.js</w:t>
+        <w:t>206. Vue.js</w:t>
       </w:r>
       <w:r>
         <w:rPr>
@@ -18468,7 +18842,7 @@
         <w:br/>
         <w:t xml:space="preserve">URL : </w:t>
       </w:r>
-      <w:hyperlink r:id="rId204">
+      <w:hyperlink r:id="rId214">
         <w:r>
           <w:rPr>
             <w:color w:val="0563C1"/>
@@ -18491,7 +18865,7 @@
           <w:b/>
           <w:sz w:val="16"/>
         </w:rPr>
-        <w:t>196. Angular + React</w:t>
+        <w:t>207. Angular + React</w:t>
       </w:r>
       <w:r>
         <w:rPr>
@@ -18502,7 +18876,7 @@
         <w:br/>
         <w:t xml:space="preserve">URL : </w:t>
       </w:r>
-      <w:hyperlink r:id="rId205">
+      <w:hyperlink r:id="rId215">
         <w:r>
           <w:rPr>
             <w:color w:val="0563C1"/>
@@ -18525,7 +18899,7 @@
           <w:b/>
           <w:sz w:val="16"/>
         </w:rPr>
-        <w:t>197. Java Spring</w:t>
+        <w:t>208. Java Spring</w:t>
       </w:r>
       <w:r>
         <w:rPr>
@@ -18536,7 +18910,7 @@
         <w:br/>
         <w:t xml:space="preserve">URL : </w:t>
       </w:r>
-      <w:hyperlink r:id="rId206">
+      <w:hyperlink r:id="rId216">
         <w:r>
           <w:rPr>
             <w:color w:val="0563C1"/>
@@ -18559,7 +18933,7 @@
           <w:b/>
           <w:sz w:val="16"/>
         </w:rPr>
-        <w:t>198. Java</w:t>
+        <w:t>209. Java</w:t>
       </w:r>
       <w:r>
         <w:rPr>
@@ -18570,7 +18944,7 @@
         <w:br/>
         <w:t xml:space="preserve">URL : </w:t>
       </w:r>
-      <w:hyperlink r:id="rId207">
+      <w:hyperlink r:id="rId217">
         <w:r>
           <w:rPr>
             <w:color w:val="0563C1"/>
@@ -18593,7 +18967,7 @@
           <w:b/>
           <w:sz w:val="16"/>
         </w:rPr>
-        <w:t>199. PHP Symfony</w:t>
+        <w:t>210. PHP Symfony</w:t>
       </w:r>
       <w:r>
         <w:rPr>
@@ -18604,7 +18978,7 @@
         <w:br/>
         <w:t xml:space="preserve">URL : </w:t>
       </w:r>
-      <w:hyperlink r:id="rId208">
+      <w:hyperlink r:id="rId218">
         <w:r>
           <w:rPr>
             <w:color w:val="0563C1"/>
@@ -18627,7 +19001,7 @@
           <w:b/>
           <w:sz w:val="16"/>
         </w:rPr>
-        <w:t>200. Symfony</w:t>
+        <w:t>211. Symfony</w:t>
       </w:r>
       <w:r>
         <w:rPr>
@@ -18638,7 +19012,7 @@
         <w:br/>
         <w:t xml:space="preserve">URL : </w:t>
       </w:r>
-      <w:hyperlink r:id="rId209">
+      <w:hyperlink r:id="rId219">
         <w:r>
           <w:rPr>
             <w:color w:val="0563C1"/>
@@ -18661,7 +19035,7 @@
           <w:b/>
           <w:sz w:val="16"/>
         </w:rPr>
-        <w:t>201. PHP (Symfony/Laravel) en télétravail</w:t>
+        <w:t>212. PHP (Symfony/Laravel) en télétravail</w:t>
       </w:r>
       <w:r>
         <w:rPr>
@@ -18672,7 +19046,7 @@
         <w:br/>
         <w:t xml:space="preserve">URL : </w:t>
       </w:r>
-      <w:hyperlink r:id="rId210">
+      <w:hyperlink r:id="rId220">
         <w:r>
           <w:rPr>
             <w:color w:val="0563C1"/>
@@ -18695,7 +19069,7 @@
           <w:b/>
           <w:sz w:val="16"/>
         </w:rPr>
-        <w:t>202. Cybersécurité</w:t>
+        <w:t>213. Cybersécurité</w:t>
       </w:r>
       <w:r>
         <w:rPr>
@@ -18706,7 +19080,7 @@
         <w:br/>
         <w:t xml:space="preserve">URL : </w:t>
       </w:r>
-      <w:hyperlink r:id="rId211">
+      <w:hyperlink r:id="rId221">
         <w:r>
           <w:rPr>
             <w:color w:val="0563C1"/>
@@ -18729,7 +19103,7 @@
           <w:b/>
           <w:sz w:val="16"/>
         </w:rPr>
-        <w:t>203. Data, IA, infrastructures</w:t>
+        <w:t>214. Data, IA, infrastructures</w:t>
       </w:r>
       <w:r>
         <w:rPr>
@@ -18740,7 +19114,7 @@
         <w:br/>
         <w:t xml:space="preserve">URL : </w:t>
       </w:r>
-      <w:hyperlink r:id="rId212">
+      <w:hyperlink r:id="rId222">
         <w:r>
           <w:rPr>
             <w:color w:val="0563C1"/>
@@ -18763,7 +19137,7 @@
           <w:b/>
           <w:sz w:val="16"/>
         </w:rPr>
-        <w:t>204. Métiers du numérique</w:t>
+        <w:t>215. Métiers du numérique</w:t>
       </w:r>
       <w:r>
         <w:rPr>
@@ -18774,7 +19148,7 @@
         <w:br/>
         <w:t xml:space="preserve">URL : </w:t>
       </w:r>
-      <w:hyperlink r:id="rId213">
+      <w:hyperlink r:id="rId223">
         <w:r>
           <w:rPr>
             <w:color w:val="0563C1"/>
@@ -18797,7 +19171,7 @@
           <w:b/>
           <w:sz w:val="16"/>
         </w:rPr>
-        <w:t>205. Python ; JavaScript/TypeScript</w:t>
+        <w:t>216. Python ; JavaScript/TypeScript</w:t>
       </w:r>
       <w:r>
         <w:rPr>
@@ -18808,7 +19182,7 @@
         <w:br/>
         <w:t xml:space="preserve">URL : </w:t>
       </w:r>
-      <w:hyperlink r:id="rId214">
+      <w:hyperlink r:id="rId224">
         <w:r>
           <w:rPr>
             <w:color w:val="0563C1"/>
@@ -18831,7 +19205,7 @@
           <w:b/>
           <w:sz w:val="16"/>
         </w:rPr>
-        <w:t>206. React, Vue, Svelte (front) ; Next.js (full-stack)</w:t>
+        <w:t>217. React, Vue, Svelte (front) ; Next.js (full-stack)</w:t>
       </w:r>
       <w:r>
         <w:rPr>
@@ -18842,7 +19216,7 @@
         <w:br/>
         <w:t xml:space="preserve">URL : </w:t>
       </w:r>
-      <w:hyperlink r:id="rId215">
+      <w:hyperlink r:id="rId225">
         <w:r>
           <w:rPr>
             <w:color w:val="0563C1"/>
@@ -18865,7 +19239,7 @@
           <w:b/>
           <w:sz w:val="16"/>
         </w:rPr>
-        <w:t>207. JavaScript/TypeScript, Python, Java, Go ; Rust en progression</w:t>
+        <w:t>218. JavaScript/TypeScript, Python, Java, Go ; Rust en progression</w:t>
       </w:r>
       <w:r>
         <w:rPr>
@@ -18876,7 +19250,7 @@
         <w:br/>
         <w:t xml:space="preserve">URL : </w:t>
       </w:r>
-      <w:hyperlink r:id="rId216">
+      <w:hyperlink r:id="rId226">
         <w:r>
           <w:rPr>
             <w:color w:val="0563C1"/>
@@ -18899,7 +19273,7 @@
           <w:b/>
           <w:sz w:val="16"/>
         </w:rPr>
-        <w:t>208. React / Vue.js (front), Node.js / Python (back), cloud AWS/Azure/GCP</w:t>
+        <w:t>219. React / Vue.js (front), Node.js / Python (back), cloud AWS/Azure/GCP</w:t>
       </w:r>
       <w:r>
         <w:rPr>
@@ -18910,7 +19284,7 @@
         <w:br/>
         <w:t xml:space="preserve">URL : </w:t>
       </w:r>
-      <w:hyperlink r:id="rId217">
+      <w:hyperlink r:id="rId227">
         <w:r>
           <w:rPr>
             <w:color w:val="0563C1"/>
@@ -18933,7 +19307,7 @@
           <w:b/>
           <w:sz w:val="16"/>
         </w:rPr>
-        <w:t>209. Angular + React (mots-clés combinés)</w:t>
+        <w:t>220. Angular + React (mots-clés combinés)</w:t>
       </w:r>
       <w:r>
         <w:rPr>
@@ -18944,7 +19318,7 @@
         <w:br/>
         <w:t xml:space="preserve">URL : </w:t>
       </w:r>
-      <w:hyperlink r:id="rId218">
+      <w:hyperlink r:id="rId228">
         <w:r>
           <w:rPr>
             <w:color w:val="0563C1"/>
@@ -18967,7 +19341,7 @@
           <w:b/>
           <w:sz w:val="16"/>
         </w:rPr>
-        <w:t>210. React (vs Vue/Angular)</w:t>
+        <w:t>221. React (vs Vue/Angular)</w:t>
       </w:r>
       <w:r>
         <w:rPr>
@@ -18978,7 +19352,7 @@
         <w:br/>
         <w:t xml:space="preserve">URL : </w:t>
       </w:r>
-      <w:hyperlink r:id="rId219">
+      <w:hyperlink r:id="rId229">
         <w:r>
           <w:rPr>
             <w:color w:val="0563C1"/>
@@ -19001,7 +19375,7 @@
           <w:b/>
           <w:sz w:val="16"/>
         </w:rPr>
-        <w:t>211. LLM, RAG, fine-tuning ; MLOps</w:t>
+        <w:t>222. LLM, RAG, fine-tuning ; MLOps</w:t>
       </w:r>
       <w:r>
         <w:rPr>
@@ -19012,7 +19386,7 @@
         <w:br/>
         <w:t xml:space="preserve">URL : </w:t>
       </w:r>
-      <w:hyperlink r:id="rId220">
+      <w:hyperlink r:id="rId230">
         <w:r>
           <w:rPr>
             <w:color w:val="0563C1"/>
@@ -19035,7 +19409,7 @@
           <w:b/>
           <w:sz w:val="16"/>
         </w:rPr>
-        <w:t>212. Développement web et support IT (métiers)</w:t>
+        <w:t>223. Développement web et support IT (métiers)</w:t>
       </w:r>
       <w:r>
         <w:rPr>
@@ -19046,7 +19420,7 @@
         <w:br/>
         <w:t xml:space="preserve">URL : </w:t>
       </w:r>
-      <w:hyperlink r:id="rId221">
+      <w:hyperlink r:id="rId231">
         <w:r>
           <w:rPr>
             <w:color w:val="0563C1"/>
@@ -19069,7 +19443,7 @@
           <w:b/>
           <w:sz w:val="16"/>
         </w:rPr>
-        <w:t>213. IA (compétence transverse)</w:t>
+        <w:t>224. IA (compétence transverse)</w:t>
       </w:r>
       <w:r>
         <w:rPr>
@@ -19080,7 +19454,7 @@
         <w:br/>
         <w:t xml:space="preserve">URL : </w:t>
       </w:r>
-      <w:hyperlink r:id="rId222">
+      <w:hyperlink r:id="rId232">
         <w:r>
           <w:rPr>
             <w:color w:val="0563C1"/>
@@ -19103,7 +19477,7 @@
           <w:b/>
           <w:sz w:val="16"/>
         </w:rPr>
-        <w:t>214. Transparence salariale (offres)</w:t>
+        <w:t>225. Transparence salariale (offres)</w:t>
       </w:r>
       <w:r>
         <w:rPr>
@@ -19114,7 +19488,7 @@
         <w:br/>
         <w:t xml:space="preserve">URL : </w:t>
       </w:r>
-      <w:hyperlink r:id="rId223">
+      <w:hyperlink r:id="rId233">
         <w:r>
           <w:rPr>
             <w:color w:val="0563C1"/>
@@ -19137,7 +19511,7 @@
           <w:b/>
           <w:sz w:val="16"/>
         </w:rPr>
-        <w:t>215. Java Spring</w:t>
+        <w:t>226. Java Spring</w:t>
       </w:r>
       <w:r>
         <w:rPr>
@@ -19148,7 +19522,7 @@
         <w:br/>
         <w:t xml:space="preserve">URL : </w:t>
       </w:r>
-      <w:hyperlink r:id="rId224">
+      <w:hyperlink r:id="rId234">
         <w:r>
           <w:rPr>
             <w:color w:val="0563C1"/>
@@ -19171,7 +19545,7 @@
           <w:b/>
           <w:sz w:val="16"/>
         </w:rPr>
-        <w:t>216. Java (Spring Boot)</w:t>
+        <w:t>227. Java (Spring Boot)</w:t>
       </w:r>
       <w:r>
         <w:rPr>
@@ -19182,7 +19556,7 @@
         <w:br/>
         <w:t xml:space="preserve">URL : </w:t>
       </w:r>
-      <w:hyperlink r:id="rId225">
+      <w:hyperlink r:id="rId235">
         <w:r>
           <w:rPr>
             <w:color w:val="0563C1"/>
@@ -19205,7 +19579,7 @@
           <w:b/>
           <w:sz w:val="16"/>
         </w:rPr>
-        <w:t>217. Symfony (PHP)</w:t>
+        <w:t>228. Symfony (PHP)</w:t>
       </w:r>
       <w:r>
         <w:rPr>
@@ -19216,7 +19590,7 @@
         <w:br/>
         <w:t xml:space="preserve">URL : </w:t>
       </w:r>
-      <w:hyperlink r:id="rId226">
+      <w:hyperlink r:id="rId236">
         <w:r>
           <w:rPr>
             <w:color w:val="0563C1"/>
@@ -19239,7 +19613,7 @@
           <w:b/>
           <w:sz w:val="16"/>
         </w:rPr>
-        <w:t>218. Symfony (exigences types)</w:t>
+        <w:t>229. Symfony (exigences types)</w:t>
       </w:r>
       <w:r>
         <w:rPr>
@@ -19250,7 +19624,7 @@
         <w:br/>
         <w:t xml:space="preserve">URL : </w:t>
       </w:r>
-      <w:hyperlink r:id="rId227">
+      <w:hyperlink r:id="rId237">
         <w:r>
           <w:rPr>
             <w:color w:val="0563C1"/>
@@ -19273,7 +19647,7 @@
           <w:b/>
           <w:sz w:val="16"/>
         </w:rPr>
-        <w:t>219. TypeScript</w:t>
+        <w:t>230. TypeScript</w:t>
       </w:r>
       <w:r>
         <w:rPr>
@@ -19284,7 +19658,7 @@
         <w:br/>
         <w:t xml:space="preserve">URL : </w:t>
       </w:r>
-      <w:hyperlink r:id="rId228">
+      <w:hyperlink r:id="rId238">
         <w:r>
           <w:rPr>
             <w:color w:val="0563C1"/>
@@ -19307,7 +19681,7 @@
           <w:b/>
           <w:sz w:val="16"/>
         </w:rPr>
-        <w:t>220. TypeScript (usage développeurs)</w:t>
+        <w:t>231. TypeScript (usage développeurs)</w:t>
       </w:r>
       <w:r>
         <w:rPr>
@@ -19318,7 +19692,7 @@
         <w:br/>
         <w:t xml:space="preserve">URL : </w:t>
       </w:r>
-      <w:hyperlink r:id="rId229">
+      <w:hyperlink r:id="rId239">
         <w:r>
           <w:rPr>
             <w:color w:val="0563C1"/>
@@ -19341,7 +19715,7 @@
           <w:b/>
           <w:sz w:val="16"/>
         </w:rPr>
-        <w:t>221. Kubernetes + AWS (mots-clés)</w:t>
+        <w:t>232. Kubernetes + AWS (mots-clés)</w:t>
       </w:r>
       <w:r>
         <w:rPr>
@@ -19352,7 +19726,7 @@
         <w:br/>
         <w:t xml:space="preserve">URL : </w:t>
       </w:r>
-      <w:hyperlink r:id="rId230">
+      <w:hyperlink r:id="rId240">
         <w:r>
           <w:rPr>
             <w:color w:val="0563C1"/>
@@ -19375,7 +19749,7 @@
           <w:b/>
           <w:sz w:val="16"/>
         </w:rPr>
-        <w:t>222. Docker</w:t>
+        <w:t>233. Docker</w:t>
       </w:r>
       <w:r>
         <w:rPr>
@@ -19386,7 +19760,7 @@
         <w:br/>
         <w:t xml:space="preserve">URL : </w:t>
       </w:r>
-      <w:hyperlink r:id="rId231">
+      <w:hyperlink r:id="rId241">
         <w:r>
           <w:rPr>
             <w:color w:val="0563C1"/>
@@ -19409,7 +19783,7 @@
           <w:b/>
           <w:sz w:val="16"/>
         </w:rPr>
-        <w:t>223. Tests automatisés</w:t>
+        <w:t>234. Tests automatisés</w:t>
       </w:r>
       <w:r>
         <w:rPr>
@@ -19420,7 +19794,7 @@
         <w:br/>
         <w:t xml:space="preserve">URL : </w:t>
       </w:r>
-      <w:hyperlink r:id="rId232">
+      <w:hyperlink r:id="rId242">
         <w:r>
           <w:rPr>
             <w:color w:val="0563C1"/>
@@ -19443,7 +19817,7 @@
           <w:b/>
           <w:sz w:val="16"/>
         </w:rPr>
-        <w:t>224. Cypress, Playwright, PHPUnit, ISTQB</w:t>
+        <w:t>235. Cypress, Playwright, PHPUnit, ISTQB</w:t>
       </w:r>
       <w:r>
         <w:rPr>
@@ -19454,7 +19828,7 @@
         <w:br/>
         <w:t xml:space="preserve">URL : </w:t>
       </w:r>
-      <w:hyperlink r:id="rId233">
+      <w:hyperlink r:id="rId243">
         <w:r>
           <w:rPr>
             <w:color w:val="0563C1"/>
@@ -19477,7 +19851,7 @@
           <w:b/>
           <w:sz w:val="16"/>
         </w:rPr>
-        <w:t>225. DevSecOps</w:t>
+        <w:t>236. DevSecOps</w:t>
       </w:r>
       <w:r>
         <w:rPr>
@@ -19488,7 +19862,7 @@
         <w:br/>
         <w:t xml:space="preserve">URL : </w:t>
       </w:r>
-      <w:hyperlink r:id="rId234">
+      <w:hyperlink r:id="rId244">
         <w:r>
           <w:rPr>
             <w:color w:val="0563C1"/>
@@ -19511,7 +19885,7 @@
           <w:b/>
           <w:sz w:val="16"/>
         </w:rPr>
-        <w:t>226. Sécurité applicative (OWASP Top 10, secrets, revue de code, API, authentification)</w:t>
+        <w:t>237. Sécurité applicative (OWASP Top 10, secrets, revue de code, API, authentification)</w:t>
       </w:r>
       <w:r>
         <w:rPr>
@@ -19522,7 +19896,7 @@
         <w:br/>
         <w:t xml:space="preserve">URL : </w:t>
       </w:r>
-      <w:hyperlink r:id="rId235">
+      <w:hyperlink r:id="rId245">
         <w:r>
           <w:rPr>
             <w:color w:val="0563C1"/>
@@ -19545,7 +19919,7 @@
           <w:b/>
           <w:sz w:val="16"/>
         </w:rPr>
-        <w:t>227. Soft skills (adaptabilité, communication, responsabilité éthique, apprentissage continu, usage responsable de l'IA)</w:t>
+        <w:t>238. Soft skills (adaptabilité, communication, responsabilité éthique, apprentissage continu, usage responsable de l'IA)</w:t>
       </w:r>
       <w:r>
         <w:rPr>
@@ -19556,7 +19930,7 @@
         <w:br/>
         <w:t xml:space="preserve">URL : </w:t>
       </w:r>
-      <w:hyperlink r:id="rId236">
+      <w:hyperlink r:id="rId246">
         <w:r>
           <w:rPr>
             <w:color w:val="0563C1"/>
@@ -19579,7 +19953,7 @@
           <w:b/>
           <w:sz w:val="16"/>
         </w:rPr>
-        <w:t>228. Emplois numériques non pourvus (contexte)</w:t>
+        <w:t>239. Emplois numériques non pourvus (contexte)</w:t>
       </w:r>
       <w:r>
         <w:rPr>
@@ -19590,7 +19964,7 @@
         <w:br/>
         <w:t xml:space="preserve">URL : </w:t>
       </w:r>
-      <w:hyperlink r:id="rId237">
+      <w:hyperlink r:id="rId247">
         <w:r>
           <w:rPr>
             <w:color w:val="0563C1"/>
@@ -19613,7 +19987,7 @@
           <w:b/>
           <w:sz w:val="16"/>
         </w:rPr>
-        <w:t>229. Anglais (mot-clé 'Informatique Anglais')</w:t>
+        <w:t>240. Anglais (mot-clé 'Informatique Anglais')</w:t>
       </w:r>
       <w:r>
         <w:rPr>
@@ -19624,7 +19998,7 @@
         <w:br/>
         <w:t xml:space="preserve">URL : </w:t>
       </w:r>
-      <w:hyperlink r:id="rId238">
+      <w:hyperlink r:id="rId248">
         <w:r>
           <w:rPr>
             <w:color w:val="0563C1"/>
@@ -19647,7 +20021,7 @@
           <w:b/>
           <w:sz w:val="16"/>
         </w:rPr>
-        <w:t>230. Anglais (facteur d'employabilité)</w:t>
+        <w:t>241. Anglais (facteur d'employabilité)</w:t>
       </w:r>
       <w:r>
         <w:rPr>
@@ -19658,7 +20032,7 @@
         <w:br/>
         <w:t xml:space="preserve">URL : </w:t>
       </w:r>
-      <w:hyperlink r:id="rId239">
+      <w:hyperlink r:id="rId249">
         <w:r>
           <w:rPr>
             <w:color w:val="0563C1"/>
@@ -19681,7 +20055,7 @@
           <w:b/>
           <w:sz w:val="16"/>
         </w:rPr>
-        <w:t>231. JavaScript ; HTML/CSS ; SQL ; Python</w:t>
+        <w:t>242. JavaScript ; HTML/CSS ; SQL ; Python</w:t>
       </w:r>
       <w:r>
         <w:rPr>
@@ -19692,7 +20066,7 @@
         <w:br/>
         <w:t xml:space="preserve">URL : </w:t>
       </w:r>
-      <w:hyperlink r:id="rId240">
+      <w:hyperlink r:id="rId250">
         <w:r>
           <w:rPr>
             <w:color w:val="0563C1"/>
@@ -19715,7 +20089,7 @@
           <w:b/>
           <w:sz w:val="16"/>
         </w:rPr>
-        <w:t>232. TypeScript, Rust, Go (croissance) ; JavaScript, PHP, SQL (plateau)</w:t>
+        <w:t>243. TypeScript, Rust, Go (croissance) ; JavaScript, PHP, SQL (plateau)</w:t>
       </w:r>
       <w:r>
         <w:rPr>
@@ -19726,7 +20100,7 @@
         <w:br/>
         <w:t xml:space="preserve">URL : </w:t>
       </w:r>
-      <w:hyperlink r:id="rId241">
+      <w:hyperlink r:id="rId251">
         <w:r>
           <w:rPr>
             <w:color w:val="0563C1"/>
@@ -19749,7 +20123,7 @@
           <w:b/>
           <w:sz w:val="16"/>
         </w:rPr>
-        <w:t>233. React ; Angular ; Vue.js ; Svelte</w:t>
+        <w:t>244. React ; Angular ; Vue.js ; Svelte</w:t>
       </w:r>
       <w:r>
         <w:rPr>
@@ -19760,7 +20134,7 @@
         <w:br/>
         <w:t xml:space="preserve">URL : </w:t>
       </w:r>
-      <w:hyperlink r:id="rId242">
+      <w:hyperlink r:id="rId252">
         <w:r>
           <w:rPr>
             <w:color w:val="0563C1"/>
@@ -19783,7 +20157,7 @@
           <w:b/>
           <w:sz w:val="16"/>
         </w:rPr>
-        <w:t>234. Python, JavaScript, Java (langages les plus demandés par les recruteurs)</w:t>
+        <w:t>245. Python, JavaScript, Java (langages les plus demandés par les recruteurs)</w:t>
       </w:r>
       <w:r>
         <w:rPr>
@@ -19794,7 +20168,7 @@
         <w:br/>
         <w:t xml:space="preserve">URL : </w:t>
       </w:r>
-      <w:hyperlink r:id="rId243">
+      <w:hyperlink r:id="rId253">
         <w:r>
           <w:rPr>
             <w:color w:val="0563C1"/>
@@ -19817,7 +20191,7 @@
           <w:b/>
           <w:sz w:val="16"/>
         </w:rPr>
-        <w:t>235. Rôles les plus difficiles à pourvoir</w:t>
+        <w:t>246. Rôles les plus difficiles à pourvoir</w:t>
       </w:r>
       <w:r>
         <w:rPr>
@@ -19828,7 +20202,7 @@
         <w:br/>
         <w:t xml:space="preserve">URL : </w:t>
       </w:r>
-      <w:hyperlink r:id="rId244">
+      <w:hyperlink r:id="rId254">
         <w:r>
           <w:rPr>
             <w:color w:val="0563C1"/>
@@ -19851,7 +20225,7 @@
           <w:b/>
           <w:sz w:val="16"/>
         </w:rPr>
-        <w:t>236. Cybersécurité, data, IA, soft skills, sciences fondamentales, réglementaire</w:t>
+        <w:t>247. Cybersécurité, data, IA, soft skills, sciences fondamentales, réglementaire</w:t>
       </w:r>
       <w:r>
         <w:rPr>
@@ -19862,7 +20236,7 @@
         <w:br/>
         <w:t xml:space="preserve">URL : </w:t>
       </w:r>
-      <w:hyperlink r:id="rId245">
+      <w:hyperlink r:id="rId255">
         <w:r>
           <w:rPr>
             <w:color w:val="0563C1"/>
@@ -19885,7 +20259,7 @@
           <w:b/>
           <w:sz w:val="16"/>
         </w:rPr>
-        <w:t>237. Stratégies ESN : formation vs recrutement, jeunes profils</w:t>
+        <w:t>248. Stratégies ESN : formation vs recrutement, jeunes profils</w:t>
       </w:r>
       <w:r>
         <w:rPr>
@@ -19896,7 +20270,7 @@
         <w:br/>
         <w:t xml:space="preserve">URL : </w:t>
       </w:r>
-      <w:hyperlink r:id="rId246">
+      <w:hyperlink r:id="rId256">
         <w:r>
           <w:rPr>
             <w:color w:val="0563C1"/>
@@ -19919,7 +20293,7 @@
           <w:b/>
           <w:sz w:val="16"/>
         </w:rPr>
-        <w:t>238. IA (freelance) : demande et prime tarifaire</w:t>
+        <w:t>249. IA (freelance) : demande et prime tarifaire</w:t>
       </w:r>
       <w:r>
         <w:rPr>
@@ -19930,7 +20304,7 @@
         <w:br/>
         <w:t xml:space="preserve">URL : </w:t>
       </w:r>
-      <w:hyperlink r:id="rId247">
+      <w:hyperlink r:id="rId257">
         <w:r>
           <w:rPr>
             <w:color w:val="0563C1"/>
@@ -19953,7 +20327,7 @@
           <w:b/>
           <w:sz w:val="16"/>
         </w:rPr>
-        <w:t>239. TJM moyen freelance IT</w:t>
+        <w:t>250. TJM moyen freelance IT</w:t>
       </w:r>
       <w:r>
         <w:rPr>
@@ -19964,7 +20338,7 @@
         <w:br/>
         <w:t xml:space="preserve">URL : </w:t>
       </w:r>
-      <w:hyperlink r:id="rId248">
+      <w:hyperlink r:id="rId258">
         <w:r>
           <w:rPr>
             <w:color w:val="0563C1"/>
@@ -19987,7 +20361,7 @@
           <w:b/>
           <w:sz w:val="16"/>
         </w:rPr>
-        <w:t>240. MongoDB ; PostgreSQL</w:t>
+        <w:t>251. MongoDB ; PostgreSQL</w:t>
       </w:r>
       <w:r>
         <w:rPr>
@@ -19998,7 +20372,7 @@
         <w:br/>
         <w:t xml:space="preserve">URL : </w:t>
       </w:r>
-      <w:hyperlink r:id="rId249">
+      <w:hyperlink r:id="rId259">
         <w:r>
           <w:rPr>
             <w:color w:val="0563C1"/>
@@ -20021,7 +20395,7 @@
           <w:b/>
           <w:sz w:val="16"/>
         </w:rPr>
-        <w:t>241. Cloud (Azure, GCP, cloud developer)</w:t>
+        <w:t>252. Cloud (Azure, GCP, cloud developer)</w:t>
       </w:r>
       <w:r>
         <w:rPr>
@@ -20032,7 +20406,7 @@
         <w:br/>
         <w:t xml:space="preserve">URL : </w:t>
       </w:r>
-      <w:hyperlink r:id="rId250">
+      <w:hyperlink r:id="rId260">
         <w:r>
           <w:rPr>
             <w:color w:val="0563C1"/>
@@ -20055,7 +20429,7 @@
           <w:b/>
           <w:sz w:val="16"/>
         </w:rPr>
-        <w:t>242. GitLab CI/CD</w:t>
+        <w:t>253. GitLab CI/CD</w:t>
       </w:r>
       <w:r>
         <w:rPr>
@@ -20066,7 +20440,7 @@
         <w:br/>
         <w:t xml:space="preserve">URL : </w:t>
       </w:r>
-      <w:hyperlink r:id="rId251">
+      <w:hyperlink r:id="rId261">
         <w:r>
           <w:rPr>
             <w:color w:val="0563C1"/>
@@ -20089,7 +20463,7 @@
           <w:b/>
           <w:sz w:val="16"/>
         </w:rPr>
-        <w:t>243. DevOps (offres)</w:t>
+        <w:t>254. DevOps (offres)</w:t>
       </w:r>
       <w:r>
         <w:rPr>
@@ -20100,7 +20474,7 @@
         <w:br/>
         <w:t xml:space="preserve">URL : </w:t>
       </w:r>
-      <w:hyperlink r:id="rId252">
+      <w:hyperlink r:id="rId262">
         <w:r>
           <w:rPr>
             <w:color w:val="0563C1"/>
@@ -20123,7 +20497,7 @@
           <w:b/>
           <w:sz w:val="16"/>
         </w:rPr>
-        <w:t>244. Agile / Scrum / Kanban ; Git ; Jenkins ; GitHub Actions ; Azure DevOps</w:t>
+        <w:t>255. Agile / Scrum / Kanban ; Git ; Jenkins ; GitHub Actions ; Azure DevOps</w:t>
       </w:r>
       <w:r>
         <w:rPr>
@@ -20134,7 +20508,7 @@
         <w:br/>
         <w:t xml:space="preserve">URL : </w:t>
       </w:r>
-      <w:hyperlink r:id="rId253">
+      <w:hyperlink r:id="rId263">
         <w:r>
           <w:rPr>
             <w:color w:val="0563C1"/>
@@ -20157,7 +20531,7 @@
           <w:b/>
           <w:sz w:val="16"/>
         </w:rPr>
-        <w:t>245. Node.js, Python, Java, PHP (back) ; JavaScript + React/Angular/Vue.js (front)</w:t>
+        <w:t>256. Node.js, Python, Java, PHP (back) ; JavaScript + React/Angular/Vue.js (front)</w:t>
       </w:r>
       <w:r>
         <w:rPr>
@@ -20168,7 +20542,7 @@
         <w:br/>
         <w:t xml:space="preserve">URL : </w:t>
       </w:r>
-      <w:hyperlink r:id="rId254">
+      <w:hyperlink r:id="rId264">
         <w:r>
           <w:rPr>
             <w:color w:val="0563C1"/>
@@ -20191,7 +20565,7 @@
           <w:b/>
           <w:sz w:val="16"/>
         </w:rPr>
-        <w:t>246. Node.js</w:t>
+        <w:t>257. Node.js</w:t>
       </w:r>
       <w:r>
         <w:rPr>
@@ -20202,7 +20576,7 @@
         <w:br/>
         <w:t xml:space="preserve">URL : </w:t>
       </w:r>
-      <w:hyperlink r:id="rId255">
+      <w:hyperlink r:id="rId265">
         <w:r>
           <w:rPr>
             <w:color w:val="0563C1"/>
@@ -20225,7 +20599,7 @@
           <w:b/>
           <w:sz w:val="16"/>
         </w:rPr>
-        <w:t>247. Cybersécurité ; cloud ; JavaScript/TypeScript ; Python</w:t>
+        <w:t>258. Cybersécurité ; cloud ; JavaScript/TypeScript ; Python</w:t>
       </w:r>
       <w:r>
         <w:rPr>
@@ -20236,7 +20610,7 @@
         <w:br/>
         <w:t xml:space="preserve">URL : </w:t>
       </w:r>
-      <w:hyperlink r:id="rId256">
+      <w:hyperlink r:id="rId266">
         <w:r>
           <w:rPr>
             <w:color w:val="0563C1"/>
@@ -20259,7 +20633,7 @@
           <w:b/>
           <w:sz w:val="16"/>
         </w:rPr>
-        <w:t>248. Go, Rust (prime) ; PHP (bas) ; JavaScript React/Angular/Vue ; TypeScript (prime) ; Full stack</w:t>
+        <w:t>259. Go, Rust (prime) ; PHP (bas) ; JavaScript React/Angular/Vue ; TypeScript (prime) ; Full stack</w:t>
       </w:r>
       <w:r>
         <w:rPr>
@@ -20270,7 +20644,7 @@
         <w:br/>
         <w:t xml:space="preserve">URL : </w:t>
       </w:r>
-      <w:hyperlink r:id="rId257">
+      <w:hyperlink r:id="rId267">
         <w:r>
           <w:rPr>
             <w:color w:val="0563C1"/>
@@ -20293,7 +20667,7 @@
           <w:b/>
           <w:sz w:val="16"/>
         </w:rPr>
-        <w:t>249. Ingénieur Cloud ; DevOps</w:t>
+        <w:t>260. Ingénieur Cloud ; DevOps</w:t>
       </w:r>
       <w:r>
         <w:rPr>
@@ -20304,7 +20678,7 @@
         <w:br/>
         <w:t xml:space="preserve">URL : </w:t>
       </w:r>
-      <w:hyperlink r:id="rId258">
+      <w:hyperlink r:id="rId268">
         <w:r>
           <w:rPr>
             <w:color w:val="0563C1"/>
@@ -20327,7 +20701,7 @@
           <w:b/>
           <w:sz w:val="16"/>
         </w:rPr>
-        <w:t>250. Full-stack React / Node.js / TypeScript ; Go, Rust, Kubernetes, IA générative (prime)</w:t>
+        <w:t>261. Full-stack React / Node.js / TypeScript ; Go, Rust, Kubernetes, IA générative (prime)</w:t>
       </w:r>
       <w:r>
         <w:rPr>
@@ -20338,7 +20712,7 @@
         <w:br/>
         <w:t xml:space="preserve">URL : </w:t>
       </w:r>
-      <w:hyperlink r:id="rId259">
+      <w:hyperlink r:id="rId269">
         <w:r>
           <w:rPr>
             <w:color w:val="0563C1"/>
@@ -20361,7 +20735,7 @@
           <w:b/>
           <w:sz w:val="16"/>
         </w:rPr>
-        <w:t>251. Cybersécurité (compétence la plus recherchée) ; blockchain/Web3, ML/IA, DevOps/SRE (mieux payées)</w:t>
+        <w:t>262. Cybersécurité (compétence la plus recherchée) ; blockchain/Web3, ML/IA, DevOps/SRE (mieux payées)</w:t>
       </w:r>
       <w:r>
         <w:rPr>
@@ -20372,7 +20746,7 @@
         <w:br/>
         <w:t xml:space="preserve">URL : </w:t>
       </w:r>
-      <w:hyperlink r:id="rId260">
+      <w:hyperlink r:id="rId270">
         <w:r>
           <w:rPr>
             <w:color w:val="0563C1"/>
@@ -20395,7 +20769,7 @@
           <w:b/>
           <w:sz w:val="16"/>
         </w:rPr>
-        <w:t>252. Kubernetes, Terraform, Docker, AWS (DevOps)</w:t>
+        <w:t>263. Kubernetes, Terraform, Docker, AWS (DevOps)</w:t>
       </w:r>
       <w:r>
         <w:rPr>
@@ -20406,7 +20780,7 @@
         <w:br/>
         <w:t xml:space="preserve">URL : </w:t>
       </w:r>
-      <w:hyperlink r:id="rId261">
+      <w:hyperlink r:id="rId271">
         <w:r>
           <w:rPr>
             <w:color w:val="0563C1"/>
@@ -20429,7 +20803,7 @@
           <w:b/>
           <w:sz w:val="16"/>
         </w:rPr>
-        <w:t>253. Stacks demandées dans les offres régionales (React + .NET/Java/Python/Node)</w:t>
+        <w:t>264. Stacks demandées dans les offres régionales (React + .NET/Java/Python/Node)</w:t>
       </w:r>
       <w:r>
         <w:rPr>
@@ -20440,7 +20814,7 @@
         <w:br/>
         <w:t xml:space="preserve">URL : </w:t>
       </w:r>
-      <w:hyperlink r:id="rId262">
+      <w:hyperlink r:id="rId272">
         <w:r>
           <w:rPr>
             <w:color w:val="0563C1"/>
@@ -20463,7 +20837,7 @@
           <w:b/>
           <w:sz w:val="16"/>
         </w:rPr>
-        <w:t>254. Experts IA et sécurité (créations de postes CDI 2025) ; chefs de projet IT, RSSI, responsable infrastructure</w:t>
+        <w:t>265. Experts IA et sécurité (créations de postes CDI 2025) ; chefs de projet IT, RSSI, responsable infrastructure</w:t>
       </w:r>
       <w:r>
         <w:rPr>
@@ -20474,7 +20848,7 @@
         <w:br/>
         <w:t xml:space="preserve">URL : </w:t>
       </w:r>
-      <w:hyperlink r:id="rId263">
+      <w:hyperlink r:id="rId273">
         <w:r>
           <w:rPr>
             <w:color w:val="0563C1"/>
@@ -20497,7 +20871,7 @@
           <w:b/>
           <w:sz w:val="16"/>
         </w:rPr>
-        <w:t>255. Adoption IA / tendances développeurs 2025</w:t>
+        <w:t>266. Adoption IA / tendances développeurs 2025</w:t>
       </w:r>
       <w:r>
         <w:rPr>
@@ -20508,7 +20882,7 @@
         <w:br/>
         <w:t xml:space="preserve">URL : </w:t>
       </w:r>
-      <w:hyperlink r:id="rId264">
+      <w:hyperlink r:id="rId274">
         <w:r>
           <w:rPr>
             <w:color w:val="0563C1"/>
@@ -20531,7 +20905,7 @@
           <w:b/>
           <w:sz w:val="16"/>
         </w:rPr>
-        <w:t>256. Progression salariale liée à l'IA</w:t>
+        <w:t>267. Progression salariale liée à l'IA</w:t>
       </w:r>
       <w:r>
         <w:rPr>
@@ -20542,7 +20916,7 @@
         <w:br/>
         <w:t xml:space="preserve">URL : </w:t>
       </w:r>
-      <w:hyperlink r:id="rId265">
+      <w:hyperlink r:id="rId275">
         <w:r>
           <w:rPr>
             <w:color w:val="0563C1"/>
@@ -20565,7 +20939,7 @@
           <w:b/>
           <w:sz w:val="16"/>
         </w:rPr>
-        <w:t>257. Part des offres tech mentionnant l'IA</w:t>
+        <w:t>268. Part des offres tech mentionnant l'IA</w:t>
       </w:r>
       <w:r>
         <w:rPr>
@@ -20576,7 +20950,7 @@
         <w:br/>
         <w:t xml:space="preserve">URL : </w:t>
       </w:r>
-      <w:hyperlink r:id="rId266">
+      <w:hyperlink r:id="rId276">
         <w:r>
           <w:rPr>
             <w:color w:val="0563C1"/>
@@ -20599,7 +20973,7 @@
           <w:b/>
           <w:sz w:val="16"/>
         </w:rPr>
-        <w:t>258. Baisse des offres tech (contexte)</w:t>
+        <w:t>269. Baisse des offres tech (contexte)</w:t>
       </w:r>
       <w:r>
         <w:rPr>
@@ -20610,7 +20984,7 @@
         <w:br/>
         <w:t xml:space="preserve">URL : </w:t>
       </w:r>
-      <w:hyperlink r:id="rId267">
+      <w:hyperlink r:id="rId277">
         <w:r>
           <w:rPr>
             <w:color w:val="0563C1"/>
@@ -20633,7 +21007,7 @@
           <w:b/>
           <w:sz w:val="16"/>
         </w:rPr>
-        <w:t>259. Adoption IA par les cadres</w:t>
+        <w:t>270. Adoption IA par les cadres</w:t>
       </w:r>
       <w:r>
         <w:rPr>
@@ -20644,7 +21018,7 @@
         <w:br/>
         <w:t xml:space="preserve">URL : </w:t>
       </w:r>
-      <w:hyperlink r:id="rId268">
+      <w:hyperlink r:id="rId278">
         <w:r>
           <w:rPr>
             <w:color w:val="0563C1"/>
@@ -20667,7 +21041,7 @@
           <w:b/>
           <w:sz w:val="16"/>
         </w:rPr>
-        <w:t>260. Offres d'emploi exposées à l'IA / prime salariale IA</w:t>
+        <w:t>271. Offres d'emploi exposées à l'IA / prime salariale IA</w:t>
       </w:r>
       <w:r>
         <w:rPr>
@@ -20678,7 +21052,7 @@
         <w:br/>
         <w:t xml:space="preserve">URL : </w:t>
       </w:r>
-      <w:hyperlink r:id="rId269">
+      <w:hyperlink r:id="rId279">
         <w:r>
           <w:rPr>
             <w:color w:val="0563C1"/>
@@ -20701,7 +21075,7 @@
           <w:b/>
           <w:sz w:val="16"/>
         </w:rPr>
-        <w:t>261. Offres cadres mentionnant l'IA</w:t>
+        <w:t>272. Offres cadres mentionnant l'IA</w:t>
       </w:r>
       <w:r>
         <w:rPr>
@@ -20712,7 +21086,7 @@
         <w:br/>
         <w:t xml:space="preserve">URL : </w:t>
       </w:r>
-      <w:hyperlink r:id="rId270">
+      <w:hyperlink r:id="rId280">
         <w:r>
           <w:rPr>
             <w:color w:val="0563C1"/>
@@ -20735,7 +21109,7 @@
           <w:b/>
           <w:sz w:val="16"/>
         </w:rPr>
-        <w:t>262. Adoption des outils IA par les développeurs</w:t>
+        <w:t>273. Adoption des outils IA par les développeurs</w:t>
       </w:r>
       <w:r>
         <w:rPr>
@@ -20746,7 +21120,7 @@
         <w:br/>
         <w:t xml:space="preserve">URL : </w:t>
       </w:r>
-      <w:hyperlink r:id="rId271">
+      <w:hyperlink r:id="rId281">
         <w:r>
           <w:rPr>
             <w:color w:val="0563C1"/>
@@ -20769,7 +21143,7 @@
           <w:b/>
           <w:sz w:val="16"/>
         </w:rPr>
-        <w:t>263. IA et langages (GitHub)</w:t>
+        <w:t>274. IA et langages (GitHub)</w:t>
       </w:r>
       <w:r>
         <w:rPr>
@@ -20780,7 +21154,7 @@
         <w:br/>
         <w:t xml:space="preserve">URL : </w:t>
       </w:r>
-      <w:hyperlink r:id="rId272">
+      <w:hyperlink r:id="rId282">
         <w:r>
           <w:rPr>
             <w:color w:val="0563C1"/>
@@ -20803,7 +21177,7 @@
           <w:b/>
           <w:sz w:val="16"/>
         </w:rPr>
-        <w:t>264. Impact sur les juniors (développeurs 22-25 ans)</w:t>
+        <w:t>275. Impact sur les juniors (développeurs 22-25 ans)</w:t>
       </w:r>
       <w:r>
         <w:rPr>
@@ -20814,7 +21188,7 @@
         <w:br/>
         <w:t xml:space="preserve">URL : </w:t>
       </w:r>
-      <w:hyperlink r:id="rId273">
+      <w:hyperlink r:id="rId283">
         <w:r>
           <w:rPr>
             <w:color w:val="0563C1"/>
@@ -20837,7 +21211,7 @@
           <w:b/>
           <w:sz w:val="16"/>
         </w:rPr>
-        <w:t>265. Usage de Claude pour le code / augmentation vs automatisation</w:t>
+        <w:t>276. Usage de Claude pour le code / augmentation vs automatisation</w:t>
       </w:r>
       <w:r>
         <w:rPr>
@@ -20848,7 +21222,7 @@
         <w:br/>
         <w:t xml:space="preserve">URL : </w:t>
       </w:r>
-      <w:hyperlink r:id="rId274">
+      <w:hyperlink r:id="rId284">
         <w:r>
           <w:rPr>
             <w:color w:val="0563C1"/>
@@ -20871,7 +21245,7 @@
           <w:b/>
           <w:sz w:val="16"/>
         </w:rPr>
-        <w:t>266. Adoption de l'IA en France (indice d'usage)</w:t>
+        <w:t>277. Adoption de l'IA en France (indice d'usage)</w:t>
       </w:r>
       <w:r>
         <w:rPr>
@@ -20882,7 +21256,7 @@
         <w:br/>
         <w:t xml:space="preserve">URL : </w:t>
       </w:r>
-      <w:hyperlink r:id="rId275">
+      <w:hyperlink r:id="rId285">
         <w:r>
           <w:rPr>
             <w:color w:val="0563C1"/>
@@ -20905,7 +21279,7 @@
           <w:b/>
           <w:sz w:val="16"/>
         </w:rPr>
-        <w:t>267. Tensions de recrutement : informaticiens vs autres secteurs (Dares)</w:t>
+        <w:t>278. Tensions de recrutement : informaticiens vs autres secteurs (Dares)</w:t>
       </w:r>
       <w:r>
         <w:rPr>
@@ -20916,7 +21290,7 @@
         <w:br/>
         <w:t xml:space="preserve">URL : </w:t>
       </w:r>
-      <w:hyperlink r:id="rId276">
+      <w:hyperlink r:id="rId286">
         <w:r>
           <w:rPr>
             <w:color w:val="0563C1"/>
@@ -20939,7 +21313,7 @@
           <w:b/>
           <w:sz w:val="16"/>
         </w:rPr>
-        <w:t>268. Panorama économique emploi et IA générative</w:t>
+        <w:t>279. Panorama économique emploi et IA générative</w:t>
       </w:r>
       <w:r>
         <w:rPr>
@@ -20950,7 +21324,7 @@
         <w:br/>
         <w:t xml:space="preserve">URL : </w:t>
       </w:r>
-      <w:hyperlink r:id="rId277">
+      <w:hyperlink r:id="rId287">
         <w:r>
           <w:rPr>
             <w:color w:val="0563C1"/>
@@ -20973,7 +21347,7 @@
           <w:b/>
           <w:sz w:val="16"/>
         </w:rPr>
-        <w:t>269. OPIIEC : besoins en compétences IA (4 secteurs)</w:t>
+        <w:t>280. OPIIEC : besoins en compétences IA (4 secteurs)</w:t>
       </w:r>
       <w:r>
         <w:rPr>
@@ -20984,7 +21358,7 @@
         <w:br/>
         <w:t xml:space="preserve">URL : </w:t>
       </w:r>
-      <w:hyperlink r:id="rId278">
+      <w:hyperlink r:id="rId288">
         <w:r>
           <w:rPr>
             <w:color w:val="0563C1"/>
@@ -21007,7 +21381,7 @@
           <w:b/>
           <w:sz w:val="16"/>
         </w:rPr>
-        <w:t>270. Gains de productivité IA dans le numérique (Numeum)</w:t>
+        <w:t>281. Gains de productivité IA dans le numérique (Numeum)</w:t>
       </w:r>
       <w:r>
         <w:rPr>
@@ -21018,7 +21392,7 @@
         <w:br/>
         <w:t xml:space="preserve">URL : </w:t>
       </w:r>
-      <w:hyperlink r:id="rId279">
+      <w:hyperlink r:id="rId289">
         <w:r>
           <w:rPr>
             <w:color w:val="0563C1"/>
@@ -21041,7 +21415,7 @@
           <w:b/>
           <w:sz w:val="16"/>
         </w:rPr>
-        <w:t>271. Juniors et outils de génération de code</w:t>
+        <w:t>282. Juniors et outils de génération de code</w:t>
       </w:r>
       <w:r>
         <w:rPr>
@@ -21052,7 +21426,7 @@
         <w:br/>
         <w:t xml:space="preserve">URL : </w:t>
       </w:r>
-      <w:hyperlink r:id="rId280">
+      <w:hyperlink r:id="rId290">
         <w:r>
           <w:rPr>
             <w:color w:val="0563C1"/>
@@ -21075,7 +21449,7 @@
           <w:b/>
           <w:sz w:val="16"/>
         </w:rPr>
-        <w:t>272. Étude Numeum-KPMG : IA, ESN et ICT</w:t>
+        <w:t>283. Étude Numeum-KPMG : IA, ESN et ICT</w:t>
       </w:r>
       <w:r>
         <w:rPr>
@@ -21086,7 +21460,7 @@
         <w:br/>
         <w:t xml:space="preserve">URL : </w:t>
       </w:r>
-      <w:hyperlink r:id="rId281">
+      <w:hyperlink r:id="rId291">
         <w:r>
           <w:rPr>
             <w:color w:val="0563C1"/>
@@ -21109,7 +21483,7 @@
           <w:b/>
           <w:sz w:val="16"/>
         </w:rPr>
-        <w:t>273. ESN : Sopra Steria recrutements 2026</w:t>
+        <w:t>284. ESN : Sopra Steria recrutements 2026</w:t>
       </w:r>
       <w:r>
         <w:rPr>
@@ -21120,7 +21494,7 @@
         <w:br/>
         <w:t xml:space="preserve">URL : </w:t>
       </w:r>
-      <w:hyperlink r:id="rId282">
+      <w:hyperlink r:id="rId292">
         <w:r>
           <w:rPr>
             <w:color w:val="0563C1"/>
@@ -21143,7 +21517,7 @@
           <w:b/>
           <w:sz w:val="16"/>
         </w:rPr>
-        <w:t>274. ESN : Capgemini plan RCC et recrutement 2026</w:t>
+        <w:t>285. ESN : Capgemini plan RCC et recrutement 2026</w:t>
       </w:r>
       <w:r>
         <w:rPr>
@@ -21154,7 +21528,7 @@
         <w:br/>
         <w:t xml:space="preserve">URL : </w:t>
       </w:r>
-      <w:hyperlink r:id="rId283">
+      <w:hyperlink r:id="rId293">
         <w:r>
           <w:rPr>
             <w:color w:val="0563C1"/>
@@ -21177,7 +21551,7 @@
           <w:b/>
           <w:sz w:val="16"/>
         </w:rPr>
-        <w:t>275. Compétence IA dans les offres (croissance)</w:t>
+        <w:t>286. Compétence IA dans les offres (croissance)</w:t>
       </w:r>
       <w:r>
         <w:rPr>
@@ -21188,7 +21562,7 @@
         <w:br/>
         <w:t xml:space="preserve">URL : </w:t>
       </w:r>
-      <w:hyperlink r:id="rId284">
+      <w:hyperlink r:id="rId294">
         <w:r>
           <w:rPr>
             <w:color w:val="0563C1"/>
@@ -21211,7 +21585,7 @@
           <w:b/>
           <w:sz w:val="16"/>
         </w:rPr>
-        <w:t>276. Exposition des métiers tech à l'IA (indice privé)</w:t>
+        <w:t>287. Exposition des métiers tech à l'IA (indice privé)</w:t>
       </w:r>
       <w:r>
         <w:rPr>
@@ -21222,7 +21596,7 @@
         <w:br/>
         <w:t xml:space="preserve">URL : </w:t>
       </w:r>
-      <w:hyperlink r:id="rId285">
+      <w:hyperlink r:id="rId295">
         <w:r>
           <w:rPr>
             <w:color w:val="0563C1"/>
@@ -21245,7 +21619,7 @@
           <w:b/>
           <w:sz w:val="16"/>
         </w:rPr>
-        <w:t>277. Usage de l'IA générative par les cadres (détail)</w:t>
+        <w:t>288. Usage de l'IA générative par les cadres (détail)</w:t>
       </w:r>
       <w:r>
         <w:rPr>
@@ -21256,7 +21630,7 @@
         <w:br/>
         <w:t xml:space="preserve">URL : </w:t>
       </w:r>
-      <w:hyperlink r:id="rId286">
+      <w:hyperlink r:id="rId296">
         <w:r>
           <w:rPr>
             <w:color w:val="0563C1"/>
@@ -21279,7 +21653,7 @@
           <w:b/>
           <w:sz w:val="16"/>
         </w:rPr>
-        <w:t>278. Métiers en croissance France 2026 (LinkedIn)</w:t>
+        <w:t>289. Métiers en croissance France 2026 (LinkedIn)</w:t>
       </w:r>
       <w:r>
         <w:rPr>
@@ -21290,7 +21664,7 @@
         <w:br/>
         <w:t xml:space="preserve">URL : </w:t>
       </w:r>
-      <w:hyperlink r:id="rId287">
+      <w:hyperlink r:id="rId297">
         <w:r>
           <w:rPr>
             <w:color w:val="0563C1"/>
@@ -21313,7 +21687,7 @@
           <w:b/>
           <w:sz w:val="16"/>
         </w:rPr>
-        <w:t>279. Offres IA en France (volume 2024)</w:t>
+        <w:t>290. Offres IA en France (volume 2024)</w:t>
       </w:r>
       <w:r>
         <w:rPr>
@@ -21324,7 +21698,7 @@
         <w:br/>
         <w:t xml:space="preserve">URL : </w:t>
       </w:r>
-      <w:hyperlink r:id="rId288">
+      <w:hyperlink r:id="rId298">
         <w:r>
           <w:rPr>
             <w:color w:val="0563C1"/>
@@ -21347,7 +21721,7 @@
           <w:b/>
           <w:sz w:val="16"/>
         </w:rPr>
-        <w:t>280. Offres LinkedIn IA (comptes)</w:t>
+        <w:t>291. Offres LinkedIn IA (comptes)</w:t>
       </w:r>
       <w:r>
         <w:rPr>
@@ -21358,7 +21732,7 @@
         <w:br/>
         <w:t xml:space="preserve">URL : </w:t>
       </w:r>
-      <w:hyperlink r:id="rId289">
+      <w:hyperlink r:id="rId299">
         <w:r>
           <w:rPr>
             <w:color w:val="0563C1"/>
@@ -21381,7 +21755,7 @@
           <w:b/>
           <w:sz w:val="16"/>
         </w:rPr>
-        <w:t>281. Mentions d'outils IA de codage et GenAI dans les offres (Indeed)</w:t>
+        <w:t>292. Mentions d'outils IA de codage et GenAI dans les offres (Indeed)</w:t>
       </w:r>
       <w:r>
         <w:rPr>
@@ -21392,7 +21766,7 @@
         <w:br/>
         <w:t xml:space="preserve">URL : </w:t>
       </w:r>
-      <w:hyperlink r:id="rId290">
+      <w:hyperlink r:id="rId300">
         <w:r>
           <w:rPr>
             <w:color w:val="0563C1"/>
@@ -21415,7 +21789,7 @@
           <w:b/>
           <w:sz w:val="16"/>
         </w:rPr>
-        <w:t>282. Offres AI engineer (HelloWork) et croissance (Free-Work)</w:t>
+        <w:t>293. Offres AI engineer (HelloWork) et croissance (Free-Work)</w:t>
       </w:r>
       <w:r>
         <w:rPr>
@@ -21426,7 +21800,7 @@
         <w:br/>
         <w:t xml:space="preserve">URL : </w:t>
       </w:r>
-      <w:hyperlink r:id="rId291">
+      <w:hyperlink r:id="rId301">
         <w:r>
           <w:rPr>
             <w:color w:val="0563C1"/>
@@ -21449,7 +21823,7 @@
           <w:b/>
           <w:sz w:val="16"/>
         </w:rPr>
-        <w:t>283. Outils IA utilisés par les développeurs français</w:t>
+        <w:t>294. Outils IA utilisés par les développeurs français</w:t>
       </w:r>
       <w:r>
         <w:rPr>
@@ -21460,7 +21834,7 @@
         <w:br/>
         <w:t xml:space="preserve">URL : </w:t>
       </w:r>
-      <w:hyperlink r:id="rId292">
+      <w:hyperlink r:id="rId302">
         <w:r>
           <w:rPr>
             <w:color w:val="0563C1"/>
@@ -21483,7 +21857,7 @@
           <w:b/>
           <w:sz w:val="16"/>
         </w:rPr>
-        <w:t>284. Outils IA utilisés par les développeurs français (2026)</w:t>
+        <w:t>295. Outils IA utilisés par les développeurs français (2026)</w:t>
       </w:r>
       <w:r>
         <w:rPr>
@@ -21494,7 +21868,7 @@
         <w:br/>
         <w:t xml:space="preserve">URL : </w:t>
       </w:r>
-      <w:hyperlink r:id="rId293">
+      <w:hyperlink r:id="rId303">
         <w:r>
           <w:rPr>
             <w:color w:val="0563C1"/>
@@ -21517,7 +21891,7 @@
           <w:b/>
           <w:sz w:val="16"/>
         </w:rPr>
-        <w:t>285. Adoption IA dans le développement (entreprises)</w:t>
+        <w:t>296. Adoption IA dans le développement (entreprises)</w:t>
       </w:r>
       <w:r>
         <w:rPr>
@@ -21528,7 +21902,7 @@
         <w:br/>
         <w:t xml:space="preserve">URL : </w:t>
       </w:r>
-      <w:hyperlink r:id="rId294">
+      <w:hyperlink r:id="rId304">
         <w:r>
           <w:rPr>
             <w:color w:val="0563C1"/>
@@ -21551,7 +21925,7 @@
           <w:b/>
           <w:sz w:val="16"/>
         </w:rPr>
-        <w:t>286. Productivité : DORA 2025</w:t>
+        <w:t>297. Productivité : DORA 2025</w:t>
       </w:r>
       <w:r>
         <w:rPr>
@@ -21562,7 +21936,7 @@
         <w:br/>
         <w:t xml:space="preserve">URL : </w:t>
       </w:r>
-      <w:hyperlink r:id="rId295">
+      <w:hyperlink r:id="rId305">
         <w:r>
           <w:rPr>
             <w:color w:val="0563C1"/>
@@ -21585,7 +21959,7 @@
           <w:b/>
           <w:sz w:val="16"/>
         </w:rPr>
-        <w:t>287. Productivité : étude METR (RCT)</w:t>
+        <w:t>298. Productivité : étude METR (RCT)</w:t>
       </w:r>
       <w:r>
         <w:rPr>
@@ -21596,7 +21970,7 @@
         <w:br/>
         <w:t xml:space="preserve">URL : </w:t>
       </w:r>
-      <w:hyperlink r:id="rId296">
+      <w:hyperlink r:id="rId306">
         <w:r>
           <w:rPr>
             <w:color w:val="0563C1"/>
@@ -21619,7 +21993,7 @@
           <w:b/>
           <w:sz w:val="16"/>
         </w:rPr>
-        <w:t>288. Titres de postes 'touchés par l'IA' (Indeed, Europe)</w:t>
+        <w:t>299. Titres de postes 'touchés par l'IA' (Indeed, Europe)</w:t>
       </w:r>
       <w:r>
         <w:rPr>
@@ -21630,7 +22004,7 @@
         <w:br/>
         <w:t xml:space="preserve">URL : </w:t>
       </w:r>
-      <w:hyperlink r:id="rId297">
+      <w:hyperlink r:id="rId307">
         <w:r>
           <w:rPr>
             <w:color w:val="0563C1"/>
@@ -21653,7 +22027,7 @@
           <w:b/>
           <w:sz w:val="16"/>
         </w:rPr>
-        <w:t>289. Compétences en croissance France 2026 (LinkedIn)</w:t>
+        <w:t>300. Compétences en croissance France 2026 (LinkedIn)</w:t>
       </w:r>
       <w:r>
         <w:rPr>
@@ -21664,7 +22038,7 @@
         <w:br/>
         <w:t xml:space="preserve">URL : </w:t>
       </w:r>
-      <w:hyperlink r:id="rId298">
+      <w:hyperlink r:id="rId308">
         <w:r>
           <w:rPr>
             <w:color w:val="0563C1"/>
@@ -21687,7 +22061,7 @@
           <w:b/>
           <w:sz w:val="16"/>
         </w:rPr>
-        <w:t>290. Transformation du métier de développeur (niveau d'entrée relevé)</w:t>
+        <w:t>301. Transformation du métier de développeur (niveau d'entrée relevé)</w:t>
       </w:r>
       <w:r>
         <w:rPr>
@@ -21698,7 +22072,7 @@
         <w:br/>
         <w:t xml:space="preserve">URL : </w:t>
       </w:r>
-      <w:hyperlink r:id="rId299">
+      <w:hyperlink r:id="rId309">
         <w:r>
           <w:rPr>
             <w:color w:val="0563C1"/>
@@ -21721,7 +22095,7 @@
           <w:b/>
           <w:sz w:val="16"/>
         </w:rPr>
-        <w:t>291. Métiers de l'IA et de la data (France Travail)</w:t>
+        <w:t>302. Métiers de l'IA et de la data (France Travail)</w:t>
       </w:r>
       <w:r>
         <w:rPr>
@@ -21732,7 +22106,7 @@
         <w:br/>
         <w:t xml:space="preserve">URL : </w:t>
       </w:r>
-      <w:hyperlink r:id="rId300">
+      <w:hyperlink r:id="rId310">
         <w:r>
           <w:rPr>
             <w:color w:val="0563C1"/>
@@ -21755,7 +22129,7 @@
           <w:b/>
           <w:sz w:val="16"/>
         </w:rPr>
-        <w:t>292. Comment les employeurs parlent d'IA dans les offres</w:t>
+        <w:t>303. Comment les employeurs parlent d'IA dans les offres</w:t>
       </w:r>
       <w:r>
         <w:rPr>
@@ -21766,7 +22140,7 @@
         <w:br/>
         <w:t xml:space="preserve">URL : </w:t>
       </w:r>
-      <w:hyperlink r:id="rId301">
+      <w:hyperlink r:id="rId311">
         <w:r>
           <w:rPr>
             <w:color w:val="0563C1"/>
@@ -21789,7 +22163,7 @@
           <w:b/>
           <w:sz w:val="16"/>
         </w:rPr>
-        <w:t>293. Exposition du développement logiciel à la transformation GenAI</w:t>
+        <w:t>304. Exposition du développement logiciel à la transformation GenAI</w:t>
       </w:r>
       <w:r>
         <w:rPr>
@@ -21800,7 +22174,7 @@
         <w:br/>
         <w:t xml:space="preserve">URL : </w:t>
       </w:r>
-      <w:hyperlink r:id="rId302">
+      <w:hyperlink r:id="rId312">
         <w:r>
           <w:rPr>
             <w:color w:val="0563C1"/>
@@ -21823,7 +22197,7 @@
           <w:b/>
           <w:sz w:val="16"/>
         </w:rPr>
-        <w:t>294. Jeunes cadres et recrutement 2025-2026 (Apec)</w:t>
+        <w:t>305. Jeunes cadres et recrutement 2025-2026 (Apec)</w:t>
       </w:r>
       <w:r>
         <w:rPr>
@@ -21834,7 +22208,7 @@
         <w:br/>
         <w:t xml:space="preserve">URL : </w:t>
       </w:r>
-      <w:hyperlink r:id="rId303">
+      <w:hyperlink r:id="rId313">
         <w:r>
           <w:rPr>
             <w:color w:val="0563C1"/>
@@ -21857,7 +22231,7 @@
           <w:b/>
           <w:sz w:val="16"/>
         </w:rPr>
-        <w:t>295. Offres débutants et IA (tous secteurs)</w:t>
+        <w:t>306. Offres débutants et IA (tous secteurs)</w:t>
       </w:r>
       <w:r>
         <w:rPr>
@@ -21868,7 +22242,7 @@
         <w:br/>
         <w:t xml:space="preserve">URL : </w:t>
       </w:r>
-      <w:hyperlink r:id="rId304">
+      <w:hyperlink r:id="rId314">
         <w:r>
           <w:rPr>
             <w:color w:val="0563C1"/>
@@ -21891,7 +22265,7 @@
           <w:b/>
           <w:sz w:val="16"/>
         </w:rPr>
-        <w:t>296. Jeunes diplômés et usage de l'IA générative (EY)</w:t>
+        <w:t>307. Jeunes diplômés et usage de l'IA générative (EY)</w:t>
       </w:r>
       <w:r>
         <w:rPr>
@@ -21902,7 +22276,7 @@
         <w:br/>
         <w:t xml:space="preserve">URL : </w:t>
       </w:r>
-      <w:hyperlink r:id="rId305">
+      <w:hyperlink r:id="rId315">
         <w:r>
           <w:rPr>
             <w:color w:val="0563C1"/>
@@ -21925,7 +22299,7 @@
           <w:b/>
           <w:sz w:val="16"/>
         </w:rPr>
-        <w:t>297. Adoption IA générative dans les entreprises françaises</w:t>
+        <w:t>308. Adoption IA générative dans les entreprises françaises</w:t>
       </w:r>
       <w:r>
         <w:rPr>
@@ -21936,7 +22310,7 @@
         <w:br/>
         <w:t xml:space="preserve">URL : </w:t>
       </w:r>
-      <w:hyperlink r:id="rId306">
+      <w:hyperlink r:id="rId316">
         <w:r>
           <w:rPr>
             <w:color w:val="0563C1"/>
@@ -21959,7 +22333,7 @@
           <w:b/>
           <w:sz w:val="16"/>
         </w:rPr>
-        <w:t>298. Dirigeants français et agents IA (Microsoft WTI 2025)</w:t>
+        <w:t>309. Dirigeants français et agents IA (Microsoft WTI 2025)</w:t>
       </w:r>
       <w:r>
         <w:rPr>
@@ -21970,7 +22344,7 @@
         <w:br/>
         <w:t xml:space="preserve">URL : </w:t>
       </w:r>
-      <w:hyperlink r:id="rId307">
+      <w:hyperlink r:id="rId317">
         <w:r>
           <w:rPr>
             <w:color w:val="0563C1"/>
@@ -21993,7 +22367,7 @@
           <w:b/>
           <w:sz w:val="16"/>
         </w:rPr>
-        <w:t>299. Marché junior vs expert (écoles, 2026)</w:t>
+        <w:t>310. Marché junior vs expert (écoles, 2026)</w:t>
       </w:r>
       <w:r>
         <w:rPr>
@@ -22004,7 +22378,7 @@
         <w:br/>
         <w:t xml:space="preserve">URL : </w:t>
       </w:r>
-      <w:hyperlink r:id="rId308">
+      <w:hyperlink r:id="rId318">
         <w:r>
           <w:rPr>
             <w:color w:val="0563C1"/>
@@ -22027,7 +22401,7 @@
           <w:b/>
           <w:sz w:val="16"/>
         </w:rPr>
-        <w:t>300. Offres mentionnant l'IA dans l'intitulé (HelloWork)</w:t>
+        <w:t>311. Offres mentionnant l'IA dans l'intitulé (HelloWork)</w:t>
       </w:r>
       <w:r>
         <w:rPr>
@@ -22038,7 +22412,7 @@
         <w:br/>
         <w:t xml:space="preserve">URL : </w:t>
       </w:r>
-      <w:hyperlink r:id="rId309">
+      <w:hyperlink r:id="rId319">
         <w:r>
           <w:rPr>
             <w:color w:val="0563C1"/>
@@ -22061,7 +22435,7 @@
           <w:b/>
           <w:sz w:val="16"/>
         </w:rPr>
-        <w:t>301. IA dans le recrutement de cadres (Apec, détail)</w:t>
+        <w:t>312. IA dans le recrutement de cadres (Apec, détail)</w:t>
       </w:r>
       <w:r>
         <w:rPr>
@@ -22072,7 +22446,7 @@
         <w:br/>
         <w:t xml:space="preserve">URL : </w:t>
       </w:r>
-      <w:hyperlink r:id="rId310">
+      <w:hyperlink r:id="rId320">
         <w:r>
           <w:rPr>
             <w:color w:val="0563C1"/>
@@ -22095,7 +22469,7 @@
           <w:b/>
           <w:sz w:val="16"/>
         </w:rPr>
-        <w:t>302. Juniors : « une génération sacrifiée par l'IA ? » (Free-Work)</w:t>
+        <w:t>313. Juniors : « une génération sacrifiée par l'IA ? » (Free-Work)</w:t>
       </w:r>
       <w:r>
         <w:rPr>
@@ -22106,7 +22480,7 @@
         <w:br/>
         <w:t xml:space="preserve">URL : </w:t>
       </w:r>
-      <w:hyperlink r:id="rId311">
+      <w:hyperlink r:id="rId321">
         <w:r>
           <w:rPr>
             <w:color w:val="0563C1"/>
@@ -22129,7 +22503,7 @@
           <w:b/>
           <w:sz w:val="16"/>
         </w:rPr>
-        <w:t>303. Offres IA junior (Indeed)</w:t>
+        <w:t>314. Offres IA junior (Indeed)</w:t>
       </w:r>
       <w:r>
         <w:rPr>
@@ -22140,7 +22514,7 @@
         <w:br/>
         <w:t xml:space="preserve">URL : </w:t>
       </w:r>
-      <w:hyperlink r:id="rId312">
+      <w:hyperlink r:id="rId322">
         <w:r>
           <w:rPr>
             <w:color w:val="0563C1"/>
@@ -22163,7 +22537,7 @@
           <w:b/>
           <w:sz w:val="16"/>
         </w:rPr>
-        <w:t>304. Alternance : ralentissement 2025 (HelloWork)</w:t>
+        <w:t>315. Alternance : ralentissement 2025 (HelloWork)</w:t>
       </w:r>
       <w:r>
         <w:rPr>
@@ -22174,7 +22548,7 @@
         <w:br/>
         <w:t xml:space="preserve">URL : </w:t>
       </w:r>
-      <w:hyperlink r:id="rId313">
+      <w:hyperlink r:id="rId323">
         <w:r>
           <w:rPr>
             <w:color w:val="0563C1"/>

--- a/NEXA_Synthese_Marche_Emploi_Developpement_Web_2026.docx
+++ b/NEXA_Synthese_Marche_Emploi_Developpement_Web_2026.docx
@@ -78,7 +78,7 @@
         <w:pStyle w:val="ListBullet"/>
       </w:pPr>
       <w:r>
-        <w:t>Échantillon collecté : 1719 lignes d'offres brutes sur 16 plateformes (Indeed, Welcome to the Jungle, France Travail, HelloWork, Apec, LinkedIn, Free-Work, Talent.com, sites carrières), 1461 offres uniques après dédoublonnage, 1450 dans le périmètre étudié (Excel, onglet OFFRES_DETAILLEES). Taux de doublons multi-plateformes ou probables : 3.2 % ; republications : 11.8 %.</w:t>
+        <w:t>Échantillon collecté : 2223 lignes d'offres brutes sur 16 plateformes (Indeed, Welcome to the Jungle, France Travail, HelloWork, Apec, LinkedIn, Free-Work, Talent.com, sites carrières), 1908 offres uniques après dédoublonnage, 1895 dans le périmètre étudié (Excel, onglet OFFRES_DETAILLEES). Taux de doublons multi-plateformes ou probables : 3.7 % ; republications : 9.1 %.</w:t>
       </w:r>
     </w:p>
     <w:p>
@@ -1354,7 +1354,7 @@
           <w:b w:val="0"/>
           <w:i w:val="0"/>
         </w:rPr>
-        <w:t>Dans l'échantillon d'offres uniques (1450), le cœur de marché représente 64.6 % des offres, les évolutions naturelles 9.4 %, les spécialisations 13.2 % et les métiers émergents liés à l'IA 10.8 % (ces derniers ont été recherchés spécifiquement et sont donc surreprésentés). Excel, onglet SYNTHESE_METIERS, table T_SYNTHESE_METIERS.</w:t>
+        <w:t>Dans l'échantillon d'offres uniques (1895), le cœur de marché représente 67.8 % des offres, les évolutions naturelles 9.5 %, les spécialisations 11.5 % et les métiers émergents liés à l'IA 9.4 % (ces derniers ont été recherchés spécifiquement et sont donc surreprésentés). Excel, onglet SYNTHESE_METIERS, table T_SYNTHESE_METIERS.</w:t>
       </w:r>
     </w:p>
     <w:tbl>
@@ -1464,7 +1464,7 @@
               <w:rPr>
                 <w:sz w:val="16"/>
               </w:rPr>
-              <w:t>392</w:t>
+              <w:t>488</w:t>
             </w:r>
           </w:p>
         </w:tc>
@@ -1478,7 +1478,7 @@
               <w:rPr>
                 <w:sz w:val="16"/>
               </w:rPr>
-              <w:t>27.0 %</w:t>
+              <w:t>25.8 %</w:t>
             </w:r>
           </w:p>
         </w:tc>
@@ -1522,7 +1522,7 @@
               <w:rPr>
                 <w:sz w:val="16"/>
               </w:rPr>
-              <w:t>115</w:t>
+              <w:t>134</w:t>
             </w:r>
           </w:p>
         </w:tc>
@@ -1536,7 +1536,7 @@
               <w:rPr>
                 <w:sz w:val="16"/>
               </w:rPr>
-              <w:t>7.9 %</w:t>
+              <w:t>7.1 %</w:t>
             </w:r>
           </w:p>
         </w:tc>
@@ -1580,7 +1580,7 @@
               <w:rPr>
                 <w:sz w:val="16"/>
               </w:rPr>
-              <w:t>91</w:t>
+              <w:t>122</w:t>
             </w:r>
           </w:p>
         </w:tc>
@@ -1594,7 +1594,7 @@
               <w:rPr>
                 <w:sz w:val="16"/>
               </w:rPr>
-              <w:t>6.3 %</w:t>
+              <w:t>6.4 %</w:t>
             </w:r>
           </w:p>
         </w:tc>
@@ -1638,7 +1638,7 @@
               <w:rPr>
                 <w:sz w:val="16"/>
               </w:rPr>
-              <w:t>81</w:t>
+              <w:t>95</w:t>
             </w:r>
           </w:p>
         </w:tc>
@@ -1652,7 +1652,7 @@
               <w:rPr>
                 <w:sz w:val="16"/>
               </w:rPr>
-              <w:t>5.6 %</w:t>
+              <w:t>5.0 %</w:t>
             </w:r>
           </w:p>
         </w:tc>
@@ -1682,7 +1682,7 @@
               <w:rPr>
                 <w:sz w:val="16"/>
               </w:rPr>
-              <w:t>Tech Lead / Lead Developer</w:t>
+              <w:t>Développeur Java / Spring</w:t>
             </w:r>
           </w:p>
         </w:tc>
@@ -1696,7 +1696,7 @@
               <w:rPr>
                 <w:sz w:val="16"/>
               </w:rPr>
-              <w:t>66</w:t>
+              <w:t>85</w:t>
             </w:r>
           </w:p>
         </w:tc>
@@ -1710,7 +1710,7 @@
               <w:rPr>
                 <w:sz w:val="16"/>
               </w:rPr>
-              <w:t>4.6 %</w:t>
+              <w:t>4.5 %</w:t>
             </w:r>
           </w:p>
         </w:tc>
@@ -1724,7 +1724,7 @@
               <w:rPr>
                 <w:sz w:val="16"/>
               </w:rPr>
-              <w:t>Voir Excel.</w:t>
+              <w:t>Premier volume back-end en ESN (Indeed « Développeur Java » plus de 1 000, août 2026).</w:t>
             </w:r>
           </w:p>
         </w:tc>
@@ -1740,7 +1740,7 @@
               <w:rPr>
                 <w:sz w:val="16"/>
               </w:rPr>
-              <w:t>DevOps Engineer</w:t>
+              <w:t>Tech Lead / Lead Developer</w:t>
             </w:r>
           </w:p>
         </w:tc>
@@ -1754,7 +1754,7 @@
               <w:rPr>
                 <w:sz w:val="16"/>
               </w:rPr>
-              <w:t>65</w:t>
+              <w:t>84</w:t>
             </w:r>
           </w:p>
         </w:tc>
@@ -1768,7 +1768,7 @@
               <w:rPr>
                 <w:sz w:val="16"/>
               </w:rPr>
-              <w:t>4.5 %</w:t>
+              <w:t>4.4 %</w:t>
             </w:r>
           </w:p>
         </w:tc>
@@ -1782,7 +1782,7 @@
               <w:rPr>
                 <w:sz w:val="16"/>
               </w:rPr>
-              <w:t>Spécialisation en tension, majoritairement senior.</w:t>
+              <w:t>Voir Excel.</w:t>
             </w:r>
           </w:p>
         </w:tc>
@@ -1798,7 +1798,7 @@
               <w:rPr>
                 <w:sz w:val="16"/>
               </w:rPr>
-              <w:t>Développeur .NET / C#</w:t>
+              <w:t>DevOps Engineer</w:t>
             </w:r>
           </w:p>
         </w:tc>
@@ -1812,7 +1812,7 @@
               <w:rPr>
                 <w:sz w:val="16"/>
               </w:rPr>
-              <w:t>52</w:t>
+              <w:t>84</w:t>
             </w:r>
           </w:p>
         </w:tc>
@@ -1826,7 +1826,7 @@
               <w:rPr>
                 <w:sz w:val="16"/>
               </w:rPr>
-              <w:t>3.6 %</w:t>
+              <w:t>4.4 %</w:t>
             </w:r>
           </w:p>
         </w:tc>
@@ -1840,7 +1840,7 @@
               <w:rPr>
                 <w:sz w:val="16"/>
               </w:rPr>
-              <w:t>Stack Microsoft, forte part de profils expérimentés.</w:t>
+              <w:t>Spécialisation en tension, majoritairement senior.</w:t>
             </w:r>
           </w:p>
         </w:tc>
@@ -1856,7 +1856,7 @@
               <w:rPr>
                 <w:sz w:val="16"/>
               </w:rPr>
-              <w:t>Développeur mobile</w:t>
+              <w:t>Développeur .NET / C#</w:t>
             </w:r>
           </w:p>
         </w:tc>
@@ -1870,7 +1870,7 @@
               <w:rPr>
                 <w:sz w:val="16"/>
               </w:rPr>
-              <w:t>50</w:t>
+              <w:t>80</w:t>
             </w:r>
           </w:p>
         </w:tc>
@@ -1884,7 +1884,7 @@
               <w:rPr>
                 <w:sz w:val="16"/>
               </w:rPr>
-              <w:t>3.4 %</w:t>
+              <w:t>4.2 %</w:t>
             </w:r>
           </w:p>
         </w:tc>
@@ -1898,7 +1898,7 @@
               <w:rPr>
                 <w:sz w:val="16"/>
               </w:rPr>
-              <w:t>Débouché adjacent des profils JavaScript (React Native, Flutter).</w:t>
+              <w:t>Stack Microsoft, forte part de profils expérimentés.</w:t>
             </w:r>
           </w:p>
         </w:tc>
@@ -1914,7 +1914,7 @@
               <w:rPr>
                 <w:sz w:val="16"/>
               </w:rPr>
-              <w:t>Développeur back-end</w:t>
+              <w:t>Développeur (intitulé générique)</w:t>
             </w:r>
           </w:p>
         </w:tc>
@@ -1928,7 +1928,7 @@
               <w:rPr>
                 <w:sz w:val="16"/>
               </w:rPr>
-              <w:t>50</w:t>
+              <w:t>77</w:t>
             </w:r>
           </w:p>
         </w:tc>
@@ -1942,7 +1942,7 @@
               <w:rPr>
                 <w:sz w:val="16"/>
               </w:rPr>
-              <w:t>3.4 %</w:t>
+              <w:t>4.1 %</w:t>
             </w:r>
           </w:p>
         </w:tc>
@@ -1972,7 +1972,7 @@
               <w:rPr>
                 <w:sz w:val="16"/>
               </w:rPr>
-              <w:t>Développeur Java / Spring</w:t>
+              <w:t>Développeur back-end</w:t>
             </w:r>
           </w:p>
         </w:tc>
@@ -1986,7 +1986,7 @@
               <w:rPr>
                 <w:sz w:val="16"/>
               </w:rPr>
-              <w:t>48</w:t>
+              <w:t>67</w:t>
             </w:r>
           </w:p>
         </w:tc>
@@ -2000,7 +2000,7 @@
               <w:rPr>
                 <w:sz w:val="16"/>
               </w:rPr>
-              <w:t>3.3 %</w:t>
+              <w:t>3.5 %</w:t>
             </w:r>
           </w:p>
         </w:tc>
@@ -2014,7 +2014,7 @@
               <w:rPr>
                 <w:sz w:val="16"/>
               </w:rPr>
-              <w:t>Premier volume back-end en ESN (Indeed « Développeur Java » plus de 1 000, août 2026).</w:t>
+              <w:t>Voir Excel.</w:t>
             </w:r>
           </w:p>
         </w:tc>
@@ -2030,7 +2030,7 @@
               <w:rPr>
                 <w:sz w:val="16"/>
               </w:rPr>
-              <w:t>QA / Test Automation Engineer</w:t>
+              <w:t>Développeur mobile</w:t>
             </w:r>
           </w:p>
         </w:tc>
@@ -2044,7 +2044,7 @@
               <w:rPr>
                 <w:sz w:val="16"/>
               </w:rPr>
-              <w:t>44</w:t>
+              <w:t>65</w:t>
             </w:r>
           </w:p>
         </w:tc>
@@ -2058,7 +2058,7 @@
               <w:rPr>
                 <w:sz w:val="16"/>
               </w:rPr>
-              <w:t>3.0 %</w:t>
+              <w:t>3.4 %</w:t>
             </w:r>
           </w:p>
         </w:tc>
@@ -2072,7 +2072,7 @@
               <w:rPr>
                 <w:sz w:val="16"/>
               </w:rPr>
-              <w:t>Voir Excel.</w:t>
+              <w:t>Débouché adjacent des profils JavaScript (React Native, Flutter).</w:t>
             </w:r>
           </w:p>
         </w:tc>
@@ -2102,7 +2102,7 @@
               <w:rPr>
                 <w:sz w:val="16"/>
               </w:rPr>
-              <w:t>40</w:t>
+              <w:t>59</w:t>
             </w:r>
           </w:p>
         </w:tc>
@@ -2116,7 +2116,7 @@
               <w:rPr>
                 <w:sz w:val="16"/>
               </w:rPr>
-              <w:t>2.8 %</w:t>
+              <w:t>3.1 %</w:t>
             </w:r>
           </w:p>
         </w:tc>
@@ -2324,7 +2324,7 @@
               <w:rPr>
                 <w:sz w:val="15"/>
               </w:rPr>
-              <w:t>418</w:t>
+              <w:t>502</w:t>
             </w:r>
           </w:p>
         </w:tc>
@@ -2338,7 +2338,7 @@
               <w:rPr>
                 <w:sz w:val="15"/>
               </w:rPr>
-              <w:t>28.8 %</w:t>
+              <w:t>26.5 %</w:t>
             </w:r>
           </w:p>
         </w:tc>
@@ -2352,7 +2352,7 @@
               <w:rPr>
                 <w:sz w:val="15"/>
               </w:rPr>
-              <w:t>8.6</w:t>
+              <w:t>9.8</w:t>
             </w:r>
           </w:p>
         </w:tc>
@@ -2366,7 +2366,7 @@
               <w:rPr>
                 <w:sz w:val="15"/>
               </w:rPr>
-              <w:t>33.7</w:t>
+              <w:t>40.1</w:t>
             </w:r>
           </w:p>
         </w:tc>
@@ -2380,7 +2380,7 @@
               <w:rPr>
                 <w:sz w:val="15"/>
               </w:rPr>
-              <w:t>98</w:t>
+              <w:t>115</w:t>
             </w:r>
           </w:p>
         </w:tc>
@@ -2394,7 +2394,7 @@
               <w:rPr>
                 <w:sz w:val="15"/>
               </w:rPr>
-              <w:t>Développeur full stack (100) ; AI Engineer / Développeur IA (44)</w:t>
+              <w:t>Développeur full stack (121) ; AI Engineer / Développeur IA (52)</w:t>
             </w:r>
           </w:p>
         </w:tc>
@@ -2424,7 +2424,7 @@
               <w:rPr>
                 <w:sz w:val="15"/>
               </w:rPr>
-              <w:t>188</w:t>
+              <w:t>255</w:t>
             </w:r>
           </w:p>
         </w:tc>
@@ -2438,7 +2438,7 @@
               <w:rPr>
                 <w:sz w:val="15"/>
               </w:rPr>
-              <w:t>13.0 %</w:t>
+              <w:t>13.5 %</w:t>
             </w:r>
           </w:p>
         </w:tc>
@@ -2452,7 +2452,7 @@
               <w:rPr>
                 <w:sz w:val="15"/>
               </w:rPr>
-              <w:t>16.0</w:t>
+              <w:t>12.5</w:t>
             </w:r>
           </w:p>
         </w:tc>
@@ -2466,7 +2466,7 @@
               <w:rPr>
                 <w:sz w:val="15"/>
               </w:rPr>
-              <w:t>44.2</w:t>
+              <w:t>35.5</w:t>
             </w:r>
           </w:p>
         </w:tc>
@@ -2480,7 +2480,7 @@
               <w:rPr>
                 <w:sz w:val="15"/>
               </w:rPr>
-              <w:t>7</w:t>
+              <w:t>11</w:t>
             </w:r>
           </w:p>
         </w:tc>
@@ -2494,7 +2494,7 @@
               <w:rPr>
                 <w:sz w:val="15"/>
               </w:rPr>
-              <w:t>Développeur full stack (64) ; Développeur web (intitulé générique) (21)</w:t>
+              <w:t>Développeur full stack (70) ; Développeur web (intitulé générique) (24)</w:t>
             </w:r>
           </w:p>
         </w:tc>
@@ -2524,7 +2524,7 @@
               <w:rPr>
                 <w:sz w:val="15"/>
               </w:rPr>
-              <w:t>162</w:t>
+              <w:t>214</w:t>
             </w:r>
           </w:p>
         </w:tc>
@@ -2538,7 +2538,7 @@
               <w:rPr>
                 <w:sz w:val="15"/>
               </w:rPr>
-              <w:t>11.2 %</w:t>
+              <w:t>11.3 %</w:t>
             </w:r>
           </w:p>
         </w:tc>
@@ -2552,7 +2552,7 @@
               <w:rPr>
                 <w:sz w:val="15"/>
               </w:rPr>
-              <w:t>10.5</w:t>
+              <w:t>7.9</w:t>
             </w:r>
           </w:p>
         </w:tc>
@@ -2566,7 +2566,7 @@
               <w:rPr>
                 <w:sz w:val="15"/>
               </w:rPr>
-              <w:t>34.9</w:t>
+              <w:t>33.3</w:t>
             </w:r>
           </w:p>
         </w:tc>
@@ -2580,7 +2580,7 @@
               <w:rPr>
                 <w:sz w:val="15"/>
               </w:rPr>
-              <w:t>13</w:t>
+              <w:t>17</w:t>
             </w:r>
           </w:p>
         </w:tc>
@@ -2594,7 +2594,7 @@
               <w:rPr>
                 <w:sz w:val="15"/>
               </w:rPr>
-              <w:t>Développeur full stack (48) ; Tech Lead / Lead Developer (12)</w:t>
+              <w:t>Développeur full stack (60) ; Développeur Java / Spring (20)</w:t>
             </w:r>
           </w:p>
         </w:tc>
@@ -2624,7 +2624,7 @@
               <w:rPr>
                 <w:sz w:val="15"/>
               </w:rPr>
-              <w:t>128</w:t>
+              <w:t>154</w:t>
             </w:r>
           </w:p>
         </w:tc>
@@ -2638,7 +2638,7 @@
               <w:rPr>
                 <w:sz w:val="15"/>
               </w:rPr>
-              <w:t>8.8 %</w:t>
+              <w:t>8.1 %</w:t>
             </w:r>
           </w:p>
         </w:tc>
@@ -2652,7 +2652,7 @@
               <w:rPr>
                 <w:sz w:val="15"/>
               </w:rPr>
-              <w:t>16.4</w:t>
+              <w:t>15.6</w:t>
             </w:r>
           </w:p>
         </w:tc>
@@ -2666,7 +2666,7 @@
               <w:rPr>
                 <w:sz w:val="15"/>
               </w:rPr>
-              <w:t>48.1</w:t>
+              <w:t>45.3</w:t>
             </w:r>
           </w:p>
         </w:tc>
@@ -2680,7 +2680,7 @@
               <w:rPr>
                 <w:sz w:val="15"/>
               </w:rPr>
-              <w:t>12</w:t>
+              <w:t>13</w:t>
             </w:r>
           </w:p>
         </w:tc>
@@ -2694,7 +2694,7 @@
               <w:rPr>
                 <w:sz w:val="15"/>
               </w:rPr>
-              <w:t>Développeur full stack (33) ; Développeur web (intitulé générique) (10)</w:t>
+              <w:t>Développeur full stack (42) ; Développeur web (intitulé générique) (12)</w:t>
             </w:r>
           </w:p>
         </w:tc>
@@ -2710,7 +2710,7 @@
               <w:rPr>
                 <w:sz w:val="15"/>
               </w:rPr>
-              <w:t>Hauts-de-France</w:t>
+              <w:t>Provence-Alpes-Côte d'Azur</w:t>
             </w:r>
           </w:p>
         </w:tc>
@@ -2724,7 +2724,7 @@
               <w:rPr>
                 <w:sz w:val="15"/>
               </w:rPr>
-              <w:t>121</w:t>
+              <w:t>143</w:t>
             </w:r>
           </w:p>
         </w:tc>
@@ -2738,7 +2738,7 @@
               <w:rPr>
                 <w:sz w:val="15"/>
               </w:rPr>
-              <w:t>8.3 %</w:t>
+              <w:t>7.5 %</w:t>
             </w:r>
           </w:p>
         </w:tc>
@@ -2752,7 +2752,7 @@
               <w:rPr>
                 <w:sz w:val="15"/>
               </w:rPr>
-              <w:t>14.0</w:t>
+              <w:t>12.6</w:t>
             </w:r>
           </w:p>
         </w:tc>
@@ -2766,7 +2766,7 @@
               <w:rPr>
                 <w:sz w:val="15"/>
               </w:rPr>
-              <w:t>42.6</w:t>
+              <w:t>40.4</w:t>
             </w:r>
           </w:p>
         </w:tc>
@@ -2780,7 +2780,7 @@
               <w:rPr>
                 <w:sz w:val="15"/>
               </w:rPr>
-              <w:t>12</w:t>
+              <w:t>9</w:t>
             </w:r>
           </w:p>
         </w:tc>
@@ -2794,7 +2794,7 @@
               <w:rPr>
                 <w:sz w:val="15"/>
               </w:rPr>
-              <w:t>Développeur full stack (38) ; Développeur Java / Spring (11)</w:t>
+              <w:t>Développeur full stack (42) ; Développeur (intitulé générique) (11)</w:t>
             </w:r>
           </w:p>
         </w:tc>
@@ -2810,7 +2810,7 @@
               <w:rPr>
                 <w:sz w:val="15"/>
               </w:rPr>
-              <w:t>Provence-Alpes-Côte d'Azur</w:t>
+              <w:t>Hauts-de-France</w:t>
             </w:r>
           </w:p>
         </w:tc>
@@ -2824,7 +2824,7 @@
               <w:rPr>
                 <w:sz w:val="15"/>
               </w:rPr>
-              <w:t>120</w:t>
+              <w:t>137</w:t>
             </w:r>
           </w:p>
         </w:tc>
@@ -2838,7 +2838,7 @@
               <w:rPr>
                 <w:sz w:val="15"/>
               </w:rPr>
-              <w:t>8.3 %</w:t>
+              <w:t>7.2 %</w:t>
             </w:r>
           </w:p>
         </w:tc>
@@ -2852,7 +2852,7 @@
               <w:rPr>
                 <w:sz w:val="15"/>
               </w:rPr>
-              <w:t>14.2</w:t>
+              <w:t>13.1</w:t>
             </w:r>
           </w:p>
         </w:tc>
@@ -2866,7 +2866,7 @@
               <w:rPr>
                 <w:sz w:val="15"/>
               </w:rPr>
-              <w:t>44.4</w:t>
+              <w:t>43.4</w:t>
             </w:r>
           </w:p>
         </w:tc>
@@ -2880,7 +2880,7 @@
               <w:rPr>
                 <w:sz w:val="15"/>
               </w:rPr>
-              <w:t>9</w:t>
+              <w:t>13</w:t>
             </w:r>
           </w:p>
         </w:tc>
@@ -2894,7 +2894,7 @@
               <w:rPr>
                 <w:sz w:val="15"/>
               </w:rPr>
-              <w:t>Développeur full stack (38) ; Développeur (intitulé générique) (9)</w:t>
+              <w:t>Développeur full stack (43) ; Développeur Java / Spring (13)</w:t>
             </w:r>
           </w:p>
         </w:tc>
@@ -2924,7 +2924,7 @@
               <w:rPr>
                 <w:sz w:val="15"/>
               </w:rPr>
-              <w:t>84</w:t>
+              <w:t>116</w:t>
             </w:r>
           </w:p>
         </w:tc>
@@ -2938,7 +2938,7 @@
               <w:rPr>
                 <w:sz w:val="15"/>
               </w:rPr>
-              <w:t>5.8 %</w:t>
+              <w:t>6.1 %</w:t>
             </w:r>
           </w:p>
         </w:tc>
@@ -2952,7 +2952,7 @@
               <w:rPr>
                 <w:sz w:val="15"/>
               </w:rPr>
-              <w:t>20.2</w:t>
+              <w:t>17.2</w:t>
             </w:r>
           </w:p>
         </w:tc>
@@ -2966,7 +2966,7 @@
               <w:rPr>
                 <w:sz w:val="15"/>
               </w:rPr>
-              <w:t>54.1</w:t>
+              <w:t>53.1</w:t>
             </w:r>
           </w:p>
         </w:tc>
@@ -2980,7 +2980,7 @@
               <w:rPr>
                 <w:sz w:val="15"/>
               </w:rPr>
-              <w:t>9</w:t>
+              <w:t>10</w:t>
             </w:r>
           </w:p>
         </w:tc>
@@ -2994,7 +2994,7 @@
               <w:rPr>
                 <w:sz w:val="15"/>
               </w:rPr>
-              <w:t>Développeur full stack (18) ; Développeur web (intitulé générique) (15)</w:t>
+              <w:t>Développeur full stack (23) ; Développeur web (intitulé générique) (18)</w:t>
             </w:r>
           </w:p>
         </w:tc>
@@ -3024,7 +3024,7 @@
               <w:rPr>
                 <w:sz w:val="15"/>
               </w:rPr>
-              <w:t>51</w:t>
+              <w:t>77</w:t>
             </w:r>
           </w:p>
         </w:tc>
@@ -3038,7 +3038,7 @@
               <w:rPr>
                 <w:sz w:val="15"/>
               </w:rPr>
-              <w:t>3.5 %</w:t>
+              <w:t>4.1 %</w:t>
             </w:r>
           </w:p>
         </w:tc>
@@ -3052,7 +3052,7 @@
               <w:rPr>
                 <w:sz w:val="15"/>
               </w:rPr>
-              <w:t>31.4</w:t>
+              <w:t>23.4</w:t>
             </w:r>
           </w:p>
         </w:tc>
@@ -3066,7 +3066,7 @@
               <w:rPr>
                 <w:sz w:val="15"/>
               </w:rPr>
-              <w:t>68.0</w:t>
+              <w:t>69.0</w:t>
             </w:r>
           </w:p>
         </w:tc>
@@ -3094,7 +3094,7 @@
               <w:rPr>
                 <w:sz w:val="15"/>
               </w:rPr>
-              <w:t>Développeur full stack (12) ; Développeur web (intitulé générique) (8)</w:t>
+              <w:t>Développeur full stack (18) ; Concepteur développeur d'applications / logiciel (11)</w:t>
             </w:r>
           </w:p>
         </w:tc>
@@ -3124,7 +3124,7 @@
               <w:rPr>
                 <w:sz w:val="15"/>
               </w:rPr>
-              <w:t>45</w:t>
+              <w:t>66</w:t>
             </w:r>
           </w:p>
         </w:tc>
@@ -3138,7 +3138,7 @@
               <w:rPr>
                 <w:sz w:val="15"/>
               </w:rPr>
-              <w:t>3.1 %</w:t>
+              <w:t>3.5 %</w:t>
             </w:r>
           </w:p>
         </w:tc>
@@ -3152,7 +3152,7 @@
               <w:rPr>
                 <w:sz w:val="15"/>
               </w:rPr>
-              <w:t>13.3</w:t>
+              <w:t>9.1</w:t>
             </w:r>
           </w:p>
         </w:tc>
@@ -3166,7 +3166,7 @@
               <w:rPr>
                 <w:sz w:val="15"/>
               </w:rPr>
-              <w:t>77.8</w:t>
+              <w:t>50.0</w:t>
             </w:r>
           </w:p>
         </w:tc>
@@ -3194,7 +3194,7 @@
               <w:rPr>
                 <w:sz w:val="15"/>
               </w:rPr>
-              <w:t>Développeur full stack (8) ; Développeur web (intitulé générique) (7)</w:t>
+              <w:t>Développeur full stack (14) ; Développeur web (intitulé générique) (8)</w:t>
             </w:r>
           </w:p>
         </w:tc>
@@ -3210,7 +3210,7 @@
               <w:rPr>
                 <w:sz w:val="15"/>
               </w:rPr>
-              <w:t>Télétravail (France entière)</w:t>
+              <w:t>NC</w:t>
             </w:r>
           </w:p>
         </w:tc>
@@ -3224,7 +3224,7 @@
               <w:rPr>
                 <w:sz w:val="15"/>
               </w:rPr>
-              <w:t>35</w:t>
+              <w:t>60</w:t>
             </w:r>
           </w:p>
         </w:tc>
@@ -3238,7 +3238,7 @@
               <w:rPr>
                 <w:sz w:val="15"/>
               </w:rPr>
-              <w:t>2.4 %</w:t>
+              <w:t>3.2 %</w:t>
             </w:r>
           </w:p>
         </w:tc>
@@ -3252,7 +3252,7 @@
               <w:rPr>
                 <w:sz w:val="15"/>
               </w:rPr>
-              <w:t>8.6</w:t>
+              <w:t>18.3</w:t>
             </w:r>
           </w:p>
         </w:tc>
@@ -3266,7 +3266,7 @@
               <w:rPr>
                 <w:sz w:val="15"/>
               </w:rPr>
-              <w:t>26.7</w:t>
+              <w:t>48.1</w:t>
             </w:r>
           </w:p>
         </w:tc>
@@ -3280,7 +3280,7 @@
               <w:rPr>
                 <w:sz w:val="15"/>
               </w:rPr>
-              <w:t>4</w:t>
+              <w:t>26</w:t>
             </w:r>
           </w:p>
         </w:tc>
@@ -3294,7 +3294,7 @@
               <w:rPr>
                 <w:sz w:val="15"/>
               </w:rPr>
-              <w:t>Développeur full stack (15) ; Développeur back-end (4)</w:t>
+              <w:t>Développeur full stack (12) ; AI Engineer / Développeur IA (11)</w:t>
             </w:r>
           </w:p>
         </w:tc>
@@ -3310,7 +3310,7 @@
               <w:rPr>
                 <w:sz w:val="15"/>
               </w:rPr>
-              <w:t>Bourgogne-Franche-Comté</w:t>
+              <w:t>Normandie</w:t>
             </w:r>
           </w:p>
         </w:tc>
@@ -3324,7 +3324,7 @@
               <w:rPr>
                 <w:sz w:val="15"/>
               </w:rPr>
-              <w:t>30</w:t>
+              <w:t>43</w:t>
             </w:r>
           </w:p>
         </w:tc>
@@ -3338,7 +3338,7 @@
               <w:rPr>
                 <w:sz w:val="15"/>
               </w:rPr>
-              <w:t>2.1 %</w:t>
+              <w:t>2.3 %</w:t>
             </w:r>
           </w:p>
         </w:tc>
@@ -3352,7 +3352,7 @@
               <w:rPr>
                 <w:sz w:val="15"/>
               </w:rPr>
-              <w:t>3.3</w:t>
+              <w:t>9.3</w:t>
             </w:r>
           </w:p>
         </w:tc>
@@ -3394,7 +3394,7 @@
               <w:rPr>
                 <w:sz w:val="15"/>
               </w:rPr>
-              <w:t>Développeur full stack (6) ; Développeur .NET / C# (5)</w:t>
+              <w:t>Développeur full stack (10) ; Développeur PHP / Symfony / Laravel (5)</w:t>
             </w:r>
           </w:p>
         </w:tc>
@@ -3410,7 +3410,7 @@
               <w:rPr>
                 <w:sz w:val="15"/>
               </w:rPr>
-              <w:t>Normandie</w:t>
+              <w:t>Centre-Val de Loire</w:t>
             </w:r>
           </w:p>
         </w:tc>
@@ -3424,7 +3424,7 @@
               <w:rPr>
                 <w:sz w:val="15"/>
               </w:rPr>
-              <w:t>24</w:t>
+              <w:t>41</w:t>
             </w:r>
           </w:p>
         </w:tc>
@@ -3438,7 +3438,7 @@
               <w:rPr>
                 <w:sz w:val="15"/>
               </w:rPr>
-              <w:t>1.7 %</w:t>
+              <w:t>2.2 %</w:t>
             </w:r>
           </w:p>
         </w:tc>
@@ -3452,7 +3452,7 @@
               <w:rPr>
                 <w:sz w:val="15"/>
               </w:rPr>
-              <w:t>16.7</w:t>
+              <w:t>2.4</w:t>
             </w:r>
           </w:p>
         </w:tc>
@@ -3466,7 +3466,7 @@
               <w:rPr>
                 <w:sz w:val="15"/>
               </w:rPr>
-              <w:t>45.5</w:t>
+              <w:t>50.0</w:t>
             </w:r>
           </w:p>
         </w:tc>
@@ -3480,7 +3480,7 @@
               <w:rPr>
                 <w:sz w:val="15"/>
               </w:rPr>
-              <w:t>1</w:t>
+              <w:t>0</w:t>
             </w:r>
           </w:p>
         </w:tc>
@@ -3494,7 +3494,7 @@
               <w:rPr>
                 <w:sz w:val="15"/>
               </w:rPr>
-              <w:t>Développeur full stack (7) ; Développeur web (intitulé générique) (3)</w:t>
+              <w:t>Développeur .NET / C# (11) ; Développeur full stack (7)</w:t>
             </w:r>
           </w:p>
         </w:tc>
@@ -3510,7 +3510,7 @@
               <w:rPr>
                 <w:sz w:val="15"/>
               </w:rPr>
-              <w:t>NC</w:t>
+              <w:t>Bourgogne-Franche-Comté</w:t>
             </w:r>
           </w:p>
         </w:tc>
@@ -3524,7 +3524,7 @@
               <w:rPr>
                 <w:sz w:val="15"/>
               </w:rPr>
-              <w:t>24</w:t>
+              <w:t>39</w:t>
             </w:r>
           </w:p>
         </w:tc>
@@ -3538,7 +3538,7 @@
               <w:rPr>
                 <w:sz w:val="15"/>
               </w:rPr>
-              <w:t>1.7 %</w:t>
+              <w:t>2.1 %</w:t>
             </w:r>
           </w:p>
         </w:tc>
@@ -3552,7 +3552,7 @@
               <w:rPr>
                 <w:sz w:val="15"/>
               </w:rPr>
-              <w:t>37.5</w:t>
+              <w:t>5.1</w:t>
             </w:r>
           </w:p>
         </w:tc>
@@ -3566,7 +3566,7 @@
               <w:rPr>
                 <w:sz w:val="15"/>
               </w:rPr>
-              <w:t>75.0</w:t>
+              <w:t>40.0</w:t>
             </w:r>
           </w:p>
         </w:tc>
@@ -3580,7 +3580,7 @@
               <w:rPr>
                 <w:sz w:val="15"/>
               </w:rPr>
-              <w:t>19</w:t>
+              <w:t>1</w:t>
             </w:r>
           </w:p>
         </w:tc>
@@ -3594,7 +3594,7 @@
               <w:rPr>
                 <w:sz w:val="15"/>
               </w:rPr>
-              <w:t>AI Engineer / Développeur IA (11) ; LLM / Generative AI Engineer (6)</w:t>
+              <w:t>Développeur full stack (8) ; Développeur .NET / C# (5)</w:t>
             </w:r>
           </w:p>
         </w:tc>
@@ -3610,7 +3610,7 @@
               <w:rPr>
                 <w:sz w:val="15"/>
               </w:rPr>
-              <w:t>Centre-Val de Loire</w:t>
+              <w:t>Télétravail (France entière)</w:t>
             </w:r>
           </w:p>
         </w:tc>
@@ -3624,7 +3624,7 @@
               <w:rPr>
                 <w:sz w:val="15"/>
               </w:rPr>
-              <w:t>17</w:t>
+              <w:t>37</w:t>
             </w:r>
           </w:p>
         </w:tc>
@@ -3638,7 +3638,7 @@
               <w:rPr>
                 <w:sz w:val="15"/>
               </w:rPr>
-              <w:t>1.2 %</w:t>
+              <w:t>2.0 %</w:t>
             </w:r>
           </w:p>
         </w:tc>
@@ -3652,7 +3652,7 @@
               <w:rPr>
                 <w:sz w:val="15"/>
               </w:rPr>
-              <w:t>5.9</w:t>
+              <w:t>8.1</w:t>
             </w:r>
           </w:p>
         </w:tc>
@@ -3666,7 +3666,7 @@
               <w:rPr>
                 <w:sz w:val="15"/>
               </w:rPr>
-              <w:t>100.0</w:t>
+              <w:t>23.5</w:t>
             </w:r>
           </w:p>
         </w:tc>
@@ -3680,7 +3680,7 @@
               <w:rPr>
                 <w:sz w:val="15"/>
               </w:rPr>
-              <w:t>0</w:t>
+              <w:t>4</w:t>
             </w:r>
           </w:p>
         </w:tc>
@@ -3694,7 +3694,7 @@
               <w:rPr>
                 <w:sz w:val="15"/>
               </w:rPr>
-              <w:t>Développeur full stack (4) ; Développeur web (intitulé générique) (3)</w:t>
+              <w:t>Développeur full stack (16) ; Développeur back-end (4)</w:t>
             </w:r>
           </w:p>
         </w:tc>
@@ -3724,6 +3724,206 @@
               <w:rPr>
                 <w:sz w:val="15"/>
               </w:rPr>
+              <w:t>4</w:t>
+            </w:r>
+          </w:p>
+        </w:tc>
+        <w:tc>
+          <w:tcPr>
+            <w:tcW w:type="dxa" w:w="1020"/>
+          </w:tcPr>
+          <w:p>
+            <w:r/>
+            <w:r>
+              <w:rPr>
+                <w:sz w:val="15"/>
+              </w:rPr>
+              <w:t>0.2 %</w:t>
+            </w:r>
+          </w:p>
+        </w:tc>
+        <w:tc>
+          <w:tcPr>
+            <w:tcW w:type="dxa" w:w="1134"/>
+          </w:tcPr>
+          <w:p>
+            <w:r/>
+            <w:r>
+              <w:rPr>
+                <w:sz w:val="15"/>
+              </w:rPr>
+              <w:t>25.0</w:t>
+            </w:r>
+          </w:p>
+        </w:tc>
+        <w:tc>
+          <w:tcPr>
+            <w:tcW w:type="dxa" w:w="1361"/>
+          </w:tcPr>
+          <w:p>
+            <w:r/>
+            <w:r>
+              <w:rPr>
+                <w:sz w:val="15"/>
+              </w:rPr>
+              <w:t>50.0</w:t>
+            </w:r>
+          </w:p>
+        </w:tc>
+        <w:tc>
+          <w:tcPr>
+            <w:tcW w:type="dxa" w:w="794"/>
+          </w:tcPr>
+          <w:p>
+            <w:r/>
+            <w:r>
+              <w:rPr>
+                <w:sz w:val="15"/>
+              </w:rPr>
+              <w:t>0</w:t>
+            </w:r>
+          </w:p>
+        </w:tc>
+        <w:tc>
+          <w:tcPr>
+            <w:tcW w:type="dxa" w:w="3118"/>
+          </w:tcPr>
+          <w:p>
+            <w:r/>
+            <w:r>
+              <w:rPr>
+                <w:sz w:val="15"/>
+              </w:rPr>
+              <w:t>Développeur web (intitulé générique) (2) ; Software Engineer / Ingénieur logiciel (1)</w:t>
+            </w:r>
+          </w:p>
+        </w:tc>
+      </w:tr>
+      <w:tr>
+        <w:tc>
+          <w:tcPr>
+            <w:tcW w:type="dxa" w:w="1984"/>
+          </w:tcPr>
+          <w:p>
+            <w:r/>
+            <w:r>
+              <w:rPr>
+                <w:sz w:val="15"/>
+              </w:rPr>
+              <w:t>Corse</w:t>
+            </w:r>
+          </w:p>
+        </w:tc>
+        <w:tc>
+          <w:tcPr>
+            <w:tcW w:type="dxa" w:w="907"/>
+          </w:tcPr>
+          <w:p>
+            <w:r/>
+            <w:r>
+              <w:rPr>
+                <w:sz w:val="15"/>
+              </w:rPr>
+              <w:t>4</w:t>
+            </w:r>
+          </w:p>
+        </w:tc>
+        <w:tc>
+          <w:tcPr>
+            <w:tcW w:type="dxa" w:w="1020"/>
+          </w:tcPr>
+          <w:p>
+            <w:r/>
+            <w:r>
+              <w:rPr>
+                <w:sz w:val="15"/>
+              </w:rPr>
+              <w:t>0.2 %</w:t>
+            </w:r>
+          </w:p>
+        </w:tc>
+        <w:tc>
+          <w:tcPr>
+            <w:tcW w:type="dxa" w:w="1134"/>
+          </w:tcPr>
+          <w:p>
+            <w:r/>
+            <w:r>
+              <w:rPr>
+                <w:sz w:val="15"/>
+              </w:rPr>
+              <w:t>0.0</w:t>
+            </w:r>
+          </w:p>
+        </w:tc>
+        <w:tc>
+          <w:tcPr>
+            <w:tcW w:type="dxa" w:w="1361"/>
+          </w:tcPr>
+          <w:p>
+            <w:r/>
+            <w:r>
+              <w:rPr>
+                <w:sz w:val="15"/>
+              </w:rPr>
+              <w:t>0.0</w:t>
+            </w:r>
+          </w:p>
+        </w:tc>
+        <w:tc>
+          <w:tcPr>
+            <w:tcW w:type="dxa" w:w="794"/>
+          </w:tcPr>
+          <w:p>
+            <w:r/>
+            <w:r>
+              <w:rPr>
+                <w:sz w:val="15"/>
+              </w:rPr>
+              <w:t>0</w:t>
+            </w:r>
+          </w:p>
+        </w:tc>
+        <w:tc>
+          <w:tcPr>
+            <w:tcW w:type="dxa" w:w="3118"/>
+          </w:tcPr>
+          <w:p>
+            <w:r/>
+            <w:r>
+              <w:rPr>
+                <w:sz w:val="15"/>
+              </w:rPr>
+              <w:t>Développeur (intitulé générique) (2) ; Concepteur développeur d'applications / logiciel (1)</w:t>
+            </w:r>
+          </w:p>
+        </w:tc>
+      </w:tr>
+      <w:tr>
+        <w:tc>
+          <w:tcPr>
+            <w:tcW w:type="dxa" w:w="1984"/>
+          </w:tcPr>
+          <w:p>
+            <w:r/>
+            <w:r>
+              <w:rPr>
+                <w:sz w:val="15"/>
+              </w:rPr>
+              <w:t>Martinique</w:t>
+            </w:r>
+          </w:p>
+        </w:tc>
+        <w:tc>
+          <w:tcPr>
+            <w:tcW w:type="dxa" w:w="907"/>
+          </w:tcPr>
+          <w:p>
+            <w:r/>
+            <w:r>
+              <w:rPr>
+                <w:sz w:val="15"/>
+              </w:rPr>
               <w:t>2</w:t>
             </w:r>
           </w:p>
@@ -3752,7 +3952,7 @@
               <w:rPr>
                 <w:sz w:val="15"/>
               </w:rPr>
-              <w:t>50.0</w:t>
+              <w:t>0.0</w:t>
             </w:r>
           </w:p>
         </w:tc>
@@ -3766,7 +3966,7 @@
               <w:rPr>
                 <w:sz w:val="15"/>
               </w:rPr>
-              <w:t>100.0</w:t>
+              <w:t>0.0</w:t>
             </w:r>
           </w:p>
         </w:tc>
@@ -3794,7 +3994,7 @@
               <w:rPr>
                 <w:sz w:val="15"/>
               </w:rPr>
-              <w:t>Développeur web (intitulé générique) (2)</w:t>
+              <w:t>Développeur full stack (1) ; Développeur mobile (1)</w:t>
             </w:r>
           </w:p>
         </w:tc>
@@ -3941,7 +4141,7 @@
         <w:pStyle w:val="ListBullet"/>
       </w:pPr>
       <w:r>
-        <w:t>Télétravail : 8.6 % des offres uniques de l'échantillon (125 offres) mentionnent dans leur titre ou extrait un télétravail total ou partiel (les extraits ne signalent pas l'absence de télétravail, la part réelle est donc supérieure) ; Indeed compte plus de 300 offres « Développeur Web Remote » (2 sept. 2026) et plus de 100 « Télétravail Développeur Full Stack » (29 mai 2026), soit environ un dixième du stock national : le marché à distance existe mais reste minoritaire et plutôt réservé aux profils expérimentés.</w:t>
+        <w:t>Télétravail : 9.1 % des offres uniques de l'échantillon (173 offres) mentionnent dans leur titre ou extrait un télétravail total ou partiel (les extraits ne signalent pas l'absence de télétravail, la part réelle est donc supérieure) ; Indeed compte plus de 300 offres « Développeur Web Remote » (2 sept. 2026) et plus de 100 « Télétravail Développeur Full Stack » (29 mai 2026), soit environ un dixième du stock national : le marché à distance existe mais reste minoritaire et plutôt réservé aux profils expérimentés.</w:t>
       </w:r>
     </w:p>
     <w:p>
@@ -3958,7 +4158,7 @@
           <w:b/>
           <w:i w:val="0"/>
         </w:rPr>
-        <w:t>Réponse à la question 7 : l'Île-de-France concentre entre un quart et un tiers de la demande nationale (29 % des offres Apec ; 28.8 % de notre échantillon), suivie d'Auvergne-Rhône-Alpes (Lyon, Grenoble), d'Occitanie (Toulouse, Montpellier), des Hauts-de-France, de la Nouvelle-Aquitaine, des Pays de la Loire et de PACA. Les six campus NEXA couvrent les six premiers bassins hors Toulouse. Confiance MOYENNE (échantillon) à FORTE (BMO/Apec).</w:t>
+        <w:t>Réponse à la question 7 : l'Île-de-France concentre entre un quart et un tiers de la demande nationale (29 % des offres Apec ; 26.5 % de notre échantillon), suivie d'Auvergne-Rhône-Alpes (Lyon, Grenoble), d'Occitanie (Toulouse, Montpellier), des Hauts-de-France, de la Nouvelle-Aquitaine, des Pays de la Loire et de PACA. Les six campus NEXA couvrent les six premiers bassins hors Toulouse. Confiance MOYENNE (échantillon) à FORTE (BMO/Apec).</w:t>
       </w:r>
     </w:p>
     <w:p>
@@ -4157,7 +4357,7 @@
               <w:rPr>
                 <w:sz w:val="15"/>
               </w:rPr>
-              <w:t>418</w:t>
+              <w:t>502</w:t>
             </w:r>
           </w:p>
         </w:tc>
@@ -4171,7 +4371,7 @@
               <w:rPr>
                 <w:sz w:val="15"/>
               </w:rPr>
-              <w:t>Développeur full stack (100) ; AI Engineer / Développeur IA (44) ; Développeur front-end (38)</w:t>
+              <w:t>Développeur full stack (121) ; AI Engineer / Développeur IA (52) ; Développeur front-end (45)</w:t>
             </w:r>
           </w:p>
         </w:tc>
@@ -4185,7 +4385,7 @@
               <w:rPr>
                 <w:sz w:val="15"/>
               </w:rPr>
-              <w:t>13.7 %</w:t>
+              <w:t>15.8 %</w:t>
             </w:r>
           </w:p>
         </w:tc>
@@ -4199,7 +4399,7 @@
               <w:rPr>
                 <w:sz w:val="15"/>
               </w:rPr>
-              <w:t>33.7 %</w:t>
+              <w:t>40.1 %</w:t>
             </w:r>
           </w:p>
         </w:tc>
@@ -4213,7 +4413,7 @@
               <w:rPr>
                 <w:sz w:val="15"/>
               </w:rPr>
-              <w:t>54.0 %</w:t>
+              <w:t>48.8 %</w:t>
             </w:r>
           </w:p>
         </w:tc>
@@ -4227,7 +4427,7 @@
               <w:rPr>
                 <w:sz w:val="15"/>
               </w:rPr>
-              <w:t>23.4 %</w:t>
+              <w:t>22.9 %</w:t>
             </w:r>
           </w:p>
         </w:tc>
@@ -4241,7 +4441,7 @@
               <w:rPr>
                 <w:sz w:val="15"/>
               </w:rPr>
-              <w:t>53125 € (n=14)</w:t>
+              <w:t>50000 € (n=19)</w:t>
             </w:r>
           </w:p>
         </w:tc>
@@ -4271,7 +4471,7 @@
               <w:rPr>
                 <w:sz w:val="15"/>
               </w:rPr>
-              <w:t>148</w:t>
+              <w:t>195</w:t>
             </w:r>
           </w:p>
         </w:tc>
@@ -4285,7 +4485,7 @@
               <w:rPr>
                 <w:sz w:val="15"/>
               </w:rPr>
-              <w:t>Développeur full stack (51) ; Développeur web (intitulé générique) (11) ; Tech Lead / Lead Developer (9)</w:t>
+              <w:t>Développeur full stack (56) ; Tech Lead / Lead Developer (15) ; Développeur web (intitulé générique) (14)</w:t>
             </w:r>
           </w:p>
         </w:tc>
@@ -4299,7 +4499,7 @@
               <w:rPr>
                 <w:sz w:val="15"/>
               </w:rPr>
-              <w:t>31.2 %</w:t>
+              <w:t>25.2 %</w:t>
             </w:r>
           </w:p>
         </w:tc>
@@ -4313,7 +4513,7 @@
               <w:rPr>
                 <w:sz w:val="15"/>
               </w:rPr>
-              <w:t>40.0 %</w:t>
+              <w:t>33.7 %</w:t>
             </w:r>
           </w:p>
         </w:tc>
@@ -4327,7 +4527,7 @@
               <w:rPr>
                 <w:sz w:val="15"/>
               </w:rPr>
-              <w:t>46.7 %</w:t>
+              <w:t>46.2 %</w:t>
             </w:r>
           </w:p>
         </w:tc>
@@ -4341,7 +4541,7 @@
               <w:rPr>
                 <w:sz w:val="15"/>
               </w:rPr>
-              <w:t>2.7 %</w:t>
+              <w:t>3.6 %</w:t>
             </w:r>
           </w:p>
         </w:tc>
@@ -4355,7 +4555,7 @@
               <w:rPr>
                 <w:sz w:val="15"/>
               </w:rPr>
-              <w:t>45350 € (n=11)</w:t>
+              <w:t>45000 € (n=19)</w:t>
             </w:r>
           </w:p>
         </w:tc>
@@ -4385,7 +4585,7 @@
               <w:rPr>
                 <w:sz w:val="15"/>
               </w:rPr>
-              <w:t>108</w:t>
+              <w:t>120</w:t>
             </w:r>
           </w:p>
         </w:tc>
@@ -4399,7 +4599,7 @@
               <w:rPr>
                 <w:sz w:val="15"/>
               </w:rPr>
-              <w:t>Développeur full stack (32) ; Développeur Java / Spring (10) ; Développeur .NET / C# (9)</w:t>
+              <w:t>Développeur full stack (35) ; Développeur Java / Spring (12) ; Développeur .NET / C# (10)</w:t>
             </w:r>
           </w:p>
         </w:tc>
@@ -4413,7 +4613,7 @@
               <w:rPr>
                 <w:sz w:val="15"/>
               </w:rPr>
-              <w:t>29.1 %</w:t>
+              <w:t>29.3 %</w:t>
             </w:r>
           </w:p>
         </w:tc>
@@ -4427,7 +4627,7 @@
               <w:rPr>
                 <w:sz w:val="15"/>
               </w:rPr>
-              <w:t>40.9 %</w:t>
+              <w:t>39.6 %</w:t>
             </w:r>
           </w:p>
         </w:tc>
@@ -4441,7 +4641,7 @@
               <w:rPr>
                 <w:sz w:val="15"/>
               </w:rPr>
-              <w:t>47.7 %</w:t>
+              <w:t>50.0 %</w:t>
             </w:r>
           </w:p>
         </w:tc>
@@ -4455,7 +4655,7 @@
               <w:rPr>
                 <w:sz w:val="15"/>
               </w:rPr>
-              <w:t>9.3 %</w:t>
+              <w:t>9.2 %</w:t>
             </w:r>
           </w:p>
         </w:tc>
@@ -4499,7 +4699,7 @@
               <w:rPr>
                 <w:sz w:val="15"/>
               </w:rPr>
-              <w:t>108</w:t>
+              <w:t>117</w:t>
             </w:r>
           </w:p>
         </w:tc>
@@ -4513,7 +4713,7 @@
               <w:rPr>
                 <w:sz w:val="15"/>
               </w:rPr>
-              <w:t>Développeur full stack (27) ; Développeur front-end (9) ; Développeur web (intitulé générique) (8)</w:t>
+              <w:t>Développeur full stack (30) ; Développeur web (intitulé générique) (10) ; Développeur front-end (9)</w:t>
             </w:r>
           </w:p>
         </w:tc>
@@ -4527,7 +4727,7 @@
               <w:rPr>
                 <w:sz w:val="15"/>
               </w:rPr>
-              <w:t>28.6 %</w:t>
+              <w:t>30.6 %</w:t>
             </w:r>
           </w:p>
         </w:tc>
@@ -4541,7 +4741,7 @@
               <w:rPr>
                 <w:sz w:val="15"/>
               </w:rPr>
-              <w:t>45.5 %</w:t>
+              <w:t>46.2 %</w:t>
             </w:r>
           </w:p>
         </w:tc>
@@ -4555,7 +4755,7 @@
               <w:rPr>
                 <w:sz w:val="15"/>
               </w:rPr>
-              <w:t>43.2 %</w:t>
+              <w:t>38.5 %</w:t>
             </w:r>
           </w:p>
         </w:tc>
@@ -4569,7 +4769,7 @@
               <w:rPr>
                 <w:sz w:val="15"/>
               </w:rPr>
-              <w:t>7.4 %</w:t>
+              <w:t>7.7 %</w:t>
             </w:r>
           </w:p>
         </w:tc>
@@ -4583,7 +4783,7 @@
               <w:rPr>
                 <w:sz w:val="15"/>
               </w:rPr>
-              <w:t>47100 € (n=2)</w:t>
+              <w:t>45600 € (n=4)</w:t>
             </w:r>
           </w:p>
         </w:tc>
@@ -4613,7 +4813,7 @@
               <w:rPr>
                 <w:sz w:val="15"/>
               </w:rPr>
-              <w:t>134</w:t>
+              <w:t>168</w:t>
             </w:r>
           </w:p>
         </w:tc>
@@ -4627,7 +4827,7 @@
               <w:rPr>
                 <w:sz w:val="15"/>
               </w:rPr>
-              <w:t>Développeur full stack (39) ; Tech Lead / Lead Developer (11) ; DevOps Engineer (11)</w:t>
+              <w:t>Développeur full stack (44) ; DevOps Engineer (19) ; Développeur Java / Spring (15)</w:t>
             </w:r>
           </w:p>
         </w:tc>
@@ -4641,7 +4841,7 @@
               <w:rPr>
                 <w:sz w:val="15"/>
               </w:rPr>
-              <w:t>19.4 %</w:t>
+              <w:t>16.7 %</w:t>
             </w:r>
           </w:p>
         </w:tc>
@@ -4655,7 +4855,7 @@
               <w:rPr>
                 <w:sz w:val="15"/>
               </w:rPr>
-              <w:t>32.7 %</w:t>
+              <w:t>32.3 %</w:t>
             </w:r>
           </w:p>
         </w:tc>
@@ -4669,7 +4869,7 @@
               <w:rPr>
                 <w:sz w:val="15"/>
               </w:rPr>
-              <w:t>51.9 %</w:t>
+              <w:t>47.7 %</w:t>
             </w:r>
           </w:p>
         </w:tc>
@@ -4683,7 +4883,7 @@
               <w:rPr>
                 <w:sz w:val="15"/>
               </w:rPr>
-              <w:t>7.5 %</w:t>
+              <w:t>8.3 %</w:t>
             </w:r>
           </w:p>
         </w:tc>
@@ -4697,7 +4897,7 @@
               <w:rPr>
                 <w:sz w:val="15"/>
               </w:rPr>
-              <w:t>40000 € (n=7)</w:t>
+              <w:t>40250 € (n=8)</w:t>
             </w:r>
           </w:p>
         </w:tc>
@@ -4727,7 +4927,7 @@
               <w:rPr>
                 <w:sz w:val="15"/>
               </w:rPr>
-              <w:t>94</w:t>
+              <w:t>107</w:t>
             </w:r>
           </w:p>
         </w:tc>
@@ -4741,7 +4941,7 @@
               <w:rPr>
                 <w:sz w:val="15"/>
               </w:rPr>
-              <w:t>Développeur full stack (31) ; Développeur (intitulé générique) (8) ; Développeur web (intitulé générique) (7)</w:t>
+              <w:t>Développeur full stack (32) ; Développeur (intitulé générique) (10) ; Développeur web (intitulé générique) (9)</w:t>
             </w:r>
           </w:p>
         </w:tc>
@@ -4755,7 +4955,7 @@
               <w:rPr>
                 <w:sz w:val="15"/>
               </w:rPr>
-              <w:t>36.4 %</w:t>
+              <w:t>33.3 %</w:t>
             </w:r>
           </w:p>
         </w:tc>
@@ -4769,7 +4969,7 @@
               <w:rPr>
                 <w:sz w:val="15"/>
               </w:rPr>
-              <w:t>48.7 %</w:t>
+              <w:t>46.8 %</w:t>
             </w:r>
           </w:p>
         </w:tc>
@@ -4783,7 +4983,7 @@
               <w:rPr>
                 <w:sz w:val="15"/>
               </w:rPr>
-              <w:t>38.5 %</w:t>
+              <w:t>40.4 %</w:t>
             </w:r>
           </w:p>
         </w:tc>
@@ -4797,7 +4997,7 @@
               <w:rPr>
                 <w:sz w:val="15"/>
               </w:rPr>
-              <w:t>6.4 %</w:t>
+              <w:t>5.6 %</w:t>
             </w:r>
           </w:p>
         </w:tc>
@@ -4811,7 +5011,7 @@
               <w:rPr>
                 <w:sz w:val="15"/>
               </w:rPr>
-              <w:t>40000 € (n=7)</w:t>
+              <w:t>40000 € (n=9)</w:t>
             </w:r>
           </w:p>
         </w:tc>
@@ -4841,7 +5041,7 @@
               <w:rPr>
                 <w:sz w:val="15"/>
               </w:rPr>
-              <w:t>35</w:t>
+              <w:t>37</w:t>
             </w:r>
           </w:p>
         </w:tc>
@@ -4855,7 +5055,7 @@
               <w:rPr>
                 <w:sz w:val="15"/>
               </w:rPr>
-              <w:t>Développeur full stack (15) ; Développeur back-end (4) ; Développeur web (intitulé générique) (3)</w:t>
+              <w:t>Développeur full stack (16) ; Développeur back-end (4) ; Développeur web (intitulé générique) (3)</w:t>
             </w:r>
           </w:p>
         </w:tc>
@@ -4869,7 +5069,7 @@
               <w:rPr>
                 <w:sz w:val="15"/>
               </w:rPr>
-              <w:t>15.8 %</w:t>
+              <w:t>14.3 %</w:t>
             </w:r>
           </w:p>
         </w:tc>
@@ -4883,7 +5083,7 @@
               <w:rPr>
                 <w:sz w:val="15"/>
               </w:rPr>
-              <w:t>26.7 %</w:t>
+              <w:t>23.5 %</w:t>
             </w:r>
           </w:p>
         </w:tc>
@@ -4897,7 +5097,7 @@
               <w:rPr>
                 <w:sz w:val="15"/>
               </w:rPr>
-              <w:t>66.7 %</w:t>
+              <w:t>64.7 %</w:t>
             </w:r>
           </w:p>
         </w:tc>
@@ -4911,7 +5111,7 @@
               <w:rPr>
                 <w:sz w:val="15"/>
               </w:rPr>
-              <w:t>11.4 %</w:t>
+              <w:t>10.8 %</w:t>
             </w:r>
           </w:p>
         </w:tc>
@@ -4925,7 +5125,7 @@
               <w:rPr>
                 <w:sz w:val="15"/>
               </w:rPr>
-              <w:t>58500 € (n=2)</w:t>
+              <w:t>57500 € (n=3)</w:t>
             </w:r>
           </w:p>
         </w:tc>
@@ -4937,7 +5137,7 @@
         <w:pStyle w:val="ListBullet"/>
       </w:pPr>
       <w:r>
-        <w:t>Paris et Île-de-France : Marché le plus profond (Indeed « Développeur Web » plus de 900 offres actives à Paris au 4 septembre 2026 ; HelloWork « Développeur » plus de 1 700 en IDF en juillet 2026) et le plus exposé à l'IA : 56.1 % des offres des métiers IA de l'échantillon y sont localisées ; stages et alternances abondants (Indeed « Stage Développeur Web » IDF plus de 800 en janvier 2025). Concurrence forte entre écoles ; les profils juniors doivent se différencier (industrialisation, IA appliquée).</w:t>
+        <w:t>Paris et Île-de-France : Marché le plus profond (Indeed « Développeur Web » plus de 900 offres actives à Paris au 4 septembre 2026 ; HelloWork « Développeur » plus de 1 700 en IDF en juillet 2026) et le plus exposé à l'IA : 56.4 % des offres des métiers IA de l'échantillon y sont localisées ; stages et alternances abondants (Indeed « Stage Développeur Web » IDF plus de 800 en janvier 2025). Concurrence forte entre écoles ; les profils juniors doivent se différencier (industrialisation, IA appliquée).</w:t>
       </w:r>
     </w:p>
     <w:p>
@@ -4994,7 +5194,7 @@
           <w:b/>
           <w:i w:val="0"/>
         </w:rPr>
-        <w:t>Réponse à la question 12 (adaptations par campus) : socle commun identique sur les six campus, mais accent alternance et e-commerce/retail à Lille et Nantes, industrialisation et ESN à Lyon, IA appliquée et scale-ups à Paris, préparation au marché à distance et à la mobilité à Marseille-Aix et Bordeaux, où le volume local reste limité. Confiance MOYENNE (échantillon de 35 à 418 offres par ville).</w:t>
+        <w:t>Réponse à la question 12 (adaptations par campus) : socle commun identique sur les six campus, mais accent alternance et e-commerce/retail à Lille et Nantes, industrialisation et ESN à Lyon, IA appliquée et scale-ups à Paris, préparation au marché à distance et à la mobilité à Marseille-Aix et Bordeaux, où le volume local reste limité. Confiance MOYENNE (échantillon de 37 à 502 offres par ville).</w:t>
       </w:r>
     </w:p>
     <w:p>
@@ -5011,7 +5211,7 @@
           <w:b w:val="0"/>
           <w:i w:val="0"/>
         </w:rPr>
-        <w:t>Sur les 839 offres uniques dont le contrat est renseigné : CDI 67.6 %, alternance 17.4 %, stage 6.0 %, freelance 5.8 %, CDD 2.6 %. Sur les 575 offres dont la séniorité est déterminable (expérience demandée ou contrat stage/alternance) : DEBUTANT 35.1 %, JUNIOR 7.8 %, INTERMEDIAIRE 12.0 %, SENIOR 30.3 %, LEAD/ARCHITECTE 14.8 %. Les offres DEBUTANT sont à 94.6 % des stages ou alternances ; seules 23 offres débutant/junior en CDI ont été observées. Excel, SYNTHESE_METIERS (colonnes CDI…LEAD_ARCHITECTE) et OFFRES_DETAILLEES (SENIORITE, SENIORITE_ORIGINE).</w:t>
+        <w:t>Sur les 1038 offres uniques dont le contrat est renseigné : CDI 69.3 %, alternance 16.2 %, stage 5.4 %, freelance 5.8 %, CDD 2.7 %. Sur les 759 offres dont la séniorité est déterminable (expérience demandée ou contrat stage/alternance) : DEBUTANT 32.7 %, JUNIOR 8.7 %, INTERMEDIAIRE 13.6 %, SENIOR 31.4 %, LEAD/ARCHITECTE 13.7 %. Les offres DEBUTANT sont à 87.9 % des stages ou alternances ; seules 41 offres débutant/junior en CDI ont été observées. Excel, SYNTHESE_METIERS (colonnes CDI…LEAD_ARCHITECTE) et OFFRES_DETAILLEES (SENIORITE, SENIORITE_ORIGINE).</w:t>
       </w:r>
     </w:p>
     <w:p>
@@ -5128,7 +5328,7 @@
           <w:b/>
           <w:i w:val="0"/>
         </w:rPr>
-        <w:t>Réponses aux questions 4, 5 et 6 : les entreprises recrutent encore des juniors, mais surtout en alternance et en stage (dans l'échantillon, l'alternance et le stage représentent 23.4 % des contrats renseignés et la quasi-totalité des offres débutant) ; le CDI direct pour débutant est rare et concentré dans les ESN et les PME ; la demande en CDI se concentre sur les profils intermédiaires et seniors (3 ans et plus) ; le freelance et les missions courtes concernent les profils confirmés. Confiance FORTE sur la tendance (Apec, Numeum convergents), MOYENNE sur les proportions (échantillon).</w:t>
+        <w:t>Réponses aux questions 4, 5 et 6 : les entreprises recrutent encore des juniors, mais surtout en alternance et en stage (dans l'échantillon, l'alternance et le stage représentent 21.6 % des contrats renseignés et la quasi-totalité des offres débutant) ; le CDI direct pour débutant est rare et concentré dans les ESN et les PME ; la demande en CDI se concentre sur les profils intermédiaires et seniors (3 ans et plus) ; le freelance et les missions courtes concernent les profils confirmés. Confiance FORTE sur la tendance (Apec, Numeum convergents), MOYENNE sur les proportions (échantillon).</w:t>
       </w:r>
     </w:p>
     <w:p>
@@ -5145,7 +5345,7 @@
           <w:b w:val="0"/>
           <w:i w:val="0"/>
         </w:rPr>
-        <w:t>Salaires affichés dans les offres collectées (SALAIRE_AFFICHE_DANS_OFFRE) : 70 offres uniques avec une fourchette annuelle ; médiane 43250 € brut/an, quartile bas 38375 €, quartile haut 50000 € ; fourchettes observées de 15600 € (Alternance Développeur web H/F, Paris) à 100000 € (Développeur Informatique en Alternance, Saint-Julien-lès-Metz) ; 7 offres (alternances) affichent un salaire mensuel de 492 à 2648 €/mois. Effectif faible : à lire comme des ordres de grandeur. Excel, OFFRES_DETAILLEES (SALAIRE_MIN_NUM, SALAIRE_MAX_NUM).</w:t>
+        <w:t>Salaires affichés dans les offres collectées (SALAIRE_AFFICHE_DANS_OFFRE) : 123 offres uniques avec une fourchette annuelle ; médiane 42500 € brut/an, quartile bas 38500 €, quartile haut 48500 € ; fourchettes observées de 16344 € (Alternance en Développement Informatique PHP (H/F), Marseille) à 100000 € (Développeur Informatique en Alternance, Saint-Julien-lès-Metz) ; 15 offres (alternances) affichent un salaire mensuel de 492 à 4200 €/mois. Effectif faible : à lire comme des ordres de grandeur. Excel, OFFRES_DETAILLEES (SALAIRE_MIN_NUM, SALAIRE_MAX_NUM).</w:t>
       </w:r>
     </w:p>
     <w:tbl>
@@ -8531,7 +8731,7 @@
           <w:b w:val="0"/>
           <w:i w:val="0"/>
         </w:rPr>
-        <w:t>Fréquence dans les extraits des 1450 offres uniques (sous-estimation, les extraits ne reprennent pas toute l'annonce) : JavaScript (200, 13.8 %) ; React (150, 10.3 %) ; Java (147, 10.1 %) ; Angular (118, 8.1 %) ; PHP (96, 6.6 %) ; .NET (94, 6.5 %) ; IA générative / LLM (91, 6.3 %) ; DevOps (90, 6.2 %) ; Node.js (87, 6.0 %) ; Mobile (iOS/Android/Flutter/React Native) (77, 5.3 %) ; Vue.js (74, 5.1 %) ; Python (63, 4.3 %) ; Cloud (générique) (60, 4.1 %) ; Symfony (59, 4.1 %) ; C# (58, 4.0 %). Excel, onglet COMPETENCES_ET_IA, table T_COMPETENCES.</w:t>
+        <w:t>Fréquence dans les extraits des 1895 offres uniques (sous-estimation, les extraits ne reprennent pas toute l'annonce) : JavaScript (249, 13.1 %) ; Java (218, 11.5 %) ; React (185, 9.8 %) ; Angular (156, 8.2 %) ; .NET (124, 6.5 %) ; PHP (120, 6.3 %) ; DevOps (113, 6.0 %) ; Node.js (107, 5.6 %) ; IA générative / LLM (105, 5.5 %) ; Mobile (iOS/Android/Flutter/React Native) (95, 5.0 %) ; Python (89, 4.7 %) ; Vue.js (84, 4.4 %) ; C# (78, 4.1 %) ; Symfony (74, 3.9 %) ; Cloud (générique) (60, 3.2 %). Excel, onglet COMPETENCES_ET_IA, table T_COMPETENCES.</w:t>
       </w:r>
     </w:p>
     <w:tbl>
@@ -8641,7 +8841,7 @@
               <w:rPr>
                 <w:sz w:val="15"/>
               </w:rPr>
-              <w:t>JavaScript (200) ; Java (147) ; PHP (96) ; Python (63) ; C# (58) ; TypeScript (50)</w:t>
+              <w:t>JavaScript (249) ; Java (218) ; PHP (120) ; Python (89) ; C# (78) ; TypeScript (57)</w:t>
             </w:r>
           </w:p>
         </w:tc>
@@ -8699,7 +8899,7 @@
               <w:rPr>
                 <w:sz w:val="15"/>
               </w:rPr>
-              <w:t>React (150) ; Angular (118) ; Vue.js (74) ; Next.js (16) ; Svelte (2)</w:t>
+              <w:t>React (185) ; Angular (156) ; Vue.js (84) ; Next.js (18) ; Nuxt (3)</w:t>
             </w:r>
           </w:p>
         </w:tc>
@@ -8757,7 +8957,7 @@
               <w:rPr>
                 <w:sz w:val="15"/>
               </w:rPr>
-              <w:t>.NET (94) ; Node.js (87) ; Symfony (59) ; Spring (32) ; Laravel (20) ; Django (14)</w:t>
+              <w:t>.NET (124) ; Node.js (107) ; Symfony (74) ; Spring (37) ; Laravel (22) ; Django (18)</w:t>
             </w:r>
           </w:p>
         </w:tc>
@@ -8815,7 +9015,7 @@
               <w:rPr>
                 <w:sz w:val="15"/>
               </w:rPr>
-              <w:t>MySQL/MariaDB (18) ; PostgreSQL (10) ; SQL Server (7) ; MongoDB (6) ; NoSQL (2)</w:t>
+              <w:t>MySQL/MariaDB (19) ; PostgreSQL (11) ; MongoDB (7) ; SQL Server (7) ; NoSQL (2)</w:t>
             </w:r>
           </w:p>
         </w:tc>
@@ -8873,7 +9073,7 @@
               <w:rPr>
                 <w:sz w:val="15"/>
               </w:rPr>
-              <w:t>API REST (29) ; Microservices (10) ; GraphQL (3) ; gRPC (1)</w:t>
+              <w:t>API REST (33) ; Microservices (11) ; GraphQL (3) ; gRPC (1)</w:t>
             </w:r>
           </w:p>
         </w:tc>
@@ -8931,7 +9131,7 @@
               <w:rPr>
                 <w:sz w:val="15"/>
               </w:rPr>
-              <w:t>Cloud (générique) (60) ; AWS (31) ; GCP (25) ; Azure (22) ; OVH/Scaleway (6)</w:t>
+              <w:t>Cloud (générique) (60) ; AWS (34) ; GCP (25) ; Azure (23) ; OVH/Scaleway (6)</w:t>
             </w:r>
           </w:p>
         </w:tc>
@@ -8989,7 +9189,7 @@
               <w:rPr>
                 <w:sz w:val="15"/>
               </w:rPr>
-              <w:t>DevOps (90) ; Kubernetes (19) ; CI/CD (16) ; Docker (16) ; Terraform (10) ; GitLab (7)</w:t>
+              <w:t>DevOps (113) ; Kubernetes (19) ; CI/CD (18) ; Docker (18) ; Terraform (10) ; Git (7)</w:t>
             </w:r>
           </w:p>
         </w:tc>
@@ -9047,7 +9247,7 @@
               <w:rPr>
                 <w:sz w:val="15"/>
               </w:rPr>
-              <w:t>Tests automatisés / E2E (15) ; Tests unitaires (9) ; Qualité de code (2) ; TDD/BDD (1)</w:t>
+              <w:t>Tests automatisés / E2E (16) ; Tests unitaires (11) ; Qualité de code (2) ; TDD/BDD (1)</w:t>
             </w:r>
           </w:p>
         </w:tc>
@@ -9105,7 +9305,7 @@
               <w:rPr>
                 <w:sz w:val="15"/>
               </w:rPr>
-              <w:t>Sécurité applicative (50) ; Authentification (13)</w:t>
+              <w:t>Sécurité applicative (52) ; Authentification (16)</w:t>
             </w:r>
           </w:p>
         </w:tc>
@@ -9163,7 +9363,7 @@
               <w:rPr>
                 <w:sz w:val="15"/>
               </w:rPr>
-              <w:t>Architecture (56)</w:t>
+              <w:t>Architecture (58)</w:t>
             </w:r>
           </w:p>
         </w:tc>
@@ -9221,7 +9421,7 @@
               <w:rPr>
                 <w:sz w:val="15"/>
               </w:rPr>
-              <w:t>Agile/Scrum (22) ; Jira (4)</w:t>
+              <w:t>Agile/Scrum (23) ; Jira (5)</w:t>
             </w:r>
           </w:p>
         </w:tc>
@@ -9279,7 +9479,7 @@
               <w:rPr>
                 <w:sz w:val="15"/>
               </w:rPr>
-              <w:t>Anglais (3)</w:t>
+              <w:t>Anglais (5)</w:t>
             </w:r>
           </w:p>
         </w:tc>
@@ -9371,7 +9571,7 @@
         <w:pStyle w:val="ListBullet"/>
       </w:pPr>
       <w:r>
-        <w:t>Échantillon collecté : 192 offres uniques (13.2 %) mentionnent explicitement l'IA ; parmi les offres de développeur web/full stack/logiciel « classiques » (hors métiers IA), 30 sur 1073 (2.8 %) citent l'IA ; outils de codage IA cités : Claude Code (2) ; Cursor (2) ; GitHub Copilot (2) ; ChatGPT (1) ; Codex (1). Stocks Indeed : « Développeur Intelligence Artificielle » plus de 600 (05/09/2026), « Développeur LLM » plus de 200 (04/09/2026), « Claude Code » plus de 200 (21/08/2026), « Full Stack JS Intelligence Artificielle » plus de 100 (02/09/2026). Excel, COMPETENCES_ET_IA, table T_DEV_AUGMENTE.</w:t>
+        <w:t>Échantillon collecté : 227 offres uniques (12.0 %) mentionnent explicitement l'IA ; parmi les offres de développeur web/full stack/logiciel « classiques » (hors métiers IA), 43 sur 1464 (2.9 %) citent l'IA ; outils de codage IA cités : GitHub Copilot (13) ; Cursor (8) ; Claude Code (4) ; ChatGPT (3) ; Développement assisté par IA (3) ; Codex (1). Stocks Indeed : « Développeur Intelligence Artificielle » plus de 600 (05/09/2026), « Développeur LLM » plus de 200 (04/09/2026), « Claude Code » plus de 200 (21/08/2026), « Full Stack JS Intelligence Artificielle » plus de 100 (02/09/2026). Excel, COMPETENCES_ET_IA, table T_DEV_AUGMENTE.</w:t>
       </w:r>
     </w:p>
     <w:p>
@@ -9451,7 +9651,7 @@
           <w:b w:val="0"/>
           <w:i w:val="0"/>
         </w:rPr>
-        <w:t>Le terme « développeur augmenté » n'apparaît dans aucune offre collectée. En revanche trois signaux observables existent : (1) des offres de développeur web/full stack qui exigent la maîtrise d'assistants de code (Copilot, Cursor, Claude, ChatGPT) : 30 dans l'échantillon (2.8 % des offres cœur de marché), par exemple Groupe M6 AdTech à Lille, Figaro Classifieds et une mission PHP/Symfony à Paris, un poste Java à Tours, un stage Sopra Steria à Nantes ; (2) une famille de métiers émergents (AI Engineer, AI Software Engineer, LLM/GenAI Engineer, développeur RAG/agents) qui représente 157 offres uniques, presque toutes à Paris et pour des profils expérimentés ; (3) le chiffre Indeed de 21 % d'annonces de développement logiciel mentionnant l'IA, qui inclut aussi bien l'usage d'outils que le développement de fonctionnalités IA.</w:t>
+        <w:t>Le terme « développeur augmenté » n'apparaît dans aucune offre collectée. En revanche trois signaux observables existent : (1) des offres de développeur web/full stack qui exigent la maîtrise d'assistants de code (Copilot, Cursor, Claude, ChatGPT) : 43 dans l'échantillon (2.9 % des offres cœur de marché), par exemple Groupe M6 AdTech à Lille, Figaro Classifieds et une mission PHP/Symfony à Paris, un poste Java à Tours, un stage Sopra Steria à Nantes ; (2) une famille de métiers émergents (AI Engineer, AI Software Engineer, LLM/GenAI Engineer, développeur RAG/agents) qui représente 179 offres uniques, presque toutes à Paris et pour des profils expérimentés ; (3) le chiffre Indeed de 21 % d'annonces de développement logiciel mentionnant l'IA, qui inclut aussi bien l'usage d'outils que le développement de fonctionnalités IA.</w:t>
       </w:r>
     </w:p>
     <w:p>
@@ -9581,7 +9781,7 @@
               <w:rPr>
                 <w:sz w:val="16"/>
               </w:rPr>
-              <w:t>Oui : 27.0 % des offres uniques de l'échantillon portent l'intitulé full stack, contre 7.9 % « développeur web » ; le stock Indeed full stack progresse quand celui de « développeur web » recule.</w:t>
+              <w:t>Oui : 25.8 % des offres uniques de l'échantillon portent l'intitulé full stack, contre 7.1 % « développeur web » ; le stock Indeed full stack progresse quand celui de « développeur web » recule.</w:t>
             </w:r>
           </w:p>
         </w:tc>
@@ -10258,7 +10458,7 @@
               <w:rPr>
                 <w:sz w:val="15"/>
               </w:rPr>
-              <w:t>Stable à croissant : full stack premier intitulé (27.0 % de l'échantillon), stock Indeed en hausse</w:t>
+              <w:t>Stable à croissant : full stack premier intitulé (25.8 % de l'échantillon), stock Indeed en hausse</w:t>
             </w:r>
           </w:p>
         </w:tc>
@@ -10975,7 +11175,7 @@
               <w:rPr>
                 <w:sz w:val="14"/>
               </w:rPr>
-              <w:t>Full stack = 27.0 % de l'échantillon ; Indeed « Développeur Full Stack » plus de 500 (08/2025) → plus de 800 (09/2026) ; Apec data engineer +10 % ; BMO numérique 49,5 % de projets difficiles ; cabinets : hausses réservées à cloud/cyber/data/IA.</w:t>
+              <w:t>Full stack = 25.8 % de l'échantillon ; Indeed « Développeur Full Stack » plus de 500 (08/2025) → plus de 800 (09/2026) ; Apec data engineer +10 % ; BMO numérique 49,5 % de projets difficiles ; cabinets : hausses réservées à cloud/cyber/data/IA.</w:t>
             </w:r>
           </w:p>
         </w:tc>
@@ -11075,7 +11275,7 @@
               <w:rPr>
                 <w:sz w:val="14"/>
               </w:rPr>
-              <w:t>Apec débutants -19 % (2024), -16 % (2025) ; Numeum 33 % des ESN réduisent les jeunes diplômés ; échantillon : seniors + leads = 45.0 % des offres à séniorité renseignée, 23 offres débutant/junior en CDI.</w:t>
+              <w:t>Apec débutants -19 % (2024), -16 % (2025) ; Numeum 33 % des ESN réduisent les jeunes diplômés ; échantillon : seniors + leads = 45.1 % des offres à séniorité renseignée, 41 offres débutant/junior en CDI.</w:t>
             </w:r>
           </w:p>
         </w:tc>
@@ -11175,7 +11375,7 @@
               <w:rPr>
                 <w:sz w:val="14"/>
               </w:rPr>
-              <w:t>Dans l'échantillon, 94.6 % des offres DEBUTANT sont des stages/alternances ; Indeed « Stage Développeur Web » IDF plus de 800 (01/2025) ; secteurs : ESN, agences, e-commerce, médias.</w:t>
+              <w:t>Dans l'échantillon, 87.9 % des offres DEBUTANT sont des stages/alternances ; Indeed « Stage Développeur Web » IDF plus de 800 (01/2025) ; secteurs : ESN, agences, e-commerce, médias.</w:t>
             </w:r>
           </w:p>
         </w:tc>
@@ -11475,7 +11675,7 @@
               <w:rPr>
                 <w:sz w:val="14"/>
               </w:rPr>
-              <w:t>30 offres cœur de marché (2.8 %) citent un outil ou une compétence IA ; Indeed : 21 % des annonces de développement logiciel mentionnent l'IA ; stocks « Claude Code » plus de 200, « Full Stack JS IA » plus de 100.</w:t>
+              <w:t>43 offres cœur de marché (2.9 %) citent un outil ou une compétence IA ; Indeed : 21 % des annonces de développement logiciel mentionnent l'IA ; stocks « Claude Code » plus de 200, « Full Stack JS IA » plus de 100.</w:t>
             </w:r>
           </w:p>
         </w:tc>
@@ -11575,7 +11775,7 @@
               <w:rPr>
                 <w:sz w:val="14"/>
               </w:rPr>
-              <w:t>« Développeur web » = 7.9 % de l'échantillon contre 27.0 % full stack ; Indeed « Ingénieur Logiciel » plus de 4 000, « Développeur » plus de 3 000, « Software Engineer » plus de 1 000 ; HelloWork « Développeur informatique » plus de 9 650.</w:t>
+              <w:t>« Développeur web » = 7.1 % de l'échantillon contre 25.8 % full stack ; Indeed « Ingénieur Logiciel » plus de 4 000, « Développeur » plus de 3 000, « Software Engineer » plus de 1 000 ; HelloWork « Développeur informatique » plus de 9 650.</w:t>
             </w:r>
           </w:p>
         </w:tc>
@@ -11675,7 +11875,7 @@
               <w:rPr>
                 <w:sz w:val="14"/>
               </w:rPr>
-              <w:t>Seniors + leads = 45.0 % des offres renseignées ; spécialisations et métiers IA quasi exclusivement seniors ; Apec : profils 5-10 ans très recherchés ; Bac+5 informatique en recul d'insertion mais toujours 70 % en emploi à 12 mois.</w:t>
+              <w:t>Seniors + leads = 45.1 % des offres renseignées ; spécialisations et métiers IA quasi exclusivement seniors ; Apec : profils 5-10 ans très recherchés ; Bac+5 informatique en recul d'insertion mais toujours 70 % en emploi à 12 mois.</w:t>
             </w:r>
           </w:p>
         </w:tc>
@@ -11775,7 +11975,7 @@
               <w:rPr>
                 <w:sz w:val="14"/>
               </w:rPr>
-              <w:t>Paris = 29 % des offres Apec et 28.8 % de l'échantillon, ville qui concentre l'essentiel des offres IA (56.1 % des offres IA de l'échantillon) ; Lyon 300-400 offres « développeur » actives, Marseille ≈ 100 ; Lille/Nantes alternance et e-commerce ; Apec prévisions régionales +2 à +6 %.</w:t>
+              <w:t>Paris = 29 % des offres Apec et 26.5 % de l'échantillon, ville qui concentre l'essentiel des offres IA (56.4 % des offres IA de l'échantillon) ; Lyon 300-400 offres « développeur » actives, Marseille ≈ 100 ; Lille/Nantes alternance et e-commerce ; Apec prévisions régionales +2 à +6 %.</w:t>
             </w:r>
           </w:p>
         </w:tc>
@@ -12643,7 +12843,1469 @@
           <w:b/>
           <w:sz w:val="16"/>
         </w:rPr>
-        <w:t>24. Enquête BMO 2026 : France Travail déploie sa stratégie sectorielle face à près de 2,3 millions de projets de recrutement</w:t>
+        <w:t>24. Besoins en main-d'œuvre (BMO) 2026 : 44 250 recrutements attendus en 2026 dans le 06, des tensions toujours fortes sur le marché de l'emploi</w:t>
+      </w:r>
+      <w:r>
+        <w:rPr>
+          <w:sz w:val="16"/>
+        </w:rPr>
+        <w:br/>
+        <w:t>ORGANISME_OU_MEDIA : Petites Affiches des Alpes-Maritimes (relais France Travail BMO 2026) | AUTEUR : non indiqué | DATE_PUBLICATION : 2026 | DATE_CONSULTATION : 2026-09-06</w:t>
+        <w:br/>
+        <w:t xml:space="preserve">URL : </w:t>
+      </w:r>
+      <w:hyperlink r:id="rId44">
+        <w:r>
+          <w:rPr>
+            <w:color w:val="0563C1"/>
+            <w:u w:val="single"/>
+          </w:rPr>
+          <w:t xml:space="preserve">https://www.petitesaffiches.fr/actualites,069/economie,045/besoins-en-main-d-oeuvre-bmo-2026,42246.html</w:t>
+        </w:r>
+      </w:hyperlink>
+      <w:r>
+        <w:rPr>
+          <w:sz w:val="16"/>
+        </w:rPr>
+        <w:br/>
+        <w:t>PERIMETRE : Département Alpes-Maritimes (06) | RESULTAT_UTILISE : 44 250 projets de recrutement dans le 06 en 2026 ; 41 % jugés difficiles (-13 points sur un an) ; ingénieurs et cadres d'étude en informatique et télécoms parmi les profils qualifiés les plus difficiles à recruter. Extrait : « Ingénieurs and cadres d'étude en informatique et télécoms are among the qualified profiles facing the most significant recruitment difficulties » ; « 41% of recruitments are judged difficult by employers in the Alpes-Maritimes, a level that has decreased by 13 points over a year » | PAGE_SI_PDF : NC | FIABILITE : MOYENNE</w:t>
+      </w:r>
+    </w:p>
+    <w:p>
+      <w:r>
+        <w:rPr>
+          <w:b/>
+          <w:sz w:val="16"/>
+        </w:rPr>
+        <w:t>25. France Travail BMO 2026 – Région : Occitanie (outil statistique en ligne)</w:t>
+      </w:r>
+      <w:r>
+        <w:rPr>
+          <w:sz w:val="16"/>
+        </w:rPr>
+        <w:br/>
+        <w:t>ORGANISME_OU_MEDIA : France Travail (statistiques.francetravail.org) | AUTEUR : non indiqué | DATE_PUBLICATION : 2026 | DATE_CONSULTATION : 2026-09-06</w:t>
+        <w:br/>
+        <w:t xml:space="preserve">URL : </w:t>
+      </w:r>
+      <w:hyperlink r:id="rId45">
+        <w:r>
+          <w:rPr>
+            <w:color w:val="0563C1"/>
+            <w:u w:val="single"/>
+          </w:rPr>
+          <w:t xml:space="preserve">https://statistiques.francetravail.org/bmo/geo?fa=76&amp;le=0&amp;nb=0&amp;pp=2026&amp;ss=1</w:t>
+        </w:r>
+      </w:hyperlink>
+      <w:r>
+        <w:rPr>
+          <w:sz w:val="16"/>
+        </w:rPr>
+        <w:br/>
+        <w:t>PERIMETRE : Région Occitanie | RESULTAT_UTILISE : URL de la base interactive BMO 2026 pour l'Occitanie (fa=76) permettant d'extraire les projets par famille de métiers ; chiffres non visibles dans l'extrait. Extrait : « France Travail BMO 2026 - Région : Occitanie » | PAGE_SI_PDF : NC | FIABILITE : FORTE</w:t>
+      </w:r>
+    </w:p>
+    <w:p>
+      <w:r>
+        <w:rPr>
+          <w:b/>
+          <w:sz w:val="16"/>
+        </w:rPr>
+        <w:t>26. Enquête BMO 2026, des opportunités dans tous les secteurs (Île-de-France)</w:t>
+      </w:r>
+      <w:r>
+        <w:rPr>
+          <w:sz w:val="16"/>
+        </w:rPr>
+        <w:br/>
+        <w:t>ORGANISME_OU_MEDIA : France Travail Île-de-France | AUTEUR : non indiqué | DATE_PUBLICATION : 2026 | DATE_CONSULTATION : 2026-09-06</w:t>
+        <w:br/>
+        <w:t xml:space="preserve">URL : </w:t>
+      </w:r>
+      <w:hyperlink r:id="rId16">
+        <w:r>
+          <w:rPr>
+            <w:color w:val="0563C1"/>
+            <w:u w:val="single"/>
+          </w:rPr>
+          <w:t xml:space="preserve">https://www.francetravail.org/regions/ile-de-france/actualites/2026/enquete-bmo-2026-des-opportunites-dans-tous-les-secteurs.html?type=article</w:t>
+        </w:r>
+      </w:hyperlink>
+      <w:r>
+        <w:rPr>
+          <w:sz w:val="16"/>
+        </w:rPr>
+        <w:br/>
+        <w:t>PERIMETRE : Région Île-de-France | RESULTAT_UTILISE : IDF : 388 806 projets de recrutement 2026 ; secteur numérique 15 492 projets dont 52,5 % jugés difficiles (+16,9 pts vs moyenne tous secteurs 35,6 %) ; « ingénieurs et cadres d'études, R&amp;D en informatique et télécoms » = 1er métier avec 4 060 projets (un peu plus d'un quart du secteur). Extrait : « Île-de-France is planning 388,806 recruitment projects » ; « The Digital sector concentrates 15,492 recruitment projects for 2026, with 52.5% of these projects anticipated as difficult to fill » ; « Engineers and managers in study, research and development in IT and telecommunications is the most so | PAGE_SI_PDF : NC | FIABILITE : FORTE</w:t>
+      </w:r>
+    </w:p>
+    <w:p>
+      <w:r>
+        <w:rPr>
+          <w:b/>
+          <w:sz w:val="16"/>
+        </w:rPr>
+        <w:t>27. BMO 2026 : quels projets de recrutement pour Auvergne-Rhône-Alpes ?</w:t>
+      </w:r>
+      <w:r>
+        <w:rPr>
+          <w:sz w:val="16"/>
+        </w:rPr>
+        <w:br/>
+        <w:t>ORGANISME_OU_MEDIA : Via Compétences (Carif-Oref Auvergne-Rhône-Alpes), relais BMO 2026 | AUTEUR : non indiqué | DATE_PUBLICATION : 2026 | DATE_CONSULTATION : 2026-09-06</w:t>
+        <w:br/>
+        <w:t xml:space="preserve">URL : </w:t>
+      </w:r>
+      <w:hyperlink r:id="rId46">
+        <w:r>
+          <w:rPr>
+            <w:color w:val="0563C1"/>
+            <w:u w:val="single"/>
+          </w:rPr>
+          <w:t xml:space="preserve">https://www.via-competences.fr/actualites/bmo-2026-quels-projets-de-recrutement-pour-auvergne-rhone-alpes</w:t>
+        </w:r>
+      </w:hyperlink>
+      <w:r>
+        <w:rPr>
+          <w:sz w:val="16"/>
+        </w:rPr>
+        <w:br/>
+        <w:t>PERIMETRE : Région Auvergne-Rhône-Alpes | RESULTAT_UTILISE : ARA : 255 400 projets de recrutement (11 % du national) ; 24 % des établissements envisagent de recruter ; 48 % des projets jugés difficiles ; ingénieurs informatique et techniciens informatique : 55 % de difficultés anticipées ; 56 % des recrutés récents du numérique ont un bac+5 ou plus. Extrait : « for all recruitment projects in computer engineering and IT technician roles, employers anticipate recruitment difficulties of 55% » ; « In 2026, 48% of recruitment projects are considered difficult by employers » | PAGE_SI_PDF : NC | FIABILITE : MOYENNE</w:t>
+      </w:r>
+    </w:p>
+    <w:p>
+      <w:r>
+        <w:rPr>
+          <w:b/>
+          <w:sz w:val="16"/>
+        </w:rPr>
+        <w:t>28. Le secteur du numérique en Auvergne-Rhône-Alpes</w:t>
+      </w:r>
+      <w:r>
+        <w:rPr>
+          <w:sz w:val="16"/>
+        </w:rPr>
+        <w:br/>
+        <w:t>ORGANISME_OU_MEDIA : Via Compétences (Carif-Oref Auvergne-Rhône-Alpes) | AUTEUR : non indiqué | DATE_PUBLICATION : NC | DATE_CONSULTATION : 2026-09-06</w:t>
+        <w:br/>
+        <w:t xml:space="preserve">URL : </w:t>
+      </w:r>
+      <w:hyperlink r:id="rId47">
+        <w:r>
+          <w:rPr>
+            <w:color w:val="0563C1"/>
+            <w:u w:val="single"/>
+          </w:rPr>
+          <w:t xml:space="preserve">https://www.via-competences.fr/economie-metiers-publics-et-territoires/les-metiers/focus-metiers/le-secteur-du-numerique-en-auvergne-rhone-alpes</w:t>
+        </w:r>
+      </w:hyperlink>
+      <w:r>
+        <w:rPr>
+          <w:sz w:val="16"/>
+        </w:rPr>
+        <w:br/>
+        <w:t>PERIMETRE : Région Auvergne-Rhône-Alpes | RESULTAT_UTILISE : Difficultés de recrutement persistantes, notamment pour les ingénieurs informatiques ; 56 % des personnes récemment recrutées sur des métiers du numérique ont un bac+5 ou plus. Extrait : « 56% of people recently recruited in digital sector jobs hold a bac +5 or higher degree » | PAGE_SI_PDF : NC | FIABILITE : MOYENNE</w:t>
+      </w:r>
+    </w:p>
+    <w:p>
+      <w:r>
+        <w:rPr>
+          <w:b/>
+          <w:sz w:val="16"/>
+        </w:rPr>
+        <w:t>29. Le Numérique en Occitanie – ingénieurs et cadres d'études R&amp;D informatique (BMO)</w:t>
+      </w:r>
+      <w:r>
+        <w:rPr>
+          <w:sz w:val="16"/>
+        </w:rPr>
+        <w:br/>
+        <w:t>ORGANISME_OU_MEDIA : France Travail Occitanie | AUTEUR : non indiqué | DATE_PUBLICATION : NC (page BMO Occitanie, données 2025/2026) | DATE_CONSULTATION : 2026-09-06</w:t>
+        <w:br/>
+        <w:t xml:space="preserve">URL : </w:t>
+      </w:r>
+      <w:hyperlink r:id="rId48">
+        <w:r>
+          <w:rPr>
+            <w:color w:val="0563C1"/>
+            <w:u w:val="single"/>
+          </w:rPr>
+          <w:t xml:space="preserve">https://www.francetravail.org/regions/occitanie/acteurs-de-lemploi/travailler-avec-les-filieres-et-les-secteurs-dactivite/le-numerique-en-occitanie.html</w:t>
+        </w:r>
+      </w:hyperlink>
+      <w:r>
+        <w:rPr>
+          <w:sz w:val="16"/>
+        </w:rPr>
+        <w:br/>
+        <w:t>PERIMETRE : Région Occitanie (bassins Toulouse, Montpellier) | RESULTAT_UTILISE : 1 080 projets de recrutement d'ingénieurs et cadres d'études R&amp;D en informatique et télécoms en Occitanie, 59 % jugés difficiles ; 70 % concentrés sur les bassins de Toulouse et Montpellier. Extrait : « There are 1,080 recruitment projects anticipated for engineers and professionals in research and development in IT and telecommunications in Occitanie, with 59% classified as difficult to fill positions » ; « 70% of hiring projects for IT engineers and managers are concentrated in two specific employment basins: Toulouse and Montpellier ». NB : millésime BMO non précisé dans l'extrait (page déj | PAGE_SI_PDF : NC | FIABILITE : FORTE</w:t>
+      </w:r>
+    </w:p>
+    <w:p>
+      <w:r>
+        <w:rPr>
+          <w:b/>
+          <w:sz w:val="16"/>
+        </w:rPr>
+        <w:t>30. France Travail BMO – Occitanie, famille M2X90 (base interactive)</w:t>
+      </w:r>
+      <w:r>
+        <w:rPr>
+          <w:sz w:val="16"/>
+        </w:rPr>
+        <w:br/>
+        <w:t>ORGANISME_OU_MEDIA : France Travail (statistiques.francetravail.org) | AUTEUR : non indiqué | DATE_PUBLICATION : 2025 | DATE_CONSULTATION : 2026-09-06</w:t>
+        <w:br/>
+        <w:t xml:space="preserve">URL : </w:t>
+      </w:r>
+      <w:hyperlink r:id="rId49">
+        <w:r>
+          <w:rPr>
+            <w:color w:val="0563C1"/>
+            <w:u w:val="single"/>
+          </w:rPr>
+          <w:t xml:space="preserve">https://statistiques.francetravail.org/bmo/bmo?fa=11&amp;fb=75&amp;fe=M2X90&amp;lc=0&amp;pp=2025&amp;ss=1</w:t>
+        </w:r>
+      </w:hyperlink>
+      <w:r>
+        <w:rPr>
+          <w:sz w:val="16"/>
+        </w:rPr>
+        <w:br/>
+        <w:t>PERIMETRE : Région Occitanie | RESULTAT_UTILISE : URL d'extraction BMO 2025 par famille de métiers M2X90 (informatique) en Occitanie ; chiffres non visibles dans l'extrait. Extrait : « France Travail BMO 2026 » | PAGE_SI_PDF : NC | FIABILITE : FORTE</w:t>
+      </w:r>
+    </w:p>
+    <w:p>
+      <w:r>
+        <w:rPr>
+          <w:b/>
+          <w:sz w:val="16"/>
+        </w:rPr>
+        <w:t>31. Net repli des embauches de cadres dans l'informatique</w:t>
+      </w:r>
+      <w:r>
+        <w:rPr>
+          <w:sz w:val="16"/>
+        </w:rPr>
+        <w:br/>
+        <w:t>ORGANISME_OU_MEDIA : IT for Business | AUTEUR : non indiqué | DATE_PUBLICATION : 2025 | DATE_CONSULTATION : 2026-09-06</w:t>
+        <w:br/>
+        <w:t xml:space="preserve">URL : </w:t>
+      </w:r>
+      <w:hyperlink r:id="rId50">
+        <w:r>
+          <w:rPr>
+            <w:color w:val="0563C1"/>
+            <w:u w:val="single"/>
+          </w:rPr>
+          <w:t xml:space="preserve">https://www.itforbusiness.fr/net-repli-des-embauches-de-cadres-dans-l-informatique-91545</w:t>
+        </w:r>
+      </w:hyperlink>
+      <w:r>
+        <w:rPr>
+          <w:sz w:val="16"/>
+        </w:rPr>
+        <w:br/>
+        <w:t>PERIMETRE : France | RESULTAT_UTILISE : Indicateur de tension Dares « ingénieurs de l'informatique » 2023 = 1,1 (parmi les 10 % des métiers les plus tendus) ; recrutements anticipés difficiles dans 67 % des cas ; taux de chômage des jeunes diplômés en informatique doublé en 2024 de 3,5 % à 7 %. Extrait : « En 2023, l'indicateur de tension sur le marché du travail pour les ingénieurs de l'informatique atteint 1,1 » ; « taux de chômage des jeunes diplômés en informatique doublant en 2024, passant de 3,5 % à 7 % » | PAGE_SI_PDF : NC | FIABILITE : MOYENNE</w:t>
+      </w:r>
+    </w:p>
+    <w:p>
+      <w:r>
+        <w:rPr>
+          <w:b/>
+          <w:sz w:val="16"/>
+        </w:rPr>
+        <w:t>32. Marché du travail : 6 métiers sur 10 restent en tension forte ou très forte en 2024</w:t>
+      </w:r>
+      <w:r>
+        <w:rPr>
+          <w:sz w:val="16"/>
+        </w:rPr>
+        <w:br/>
+        <w:t>ORGANISME_OU_MEDIA : TPE Actu (relais Dares Résultats, 4 février 2026) | AUTEUR : non indiqué | DATE_PUBLICATION : 2026-02-05 | DATE_CONSULTATION : 2026-09-06</w:t>
+        <w:br/>
+        <w:t xml:space="preserve">URL : </w:t>
+      </w:r>
+      <w:hyperlink r:id="rId51">
+        <w:r>
+          <w:rPr>
+            <w:color w:val="0563C1"/>
+            <w:u w:val="single"/>
+          </w:rPr>
+          <w:t xml:space="preserve">https://tpeactu.fr/2026/02/05/metiers-en-tension-marche-du-travail-2024/</w:t>
+        </w:r>
+      </w:hyperlink>
+      <w:r>
+        <w:rPr>
+          <w:sz w:val="16"/>
+        </w:rPr>
+        <w:br/>
+        <w:t>PERIMETRE : France | RESULTAT_UTILISE : Tensions en recul en 2024 après pic historique 2023 ; 6 métiers sur 10 en tension forte ou très forte ; recul particulièrement marqué dans l'informatique et télécoms, sortis de la tension très forte pour la première fois depuis 2016. Extrait : « According to the DARES study published on February 4, 2026, recruitment tensions receded in 2024 after reaching a historic peak in 2023, though six out of ten professions remained in strong or very strong tension » ; « particularly marked decline in tensions within the IT and telecommunications sector » | PAGE_SI_PDF : NC | FIABILITE : MOYENNE</w:t>
+      </w:r>
+    </w:p>
+    <w:p>
+      <w:r>
+        <w:rPr>
+          <w:b/>
+          <w:sz w:val="16"/>
+        </w:rPr>
+        <w:t>33. Métiers 2030 – Synthèse 2022 (PDF)</w:t>
+      </w:r>
+      <w:r>
+        <w:rPr>
+          <w:sz w:val="16"/>
+        </w:rPr>
+        <w:br/>
+        <w:t>ORGANISME_OU_MEDIA : Dares / France Stratégie | AUTEUR : non indiqué | DATE_PUBLICATION : 2022-08 | DATE_CONSULTATION : 2026-09-06</w:t>
+        <w:br/>
+        <w:t xml:space="preserve">URL : </w:t>
+      </w:r>
+      <w:hyperlink r:id="rId52">
+        <w:r>
+          <w:rPr>
+            <w:color w:val="0563C1"/>
+            <w:u w:val="single"/>
+          </w:rPr>
+          <w:t xml:space="preserve">https://dares.travail-emploi.gouv.fr/sites/default/files/554dc7ab241bd3199ae733e46f951401/M%C3%A9tier%202030%20-%20Synth%C3%A8se%202022-8aout2022-correction.pdf</w:t>
+        </w:r>
+      </w:hyperlink>
+      <w:r>
+        <w:rPr>
+          <w:sz w:val="16"/>
+        </w:rPr>
+        <w:br/>
+        <w:t>PERIMETRE : France (projection 2019-2030) | RESULTAT_UTILISE : Ingénieurs de l'informatique : +115 000 postes d'ici 2030, +26 % vs 2019, 1er métier en croissance ; créations nettes = au moins la moitié des postes à pourvoir ; difficultés de recrutement persistantes. Extrait : « In 2030, there would be 115,000 additional positions for computer engineers, representing a 26% increase compared to 2019 » ; « For computer engineers [...] newly created positions represent at least half of the positions to fill » | PAGE_SI_PDF : NC | FIABILITE : FORTE</w:t>
+      </w:r>
+    </w:p>
+    <w:p>
+      <w:r>
+        <w:rPr>
+          <w:b/>
+          <w:sz w:val="16"/>
+        </w:rPr>
+        <w:t>34. « Ingénieur en informatique » en première place des dix professions qui connaîtront la plus forte croissance de l'emploi d'ici 2030 avec 115 000 créations de postes</w:t>
+      </w:r>
+      <w:r>
+        <w:rPr>
+          <w:sz w:val="16"/>
+        </w:rPr>
+        <w:br/>
+        <w:t>ORGANISME_OU_MEDIA : Developpez.com (relais Dares/France Stratégie) | AUTEUR : non indiqué | DATE_PUBLICATION : 2023 | DATE_CONSULTATION : 2026-09-06</w:t>
+        <w:br/>
+        <w:t xml:space="preserve">URL : </w:t>
+      </w:r>
+      <w:hyperlink r:id="rId53">
+        <w:r>
+          <w:rPr>
+            <w:color w:val="0563C1"/>
+            <w:u w:val="single"/>
+          </w:rPr>
+          <w:t xml:space="preserve">https://emploi.developpez.com/actu/354452/-Ingenieur-en-informatique-en-premiere-place-des-dix-professions-qui-connaitront-la-plus-forte-croissance-de-l-emploi-d-ici-2030-avec-115-000-creations-de-postes-d-apres-un-rapport-de-la-Dares/</w:t>
+        </w:r>
+      </w:hyperlink>
+      <w:r>
+        <w:rPr>
+          <w:sz w:val="16"/>
+        </w:rPr>
+        <w:br/>
+        <w:t>PERIMETRE : France (projection 2030) | RESULTAT_UTILISE : 115 000 créations de postes d'ingénieurs informatique d'ici 2030. Extrait : « "Ingénieur en informatique" en première place des dix professions qui connaîtront la plus forte croissance de l'emploi d'ici 2030 avec 115 000 créations de postes » | PAGE_SI_PDF : NC | FIABILITE : MOYENNE</w:t>
+      </w:r>
+    </w:p>
+    <w:p>
+      <w:r>
+        <w:rPr>
+          <w:b/>
+          <w:sz w:val="16"/>
+        </w:rPr>
+        <w:t>35. Structure de la population active (15 à 64 ans) au sens du recensement par catégorie socioprofessionnelle en 2022 – comparaisons régionales</w:t>
+      </w:r>
+      <w:r>
+        <w:rPr>
+          <w:sz w:val="16"/>
+        </w:rPr>
+        <w:br/>
+        <w:t>ORGANISME_OU_MEDIA : Insee | AUTEUR : non indiqué | DATE_PUBLICATION : 2025 (données RP 2022) | DATE_CONSULTATION : 2026-09-06</w:t>
+        <w:br/>
+        <w:t xml:space="preserve">URL : </w:t>
+      </w:r>
+      <w:hyperlink r:id="rId54">
+        <w:r>
+          <w:rPr>
+            <w:color w:val="0563C1"/>
+            <w:u w:val="single"/>
+          </w:rPr>
+          <w:t xml:space="preserve">https://www.insee.fr/fr/statistiques/2012721</w:t>
+        </w:r>
+      </w:hyperlink>
+      <w:r>
+        <w:rPr>
+          <w:sz w:val="16"/>
+        </w:rPr>
+        <w:br/>
+        <w:t>PERIMETRE : France, par région | RESULTAT_UTILISE : Tableau Insee de comparaison régionale de la population active 15-64 ans par CSP (RP 2022) : source pour le dénominateur « actifs par région » ; valeurs non visibles dans l'extrait. Extrait : « Structure de la population active (15 à 64 ans) au sens du recensement par catégorie socioprofessionnelle en 2022 [...] comparaisons régionales » | PAGE_SI_PDF : NC | FIABILITE : FORTE</w:t>
+      </w:r>
+    </w:p>
+    <w:p>
+      <w:r>
+        <w:rPr>
+          <w:b/>
+          <w:sz w:val="16"/>
+        </w:rPr>
+        <w:t>36. Population active, emploi et chômage au sens du recensement en 2022 – Résultats pour toutes les communes, départements, régions</w:t>
+      </w:r>
+      <w:r>
+        <w:rPr>
+          <w:sz w:val="16"/>
+        </w:rPr>
+        <w:br/>
+        <w:t>ORGANISME_OU_MEDIA : Insee | AUTEUR : non indiqué | DATE_PUBLICATION : 2025 (RP 2022) | DATE_CONSULTATION : 2026-09-06</w:t>
+        <w:br/>
+        <w:t xml:space="preserve">URL : </w:t>
+      </w:r>
+      <w:hyperlink r:id="rId55">
+        <w:r>
+          <w:rPr>
+            <w:color w:val="0563C1"/>
+            <w:u w:val="single"/>
+          </w:rPr>
+          <w:t xml:space="preserve">https://www.insee.fr/fr/statistiques/8574929?sommaire=8575512</w:t>
+        </w:r>
+      </w:hyperlink>
+      <w:r>
+        <w:rPr>
+          <w:sz w:val="16"/>
+        </w:rPr>
+        <w:br/>
+        <w:t>PERIMETRE : France, tous niveaux géographiques (régions incluses) | RESULTAT_UTILISE : Jeu de résultats RP 2022 « Population active, emploi et chômage » déclinable par région (paramètre geo=) : source du nombre d'actifs 15-64 ans par région ; valeurs non visibles dans l'extrait. Extrait : « Population active, emploi et chômage au sens du recensement en 2022 − Recensement de la population – Résultats pour toutes les communes, départements, régions, intercommunalités » | PAGE_SI_PDF : NC | FIABILITE : FORTE</w:t>
+      </w:r>
+    </w:p>
+    <w:p>
+      <w:r>
+        <w:rPr>
+          <w:b/>
+          <w:sz w:val="16"/>
+        </w:rPr>
+        <w:t>37. Nombre d'actifs de 15-64 ans</w:t>
+      </w:r>
+      <w:r>
+        <w:rPr>
+          <w:sz w:val="16"/>
+        </w:rPr>
+        <w:br/>
+        <w:t>ORGANISME_OU_MEDIA : Observatoire des Territoires (ANCT) – données Insee RP | AUTEUR : non indiqué | DATE_PUBLICATION : NC | DATE_CONSULTATION : 2026-09-06</w:t>
+        <w:br/>
+        <w:t xml:space="preserve">URL : </w:t>
+      </w:r>
+      <w:hyperlink r:id="rId56">
+        <w:r>
+          <w:rPr>
+            <w:color w:val="0563C1"/>
+            <w:u w:val="single"/>
+          </w:rPr>
+          <w:t xml:space="preserve">https://www.observatoire-des-territoires.gouv.fr/nombre-dactifs-de-15-64-ans</w:t>
+        </w:r>
+      </w:hyperlink>
+      <w:r>
+        <w:rPr>
+          <w:sz w:val="16"/>
+        </w:rPr>
+        <w:br/>
+        <w:t>PERIMETRE : France, par région/département/EPCI | RESULTAT_UTILISE : Indicateur téléchargeable « Nombre d'actifs de 15-64 ans » par région (valeurs non visibles dans l'extrait). Extrait : « Nombre d'actifs de 15-64 ans | L'Observatoire des Territoires » | PAGE_SI_PDF : NC | FIABILITE : FORTE</w:t>
+      </w:r>
+    </w:p>
+    <w:p>
+      <w:r>
+        <w:rPr>
+          <w:b/>
+          <w:sz w:val="16"/>
+        </w:rPr>
+        <w:t>38. Emploi-Population active en 2022 (Recensement)</w:t>
+      </w:r>
+      <w:r>
+        <w:rPr>
+          <w:sz w:val="16"/>
+        </w:rPr>
+        <w:br/>
+        <w:t>ORGANISME_OU_MEDIA : Insee | AUTEUR : non indiqué | DATE_PUBLICATION : 2025 | DATE_CONSULTATION : 2026-09-06</w:t>
+        <w:br/>
+        <w:t xml:space="preserve">URL : </w:t>
+      </w:r>
+      <w:hyperlink r:id="rId57">
+        <w:r>
+          <w:rPr>
+            <w:color w:val="0563C1"/>
+            <w:u w:val="single"/>
+          </w:rPr>
+          <w:t xml:space="preserve">https://www.insee.fr/fr/statistiques/8581444</w:t>
+        </w:r>
+      </w:hyperlink>
+      <w:r>
+        <w:rPr>
+          <w:sz w:val="16"/>
+        </w:rPr>
+        <w:br/>
+        <w:t>PERIMETRE : France, déclinable par région | RESULTAT_UTILISE : Bases de données RP 2022 sur la population des 15-64 ans selon la situation d'activité (source du dénominateur régional). Extrait : « bases de données qui fournissent des résultats sur la structure de la population résidente des 15 à 64 ans selon sa situation d'activité » | PAGE_SI_PDF : NC | FIABILITE : FORTE</w:t>
+      </w:r>
+    </w:p>
+    <w:p>
+      <w:r>
+        <w:rPr>
+          <w:b/>
+          <w:sz w:val="16"/>
+        </w:rPr>
+        <w:t>39. Au premier trimestre 2026, l'emploi salarié est stable ou quasi stable dans presque toutes les régions – Informations rapides n°145</w:t>
+      </w:r>
+      <w:r>
+        <w:rPr>
+          <w:sz w:val="16"/>
+        </w:rPr>
+        <w:br/>
+        <w:t>ORGANISME_OU_MEDIA : Insee | AUTEUR : non indiqué | DATE_PUBLICATION : 2026 | DATE_CONSULTATION : 2026-09-06</w:t>
+        <w:br/>
+        <w:t xml:space="preserve">URL : </w:t>
+      </w:r>
+      <w:hyperlink r:id="rId58">
+        <w:r>
+          <w:rPr>
+            <w:color w:val="0563C1"/>
+            <w:u w:val="single"/>
+          </w:rPr>
+          <w:t xml:space="preserve">https://www.insee.fr/fr/statistiques/9008900</w:t>
+        </w:r>
+      </w:hyperlink>
+      <w:r>
+        <w:rPr>
+          <w:sz w:val="16"/>
+        </w:rPr>
+        <w:br/>
+        <w:t>PERIMETRE : France, par région (hors Mayotte) | RESULTAT_UTILISE : Publication avec tableau de l'emploi salarié total par région au T1 2026 (niveaux et évolutions) ; valeurs régionales non visibles dans l'extrait. Extrait : « Au premier trimestre 2026, l'emploi salarié est stable ou quasi stable dans presque toutes les régions » | PAGE_SI_PDF : NC | FIABILITE : FORTE</w:t>
+      </w:r>
+    </w:p>
+    <w:p>
+      <w:r>
+        <w:rPr>
+          <w:b/>
+          <w:sz w:val="16"/>
+        </w:rPr>
+        <w:t>40. Au quatrième trimestre 2025, l'emploi salarié est stable ou quasi stable dans plus de la moitié des régions – Informations rapides n°65</w:t>
+      </w:r>
+      <w:r>
+        <w:rPr>
+          <w:sz w:val="16"/>
+        </w:rPr>
+        <w:br/>
+        <w:t>ORGANISME_OU_MEDIA : Insee | AUTEUR : non indiqué | DATE_PUBLICATION : 2026 | DATE_CONSULTATION : 2026-09-06</w:t>
+        <w:br/>
+        <w:t xml:space="preserve">URL : </w:t>
+      </w:r>
+      <w:hyperlink r:id="rId59">
+        <w:r>
+          <w:rPr>
+            <w:color w:val="0563C1"/>
+            <w:u w:val="single"/>
+          </w:rPr>
+          <w:t xml:space="preserve">https://www.insee.fr/fr/statistiques/8903534</w:t>
+        </w:r>
+      </w:hyperlink>
+      <w:r>
+        <w:rPr>
+          <w:sz w:val="16"/>
+        </w:rPr>
+        <w:br/>
+        <w:t>PERIMETRE : France, par région | RESULTAT_UTILISE : Emploi salarié total T4 2025 en baisse de -0,2 % sur un an au niveau national ; tableau régional dans la publication. Extrait : « total salaried employment in the fourth quarter 2025 declined compared to the fourth quarter 2024 (-0.2%) » | PAGE_SI_PDF : NC | FIABILITE : FORTE</w:t>
+      </w:r>
+    </w:p>
+    <w:p>
+      <w:r>
+        <w:rPr>
+          <w:b/>
+          <w:sz w:val="16"/>
+        </w:rPr>
+        <w:t>41. Au deuxième trimestre 2026, l'emploi salarié est quasi stable (-0,1 %) – Informations rapides n°214</w:t>
+      </w:r>
+      <w:r>
+        <w:rPr>
+          <w:sz w:val="16"/>
+        </w:rPr>
+        <w:br/>
+        <w:t>ORGANISME_OU_MEDIA : Insee | AUTEUR : non indiqué | DATE_PUBLICATION : 2026 | DATE_CONSULTATION : 2026-09-06</w:t>
+        <w:br/>
+        <w:t xml:space="preserve">URL : </w:t>
+      </w:r>
+      <w:hyperlink r:id="rId60">
+        <w:r>
+          <w:rPr>
+            <w:color w:val="0563C1"/>
+            <w:u w:val="single"/>
+          </w:rPr>
+          <w:t xml:space="preserve">https://www.insee.fr/fr/statistiques/9039152</w:t>
+        </w:r>
+      </w:hyperlink>
+      <w:r>
+        <w:rPr>
+          <w:sz w:val="16"/>
+        </w:rPr>
+        <w:br/>
+        <w:t>PERIMETRE : France | RESULTAT_UTILISE : T2 2026 : emploi salarié -0,1 % ; information-communication -0,4 % (-3 400 emplois). Extrait : « In Q2 2026, salaried employment decreased slightly in information-communication (-0.4%, or -3,400 jobs) » | PAGE_SI_PDF : NC | FIABILITE : FORTE</w:t>
+      </w:r>
+    </w:p>
+    <w:p>
+      <w:r>
+        <w:rPr>
+          <w:b/>
+          <w:sz w:val="16"/>
+        </w:rPr>
+        <w:t>42. Au quatrième trimestre 2025, l'emploi salarié est quasi stable – Informations rapides n°53</w:t>
+      </w:r>
+      <w:r>
+        <w:rPr>
+          <w:sz w:val="16"/>
+        </w:rPr>
+        <w:br/>
+        <w:t>ORGANISME_OU_MEDIA : Insee | AUTEUR : non indiqué | DATE_PUBLICATION : 2026 | DATE_CONSULTATION : 2026-09-06</w:t>
+        <w:br/>
+        <w:t xml:space="preserve">URL : </w:t>
+      </w:r>
+      <w:hyperlink r:id="rId61">
+        <w:r>
+          <w:rPr>
+            <w:color w:val="0563C1"/>
+            <w:u w:val="single"/>
+          </w:rPr>
+          <w:t xml:space="preserve">https://www.insee.fr/fr/statistiques/8745332</w:t>
+        </w:r>
+      </w:hyperlink>
+      <w:r>
+        <w:rPr>
+          <w:sz w:val="16"/>
+        </w:rPr>
+        <w:br/>
+        <w:t>PERIMETRE : France | RESULTAT_UTILISE : T4 2025 : information-communication -0,6 % (-5 300 emplois). Extrait : « In Q4 2025, salaried employment declined sharply in information-communication (-0.6%, or -5,300 jobs) » | PAGE_SI_PDF : NC | FIABILITE : FORTE</w:t>
+      </w:r>
+    </w:p>
+    <w:p>
+      <w:r>
+        <w:rPr>
+          <w:b/>
+          <w:sz w:val="16"/>
+        </w:rPr>
+        <w:t>43. Au premier trimestre 2026, le recul du secteur de l'information et communication continue de peser sur l'économie francilienne – Insee Conjoncture Île-de-France n°60</w:t>
+      </w:r>
+      <w:r>
+        <w:rPr>
+          <w:sz w:val="16"/>
+        </w:rPr>
+        <w:br/>
+        <w:t>ORGANISME_OU_MEDIA : Insee | AUTEUR : non indiqué | DATE_PUBLICATION : 2026 | DATE_CONSULTATION : 2026-09-06</w:t>
+        <w:br/>
+        <w:t xml:space="preserve">URL : </w:t>
+      </w:r>
+      <w:hyperlink r:id="rId62">
+        <w:r>
+          <w:rPr>
+            <w:color w:val="0563C1"/>
+            <w:u w:val="single"/>
+          </w:rPr>
+          <w:t xml:space="preserve">https://www.insee.fr/fr/statistiques/9006923</w:t>
+        </w:r>
+      </w:hyperlink>
+      <w:r>
+        <w:rPr>
+          <w:sz w:val="16"/>
+        </w:rPr>
+        <w:br/>
+        <w:t>PERIMETRE : Région Île-de-France | RESULTAT_UTILISE : Heures rémunérées information-communication -2,8 % entre T1 2025 et T1 2026 ; programmation, conseil et autres activités informatiques = -1,1 point, soit 40 % de la baisse. Extrait : « Between Q1 2025 and Q1 2026, paid working hours in information and communication fell by 2.8%, with the programming, consulting and other IT activities sector (-1.1 percentage points) accounting for 40% of this change » | PAGE_SI_PDF : NC | FIABILITE : FORTE</w:t>
+      </w:r>
+    </w:p>
+    <w:p>
+      <w:r>
+        <w:rPr>
+          <w:b/>
+          <w:sz w:val="16"/>
+        </w:rPr>
+        <w:t>44. Métiers qui recrutent en Nouvelle-Aquitaine en 2026 : 249 000 projets, où chercher vraiment</w:t>
+      </w:r>
+      <w:r>
+        <w:rPr>
+          <w:sz w:val="16"/>
+        </w:rPr>
+        <w:br/>
+        <w:t>ORGANISME_OU_MEDIA : Blog Benjamin Duplaa (relais BMO 2026 France Travail) | AUTEUR : non indiqué | DATE_PUBLICATION : 2026 | DATE_CONSULTATION : 2026-09-06</w:t>
+        <w:br/>
+        <w:t xml:space="preserve">URL : </w:t>
+      </w:r>
+      <w:hyperlink r:id="rId63">
+        <w:r>
+          <w:rPr>
+            <w:color w:val="0563C1"/>
+            <w:u w:val="single"/>
+          </w:rPr>
+          <w:t xml:space="preserve">https://www.benjaminduplaa.com/blog/metiers-qui-recrutent-nouvelle-aquitaine-2026</w:t>
+        </w:r>
+      </w:hyperlink>
+      <w:r>
+        <w:rPr>
+          <w:sz w:val="16"/>
+        </w:rPr>
+        <w:br/>
+        <w:t>PERIMETRE : Région Nouvelle-Aquitaine | RESULTAT_UTILISE : 249 000 projets de recrutement en Nouvelle-Aquitaine en 2026 (BMO). Extrait : « The Nouvelle-Aquitaine region concentrates 249,000 recruitment projects in 2026 according to France Travail's BMO survey » | PAGE_SI_PDF : NC | FIABILITE : FAIBLE</w:t>
+      </w:r>
+    </w:p>
+    <w:p>
+      <w:r>
+        <w:rPr>
+          <w:b/>
+          <w:sz w:val="16"/>
+        </w:rPr>
+        <w:t>45. Numérique, IA et cybersécurité : les atouts technologiques de la Nouvelle-Aquitaine</w:t>
+      </w:r>
+      <w:r>
+        <w:rPr>
+          <w:sz w:val="16"/>
+        </w:rPr>
+        <w:br/>
+        <w:t>ORGANISME_OU_MEDIA : Invest in Nouvelle-Aquitaine (agence régionale) | AUTEUR : non indiqué | DATE_PUBLICATION : 2026 | DATE_CONSULTATION : 2026-09-06</w:t>
+        <w:br/>
+        <w:t xml:space="preserve">URL : </w:t>
+      </w:r>
+      <w:hyperlink r:id="rId64">
+        <w:r>
+          <w:rPr>
+            <w:color w:val="0563C1"/>
+            <w:u w:val="single"/>
+          </w:rPr>
+          <w:t xml:space="preserve">https://www.invest-in-nouvelle-aquitaine.fr/blog/numerique-ia-et-cybersecurite-les-atouts-technologiques-de-la-nouvelle-aquitaine/</w:t>
+        </w:r>
+      </w:hyperlink>
+      <w:r>
+        <w:rPr>
+          <w:sz w:val="16"/>
+        </w:rPr>
+        <w:br/>
+        <w:t>PERIMETRE : Région Nouvelle-Aquitaine / Bordeaux | RESULTAT_UTILISE : 60 000 emplois dans le numérique en Nouvelle-Aquitaine, CA 6,7 Md€ ; métiers IT demandés : techniciens support, administrateurs systèmes, développeurs, data analysts ; développeur senior Bordeaux ≈ 55 000 € vs ≈ 70 000 € à Paris, loyers -49 %. Extrait : « The region accounts for 60,000 jobs in digital, with a turnover of 6.7 billion euros » ; « A senior developer in Bordeaux (around €55,000) has superior purchasing power compared to their Parisian counterpart (around €70,000) » | PAGE_SI_PDF : NC | FIABILITE : FAIBLE</w:t>
+      </w:r>
+    </w:p>
+    <w:p>
+      <w:r>
+        <w:rPr>
+          <w:b/>
+          <w:sz w:val="16"/>
+        </w:rPr>
+        <w:t>46. Quels besoins de main-d'œuvre en 2026 en Pays de la Loire ?</w:t>
+      </w:r>
+      <w:r>
+        <w:rPr>
+          <w:sz w:val="16"/>
+        </w:rPr>
+        <w:br/>
+        <w:t>ORGANISME_OU_MEDIA : Pro Choisir mon métier – Pays de la Loire (Carif-Oref), relais BMO 2026 | AUTEUR : non indiqué | DATE_PUBLICATION : 2026 | DATE_CONSULTATION : 2026-09-06</w:t>
+        <w:br/>
+        <w:t xml:space="preserve">URL : </w:t>
+      </w:r>
+      <w:hyperlink r:id="rId65">
+        <w:r>
+          <w:rPr>
+            <w:color w:val="0563C1"/>
+            <w:u w:val="single"/>
+          </w:rPr>
+          <w:t xml:space="preserve">https://pro.choisirmonmetier-paysdelaloire.fr/quels-besoins-de-main-doeuvre-en-2026-en-pays-de-la-loire/</w:t>
+        </w:r>
+      </w:hyperlink>
+      <w:r>
+        <w:rPr>
+          <w:sz w:val="16"/>
+        </w:rPr>
+        <w:br/>
+        <w:t>PERIMETRE : Région Pays de la Loire | RESULTAT_UTILISE : Pays de la Loire : 154 743 intentions de recrutement en 2026, -8,2 % vs 2025 ; 23 900 entreprises répondantes ; 94 700 établissements interrogés en novembre 2025. Extrait : « nearly 23,900 companies in the Pays de la Loire region responded to the survey, declaring 154,743 recruitment intentions, representing an 8.2% decrease compared to 2025 » | PAGE_SI_PDF : NC | FIABILITE : MOYENNE</w:t>
+      </w:r>
+    </w:p>
+    <w:p>
+      <w:r>
+        <w:rPr>
+          <w:b/>
+          <w:sz w:val="16"/>
+        </w:rPr>
+        <w:t>47. France Travail BMO – Pays de la Loire, famille M2X90 (base interactive)</w:t>
+      </w:r>
+      <w:r>
+        <w:rPr>
+          <w:sz w:val="16"/>
+        </w:rPr>
+        <w:br/>
+        <w:t>ORGANISME_OU_MEDIA : France Travail (statistiques.francetravail.org) | AUTEUR : non indiqué | DATE_PUBLICATION : 2025 | DATE_CONSULTATION : 2026-09-06</w:t>
+        <w:br/>
+        <w:t xml:space="preserve">URL : </w:t>
+      </w:r>
+      <w:hyperlink r:id="rId66">
+        <w:r>
+          <w:rPr>
+            <w:color w:val="0563C1"/>
+            <w:u w:val="single"/>
+          </w:rPr>
+          <w:t xml:space="preserve">https://statistiques.francetravail.org/bmo/bmo?fa=11&amp;fb=92&amp;fe=M2X90&amp;lc=0&amp;pp=2025&amp;ss=1</w:t>
+        </w:r>
+      </w:hyperlink>
+      <w:r>
+        <w:rPr>
+          <w:sz w:val="16"/>
+        </w:rPr>
+        <w:br/>
+        <w:t>PERIMETRE : Région Pays de la Loire | RESULTAT_UTILISE : URL d'extraction BMO par famille informatique M2X90 pour les Pays de la Loire ; chiffres non visibles dans l'extrait. Extrait : « France Travail BMO 2026 » | PAGE_SI_PDF : NC | FIABILITE : FORTE</w:t>
+      </w:r>
+    </w:p>
+    <w:p>
+      <w:r>
+        <w:rPr>
+          <w:b/>
+          <w:sz w:val="16"/>
+        </w:rPr>
+        <w:t>48. Les besoins en main d'œuvre, Pays de la Loire (Observatoire régional de l'emploi)</w:t>
+      </w:r>
+      <w:r>
+        <w:rPr>
+          <w:sz w:val="16"/>
+        </w:rPr>
+        <w:br/>
+        <w:t>ORGANISME_OU_MEDIA : Observatoire régional de l'emploi des Pays de la Loire (France Travail) | AUTEUR : non indiqué | DATE_PUBLICATION : 2026 | DATE_CONSULTATION : 2026-09-06</w:t>
+        <w:br/>
+        <w:t xml:space="preserve">URL : </w:t>
+      </w:r>
+      <w:hyperlink r:id="rId67">
+        <w:r>
+          <w:rPr>
+            <w:color w:val="0563C1"/>
+            <w:u w:val="single"/>
+          </w:rPr>
+          <w:t xml:space="preserve">https://www.observatoire-emploi-paysdelaloire.fr/rubrique/les-besoins-en-main-doeuvre</w:t>
+        </w:r>
+      </w:hyperlink>
+      <w:r>
+        <w:rPr>
+          <w:sz w:val="16"/>
+        </w:rPr>
+        <w:br/>
+        <w:t>PERIMETRE : Région Pays de la Loire | RESULTAT_UTILISE : Rubrique régionale BMO (publications par bassin et par métier) ; chiffres non visibles dans l'extrait. Extrait : « Les besoins en main d'oeuvre, Pays de la Loire par l'Observatoire régional de l'emploi des Pays de la Loire » | PAGE_SI_PDF : NC | FIABILITE : FORTE</w:t>
+      </w:r>
+    </w:p>
+    <w:p>
+      <w:r>
+        <w:rPr>
+          <w:b/>
+          <w:sz w:val="16"/>
+        </w:rPr>
+        <w:t>49. BMO. Plus de 162 000 projets de recrutements en Bretagne, un niveau inédit</w:t>
+      </w:r>
+      <w:r>
+        <w:rPr>
+          <w:sz w:val="16"/>
+        </w:rPr>
+        <w:br/>
+        <w:t>ORGANISME_OU_MEDIA : GREF Bretagne (Carif-Oref), relais BMO France Travail | AUTEUR : non indiqué | DATE_PUBLICATION : NC (millésime BMO non précisé dans l'extrait) | DATE_CONSULTATION : 2026-09-06</w:t>
+        <w:br/>
+        <w:t xml:space="preserve">URL : </w:t>
+      </w:r>
+      <w:hyperlink r:id="rId68">
+        <w:r>
+          <w:rPr>
+            <w:color w:val="0563C1"/>
+            <w:u w:val="single"/>
+          </w:rPr>
+          <w:t xml:space="preserve">https://www.gref-bretagne.com/ressources/bmo-plus-de-162-000-projets-de-recrutements-en-bretagne-un-niveau-inedit/</w:t>
+        </w:r>
+      </w:hyperlink>
+      <w:r>
+        <w:rPr>
+          <w:sz w:val="16"/>
+        </w:rPr>
+        <w:br/>
+        <w:t>PERIMETRE : Région Bretagne | RESULTAT_UTILISE : Plus de 162 000 projets de recrutement en Bretagne, niveau inédit ; Bretagne région la plus stable en volume (-0,1 %) ; 75,1 % des projets jugés difficiles en Bretagne et 75,8 % en Pays de la Loire (indicateur sectoriel selon l'extrait, à vérifier). Extrait : « BMO. Plus de 162 000 projets de recrutements en Bretagne, un niveau inédit » ; « Three out of four recruitment projects are considered difficult in Pays de la Loire and Brittany (respectively 75.8% and 75.1%) » | PAGE_SI_PDF : NC | FIABILITE : MOYENNE</w:t>
+      </w:r>
+    </w:p>
+    <w:p>
+      <w:r>
+        <w:rPr>
+          <w:b/>
+          <w:sz w:val="16"/>
+        </w:rPr>
+        <w:t>50. France Travail BMO – Bretagne, famille M2X90 (base interactive)</w:t>
+      </w:r>
+      <w:r>
+        <w:rPr>
+          <w:sz w:val="16"/>
+        </w:rPr>
+        <w:br/>
+        <w:t>ORGANISME_OU_MEDIA : France Travail (statistiques.francetravail.org) | AUTEUR : non indiqué | DATE_PUBLICATION : 2025 | DATE_CONSULTATION : 2026-09-06</w:t>
+        <w:br/>
+        <w:t xml:space="preserve">URL : </w:t>
+      </w:r>
+      <w:hyperlink r:id="rId69">
+        <w:r>
+          <w:rPr>
+            <w:color w:val="0563C1"/>
+            <w:u w:val="single"/>
+          </w:rPr>
+          <w:t xml:space="preserve">https://statistiques.francetravail.org/bmo/bmo?fa=24&amp;fb=41&amp;fe=M2X90&amp;lc=0&amp;pp=2025&amp;ss=1</w:t>
+        </w:r>
+      </w:hyperlink>
+      <w:r>
+        <w:rPr>
+          <w:sz w:val="16"/>
+        </w:rPr>
+        <w:br/>
+        <w:t>PERIMETRE : Région Bretagne | RESULTAT_UTILISE : URL d'extraction BMO par famille informatique M2X90 pour la Bretagne ; chiffres non visibles dans l'extrait. Extrait : « France Travail BMO 2026 » | PAGE_SI_PDF : NC | FIABILITE : FORTE</w:t>
+      </w:r>
+    </w:p>
+    <w:p>
+      <w:r>
+        <w:rPr>
+          <w:b/>
+          <w:sz w:val="16"/>
+        </w:rPr>
+        <w:t>51. Recruter dans les Hauts-de-France : les enjeux en 2026</w:t>
+      </w:r>
+      <w:r>
+        <w:rPr>
+          <w:sz w:val="16"/>
+        </w:rPr>
+        <w:br/>
+        <w:t>ORGANISME_OU_MEDIA : Popmood (blog RH, relais BMO 2026) | AUTEUR : non indiqué | DATE_PUBLICATION : 2026 | DATE_CONSULTATION : 2026-09-06</w:t>
+        <w:br/>
+        <w:t xml:space="preserve">URL : </w:t>
+      </w:r>
+      <w:hyperlink r:id="rId70">
+        <w:r>
+          <w:rPr>
+            <w:color w:val="0563C1"/>
+            <w:u w:val="single"/>
+          </w:rPr>
+          <w:t xml:space="preserve">https://www.popmood.fr/recruter-hauts-de-france-marche-emploi/</w:t>
+        </w:r>
+      </w:hyperlink>
+      <w:r>
+        <w:rPr>
+          <w:sz w:val="16"/>
+        </w:rPr>
+        <w:br/>
+        <w:t>PERIMETRE : Hauts-de-France / Nord / métropole lilloise | RESULTAT_UTILISE : Le département du Nord concentre plus de 68 000 projets de recrutement ; tissu diversifié à Lille (commerce, services, logistique, numérique, industrie). Extrait : « The Nord department alone concentrates more than 68,000 recruitment projects, with the Lille metropolitan area benefiting from a diversified economic fabric » | PAGE_SI_PDF : NC | FIABILITE : FAIBLE</w:t>
+      </w:r>
+    </w:p>
+    <w:p>
+      <w:r>
+        <w:rPr>
+          <w:b/>
+          <w:sz w:val="16"/>
+        </w:rPr>
+        <w:t>52. Provence-Alpes-Côte d'Azur – Enquête BMO (page régionale statistiques &amp; analyses)</w:t>
+      </w:r>
+      <w:r>
+        <w:rPr>
+          <w:sz w:val="16"/>
+        </w:rPr>
+        <w:br/>
+        <w:t>ORGANISME_OU_MEDIA : France Travail Provence-Alpes-Côte d'Azur | AUTEUR : non indiqué | DATE_PUBLICATION : 2026 | DATE_CONSULTATION : 2026-09-06</w:t>
+        <w:br/>
+        <w:t xml:space="preserve">URL : </w:t>
+      </w:r>
+      <w:hyperlink r:id="rId71">
+        <w:r>
+          <w:rPr>
+            <w:color w:val="0563C1"/>
+            <w:u w:val="single"/>
+          </w:rPr>
+          <w:t xml:space="preserve">https://www.francetravail.org/regions/provence-alpes-cote-d-azur/statistiques-analyses/entreprises/bmo.html</w:t>
+        </w:r>
+      </w:hyperlink>
+      <w:r>
+        <w:rPr>
+          <w:sz w:val="16"/>
+        </w:rPr>
+        <w:br/>
+        <w:t>PERIMETRE : Région Provence-Alpes-Côte d'Azur | RESULTAT_UTILISE : PACA : 209 630 projets de recrutement en 2026, -2,6 % vs 2025 ; 38 % jugés difficiles (-10 points). Extrait : « employers are planning 209,630 recruitment projects for 2026 [...] a slight decrease of 2.6% is observed compared to the previous year » ; « the share of recruitments considered difficult reaches 38% (-10%) ». NB : URL déjà référencée dans C_regions ; chiffres 2026 nouveaux. | PAGE_SI_PDF : NC | FIABILITE : FORTE</w:t>
+      </w:r>
+    </w:p>
+    <w:p>
+      <w:r>
+        <w:rPr>
+          <w:b/>
+          <w:sz w:val="16"/>
+        </w:rPr>
+        <w:t>53. Chiffres-clés de l'EPCI Montpellier Méditerranée Métropole pour le ROME M1805</w:t>
+      </w:r>
+      <w:r>
+        <w:rPr>
+          <w:sz w:val="16"/>
+        </w:rPr>
+        <w:br/>
+        <w:t>ORGANISME_OU_MEDIA : France Travail – Data Emploi | AUTEUR : non indiqué | DATE_PUBLICATION : 2026 (mise à jour continue) | DATE_CONSULTATION : 2026-09-06</w:t>
+        <w:br/>
+        <w:t xml:space="preserve">URL : </w:t>
+      </w:r>
+      <w:hyperlink r:id="rId72">
+        <w:r>
+          <w:rPr>
+            <w:color w:val="0563C1"/>
+            <w:u w:val="single"/>
+          </w:rPr>
+          <w:t xml:space="preserve">https://dataemploi.francetravail.fr/emploi/metier/chiffres-cles/EPCI/243400017/M1805</w:t>
+        </w:r>
+      </w:hyperlink>
+      <w:r>
+        <w:rPr>
+          <w:sz w:val="16"/>
+        </w:rPr>
+        <w:br/>
+        <w:t>PERIMETRE : EPCI Montpellier Méditerranée Métropole | RESULTAT_UTILISE : Exemple d'URL Data Emploi territorialisée pour M1805 (structure : /emploi/metier/chiffres-cles/&lt;NIVEAU&gt;/&lt;CODE&gt;/M1805, ex. REG/76 pour Occitanie) ; valeurs non visibles dans l'extrait. Extrait : « Data Emploi provides key figures for the Developer/Female developer profession for specific territories, including information on job seekers, offers, salaries, hirings, and adequacy » | PAGE_SI_PDF : NC | FIABILITE : FORTE</w:t>
+      </w:r>
+    </w:p>
+    <w:p>
+      <w:r>
+        <w:rPr>
+          <w:b/>
+          <w:sz w:val="16"/>
+        </w:rPr>
+        <w:t>54. Offres d'emploi M1805 – Île-de-France (moteur de recherche France Travail)</w:t>
+      </w:r>
+      <w:r>
+        <w:rPr>
+          <w:sz w:val="16"/>
+        </w:rPr>
+        <w:br/>
+        <w:t>ORGANISME_OU_MEDIA : France Travail | AUTEUR : non indiqué | DATE_PUBLICATION : 2026 | DATE_CONSULTATION : 2026-09-06</w:t>
+        <w:br/>
+        <w:t xml:space="preserve">URL : </w:t>
+      </w:r>
+      <w:hyperlink r:id="rId73">
+        <w:r>
+          <w:rPr>
+            <w:color w:val="0563C1"/>
+            <w:u w:val="single"/>
+          </w:rPr>
+          <w:t xml:space="preserve">https://candidat.francetravail.fr/offres/recherche?lieux=11R&amp;rome=M1805</w:t>
+        </w:r>
+      </w:hyperlink>
+      <w:r>
+        <w:rPr>
+          <w:sz w:val="16"/>
+        </w:rPr>
+        <w:br/>
+        <w:t>PERIMETRE : Région Île-de-France | RESULTAT_UTILISE : URL de comptage des offres M1805 par région (paramètre lieux=&lt;code&gt;R) ; nombre d'offres non visible dans l'extrait. Extrait : « Offres d'emploi M1805 - Île-de-France | France Travail » | PAGE_SI_PDF : NC | FIABILITE : FORTE</w:t>
+      </w:r>
+    </w:p>
+    <w:p>
+      <w:r>
+        <w:rPr>
+          <w:b/>
+          <w:sz w:val="16"/>
+        </w:rPr>
+        <w:t>55. Jeu de données – Offres d'emploi diffusées à France Travail</w:t>
+      </w:r>
+      <w:r>
+        <w:rPr>
+          <w:sz w:val="16"/>
+        </w:rPr>
+        <w:br/>
+        <w:t>ORGANISME_OU_MEDIA : France Travail via data.gouv.fr | AUTEUR : non indiqué | DATE_PUBLICATION : 2026 (mise à jour trimestrielle) | DATE_CONSULTATION : 2026-09-06</w:t>
+        <w:br/>
+        <w:t xml:space="preserve">URL : </w:t>
+      </w:r>
+      <w:hyperlink r:id="rId74">
+        <w:r>
+          <w:rPr>
+            <w:color w:val="0563C1"/>
+            <w:u w:val="single"/>
+          </w:rPr>
+          <w:t xml:space="preserve">https://www.data.gouv.fr/datasets/offres-demploi-diffusees-a-france-travail</w:t>
+        </w:r>
+      </w:hyperlink>
+      <w:r>
+        <w:rPr>
+          <w:sz w:val="16"/>
+        </w:rPr>
+        <w:br/>
+        <w:t>PERIMETRE : France | RESULTAT_UTILISE : Jeu de données brut des offres diffusées, mis à jour chaque trimestre, deux sources (dépôt direct employeurs et sites partenaires). Extrait : « The data on job offers published by France Travail are raw data and are updated quarterly. The job offers come from two sources: offers submitted directly [...] and offers transmitted to France Travail by partner websites » | PAGE_SI_PDF : NC | FIABILITE : FORTE</w:t>
+      </w:r>
+    </w:p>
+    <w:p>
+      <w:r>
+        <w:rPr>
+          <w:b/>
+          <w:sz w:val="16"/>
+        </w:rPr>
+        <w:t>56. Jeu de données – Offres collectées et satisfaites par France Travail (brutes, mensuelles)</w:t>
+      </w:r>
+      <w:r>
+        <w:rPr>
+          <w:sz w:val="16"/>
+        </w:rPr>
+        <w:br/>
+        <w:t>ORGANISME_OU_MEDIA : France Travail via data.gouv.fr | AUTEUR : non indiqué | DATE_PUBLICATION : 2026-07-28 (dernière mise à jour) | DATE_CONSULTATION : 2026-09-06</w:t>
+        <w:br/>
+        <w:t xml:space="preserve">URL : </w:t>
+      </w:r>
+      <w:hyperlink r:id="rId75">
+        <w:r>
+          <w:rPr>
+            <w:color w:val="0563C1"/>
+            <w:u w:val="single"/>
+          </w:rPr>
+          <w:t xml:space="preserve">https://www.data.gouv.fr/datasets/offres-collectees-et-satisfaites-par-france-travail-brutes-mensuelles</w:t>
+        </w:r>
+      </w:hyperlink>
+      <w:r>
+        <w:rPr>
+          <w:sz w:val="16"/>
+        </w:rPr>
+        <w:br/>
+        <w:t>PERIMETRE : France | RESULTAT_UTILISE : Jeu mensuel mis à jour le 28/07/2026. Extrait : « This monthly dataset was last updated July 28, 2026 » | PAGE_SI_PDF : NC | FIABILITE : FORTE</w:t>
+      </w:r>
+    </w:p>
+    <w:p>
+      <w:r>
+        <w:rPr>
+          <w:b/>
+          <w:sz w:val="16"/>
+        </w:rPr>
+        <w:t>57. Jeu de données – Séries régionales et départementales sur les offres et demandes d'emploi</w:t>
+      </w:r>
+      <w:r>
+        <w:rPr>
+          <w:sz w:val="16"/>
+        </w:rPr>
+        <w:br/>
+        <w:t>ORGANISME_OU_MEDIA : France Travail via data.gouv.fr | AUTEUR : non indiqué | DATE_PUBLICATION : NC | DATE_CONSULTATION : 2026-09-06</w:t>
+        <w:br/>
+        <w:t xml:space="preserve">URL : </w:t>
+      </w:r>
+      <w:hyperlink r:id="rId76">
+        <w:r>
+          <w:rPr>
+            <w:color w:val="0563C1"/>
+            <w:u w:val="single"/>
+          </w:rPr>
+          <w:t xml:space="preserve">https://www.data.gouv.fr/datasets/series-regionales-et-departementales-sur-les-offres-et-demandes-d-emploi-30378417</w:t>
+        </w:r>
+      </w:hyperlink>
+      <w:r>
+        <w:rPr>
+          <w:sz w:val="16"/>
+        </w:rPr>
+        <w:br/>
+        <w:t>PERIMETRE : France, par région et département | RESULTAT_UTILISE : Jeu de données régional/départemental des offres et demandes d'emploi (source pour volumes d'offres par région). Extrait : « Séries régionales et départementales sur les offres et demandes d'emploi » | PAGE_SI_PDF : NC | FIABILITE : FORTE</w:t>
+      </w:r>
+    </w:p>
+    <w:p>
+      <w:r>
+        <w:rPr>
+          <w:b/>
+          <w:sz w:val="16"/>
+        </w:rPr>
+        <w:t>58. Jeu de données – France Travail – Offres d'emploi (temps réel) / API Offres d'emploi</w:t>
+      </w:r>
+      <w:r>
+        <w:rPr>
+          <w:sz w:val="16"/>
+        </w:rPr>
+        <w:br/>
+        <w:t>ORGANISME_OU_MEDIA : France Travail via data.gouv.fr | AUTEUR : non indiqué | DATE_PUBLICATION : 2026-05-06 (dernière mise à jour) | DATE_CONSULTATION : 2026-09-06</w:t>
+        <w:br/>
+        <w:t xml:space="preserve">URL : </w:t>
+      </w:r>
+      <w:hyperlink r:id="rId77">
+        <w:r>
+          <w:rPr>
+            <w:color w:val="0563C1"/>
+            <w:u w:val="single"/>
+          </w:rPr>
+          <w:t xml:space="preserve">https://www.data.gouv.fr/datasets/france-travail-offres-demploi</w:t>
+        </w:r>
+      </w:hyperlink>
+      <w:r>
+        <w:rPr>
+          <w:sz w:val="16"/>
+        </w:rPr>
+        <w:br/>
+        <w:t>PERIMETRE : France | RESULTAT_UTILISE : Jeu de données des offres actives en temps réel, mis à jour le 06/05/2026. Extrait : « This dataset provides real-time active job offers collected by France Travail and those from its selected partners, with the last update on May 6, 2026 » | PAGE_SI_PDF : NC | FIABILITE : FORTE</w:t>
+      </w:r>
+    </w:p>
+    <w:p>
+      <w:r>
+        <w:rPr>
+          <w:b/>
+          <w:sz w:val="16"/>
+        </w:rPr>
+        <w:t>59. Offres d'emploi et recrutements – Offres publiées (statistiques France Travail)</w:t>
+      </w:r>
+      <w:r>
+        <w:rPr>
+          <w:sz w:val="16"/>
+        </w:rPr>
+        <w:br/>
+        <w:t>ORGANISME_OU_MEDIA : France Travail (statistiques.francetravail.org) | AUTEUR : non indiqué | DATE_PUBLICATION : 2026 | DATE_CONSULTATION : 2026-09-06</w:t>
+        <w:br/>
+        <w:t xml:space="preserve">URL : </w:t>
+      </w:r>
+      <w:hyperlink r:id="rId78">
+        <w:r>
+          <w:rPr>
+            <w:color w:val="0563C1"/>
+            <w:u w:val="single"/>
+          </w:rPr>
+          <w:t xml:space="preserve">https://statistiques.francetravail.org/offres/offrespub?type=1</w:t>
+        </w:r>
+      </w:hyperlink>
+      <w:r>
+        <w:rPr>
+          <w:sz w:val="16"/>
+        </w:rPr>
+        <w:br/>
+        <w:t>PERIMETRE : France | RESULTAT_UTILISE : Au 2e trimestre (2026 selon l'extrait), 31,6 % des offres déposées directement à France Travail et 68,4 % transmises par les partenaires. Extrait : « 31,6% des offres du 2e trimestre ont été directement déposées à France Travail et 68,4% ont été transmises par les partenaires de France Travail » | PAGE_SI_PDF : NC | FIABILITE : FORTE</w:t>
+      </w:r>
+    </w:p>
+    <w:p>
+      <w:r>
+        <w:rPr>
+          <w:b/>
+          <w:sz w:val="16"/>
+        </w:rPr>
+        <w:t>60. La situation sur le marché du travail au 2e trimestre 2026</w:t>
+      </w:r>
+      <w:r>
+        <w:rPr>
+          <w:sz w:val="16"/>
+        </w:rPr>
+        <w:br/>
+        <w:t>ORGANISME_OU_MEDIA : Dares | AUTEUR : non indiqué | DATE_PUBLICATION : 2026 | DATE_CONSULTATION : 2026-09-06</w:t>
+        <w:br/>
+        <w:t xml:space="preserve">URL : </w:t>
+      </w:r>
+      <w:hyperlink r:id="rId79">
+        <w:r>
+          <w:rPr>
+            <w:color w:val="0563C1"/>
+            <w:u w:val="single"/>
+          </w:rPr>
+          <w:t xml:space="preserve">https://dares.travail-emploi.gouv.fr/publication/la-situation-sur-le-marche-du-travail-au-2e-trimestre-2026</w:t>
+        </w:r>
+      </w:hyperlink>
+      <w:r>
+        <w:rPr>
+          <w:sz w:val="16"/>
+        </w:rPr>
+        <w:br/>
+        <w:t>PERIMETRE : France | RESULTAT_UTILISE : T2 2026 : 5 801 500 demandeurs d'emploi cat. A, B, C, dont 3 323 000 en catégorie A ; +1,3 % sur le trimestre (+73 500), +3,2 % sur un an. Extrait : « le nombre de demandeurs d'emploi inscrits à France Travail et tenus de rechercher un emploi (catégories A, B, C) s'établit à 5 801 500, dont 3 323 000 sont sans emploi (catégorie A) » ; « croît de 1,3% sur le trimestre (+73 500) et augmente de 3,2% sur un an » | PAGE_SI_PDF : NC | FIABILITE : FORTE</w:t>
+      </w:r>
+    </w:p>
+    <w:p>
+      <w:r>
+        <w:rPr>
+          <w:b/>
+          <w:sz w:val="16"/>
+        </w:rPr>
+        <w:t>61. Enquête BMO 2026 : 100 700 projets de recrutement en Normandie</w:t>
+      </w:r>
+      <w:r>
+        <w:rPr>
+          <w:sz w:val="16"/>
+        </w:rPr>
+        <w:br/>
+        <w:t>ORGANISME_OU_MEDIA : Normandinamik (CCI Normandie), relais France Travail | AUTEUR : non indiqué | DATE_PUBLICATION : 2026 | DATE_CONSULTATION : 2026-09-06</w:t>
+        <w:br/>
+        <w:t xml:space="preserve">URL : </w:t>
+      </w:r>
+      <w:hyperlink r:id="rId80">
+        <w:r>
+          <w:rPr>
+            <w:color w:val="0563C1"/>
+            <w:u w:val="single"/>
+          </w:rPr>
+          <w:t xml:space="preserve">https://www.normandinamik.cci.fr/enquete-bmo-2026-100-700-projets-de-recrutement-en-normandie/</w:t>
+        </w:r>
+      </w:hyperlink>
+      <w:r>
+        <w:rPr>
+          <w:sz w:val="16"/>
+        </w:rPr>
+        <w:br/>
+        <w:t>PERIMETRE : Région Normandie | RESULTAT_UTILISE : Normandie : environ 100 700 projets de recrutement en 2026 ; 22 650 établissements répondants. Extrait : « In Normandy, 101,200 establishments were surveyed (from the SIRENE directory), with 82,200 interrogated by end of 2025, and 22,650 establishments responded [...] approximately 100,700 recruitment projects » | PAGE_SI_PDF : NC | FIABILITE : MOYENNE</w:t>
+      </w:r>
+    </w:p>
+    <w:p>
+      <w:r>
+        <w:rPr>
+          <w:b/>
+          <w:sz w:val="16"/>
+        </w:rPr>
+        <w:t>62. La filière numérique en Bourgogne-Franche-Comté – Juillet 2026</w:t>
+      </w:r>
+      <w:r>
+        <w:rPr>
+          <w:sz w:val="16"/>
+        </w:rPr>
+        <w:br/>
+        <w:t>ORGANISME_OU_MEDIA : DREETS Bourgogne-Franche-Comté | AUTEUR : non indiqué | DATE_PUBLICATION : 2026-07 | DATE_CONSULTATION : 2026-09-06</w:t>
+        <w:br/>
+        <w:t xml:space="preserve">URL : </w:t>
+      </w:r>
+      <w:hyperlink r:id="rId81">
+        <w:r>
+          <w:rPr>
+            <w:color w:val="0563C1"/>
+            <w:u w:val="single"/>
+          </w:rPr>
+          <w:t xml:space="preserve">https://bourgogne-franche-comte.dreets.gouv.fr/La-filiere-numerique-en-Bourgogne-Franche-Comte-Juillet-2026</w:t>
+        </w:r>
+      </w:hyperlink>
+      <w:r>
+        <w:rPr>
+          <w:sz w:val="16"/>
+        </w:rPr>
+        <w:br/>
+        <w:t>PERIMETRE : Région Bourgogne-Franche-Comté | RESULTAT_UTILISE : Publication DREETS de juillet 2026 sur la filière numérique régionale (chiffres non visibles dans l'extrait) ; BFC = plus forte baisse des difficultés de recrutement BMO 2026 (-10,1 points). Extrait : « La filière numérique en Bourgogne-Franche-Comté – Juillet 2026 » ; « Bourgogne-Franche-Comté registered the strongest decline in recruitment difficulties (-10.1 points) » | PAGE_SI_PDF : NC | FIABILITE : FORTE</w:t>
+      </w:r>
+    </w:p>
+    <w:p>
+      <w:r>
+        <w:rPr>
+          <w:b/>
+          <w:sz w:val="16"/>
+        </w:rPr>
+        <w:t>63. Besoins en main-d'œuvre : 2,28 millions de postes à pourvoir en 2026</w:t>
+      </w:r>
+      <w:r>
+        <w:rPr>
+          <w:sz w:val="16"/>
+        </w:rPr>
+        <w:br/>
+        <w:t>ORGANISME_OU_MEDIA : France Travail | AUTEUR : non indiqué | DATE_PUBLICATION : 2026 | DATE_CONSULTATION : 2026-09-06</w:t>
+        <w:br/>
+        <w:t xml:space="preserve">URL : </w:t>
+      </w:r>
+      <w:hyperlink r:id="rId82">
+        <w:r>
+          <w:rPr>
+            <w:color w:val="0563C1"/>
+            <w:u w:val="single"/>
+          </w:rPr>
+          <w:t xml:space="preserve">https://www.francetravail.fr/candidat/decouvrir-le-marche-du-travail/besoins-en-main-doeuvre.html</w:t>
+        </w:r>
+      </w:hyperlink>
+      <w:r>
+        <w:rPr>
+          <w:sz w:val="16"/>
+        </w:rPr>
+        <w:br/>
+        <w:t>PERIMETRE : France | RESULTAT_UTILISE : 2,28 millions de postes à pourvoir en 2026 ; 43,8 % de projets jugés difficiles (vs 50,1 % en 2025). Extrait : « 2.28 million positions to fill in 2026, and recruitment difficulties declining significantly with less than one in two projects considered difficult (43.8%, compared to 50.1% in 2025) ». NB : URL déjà référencée ; chiffre difficulté 2025 vs 2026 précisé. | PAGE_SI_PDF : NC | FIABILITE : FORTE</w:t>
+      </w:r>
+    </w:p>
+    <w:p>
+      <w:r>
+        <w:rPr>
+          <w:b/>
+          <w:sz w:val="16"/>
+        </w:rPr>
+        <w:t>64. Marché du numérique en France : bilan 2025 et perspectives 2026 (Numeum)</w:t>
+      </w:r>
+      <w:r>
+        <w:rPr>
+          <w:sz w:val="16"/>
+        </w:rPr>
+        <w:br/>
+        <w:t>ORGANISME_OU_MEDIA : Unowhy (relais conférence Numeum du 22/01/2026) | AUTEUR : non indiqué | DATE_PUBLICATION : 2026-01-22 | DATE_CONSULTATION : 2026-09-06</w:t>
+        <w:br/>
+        <w:t xml:space="preserve">URL : </w:t>
+      </w:r>
+      <w:hyperlink r:id="rId83">
+        <w:r>
+          <w:rPr>
+            <w:color w:val="0563C1"/>
+            <w:u w:val="single"/>
+          </w:rPr>
+          <w:t xml:space="preserve">https://www.unowhy.com/2026/01/22/marche-numerique-france-bilan-2025-perspectives-2026-numeum/</w:t>
+        </w:r>
+      </w:hyperlink>
+      <w:r>
+        <w:rPr>
+          <w:sz w:val="16"/>
+        </w:rPr>
+        <w:br/>
+        <w:t>PERIMETRE : France – secteur numérique (ESN, éditeurs, conseil) | RESULTAT_UTILISE : Effectifs du numérique ≈ 666 000 salariés (+50 % en dix ans) ; recul des effectifs pour la 2e année consécutive : -1,8 % entre 2023 et 2025 ; 2024 = -7 500 emplois ; 2025 = stabilisation des recrutements. Extrait : « En dix ans, les effectifs ont progressé de 50% pour atteindre environ 666 000 salariés » ; « les effectifs du secteur du numérique ont reculé pour la deuxième année consécutive, soit une baisse de -1,8 % entre 2023 et 2025 » ; « Le ralentissement de 2024 se traduit par une perte de 7 500 emplois » | PAGE_SI_PDF : NC | FIABILITE : MOYENNE</w:t>
+      </w:r>
+    </w:p>
+    <w:p>
+      <w:r>
+        <w:rPr>
+          <w:b/>
+          <w:sz w:val="16"/>
+        </w:rPr>
+        <w:t>65. Emploi dans le numérique : « Nous sommes loin de la job apocalypse qu'on nous promet »</w:t>
+      </w:r>
+      <w:r>
+        <w:rPr>
+          <w:sz w:val="16"/>
+        </w:rPr>
+        <w:br/>
+        <w:t>ORGANISME_OU_MEDIA : Blog du Modérateur (entretien / relais Numeum) | AUTEUR : non indiqué | DATE_PUBLICATION : 2026 | DATE_CONSULTATION : 2026-09-06</w:t>
+        <w:br/>
+        <w:t xml:space="preserve">URL : </w:t>
+      </w:r>
+      <w:hyperlink r:id="rId17">
+        <w:r>
+          <w:rPr>
+            <w:color w:val="0563C1"/>
+            <w:u w:val="single"/>
+          </w:rPr>
+          <w:t xml:space="preserve">https://www.blogdumoderateur.com/emploi-numerique-loin-job-apocalypse-promet/</w:t>
+        </w:r>
+      </w:hyperlink>
+      <w:r>
+        <w:rPr>
+          <w:sz w:val="16"/>
+        </w:rPr>
+        <w:br/>
+        <w:t>PERIMETRE : France – secteur numérique | RESULTAT_UTILISE : 33 % des ESN déclarent avoir diminué leurs recrutements de jeunes diplômés au 1er semestre 2026 ; impact direct de l'IA sur les effectifs jugé limité (l'IA modifie d'abord métiers et compétences) ; gains de productivité ≈ 17 % grâce à l'IA générative chez les éditeurs. Extrait : « 33 % des ESN déclarent avoir diminué leurs recrutements de jeunes diplômés au premier semestre 2026 » ; « Numeum évoque des gains de productivité de l'ordre de 17 % grâce à l'IA générative chez les éditeurs de logiciels » | PAGE_SI_PDF : NC | FIABILITE : MOYENNE</w:t>
+      </w:r>
+    </w:p>
+    <w:p>
+      <w:r>
+        <w:rPr>
+          <w:b/>
+          <w:sz w:val="16"/>
+        </w:rPr>
+        <w:t>66. Secteur du numérique français : légère croissance anticipée pour 2026, l'IA comme trublion</w:t>
+      </w:r>
+      <w:r>
+        <w:rPr>
+          <w:sz w:val="16"/>
+        </w:rPr>
+        <w:br/>
+        <w:t>ORGANISME_OU_MEDIA : La Revue du Digital (relais Numeum) | AUTEUR : non indiqué | DATE_PUBLICATION : 2026 | DATE_CONSULTATION : 2026-09-06</w:t>
+        <w:br/>
+        <w:t xml:space="preserve">URL : </w:t>
+      </w:r>
+      <w:hyperlink r:id="rId84">
+        <w:r>
+          <w:rPr>
+            <w:color w:val="0563C1"/>
+            <w:u w:val="single"/>
+          </w:rPr>
+          <w:t xml:space="preserve">https://www.larevuedudigital.com/secteur-du-numerique-francais-legere-croissance-anticipee-pour-2026-lia-en-embuscade/</w:t>
+        </w:r>
+      </w:hyperlink>
+      <w:r>
+        <w:rPr>
+          <w:sz w:val="16"/>
+        </w:rPr>
+        <w:br/>
+        <w:t>PERIMETRE : France – secteur numérique | RESULTAT_UTILISE : Numeum anticipe une accélération du marché en 2026 portée par l'IA et un retour progressif de la croissance des services. Extrait : « Numeum anticipe une accélération du marché du numérique en 2026, portée par l'IA et un retour progressif de la croissance des services » | PAGE_SI_PDF : NC | FIABILITE : MOYENNE</w:t>
+      </w:r>
+    </w:p>
+    <w:p>
+      <w:r>
+        <w:rPr>
+          <w:b/>
+          <w:sz w:val="16"/>
+        </w:rPr>
+        <w:t>67. Enquête BMO 2026 : France Travail déploie sa stratégie sectorielle face à près de 2,3 millions de projets de recrutement</w:t>
       </w:r>
       <w:r>
         <w:rPr>
@@ -12654,7 +14316,7 @@
         <w:br/>
         <w:t xml:space="preserve">URL : </w:t>
       </w:r>
-      <w:hyperlink r:id="rId44">
+      <w:hyperlink r:id="rId85">
         <w:r>
           <w:rPr>
             <w:color w:val="0563C1"/>
@@ -12677,7 +14339,7 @@
           <w:b/>
           <w:sz w:val="16"/>
         </w:rPr>
-        <w:t>25. Enquête BMO France Travail 2026 : 2,3M projets de recrutement</w:t>
+        <w:t>68. Enquête BMO France Travail 2026 : 2,3M projets de recrutement</w:t>
       </w:r>
       <w:r>
         <w:rPr>
@@ -12688,7 +14350,7 @@
         <w:br/>
         <w:t xml:space="preserve">URL : </w:t>
       </w:r>
-      <w:hyperlink r:id="rId45">
+      <w:hyperlink r:id="rId86">
         <w:r>
           <w:rPr>
             <w:color w:val="0563C1"/>
@@ -12711,7 +14373,7 @@
           <w:b/>
           <w:sz w:val="16"/>
         </w:rPr>
-        <w:t>26. Ce que dit France Travail sur les intentions de recrutement en 2026</w:t>
+        <w:t>69. Ce que dit France Travail sur les intentions de recrutement en 2026</w:t>
       </w:r>
       <w:r>
         <w:rPr>
@@ -12722,7 +14384,7 @@
         <w:br/>
         <w:t xml:space="preserve">URL : </w:t>
       </w:r>
-      <w:hyperlink r:id="rId46">
+      <w:hyperlink r:id="rId87">
         <w:r>
           <w:rPr>
             <w:color w:val="0563C1"/>
@@ -12745,52 +14407,18 @@
           <w:b/>
           <w:sz w:val="16"/>
         </w:rPr>
-        <w:t>27. Besoins en main-d'œuvre (BMO) 2026 : 44 250 recrutements attendus en 2026 dans le 06, des tensions toujours fortes sur le marché de l'emploi</w:t>
-      </w:r>
-      <w:r>
-        <w:rPr>
-          <w:sz w:val="16"/>
-        </w:rPr>
-        <w:br/>
-        <w:t>ORGANISME_OU_MEDIA : Les Petites Affiches (presse) relayant France Travail Alpes-Maritimes | AUTEUR : non indiqué | DATE_PUBLICATION : 2026 | DATE_CONSULTATION : 2026-09-06</w:t>
+        <w:t>70. BMO France Travail 2025 : les métiers qui recrutent et comment s'y former</w:t>
+      </w:r>
+      <w:r>
+        <w:rPr>
+          <w:sz w:val="16"/>
+        </w:rPr>
+        <w:br/>
+        <w:t>ORGANISME_OU_MEDIA : Afpa relayant France Travail BMO 2025 | AUTEUR : non indiqué | DATE_PUBLICATION : 2025 | DATE_CONSULTATION : 2026-09-06</w:t>
         <w:br/>
         <w:t xml:space="preserve">URL : </w:t>
       </w:r>
-      <w:hyperlink r:id="rId47">
-        <w:r>
-          <w:rPr>
-            <w:color w:val="0563C1"/>
-            <w:u w:val="single"/>
-          </w:rPr>
-          <w:t xml:space="preserve">https://www.petitesaffiches.fr/actualites,069/economie,045/besoins-en-main-d-oeuvre-bmo-2026,42246.html</w:t>
-        </w:r>
-      </w:hyperlink>
-      <w:r>
-        <w:rPr>
-          <w:sz w:val="16"/>
-        </w:rPr>
-        <w:br/>
-        <w:t>PERIMETRE : Alpes-Maritimes (06) | RESULTAT_UTILISE : 44 250 recrutements attendus en 2026 dans le 06 ; tensions particulièrement fortes pour les postes d'ingénieurs et cadres d'étude en informatique et télécommunications | PAGE_SI_PDF : - | FIABILITE : MOYENNE</w:t>
-      </w:r>
-    </w:p>
-    <w:p>
-      <w:r>
-        <w:rPr>
-          <w:b/>
-          <w:sz w:val="16"/>
-        </w:rPr>
-        <w:t>28. BMO France Travail 2025 : les métiers qui recrutent et comment s'y former</w:t>
-      </w:r>
-      <w:r>
-        <w:rPr>
-          <w:sz w:val="16"/>
-        </w:rPr>
-        <w:br/>
-        <w:t>ORGANISME_OU_MEDIA : Afpa relayant France Travail BMO 2025 | AUTEUR : non indiqué | DATE_PUBLICATION : 2025 | DATE_CONSULTATION : 2026-09-06</w:t>
-        <w:br/>
-        <w:t xml:space="preserve">URL : </w:t>
-      </w:r>
-      <w:hyperlink r:id="rId48">
+      <w:hyperlink r:id="rId88">
         <w:r>
           <w:rPr>
             <w:color w:val="0563C1"/>
@@ -12813,7 +14441,7 @@
           <w:b/>
           <w:sz w:val="16"/>
         </w:rPr>
-        <w:t>29. Besoins en main-d'œuvre (BMO) 2025 - communiqué</w:t>
+        <w:t>71. Besoins en main-d'œuvre (BMO) 2025 - communiqué</w:t>
       </w:r>
       <w:r>
         <w:rPr>
@@ -12824,7 +14452,7 @@
         <w:br/>
         <w:t xml:space="preserve">URL : </w:t>
       </w:r>
-      <w:hyperlink r:id="rId49">
+      <w:hyperlink r:id="rId89">
         <w:r>
           <w:rPr>
             <w:color w:val="0563C1"/>
@@ -12847,7 +14475,7 @@
           <w:b/>
           <w:sz w:val="16"/>
         </w:rPr>
-        <w:t>30. Les offres dev ont chuté de 80% en France : comment survivre au marché 2026</w:t>
+        <w:t>72. Les offres dev ont chuté de 80% en France : comment survivre au marché 2026</w:t>
       </w:r>
       <w:r>
         <w:rPr>
@@ -12858,7 +14486,7 @@
         <w:br/>
         <w:t xml:space="preserve">URL : </w:t>
       </w:r>
-      <w:hyperlink r:id="rId50">
+      <w:hyperlink r:id="rId90">
         <w:r>
           <w:rPr>
             <w:color w:val="0563C1"/>
@@ -12881,7 +14509,7 @@
           <w:b/>
           <w:sz w:val="16"/>
         </w:rPr>
-        <w:t>31. L'emploi IT devrait rebondir en France en 2026</w:t>
+        <w:t>73. L'emploi IT devrait rebondir en France en 2026</w:t>
       </w:r>
       <w:r>
         <w:rPr>
@@ -12915,7 +14543,7 @@
           <w:b/>
           <w:sz w:val="16"/>
         </w:rPr>
-        <w:t>32. Métiers du numérique : les tendances de l'emploi en 2024</w:t>
+        <w:t>74. Métiers du numérique : les tendances de l'emploi en 2024</w:t>
       </w:r>
       <w:r>
         <w:rPr>
@@ -12926,7 +14554,7 @@
         <w:br/>
         <w:t xml:space="preserve">URL : </w:t>
       </w:r>
-      <w:hyperlink r:id="rId51">
+      <w:hyperlink r:id="rId91">
         <w:r>
           <w:rPr>
             <w:color w:val="0563C1"/>
@@ -12949,7 +14577,7 @@
           <w:b/>
           <w:sz w:val="16"/>
         </w:rPr>
-        <w:t>33. Prévisions de recrutements de cadres 2026</w:t>
+        <w:t>75. Prévisions de recrutements de cadres 2026</w:t>
       </w:r>
       <w:r>
         <w:rPr>
@@ -12960,7 +14588,7 @@
         <w:br/>
         <w:t xml:space="preserve">URL : </w:t>
       </w:r>
-      <w:hyperlink r:id="rId52">
+      <w:hyperlink r:id="rId92">
         <w:r>
           <w:rPr>
             <w:color w:val="0563C1"/>
@@ -12983,7 +14611,7 @@
           <w:b/>
           <w:sz w:val="16"/>
         </w:rPr>
-        <w:t>34. Recrutements de cadres : après deux années de recul, le marché pourrait redémarrer en 2026</w:t>
+        <w:t>76. Recrutements de cadres : après deux années de recul, le marché pourrait redémarrer en 2026</w:t>
       </w:r>
       <w:r>
         <w:rPr>
@@ -12994,7 +14622,7 @@
         <w:br/>
         <w:t xml:space="preserve">URL : </w:t>
       </w:r>
-      <w:hyperlink r:id="rId53">
+      <w:hyperlink r:id="rId93">
         <w:r>
           <w:rPr>
             <w:color w:val="0563C1"/>
@@ -13017,7 +14645,7 @@
           <w:b/>
           <w:sz w:val="16"/>
         </w:rPr>
-        <w:t>35. L'Apec table sur un redémarrage prudent du recrutement des cadres IT en 2026</w:t>
+        <w:t>77. L'Apec table sur un redémarrage prudent du recrutement des cadres IT en 2026</w:t>
       </w:r>
       <w:r>
         <w:rPr>
@@ -13028,7 +14656,7 @@
         <w:br/>
         <w:t xml:space="preserve">URL : </w:t>
       </w:r>
-      <w:hyperlink r:id="rId54">
+      <w:hyperlink r:id="rId94">
         <w:r>
           <w:rPr>
             <w:color w:val="0563C1"/>
@@ -13051,7 +14679,7 @@
           <w:b/>
           <w:sz w:val="16"/>
         </w:rPr>
-        <w:t>36. Bilan 2025 des recrutements cadres et les prévisions 2026 (Apec - 02/04/2026)</w:t>
+        <w:t>78. Bilan 2025 des recrutements cadres et les prévisions 2026 (Apec - 02/04/2026)</w:t>
       </w:r>
       <w:r>
         <w:rPr>
@@ -13062,7 +14690,7 @@
         <w:br/>
         <w:t xml:space="preserve">URL : </w:t>
       </w:r>
-      <w:hyperlink r:id="rId55">
+      <w:hyperlink r:id="rId95">
         <w:r>
           <w:rPr>
             <w:color w:val="0563C1"/>
@@ -13085,7 +14713,7 @@
           <w:b/>
           <w:sz w:val="16"/>
         </w:rPr>
-        <w:t>37. Baromètre Apec – 1er trimestre 2026</w:t>
+        <w:t>79. Baromètre Apec – 1er trimestre 2026</w:t>
       </w:r>
       <w:r>
         <w:rPr>
@@ -13096,7 +14724,7 @@
         <w:br/>
         <w:t xml:space="preserve">URL : </w:t>
       </w:r>
-      <w:hyperlink r:id="rId56">
+      <w:hyperlink r:id="rId96">
         <w:r>
           <w:rPr>
             <w:color w:val="0563C1"/>
@@ -13119,7 +14747,7 @@
           <w:b/>
           <w:sz w:val="16"/>
         </w:rPr>
-        <w:t>38. Baromètre des intentions de recrutement de cadres 2e trimestre 2026</w:t>
+        <w:t>80. Baromètre des intentions de recrutement de cadres 2e trimestre 2026</w:t>
       </w:r>
       <w:r>
         <w:rPr>
@@ -13130,7 +14758,7 @@
         <w:br/>
         <w:t xml:space="preserve">URL : </w:t>
       </w:r>
-      <w:hyperlink r:id="rId57">
+      <w:hyperlink r:id="rId97">
         <w:r>
           <w:rPr>
             <w:color w:val="0563C1"/>
@@ -13153,7 +14781,7 @@
           <w:b/>
           <w:sz w:val="16"/>
         </w:rPr>
-        <w:t>39. Recrutements de cadres : un premier trimestre 2026 sous de meilleurs auspices</w:t>
+        <w:t>81. Recrutements de cadres : un premier trimestre 2026 sous de meilleurs auspices</w:t>
       </w:r>
       <w:r>
         <w:rPr>
@@ -13164,7 +14792,7 @@
         <w:br/>
         <w:t xml:space="preserve">URL : </w:t>
       </w:r>
-      <w:hyperlink r:id="rId58">
+      <w:hyperlink r:id="rId98">
         <w:r>
           <w:rPr>
             <w:color w:val="0563C1"/>
@@ -13187,7 +14815,7 @@
           <w:b/>
           <w:sz w:val="16"/>
         </w:rPr>
-        <w:t>40. La demande en développeurs et chefs de projets IT s'érode en 2025</w:t>
+        <w:t>82. La demande en développeurs et chefs de projets IT s'érode en 2025</w:t>
       </w:r>
       <w:r>
         <w:rPr>
@@ -13198,7 +14826,7 @@
         <w:br/>
         <w:t xml:space="preserve">URL : </w:t>
       </w:r>
-      <w:hyperlink r:id="rId59">
+      <w:hyperlink r:id="rId99">
         <w:r>
           <w:rPr>
             <w:color w:val="0563C1"/>
@@ -13221,7 +14849,7 @@
           <w:b/>
           <w:sz w:val="16"/>
         </w:rPr>
-        <w:t>41. Les métiers cadres porteurs en 2025 (étude Apec, PDF)</w:t>
+        <w:t>83. Les métiers cadres porteurs en 2025 (étude Apec, PDF)</w:t>
       </w:r>
       <w:r>
         <w:rPr>
@@ -13232,7 +14860,7 @@
         <w:br/>
         <w:t xml:space="preserve">URL : </w:t>
       </w:r>
-      <w:hyperlink r:id="rId60">
+      <w:hyperlink r:id="rId100">
         <w:r>
           <w:rPr>
             <w:color w:val="0563C1"/>
@@ -13255,7 +14883,7 @@
           <w:b/>
           <w:sz w:val="16"/>
         </w:rPr>
-        <w:t>42. Observatoire de l'emploi IDF - statistiques France Travail Île-de-France (BMO 2026 numérique)</w:t>
+        <w:t>84. Observatoire de l'emploi IDF - statistiques France Travail Île-de-France (BMO 2026 numérique)</w:t>
       </w:r>
       <w:r>
         <w:rPr>
@@ -13266,7 +14894,7 @@
         <w:br/>
         <w:t xml:space="preserve">URL : </w:t>
       </w:r>
-      <w:hyperlink r:id="rId61">
+      <w:hyperlink r:id="rId101">
         <w:r>
           <w:rPr>
             <w:color w:val="0563C1"/>
@@ -13289,7 +14917,7 @@
           <w:b/>
           <w:sz w:val="16"/>
         </w:rPr>
-        <w:t>43. Jeunes diplômé.es d'un Bac +5 : une insertion plus difficile et au prix de concessions importantes</w:t>
+        <w:t>85. Jeunes diplômé.es d'un Bac +5 : une insertion plus difficile et au prix de concessions importantes</w:t>
       </w:r>
       <w:r>
         <w:rPr>
@@ -13300,7 +14928,7 @@
         <w:br/>
         <w:t xml:space="preserve">URL : </w:t>
       </w:r>
-      <w:hyperlink r:id="rId62">
+      <w:hyperlink r:id="rId102">
         <w:r>
           <w:rPr>
             <w:color w:val="0563C1"/>
@@ -13323,7 +14951,7 @@
           <w:b/>
           <w:sz w:val="16"/>
         </w:rPr>
-        <w:t>44. Les prévisions d'emploi des cadres en berne affectent les jeunes diplômés</w:t>
+        <w:t>86. Les prévisions d'emploi des cadres en berne affectent les jeunes diplômés</w:t>
       </w:r>
       <w:r>
         <w:rPr>
@@ -13334,7 +14962,7 @@
         <w:br/>
         <w:t xml:space="preserve">URL : </w:t>
       </w:r>
-      <w:hyperlink r:id="rId63">
+      <w:hyperlink r:id="rId103">
         <w:r>
           <w:rPr>
             <w:color w:val="0563C1"/>
@@ -13357,7 +14985,7 @@
           <w:b/>
           <w:sz w:val="16"/>
         </w:rPr>
-        <w:t>45. Les salaires des cadres IT analysés par l'Apec en 2025</w:t>
+        <w:t>87. Les salaires des cadres IT analysés par l'Apec en 2025</w:t>
       </w:r>
       <w:r>
         <w:rPr>
@@ -13368,7 +14996,7 @@
         <w:br/>
         <w:t xml:space="preserve">URL : </w:t>
       </w:r>
-      <w:hyperlink r:id="rId64">
+      <w:hyperlink r:id="rId104">
         <w:r>
           <w:rPr>
             <w:color w:val="0563C1"/>
@@ -13391,7 +15019,7 @@
           <w:b/>
           <w:sz w:val="16"/>
         </w:rPr>
-        <w:t>46. Grille de salaires tech &amp; cadres 2026 : le guide complet (Paris &amp; France)</w:t>
+        <w:t>88. Grille de salaires tech &amp; cadres 2026 : le guide complet (Paris &amp; France)</w:t>
       </w:r>
       <w:r>
         <w:rPr>
@@ -13402,7 +15030,7 @@
         <w:br/>
         <w:t xml:space="preserve">URL : </w:t>
       </w:r>
-      <w:hyperlink r:id="rId65">
+      <w:hyperlink r:id="rId105">
         <w:r>
           <w:rPr>
             <w:color w:val="0563C1"/>
@@ -13425,7 +15053,7 @@
           <w:b/>
           <w:sz w:val="16"/>
         </w:rPr>
-        <w:t>47. Salaire informatique 2026 : la grille des salaires par métier</w:t>
+        <w:t>89. Salaire informatique 2026 : la grille des salaires par métier</w:t>
       </w:r>
       <w:r>
         <w:rPr>
@@ -13436,7 +15064,7 @@
         <w:br/>
         <w:t xml:space="preserve">URL : </w:t>
       </w:r>
-      <w:hyperlink r:id="rId66">
+      <w:hyperlink r:id="rId106">
         <w:r>
           <w:rPr>
             <w:color w:val="0563C1"/>
@@ -13459,7 +15087,7 @@
           <w:b/>
           <w:sz w:val="16"/>
         </w:rPr>
-        <w:t>48. Les tensions sur le marché du travail en 2024</w:t>
+        <w:t>90. Les tensions sur le marché du travail en 2024</w:t>
       </w:r>
       <w:r>
         <w:rPr>
@@ -13493,7 +15121,7 @@
           <w:b/>
           <w:sz w:val="16"/>
         </w:rPr>
-        <w:t>49. Recrutements dans les métiers du numérique − Économie et société à l'ère du numérique</w:t>
+        <w:t>91. Recrutements dans les métiers du numérique − Économie et société à l'ère du numérique</w:t>
       </w:r>
       <w:r>
         <w:rPr>
@@ -13527,7 +15155,7 @@
           <w:b/>
           <w:sz w:val="16"/>
         </w:rPr>
-        <w:t>50. Marché du numérique en France : bilan 2025 et perspectives 2026 (communiqué S2 2025)</w:t>
+        <w:t>92. Marché du numérique en France : bilan 2025 et perspectives 2026 (communiqué S2 2025)</w:t>
       </w:r>
       <w:r>
         <w:rPr>
@@ -13538,7 +15166,7 @@
         <w:br/>
         <w:t xml:space="preserve">URL : </w:t>
       </w:r>
-      <w:hyperlink r:id="rId67">
+      <w:hyperlink r:id="rId107">
         <w:r>
           <w:rPr>
             <w:color w:val="0563C1"/>
@@ -13561,7 +15189,7 @@
           <w:b/>
           <w:sz w:val="16"/>
         </w:rPr>
-        <w:t>51. Le numérique en 2025 : un marché de l'emploi plus prudent, mais toujours attractif</w:t>
+        <w:t>93. Le numérique en 2025 : un marché de l'emploi plus prudent, mais toujours attractif</w:t>
       </w:r>
       <w:r>
         <w:rPr>
@@ -13572,7 +15200,7 @@
         <w:br/>
         <w:t xml:space="preserve">URL : </w:t>
       </w:r>
-      <w:hyperlink r:id="rId68">
+      <w:hyperlink r:id="rId108">
         <w:r>
           <w:rPr>
             <w:color w:val="0563C1"/>
@@ -13595,7 +15223,7 @@
           <w:b/>
           <w:sz w:val="16"/>
         </w:rPr>
-        <w:t>52. Marché numérique : + 2 % en 2025, + 4,3 % prévus en 2026, recrutements en baisse en ESN (Numeum)</w:t>
+        <w:t>94. Marché numérique : + 2 % en 2025, + 4,3 % prévus en 2026, recrutements en baisse en ESN (Numeum)</w:t>
       </w:r>
       <w:r>
         <w:rPr>
@@ -13606,7 +15234,7 @@
         <w:br/>
         <w:t xml:space="preserve">URL : </w:t>
       </w:r>
-      <w:hyperlink r:id="rId69">
+      <w:hyperlink r:id="rId109">
         <w:r>
           <w:rPr>
             <w:color w:val="0563C1"/>
@@ -13629,7 +15257,7 @@
           <w:b/>
           <w:sz w:val="16"/>
         </w:rPr>
-        <w:t>53. Numeum table sur une croissance de 3% du numérique français en 2026 (baromètre S1 2026)</w:t>
+        <w:t>95. Numeum table sur une croissance de 3% du numérique français en 2026 (baromètre S1 2026)</w:t>
       </w:r>
       <w:r>
         <w:rPr>
@@ -13640,7 +15268,7 @@
         <w:br/>
         <w:t xml:space="preserve">URL : </w:t>
       </w:r>
-      <w:hyperlink r:id="rId70">
+      <w:hyperlink r:id="rId110">
         <w:r>
           <w:rPr>
             <w:color w:val="0563C1"/>
@@ -13663,120 +15291,18 @@
           <w:b/>
           <w:sz w:val="16"/>
         </w:rPr>
-        <w:t>54. Emploi dans le numérique : « Nous sommes loin de la job apocalypse qu'on nous promet »</w:t>
-      </w:r>
-      <w:r>
-        <w:rPr>
-          <w:sz w:val="16"/>
-        </w:rPr>
-        <w:br/>
-        <w:t>ORGANISME_OU_MEDIA : Blog du Modérateur (interview Numeum) | AUTEUR : non indiqué | DATE_PUBLICATION : 2026 | DATE_CONSULTATION : 2026-09-06</w:t>
+        <w:t>96. Les jeunes et l'IA : quels impacts concrets sur le marché du travail ?</w:t>
+      </w:r>
+      <w:r>
+        <w:rPr>
+          <w:sz w:val="16"/>
+        </w:rPr>
+        <w:br/>
+        <w:t>ORGANISME_OU_MEDIA : Blog du Modérateur | AUTEUR : non indiqué | DATE_PUBLICATION : 2026 | DATE_CONSULTATION : 2026-09-06</w:t>
         <w:br/>
         <w:t xml:space="preserve">URL : </w:t>
       </w:r>
-      <w:hyperlink r:id="rId17">
-        <w:r>
-          <w:rPr>
-            <w:color w:val="0563C1"/>
-            <w:u w:val="single"/>
-          </w:rPr>
-          <w:t xml:space="preserve">https://www.blogdumoderateur.com/emploi-numerique-loin-job-apocalypse-promet/</w:t>
-        </w:r>
-      </w:hyperlink>
-      <w:r>
-        <w:rPr>
-          <w:sz w:val="16"/>
-        </w:rPr>
-        <w:br/>
-        <w:t>PERIMETRE : France, emploi numérique, IA | RESULTAT_UTILISE : chiffres non présents dans l'extrait | PAGE_SI_PDF : - | FIABILITE : MOYENNE</w:t>
-      </w:r>
-    </w:p>
-    <w:p>
-      <w:r>
-        <w:rPr>
-          <w:b/>
-          <w:sz w:val="16"/>
-        </w:rPr>
-        <w:t>55. Marché du travail : 6 métiers sur 10 restent en tension forte ou très forte en 2024</w:t>
-      </w:r>
-      <w:r>
-        <w:rPr>
-          <w:sz w:val="16"/>
-        </w:rPr>
-        <w:br/>
-        <w:t>ORGANISME_OU_MEDIA : TPE Actu (presse) relayant Dares | AUTEUR : non indiqué | DATE_PUBLICATION : 2026-02-05 | DATE_CONSULTATION : 2026-09-06</w:t>
-        <w:br/>
-        <w:t xml:space="preserve">URL : </w:t>
-      </w:r>
-      <w:hyperlink r:id="rId71">
-        <w:r>
-          <w:rPr>
-            <w:color w:val="0563C1"/>
-            <w:u w:val="single"/>
-          </w:rPr>
-          <w:t xml:space="preserve">https://tpeactu.fr/2026/02/05/metiers-en-tension-marche-du-travail-2024/</w:t>
-        </w:r>
-      </w:hyperlink>
-      <w:r>
-        <w:rPr>
-          <w:sz w:val="16"/>
-        </w:rPr>
-        <w:br/>
-        <w:t>PERIMETRE : France | RESULTAT_UTILISE : 6 métiers sur 10 en tension forte ou très forte en 2024 | PAGE_SI_PDF : - | FIABILITE : MOYENNE</w:t>
-      </w:r>
-    </w:p>
-    <w:p>
-      <w:r>
-        <w:rPr>
-          <w:b/>
-          <w:sz w:val="16"/>
-        </w:rPr>
-        <w:t>56. Au premier trimestre 2026, le recul du secteur de l'information et communication continue de peser sur l'économie francilienne (Insee Conjoncture Île-de-France n°60)</w:t>
-      </w:r>
-      <w:r>
-        <w:rPr>
-          <w:sz w:val="16"/>
-        </w:rPr>
-        <w:br/>
-        <w:t>ORGANISME_OU_MEDIA : Insee | AUTEUR : non indiqué | DATE_PUBLICATION : 2026 (T1 2026, publication mi-2026) | DATE_CONSULTATION : 2026-09-06</w:t>
-        <w:br/>
-        <w:t xml:space="preserve">URL : </w:t>
-      </w:r>
-      <w:hyperlink r:id="rId72">
-        <w:r>
-          <w:rPr>
-            <w:color w:val="0563C1"/>
-            <w:u w:val="single"/>
-          </w:rPr>
-          <w:t xml:space="preserve">https://www.insee.fr/fr/statistiques/9006923</w:t>
-        </w:r>
-      </w:hyperlink>
-      <w:r>
-        <w:rPr>
-          <w:sz w:val="16"/>
-        </w:rPr>
-        <w:br/>
-        <w:t>PERIMETRE : Île-de-France, secteur information-communication, sous-secteur programmation/conseil informatique (NAF 62) | RESULTAT_UTILISE : heures rémunérées : -2,2 % sur un an dans la programmation, conseil et autres activités informatiques au T1 2026 ; secteur information-communication en perte de vitesse depuis plusieurs trimestres, heures rémunérées et emploi salarié baissent de nouveau | PAGE_SI_PDF : - | FIABILITE : FORTE</w:t>
-      </w:r>
-    </w:p>
-    <w:p>
-      <w:r>
-        <w:rPr>
-          <w:b/>
-          <w:sz w:val="16"/>
-        </w:rPr>
-        <w:t>57. Les jeunes et l'IA : quels impacts concrets sur le marché du travail ?</w:t>
-      </w:r>
-      <w:r>
-        <w:rPr>
-          <w:sz w:val="16"/>
-        </w:rPr>
-        <w:br/>
-        <w:t>ORGANISME_OU_MEDIA : Blog du Modérateur | AUTEUR : non indiqué | DATE_PUBLICATION : 2026 | DATE_CONSULTATION : 2026-09-06</w:t>
-        <w:br/>
-        <w:t xml:space="preserve">URL : </w:t>
-      </w:r>
-      <w:hyperlink r:id="rId73">
+      <w:hyperlink r:id="rId111">
         <w:r>
           <w:rPr>
             <w:color w:val="0563C1"/>
@@ -13799,7 +15325,7 @@
           <w:b/>
           <w:sz w:val="16"/>
         </w:rPr>
-        <w:t>58. Chiffres-clés de la France pour la NAF 62 (Programmation, conseil et autres activités informatiques)</w:t>
+        <w:t>97. Chiffres-clés de la France pour la NAF 62 (Programmation, conseil et autres activités informatiques)</w:t>
       </w:r>
       <w:r>
         <w:rPr>
@@ -13810,7 +15336,7 @@
         <w:br/>
         <w:t xml:space="preserve">URL : </w:t>
       </w:r>
-      <w:hyperlink r:id="rId74">
+      <w:hyperlink r:id="rId112">
         <w:r>
           <w:rPr>
             <w:color w:val="0563C1"/>
@@ -13833,7 +15359,7 @@
           <w:b/>
           <w:sz w:val="16"/>
         </w:rPr>
-        <w:t>59. Étude : Le marché du numérique français sort de la zone de turbulences, mais l'attentisme freine encore la reprise (baromètre S1 2026)</w:t>
+        <w:t>98. Étude : Le marché du numérique français sort de la zone de turbulences, mais l'attentisme freine encore la reprise (baromètre S1 2026)</w:t>
       </w:r>
       <w:r>
         <w:rPr>
@@ -13867,7 +15393,7 @@
           <w:b/>
           <w:sz w:val="16"/>
         </w:rPr>
-        <w:t>60. Marché du numérique : Numeum prévoit +4,3 % de croissance en 2026, l'emploi reste incertain</w:t>
+        <w:t>99. Marché du numérique : Numeum prévoit +4,3 % de croissance en 2026, l'emploi reste incertain</w:t>
       </w:r>
       <w:r>
         <w:rPr>
@@ -13878,7 +15404,7 @@
         <w:br/>
         <w:t xml:space="preserve">URL : </w:t>
       </w:r>
-      <w:hyperlink r:id="rId75">
+      <w:hyperlink r:id="rId113">
         <w:r>
           <w:rPr>
             <w:color w:val="0563C1"/>
@@ -13901,7 +15427,7 @@
           <w:b/>
           <w:sz w:val="16"/>
         </w:rPr>
-        <w:t>61. Emploi, compétences et IA générative : l'Opiiec analyse quatre secteurs en mutation</w:t>
+        <w:t>100. Emploi, compétences et IA générative : l'Opiiec analyse quatre secteurs en mutation</w:t>
       </w:r>
       <w:r>
         <w:rPr>
@@ -13912,7 +15438,7 @@
         <w:br/>
         <w:t xml:space="preserve">URL : </w:t>
       </w:r>
-      <w:hyperlink r:id="rId76">
+      <w:hyperlink r:id="rId114">
         <w:r>
           <w:rPr>
             <w:color w:val="0563C1"/>
@@ -13935,7 +15461,7 @@
           <w:b/>
           <w:sz w:val="16"/>
         </w:rPr>
-        <w:t>62. Software Development Job Postings on Indeed in France (IHLIDXFRTPSOFTDEVE)</w:t>
+        <w:t>101. Software Development Job Postings on Indeed in France (IHLIDXFRTPSOFTDEVE)</w:t>
       </w:r>
       <w:r>
         <w:rPr>
@@ -13969,7 +15495,7 @@
           <w:b/>
           <w:sz w:val="16"/>
         </w:rPr>
-        <w:t>63. AI and Job Postings: From Destruction to Creation?</w:t>
+        <w:t>102. AI and Job Postings: From Destruction to Creation?</w:t>
       </w:r>
       <w:r>
         <w:rPr>
@@ -13980,7 +15506,7 @@
         <w:br/>
         <w:t xml:space="preserve">URL : </w:t>
       </w:r>
-      <w:hyperlink r:id="rId77">
+      <w:hyperlink r:id="rId115">
         <w:r>
           <w:rPr>
             <w:color w:val="0563C1"/>
@@ -14003,7 +15529,7 @@
           <w:b/>
           <w:sz w:val="16"/>
         </w:rPr>
-        <w:t>64. Prévisions 2026 de recrutements de cadres en Île-de-France</w:t>
+        <w:t>103. Prévisions 2026 de recrutements de cadres en Île-de-France</w:t>
       </w:r>
       <w:r>
         <w:rPr>
@@ -14014,7 +15540,7 @@
         <w:br/>
         <w:t xml:space="preserve">URL : </w:t>
       </w:r>
-      <w:hyperlink r:id="rId78">
+      <w:hyperlink r:id="rId116">
         <w:r>
           <w:rPr>
             <w:color w:val="0563C1"/>
@@ -14037,7 +15563,7 @@
           <w:b/>
           <w:sz w:val="16"/>
         </w:rPr>
-        <w:t>65. Avril 2026 : l'IA progresse dans un marché du travail en recul</w:t>
+        <w:t>104. Avril 2026 : l'IA progresse dans un marché du travail en recul</w:t>
       </w:r>
       <w:r>
         <w:rPr>
@@ -14071,7 +15597,7 @@
           <w:b/>
           <w:sz w:val="16"/>
         </w:rPr>
-        <w:t>66. Le marché de l'emploi en 2026 : en pleine mutation face aux nouveaux équilibres économiques</w:t>
+        <w:t>105. Le marché de l'emploi en 2026 : en pleine mutation face aux nouveaux équilibres économiques</w:t>
       </w:r>
       <w:r>
         <w:rPr>
@@ -14105,7 +15631,7 @@
           <w:b/>
           <w:sz w:val="16"/>
         </w:rPr>
-        <w:t>67. Le marché du travail a démarré l'année de manière dynamique</w:t>
+        <w:t>106. Le marché du travail a démarré l'année de manière dynamique</w:t>
       </w:r>
       <w:r>
         <w:rPr>
@@ -14116,7 +15642,7 @@
         <w:br/>
         <w:t xml:space="preserve">URL : </w:t>
       </w:r>
-      <w:hyperlink r:id="rId79">
+      <w:hyperlink r:id="rId117">
         <w:r>
           <w:rPr>
             <w:color w:val="0563C1"/>
@@ -14139,7 +15665,7 @@
           <w:b/>
           <w:sz w:val="16"/>
         </w:rPr>
-        <w:t>68. Les offres d'emploi pour les développeurs ont chuté de 80 % en France depuis 2023 (étude relayée)</w:t>
+        <w:t>107. Les offres d'emploi pour les développeurs ont chuté de 80 % en France depuis 2023 (étude relayée)</w:t>
       </w:r>
       <w:r>
         <w:rPr>
@@ -14150,7 +15676,7 @@
         <w:br/>
         <w:t xml:space="preserve">URL : </w:t>
       </w:r>
-      <w:hyperlink r:id="rId80">
+      <w:hyperlink r:id="rId118">
         <w:r>
           <w:rPr>
             <w:color w:val="0563C1"/>
@@ -14173,7 +15699,7 @@
           <w:b/>
           <w:sz w:val="16"/>
         </w:rPr>
-        <w:t>69. Les métiers du numérique (Éclairages et synthèses n°86)</w:t>
+        <w:t>108. Les métiers du numérique (Éclairages et synthèses n°86)</w:t>
       </w:r>
       <w:r>
         <w:rPr>
@@ -14184,7 +15710,7 @@
         <w:br/>
         <w:t xml:space="preserve">URL : </w:t>
       </w:r>
-      <w:hyperlink r:id="rId81">
+      <w:hyperlink r:id="rId119">
         <w:r>
           <w:rPr>
             <w:color w:val="0563C1"/>
@@ -14207,7 +15733,7 @@
           <w:b/>
           <w:sz w:val="16"/>
         </w:rPr>
-        <w:t>70. [Décryptage] Le marché de l'emploi dans le secteur du numérique</w:t>
+        <w:t>109. [Décryptage] Le marché de l'emploi dans le secteur du numérique</w:t>
       </w:r>
       <w:r>
         <w:rPr>
@@ -14218,7 +15744,7 @@
         <w:br/>
         <w:t xml:space="preserve">URL : </w:t>
       </w:r>
-      <w:hyperlink r:id="rId82">
+      <w:hyperlink r:id="rId120">
         <w:r>
           <w:rPr>
             <w:color w:val="0563C1"/>
@@ -14241,7 +15767,7 @@
           <w:b/>
           <w:sz w:val="16"/>
         </w:rPr>
-        <w:t>71. Les métiers cadres porteurs - Édition 2026</w:t>
+        <w:t>110. Les métiers cadres porteurs - Édition 2026</w:t>
       </w:r>
       <w:r>
         <w:rPr>
@@ -14275,7 +15801,7 @@
           <w:b/>
           <w:sz w:val="16"/>
         </w:rPr>
-        <w:t>72. Baromètre TJM freelance / données Free-Work juin 2026</w:t>
+        <w:t>111. Baromètre TJM freelance / données Free-Work juin 2026</w:t>
       </w:r>
       <w:r>
         <w:rPr>
@@ -14309,7 +15835,7 @@
           <w:b/>
           <w:sz w:val="16"/>
         </w:rPr>
-        <w:t>73. 2025 Stack Overflow Developer Survey - AI</w:t>
+        <w:t>112. 2025 Stack Overflow Developer Survey - AI</w:t>
       </w:r>
       <w:r>
         <w:rPr>
@@ -14343,7 +15869,7 @@
           <w:b/>
           <w:sz w:val="16"/>
         </w:rPr>
-        <w:t>74. BMO — France</w:t>
+        <w:t>113. BMO — France</w:t>
       </w:r>
       <w:r>
         <w:rPr>
@@ -14354,7 +15880,7 @@
         <w:br/>
         <w:t xml:space="preserve">URL : </w:t>
       </w:r>
-      <w:hyperlink r:id="rId83">
+      <w:hyperlink r:id="rId121">
         <w:r>
           <w:rPr>
             <w:color w:val="0563C1"/>
@@ -14377,52 +15903,18 @@
           <w:b/>
           <w:sz w:val="16"/>
         </w:rPr>
-        <w:t>75. BMO — Île-de-France</w:t>
-      </w:r>
-      <w:r>
-        <w:rPr>
-          <w:sz w:val="16"/>
-        </w:rPr>
-        <w:br/>
-        <w:t>ORGANISME_OU_MEDIA : France Travail Île-de-France | AUTEUR : non indiqué | DATE_PUBLICATION : 2026 | DATE_CONSULTATION : 2026-09-06</w:t>
+        <w:t>114. BMO — Auvergne-Rhône-Alpes</w:t>
+      </w:r>
+      <w:r>
+        <w:rPr>
+          <w:sz w:val="16"/>
+        </w:rPr>
+        <w:br/>
+        <w:t>ORGANISME_OU_MEDIA : France Travail Auvergne-Rhône-Alpes / Via Compétences | AUTEUR : non indiqué | DATE_PUBLICATION : 2026 | DATE_CONSULTATION : 2026-09-06</w:t>
         <w:br/>
         <w:t xml:space="preserve">URL : </w:t>
       </w:r>
-      <w:hyperlink r:id="rId16">
-        <w:r>
-          <w:rPr>
-            <w:color w:val="0563C1"/>
-            <w:u w:val="single"/>
-          </w:rPr>
-          <w:t xml:space="preserve">https://www.francetravail.org/regions/ile-de-france/actualites/2026/enquete-bmo-2026-des-opportunites-dans-tous-les-secteurs.html?type=article</w:t>
-        </w:r>
-      </w:hyperlink>
-      <w:r>
-        <w:rPr>
-          <w:sz w:val="16"/>
-        </w:rPr>
-        <w:br/>
-        <w:t>PERIMETRE : Île-de-France | RESULTAT_UTILISE : Projets de recrutement BMO 2026 : 388 806 (17,1 % du national ; -11,8 % vs 2025) | PAGE_SI_PDF : - | FIABILITE : HAUTE</w:t>
-      </w:r>
-    </w:p>
-    <w:p>
-      <w:r>
-        <w:rPr>
-          <w:b/>
-          <w:sz w:val="16"/>
-        </w:rPr>
-        <w:t>76. BMO — Auvergne-Rhône-Alpes</w:t>
-      </w:r>
-      <w:r>
-        <w:rPr>
-          <w:sz w:val="16"/>
-        </w:rPr>
-        <w:br/>
-        <w:t>ORGANISME_OU_MEDIA : France Travail Auvergne-Rhône-Alpes / Via Compétences | AUTEUR : non indiqué | DATE_PUBLICATION : 2026 | DATE_CONSULTATION : 2026-09-06</w:t>
-        <w:br/>
-        <w:t xml:space="preserve">URL : </w:t>
-      </w:r>
-      <w:hyperlink r:id="rId84">
+      <w:hyperlink r:id="rId122">
         <w:r>
           <w:rPr>
             <w:color w:val="0563C1"/>
@@ -14445,7 +15937,7 @@
           <w:b/>
           <w:sz w:val="16"/>
         </w:rPr>
-        <w:t>77. BMO — France</w:t>
+        <w:t>115. BMO — France</w:t>
       </w:r>
       <w:r>
         <w:rPr>
@@ -14456,7 +15948,7 @@
         <w:br/>
         <w:t xml:space="preserve">URL : </w:t>
       </w:r>
-      <w:hyperlink r:id="rId85">
+      <w:hyperlink r:id="rId123">
         <w:r>
           <w:rPr>
             <w:color w:val="0563C1"/>
@@ -14479,52 +15971,18 @@
           <w:b/>
           <w:sz w:val="16"/>
         </w:rPr>
-        <w:t>78. BMO — France</w:t>
-      </w:r>
-      <w:r>
-        <w:rPr>
-          <w:sz w:val="16"/>
-        </w:rPr>
-        <w:br/>
-        <w:t>ORGANISME_OU_MEDIA : France Travail (via francetravail.fr / myrhline) | AUTEUR : non indiqué | DATE_PUBLICATION : 2025-2026 | DATE_CONSULTATION : 2026-09-06</w:t>
+        <w:t>116. BMO — Bretagne</w:t>
+      </w:r>
+      <w:r>
+        <w:rPr>
+          <w:sz w:val="16"/>
+        </w:rPr>
+        <w:br/>
+        <w:t>ORGANISME_OU_MEDIA : France Travail Bretagne | AUTEUR : non indiqué | DATE_PUBLICATION : 2026 | DATE_CONSULTATION : 2026-09-06</w:t>
         <w:br/>
         <w:t xml:space="preserve">URL : </w:t>
       </w:r>
-      <w:hyperlink r:id="rId86">
-        <w:r>
-          <w:rPr>
-            <w:color w:val="0563C1"/>
-            <w:u w:val="single"/>
-          </w:rPr>
-          <w:t xml:space="preserve">https://www.francetravail.fr/candidat/decouvrir-le-marche-du-travail/besoins-en-main-doeuvre.html</w:t>
-        </w:r>
-      </w:hyperlink>
-      <w:r>
-        <w:rPr>
-          <w:sz w:val="16"/>
-        </w:rPr>
-        <w:br/>
-        <w:t>PERIMETRE : France | RESULTAT_UTILISE : Évolution part de projets difficiles BMO 2025 -&gt; 2026 : 50,1 % (2025) -&gt; 43,8 % (2026) ; projets -6,5 % en 2026 après -12,5 % en 2025 | PAGE_SI_PDF : - | FIABILITE : HAUTE</w:t>
-      </w:r>
-    </w:p>
-    <w:p>
-      <w:r>
-        <w:rPr>
-          <w:b/>
-          <w:sz w:val="16"/>
-        </w:rPr>
-        <w:t>79. BMO — Bretagne</w:t>
-      </w:r>
-      <w:r>
-        <w:rPr>
-          <w:sz w:val="16"/>
-        </w:rPr>
-        <w:br/>
-        <w:t>ORGANISME_OU_MEDIA : France Travail Bretagne | AUTEUR : non indiqué | DATE_PUBLICATION : 2026 | DATE_CONSULTATION : 2026-09-06</w:t>
-        <w:br/>
-        <w:t xml:space="preserve">URL : </w:t>
-      </w:r>
-      <w:hyperlink r:id="rId87">
+      <w:hyperlink r:id="rId124">
         <w:r>
           <w:rPr>
             <w:color w:val="0563C1"/>
@@ -14547,7 +16005,7 @@
           <w:b/>
           <w:sz w:val="16"/>
         </w:rPr>
-        <w:t>80. BMO — Bretagne</w:t>
+        <w:t>117. BMO — Bretagne</w:t>
       </w:r>
       <w:r>
         <w:rPr>
@@ -14558,7 +16016,7 @@
         <w:br/>
         <w:t xml:space="preserve">URL : </w:t>
       </w:r>
-      <w:hyperlink r:id="rId88">
+      <w:hyperlink r:id="rId125">
         <w:r>
           <w:rPr>
             <w:color w:val="0563C1"/>
@@ -14581,52 +16039,18 @@
           <w:b/>
           <w:sz w:val="16"/>
         </w:rPr>
-        <w:t>81. BMO — Provence-Alpes-Côte d'Azur</w:t>
-      </w:r>
-      <w:r>
-        <w:rPr>
-          <w:sz w:val="16"/>
-        </w:rPr>
-        <w:br/>
-        <w:t>ORGANISME_OU_MEDIA : France Travail PACA | AUTEUR : non indiqué | DATE_PUBLICATION : 2026 | DATE_CONSULTATION : 2026-09-06</w:t>
+        <w:t>118. BMO — Normandie</w:t>
+      </w:r>
+      <w:r>
+        <w:rPr>
+          <w:sz w:val="16"/>
+        </w:rPr>
+        <w:br/>
+        <w:t>ORGANISME_OU_MEDIA : France Travail Normandie | AUTEUR : non indiqué | DATE_PUBLICATION : 2026 | DATE_CONSULTATION : 2026-09-06</w:t>
         <w:br/>
         <w:t xml:space="preserve">URL : </w:t>
       </w:r>
-      <w:hyperlink r:id="rId89">
-        <w:r>
-          <w:rPr>
-            <w:color w:val="0563C1"/>
-            <w:u w:val="single"/>
-          </w:rPr>
-          <w:t xml:space="preserve">https://www.francetravail.org/regions/provence-alpes-cote-d-azur/statistiques-analyses/entreprises/bmo.html</w:t>
-        </w:r>
-      </w:hyperlink>
-      <w:r>
-        <w:rPr>
-          <w:sz w:val="16"/>
-        </w:rPr>
-        <w:br/>
-        <w:t>PERIMETRE : Provence-Alpes-Côte d'Azur | RESULTAT_UTILISE : Projets de recrutement BMO 2026 : 209 630 (-2,6 % vs 2025) | PAGE_SI_PDF : - | FIABILITE : HAUTE</w:t>
-      </w:r>
-    </w:p>
-    <w:p>
-      <w:r>
-        <w:rPr>
-          <w:b/>
-          <w:sz w:val="16"/>
-        </w:rPr>
-        <w:t>82. BMO — Normandie</w:t>
-      </w:r>
-      <w:r>
-        <w:rPr>
-          <w:sz w:val="16"/>
-        </w:rPr>
-        <w:br/>
-        <w:t>ORGANISME_OU_MEDIA : France Travail Normandie | AUTEUR : non indiqué | DATE_PUBLICATION : 2026 | DATE_CONSULTATION : 2026-09-06</w:t>
-        <w:br/>
-        <w:t xml:space="preserve">URL : </w:t>
-      </w:r>
-      <w:hyperlink r:id="rId90">
+      <w:hyperlink r:id="rId126">
         <w:r>
           <w:rPr>
             <w:color w:val="0563C1"/>
@@ -14649,52 +16073,18 @@
           <w:b/>
           <w:sz w:val="16"/>
         </w:rPr>
-        <w:t>83. BMO — Nord (59) - Lille</w:t>
-      </w:r>
-      <w:r>
-        <w:rPr>
-          <w:sz w:val="16"/>
-        </w:rPr>
-        <w:br/>
-        <w:t>ORGANISME_OU_MEDIA : France Travail Hauts-de-France / Popmood | AUTEUR : non indiqué | DATE_PUBLICATION : 2026 | DATE_CONSULTATION : 2026-09-06</w:t>
+        <w:t>119. BMO — Occitanie</w:t>
+      </w:r>
+      <w:r>
+        <w:rPr>
+          <w:sz w:val="16"/>
+        </w:rPr>
+        <w:br/>
+        <w:t>ORGANISME_OU_MEDIA : France Travail / R2T Emploi | AUTEUR : non indiqué | DATE_PUBLICATION : 2026 | DATE_CONSULTATION : 2026-09-06</w:t>
         <w:br/>
         <w:t xml:space="preserve">URL : </w:t>
       </w:r>
-      <w:hyperlink r:id="rId91">
-        <w:r>
-          <w:rPr>
-            <w:color w:val="0563C1"/>
-            <w:u w:val="single"/>
-          </w:rPr>
-          <w:t xml:space="preserve">https://www.popmood.fr/recruter-hauts-de-france-marche-emploi/</w:t>
-        </w:r>
-      </w:hyperlink>
-      <w:r>
-        <w:rPr>
-          <w:sz w:val="16"/>
-        </w:rPr>
-        <w:br/>
-        <w:t>PERIMETRE : Nord (59) - Lille | RESULTAT_UTILISE : Projets de recrutement BMO 2026 : &gt; 68 000 | PAGE_SI_PDF : - | FIABILITE : MOYENNE</w:t>
-      </w:r>
-    </w:p>
-    <w:p>
-      <w:r>
-        <w:rPr>
-          <w:b/>
-          <w:sz w:val="16"/>
-        </w:rPr>
-        <w:t>84. BMO — Occitanie</w:t>
-      </w:r>
-      <w:r>
-        <w:rPr>
-          <w:sz w:val="16"/>
-        </w:rPr>
-        <w:br/>
-        <w:t>ORGANISME_OU_MEDIA : France Travail / R2T Emploi | AUTEUR : non indiqué | DATE_PUBLICATION : 2026 | DATE_CONSULTATION : 2026-09-06</w:t>
-        <w:br/>
-        <w:t xml:space="preserve">URL : </w:t>
-      </w:r>
-      <w:hyperlink r:id="rId92">
+      <w:hyperlink r:id="rId127">
         <w:r>
           <w:rPr>
             <w:color w:val="0563C1"/>
@@ -14717,7 +16107,7 @@
           <w:b/>
           <w:sz w:val="16"/>
         </w:rPr>
-        <w:t>85. BMO — Occitanie</w:t>
+        <w:t>120. BMO — Occitanie</w:t>
       </w:r>
       <w:r>
         <w:rPr>
@@ -14728,7 +16118,7 @@
         <w:br/>
         <w:t xml:space="preserve">URL : </w:t>
       </w:r>
-      <w:hyperlink r:id="rId93">
+      <w:hyperlink r:id="rId128">
         <w:r>
           <w:rPr>
             <w:color w:val="0563C1"/>
@@ -14751,7 +16141,7 @@
           <w:b/>
           <w:sz w:val="16"/>
         </w:rPr>
-        <w:t>86. BMO — Occitanie</w:t>
+        <w:t>121. BMO — Occitanie</w:t>
       </w:r>
       <w:r>
         <w:rPr>
@@ -14762,7 +16152,7 @@
         <w:br/>
         <w:t xml:space="preserve">URL : </w:t>
       </w:r>
-      <w:hyperlink r:id="rId94">
+      <w:hyperlink r:id="rId129">
         <w:r>
           <w:rPr>
             <w:color w:val="0563C1"/>
@@ -14785,7 +16175,7 @@
           <w:b/>
           <w:sz w:val="16"/>
         </w:rPr>
-        <w:t>87. BMO — Centre-Val de Loire</w:t>
+        <w:t>122. BMO — Centre-Val de Loire</w:t>
       </w:r>
       <w:r>
         <w:rPr>
@@ -14796,7 +16186,7 @@
         <w:br/>
         <w:t xml:space="preserve">URL : </w:t>
       </w:r>
-      <w:hyperlink r:id="rId95">
+      <w:hyperlink r:id="rId130">
         <w:r>
           <w:rPr>
             <w:color w:val="0563C1"/>
@@ -14819,7 +16209,7 @@
           <w:b/>
           <w:sz w:val="16"/>
         </w:rPr>
-        <w:t>88. BMO — Bourgogne-Franche-Comté</w:t>
+        <w:t>123. BMO — Bourgogne-Franche-Comté</w:t>
       </w:r>
       <w:r>
         <w:rPr>
@@ -14830,7 +16220,7 @@
         <w:br/>
         <w:t xml:space="preserve">URL : </w:t>
       </w:r>
-      <w:hyperlink r:id="rId96">
+      <w:hyperlink r:id="rId131">
         <w:r>
           <w:rPr>
             <w:color w:val="0563C1"/>
@@ -14853,7 +16243,7 @@
           <w:b/>
           <w:sz w:val="16"/>
         </w:rPr>
-        <w:t>89. BMO — France</w:t>
+        <w:t>124. BMO — France</w:t>
       </w:r>
       <w:r>
         <w:rPr>
@@ -14864,7 +16254,7 @@
         <w:br/>
         <w:t xml:space="preserve">URL : </w:t>
       </w:r>
-      <w:hyperlink r:id="rId97">
+      <w:hyperlink r:id="rId132">
         <w:r>
           <w:rPr>
             <w:color w:val="0563C1"/>
@@ -14887,7 +16277,7 @@
           <w:b/>
           <w:sz w:val="16"/>
         </w:rPr>
-        <w:t>90. APEC — Occitanie</w:t>
+        <w:t>125. APEC — Occitanie</w:t>
       </w:r>
       <w:r>
         <w:rPr>
@@ -14898,7 +16288,7 @@
         <w:br/>
         <w:t xml:space="preserve">URL : </w:t>
       </w:r>
-      <w:hyperlink r:id="rId98">
+      <w:hyperlink r:id="rId133">
         <w:r>
           <w:rPr>
             <w:color w:val="0563C1"/>
@@ -14921,7 +16311,7 @@
           <w:b/>
           <w:sz w:val="16"/>
         </w:rPr>
-        <w:t>91. APEC — Provence-Alpes-Côte d'Azur + Corse</w:t>
+        <w:t>126. APEC — Provence-Alpes-Côte d'Azur + Corse</w:t>
       </w:r>
       <w:r>
         <w:rPr>
@@ -14932,7 +16322,7 @@
         <w:br/>
         <w:t xml:space="preserve">URL : </w:t>
       </w:r>
-      <w:hyperlink r:id="rId99">
+      <w:hyperlink r:id="rId134">
         <w:r>
           <w:rPr>
             <w:color w:val="0563C1"/>
@@ -14955,7 +16345,7 @@
           <w:b/>
           <w:sz w:val="16"/>
         </w:rPr>
-        <w:t>92. APEC — Grand Est</w:t>
+        <w:t>127. APEC — Grand Est</w:t>
       </w:r>
       <w:r>
         <w:rPr>
@@ -14966,7 +16356,7 @@
         <w:br/>
         <w:t xml:space="preserve">URL : </w:t>
       </w:r>
-      <w:hyperlink r:id="rId100">
+      <w:hyperlink r:id="rId135">
         <w:r>
           <w:rPr>
             <w:color w:val="0563C1"/>
@@ -14989,7 +16379,7 @@
           <w:b/>
           <w:sz w:val="16"/>
         </w:rPr>
-        <w:t>93. BMO / Data Emploi ROME M1805 — France</w:t>
+        <w:t>128. BMO / Data Emploi ROME M1805 — France</w:t>
       </w:r>
       <w:r>
         <w:rPr>
@@ -15000,7 +16390,7 @@
         <w:br/>
         <w:t xml:space="preserve">URL : </w:t>
       </w:r>
-      <w:hyperlink r:id="rId101">
+      <w:hyperlink r:id="rId136">
         <w:r>
           <w:rPr>
             <w:color w:val="0563C1"/>
@@ -15023,7 +16413,7 @@
           <w:b/>
           <w:sz w:val="16"/>
         </w:rPr>
-        <w:t>94. BMO 2025 (Occitanie) — Occitanie</w:t>
+        <w:t>129. BMO 2025 (Occitanie) — Occitanie</w:t>
       </w:r>
       <w:r>
         <w:rPr>
@@ -15034,7 +16424,7 @@
         <w:br/>
         <w:t xml:space="preserve">URL : </w:t>
       </w:r>
-      <w:hyperlink r:id="rId102">
+      <w:hyperlink r:id="rId137">
         <w:r>
           <w:rPr>
             <w:color w:val="0563C1"/>
@@ -15057,7 +16447,7 @@
           <w:b/>
           <w:sz w:val="16"/>
         </w:rPr>
-        <w:t>95. BMO 2026 (Auvergne-Rhône-Alpes) — Auvergne-Rhône-Alpes / Lyon</w:t>
+        <w:t>130. BMO 2026 (Auvergne-Rhône-Alpes) — Auvergne-Rhône-Alpes / Lyon</w:t>
       </w:r>
       <w:r>
         <w:rPr>
@@ -15068,7 +16458,7 @@
         <w:br/>
         <w:t xml:space="preserve">URL : </w:t>
       </w:r>
-      <w:hyperlink r:id="rId103">
+      <w:hyperlink r:id="rId138">
         <w:r>
           <w:rPr>
             <w:color w:val="0563C1"/>
@@ -15091,7 +16481,7 @@
           <w:b/>
           <w:sz w:val="16"/>
         </w:rPr>
-        <w:t>96. BMO 2023 (bassin Lille) — Lille (bassin d'emploi)</w:t>
+        <w:t>131. BMO 2023 (bassin Lille) — Lille (bassin d'emploi)</w:t>
       </w:r>
       <w:r>
         <w:rPr>
@@ -15102,7 +16492,7 @@
         <w:br/>
         <w:t xml:space="preserve">URL : </w:t>
       </w:r>
-      <w:hyperlink r:id="rId104">
+      <w:hyperlink r:id="rId139">
         <w:r>
           <w:rPr>
             <w:color w:val="0563C1"/>
@@ -15125,7 +16515,7 @@
           <w:b/>
           <w:sz w:val="16"/>
         </w:rPr>
-        <w:t>97. Structure des offres IT (Bordeaux) — Bordeaux</w:t>
+        <w:t>132. Structure des offres IT (Bordeaux) — Bordeaux</w:t>
       </w:r>
       <w:r>
         <w:rPr>
@@ -15136,7 +16526,7 @@
         <w:br/>
         <w:t xml:space="preserve">URL : </w:t>
       </w:r>
-      <w:hyperlink r:id="rId105">
+      <w:hyperlink r:id="rId140">
         <w:r>
           <w:rPr>
             <w:color w:val="0563C1"/>
@@ -15159,7 +16549,7 @@
           <w:b/>
           <w:sz w:val="16"/>
         </w:rPr>
-        <w:t>98. Offres Informatique (Indeed, région) — Nouvelle-Aquitaine</w:t>
+        <w:t>133. Offres Informatique (Indeed, région) — Nouvelle-Aquitaine</w:t>
       </w:r>
       <w:r>
         <w:rPr>
@@ -15170,7 +16560,7 @@
         <w:br/>
         <w:t xml:space="preserve">URL : </w:t>
       </w:r>
-      <w:hyperlink r:id="rId106">
+      <w:hyperlink r:id="rId141">
         <w:r>
           <w:rPr>
             <w:color w:val="0563C1"/>
@@ -15193,52 +16583,18 @@
           <w:b/>
           <w:sz w:val="16"/>
         </w:rPr>
-        <w:t>99. BMO 2026 (Pays de la Loire, méthodologie) — Pays de la Loire</w:t>
-      </w:r>
-      <w:r>
-        <w:rPr>
-          <w:sz w:val="16"/>
-        </w:rPr>
-        <w:br/>
-        <w:t>ORGANISME_OU_MEDIA : France Travail Pays de la Loire | AUTEUR : non indiqué | DATE_PUBLICATION : 2026 | DATE_CONSULTATION : 2026-09-06</w:t>
+        <w:t>134. Offres ingénieur (Indeed / Adzuna) — Marseille (13)</w:t>
+      </w:r>
+      <w:r>
+        <w:rPr>
+          <w:sz w:val="16"/>
+        </w:rPr>
+        <w:br/>
+        <w:t>ORGANISME_OU_MEDIA : Indeed / Adzuna | AUTEUR : non indiqué | DATE_PUBLICATION : 2026-08 | DATE_CONSULTATION : 2026-09-06</w:t>
         <w:br/>
         <w:t xml:space="preserve">URL : </w:t>
       </w:r>
-      <w:hyperlink r:id="rId107">
-        <w:r>
-          <w:rPr>
-            <w:color w:val="0563C1"/>
-            <w:u w:val="single"/>
-          </w:rPr>
-          <w:t xml:space="preserve">https://www.observatoire-emploi-paysdelaloire.fr/rubrique/les-besoins-en-main-doeuvre</w:t>
-        </w:r>
-      </w:hyperlink>
-      <w:r>
-        <w:rPr>
-          <w:sz w:val="16"/>
-        </w:rPr>
-        <w:br/>
-        <w:t>PERIMETRE : Pays de la Loire | RESULTAT_UTILISE : établissements interrogés / réponses : ≈94 700 établissements interrogés (nov. 2025), 23 900 réponses ; 26 bassins | PAGE_SI_PDF : - | FIABILITE : BONNE (SOURCE PRIMAIRE) ; AUCUN CHIFFRE MÉTIER INFORMATIQUE DANS L'EXTRAIT</w:t>
-      </w:r>
-    </w:p>
-    <w:p>
-      <w:r>
-        <w:rPr>
-          <w:b/>
-          <w:sz w:val="16"/>
-        </w:rPr>
-        <w:t>100. Offres ingénieur (Indeed / Adzuna) — Marseille (13)</w:t>
-      </w:r>
-      <w:r>
-        <w:rPr>
-          <w:sz w:val="16"/>
-        </w:rPr>
-        <w:br/>
-        <w:t>ORGANISME_OU_MEDIA : Indeed / Adzuna | AUTEUR : non indiqué | DATE_PUBLICATION : 2026-08 | DATE_CONSULTATION : 2026-09-06</w:t>
-        <w:br/>
-        <w:t xml:space="preserve">URL : </w:t>
-      </w:r>
-      <w:hyperlink r:id="rId108">
+      <w:hyperlink r:id="rId142">
         <w:r>
           <w:rPr>
             <w:color w:val="0563C1"/>
@@ -15261,7 +16617,7 @@
           <w:b/>
           <w:sz w:val="16"/>
         </w:rPr>
-        <w:t>101. BMO 2026 (méthodologie) — France</w:t>
+        <w:t>135. BMO 2026 (méthodologie) — France</w:t>
       </w:r>
       <w:r>
         <w:rPr>
@@ -15272,7 +16628,7 @@
         <w:br/>
         <w:t xml:space="preserve">URL : </w:t>
       </w:r>
-      <w:hyperlink r:id="rId109">
+      <w:hyperlink r:id="rId143">
         <w:r>
           <w:rPr>
             <w:color w:val="0563C1"/>
@@ -15295,7 +16651,7 @@
           <w:b/>
           <w:sz w:val="16"/>
         </w:rPr>
-        <w:t>102. BMO 2026 (bassin Beauvais, exemple) — Beauvais (bassin)</w:t>
+        <w:t>136. BMO 2026 (bassin Beauvais, exemple) — Beauvais (bassin)</w:t>
       </w:r>
       <w:r>
         <w:rPr>
@@ -15306,7 +16662,7 @@
         <w:br/>
         <w:t xml:space="preserve">URL : </w:t>
       </w:r>
-      <w:hyperlink r:id="rId110">
+      <w:hyperlink r:id="rId144">
         <w:r>
           <w:rPr>
             <w:color w:val="0563C1"/>
@@ -15329,7 +16685,7 @@
           <w:b/>
           <w:sz w:val="16"/>
         </w:rPr>
-        <w:t>103. BMO 2025 national (cadres) — France</w:t>
+        <w:t>137. BMO 2025 national (cadres) — France</w:t>
       </w:r>
       <w:r>
         <w:rPr>
@@ -15340,7 +16696,7 @@
         <w:br/>
         <w:t xml:space="preserve">URL : </w:t>
       </w:r>
-      <w:hyperlink r:id="rId111">
+      <w:hyperlink r:id="rId145">
         <w:r>
           <w:rPr>
             <w:color w:val="0563C1"/>
@@ -15363,7 +16719,7 @@
           <w:b/>
           <w:sz w:val="16"/>
         </w:rPr>
-        <w:t>104. BMO 2025 (Île-de-France) — Île-de-France</w:t>
+        <w:t>138. BMO 2025 (Île-de-France) — Île-de-France</w:t>
       </w:r>
       <w:r>
         <w:rPr>
@@ -15374,7 +16730,7 @@
         <w:br/>
         <w:t xml:space="preserve">URL : </w:t>
       </w:r>
-      <w:hyperlink r:id="rId112">
+      <w:hyperlink r:id="rId146">
         <w:r>
           <w:rPr>
             <w:color w:val="0563C1"/>
@@ -15397,7 +16753,7 @@
           <w:b/>
           <w:sz w:val="16"/>
         </w:rPr>
-        <w:t>105. Dares tensions (ingénieurs informatique) — France / régions (Bretagne, Centre-Val de Loire documents)</w:t>
+        <w:t>139. Dares tensions (ingénieurs informatique) — France / régions (Bretagne, Centre-Val de Loire documents)</w:t>
       </w:r>
       <w:r>
         <w:rPr>
@@ -15408,7 +16764,7 @@
         <w:br/>
         <w:t xml:space="preserve">URL : </w:t>
       </w:r>
-      <w:hyperlink r:id="rId113">
+      <w:hyperlink r:id="rId147">
         <w:r>
           <w:rPr>
             <w:color w:val="0563C1"/>
@@ -15431,7 +16787,7 @@
           <w:b/>
           <w:sz w:val="16"/>
         </w:rPr>
-        <w:t>106. INSEE population active (national, référence) — France</w:t>
+        <w:t>140. INSEE population active (national, référence) — France</w:t>
       </w:r>
       <w:r>
         <w:rPr>
@@ -15442,7 +16798,7 @@
         <w:br/>
         <w:t xml:space="preserve">URL : </w:t>
       </w:r>
-      <w:hyperlink r:id="rId114">
+      <w:hyperlink r:id="rId148">
         <w:r>
           <w:rPr>
             <w:color w:val="0563C1"/>
@@ -15465,7 +16821,7 @@
           <w:b/>
           <w:sz w:val="16"/>
         </w:rPr>
-        <w:t>107. Emplois du numérique (INSEE, localisation) — France / Île-de-France</w:t>
+        <w:t>141. Emplois du numérique (INSEE, localisation) — France / Île-de-France</w:t>
       </w:r>
       <w:r>
         <w:rPr>
@@ -15476,7 +16832,7 @@
         <w:br/>
         <w:t xml:space="preserve">URL : </w:t>
       </w:r>
-      <w:hyperlink r:id="rId115">
+      <w:hyperlink r:id="rId149">
         <w:r>
           <w:rPr>
             <w:color w:val="0563C1"/>
@@ -15499,7 +16855,7 @@
           <w:b/>
           <w:sz w:val="16"/>
         </w:rPr>
-        <w:t>108. Emploi numérique (Numeum 2024) — France</w:t>
+        <w:t>142. Emploi numérique (Numeum 2024) — France</w:t>
       </w:r>
       <w:r>
         <w:rPr>
@@ -15510,7 +16866,7 @@
         <w:br/>
         <w:t xml:space="preserve">URL : </w:t>
       </w:r>
-      <w:hyperlink r:id="rId116">
+      <w:hyperlink r:id="rId150">
         <w:r>
           <w:rPr>
             <w:color w:val="0563C1"/>
@@ -15533,7 +16889,7 @@
           <w:b/>
           <w:sz w:val="16"/>
         </w:rPr>
-        <w:t>109. Filière numérique (Nouvelle-Aquitaine, étude 2025) — Nouvelle-Aquitaine</w:t>
+        <w:t>143. Filière numérique (Nouvelle-Aquitaine, étude 2025) — Nouvelle-Aquitaine</w:t>
       </w:r>
       <w:r>
         <w:rPr>
@@ -15544,7 +16900,7 @@
         <w:br/>
         <w:t xml:space="preserve">URL : </w:t>
       </w:r>
-      <w:hyperlink r:id="rId117">
+      <w:hyperlink r:id="rId151">
         <w:r>
           <w:rPr>
             <w:color w:val="0563C1"/>
@@ -15567,7 +16923,7 @@
           <w:b/>
           <w:sz w:val="16"/>
         </w:rPr>
-        <w:t>110. Emplois du numérique par région (INSEE Références 2025) — Île-de-France ; Auvergne-Rhône-Alpes ; métropoles</w:t>
+        <w:t>144. Emplois du numérique par région (INSEE Références 2025) — Île-de-France ; Auvergne-Rhône-Alpes ; métropoles</w:t>
       </w:r>
       <w:r>
         <w:rPr>
@@ -15578,7 +16934,7 @@
         <w:br/>
         <w:t xml:space="preserve">URL : </w:t>
       </w:r>
-      <w:hyperlink r:id="rId118">
+      <w:hyperlink r:id="rId152">
         <w:r>
           <w:rPr>
             <w:color w:val="0563C1"/>
@@ -15601,7 +16957,7 @@
           <w:b/>
           <w:sz w:val="16"/>
         </w:rPr>
-        <w:t>111. Professions numériques (Grand Est) — Grand Est</w:t>
+        <w:t>145. Professions numériques (Grand Est) — Grand Est</w:t>
       </w:r>
       <w:r>
         <w:rPr>
@@ -15612,7 +16968,7 @@
         <w:br/>
         <w:t xml:space="preserve">URL : </w:t>
       </w:r>
-      <w:hyperlink r:id="rId119">
+      <w:hyperlink r:id="rId153">
         <w:r>
           <w:rPr>
             <w:color w:val="0563C1"/>
@@ -15635,7 +16991,7 @@
           <w:b/>
           <w:sz w:val="16"/>
         </w:rPr>
-        <w:t>112. Télétravail dans les offres développeur (Paris) — Paris</w:t>
+        <w:t>146. Télétravail dans les offres développeur (Paris) — Paris</w:t>
       </w:r>
       <w:r>
         <w:rPr>
@@ -15646,7 +17002,7 @@
         <w:br/>
         <w:t xml:space="preserve">URL : </w:t>
       </w:r>
-      <w:hyperlink r:id="rId120">
+      <w:hyperlink r:id="rId154">
         <w:r>
           <w:rPr>
             <w:color w:val="0563C1"/>
@@ -15669,7 +17025,7 @@
           <w:b/>
           <w:sz w:val="16"/>
         </w:rPr>
-        <w:t>113. Télétravail (offres, comptes) — France</w:t>
+        <w:t>147. Télétravail (offres, comptes) — France</w:t>
       </w:r>
       <w:r>
         <w:rPr>
@@ -15680,7 +17036,7 @@
         <w:br/>
         <w:t xml:space="preserve">URL : </w:t>
       </w:r>
-      <w:hyperlink r:id="rId121">
+      <w:hyperlink r:id="rId155">
         <w:r>
           <w:rPr>
             <w:color w:val="0563C1"/>
@@ -15703,7 +17059,7 @@
           <w:b/>
           <w:sz w:val="16"/>
         </w:rPr>
-        <w:t>114. Télétravail (politique des entreprises, Apec) — France</w:t>
+        <w:t>148. Télétravail (politique des entreprises, Apec) — France</w:t>
       </w:r>
       <w:r>
         <w:rPr>
@@ -15714,7 +17070,7 @@
         <w:br/>
         <w:t xml:space="preserve">URL : </w:t>
       </w:r>
-      <w:hyperlink r:id="rId122">
+      <w:hyperlink r:id="rId156">
         <w:r>
           <w:rPr>
             <w:color w:val="0563C1"/>
@@ -15737,7 +17093,7 @@
           <w:b/>
           <w:sz w:val="16"/>
         </w:rPr>
-        <w:t>115. Offres Informatique (HelloWork, national) — France</w:t>
+        <w:t>149. Offres Informatique (HelloWork, national) — France</w:t>
       </w:r>
       <w:r>
         <w:rPr>
@@ -15748,7 +17104,7 @@
         <w:br/>
         <w:t xml:space="preserve">URL : </w:t>
       </w:r>
-      <w:hyperlink r:id="rId123">
+      <w:hyperlink r:id="rId157">
         <w:r>
           <w:rPr>
             <w:color w:val="0563C1"/>
@@ -15771,7 +17127,7 @@
           <w:b/>
           <w:sz w:val="16"/>
         </w:rPr>
-        <w:t>116. Écosystème tech (Lyon) — Lyon / Auvergne-Rhône-Alpes</w:t>
+        <w:t>150. Écosystème tech (Lyon) — Lyon / Auvergne-Rhône-Alpes</w:t>
       </w:r>
       <w:r>
         <w:rPr>
@@ -15782,7 +17138,7 @@
         <w:br/>
         <w:t xml:space="preserve">URL : </w:t>
       </w:r>
-      <w:hyperlink r:id="rId124">
+      <w:hyperlink r:id="rId158">
         <w:r>
           <w:rPr>
             <w:color w:val="0563C1"/>
@@ -15805,7 +17161,7 @@
           <w:b/>
           <w:sz w:val="16"/>
         </w:rPr>
-        <w:t>117. Écosystème tech (Lille) — Lille / Hauts-de-France</w:t>
+        <w:t>151. Écosystème tech (Lille) — Lille / Hauts-de-France</w:t>
       </w:r>
       <w:r>
         <w:rPr>
@@ -15816,7 +17172,7 @@
         <w:br/>
         <w:t xml:space="preserve">URL : </w:t>
       </w:r>
-      <w:hyperlink r:id="rId125">
+      <w:hyperlink r:id="rId159">
         <w:r>
           <w:rPr>
             <w:color w:val="0563C1"/>
@@ -15839,7 +17195,7 @@
           <w:b/>
           <w:sz w:val="16"/>
         </w:rPr>
-        <w:t>118. Écosystème tech (Bordeaux) — Bordeaux / Nouvelle-Aquitaine</w:t>
+        <w:t>152. Écosystème tech (Bordeaux) — Bordeaux / Nouvelle-Aquitaine</w:t>
       </w:r>
       <w:r>
         <w:rPr>
@@ -15850,7 +17206,7 @@
         <w:br/>
         <w:t xml:space="preserve">URL : </w:t>
       </w:r>
-      <w:hyperlink r:id="rId126">
+      <w:hyperlink r:id="rId160">
         <w:r>
           <w:rPr>
             <w:color w:val="0563C1"/>
@@ -15873,7 +17229,7 @@
           <w:b/>
           <w:sz w:val="16"/>
         </w:rPr>
-        <w:t>119. Écosystème tech (Nantes) — Nantes / Pays de la Loire</w:t>
+        <w:t>153. Écosystème tech (Nantes) — Nantes / Pays de la Loire</w:t>
       </w:r>
       <w:r>
         <w:rPr>
@@ -15884,7 +17240,7 @@
         <w:br/>
         <w:t xml:space="preserve">URL : </w:t>
       </w:r>
-      <w:hyperlink r:id="rId127">
+      <w:hyperlink r:id="rId161">
         <w:r>
           <w:rPr>
             <w:color w:val="0563C1"/>
@@ -15907,7 +17263,7 @@
           <w:b/>
           <w:sz w:val="16"/>
         </w:rPr>
-        <w:t>120. Écosystème tech (Aix-Marseille) — Aix-Marseille-Provence</w:t>
+        <w:t>154. Écosystème tech (Aix-Marseille) — Aix-Marseille-Provence</w:t>
       </w:r>
       <w:r>
         <w:rPr>
@@ -15918,7 +17274,7 @@
         <w:br/>
         <w:t xml:space="preserve">URL : </w:t>
       </w:r>
-      <w:hyperlink r:id="rId128">
+      <w:hyperlink r:id="rId162">
         <w:r>
           <w:rPr>
             <w:color w:val="0563C1"/>
@@ -15941,7 +17297,7 @@
           <w:b/>
           <w:sz w:val="16"/>
         </w:rPr>
-        <w:t>121. Écosystème tech (Paris / Île-de-France) — Île-de-France</w:t>
+        <w:t>155. Écosystème tech (Paris / Île-de-France) — Île-de-France</w:t>
       </w:r>
       <w:r>
         <w:rPr>
@@ -15952,7 +17308,7 @@
         <w:br/>
         <w:t xml:space="preserve">URL : </w:t>
       </w:r>
-      <w:hyperlink r:id="rId129">
+      <w:hyperlink r:id="rId163">
         <w:r>
           <w:rPr>
             <w:color w:val="0563C1"/>
@@ -15975,7 +17331,7 @@
           <w:b/>
           <w:sz w:val="16"/>
         </w:rPr>
-        <w:t>122. Écosystème tech (Toulouse) — Toulouse / Occitanie Ouest</w:t>
+        <w:t>156. Écosystème tech (Toulouse) — Toulouse / Occitanie Ouest</w:t>
       </w:r>
       <w:r>
         <w:rPr>
@@ -15986,7 +17342,7 @@
         <w:br/>
         <w:t xml:space="preserve">URL : </w:t>
       </w:r>
-      <w:hyperlink r:id="rId130">
+      <w:hyperlink r:id="rId164">
         <w:r>
           <w:rPr>
             <w:color w:val="0563C1"/>
@@ -16009,7 +17365,7 @@
           <w:b/>
           <w:sz w:val="16"/>
         </w:rPr>
-        <w:t>123. Répartition régionale des offres (HelloWork 2025) — Île-de-France ; Auvergne-Rhône-Alpes</w:t>
+        <w:t>157. Répartition régionale des offres (HelloWork 2025) — Île-de-France ; Auvergne-Rhône-Alpes</w:t>
       </w:r>
       <w:r>
         <w:rPr>
@@ -16020,7 +17376,7 @@
         <w:br/>
         <w:t xml:space="preserve">URL : </w:t>
       </w:r>
-      <w:hyperlink r:id="rId131">
+      <w:hyperlink r:id="rId165">
         <w:r>
           <w:rPr>
             <w:color w:val="0563C1"/>
@@ -16043,7 +17399,7 @@
           <w:b/>
           <w:sz w:val="16"/>
         </w:rPr>
-        <w:t>124. HelloWork baromètre T1 2026 — France</w:t>
+        <w:t>158. HelloWork baromètre T1 2026 — France</w:t>
       </w:r>
       <w:r>
         <w:rPr>
@@ -16054,7 +17410,7 @@
         <w:br/>
         <w:t xml:space="preserve">URL : </w:t>
       </w:r>
-      <w:hyperlink r:id="rId132">
+      <w:hyperlink r:id="rId166">
         <w:r>
           <w:rPr>
             <w:color w:val="0563C1"/>
@@ -16077,7 +17433,7 @@
           <w:b/>
           <w:sz w:val="16"/>
         </w:rPr>
-        <w:t>125. Apec prévisions 2025 (informatique, régions) — France ; PACA-Corse, Occitanie, Nouvelle-Aquitaine, Bretagne</w:t>
+        <w:t>159. Apec prévisions 2025 (informatique, régions) — France ; PACA-Corse, Occitanie, Nouvelle-Aquitaine, Bretagne</w:t>
       </w:r>
       <w:r>
         <w:rPr>
@@ -16088,7 +17444,7 @@
         <w:br/>
         <w:t xml:space="preserve">URL : </w:t>
       </w:r>
-      <w:hyperlink r:id="rId133">
+      <w:hyperlink r:id="rId167">
         <w:r>
           <w:rPr>
             <w:color w:val="0563C1"/>
@@ -16111,7 +17467,7 @@
           <w:b/>
           <w:sz w:val="16"/>
         </w:rPr>
-        <w:t>126. INSEE emploi total (national et ARA) — France ; Auvergne-Rhône-Alpes ; Occitanie ; Île-de-France ; Bretagne ; Nouvelle-Aquitaine</w:t>
+        <w:t>160. INSEE emploi total (national et ARA) — France ; Auvergne-Rhône-Alpes ; Occitanie ; Île-de-France ; Bretagne ; Nouvelle-Aquitaine</w:t>
       </w:r>
       <w:r>
         <w:rPr>
@@ -16122,7 +17478,7 @@
         <w:br/>
         <w:t xml:space="preserve">URL : </w:t>
       </w:r>
-      <w:hyperlink r:id="rId134">
+      <w:hyperlink r:id="rId168">
         <w:r>
           <w:rPr>
             <w:color w:val="0563C1"/>
@@ -16145,7 +17501,7 @@
           <w:b/>
           <w:sz w:val="16"/>
         </w:rPr>
-        <w:t>127. Économie numérique (Auvergne-Rhône-Alpes, INSEE) — Auvergne-Rhône-Alpes (Isère, Rhône)</w:t>
+        <w:t>161. Économie numérique (Auvergne-Rhône-Alpes, INSEE) — Auvergne-Rhône-Alpes (Isère, Rhône)</w:t>
       </w:r>
       <w:r>
         <w:rPr>
@@ -16156,7 +17512,7 @@
         <w:br/>
         <w:t xml:space="preserve">URL : </w:t>
       </w:r>
-      <w:hyperlink r:id="rId135">
+      <w:hyperlink r:id="rId169">
         <w:r>
           <w:rPr>
             <w:color w:val="0563C1"/>
@@ -16179,7 +17535,7 @@
           <w:b/>
           <w:sz w:val="16"/>
         </w:rPr>
-        <w:t>128. BMO 2026 (granularité) — France (332 bassins)</w:t>
+        <w:t>162. BMO 2026 (granularité) — France (332 bassins)</w:t>
       </w:r>
       <w:r>
         <w:rPr>
@@ -16190,7 +17546,7 @@
         <w:br/>
         <w:t xml:space="preserve">URL : </w:t>
       </w:r>
-      <w:hyperlink r:id="rId136">
+      <w:hyperlink r:id="rId170">
         <w:r>
           <w:rPr>
             <w:color w:val="0563C1"/>
@@ -16213,7 +17569,7 @@
           <w:b/>
           <w:sz w:val="16"/>
         </w:rPr>
-        <w:t>129. BMO 2026 Hauts-de-France (E&amp;S régional) — Hauts-de-France</w:t>
+        <w:t>163. BMO 2026 Hauts-de-France (E&amp;S régional) — Hauts-de-France</w:t>
       </w:r>
       <w:r>
         <w:rPr>
@@ -16224,7 +17580,7 @@
         <w:br/>
         <w:t xml:space="preserve">URL : </w:t>
       </w:r>
-      <w:hyperlink r:id="rId137">
+      <w:hyperlink r:id="rId171">
         <w:r>
           <w:rPr>
             <w:color w:val="0563C1"/>
@@ -16247,7 +17603,7 @@
           <w:b/>
           <w:sz w:val="16"/>
         </w:rPr>
-        <w:t>130. Métiers en tension (arrêté du 21 mai 2025) — France (liste par région)</w:t>
+        <w:t>164. Métiers en tension (arrêté du 21 mai 2025) — France (liste par région)</w:t>
       </w:r>
       <w:r>
         <w:rPr>
@@ -16258,7 +17614,7 @@
         <w:br/>
         <w:t xml:space="preserve">URL : </w:t>
       </w:r>
-      <w:hyperlink r:id="rId138">
+      <w:hyperlink r:id="rId172">
         <w:r>
           <w:rPr>
             <w:color w:val="0563C1"/>
@@ -16281,7 +17637,7 @@
           <w:b/>
           <w:sz w:val="16"/>
         </w:rPr>
-        <w:t>131. BMO 2026 (Île-de-France, secteur numérique) — Île-de-France / France</w:t>
+        <w:t>165. BMO 2026 (Île-de-France, secteur numérique) — Île-de-France / France</w:t>
       </w:r>
       <w:r>
         <w:rPr>
@@ -16292,7 +17648,7 @@
         <w:br/>
         <w:t xml:space="preserve">URL : </w:t>
       </w:r>
-      <w:hyperlink r:id="rId139">
+      <w:hyperlink r:id="rId173">
         <w:r>
           <w:rPr>
             <w:color w:val="0563C1"/>
@@ -16315,52 +17671,18 @@
           <w:b/>
           <w:sz w:val="16"/>
         </w:rPr>
-        <w:t>132. Secteur numérique (Auvergne-Rhône-Alpes) — Auvergne-Rhône-Alpes</w:t>
-      </w:r>
-      <w:r>
-        <w:rPr>
-          <w:sz w:val="16"/>
-        </w:rPr>
-        <w:br/>
-        <w:t>ORGANISME_OU_MEDIA : Via Compétences (CARIF-OREF ARA) | AUTEUR : non indiqué | DATE_PUBLICATION : 2025 | DATE_CONSULTATION : 2026-09-06</w:t>
+        <w:t>166. Délégués régionaux Numeum — Hauts-de-France ; Nouvelle-Aquitaine ; Auvergne-Rhône-Alpes ; Sud</w:t>
+      </w:r>
+      <w:r>
+        <w:rPr>
+          <w:sz w:val="16"/>
+        </w:rPr>
+        <w:br/>
+        <w:t>ORGANISME_OU_MEDIA : Numeum | AUTEUR : non indiqué | DATE_PUBLICATION : 2025-2026 | DATE_CONSULTATION : 2026-09-06</w:t>
         <w:br/>
         <w:t xml:space="preserve">URL : </w:t>
       </w:r>
-      <w:hyperlink r:id="rId140">
-        <w:r>
-          <w:rPr>
-            <w:color w:val="0563C1"/>
-            <w:u w:val="single"/>
-          </w:rPr>
-          <w:t xml:space="preserve">https://www.via-competences.fr/economie-metiers-publics-et-territoires/les-metiers/focus-metiers/le-secteur-du-numerique-en-auvergne-rhone-alpes</w:t>
-        </w:r>
-      </w:hyperlink>
-      <w:r>
-        <w:rPr>
-          <w:sz w:val="16"/>
-        </w:rPr>
-        <w:br/>
-        <w:t>PERIMETRE : Auvergne-Rhône-Alpes | RESULTAT_UTILISE : établissements ; salariés ; offres/an : 7 100 établissements ; 100 200 salariés ; ≈13 000 offres/an dans les métiers du numérique (en baisse vs pic 2023) ; 2e région numérique | PAGE_SI_PDF : - | FIABILITE : BONNE (OBSERVATOIRE RÉGIONAL)</w:t>
-      </w:r>
-    </w:p>
-    <w:p>
-      <w:r>
-        <w:rPr>
-          <w:b/>
-          <w:sz w:val="16"/>
-        </w:rPr>
-        <w:t>133. Délégués régionaux Numeum — Hauts-de-France ; Nouvelle-Aquitaine ; Auvergne-Rhône-Alpes ; Sud</w:t>
-      </w:r>
-      <w:r>
-        <w:rPr>
-          <w:sz w:val="16"/>
-        </w:rPr>
-        <w:br/>
-        <w:t>ORGANISME_OU_MEDIA : Numeum | AUTEUR : non indiqué | DATE_PUBLICATION : 2025-2026 | DATE_CONSULTATION : 2026-09-06</w:t>
-        <w:br/>
-        <w:t xml:space="preserve">URL : </w:t>
-      </w:r>
-      <w:hyperlink r:id="rId141">
+      <w:hyperlink r:id="rId174">
         <w:r>
           <w:rPr>
             <w:color w:val="0563C1"/>
@@ -16383,7 +17705,7 @@
           <w:b/>
           <w:sz w:val="16"/>
         </w:rPr>
-        <w:t>134. Population / population active par région (INSEE, anciennes données) — IDF ; ARA ; NAQ ; Occitanie ; HDF ; PACA</w:t>
+        <w:t>167. Population / population active par région (INSEE, anciennes données) — IDF ; ARA ; NAQ ; Occitanie ; HDF ; PACA</w:t>
       </w:r>
       <w:r>
         <w:rPr>
@@ -16394,7 +17716,7 @@
         <w:br/>
         <w:t xml:space="preserve">URL : </w:t>
       </w:r>
-      <w:hyperlink r:id="rId142">
+      <w:hyperlink r:id="rId175">
         <w:r>
           <w:rPr>
             <w:color w:val="0563C1"/>
@@ -16417,7 +17739,7 @@
           <w:b/>
           <w:sz w:val="16"/>
         </w:rPr>
-        <w:t>135. Data Emploi (portails régionaux) — Île-de-France (REG/11) ; France</w:t>
+        <w:t>168. Data Emploi (portails régionaux) — Île-de-France (REG/11) ; France</w:t>
       </w:r>
       <w:r>
         <w:rPr>
@@ -16428,7 +17750,7 @@
         <w:br/>
         <w:t xml:space="preserve">URL : </w:t>
       </w:r>
-      <w:hyperlink r:id="rId143">
+      <w:hyperlink r:id="rId176">
         <w:r>
           <w:rPr>
             <w:color w:val="0563C1"/>
@@ -16451,7 +17773,7 @@
           <w:b/>
           <w:sz w:val="16"/>
         </w:rPr>
-        <w:t>136. Répartition régionale des offres numériques (GEN / Grand Est) — Île-de-France ; Normandie ; Bourgogne-Franche-Comté ; Grand Est</w:t>
+        <w:t>169. Répartition régionale des offres numériques (GEN / Grand Est) — Île-de-France ; Normandie ; Bourgogne-Franche-Comté ; Grand Est</w:t>
       </w:r>
       <w:r>
         <w:rPr>
@@ -16462,7 +17784,7 @@
         <w:br/>
         <w:t xml:space="preserve">URL : </w:t>
       </w:r>
-      <w:hyperlink r:id="rId144">
+      <w:hyperlink r:id="rId177">
         <w:r>
           <w:rPr>
             <w:color w:val="0563C1"/>
@@ -16485,7 +17807,7 @@
           <w:b/>
           <w:sz w:val="16"/>
         </w:rPr>
-        <w:t>137. Apec prévisions 2026 (secteurs et régions) — France ; Occitanie ; Pays de la Loire ; Île-de-France ; Hauts-de-France ; Normandie</w:t>
+        <w:t>170. Apec prévisions 2026 (secteurs et régions) — France ; Occitanie ; Pays de la Loire ; Île-de-France ; Hauts-de-France ; Normandie</w:t>
       </w:r>
       <w:r>
         <w:rPr>
@@ -16496,7 +17818,7 @@
         <w:br/>
         <w:t xml:space="preserve">URL : </w:t>
       </w:r>
-      <w:hyperlink r:id="rId145">
+      <w:hyperlink r:id="rId178">
         <w:r>
           <w:rPr>
             <w:color w:val="0563C1"/>
@@ -16519,7 +17841,7 @@
           <w:b/>
           <w:sz w:val="16"/>
         </w:rPr>
-        <w:t>138. BMO 2026 (part d'entreprises anticipant des difficultés) — France</w:t>
+        <w:t>171. BMO 2026 (part d'entreprises anticipant des difficultés) — France</w:t>
       </w:r>
       <w:r>
         <w:rPr>
@@ -16530,7 +17852,7 @@
         <w:br/>
         <w:t xml:space="preserve">URL : </w:t>
       </w:r>
-      <w:hyperlink r:id="rId146">
+      <w:hyperlink r:id="rId179">
         <w:r>
           <w:rPr>
             <w:color w:val="0563C1"/>
@@ -16553,7 +17875,7 @@
           <w:b/>
           <w:sz w:val="16"/>
         </w:rPr>
-        <w:t>139. INSEE Île-de-France 2024 — Île-de-France</w:t>
+        <w:t>172. INSEE Île-de-France 2024 — Île-de-France</w:t>
       </w:r>
       <w:r>
         <w:rPr>
@@ -16564,7 +17886,7 @@
         <w:br/>
         <w:t xml:space="preserve">URL : </w:t>
       </w:r>
-      <w:hyperlink r:id="rId147">
+      <w:hyperlink r:id="rId180">
         <w:r>
           <w:rPr>
             <w:color w:val="0563C1"/>
@@ -16587,7 +17909,7 @@
           <w:b/>
           <w:sz w:val="16"/>
         </w:rPr>
-        <w:t>140. Écosystème numérique (Hauts-de-France / Lille) — Hauts-de-France / Lille</w:t>
+        <w:t>173. Écosystème numérique (Hauts-de-France / Lille) — Hauts-de-France / Lille</w:t>
       </w:r>
       <w:r>
         <w:rPr>
@@ -16598,7 +17920,7 @@
         <w:br/>
         <w:t xml:space="preserve">URL : </w:t>
       </w:r>
-      <w:hyperlink r:id="rId148">
+      <w:hyperlink r:id="rId181">
         <w:r>
           <w:rPr>
             <w:color w:val="0563C1"/>
@@ -16621,7 +17943,7 @@
           <w:b/>
           <w:sz w:val="16"/>
         </w:rPr>
-        <w:t>141. Recruteurs ESN (Lyon / Auvergne-Rhône-Alpes) — Lyon</w:t>
+        <w:t>174. Recruteurs ESN (Lyon / Auvergne-Rhône-Alpes) — Lyon</w:t>
       </w:r>
       <w:r>
         <w:rPr>
@@ -16632,7 +17954,7 @@
         <w:br/>
         <w:t xml:space="preserve">URL : </w:t>
       </w:r>
-      <w:hyperlink r:id="rId149">
+      <w:hyperlink r:id="rId182">
         <w:r>
           <w:rPr>
             <w:color w:val="0563C1"/>
@@ -16655,7 +17977,7 @@
           <w:b/>
           <w:sz w:val="16"/>
         </w:rPr>
-        <w:t>142. Emplois numériques (PACA, données anciennes) — Provence-Alpes-Côte d'Azur (Marseille-Aubagne, Cannes-Antibes, Aix-en-Provence)</w:t>
+        <w:t>175. Emplois numériques (PACA, données anciennes) — Provence-Alpes-Côte d'Azur (Marseille-Aubagne, Cannes-Antibes, Aix-en-Provence)</w:t>
       </w:r>
       <w:r>
         <w:rPr>
@@ -16666,7 +17988,7 @@
         <w:br/>
         <w:t xml:space="preserve">URL : </w:t>
       </w:r>
-      <w:hyperlink r:id="rId150">
+      <w:hyperlink r:id="rId183">
         <w:r>
           <w:rPr>
             <w:color w:val="0563C1"/>
@@ -16689,7 +18011,7 @@
           <w:b/>
           <w:sz w:val="16"/>
         </w:rPr>
-        <w:t>143. Filière numérique (Nouvelle-Aquitaine) — Nouvelle-Aquitaine</w:t>
+        <w:t>176. Filière numérique (Nouvelle-Aquitaine) — Nouvelle-Aquitaine</w:t>
       </w:r>
       <w:r>
         <w:rPr>
@@ -16700,7 +18022,7 @@
         <w:br/>
         <w:t xml:space="preserve">URL : </w:t>
       </w:r>
-      <w:hyperlink r:id="rId151">
+      <w:hyperlink r:id="rId184">
         <w:r>
           <w:rPr>
             <w:color w:val="0563C1"/>
@@ -16723,7 +18045,7 @@
           <w:b/>
           <w:sz w:val="16"/>
         </w:rPr>
-        <w:t>144. Filière numérique (Pays de la Loire) — Pays de la Loire</w:t>
+        <w:t>177. Filière numérique (Pays de la Loire) — Pays de la Loire</w:t>
       </w:r>
       <w:r>
         <w:rPr>
@@ -16734,7 +18056,7 @@
         <w:br/>
         <w:t xml:space="preserve">URL : </w:t>
       </w:r>
-      <w:hyperlink r:id="rId152">
+      <w:hyperlink r:id="rId185">
         <w:r>
           <w:rPr>
             <w:color w:val="0563C1"/>
@@ -16757,86 +18079,18 @@
           <w:b/>
           <w:sz w:val="16"/>
         </w:rPr>
-        <w:t>145. Numérique (Occitanie, France Travail) — Occitanie</w:t>
-      </w:r>
-      <w:r>
-        <w:rPr>
-          <w:sz w:val="16"/>
-        </w:rPr>
-        <w:br/>
-        <w:t>ORGANISME_OU_MEDIA : France Travail Occitanie | AUTEUR : non indiqué | DATE_PUBLICATION : 2024 | DATE_CONSULTATION : 2026-09-06</w:t>
+        <w:t>178. Répartition ville des offres Indeed (Developpeur Logiciel Web, 2024) — Lyon ; Toulouse ; Nantes ; Bordeaux ; Lille ; Marseille</w:t>
+      </w:r>
+      <w:r>
+        <w:rPr>
+          <w:sz w:val="16"/>
+        </w:rPr>
+        <w:br/>
+        <w:t>ORGANISME_OU_MEDIA : Indeed | AUTEUR : non indiqué | DATE_PUBLICATION : page datée 24 mai 2024 (extrait non daté) | DATE_CONSULTATION : 2026-09-06</w:t>
         <w:br/>
         <w:t xml:space="preserve">URL : </w:t>
       </w:r>
-      <w:hyperlink r:id="rId153">
-        <w:r>
-          <w:rPr>
-            <w:color w:val="0563C1"/>
-            <w:u w:val="single"/>
-          </w:rPr>
-          <w:t xml:space="preserve">https://www.francetravail.org/regions/occitanie/acteurs-de-lemploi/travailler-avec-les-filieres-et-les-secteurs-dactivite/le-numerique-en-occitanie.html</w:t>
-        </w:r>
-      </w:hyperlink>
-      <w:r>
-        <w:rPr>
-          <w:sz w:val="16"/>
-        </w:rPr>
-        <w:br/>
-        <w:t>PERIMETRE : Occitanie | RESULTAT_UTILISE : reprises d'emploi : 9 190 reprises d'emploi (janv.–déc. 2024) | PAGE_SI_PDF : - | FIABILITE : BONNE</w:t>
-      </w:r>
-    </w:p>
-    <w:p>
-      <w:r>
-        <w:rPr>
-          <w:b/>
-          <w:sz w:val="16"/>
-        </w:rPr>
-        <w:t>146. BMO 2026 (Pays de la Loire) — Pays de la Loire</w:t>
-      </w:r>
-      <w:r>
-        <w:rPr>
-          <w:sz w:val="16"/>
-        </w:rPr>
-        <w:br/>
-        <w:t>ORGANISME_OU_MEDIA : France Travail Pays de la Loire (relayé CARIF-OREF) | AUTEUR : non indiqué | DATE_PUBLICATION : 2026 | DATE_CONSULTATION : 2026-09-06</w:t>
-        <w:br/>
-        <w:t xml:space="preserve">URL : </w:t>
-      </w:r>
-      <w:hyperlink r:id="rId154">
-        <w:r>
-          <w:rPr>
-            <w:color w:val="0563C1"/>
-            <w:u w:val="single"/>
-          </w:rPr>
-          <w:t xml:space="preserve">https://pro.choisirmonmetier-paysdelaloire.fr/quels-besoins-de-main-doeuvre-en-2026-en-pays-de-la-loire/</w:t>
-        </w:r>
-      </w:hyperlink>
-      <w:r>
-        <w:rPr>
-          <w:sz w:val="16"/>
-        </w:rPr>
-        <w:br/>
-        <w:t>PERIMETRE : Pays de la Loire | RESULTAT_UTILISE : projets ; évolution : 154 743 intentions (-8,2 % vs 2025 ; 4e année de baisse) ; ≈23 900 réponses | PAGE_SI_PDF : - | FIABILITE : BONNE</w:t>
-      </w:r>
-    </w:p>
-    <w:p>
-      <w:r>
-        <w:rPr>
-          <w:b/>
-          <w:sz w:val="16"/>
-        </w:rPr>
-        <w:t>147. Répartition ville des offres Indeed (Developpeur Logiciel Web, 2024) — Lyon ; Toulouse ; Nantes ; Bordeaux ; Lille ; Marseille</w:t>
-      </w:r>
-      <w:r>
-        <w:rPr>
-          <w:sz w:val="16"/>
-        </w:rPr>
-        <w:br/>
-        <w:t>ORGANISME_OU_MEDIA : Indeed | AUTEUR : non indiqué | DATE_PUBLICATION : page datée 24 mai 2024 (extrait non daté) | DATE_CONSULTATION : 2026-09-06</w:t>
-        <w:br/>
-        <w:t xml:space="preserve">URL : </w:t>
-      </w:r>
-      <w:hyperlink r:id="rId155">
+      <w:hyperlink r:id="rId186">
         <w:r>
           <w:rPr>
             <w:color w:val="0563C1"/>
@@ -16859,7 +18113,7 @@
           <w:b/>
           <w:sz w:val="16"/>
         </w:rPr>
-        <w:t>148. Chômage régional 2025 (INSEE) — France ; Hauts-de-France ; Auvergne-Rhône-Alpes</w:t>
+        <w:t>179. Chômage régional 2025 (INSEE) — France ; Hauts-de-France ; Auvergne-Rhône-Alpes</w:t>
       </w:r>
       <w:r>
         <w:rPr>
@@ -16870,7 +18124,7 @@
         <w:br/>
         <w:t xml:space="preserve">URL : </w:t>
       </w:r>
-      <w:hyperlink r:id="rId156">
+      <w:hyperlink r:id="rId187">
         <w:r>
           <w:rPr>
             <w:color w:val="0563C1"/>
@@ -16893,7 +18147,7 @@
           <w:b/>
           <w:sz w:val="16"/>
         </w:rPr>
-        <w:t>149. Apec métiers porteurs 2026 (définitions) et ARA — France ; Auvergne-Rhône-Alpes</w:t>
+        <w:t>180. Apec métiers porteurs 2026 (définitions) et ARA — France ; Auvergne-Rhône-Alpes</w:t>
       </w:r>
       <w:r>
         <w:rPr>
@@ -16904,7 +18158,7 @@
         <w:br/>
         <w:t xml:space="preserve">URL : </w:t>
       </w:r>
-      <w:hyperlink r:id="rId157">
+      <w:hyperlink r:id="rId188">
         <w:r>
           <w:rPr>
             <w:color w:val="0563C1"/>
@@ -16927,7 +18181,7 @@
           <w:b/>
           <w:sz w:val="16"/>
         </w:rPr>
-        <w:t>150. Apec Île-de-France : recrutements cadres 2025 et top offres 2026 — Île-de-France</w:t>
+        <w:t>181. Apec Île-de-France : recrutements cadres 2025 et top offres 2026 — Île-de-France</w:t>
       </w:r>
       <w:r>
         <w:rPr>
@@ -16938,7 +18192,7 @@
         <w:br/>
         <w:t xml:space="preserve">URL : </w:t>
       </w:r>
-      <w:hyperlink r:id="rId158">
+      <w:hyperlink r:id="rId189">
         <w:r>
           <w:rPr>
             <w:color w:val="0563C1"/>
@@ -16961,7 +18215,7 @@
           <w:b/>
           <w:sz w:val="16"/>
         </w:rPr>
-        <w:t>151. Numérique et microélectronique (Aix-Marseille-Provence) — Aix-Marseille-Provence (métropole)</w:t>
+        <w:t>182. Numérique et microélectronique (Aix-Marseille-Provence) — Aix-Marseille-Provence (métropole)</w:t>
       </w:r>
       <w:r>
         <w:rPr>
@@ -16972,7 +18226,7 @@
         <w:br/>
         <w:t xml:space="preserve">URL : </w:t>
       </w:r>
-      <w:hyperlink r:id="rId159">
+      <w:hyperlink r:id="rId190">
         <w:r>
           <w:rPr>
             <w:color w:val="0563C1"/>
@@ -16995,7 +18249,7 @@
           <w:b/>
           <w:sz w:val="16"/>
         </w:rPr>
-        <w:t>152. TJM freelance développeur par ville (indices vs IDF) — Paris ; Lyon ; Bordeaux ; Marseille/Nice ; Lille ; Nantes/Rennes</w:t>
+        <w:t>183. TJM freelance développeur par ville (indices vs IDF) — Paris ; Lyon ; Bordeaux ; Marseille/Nice ; Lille ; Nantes/Rennes</w:t>
       </w:r>
       <w:r>
         <w:rPr>
@@ -17006,7 +18260,7 @@
         <w:br/>
         <w:t xml:space="preserve">URL : </w:t>
       </w:r>
-      <w:hyperlink r:id="rId160">
+      <w:hyperlink r:id="rId191">
         <w:r>
           <w:rPr>
             <w:color w:val="0563C1"/>
@@ -17029,7 +18283,7 @@
           <w:b/>
           <w:sz w:val="16"/>
         </w:rPr>
-        <w:t>153. Offres diffusées France Travail T1 2026 — France ; Hauts-de-France</w:t>
+        <w:t>184. Offres diffusées France Travail T1 2026 — France ; Hauts-de-France</w:t>
       </w:r>
       <w:r>
         <w:rPr>
@@ -17040,7 +18294,7 @@
         <w:br/>
         <w:t xml:space="preserve">URL : </w:t>
       </w:r>
-      <w:hyperlink r:id="rId161">
+      <w:hyperlink r:id="rId192">
         <w:r>
           <w:rPr>
             <w:color w:val="0563C1"/>
@@ -17063,7 +18317,7 @@
           <w:b/>
           <w:sz w:val="16"/>
         </w:rPr>
-        <w:t>154. BMO 2026 (Nouvelle-Aquitaine, évolution) — Nouvelle-Aquitaine / Bordeaux</w:t>
+        <w:t>185. BMO 2026 (Nouvelle-Aquitaine, évolution) — Nouvelle-Aquitaine / Bordeaux</w:t>
       </w:r>
       <w:r>
         <w:rPr>
@@ -17074,7 +18328,7 @@
         <w:br/>
         <w:t xml:space="preserve">URL : </w:t>
       </w:r>
-      <w:hyperlink r:id="rId162">
+      <w:hyperlink r:id="rId193">
         <w:r>
           <w:rPr>
             <w:color w:val="0563C1"/>
@@ -17097,7 +18351,7 @@
           <w:b/>
           <w:sz w:val="16"/>
         </w:rPr>
-        <w:t>155. BMO 2026 (Loire-Atlantique, méthodologie) — Loire-Atlantique (44) / Nantes</w:t>
+        <w:t>186. BMO 2026 (Loire-Atlantique, méthodologie) — Loire-Atlantique (44) / Nantes</w:t>
       </w:r>
       <w:r>
         <w:rPr>
@@ -17108,7 +18362,7 @@
         <w:br/>
         <w:t xml:space="preserve">URL : </w:t>
       </w:r>
-      <w:hyperlink r:id="rId163">
+      <w:hyperlink r:id="rId194">
         <w:r>
           <w:rPr>
             <w:color w:val="0563C1"/>
@@ -17131,7 +18385,7 @@
           <w:b/>
           <w:sz w:val="16"/>
         </w:rPr>
-        <w:t>156. Observatoires régionaux BMO 2026 (portails) — Auvergne-Rhône-Alpes (Rhône) ; Nouvelle-Aquitaine ; Pays de la Loire</w:t>
+        <w:t>187. Observatoires régionaux BMO 2026 (portails) — Auvergne-Rhône-Alpes (Rhône) ; Nouvelle-Aquitaine ; Pays de la Loire</w:t>
       </w:r>
       <w:r>
         <w:rPr>
@@ -17142,7 +18396,7 @@
         <w:br/>
         <w:t xml:space="preserve">URL : </w:t>
       </w:r>
-      <w:hyperlink r:id="rId164">
+      <w:hyperlink r:id="rId195">
         <w:r>
           <w:rPr>
             <w:color w:val="0563C1"/>
@@ -17165,7 +18419,7 @@
           <w:b/>
           <w:sz w:val="16"/>
         </w:rPr>
-        <w:t>157. Free-Work salaire/TJM fullstack — France</w:t>
+        <w:t>188. Free-Work salaire/TJM fullstack — France</w:t>
       </w:r>
       <w:r>
         <w:rPr>
@@ -17176,7 +18430,7 @@
         <w:br/>
         <w:t xml:space="preserve">URL : </w:t>
       </w:r>
-      <w:hyperlink r:id="rId165">
+      <w:hyperlink r:id="rId196">
         <w:r>
           <w:rPr>
             <w:color w:val="0563C1"/>
@@ -17199,7 +18453,7 @@
           <w:b/>
           <w:sz w:val="16"/>
         </w:rPr>
-        <w:t>158. Développeur web</w:t>
+        <w:t>189. Développeur web</w:t>
       </w:r>
       <w:r>
         <w:rPr>
@@ -17210,7 +18464,7 @@
         <w:br/>
         <w:t xml:space="preserve">URL : </w:t>
       </w:r>
-      <w:hyperlink r:id="rId166">
+      <w:hyperlink r:id="rId197">
         <w:r>
           <w:rPr>
             <w:color w:val="0563C1"/>
@@ -17233,7 +18487,7 @@
           <w:b/>
           <w:sz w:val="16"/>
         </w:rPr>
-        <w:t>159. Développeur full stack</w:t>
+        <w:t>190. Développeur full stack</w:t>
       </w:r>
       <w:r>
         <w:rPr>
@@ -17244,7 +18498,7 @@
         <w:br/>
         <w:t xml:space="preserve">URL : </w:t>
       </w:r>
-      <w:hyperlink r:id="rId167">
+      <w:hyperlink r:id="rId198">
         <w:r>
           <w:rPr>
             <w:color w:val="0563C1"/>
@@ -17267,7 +18521,7 @@
           <w:b/>
           <w:sz w:val="16"/>
         </w:rPr>
-        <w:t>160. Développeur full stack</w:t>
+        <w:t>191. Développeur full stack</w:t>
       </w:r>
       <w:r>
         <w:rPr>
@@ -17278,7 +18532,7 @@
         <w:br/>
         <w:t xml:space="preserve">URL : </w:t>
       </w:r>
-      <w:hyperlink r:id="rId168">
+      <w:hyperlink r:id="rId199">
         <w:r>
           <w:rPr>
             <w:color w:val="0563C1"/>
@@ -17301,7 +18555,7 @@
           <w:b/>
           <w:sz w:val="16"/>
         </w:rPr>
-        <w:t>161. Développeur (tous)</w:t>
+        <w:t>192. Développeur (tous)</w:t>
       </w:r>
       <w:r>
         <w:rPr>
@@ -17312,7 +18566,7 @@
         <w:br/>
         <w:t xml:space="preserve">URL : </w:t>
       </w:r>
-      <w:hyperlink r:id="rId169">
+      <w:hyperlink r:id="rId200">
         <w:r>
           <w:rPr>
             <w:color w:val="0563C1"/>
@@ -17335,7 +18589,7 @@
           <w:b/>
           <w:sz w:val="16"/>
         </w:rPr>
-        <w:t>162. Développeur web</w:t>
+        <w:t>193. Développeur web</w:t>
       </w:r>
       <w:r>
         <w:rPr>
@@ -17346,7 +18600,7 @@
         <w:br/>
         <w:t xml:space="preserve">URL : </w:t>
       </w:r>
-      <w:hyperlink r:id="rId170">
+      <w:hyperlink r:id="rId201">
         <w:r>
           <w:rPr>
             <w:color w:val="0563C1"/>
@@ -17369,7 +18623,7 @@
           <w:b/>
           <w:sz w:val="16"/>
         </w:rPr>
-        <w:t>163. Développeur web</w:t>
+        <w:t>194. Développeur web</w:t>
       </w:r>
       <w:r>
         <w:rPr>
@@ -17380,7 +18634,7 @@
         <w:br/>
         <w:t xml:space="preserve">URL : </w:t>
       </w:r>
-      <w:hyperlink r:id="rId171">
+      <w:hyperlink r:id="rId202">
         <w:r>
           <w:rPr>
             <w:color w:val="0563C1"/>
@@ -17403,7 +18657,7 @@
           <w:b/>
           <w:sz w:val="16"/>
         </w:rPr>
-        <w:t>164. Développeur</w:t>
+        <w:t>195. Développeur</w:t>
       </w:r>
       <w:r>
         <w:rPr>
@@ -17414,7 +18668,7 @@
         <w:br/>
         <w:t xml:space="preserve">URL : </w:t>
       </w:r>
-      <w:hyperlink r:id="rId172">
+      <w:hyperlink r:id="rId203">
         <w:r>
           <w:rPr>
             <w:color w:val="0563C1"/>
@@ -17437,7 +18691,7 @@
           <w:b/>
           <w:sz w:val="16"/>
         </w:rPr>
-        <w:t>165. Architecte technique</w:t>
+        <w:t>196. Architecte technique</w:t>
       </w:r>
       <w:r>
         <w:rPr>
@@ -17448,7 +18702,7 @@
         <w:br/>
         <w:t xml:space="preserve">URL : </w:t>
       </w:r>
-      <w:hyperlink r:id="rId173">
+      <w:hyperlink r:id="rId204">
         <w:r>
           <w:rPr>
             <w:color w:val="0563C1"/>
@@ -17471,7 +18725,7 @@
           <w:b/>
           <w:sz w:val="16"/>
         </w:rPr>
-        <w:t>166. Développeur full stack</w:t>
+        <w:t>197. Développeur full stack</w:t>
       </w:r>
       <w:r>
         <w:rPr>
@@ -17482,7 +18736,7 @@
         <w:br/>
         <w:t xml:space="preserve">URL : </w:t>
       </w:r>
-      <w:hyperlink r:id="rId174">
+      <w:hyperlink r:id="rId205">
         <w:r>
           <w:rPr>
             <w:color w:val="0563C1"/>
@@ -17505,7 +18759,7 @@
           <w:b/>
           <w:sz w:val="16"/>
         </w:rPr>
-        <w:t>167. Développeur full stack</w:t>
+        <w:t>198. Développeur full stack</w:t>
       </w:r>
       <w:r>
         <w:rPr>
@@ -17516,7 +18770,7 @@
         <w:br/>
         <w:t xml:space="preserve">URL : </w:t>
       </w:r>
-      <w:hyperlink r:id="rId175">
+      <w:hyperlink r:id="rId206">
         <w:r>
           <w:rPr>
             <w:color w:val="0563C1"/>
@@ -17539,7 +18793,7 @@
           <w:b/>
           <w:sz w:val="16"/>
         </w:rPr>
-        <w:t>168. Développeur</w:t>
+        <w:t>199. Développeur</w:t>
       </w:r>
       <w:r>
         <w:rPr>
@@ -17550,7 +18804,7 @@
         <w:br/>
         <w:t xml:space="preserve">URL : </w:t>
       </w:r>
-      <w:hyperlink r:id="rId176">
+      <w:hyperlink r:id="rId207">
         <w:r>
           <w:rPr>
             <w:color w:val="0563C1"/>
@@ -17573,7 +18827,7 @@
           <w:b/>
           <w:sz w:val="16"/>
         </w:rPr>
-        <w:t>169. Développeur</w:t>
+        <w:t>200. Développeur</w:t>
       </w:r>
       <w:r>
         <w:rPr>
@@ -17584,7 +18838,7 @@
         <w:br/>
         <w:t xml:space="preserve">URL : </w:t>
       </w:r>
-      <w:hyperlink r:id="rId177">
+      <w:hyperlink r:id="rId208">
         <w:r>
           <w:rPr>
             <w:color w:val="0563C1"/>
@@ -17607,7 +18861,7 @@
           <w:b/>
           <w:sz w:val="16"/>
         </w:rPr>
-        <w:t>170. Développeur</w:t>
+        <w:t>201. Développeur</w:t>
       </w:r>
       <w:r>
         <w:rPr>
@@ -17618,7 +18872,7 @@
         <w:br/>
         <w:t xml:space="preserve">URL : </w:t>
       </w:r>
-      <w:hyperlink r:id="rId178">
+      <w:hyperlink r:id="rId209">
         <w:r>
           <w:rPr>
             <w:color w:val="0563C1"/>
@@ -17641,7 +18895,7 @@
           <w:b/>
           <w:sz w:val="16"/>
         </w:rPr>
-        <w:t>171. Développeur</w:t>
+        <w:t>202. Développeur</w:t>
       </w:r>
       <w:r>
         <w:rPr>
@@ -17652,7 +18906,7 @@
         <w:br/>
         <w:t xml:space="preserve">URL : </w:t>
       </w:r>
-      <w:hyperlink r:id="rId179">
+      <w:hyperlink r:id="rId210">
         <w:r>
           <w:rPr>
             <w:color w:val="0563C1"/>
@@ -17675,7 +18929,7 @@
           <w:b/>
           <w:sz w:val="16"/>
         </w:rPr>
-        <w:t>172. Développeur React Native (mobile)</w:t>
+        <w:t>203. Développeur React Native (mobile)</w:t>
       </w:r>
       <w:r>
         <w:rPr>
@@ -17686,7 +18940,7 @@
         <w:br/>
         <w:t xml:space="preserve">URL : </w:t>
       </w:r>
-      <w:hyperlink r:id="rId180">
+      <w:hyperlink r:id="rId211">
         <w:r>
           <w:rPr>
             <w:color w:val="0563C1"/>
@@ -17709,7 +18963,7 @@
           <w:b/>
           <w:sz w:val="16"/>
         </w:rPr>
-        <w:t>173. Développeur web</w:t>
+        <w:t>204. Développeur web</w:t>
       </w:r>
       <w:r>
         <w:rPr>
@@ -17720,7 +18974,7 @@
         <w:br/>
         <w:t xml:space="preserve">URL : </w:t>
       </w:r>
-      <w:hyperlink r:id="rId181">
+      <w:hyperlink r:id="rId212">
         <w:r>
           <w:rPr>
             <w:color w:val="0563C1"/>
@@ -17743,7 +18997,7 @@
           <w:b/>
           <w:sz w:val="16"/>
         </w:rPr>
-        <w:t>174. Développeur</w:t>
+        <w:t>205. Développeur</w:t>
       </w:r>
       <w:r>
         <w:rPr>
@@ -17754,7 +19008,7 @@
         <w:br/>
         <w:t xml:space="preserve">URL : </w:t>
       </w:r>
-      <w:hyperlink r:id="rId182">
+      <w:hyperlink r:id="rId213">
         <w:r>
           <w:rPr>
             <w:color w:val="0563C1"/>
@@ -17777,7 +19031,7 @@
           <w:b/>
           <w:sz w:val="16"/>
         </w:rPr>
-        <w:t>175. Développeur</w:t>
+        <w:t>206. Développeur</w:t>
       </w:r>
       <w:r>
         <w:rPr>
@@ -17788,7 +19042,7 @@
         <w:br/>
         <w:t xml:space="preserve">URL : </w:t>
       </w:r>
-      <w:hyperlink r:id="rId183">
+      <w:hyperlink r:id="rId214">
         <w:r>
           <w:rPr>
             <w:color w:val="0563C1"/>
@@ -17811,7 +19065,7 @@
           <w:b/>
           <w:sz w:val="16"/>
         </w:rPr>
-        <w:t>176. Développeur (chez Externatic)</w:t>
+        <w:t>207. Développeur (chez Externatic)</w:t>
       </w:r>
       <w:r>
         <w:rPr>
@@ -17822,7 +19076,7 @@
         <w:br/>
         <w:t xml:space="preserve">URL : </w:t>
       </w:r>
-      <w:hyperlink r:id="rId184">
+      <w:hyperlink r:id="rId215">
         <w:r>
           <w:rPr>
             <w:color w:val="0563C1"/>
@@ -17845,7 +19099,7 @@
           <w:b/>
           <w:sz w:val="16"/>
         </w:rPr>
-        <w:t>177. Développeur freelance (TJM)</w:t>
+        <w:t>208. Développeur freelance (TJM)</w:t>
       </w:r>
       <w:r>
         <w:rPr>
@@ -17856,7 +19110,7 @@
         <w:br/>
         <w:t xml:space="preserve">URL : </w:t>
       </w:r>
-      <w:hyperlink r:id="rId185">
+      <w:hyperlink r:id="rId216">
         <w:r>
           <w:rPr>
             <w:color w:val="0563C1"/>
@@ -17879,7 +19133,7 @@
           <w:b/>
           <w:sz w:val="16"/>
         </w:rPr>
-        <w:t>178. Développeur web freelance (TJM)</w:t>
+        <w:t>209. Développeur web freelance (TJM)</w:t>
       </w:r>
       <w:r>
         <w:rPr>
@@ -17890,7 +19144,7 @@
         <w:br/>
         <w:t xml:space="preserve">URL : </w:t>
       </w:r>
-      <w:hyperlink r:id="rId186">
+      <w:hyperlink r:id="rId217">
         <w:r>
           <w:rPr>
             <w:color w:val="0563C1"/>
@@ -17913,7 +19167,7 @@
           <w:b/>
           <w:sz w:val="16"/>
         </w:rPr>
-        <w:t>179. Développeur</w:t>
+        <w:t>210. Développeur</w:t>
       </w:r>
       <w:r>
         <w:rPr>
@@ -17924,7 +19178,7 @@
         <w:br/>
         <w:t xml:space="preserve">URL : </w:t>
       </w:r>
-      <w:hyperlink r:id="rId187">
+      <w:hyperlink r:id="rId218">
         <w:r>
           <w:rPr>
             <w:color w:val="0563C1"/>
@@ -17947,7 +19201,7 @@
           <w:b/>
           <w:sz w:val="16"/>
         </w:rPr>
-        <w:t>180. Développeur</w:t>
+        <w:t>211. Développeur</w:t>
       </w:r>
       <w:r>
         <w:rPr>
@@ -17958,7 +19212,7 @@
         <w:br/>
         <w:t xml:space="preserve">URL : </w:t>
       </w:r>
-      <w:hyperlink r:id="rId188">
+      <w:hyperlink r:id="rId219">
         <w:r>
           <w:rPr>
             <w:color w:val="0563C1"/>
@@ -17981,7 +19235,7 @@
           <w:b/>
           <w:sz w:val="16"/>
         </w:rPr>
-        <w:t>181. Développeur</w:t>
+        <w:t>212. Développeur</w:t>
       </w:r>
       <w:r>
         <w:rPr>
@@ -17992,7 +19246,7 @@
         <w:br/>
         <w:t xml:space="preserve">URL : </w:t>
       </w:r>
-      <w:hyperlink r:id="rId189">
+      <w:hyperlink r:id="rId220">
         <w:r>
           <w:rPr>
             <w:color w:val="0563C1"/>
@@ -18015,7 +19269,7 @@
           <w:b/>
           <w:sz w:val="16"/>
         </w:rPr>
-        <w:t>182. Développeur web en alternance (apprentissage)</w:t>
+        <w:t>213. Développeur web en alternance (apprentissage)</w:t>
       </w:r>
       <w:r>
         <w:rPr>
@@ -18026,7 +19280,7 @@
         <w:br/>
         <w:t xml:space="preserve">URL : </w:t>
       </w:r>
-      <w:hyperlink r:id="rId190">
+      <w:hyperlink r:id="rId221">
         <w:r>
           <w:rPr>
             <w:color w:val="0563C1"/>
@@ -18049,7 +19303,7 @@
           <w:b/>
           <w:sz w:val="16"/>
         </w:rPr>
-        <w:t>183. Développeur</w:t>
+        <w:t>214. Développeur</w:t>
       </w:r>
       <w:r>
         <w:rPr>
@@ -18060,7 +19314,7 @@
         <w:br/>
         <w:t xml:space="preserve">URL : </w:t>
       </w:r>
-      <w:hyperlink r:id="rId191">
+      <w:hyperlink r:id="rId222">
         <w:r>
           <w:rPr>
             <w:color w:val="0563C1"/>
@@ -18083,7 +19337,7 @@
           <w:b/>
           <w:sz w:val="16"/>
         </w:rPr>
-        <w:t>184. Développeur full stack</w:t>
+        <w:t>215. Développeur full stack</w:t>
       </w:r>
       <w:r>
         <w:rPr>
@@ -18094,7 +19348,7 @@
         <w:br/>
         <w:t xml:space="preserve">URL : </w:t>
       </w:r>
-      <w:hyperlink r:id="rId192">
+      <w:hyperlink r:id="rId223">
         <w:r>
           <w:rPr>
             <w:color w:val="0563C1"/>
@@ -18117,7 +19371,7 @@
           <w:b/>
           <w:sz w:val="16"/>
         </w:rPr>
-        <w:t>185. Développeur (tous)</w:t>
+        <w:t>216. Développeur (tous)</w:t>
       </w:r>
       <w:r>
         <w:rPr>
@@ -18128,7 +19382,7 @@
         <w:br/>
         <w:t xml:space="preserve">URL : </w:t>
       </w:r>
-      <w:hyperlink r:id="rId193">
+      <w:hyperlink r:id="rId224">
         <w:r>
           <w:rPr>
             <w:color w:val="0563C1"/>
@@ -18151,7 +19405,7 @@
           <w:b/>
           <w:sz w:val="16"/>
         </w:rPr>
-        <w:t>186. Développeur</w:t>
+        <w:t>217. Développeur</w:t>
       </w:r>
       <w:r>
         <w:rPr>
@@ -18162,7 +19416,7 @@
         <w:br/>
         <w:t xml:space="preserve">URL : </w:t>
       </w:r>
-      <w:hyperlink r:id="rId194">
+      <w:hyperlink r:id="rId225">
         <w:r>
           <w:rPr>
             <w:color w:val="0563C1"/>
@@ -18185,7 +19439,7 @@
           <w:b/>
           <w:sz w:val="16"/>
         </w:rPr>
-        <w:t>187. Développeur (tous)</w:t>
+        <w:t>218. Développeur (tous)</w:t>
       </w:r>
       <w:r>
         <w:rPr>
@@ -18196,7 +19450,7 @@
         <w:br/>
         <w:t xml:space="preserve">URL : </w:t>
       </w:r>
-      <w:hyperlink r:id="rId195">
+      <w:hyperlink r:id="rId226">
         <w:r>
           <w:rPr>
             <w:color w:val="0563C1"/>
@@ -18219,7 +19473,7 @@
           <w:b/>
           <w:sz w:val="16"/>
         </w:rPr>
-        <w:t>188. Développeur</w:t>
+        <w:t>219. Développeur</w:t>
       </w:r>
       <w:r>
         <w:rPr>
@@ -18230,7 +19484,7 @@
         <w:br/>
         <w:t xml:space="preserve">URL : </w:t>
       </w:r>
-      <w:hyperlink r:id="rId196">
+      <w:hyperlink r:id="rId227">
         <w:r>
           <w:rPr>
             <w:color w:val="0563C1"/>
@@ -18253,7 +19507,7 @@
           <w:b/>
           <w:sz w:val="16"/>
         </w:rPr>
-        <w:t>189. Développeur</w:t>
+        <w:t>220. Développeur</w:t>
       </w:r>
       <w:r>
         <w:rPr>
@@ -18264,7 +19518,7 @@
         <w:br/>
         <w:t xml:space="preserve">URL : </w:t>
       </w:r>
-      <w:hyperlink r:id="rId197">
+      <w:hyperlink r:id="rId228">
         <w:r>
           <w:rPr>
             <w:color w:val="0563C1"/>
@@ -18287,7 +19541,7 @@
           <w:b/>
           <w:sz w:val="16"/>
         </w:rPr>
-        <w:t>190. Développeur</w:t>
+        <w:t>221. Développeur</w:t>
       </w:r>
       <w:r>
         <w:rPr>
@@ -18298,7 +19552,7 @@
         <w:br/>
         <w:t xml:space="preserve">URL : </w:t>
       </w:r>
-      <w:hyperlink r:id="rId198">
+      <w:hyperlink r:id="rId229">
         <w:r>
           <w:rPr>
             <w:color w:val="0563C1"/>
@@ -18321,7 +19575,7 @@
           <w:b/>
           <w:sz w:val="16"/>
         </w:rPr>
-        <w:t>191. Développeur</w:t>
+        <w:t>222. Développeur</w:t>
       </w:r>
       <w:r>
         <w:rPr>
@@ -18332,7 +19586,7 @@
         <w:br/>
         <w:t xml:space="preserve">URL : </w:t>
       </w:r>
-      <w:hyperlink r:id="rId199">
+      <w:hyperlink r:id="rId230">
         <w:r>
           <w:rPr>
             <w:color w:val="0563C1"/>
@@ -18355,7 +19609,7 @@
           <w:b/>
           <w:sz w:val="16"/>
         </w:rPr>
-        <w:t>192. Développeur full stack</w:t>
+        <w:t>223. Développeur full stack</w:t>
       </w:r>
       <w:r>
         <w:rPr>
@@ -18366,7 +19620,7 @@
         <w:br/>
         <w:t xml:space="preserve">URL : </w:t>
       </w:r>
-      <w:hyperlink r:id="rId200">
+      <w:hyperlink r:id="rId231">
         <w:r>
           <w:rPr>
             <w:color w:val="0563C1"/>
@@ -18389,7 +19643,7 @@
           <w:b/>
           <w:sz w:val="16"/>
         </w:rPr>
-        <w:t>193. Développeur full stack</w:t>
+        <w:t>224. Développeur full stack</w:t>
       </w:r>
       <w:r>
         <w:rPr>
@@ -18400,7 +19654,7 @@
         <w:br/>
         <w:t xml:space="preserve">URL : </w:t>
       </w:r>
-      <w:hyperlink r:id="rId201">
+      <w:hyperlink r:id="rId232">
         <w:r>
           <w:rPr>
             <w:color w:val="0563C1"/>
@@ -18423,7 +19677,7 @@
           <w:b/>
           <w:sz w:val="16"/>
         </w:rPr>
-        <w:t>194. Développeur</w:t>
+        <w:t>225. Développeur</w:t>
       </w:r>
       <w:r>
         <w:rPr>
@@ -18434,7 +19688,7 @@
         <w:br/>
         <w:t xml:space="preserve">URL : </w:t>
       </w:r>
-      <w:hyperlink r:id="rId202">
+      <w:hyperlink r:id="rId233">
         <w:r>
           <w:rPr>
             <w:color w:val="0563C1"/>
@@ -18457,7 +19711,7 @@
           <w:b/>
           <w:sz w:val="16"/>
         </w:rPr>
-        <w:t>195. Développeur front-end</w:t>
+        <w:t>226. Développeur front-end</w:t>
       </w:r>
       <w:r>
         <w:rPr>
@@ -18468,7 +19722,7 @@
         <w:br/>
         <w:t xml:space="preserve">URL : </w:t>
       </w:r>
-      <w:hyperlink r:id="rId203">
+      <w:hyperlink r:id="rId234">
         <w:r>
           <w:rPr>
             <w:color w:val="0563C1"/>
@@ -18491,7 +19745,7 @@
           <w:b/>
           <w:sz w:val="16"/>
         </w:rPr>
-        <w:t>196. Développeur front-end</w:t>
+        <w:t>227. Développeur front-end</w:t>
       </w:r>
       <w:r>
         <w:rPr>
@@ -18502,7 +19756,7 @@
         <w:br/>
         <w:t xml:space="preserve">URL : </w:t>
       </w:r>
-      <w:hyperlink r:id="rId204">
+      <w:hyperlink r:id="rId235">
         <w:r>
           <w:rPr>
             <w:color w:val="0563C1"/>
@@ -18525,7 +19779,7 @@
           <w:b/>
           <w:sz w:val="16"/>
         </w:rPr>
-        <w:t>197. Développeur</w:t>
+        <w:t>228. Développeur</w:t>
       </w:r>
       <w:r>
         <w:rPr>
@@ -18536,7 +19790,7 @@
         <w:br/>
         <w:t xml:space="preserve">URL : </w:t>
       </w:r>
-      <w:hyperlink r:id="rId205">
+      <w:hyperlink r:id="rId236">
         <w:r>
           <w:rPr>
             <w:color w:val="0563C1"/>
@@ -18559,7 +19813,7 @@
           <w:b/>
           <w:sz w:val="16"/>
         </w:rPr>
-        <w:t>198. Développeur full-stack / back-end</w:t>
+        <w:t>229. Développeur full-stack / back-end</w:t>
       </w:r>
       <w:r>
         <w:rPr>
@@ -18570,7 +19824,7 @@
         <w:br/>
         <w:t xml:space="preserve">URL : </w:t>
       </w:r>
-      <w:hyperlink r:id="rId206">
+      <w:hyperlink r:id="rId237">
         <w:r>
           <w:rPr>
             <w:color w:val="0563C1"/>
@@ -18593,7 +19847,7 @@
           <w:b/>
           <w:sz w:val="16"/>
         </w:rPr>
-        <w:t>199. Développeur (toutes technos)</w:t>
+        <w:t>230. Développeur (toutes technos)</w:t>
       </w:r>
       <w:r>
         <w:rPr>
@@ -18604,7 +19858,7 @@
         <w:br/>
         <w:t xml:space="preserve">URL : </w:t>
       </w:r>
-      <w:hyperlink r:id="rId207">
+      <w:hyperlink r:id="rId238">
         <w:r>
           <w:rPr>
             <w:color w:val="0563C1"/>
@@ -18627,7 +19881,7 @@
           <w:b/>
           <w:sz w:val="16"/>
         </w:rPr>
-        <w:t>200. Développeur informatique</w:t>
+        <w:t>231. Développeur informatique</w:t>
       </w:r>
       <w:r>
         <w:rPr>
@@ -18638,7 +19892,7 @@
         <w:br/>
         <w:t xml:space="preserve">URL : </w:t>
       </w:r>
-      <w:hyperlink r:id="rId208">
+      <w:hyperlink r:id="rId239">
         <w:r>
           <w:rPr>
             <w:color w:val="0563C1"/>
@@ -18661,7 +19915,7 @@
           <w:b/>
           <w:sz w:val="16"/>
         </w:rPr>
-        <w:t>201. Développeur web</w:t>
+        <w:t>232. Développeur web</w:t>
       </w:r>
       <w:r>
         <w:rPr>
@@ -18672,7 +19926,7 @@
         <w:br/>
         <w:t xml:space="preserve">URL : </w:t>
       </w:r>
-      <w:hyperlink r:id="rId209">
+      <w:hyperlink r:id="rId240">
         <w:r>
           <w:rPr>
             <w:color w:val="0563C1"/>
@@ -18695,7 +19949,7 @@
           <w:b/>
           <w:sz w:val="16"/>
         </w:rPr>
-        <w:t>202. Développeur (alternance)</w:t>
+        <w:t>233. Développeur (alternance)</w:t>
       </w:r>
       <w:r>
         <w:rPr>
@@ -18706,7 +19960,7 @@
         <w:br/>
         <w:t xml:space="preserve">URL : </w:t>
       </w:r>
-      <w:hyperlink r:id="rId210">
+      <w:hyperlink r:id="rId241">
         <w:r>
           <w:rPr>
             <w:color w:val="0563C1"/>
@@ -18729,7 +19983,7 @@
           <w:b/>
           <w:sz w:val="16"/>
         </w:rPr>
-        <w:t>203. React / Vue.js / Node.js / Python / cloud (AWS, Azure, GCP)</w:t>
+        <w:t>234. React / Vue.js / Node.js / Python / cloud (AWS, Azure, GCP)</w:t>
       </w:r>
       <w:r>
         <w:rPr>
@@ -18740,7 +19994,7 @@
         <w:br/>
         <w:t xml:space="preserve">URL : </w:t>
       </w:r>
-      <w:hyperlink r:id="rId211">
+      <w:hyperlink r:id="rId242">
         <w:r>
           <w:rPr>
             <w:color w:val="0563C1"/>
@@ -18763,7 +20017,7 @@
           <w:b/>
           <w:sz w:val="16"/>
         </w:rPr>
-        <w:t>204. Python, JavaScript/TypeScript</w:t>
+        <w:t>235. Python, JavaScript/TypeScript</w:t>
       </w:r>
       <w:r>
         <w:rPr>
@@ -18774,7 +20028,7 @@
         <w:br/>
         <w:t xml:space="preserve">URL : </w:t>
       </w:r>
-      <w:hyperlink r:id="rId212">
+      <w:hyperlink r:id="rId243">
         <w:r>
           <w:rPr>
             <w:color w:val="0563C1"/>
@@ -18797,7 +20051,7 @@
           <w:b/>
           <w:sz w:val="16"/>
         </w:rPr>
-        <w:t>205. React / Next.js</w:t>
+        <w:t>236. React / Next.js</w:t>
       </w:r>
       <w:r>
         <w:rPr>
@@ -18808,7 +20062,7 @@
         <w:br/>
         <w:t xml:space="preserve">URL : </w:t>
       </w:r>
-      <w:hyperlink r:id="rId213">
+      <w:hyperlink r:id="rId244">
         <w:r>
           <w:rPr>
             <w:color w:val="0563C1"/>
@@ -18831,7 +20085,7 @@
           <w:b/>
           <w:sz w:val="16"/>
         </w:rPr>
-        <w:t>206. Vue.js</w:t>
+        <w:t>237. Vue.js</w:t>
       </w:r>
       <w:r>
         <w:rPr>
@@ -18842,7 +20096,7 @@
         <w:br/>
         <w:t xml:space="preserve">URL : </w:t>
       </w:r>
-      <w:hyperlink r:id="rId214">
+      <w:hyperlink r:id="rId245">
         <w:r>
           <w:rPr>
             <w:color w:val="0563C1"/>
@@ -18865,7 +20119,7 @@
           <w:b/>
           <w:sz w:val="16"/>
         </w:rPr>
-        <w:t>207. Angular + React</w:t>
+        <w:t>238. Angular + React</w:t>
       </w:r>
       <w:r>
         <w:rPr>
@@ -18876,7 +20130,7 @@
         <w:br/>
         <w:t xml:space="preserve">URL : </w:t>
       </w:r>
-      <w:hyperlink r:id="rId215">
+      <w:hyperlink r:id="rId246">
         <w:r>
           <w:rPr>
             <w:color w:val="0563C1"/>
@@ -18899,7 +20153,7 @@
           <w:b/>
           <w:sz w:val="16"/>
         </w:rPr>
-        <w:t>208. Java Spring</w:t>
+        <w:t>239. Java Spring</w:t>
       </w:r>
       <w:r>
         <w:rPr>
@@ -18910,7 +20164,7 @@
         <w:br/>
         <w:t xml:space="preserve">URL : </w:t>
       </w:r>
-      <w:hyperlink r:id="rId216">
+      <w:hyperlink r:id="rId247">
         <w:r>
           <w:rPr>
             <w:color w:val="0563C1"/>
@@ -18933,7 +20187,7 @@
           <w:b/>
           <w:sz w:val="16"/>
         </w:rPr>
-        <w:t>209. Java</w:t>
+        <w:t>240. Java</w:t>
       </w:r>
       <w:r>
         <w:rPr>
@@ -18944,7 +20198,7 @@
         <w:br/>
         <w:t xml:space="preserve">URL : </w:t>
       </w:r>
-      <w:hyperlink r:id="rId217">
+      <w:hyperlink r:id="rId248">
         <w:r>
           <w:rPr>
             <w:color w:val="0563C1"/>
@@ -18967,7 +20221,7 @@
           <w:b/>
           <w:sz w:val="16"/>
         </w:rPr>
-        <w:t>210. PHP Symfony</w:t>
+        <w:t>241. PHP Symfony</w:t>
       </w:r>
       <w:r>
         <w:rPr>
@@ -18978,7 +20232,7 @@
         <w:br/>
         <w:t xml:space="preserve">URL : </w:t>
       </w:r>
-      <w:hyperlink r:id="rId218">
+      <w:hyperlink r:id="rId249">
         <w:r>
           <w:rPr>
             <w:color w:val="0563C1"/>
@@ -19001,7 +20255,7 @@
           <w:b/>
           <w:sz w:val="16"/>
         </w:rPr>
-        <w:t>211. Symfony</w:t>
+        <w:t>242. Symfony</w:t>
       </w:r>
       <w:r>
         <w:rPr>
@@ -19012,7 +20266,7 @@
         <w:br/>
         <w:t xml:space="preserve">URL : </w:t>
       </w:r>
-      <w:hyperlink r:id="rId219">
+      <w:hyperlink r:id="rId250">
         <w:r>
           <w:rPr>
             <w:color w:val="0563C1"/>
@@ -19035,7 +20289,7 @@
           <w:b/>
           <w:sz w:val="16"/>
         </w:rPr>
-        <w:t>212. PHP (Symfony/Laravel) en télétravail</w:t>
+        <w:t>243. PHP (Symfony/Laravel) en télétravail</w:t>
       </w:r>
       <w:r>
         <w:rPr>
@@ -19046,7 +20300,7 @@
         <w:br/>
         <w:t xml:space="preserve">URL : </w:t>
       </w:r>
-      <w:hyperlink r:id="rId220">
+      <w:hyperlink r:id="rId251">
         <w:r>
           <w:rPr>
             <w:color w:val="0563C1"/>
@@ -19069,7 +20323,7 @@
           <w:b/>
           <w:sz w:val="16"/>
         </w:rPr>
-        <w:t>213. Cybersécurité</w:t>
+        <w:t>244. Cybersécurité</w:t>
       </w:r>
       <w:r>
         <w:rPr>
@@ -19080,7 +20334,7 @@
         <w:br/>
         <w:t xml:space="preserve">URL : </w:t>
       </w:r>
-      <w:hyperlink r:id="rId221">
+      <w:hyperlink r:id="rId252">
         <w:r>
           <w:rPr>
             <w:color w:val="0563C1"/>
@@ -19103,7 +20357,7 @@
           <w:b/>
           <w:sz w:val="16"/>
         </w:rPr>
-        <w:t>214. Data, IA, infrastructures</w:t>
+        <w:t>245. Data, IA, infrastructures</w:t>
       </w:r>
       <w:r>
         <w:rPr>
@@ -19114,7 +20368,7 @@
         <w:br/>
         <w:t xml:space="preserve">URL : </w:t>
       </w:r>
-      <w:hyperlink r:id="rId222">
+      <w:hyperlink r:id="rId253">
         <w:r>
           <w:rPr>
             <w:color w:val="0563C1"/>
@@ -19137,7 +20391,7 @@
           <w:b/>
           <w:sz w:val="16"/>
         </w:rPr>
-        <w:t>215. Métiers du numérique</w:t>
+        <w:t>246. Métiers du numérique</w:t>
       </w:r>
       <w:r>
         <w:rPr>
@@ -19148,7 +20402,7 @@
         <w:br/>
         <w:t xml:space="preserve">URL : </w:t>
       </w:r>
-      <w:hyperlink r:id="rId223">
+      <w:hyperlink r:id="rId254">
         <w:r>
           <w:rPr>
             <w:color w:val="0563C1"/>
@@ -19171,7 +20425,7 @@
           <w:b/>
           <w:sz w:val="16"/>
         </w:rPr>
-        <w:t>216. Python ; JavaScript/TypeScript</w:t>
+        <w:t>247. Python ; JavaScript/TypeScript</w:t>
       </w:r>
       <w:r>
         <w:rPr>
@@ -19182,7 +20436,7 @@
         <w:br/>
         <w:t xml:space="preserve">URL : </w:t>
       </w:r>
-      <w:hyperlink r:id="rId224">
+      <w:hyperlink r:id="rId255">
         <w:r>
           <w:rPr>
             <w:color w:val="0563C1"/>
@@ -19205,7 +20459,7 @@
           <w:b/>
           <w:sz w:val="16"/>
         </w:rPr>
-        <w:t>217. React, Vue, Svelte (front) ; Next.js (full-stack)</w:t>
+        <w:t>248. React, Vue, Svelte (front) ; Next.js (full-stack)</w:t>
       </w:r>
       <w:r>
         <w:rPr>
@@ -19216,7 +20470,7 @@
         <w:br/>
         <w:t xml:space="preserve">URL : </w:t>
       </w:r>
-      <w:hyperlink r:id="rId225">
+      <w:hyperlink r:id="rId256">
         <w:r>
           <w:rPr>
             <w:color w:val="0563C1"/>
@@ -19239,7 +20493,7 @@
           <w:b/>
           <w:sz w:val="16"/>
         </w:rPr>
-        <w:t>218. JavaScript/TypeScript, Python, Java, Go ; Rust en progression</w:t>
+        <w:t>249. JavaScript/TypeScript, Python, Java, Go ; Rust en progression</w:t>
       </w:r>
       <w:r>
         <w:rPr>
@@ -19250,7 +20504,7 @@
         <w:br/>
         <w:t xml:space="preserve">URL : </w:t>
       </w:r>
-      <w:hyperlink r:id="rId226">
+      <w:hyperlink r:id="rId257">
         <w:r>
           <w:rPr>
             <w:color w:val="0563C1"/>
@@ -19273,7 +20527,7 @@
           <w:b/>
           <w:sz w:val="16"/>
         </w:rPr>
-        <w:t>219. React / Vue.js (front), Node.js / Python (back), cloud AWS/Azure/GCP</w:t>
+        <w:t>250. React / Vue.js (front), Node.js / Python (back), cloud AWS/Azure/GCP</w:t>
       </w:r>
       <w:r>
         <w:rPr>
@@ -19284,7 +20538,7 @@
         <w:br/>
         <w:t xml:space="preserve">URL : </w:t>
       </w:r>
-      <w:hyperlink r:id="rId227">
+      <w:hyperlink r:id="rId258">
         <w:r>
           <w:rPr>
             <w:color w:val="0563C1"/>
@@ -19307,7 +20561,7 @@
           <w:b/>
           <w:sz w:val="16"/>
         </w:rPr>
-        <w:t>220. Angular + React (mots-clés combinés)</w:t>
+        <w:t>251. Angular + React (mots-clés combinés)</w:t>
       </w:r>
       <w:r>
         <w:rPr>
@@ -19318,7 +20572,7 @@
         <w:br/>
         <w:t xml:space="preserve">URL : </w:t>
       </w:r>
-      <w:hyperlink r:id="rId228">
+      <w:hyperlink r:id="rId259">
         <w:r>
           <w:rPr>
             <w:color w:val="0563C1"/>
@@ -19341,7 +20595,7 @@
           <w:b/>
           <w:sz w:val="16"/>
         </w:rPr>
-        <w:t>221. React (vs Vue/Angular)</w:t>
+        <w:t>252. React (vs Vue/Angular)</w:t>
       </w:r>
       <w:r>
         <w:rPr>
@@ -19352,7 +20606,7 @@
         <w:br/>
         <w:t xml:space="preserve">URL : </w:t>
       </w:r>
-      <w:hyperlink r:id="rId229">
+      <w:hyperlink r:id="rId260">
         <w:r>
           <w:rPr>
             <w:color w:val="0563C1"/>
@@ -19375,7 +20629,7 @@
           <w:b/>
           <w:sz w:val="16"/>
         </w:rPr>
-        <w:t>222. LLM, RAG, fine-tuning ; MLOps</w:t>
+        <w:t>253. LLM, RAG, fine-tuning ; MLOps</w:t>
       </w:r>
       <w:r>
         <w:rPr>
@@ -19386,7 +20640,7 @@
         <w:br/>
         <w:t xml:space="preserve">URL : </w:t>
       </w:r>
-      <w:hyperlink r:id="rId230">
+      <w:hyperlink r:id="rId261">
         <w:r>
           <w:rPr>
             <w:color w:val="0563C1"/>
@@ -19409,7 +20663,7 @@
           <w:b/>
           <w:sz w:val="16"/>
         </w:rPr>
-        <w:t>223. Développement web et support IT (métiers)</w:t>
+        <w:t>254. Développement web et support IT (métiers)</w:t>
       </w:r>
       <w:r>
         <w:rPr>
@@ -19420,7 +20674,7 @@
         <w:br/>
         <w:t xml:space="preserve">URL : </w:t>
       </w:r>
-      <w:hyperlink r:id="rId231">
+      <w:hyperlink r:id="rId262">
         <w:r>
           <w:rPr>
             <w:color w:val="0563C1"/>
@@ -19443,7 +20697,7 @@
           <w:b/>
           <w:sz w:val="16"/>
         </w:rPr>
-        <w:t>224. IA (compétence transverse)</w:t>
+        <w:t>255. IA (compétence transverse)</w:t>
       </w:r>
       <w:r>
         <w:rPr>
@@ -19454,7 +20708,7 @@
         <w:br/>
         <w:t xml:space="preserve">URL : </w:t>
       </w:r>
-      <w:hyperlink r:id="rId232">
+      <w:hyperlink r:id="rId263">
         <w:r>
           <w:rPr>
             <w:color w:val="0563C1"/>
@@ -19477,7 +20731,7 @@
           <w:b/>
           <w:sz w:val="16"/>
         </w:rPr>
-        <w:t>225. Transparence salariale (offres)</w:t>
+        <w:t>256. Transparence salariale (offres)</w:t>
       </w:r>
       <w:r>
         <w:rPr>
@@ -19488,7 +20742,7 @@
         <w:br/>
         <w:t xml:space="preserve">URL : </w:t>
       </w:r>
-      <w:hyperlink r:id="rId233">
+      <w:hyperlink r:id="rId264">
         <w:r>
           <w:rPr>
             <w:color w:val="0563C1"/>
@@ -19511,7 +20765,7 @@
           <w:b/>
           <w:sz w:val="16"/>
         </w:rPr>
-        <w:t>226. Java Spring</w:t>
+        <w:t>257. Java Spring</w:t>
       </w:r>
       <w:r>
         <w:rPr>
@@ -19522,7 +20776,7 @@
         <w:br/>
         <w:t xml:space="preserve">URL : </w:t>
       </w:r>
-      <w:hyperlink r:id="rId234">
+      <w:hyperlink r:id="rId265">
         <w:r>
           <w:rPr>
             <w:color w:val="0563C1"/>
@@ -19545,7 +20799,7 @@
           <w:b/>
           <w:sz w:val="16"/>
         </w:rPr>
-        <w:t>227. Java (Spring Boot)</w:t>
+        <w:t>258. Java (Spring Boot)</w:t>
       </w:r>
       <w:r>
         <w:rPr>
@@ -19556,7 +20810,7 @@
         <w:br/>
         <w:t xml:space="preserve">URL : </w:t>
       </w:r>
-      <w:hyperlink r:id="rId235">
+      <w:hyperlink r:id="rId266">
         <w:r>
           <w:rPr>
             <w:color w:val="0563C1"/>
@@ -19579,7 +20833,7 @@
           <w:b/>
           <w:sz w:val="16"/>
         </w:rPr>
-        <w:t>228. Symfony (PHP)</w:t>
+        <w:t>259. Symfony (PHP)</w:t>
       </w:r>
       <w:r>
         <w:rPr>
@@ -19590,7 +20844,7 @@
         <w:br/>
         <w:t xml:space="preserve">URL : </w:t>
       </w:r>
-      <w:hyperlink r:id="rId236">
+      <w:hyperlink r:id="rId267">
         <w:r>
           <w:rPr>
             <w:color w:val="0563C1"/>
@@ -19613,7 +20867,7 @@
           <w:b/>
           <w:sz w:val="16"/>
         </w:rPr>
-        <w:t>229. Symfony (exigences types)</w:t>
+        <w:t>260. Symfony (exigences types)</w:t>
       </w:r>
       <w:r>
         <w:rPr>
@@ -19624,7 +20878,7 @@
         <w:br/>
         <w:t xml:space="preserve">URL : </w:t>
       </w:r>
-      <w:hyperlink r:id="rId237">
+      <w:hyperlink r:id="rId268">
         <w:r>
           <w:rPr>
             <w:color w:val="0563C1"/>
@@ -19647,7 +20901,7 @@
           <w:b/>
           <w:sz w:val="16"/>
         </w:rPr>
-        <w:t>230. TypeScript</w:t>
+        <w:t>261. TypeScript</w:t>
       </w:r>
       <w:r>
         <w:rPr>
@@ -19658,7 +20912,7 @@
         <w:br/>
         <w:t xml:space="preserve">URL : </w:t>
       </w:r>
-      <w:hyperlink r:id="rId238">
+      <w:hyperlink r:id="rId269">
         <w:r>
           <w:rPr>
             <w:color w:val="0563C1"/>
@@ -19681,7 +20935,7 @@
           <w:b/>
           <w:sz w:val="16"/>
         </w:rPr>
-        <w:t>231. TypeScript (usage développeurs)</w:t>
+        <w:t>262. TypeScript (usage développeurs)</w:t>
       </w:r>
       <w:r>
         <w:rPr>
@@ -19692,7 +20946,7 @@
         <w:br/>
         <w:t xml:space="preserve">URL : </w:t>
       </w:r>
-      <w:hyperlink r:id="rId239">
+      <w:hyperlink r:id="rId270">
         <w:r>
           <w:rPr>
             <w:color w:val="0563C1"/>
@@ -19715,7 +20969,7 @@
           <w:b/>
           <w:sz w:val="16"/>
         </w:rPr>
-        <w:t>232. Kubernetes + AWS (mots-clés)</w:t>
+        <w:t>263. Kubernetes + AWS (mots-clés)</w:t>
       </w:r>
       <w:r>
         <w:rPr>
@@ -19726,7 +20980,7 @@
         <w:br/>
         <w:t xml:space="preserve">URL : </w:t>
       </w:r>
-      <w:hyperlink r:id="rId240">
+      <w:hyperlink r:id="rId271">
         <w:r>
           <w:rPr>
             <w:color w:val="0563C1"/>
@@ -19749,7 +21003,7 @@
           <w:b/>
           <w:sz w:val="16"/>
         </w:rPr>
-        <w:t>233. Docker</w:t>
+        <w:t>264. Docker</w:t>
       </w:r>
       <w:r>
         <w:rPr>
@@ -19760,7 +21014,7 @@
         <w:br/>
         <w:t xml:space="preserve">URL : </w:t>
       </w:r>
-      <w:hyperlink r:id="rId241">
+      <w:hyperlink r:id="rId272">
         <w:r>
           <w:rPr>
             <w:color w:val="0563C1"/>
@@ -19783,7 +21037,7 @@
           <w:b/>
           <w:sz w:val="16"/>
         </w:rPr>
-        <w:t>234. Tests automatisés</w:t>
+        <w:t>265. Tests automatisés</w:t>
       </w:r>
       <w:r>
         <w:rPr>
@@ -19794,7 +21048,7 @@
         <w:br/>
         <w:t xml:space="preserve">URL : </w:t>
       </w:r>
-      <w:hyperlink r:id="rId242">
+      <w:hyperlink r:id="rId273">
         <w:r>
           <w:rPr>
             <w:color w:val="0563C1"/>
@@ -19817,7 +21071,7 @@
           <w:b/>
           <w:sz w:val="16"/>
         </w:rPr>
-        <w:t>235. Cypress, Playwright, PHPUnit, ISTQB</w:t>
+        <w:t>266. Cypress, Playwright, PHPUnit, ISTQB</w:t>
       </w:r>
       <w:r>
         <w:rPr>
@@ -19828,7 +21082,7 @@
         <w:br/>
         <w:t xml:space="preserve">URL : </w:t>
       </w:r>
-      <w:hyperlink r:id="rId243">
+      <w:hyperlink r:id="rId274">
         <w:r>
           <w:rPr>
             <w:color w:val="0563C1"/>
@@ -19851,7 +21105,7 @@
           <w:b/>
           <w:sz w:val="16"/>
         </w:rPr>
-        <w:t>236. DevSecOps</w:t>
+        <w:t>267. DevSecOps</w:t>
       </w:r>
       <w:r>
         <w:rPr>
@@ -19862,7 +21116,7 @@
         <w:br/>
         <w:t xml:space="preserve">URL : </w:t>
       </w:r>
-      <w:hyperlink r:id="rId244">
+      <w:hyperlink r:id="rId275">
         <w:r>
           <w:rPr>
             <w:color w:val="0563C1"/>
@@ -19885,7 +21139,7 @@
           <w:b/>
           <w:sz w:val="16"/>
         </w:rPr>
-        <w:t>237. Sécurité applicative (OWASP Top 10, secrets, revue de code, API, authentification)</w:t>
+        <w:t>268. Sécurité applicative (OWASP Top 10, secrets, revue de code, API, authentification)</w:t>
       </w:r>
       <w:r>
         <w:rPr>
@@ -19896,7 +21150,7 @@
         <w:br/>
         <w:t xml:space="preserve">URL : </w:t>
       </w:r>
-      <w:hyperlink r:id="rId245">
+      <w:hyperlink r:id="rId276">
         <w:r>
           <w:rPr>
             <w:color w:val="0563C1"/>
@@ -19919,7 +21173,7 @@
           <w:b/>
           <w:sz w:val="16"/>
         </w:rPr>
-        <w:t>238. Soft skills (adaptabilité, communication, responsabilité éthique, apprentissage continu, usage responsable de l'IA)</w:t>
+        <w:t>269. Soft skills (adaptabilité, communication, responsabilité éthique, apprentissage continu, usage responsable de l'IA)</w:t>
       </w:r>
       <w:r>
         <w:rPr>
@@ -19930,7 +21184,7 @@
         <w:br/>
         <w:t xml:space="preserve">URL : </w:t>
       </w:r>
-      <w:hyperlink r:id="rId246">
+      <w:hyperlink r:id="rId277">
         <w:r>
           <w:rPr>
             <w:color w:val="0563C1"/>
@@ -19953,7 +21207,7 @@
           <w:b/>
           <w:sz w:val="16"/>
         </w:rPr>
-        <w:t>239. Emplois numériques non pourvus (contexte)</w:t>
+        <w:t>270. Emplois numériques non pourvus (contexte)</w:t>
       </w:r>
       <w:r>
         <w:rPr>
@@ -19964,7 +21218,7 @@
         <w:br/>
         <w:t xml:space="preserve">URL : </w:t>
       </w:r>
-      <w:hyperlink r:id="rId247">
+      <w:hyperlink r:id="rId278">
         <w:r>
           <w:rPr>
             <w:color w:val="0563C1"/>
@@ -19987,7 +21241,7 @@
           <w:b/>
           <w:sz w:val="16"/>
         </w:rPr>
-        <w:t>240. Anglais (mot-clé 'Informatique Anglais')</w:t>
+        <w:t>271. Anglais (mot-clé 'Informatique Anglais')</w:t>
       </w:r>
       <w:r>
         <w:rPr>
@@ -19998,7 +21252,7 @@
         <w:br/>
         <w:t xml:space="preserve">URL : </w:t>
       </w:r>
-      <w:hyperlink r:id="rId248">
+      <w:hyperlink r:id="rId279">
         <w:r>
           <w:rPr>
             <w:color w:val="0563C1"/>
@@ -20021,7 +21275,7 @@
           <w:b/>
           <w:sz w:val="16"/>
         </w:rPr>
-        <w:t>241. Anglais (facteur d'employabilité)</w:t>
+        <w:t>272. Anglais (facteur d'employabilité)</w:t>
       </w:r>
       <w:r>
         <w:rPr>
@@ -20032,7 +21286,7 @@
         <w:br/>
         <w:t xml:space="preserve">URL : </w:t>
       </w:r>
-      <w:hyperlink r:id="rId249">
+      <w:hyperlink r:id="rId280">
         <w:r>
           <w:rPr>
             <w:color w:val="0563C1"/>
@@ -20055,7 +21309,7 @@
           <w:b/>
           <w:sz w:val="16"/>
         </w:rPr>
-        <w:t>242. JavaScript ; HTML/CSS ; SQL ; Python</w:t>
+        <w:t>273. JavaScript ; HTML/CSS ; SQL ; Python</w:t>
       </w:r>
       <w:r>
         <w:rPr>
@@ -20066,7 +21320,7 @@
         <w:br/>
         <w:t xml:space="preserve">URL : </w:t>
       </w:r>
-      <w:hyperlink r:id="rId250">
+      <w:hyperlink r:id="rId281">
         <w:r>
           <w:rPr>
             <w:color w:val="0563C1"/>
@@ -20089,7 +21343,7 @@
           <w:b/>
           <w:sz w:val="16"/>
         </w:rPr>
-        <w:t>243. TypeScript, Rust, Go (croissance) ; JavaScript, PHP, SQL (plateau)</w:t>
+        <w:t>274. TypeScript, Rust, Go (croissance) ; JavaScript, PHP, SQL (plateau)</w:t>
       </w:r>
       <w:r>
         <w:rPr>
@@ -20100,7 +21354,7 @@
         <w:br/>
         <w:t xml:space="preserve">URL : </w:t>
       </w:r>
-      <w:hyperlink r:id="rId251">
+      <w:hyperlink r:id="rId282">
         <w:r>
           <w:rPr>
             <w:color w:val="0563C1"/>
@@ -20123,7 +21377,7 @@
           <w:b/>
           <w:sz w:val="16"/>
         </w:rPr>
-        <w:t>244. React ; Angular ; Vue.js ; Svelte</w:t>
+        <w:t>275. React ; Angular ; Vue.js ; Svelte</w:t>
       </w:r>
       <w:r>
         <w:rPr>
@@ -20134,7 +21388,7 @@
         <w:br/>
         <w:t xml:space="preserve">URL : </w:t>
       </w:r>
-      <w:hyperlink r:id="rId252">
+      <w:hyperlink r:id="rId283">
         <w:r>
           <w:rPr>
             <w:color w:val="0563C1"/>
@@ -20157,7 +21411,7 @@
           <w:b/>
           <w:sz w:val="16"/>
         </w:rPr>
-        <w:t>245. Python, JavaScript, Java (langages les plus demandés par les recruteurs)</w:t>
+        <w:t>276. Python, JavaScript, Java (langages les plus demandés par les recruteurs)</w:t>
       </w:r>
       <w:r>
         <w:rPr>
@@ -20168,7 +21422,7 @@
         <w:br/>
         <w:t xml:space="preserve">URL : </w:t>
       </w:r>
-      <w:hyperlink r:id="rId253">
+      <w:hyperlink r:id="rId284">
         <w:r>
           <w:rPr>
             <w:color w:val="0563C1"/>
@@ -20191,7 +21445,7 @@
           <w:b/>
           <w:sz w:val="16"/>
         </w:rPr>
-        <w:t>246. Rôles les plus difficiles à pourvoir</w:t>
+        <w:t>277. Rôles les plus difficiles à pourvoir</w:t>
       </w:r>
       <w:r>
         <w:rPr>
@@ -20202,7 +21456,7 @@
         <w:br/>
         <w:t xml:space="preserve">URL : </w:t>
       </w:r>
-      <w:hyperlink r:id="rId254">
+      <w:hyperlink r:id="rId285">
         <w:r>
           <w:rPr>
             <w:color w:val="0563C1"/>
@@ -20225,7 +21479,7 @@
           <w:b/>
           <w:sz w:val="16"/>
         </w:rPr>
-        <w:t>247. Cybersécurité, data, IA, soft skills, sciences fondamentales, réglementaire</w:t>
+        <w:t>278. Cybersécurité, data, IA, soft skills, sciences fondamentales, réglementaire</w:t>
       </w:r>
       <w:r>
         <w:rPr>
@@ -20236,7 +21490,7 @@
         <w:br/>
         <w:t xml:space="preserve">URL : </w:t>
       </w:r>
-      <w:hyperlink r:id="rId255">
+      <w:hyperlink r:id="rId286">
         <w:r>
           <w:rPr>
             <w:color w:val="0563C1"/>
@@ -20259,7 +21513,7 @@
           <w:b/>
           <w:sz w:val="16"/>
         </w:rPr>
-        <w:t>248. Stratégies ESN : formation vs recrutement, jeunes profils</w:t>
+        <w:t>279. Stratégies ESN : formation vs recrutement, jeunes profils</w:t>
       </w:r>
       <w:r>
         <w:rPr>
@@ -20270,7 +21524,7 @@
         <w:br/>
         <w:t xml:space="preserve">URL : </w:t>
       </w:r>
-      <w:hyperlink r:id="rId256">
+      <w:hyperlink r:id="rId287">
         <w:r>
           <w:rPr>
             <w:color w:val="0563C1"/>
@@ -20293,7 +21547,7 @@
           <w:b/>
           <w:sz w:val="16"/>
         </w:rPr>
-        <w:t>249. IA (freelance) : demande et prime tarifaire</w:t>
+        <w:t>280. IA (freelance) : demande et prime tarifaire</w:t>
       </w:r>
       <w:r>
         <w:rPr>
@@ -20304,7 +21558,7 @@
         <w:br/>
         <w:t xml:space="preserve">URL : </w:t>
       </w:r>
-      <w:hyperlink r:id="rId257">
+      <w:hyperlink r:id="rId288">
         <w:r>
           <w:rPr>
             <w:color w:val="0563C1"/>
@@ -20327,7 +21581,7 @@
           <w:b/>
           <w:sz w:val="16"/>
         </w:rPr>
-        <w:t>250. TJM moyen freelance IT</w:t>
+        <w:t>281. TJM moyen freelance IT</w:t>
       </w:r>
       <w:r>
         <w:rPr>
@@ -20338,7 +21592,7 @@
         <w:br/>
         <w:t xml:space="preserve">URL : </w:t>
       </w:r>
-      <w:hyperlink r:id="rId258">
+      <w:hyperlink r:id="rId289">
         <w:r>
           <w:rPr>
             <w:color w:val="0563C1"/>
@@ -20361,7 +21615,7 @@
           <w:b/>
           <w:sz w:val="16"/>
         </w:rPr>
-        <w:t>251. MongoDB ; PostgreSQL</w:t>
+        <w:t>282. MongoDB ; PostgreSQL</w:t>
       </w:r>
       <w:r>
         <w:rPr>
@@ -20372,7 +21626,7 @@
         <w:br/>
         <w:t xml:space="preserve">URL : </w:t>
       </w:r>
-      <w:hyperlink r:id="rId259">
+      <w:hyperlink r:id="rId290">
         <w:r>
           <w:rPr>
             <w:color w:val="0563C1"/>
@@ -20395,7 +21649,7 @@
           <w:b/>
           <w:sz w:val="16"/>
         </w:rPr>
-        <w:t>252. Cloud (Azure, GCP, cloud developer)</w:t>
+        <w:t>283. Cloud (Azure, GCP, cloud developer)</w:t>
       </w:r>
       <w:r>
         <w:rPr>
@@ -20406,7 +21660,7 @@
         <w:br/>
         <w:t xml:space="preserve">URL : </w:t>
       </w:r>
-      <w:hyperlink r:id="rId260">
+      <w:hyperlink r:id="rId291">
         <w:r>
           <w:rPr>
             <w:color w:val="0563C1"/>
@@ -20429,7 +21683,7 @@
           <w:b/>
           <w:sz w:val="16"/>
         </w:rPr>
-        <w:t>253. GitLab CI/CD</w:t>
+        <w:t>284. GitLab CI/CD</w:t>
       </w:r>
       <w:r>
         <w:rPr>
@@ -20440,7 +21694,7 @@
         <w:br/>
         <w:t xml:space="preserve">URL : </w:t>
       </w:r>
-      <w:hyperlink r:id="rId261">
+      <w:hyperlink r:id="rId292">
         <w:r>
           <w:rPr>
             <w:color w:val="0563C1"/>
@@ -20463,7 +21717,7 @@
           <w:b/>
           <w:sz w:val="16"/>
         </w:rPr>
-        <w:t>254. DevOps (offres)</w:t>
+        <w:t>285. DevOps (offres)</w:t>
       </w:r>
       <w:r>
         <w:rPr>
@@ -20474,7 +21728,7 @@
         <w:br/>
         <w:t xml:space="preserve">URL : </w:t>
       </w:r>
-      <w:hyperlink r:id="rId262">
+      <w:hyperlink r:id="rId293">
         <w:r>
           <w:rPr>
             <w:color w:val="0563C1"/>
@@ -20497,7 +21751,7 @@
           <w:b/>
           <w:sz w:val="16"/>
         </w:rPr>
-        <w:t>255. Agile / Scrum / Kanban ; Git ; Jenkins ; GitHub Actions ; Azure DevOps</w:t>
+        <w:t>286. Agile / Scrum / Kanban ; Git ; Jenkins ; GitHub Actions ; Azure DevOps</w:t>
       </w:r>
       <w:r>
         <w:rPr>
@@ -20508,7 +21762,7 @@
         <w:br/>
         <w:t xml:space="preserve">URL : </w:t>
       </w:r>
-      <w:hyperlink r:id="rId263">
+      <w:hyperlink r:id="rId294">
         <w:r>
           <w:rPr>
             <w:color w:val="0563C1"/>
@@ -20531,7 +21785,7 @@
           <w:b/>
           <w:sz w:val="16"/>
         </w:rPr>
-        <w:t>256. Node.js, Python, Java, PHP (back) ; JavaScript + React/Angular/Vue.js (front)</w:t>
+        <w:t>287. Node.js, Python, Java, PHP (back) ; JavaScript + React/Angular/Vue.js (front)</w:t>
       </w:r>
       <w:r>
         <w:rPr>
@@ -20542,7 +21796,7 @@
         <w:br/>
         <w:t xml:space="preserve">URL : </w:t>
       </w:r>
-      <w:hyperlink r:id="rId264">
+      <w:hyperlink r:id="rId295">
         <w:r>
           <w:rPr>
             <w:color w:val="0563C1"/>
@@ -20565,7 +21819,7 @@
           <w:b/>
           <w:sz w:val="16"/>
         </w:rPr>
-        <w:t>257. Node.js</w:t>
+        <w:t>288. Node.js</w:t>
       </w:r>
       <w:r>
         <w:rPr>
@@ -20576,7 +21830,7 @@
         <w:br/>
         <w:t xml:space="preserve">URL : </w:t>
       </w:r>
-      <w:hyperlink r:id="rId265">
+      <w:hyperlink r:id="rId296">
         <w:r>
           <w:rPr>
             <w:color w:val="0563C1"/>
@@ -20599,7 +21853,7 @@
           <w:b/>
           <w:sz w:val="16"/>
         </w:rPr>
-        <w:t>258. Cybersécurité ; cloud ; JavaScript/TypeScript ; Python</w:t>
+        <w:t>289. Cybersécurité ; cloud ; JavaScript/TypeScript ; Python</w:t>
       </w:r>
       <w:r>
         <w:rPr>
@@ -20610,7 +21864,7 @@
         <w:br/>
         <w:t xml:space="preserve">URL : </w:t>
       </w:r>
-      <w:hyperlink r:id="rId266">
+      <w:hyperlink r:id="rId297">
         <w:r>
           <w:rPr>
             <w:color w:val="0563C1"/>
@@ -20633,7 +21887,7 @@
           <w:b/>
           <w:sz w:val="16"/>
         </w:rPr>
-        <w:t>259. Go, Rust (prime) ; PHP (bas) ; JavaScript React/Angular/Vue ; TypeScript (prime) ; Full stack</w:t>
+        <w:t>290. Go, Rust (prime) ; PHP (bas) ; JavaScript React/Angular/Vue ; TypeScript (prime) ; Full stack</w:t>
       </w:r>
       <w:r>
         <w:rPr>
@@ -20644,7 +21898,7 @@
         <w:br/>
         <w:t xml:space="preserve">URL : </w:t>
       </w:r>
-      <w:hyperlink r:id="rId267">
+      <w:hyperlink r:id="rId298">
         <w:r>
           <w:rPr>
             <w:color w:val="0563C1"/>
@@ -20667,7 +21921,7 @@
           <w:b/>
           <w:sz w:val="16"/>
         </w:rPr>
-        <w:t>260. Ingénieur Cloud ; DevOps</w:t>
+        <w:t>291. Ingénieur Cloud ; DevOps</w:t>
       </w:r>
       <w:r>
         <w:rPr>
@@ -20678,7 +21932,7 @@
         <w:br/>
         <w:t xml:space="preserve">URL : </w:t>
       </w:r>
-      <w:hyperlink r:id="rId268">
+      <w:hyperlink r:id="rId299">
         <w:r>
           <w:rPr>
             <w:color w:val="0563C1"/>
@@ -20701,7 +21955,7 @@
           <w:b/>
           <w:sz w:val="16"/>
         </w:rPr>
-        <w:t>261. Full-stack React / Node.js / TypeScript ; Go, Rust, Kubernetes, IA générative (prime)</w:t>
+        <w:t>292. Full-stack React / Node.js / TypeScript ; Go, Rust, Kubernetes, IA générative (prime)</w:t>
       </w:r>
       <w:r>
         <w:rPr>
@@ -20712,7 +21966,7 @@
         <w:br/>
         <w:t xml:space="preserve">URL : </w:t>
       </w:r>
-      <w:hyperlink r:id="rId269">
+      <w:hyperlink r:id="rId300">
         <w:r>
           <w:rPr>
             <w:color w:val="0563C1"/>
@@ -20735,7 +21989,7 @@
           <w:b/>
           <w:sz w:val="16"/>
         </w:rPr>
-        <w:t>262. Cybersécurité (compétence la plus recherchée) ; blockchain/Web3, ML/IA, DevOps/SRE (mieux payées)</w:t>
+        <w:t>293. Cybersécurité (compétence la plus recherchée) ; blockchain/Web3, ML/IA, DevOps/SRE (mieux payées)</w:t>
       </w:r>
       <w:r>
         <w:rPr>
@@ -20746,7 +22000,7 @@
         <w:br/>
         <w:t xml:space="preserve">URL : </w:t>
       </w:r>
-      <w:hyperlink r:id="rId270">
+      <w:hyperlink r:id="rId301">
         <w:r>
           <w:rPr>
             <w:color w:val="0563C1"/>
@@ -20769,7 +22023,7 @@
           <w:b/>
           <w:sz w:val="16"/>
         </w:rPr>
-        <w:t>263. Kubernetes, Terraform, Docker, AWS (DevOps)</w:t>
+        <w:t>294. Kubernetes, Terraform, Docker, AWS (DevOps)</w:t>
       </w:r>
       <w:r>
         <w:rPr>
@@ -20780,7 +22034,7 @@
         <w:br/>
         <w:t xml:space="preserve">URL : </w:t>
       </w:r>
-      <w:hyperlink r:id="rId271">
+      <w:hyperlink r:id="rId302">
         <w:r>
           <w:rPr>
             <w:color w:val="0563C1"/>
@@ -20803,7 +22057,7 @@
           <w:b/>
           <w:sz w:val="16"/>
         </w:rPr>
-        <w:t>264. Stacks demandées dans les offres régionales (React + .NET/Java/Python/Node)</w:t>
+        <w:t>295. Stacks demandées dans les offres régionales (React + .NET/Java/Python/Node)</w:t>
       </w:r>
       <w:r>
         <w:rPr>
@@ -20814,7 +22068,7 @@
         <w:br/>
         <w:t xml:space="preserve">URL : </w:t>
       </w:r>
-      <w:hyperlink r:id="rId272">
+      <w:hyperlink r:id="rId303">
         <w:r>
           <w:rPr>
             <w:color w:val="0563C1"/>
@@ -20837,7 +22091,7 @@
           <w:b/>
           <w:sz w:val="16"/>
         </w:rPr>
-        <w:t>265. Experts IA et sécurité (créations de postes CDI 2025) ; chefs de projet IT, RSSI, responsable infrastructure</w:t>
+        <w:t>296. Experts IA et sécurité (créations de postes CDI 2025) ; chefs de projet IT, RSSI, responsable infrastructure</w:t>
       </w:r>
       <w:r>
         <w:rPr>
@@ -20848,7 +22102,7 @@
         <w:br/>
         <w:t xml:space="preserve">URL : </w:t>
       </w:r>
-      <w:hyperlink r:id="rId273">
+      <w:hyperlink r:id="rId304">
         <w:r>
           <w:rPr>
             <w:color w:val="0563C1"/>
@@ -20871,7 +22125,7 @@
           <w:b/>
           <w:sz w:val="16"/>
         </w:rPr>
-        <w:t>266. Adoption IA / tendances développeurs 2025</w:t>
+        <w:t>297. Adoption IA / tendances développeurs 2025</w:t>
       </w:r>
       <w:r>
         <w:rPr>
@@ -20882,7 +22136,7 @@
         <w:br/>
         <w:t xml:space="preserve">URL : </w:t>
       </w:r>
-      <w:hyperlink r:id="rId274">
+      <w:hyperlink r:id="rId305">
         <w:r>
           <w:rPr>
             <w:color w:val="0563C1"/>
@@ -20905,7 +22159,7 @@
           <w:b/>
           <w:sz w:val="16"/>
         </w:rPr>
-        <w:t>267. Progression salariale liée à l'IA</w:t>
+        <w:t>298. Progression salariale liée à l'IA</w:t>
       </w:r>
       <w:r>
         <w:rPr>
@@ -20916,7 +22170,7 @@
         <w:br/>
         <w:t xml:space="preserve">URL : </w:t>
       </w:r>
-      <w:hyperlink r:id="rId275">
+      <w:hyperlink r:id="rId306">
         <w:r>
           <w:rPr>
             <w:color w:val="0563C1"/>
@@ -20939,7 +22193,7 @@
           <w:b/>
           <w:sz w:val="16"/>
         </w:rPr>
-        <w:t>268. Part des offres tech mentionnant l'IA</w:t>
+        <w:t>299. Part des offres tech mentionnant l'IA</w:t>
       </w:r>
       <w:r>
         <w:rPr>
@@ -20950,7 +22204,7 @@
         <w:br/>
         <w:t xml:space="preserve">URL : </w:t>
       </w:r>
-      <w:hyperlink r:id="rId276">
+      <w:hyperlink r:id="rId307">
         <w:r>
           <w:rPr>
             <w:color w:val="0563C1"/>
@@ -20973,7 +22227,7 @@
           <w:b/>
           <w:sz w:val="16"/>
         </w:rPr>
-        <w:t>269. Baisse des offres tech (contexte)</w:t>
+        <w:t>300. Baisse des offres tech (contexte)</w:t>
       </w:r>
       <w:r>
         <w:rPr>
@@ -20984,7 +22238,7 @@
         <w:br/>
         <w:t xml:space="preserve">URL : </w:t>
       </w:r>
-      <w:hyperlink r:id="rId277">
+      <w:hyperlink r:id="rId308">
         <w:r>
           <w:rPr>
             <w:color w:val="0563C1"/>
@@ -21007,7 +22261,7 @@
           <w:b/>
           <w:sz w:val="16"/>
         </w:rPr>
-        <w:t>270. Adoption IA par les cadres</w:t>
+        <w:t>301. Adoption IA par les cadres</w:t>
       </w:r>
       <w:r>
         <w:rPr>
@@ -21018,7 +22272,7 @@
         <w:br/>
         <w:t xml:space="preserve">URL : </w:t>
       </w:r>
-      <w:hyperlink r:id="rId278">
+      <w:hyperlink r:id="rId309">
         <w:r>
           <w:rPr>
             <w:color w:val="0563C1"/>
@@ -21041,7 +22295,7 @@
           <w:b/>
           <w:sz w:val="16"/>
         </w:rPr>
-        <w:t>271. Offres d'emploi exposées à l'IA / prime salariale IA</w:t>
+        <w:t>302. Offres d'emploi exposées à l'IA / prime salariale IA</w:t>
       </w:r>
       <w:r>
         <w:rPr>
@@ -21052,7 +22306,7 @@
         <w:br/>
         <w:t xml:space="preserve">URL : </w:t>
       </w:r>
-      <w:hyperlink r:id="rId279">
+      <w:hyperlink r:id="rId310">
         <w:r>
           <w:rPr>
             <w:color w:val="0563C1"/>
@@ -21075,7 +22329,7 @@
           <w:b/>
           <w:sz w:val="16"/>
         </w:rPr>
-        <w:t>272. Offres cadres mentionnant l'IA</w:t>
+        <w:t>303. Offres cadres mentionnant l'IA</w:t>
       </w:r>
       <w:r>
         <w:rPr>
@@ -21086,7 +22340,7 @@
         <w:br/>
         <w:t xml:space="preserve">URL : </w:t>
       </w:r>
-      <w:hyperlink r:id="rId280">
+      <w:hyperlink r:id="rId311">
         <w:r>
           <w:rPr>
             <w:color w:val="0563C1"/>
@@ -21109,7 +22363,7 @@
           <w:b/>
           <w:sz w:val="16"/>
         </w:rPr>
-        <w:t>273. Adoption des outils IA par les développeurs</w:t>
+        <w:t>304. Adoption des outils IA par les développeurs</w:t>
       </w:r>
       <w:r>
         <w:rPr>
@@ -21120,7 +22374,7 @@
         <w:br/>
         <w:t xml:space="preserve">URL : </w:t>
       </w:r>
-      <w:hyperlink r:id="rId281">
+      <w:hyperlink r:id="rId312">
         <w:r>
           <w:rPr>
             <w:color w:val="0563C1"/>
@@ -21143,7 +22397,7 @@
           <w:b/>
           <w:sz w:val="16"/>
         </w:rPr>
-        <w:t>274. IA et langages (GitHub)</w:t>
+        <w:t>305. IA et langages (GitHub)</w:t>
       </w:r>
       <w:r>
         <w:rPr>
@@ -21154,7 +22408,7 @@
         <w:br/>
         <w:t xml:space="preserve">URL : </w:t>
       </w:r>
-      <w:hyperlink r:id="rId282">
+      <w:hyperlink r:id="rId313">
         <w:r>
           <w:rPr>
             <w:color w:val="0563C1"/>
@@ -21177,7 +22431,7 @@
           <w:b/>
           <w:sz w:val="16"/>
         </w:rPr>
-        <w:t>275. Impact sur les juniors (développeurs 22-25 ans)</w:t>
+        <w:t>306. Impact sur les juniors (développeurs 22-25 ans)</w:t>
       </w:r>
       <w:r>
         <w:rPr>
@@ -21188,7 +22442,7 @@
         <w:br/>
         <w:t xml:space="preserve">URL : </w:t>
       </w:r>
-      <w:hyperlink r:id="rId283">
+      <w:hyperlink r:id="rId314">
         <w:r>
           <w:rPr>
             <w:color w:val="0563C1"/>
@@ -21211,7 +22465,7 @@
           <w:b/>
           <w:sz w:val="16"/>
         </w:rPr>
-        <w:t>276. Usage de Claude pour le code / augmentation vs automatisation</w:t>
+        <w:t>307. Usage de Claude pour le code / augmentation vs automatisation</w:t>
       </w:r>
       <w:r>
         <w:rPr>
@@ -21222,7 +22476,7 @@
         <w:br/>
         <w:t xml:space="preserve">URL : </w:t>
       </w:r>
-      <w:hyperlink r:id="rId284">
+      <w:hyperlink r:id="rId315">
         <w:r>
           <w:rPr>
             <w:color w:val="0563C1"/>
@@ -21245,7 +22499,7 @@
           <w:b/>
           <w:sz w:val="16"/>
         </w:rPr>
-        <w:t>277. Adoption de l'IA en France (indice d'usage)</w:t>
+        <w:t>308. Adoption de l'IA en France (indice d'usage)</w:t>
       </w:r>
       <w:r>
         <w:rPr>
@@ -21256,7 +22510,7 @@
         <w:br/>
         <w:t xml:space="preserve">URL : </w:t>
       </w:r>
-      <w:hyperlink r:id="rId285">
+      <w:hyperlink r:id="rId316">
         <w:r>
           <w:rPr>
             <w:color w:val="0563C1"/>
@@ -21279,7 +22533,7 @@
           <w:b/>
           <w:sz w:val="16"/>
         </w:rPr>
-        <w:t>278. Tensions de recrutement : informaticiens vs autres secteurs (Dares)</w:t>
+        <w:t>309. Tensions de recrutement : informaticiens vs autres secteurs (Dares)</w:t>
       </w:r>
       <w:r>
         <w:rPr>
@@ -21290,7 +22544,7 @@
         <w:br/>
         <w:t xml:space="preserve">URL : </w:t>
       </w:r>
-      <w:hyperlink r:id="rId286">
+      <w:hyperlink r:id="rId317">
         <w:r>
           <w:rPr>
             <w:color w:val="0563C1"/>
@@ -21313,7 +22567,7 @@
           <w:b/>
           <w:sz w:val="16"/>
         </w:rPr>
-        <w:t>279. Panorama économique emploi et IA générative</w:t>
+        <w:t>310. Panorama économique emploi et IA générative</w:t>
       </w:r>
       <w:r>
         <w:rPr>
@@ -21324,7 +22578,7 @@
         <w:br/>
         <w:t xml:space="preserve">URL : </w:t>
       </w:r>
-      <w:hyperlink r:id="rId287">
+      <w:hyperlink r:id="rId318">
         <w:r>
           <w:rPr>
             <w:color w:val="0563C1"/>
@@ -21347,7 +22601,7 @@
           <w:b/>
           <w:sz w:val="16"/>
         </w:rPr>
-        <w:t>280. OPIIEC : besoins en compétences IA (4 secteurs)</w:t>
+        <w:t>311. OPIIEC : besoins en compétences IA (4 secteurs)</w:t>
       </w:r>
       <w:r>
         <w:rPr>
@@ -21358,7 +22612,7 @@
         <w:br/>
         <w:t xml:space="preserve">URL : </w:t>
       </w:r>
-      <w:hyperlink r:id="rId288">
+      <w:hyperlink r:id="rId319">
         <w:r>
           <w:rPr>
             <w:color w:val="0563C1"/>
@@ -21381,7 +22635,7 @@
           <w:b/>
           <w:sz w:val="16"/>
         </w:rPr>
-        <w:t>281. Gains de productivité IA dans le numérique (Numeum)</w:t>
+        <w:t>312. Gains de productivité IA dans le numérique (Numeum)</w:t>
       </w:r>
       <w:r>
         <w:rPr>
@@ -21392,7 +22646,7 @@
         <w:br/>
         <w:t xml:space="preserve">URL : </w:t>
       </w:r>
-      <w:hyperlink r:id="rId289">
+      <w:hyperlink r:id="rId320">
         <w:r>
           <w:rPr>
             <w:color w:val="0563C1"/>
@@ -21415,7 +22669,7 @@
           <w:b/>
           <w:sz w:val="16"/>
         </w:rPr>
-        <w:t>282. Juniors et outils de génération de code</w:t>
+        <w:t>313. Juniors et outils de génération de code</w:t>
       </w:r>
       <w:r>
         <w:rPr>
@@ -21426,7 +22680,7 @@
         <w:br/>
         <w:t xml:space="preserve">URL : </w:t>
       </w:r>
-      <w:hyperlink r:id="rId290">
+      <w:hyperlink r:id="rId321">
         <w:r>
           <w:rPr>
             <w:color w:val="0563C1"/>
@@ -21449,7 +22703,7 @@
           <w:b/>
           <w:sz w:val="16"/>
         </w:rPr>
-        <w:t>283. Étude Numeum-KPMG : IA, ESN et ICT</w:t>
+        <w:t>314. Étude Numeum-KPMG : IA, ESN et ICT</w:t>
       </w:r>
       <w:r>
         <w:rPr>
@@ -21460,7 +22714,7 @@
         <w:br/>
         <w:t xml:space="preserve">URL : </w:t>
       </w:r>
-      <w:hyperlink r:id="rId291">
+      <w:hyperlink r:id="rId322">
         <w:r>
           <w:rPr>
             <w:color w:val="0563C1"/>
@@ -21483,7 +22737,7 @@
           <w:b/>
           <w:sz w:val="16"/>
         </w:rPr>
-        <w:t>284. ESN : Sopra Steria recrutements 2026</w:t>
+        <w:t>315. ESN : Sopra Steria recrutements 2026</w:t>
       </w:r>
       <w:r>
         <w:rPr>
@@ -21494,7 +22748,7 @@
         <w:br/>
         <w:t xml:space="preserve">URL : </w:t>
       </w:r>
-      <w:hyperlink r:id="rId292">
+      <w:hyperlink r:id="rId323">
         <w:r>
           <w:rPr>
             <w:color w:val="0563C1"/>
@@ -21517,7 +22771,7 @@
           <w:b/>
           <w:sz w:val="16"/>
         </w:rPr>
-        <w:t>285. ESN : Capgemini plan RCC et recrutement 2026</w:t>
+        <w:t>316. ESN : Capgemini plan RCC et recrutement 2026</w:t>
       </w:r>
       <w:r>
         <w:rPr>
@@ -21528,7 +22782,7 @@
         <w:br/>
         <w:t xml:space="preserve">URL : </w:t>
       </w:r>
-      <w:hyperlink r:id="rId293">
+      <w:hyperlink r:id="rId324">
         <w:r>
           <w:rPr>
             <w:color w:val="0563C1"/>
@@ -21551,7 +22805,7 @@
           <w:b/>
           <w:sz w:val="16"/>
         </w:rPr>
-        <w:t>286. Compétence IA dans les offres (croissance)</w:t>
+        <w:t>317. Compétence IA dans les offres (croissance)</w:t>
       </w:r>
       <w:r>
         <w:rPr>
@@ -21562,7 +22816,7 @@
         <w:br/>
         <w:t xml:space="preserve">URL : </w:t>
       </w:r>
-      <w:hyperlink r:id="rId294">
+      <w:hyperlink r:id="rId325">
         <w:r>
           <w:rPr>
             <w:color w:val="0563C1"/>
@@ -21585,7 +22839,7 @@
           <w:b/>
           <w:sz w:val="16"/>
         </w:rPr>
-        <w:t>287. Exposition des métiers tech à l'IA (indice privé)</w:t>
+        <w:t>318. Exposition des métiers tech à l'IA (indice privé)</w:t>
       </w:r>
       <w:r>
         <w:rPr>
@@ -21596,7 +22850,7 @@
         <w:br/>
         <w:t xml:space="preserve">URL : </w:t>
       </w:r>
-      <w:hyperlink r:id="rId295">
+      <w:hyperlink r:id="rId326">
         <w:r>
           <w:rPr>
             <w:color w:val="0563C1"/>
@@ -21619,7 +22873,7 @@
           <w:b/>
           <w:sz w:val="16"/>
         </w:rPr>
-        <w:t>288. Usage de l'IA générative par les cadres (détail)</w:t>
+        <w:t>319. Usage de l'IA générative par les cadres (détail)</w:t>
       </w:r>
       <w:r>
         <w:rPr>
@@ -21630,7 +22884,7 @@
         <w:br/>
         <w:t xml:space="preserve">URL : </w:t>
       </w:r>
-      <w:hyperlink r:id="rId296">
+      <w:hyperlink r:id="rId327">
         <w:r>
           <w:rPr>
             <w:color w:val="0563C1"/>
@@ -21653,7 +22907,7 @@
           <w:b/>
           <w:sz w:val="16"/>
         </w:rPr>
-        <w:t>289. Métiers en croissance France 2026 (LinkedIn)</w:t>
+        <w:t>320. Métiers en croissance France 2026 (LinkedIn)</w:t>
       </w:r>
       <w:r>
         <w:rPr>
@@ -21664,7 +22918,7 @@
         <w:br/>
         <w:t xml:space="preserve">URL : </w:t>
       </w:r>
-      <w:hyperlink r:id="rId297">
+      <w:hyperlink r:id="rId328">
         <w:r>
           <w:rPr>
             <w:color w:val="0563C1"/>
@@ -21687,7 +22941,7 @@
           <w:b/>
           <w:sz w:val="16"/>
         </w:rPr>
-        <w:t>290. Offres IA en France (volume 2024)</w:t>
+        <w:t>321. Offres IA en France (volume 2024)</w:t>
       </w:r>
       <w:r>
         <w:rPr>
@@ -21698,7 +22952,7 @@
         <w:br/>
         <w:t xml:space="preserve">URL : </w:t>
       </w:r>
-      <w:hyperlink r:id="rId298">
+      <w:hyperlink r:id="rId329">
         <w:r>
           <w:rPr>
             <w:color w:val="0563C1"/>
@@ -21721,7 +22975,7 @@
           <w:b/>
           <w:sz w:val="16"/>
         </w:rPr>
-        <w:t>291. Offres LinkedIn IA (comptes)</w:t>
+        <w:t>322. Offres LinkedIn IA (comptes)</w:t>
       </w:r>
       <w:r>
         <w:rPr>
@@ -21732,7 +22986,7 @@
         <w:br/>
         <w:t xml:space="preserve">URL : </w:t>
       </w:r>
-      <w:hyperlink r:id="rId299">
+      <w:hyperlink r:id="rId330">
         <w:r>
           <w:rPr>
             <w:color w:val="0563C1"/>
@@ -21755,7 +23009,7 @@
           <w:b/>
           <w:sz w:val="16"/>
         </w:rPr>
-        <w:t>292. Mentions d'outils IA de codage et GenAI dans les offres (Indeed)</w:t>
+        <w:t>323. Mentions d'outils IA de codage et GenAI dans les offres (Indeed)</w:t>
       </w:r>
       <w:r>
         <w:rPr>
@@ -21766,7 +23020,7 @@
         <w:br/>
         <w:t xml:space="preserve">URL : </w:t>
       </w:r>
-      <w:hyperlink r:id="rId300">
+      <w:hyperlink r:id="rId331">
         <w:r>
           <w:rPr>
             <w:color w:val="0563C1"/>
@@ -21789,7 +23043,7 @@
           <w:b/>
           <w:sz w:val="16"/>
         </w:rPr>
-        <w:t>293. Offres AI engineer (HelloWork) et croissance (Free-Work)</w:t>
+        <w:t>324. Offres AI engineer (HelloWork) et croissance (Free-Work)</w:t>
       </w:r>
       <w:r>
         <w:rPr>
@@ -21800,7 +23054,7 @@
         <w:br/>
         <w:t xml:space="preserve">URL : </w:t>
       </w:r>
-      <w:hyperlink r:id="rId301">
+      <w:hyperlink r:id="rId332">
         <w:r>
           <w:rPr>
             <w:color w:val="0563C1"/>
@@ -21823,7 +23077,7 @@
           <w:b/>
           <w:sz w:val="16"/>
         </w:rPr>
-        <w:t>294. Outils IA utilisés par les développeurs français</w:t>
+        <w:t>325. Outils IA utilisés par les développeurs français</w:t>
       </w:r>
       <w:r>
         <w:rPr>
@@ -21834,7 +23088,7 @@
         <w:br/>
         <w:t xml:space="preserve">URL : </w:t>
       </w:r>
-      <w:hyperlink r:id="rId302">
+      <w:hyperlink r:id="rId333">
         <w:r>
           <w:rPr>
             <w:color w:val="0563C1"/>
@@ -21857,7 +23111,7 @@
           <w:b/>
           <w:sz w:val="16"/>
         </w:rPr>
-        <w:t>295. Outils IA utilisés par les développeurs français (2026)</w:t>
+        <w:t>326. Outils IA utilisés par les développeurs français (2026)</w:t>
       </w:r>
       <w:r>
         <w:rPr>
@@ -21868,7 +23122,7 @@
         <w:br/>
         <w:t xml:space="preserve">URL : </w:t>
       </w:r>
-      <w:hyperlink r:id="rId303">
+      <w:hyperlink r:id="rId334">
         <w:r>
           <w:rPr>
             <w:color w:val="0563C1"/>
@@ -21891,7 +23145,7 @@
           <w:b/>
           <w:sz w:val="16"/>
         </w:rPr>
-        <w:t>296. Adoption IA dans le développement (entreprises)</w:t>
+        <w:t>327. Adoption IA dans le développement (entreprises)</w:t>
       </w:r>
       <w:r>
         <w:rPr>
@@ -21902,7 +23156,7 @@
         <w:br/>
         <w:t xml:space="preserve">URL : </w:t>
       </w:r>
-      <w:hyperlink r:id="rId304">
+      <w:hyperlink r:id="rId335">
         <w:r>
           <w:rPr>
             <w:color w:val="0563C1"/>
@@ -21925,7 +23179,7 @@
           <w:b/>
           <w:sz w:val="16"/>
         </w:rPr>
-        <w:t>297. Productivité : DORA 2025</w:t>
+        <w:t>328. Productivité : DORA 2025</w:t>
       </w:r>
       <w:r>
         <w:rPr>
@@ -21936,7 +23190,7 @@
         <w:br/>
         <w:t xml:space="preserve">URL : </w:t>
       </w:r>
-      <w:hyperlink r:id="rId305">
+      <w:hyperlink r:id="rId336">
         <w:r>
           <w:rPr>
             <w:color w:val="0563C1"/>
@@ -21959,7 +23213,7 @@
           <w:b/>
           <w:sz w:val="16"/>
         </w:rPr>
-        <w:t>298. Productivité : étude METR (RCT)</w:t>
+        <w:t>329. Productivité : étude METR (RCT)</w:t>
       </w:r>
       <w:r>
         <w:rPr>
@@ -21970,7 +23224,7 @@
         <w:br/>
         <w:t xml:space="preserve">URL : </w:t>
       </w:r>
-      <w:hyperlink r:id="rId306">
+      <w:hyperlink r:id="rId337">
         <w:r>
           <w:rPr>
             <w:color w:val="0563C1"/>
@@ -21993,7 +23247,7 @@
           <w:b/>
           <w:sz w:val="16"/>
         </w:rPr>
-        <w:t>299. Titres de postes 'touchés par l'IA' (Indeed, Europe)</w:t>
+        <w:t>330. Titres de postes 'touchés par l'IA' (Indeed, Europe)</w:t>
       </w:r>
       <w:r>
         <w:rPr>
@@ -22004,7 +23258,7 @@
         <w:br/>
         <w:t xml:space="preserve">URL : </w:t>
       </w:r>
-      <w:hyperlink r:id="rId307">
+      <w:hyperlink r:id="rId338">
         <w:r>
           <w:rPr>
             <w:color w:val="0563C1"/>
@@ -22027,7 +23281,7 @@
           <w:b/>
           <w:sz w:val="16"/>
         </w:rPr>
-        <w:t>300. Compétences en croissance France 2026 (LinkedIn)</w:t>
+        <w:t>331. Compétences en croissance France 2026 (LinkedIn)</w:t>
       </w:r>
       <w:r>
         <w:rPr>
@@ -22038,7 +23292,7 @@
         <w:br/>
         <w:t xml:space="preserve">URL : </w:t>
       </w:r>
-      <w:hyperlink r:id="rId308">
+      <w:hyperlink r:id="rId339">
         <w:r>
           <w:rPr>
             <w:color w:val="0563C1"/>
@@ -22061,7 +23315,7 @@
           <w:b/>
           <w:sz w:val="16"/>
         </w:rPr>
-        <w:t>301. Transformation du métier de développeur (niveau d'entrée relevé)</w:t>
+        <w:t>332. Transformation du métier de développeur (niveau d'entrée relevé)</w:t>
       </w:r>
       <w:r>
         <w:rPr>
@@ -22072,7 +23326,7 @@
         <w:br/>
         <w:t xml:space="preserve">URL : </w:t>
       </w:r>
-      <w:hyperlink r:id="rId309">
+      <w:hyperlink r:id="rId340">
         <w:r>
           <w:rPr>
             <w:color w:val="0563C1"/>
@@ -22095,7 +23349,7 @@
           <w:b/>
           <w:sz w:val="16"/>
         </w:rPr>
-        <w:t>302. Métiers de l'IA et de la data (France Travail)</w:t>
+        <w:t>333. Métiers de l'IA et de la data (France Travail)</w:t>
       </w:r>
       <w:r>
         <w:rPr>
@@ -22106,7 +23360,7 @@
         <w:br/>
         <w:t xml:space="preserve">URL : </w:t>
       </w:r>
-      <w:hyperlink r:id="rId310">
+      <w:hyperlink r:id="rId341">
         <w:r>
           <w:rPr>
             <w:color w:val="0563C1"/>
@@ -22129,7 +23383,7 @@
           <w:b/>
           <w:sz w:val="16"/>
         </w:rPr>
-        <w:t>303. Comment les employeurs parlent d'IA dans les offres</w:t>
+        <w:t>334. Comment les employeurs parlent d'IA dans les offres</w:t>
       </w:r>
       <w:r>
         <w:rPr>
@@ -22140,7 +23394,7 @@
         <w:br/>
         <w:t xml:space="preserve">URL : </w:t>
       </w:r>
-      <w:hyperlink r:id="rId311">
+      <w:hyperlink r:id="rId342">
         <w:r>
           <w:rPr>
             <w:color w:val="0563C1"/>
@@ -22163,7 +23417,7 @@
           <w:b/>
           <w:sz w:val="16"/>
         </w:rPr>
-        <w:t>304. Exposition du développement logiciel à la transformation GenAI</w:t>
+        <w:t>335. Exposition du développement logiciel à la transformation GenAI</w:t>
       </w:r>
       <w:r>
         <w:rPr>
@@ -22174,7 +23428,7 @@
         <w:br/>
         <w:t xml:space="preserve">URL : </w:t>
       </w:r>
-      <w:hyperlink r:id="rId312">
+      <w:hyperlink r:id="rId343">
         <w:r>
           <w:rPr>
             <w:color w:val="0563C1"/>
@@ -22197,7 +23451,7 @@
           <w:b/>
           <w:sz w:val="16"/>
         </w:rPr>
-        <w:t>305. Jeunes cadres et recrutement 2025-2026 (Apec)</w:t>
+        <w:t>336. Jeunes cadres et recrutement 2025-2026 (Apec)</w:t>
       </w:r>
       <w:r>
         <w:rPr>
@@ -22208,7 +23462,7 @@
         <w:br/>
         <w:t xml:space="preserve">URL : </w:t>
       </w:r>
-      <w:hyperlink r:id="rId313">
+      <w:hyperlink r:id="rId344">
         <w:r>
           <w:rPr>
             <w:color w:val="0563C1"/>
@@ -22231,7 +23485,7 @@
           <w:b/>
           <w:sz w:val="16"/>
         </w:rPr>
-        <w:t>306. Offres débutants et IA (tous secteurs)</w:t>
+        <w:t>337. Offres débutants et IA (tous secteurs)</w:t>
       </w:r>
       <w:r>
         <w:rPr>
@@ -22242,7 +23496,7 @@
         <w:br/>
         <w:t xml:space="preserve">URL : </w:t>
       </w:r>
-      <w:hyperlink r:id="rId314">
+      <w:hyperlink r:id="rId345">
         <w:r>
           <w:rPr>
             <w:color w:val="0563C1"/>
@@ -22265,7 +23519,7 @@
           <w:b/>
           <w:sz w:val="16"/>
         </w:rPr>
-        <w:t>307. Jeunes diplômés et usage de l'IA générative (EY)</w:t>
+        <w:t>338. Jeunes diplômés et usage de l'IA générative (EY)</w:t>
       </w:r>
       <w:r>
         <w:rPr>
@@ -22276,7 +23530,7 @@
         <w:br/>
         <w:t xml:space="preserve">URL : </w:t>
       </w:r>
-      <w:hyperlink r:id="rId315">
+      <w:hyperlink r:id="rId346">
         <w:r>
           <w:rPr>
             <w:color w:val="0563C1"/>
@@ -22299,7 +23553,7 @@
           <w:b/>
           <w:sz w:val="16"/>
         </w:rPr>
-        <w:t>308. Adoption IA générative dans les entreprises françaises</w:t>
+        <w:t>339. Adoption IA générative dans les entreprises françaises</w:t>
       </w:r>
       <w:r>
         <w:rPr>
@@ -22310,7 +23564,7 @@
         <w:br/>
         <w:t xml:space="preserve">URL : </w:t>
       </w:r>
-      <w:hyperlink r:id="rId316">
+      <w:hyperlink r:id="rId347">
         <w:r>
           <w:rPr>
             <w:color w:val="0563C1"/>
@@ -22333,7 +23587,7 @@
           <w:b/>
           <w:sz w:val="16"/>
         </w:rPr>
-        <w:t>309. Dirigeants français et agents IA (Microsoft WTI 2025)</w:t>
+        <w:t>340. Dirigeants français et agents IA (Microsoft WTI 2025)</w:t>
       </w:r>
       <w:r>
         <w:rPr>
@@ -22344,7 +23598,7 @@
         <w:br/>
         <w:t xml:space="preserve">URL : </w:t>
       </w:r>
-      <w:hyperlink r:id="rId317">
+      <w:hyperlink r:id="rId348">
         <w:r>
           <w:rPr>
             <w:color w:val="0563C1"/>
@@ -22367,7 +23621,7 @@
           <w:b/>
           <w:sz w:val="16"/>
         </w:rPr>
-        <w:t>310. Marché junior vs expert (écoles, 2026)</w:t>
+        <w:t>341. Marché junior vs expert (écoles, 2026)</w:t>
       </w:r>
       <w:r>
         <w:rPr>
@@ -22378,7 +23632,7 @@
         <w:br/>
         <w:t xml:space="preserve">URL : </w:t>
       </w:r>
-      <w:hyperlink r:id="rId318">
+      <w:hyperlink r:id="rId349">
         <w:r>
           <w:rPr>
             <w:color w:val="0563C1"/>
@@ -22401,7 +23655,7 @@
           <w:b/>
           <w:sz w:val="16"/>
         </w:rPr>
-        <w:t>311. Offres mentionnant l'IA dans l'intitulé (HelloWork)</w:t>
+        <w:t>342. Offres mentionnant l'IA dans l'intitulé (HelloWork)</w:t>
       </w:r>
       <w:r>
         <w:rPr>
@@ -22412,7 +23666,7 @@
         <w:br/>
         <w:t xml:space="preserve">URL : </w:t>
       </w:r>
-      <w:hyperlink r:id="rId319">
+      <w:hyperlink r:id="rId350">
         <w:r>
           <w:rPr>
             <w:color w:val="0563C1"/>
@@ -22435,7 +23689,7 @@
           <w:b/>
           <w:sz w:val="16"/>
         </w:rPr>
-        <w:t>312. IA dans le recrutement de cadres (Apec, détail)</w:t>
+        <w:t>343. IA dans le recrutement de cadres (Apec, détail)</w:t>
       </w:r>
       <w:r>
         <w:rPr>
@@ -22446,7 +23700,7 @@
         <w:br/>
         <w:t xml:space="preserve">URL : </w:t>
       </w:r>
-      <w:hyperlink r:id="rId320">
+      <w:hyperlink r:id="rId351">
         <w:r>
           <w:rPr>
             <w:color w:val="0563C1"/>
@@ -22469,7 +23723,7 @@
           <w:b/>
           <w:sz w:val="16"/>
         </w:rPr>
-        <w:t>313. Juniors : « une génération sacrifiée par l'IA ? » (Free-Work)</w:t>
+        <w:t>344. Juniors : « une génération sacrifiée par l'IA ? » (Free-Work)</w:t>
       </w:r>
       <w:r>
         <w:rPr>
@@ -22480,7 +23734,7 @@
         <w:br/>
         <w:t xml:space="preserve">URL : </w:t>
       </w:r>
-      <w:hyperlink r:id="rId321">
+      <w:hyperlink r:id="rId352">
         <w:r>
           <w:rPr>
             <w:color w:val="0563C1"/>
@@ -22503,7 +23757,7 @@
           <w:b/>
           <w:sz w:val="16"/>
         </w:rPr>
-        <w:t>314. Offres IA junior (Indeed)</w:t>
+        <w:t>345. Offres IA junior (Indeed)</w:t>
       </w:r>
       <w:r>
         <w:rPr>
@@ -22514,7 +23768,7 @@
         <w:br/>
         <w:t xml:space="preserve">URL : </w:t>
       </w:r>
-      <w:hyperlink r:id="rId322">
+      <w:hyperlink r:id="rId353">
         <w:r>
           <w:rPr>
             <w:color w:val="0563C1"/>
@@ -22537,7 +23791,7 @@
           <w:b/>
           <w:sz w:val="16"/>
         </w:rPr>
-        <w:t>315. Alternance : ralentissement 2025 (HelloWork)</w:t>
+        <w:t>346. Alternance : ralentissement 2025 (HelloWork)</w:t>
       </w:r>
       <w:r>
         <w:rPr>
@@ -22548,7 +23802,7 @@
         <w:br/>
         <w:t xml:space="preserve">URL : </w:t>
       </w:r>
-      <w:hyperlink r:id="rId323">
+      <w:hyperlink r:id="rId354">
         <w:r>
           <w:rPr>
             <w:color w:val="0563C1"/>

--- a/NEXA_Synthese_Marche_Emploi_Developpement_Web_2026.docx
+++ b/NEXA_Synthese_Marche_Emploi_Developpement_Web_2026.docx
@@ -86,7 +86,7 @@
         <w:pStyle w:val="ListBullet"/>
       </w:pPr>
       <w:r>
-        <w:t>Contrainte technique majeure : aucun accès direct aux sites (proxy réseau), ni à l'API France Travail ; toutes les offres et tous les comptes d'offres proviennent des pages publiques indexées par un moteur de recherche (titres, URL, extraits). De nombreux champs (expérience, salaire, télétravail) ne figurent pas dans les extraits et sont notés NC ; les parts calculées portent uniquement sur les offres renseignées, avec l'effectif indiqué. Voir le fichier Markdown pour le journal complet.</w:t>
+        <w:t>Contrainte technique majeure : aucun accès direct aux sites (proxy réseau), ni à l'API France Travail ; toutes les offres et tous les comptes d'offres proviennent des pages publiques indexées par un moteur de recherche (titres, URL, extraits), avec un plafond de 200 requêtes par session de collecte, d'où une collecte en plusieurs vagues (A à E) et plusieurs sessions parallèles, chacune journalisée. De nombreux champs (expérience, salaire, télétravail) ne figurent pas dans les extraits et sont notés NC ; les parts calculées portent uniquement sur les offres renseignées, avec l'effectif indiqué. Les fourchettes d'expérience du type « 1 à 7 ans » sont classées d'après leur borne basse. Voir le fichier Markdown pour le journal complet.</w:t>
       </w:r>
     </w:p>
     <w:p>
@@ -13181,7 +13181,7 @@
           <w:b w:val="0"/>
           <w:i w:val="0"/>
         </w:rPr>
-        <w:t>Le terme « développeur augmenté » n'apparaît dans aucune offre collectée. En revanche trois signaux observables existent : (1) des offres de développeur web/full stack qui exigent la maîtrise d'assistants de code (Copilot, Cursor, Claude, ChatGPT) : 43 dans l'échantillon (2.9 % des offres cœur de marché), par exemple Groupe M6 AdTech à Lille, Figaro Classifieds et une mission PHP/Symfony à Paris, un poste Java à Tours, un stage Sopra Steria à Nantes ; (2) une famille de métiers émergents (AI Engineer, AI Software Engineer, LLM/GenAI Engineer, développeur RAG/agents) qui représente 179 offres uniques, presque toutes à Paris et pour des profils expérimentés ; (3) le chiffre Indeed de 21 % d'annonces de développement logiciel mentionnant l'IA, qui inclut aussi bien l'usage d'outils que le développement de fonctionnalités IA.</w:t>
+        <w:t>Le terme « développeur augmenté » n'apparaît dans aucune offre collectée. En revanche trois signaux observables existent : (1) des offres de développeur web/full stack/logiciel « classiques » qui citent l'IA : 43 dans l'échantillon (2.9 % des offres cœur de marché et évolutions), dont 9 exigent ou mentionnent explicitement un assistant de code (Copilot, Cursor, Claude Code, ChatGPT, Codex, développement assisté par IA), par exemple Koala Interactive (Levallois-Perret : Cursor ; Claude Code) ; Groupe M6 (Neuilly-sur-Seine : GitHub Copilot ; Cursor ; ChatGPT) ; Theodo FinTech (Paris : GitHub Copilot ; Cursor) ; Bump (ville NC : GitHub Copilot ; Cursor) ; Figaro Classifieds (Paris : GitHub Copilot ; Cursor ; Claude Code) ; LinkedIn (ville NC : GitHub Copilot) ; Société Générale (France : GitHub Copilot) ; Sopra Steria (Nantes : GitHub Copilot) ; (2) une famille de métiers émergents (AI Engineer, AI Software Engineer, LLM/GenAI Engineer, développeur RAG/agents) qui représente 179 offres uniques, presque toutes à Paris et pour des profils expérimentés ; (3) le chiffre Indeed de 21 % d'annonces de développement logiciel mentionnant l'IA, qui inclut aussi bien l'usage d'outils que le développement de fonctionnalités IA.</w:t>
       </w:r>
     </w:p>
     <w:p>

--- a/NEXA_Synthese_Marche_Emploi_Developpement_Web_2026.docx
+++ b/NEXA_Synthese_Marche_Emploi_Developpement_Web_2026.docx
@@ -36,7 +36,7 @@
         <w:rPr>
           <w:i/>
         </w:rPr>
-        <w:t>Collecte et analyse arrêtées au 6 septembre 2026 — livrables associés : NEXA_Marche_Emploi_Developpement_Web_France_2026.xlsx (5 onglets) et NEXA_Perimetre_Metiers_et_Plateformes_Sans_Donnees.md (journal de collecte)</w:t>
+        <w:t>Collecte des offres et des études arrêtée au 6 septembre 2026, analyse finalisée le 9 septembre 2026 — livrables associés : NEXA_Marche_Emploi_Developpement_Web_France_2026.xlsx (5 onglets) et NEXA_Perimetre_Metiers_et_Plateformes_Sans_Donnees.md (journal de collecte)</w:t>
       </w:r>
     </w:p>
     <w:p>
@@ -78,7 +78,7 @@
         <w:pStyle w:val="ListBullet"/>
       </w:pPr>
       <w:r>
-        <w:t>Échantillon collecté : 3121 lignes d'offres brutes sur 17 plateformes (Indeed, Welcome to the Jungle, France Travail, HelloWork, Apec, LinkedIn, Free-Work, Talent.com, sites carrières), 2662 offres uniques après dédoublonnage, 2645 dans le périmètre étudié (Excel, onglet OFFRES_DETAILLEES). Taux de doublons multi-plateformes ou probables : 4.0 % ; republications : 7.1 %.</w:t>
+        <w:t>Échantillon collecté : 3465 lignes d'offres brutes sur 17 plateformes (Indeed, Welcome to the Jungle, France Travail, HelloWork, Apec, LinkedIn, Free-Work, Talent.com, sites carrières), 2972 offres uniques après dédoublonnage, 2953 dans le périmètre étudié (Excel, onglet OFFRES_DETAILLEES). Taux de doublons multi-plateformes ou probables : 4.1 % ; republications : 6.6 %.</w:t>
       </w:r>
     </w:p>
     <w:p>
@@ -1644,7 +1644,7 @@
           <w:b w:val="0"/>
           <w:i w:val="0"/>
         </w:rPr>
-        <w:t>Dans l'échantillon d'offres uniques (2645), le cœur de marché représente 67.9 % des offres, les évolutions naturelles 10.2 %, les spécialisations 9.6 % et les métiers émergents liés à l'IA 9.6 % (ces derniers ont été recherchés spécifiquement et sont donc surreprésentés). Excel, onglet SYNTHESE_METIERS, table T_SYNTHESE_METIERS.</w:t>
+        <w:t>Dans l'échantillon d'offres uniques (2953), le cœur de marché représente 68.4 % des offres, les évolutions naturelles 10.1 %, les spécialisations 9.1 % et les métiers émergents liés à l'IA 9.8 % (ces derniers ont été recherchés spécifiquement et sont donc surreprésentés). Excel, onglet SYNTHESE_METIERS, table T_SYNTHESE_METIERS.</w:t>
       </w:r>
     </w:p>
     <w:tbl>
@@ -1754,7 +1754,7 @@
               <w:rPr>
                 <w:sz w:val="16"/>
               </w:rPr>
-              <w:t>648</w:t>
+              <w:t>759</w:t>
             </w:r>
           </w:p>
         </w:tc>
@@ -1768,7 +1768,7 @@
               <w:rPr>
                 <w:sz w:val="16"/>
               </w:rPr>
-              <w:t>24.5 %</w:t>
+              <w:t>25.7 %</w:t>
             </w:r>
           </w:p>
         </w:tc>
@@ -1812,7 +1812,7 @@
               <w:rPr>
                 <w:sz w:val="16"/>
               </w:rPr>
-              <w:t>168</w:t>
+              <w:t>186</w:t>
             </w:r>
           </w:p>
         </w:tc>
@@ -1826,7 +1826,7 @@
               <w:rPr>
                 <w:sz w:val="16"/>
               </w:rPr>
-              <w:t>6.4 %</w:t>
+              <w:t>6.3 %</w:t>
             </w:r>
           </w:p>
         </w:tc>
@@ -1870,7 +1870,7 @@
               <w:rPr>
                 <w:sz w:val="16"/>
               </w:rPr>
-              <w:t>154</w:t>
+              <w:t>160</w:t>
             </w:r>
           </w:p>
         </w:tc>
@@ -1884,7 +1884,7 @@
               <w:rPr>
                 <w:sz w:val="16"/>
               </w:rPr>
-              <w:t>5.8 %</w:t>
+              <w:t>5.4 %</w:t>
             </w:r>
           </w:p>
         </w:tc>
@@ -1928,7 +1928,7 @@
               <w:rPr>
                 <w:sz w:val="16"/>
               </w:rPr>
-              <w:t>140</w:t>
+              <w:t>155</w:t>
             </w:r>
           </w:p>
         </w:tc>
@@ -1942,7 +1942,7 @@
               <w:rPr>
                 <w:sz w:val="16"/>
               </w:rPr>
-              <w:t>5.3 %</w:t>
+              <w:t>5.2 %</w:t>
             </w:r>
           </w:p>
         </w:tc>
@@ -1986,7 +1986,7 @@
               <w:rPr>
                 <w:sz w:val="16"/>
               </w:rPr>
-              <w:t>128</w:t>
+              <w:t>153</w:t>
             </w:r>
           </w:p>
         </w:tc>
@@ -2000,7 +2000,7 @@
               <w:rPr>
                 <w:sz w:val="16"/>
               </w:rPr>
-              <w:t>4.8 %</w:t>
+              <w:t>5.2 %</w:t>
             </w:r>
           </w:p>
         </w:tc>
@@ -2044,7 +2044,7 @@
               <w:rPr>
                 <w:sz w:val="16"/>
               </w:rPr>
-              <w:t>124</w:t>
+              <w:t>141</w:t>
             </w:r>
           </w:p>
         </w:tc>
@@ -2058,7 +2058,7 @@
               <w:rPr>
                 <w:sz w:val="16"/>
               </w:rPr>
-              <w:t>4.7 %</w:t>
+              <w:t>4.8 %</w:t>
             </w:r>
           </w:p>
         </w:tc>
@@ -2102,7 +2102,7 @@
               <w:rPr>
                 <w:sz w:val="16"/>
               </w:rPr>
-              <w:t>112</w:t>
+              <w:t>125</w:t>
             </w:r>
           </w:p>
         </w:tc>
@@ -2160,7 +2160,7 @@
               <w:rPr>
                 <w:sz w:val="16"/>
               </w:rPr>
-              <w:t>111</w:t>
+              <w:t>123</w:t>
             </w:r>
           </w:p>
         </w:tc>
@@ -2218,7 +2218,7 @@
               <w:rPr>
                 <w:sz w:val="16"/>
               </w:rPr>
-              <w:t>108</w:t>
+              <w:t>115</w:t>
             </w:r>
           </w:p>
         </w:tc>
@@ -2232,7 +2232,7 @@
               <w:rPr>
                 <w:sz w:val="16"/>
               </w:rPr>
-              <w:t>4.1 %</w:t>
+              <w:t>3.9 %</w:t>
             </w:r>
           </w:p>
         </w:tc>
@@ -2262,7 +2262,7 @@
               <w:rPr>
                 <w:sz w:val="16"/>
               </w:rPr>
-              <w:t>Développeur mobile</w:t>
+              <w:t>Développeur PHP / Symfony / Laravel</w:t>
             </w:r>
           </w:p>
         </w:tc>
@@ -2276,7 +2276,7 @@
               <w:rPr>
                 <w:sz w:val="16"/>
               </w:rPr>
-              <w:t>98</w:t>
+              <w:t>104</w:t>
             </w:r>
           </w:p>
         </w:tc>
@@ -2290,7 +2290,7 @@
               <w:rPr>
                 <w:sz w:val="16"/>
               </w:rPr>
-              <w:t>3.7 %</w:t>
+              <w:t>3.5 %</w:t>
             </w:r>
           </w:p>
         </w:tc>
@@ -2304,7 +2304,7 @@
               <w:rPr>
                 <w:sz w:val="16"/>
               </w:rPr>
-              <w:t>Débouché adjacent des profils JavaScript (React Native, Flutter).</w:t>
+              <w:t>Écosystème français toujours présent (ESN, agences, médias) mais en recul sur Indeed (« Développeur PHP » plus de 4 000 en juillet 2025, plus de 2 000 en août 2026).</w:t>
             </w:r>
           </w:p>
         </w:tc>
@@ -2320,7 +2320,7 @@
               <w:rPr>
                 <w:sz w:val="16"/>
               </w:rPr>
-              <w:t>Concepteur développeur d'applications / logiciel</w:t>
+              <w:t>Développeur mobile</w:t>
             </w:r>
           </w:p>
         </w:tc>
@@ -2334,7 +2334,7 @@
               <w:rPr>
                 <w:sz w:val="16"/>
               </w:rPr>
-              <w:t>92</w:t>
+              <w:t>102</w:t>
             </w:r>
           </w:p>
         </w:tc>
@@ -2362,7 +2362,7 @@
               <w:rPr>
                 <w:sz w:val="16"/>
               </w:rPr>
-              <w:t>Voir Excel.</w:t>
+              <w:t>Débouché adjacent des profils JavaScript (React Native, Flutter).</w:t>
             </w:r>
           </w:p>
         </w:tc>
@@ -2378,7 +2378,7 @@
               <w:rPr>
                 <w:sz w:val="16"/>
               </w:rPr>
-              <w:t>Développeur PHP / Symfony / Laravel</w:t>
+              <w:t>Concepteur développeur d'applications / logiciel</w:t>
             </w:r>
           </w:p>
         </w:tc>
@@ -2392,7 +2392,7 @@
               <w:rPr>
                 <w:sz w:val="16"/>
               </w:rPr>
-              <w:t>88</w:t>
+              <w:t>98</w:t>
             </w:r>
           </w:p>
         </w:tc>
@@ -2420,7 +2420,7 @@
               <w:rPr>
                 <w:sz w:val="16"/>
               </w:rPr>
-              <w:t>Écosystème français toujours présent (ESN, agences, médias) mais en recul sur Indeed (« Développeur PHP » plus de 4 000 en juillet 2025, plus de 2 000 en août 2026).</w:t>
+              <w:t>Voir Excel.</w:t>
             </w:r>
           </w:p>
         </w:tc>
@@ -2614,7 +2614,7 @@
               <w:rPr>
                 <w:sz w:val="15"/>
               </w:rPr>
-              <w:t>764</w:t>
+              <w:t>875</w:t>
             </w:r>
           </w:p>
         </w:tc>
@@ -2628,7 +2628,7 @@
               <w:rPr>
                 <w:sz w:val="15"/>
               </w:rPr>
-              <w:t>28.9 %</w:t>
+              <w:t>29.6 %</w:t>
             </w:r>
           </w:p>
         </w:tc>
@@ -2642,7 +2642,7 @@
               <w:rPr>
                 <w:sz w:val="15"/>
               </w:rPr>
-              <w:t>11.4</w:t>
+              <w:t>13.6</w:t>
             </w:r>
           </w:p>
         </w:tc>
@@ -2656,7 +2656,7 @@
               <w:rPr>
                 <w:sz w:val="15"/>
               </w:rPr>
-              <w:t>43.8</w:t>
+              <w:t>45.5</w:t>
             </w:r>
           </w:p>
         </w:tc>
@@ -2670,7 +2670,7 @@
               <w:rPr>
                 <w:sz w:val="15"/>
               </w:rPr>
-              <w:t>153</w:t>
+              <w:t>180</w:t>
             </w:r>
           </w:p>
         </w:tc>
@@ -2684,7 +2684,7 @@
               <w:rPr>
                 <w:sz w:val="15"/>
               </w:rPr>
-              <w:t>Développeur full stack (175) ; AI Engineer / Développeur IA (66)</w:t>
+              <w:t>Développeur full stack (219) ; AI Engineer / Développeur IA (79)</w:t>
             </w:r>
           </w:p>
         </w:tc>
@@ -2714,7 +2714,7 @@
               <w:rPr>
                 <w:sz w:val="15"/>
               </w:rPr>
-              <w:t>381</w:t>
+              <w:t>439</w:t>
             </w:r>
           </w:p>
         </w:tc>
@@ -2728,7 +2728,7 @@
               <w:rPr>
                 <w:sz w:val="15"/>
               </w:rPr>
-              <w:t>14.4 %</w:t>
+              <w:t>14.9 %</w:t>
             </w:r>
           </w:p>
         </w:tc>
@@ -2742,7 +2742,7 @@
               <w:rPr>
                 <w:sz w:val="15"/>
               </w:rPr>
-              <w:t>13.6</w:t>
+              <w:t>13.9</w:t>
             </w:r>
           </w:p>
         </w:tc>
@@ -2756,7 +2756,7 @@
               <w:rPr>
                 <w:sz w:val="15"/>
               </w:rPr>
-              <w:t>41.4</w:t>
+              <w:t>41.3</w:t>
             </w:r>
           </w:p>
         </w:tc>
@@ -2770,7 +2770,7 @@
               <w:rPr>
                 <w:sz w:val="15"/>
               </w:rPr>
-              <w:t>21</w:t>
+              <w:t>22</w:t>
             </w:r>
           </w:p>
         </w:tc>
@@ -2784,7 +2784,7 @@
               <w:rPr>
                 <w:sz w:val="15"/>
               </w:rPr>
-              <w:t>Développeur full stack (97) ; Développeur web (intitulé générique) (25)</w:t>
+              <w:t>Développeur full stack (112) ; Développeur (intitulé générique) (30)</w:t>
             </w:r>
           </w:p>
         </w:tc>
@@ -2814,7 +2814,7 @@
               <w:rPr>
                 <w:sz w:val="15"/>
               </w:rPr>
-              <w:t>251</w:t>
+              <w:t>269</w:t>
             </w:r>
           </w:p>
         </w:tc>
@@ -2828,7 +2828,7 @@
               <w:rPr>
                 <w:sz w:val="15"/>
               </w:rPr>
-              <w:t>9.5 %</w:t>
+              <w:t>9.1 %</w:t>
             </w:r>
           </w:p>
         </w:tc>
@@ -2842,7 +2842,7 @@
               <w:rPr>
                 <w:sz w:val="15"/>
               </w:rPr>
-              <w:t>8.8</w:t>
+              <w:t>8.6</w:t>
             </w:r>
           </w:p>
         </w:tc>
@@ -2856,7 +2856,7 @@
               <w:rPr>
                 <w:sz w:val="15"/>
               </w:rPr>
-              <w:t>35.4</w:t>
+              <w:t>33.7</w:t>
             </w:r>
           </w:p>
         </w:tc>
@@ -2870,7 +2870,7 @@
               <w:rPr>
                 <w:sz w:val="15"/>
               </w:rPr>
-              <w:t>24</w:t>
+              <w:t>27</w:t>
             </w:r>
           </w:p>
         </w:tc>
@@ -2884,7 +2884,7 @@
               <w:rPr>
                 <w:sz w:val="15"/>
               </w:rPr>
-              <w:t>Développeur full stack (65) ; Développeur Java / Spring (23)</w:t>
+              <w:t>Développeur full stack (68) ; Développeur Java / Spring (23)</w:t>
             </w:r>
           </w:p>
         </w:tc>
@@ -2914,7 +2914,7 @@
               <w:rPr>
                 <w:sz w:val="15"/>
               </w:rPr>
-              <w:t>217</w:t>
+              <w:t>227</w:t>
             </w:r>
           </w:p>
         </w:tc>
@@ -2928,7 +2928,7 @@
               <w:rPr>
                 <w:sz w:val="15"/>
               </w:rPr>
-              <w:t>8.2 %</w:t>
+              <w:t>7.7 %</w:t>
             </w:r>
           </w:p>
         </w:tc>
@@ -2942,7 +2942,7 @@
               <w:rPr>
                 <w:sz w:val="15"/>
               </w:rPr>
-              <w:t>13.4</w:t>
+              <w:t>12.8</w:t>
             </w:r>
           </w:p>
         </w:tc>
@@ -2956,7 +2956,7 @@
               <w:rPr>
                 <w:sz w:val="15"/>
               </w:rPr>
-              <w:t>43.0</w:t>
+              <w:t>40.7</w:t>
             </w:r>
           </w:p>
         </w:tc>
@@ -2984,7 +2984,7 @@
               <w:rPr>
                 <w:sz w:val="15"/>
               </w:rPr>
-              <w:t>Développeur full stack (53) ; Développeur web (intitulé générique) (15)</w:t>
+              <w:t>Développeur full stack (55) ; Développeur Java / Spring (16)</w:t>
             </w:r>
           </w:p>
         </w:tc>
@@ -3014,7 +3014,7 @@
               <w:rPr>
                 <w:sz w:val="15"/>
               </w:rPr>
-              <w:t>186</w:t>
+              <w:t>202</w:t>
             </w:r>
           </w:p>
         </w:tc>
@@ -3028,7 +3028,7 @@
               <w:rPr>
                 <w:sz w:val="15"/>
               </w:rPr>
-              <w:t>7.0 %</w:t>
+              <w:t>6.8 %</w:t>
             </w:r>
           </w:p>
         </w:tc>
@@ -3042,7 +3042,7 @@
               <w:rPr>
                 <w:sz w:val="15"/>
               </w:rPr>
-              <w:t>14.5</w:t>
+              <w:t>15.3</w:t>
             </w:r>
           </w:p>
         </w:tc>
@@ -3056,7 +3056,7 @@
               <w:rPr>
                 <w:sz w:val="15"/>
               </w:rPr>
-              <w:t>47.3</w:t>
+              <w:t>46.4</w:t>
             </w:r>
           </w:p>
         </w:tc>
@@ -3070,7 +3070,7 @@
               <w:rPr>
                 <w:sz w:val="15"/>
               </w:rPr>
-              <w:t>11</w:t>
+              <w:t>14</w:t>
             </w:r>
           </w:p>
         </w:tc>
@@ -3084,7 +3084,7 @@
               <w:rPr>
                 <w:sz w:val="15"/>
               </w:rPr>
-              <w:t>Développeur full stack (48) ; Développeur (intitulé générique) (13)</w:t>
+              <w:t>Développeur full stack (54) ; Développeur (intitulé générique) (14)</w:t>
             </w:r>
           </w:p>
         </w:tc>
@@ -3114,7 +3114,7 @@
               <w:rPr>
                 <w:sz w:val="15"/>
               </w:rPr>
-              <w:t>181</w:t>
+              <w:t>199</w:t>
             </w:r>
           </w:p>
         </w:tc>
@@ -3128,7 +3128,7 @@
               <w:rPr>
                 <w:sz w:val="15"/>
               </w:rPr>
-              <w:t>6.8 %</w:t>
+              <w:t>6.7 %</w:t>
             </w:r>
           </w:p>
         </w:tc>
@@ -3142,7 +3142,7 @@
               <w:rPr>
                 <w:sz w:val="15"/>
               </w:rPr>
-              <w:t>16.6</w:t>
+              <w:t>15.6</w:t>
             </w:r>
           </w:p>
         </w:tc>
@@ -3156,7 +3156,7 @@
               <w:rPr>
                 <w:sz w:val="15"/>
               </w:rPr>
-              <w:t>54.3</w:t>
+              <w:t>51.6</w:t>
             </w:r>
           </w:p>
         </w:tc>
@@ -3170,7 +3170,7 @@
               <w:rPr>
                 <w:sz w:val="15"/>
               </w:rPr>
-              <w:t>13</w:t>
+              <w:t>14</w:t>
             </w:r>
           </w:p>
         </w:tc>
@@ -3184,7 +3184,7 @@
               <w:rPr>
                 <w:sz w:val="15"/>
               </w:rPr>
-              <w:t>Développeur full stack (39) ; Développeur web (intitulé générique) (21)</w:t>
+              <w:t>Développeur full stack (46) ; Développeur web (intitulé générique) (22)</w:t>
             </w:r>
           </w:p>
         </w:tc>
@@ -3214,7 +3214,7 @@
               <w:rPr>
                 <w:sz w:val="15"/>
               </w:rPr>
-              <w:t>180</w:t>
+              <w:t>196</w:t>
             </w:r>
           </w:p>
         </w:tc>
@@ -3228,7 +3228,7 @@
               <w:rPr>
                 <w:sz w:val="15"/>
               </w:rPr>
-              <w:t>6.8 %</w:t>
+              <w:t>6.6 %</w:t>
             </w:r>
           </w:p>
         </w:tc>
@@ -3242,7 +3242,7 @@
               <w:rPr>
                 <w:sz w:val="15"/>
               </w:rPr>
-              <w:t>13.3</w:t>
+              <w:t>13.8</w:t>
             </w:r>
           </w:p>
         </w:tc>
@@ -3256,7 +3256,7 @@
               <w:rPr>
                 <w:sz w:val="15"/>
               </w:rPr>
-              <w:t>43.6</w:t>
+              <w:t>42.7</w:t>
             </w:r>
           </w:p>
         </w:tc>
@@ -3270,7 +3270,7 @@
               <w:rPr>
                 <w:sz w:val="15"/>
               </w:rPr>
-              <w:t>17</w:t>
+              <w:t>18</w:t>
             </w:r>
           </w:p>
         </w:tc>
@@ -3284,7 +3284,7 @@
               <w:rPr>
                 <w:sz w:val="15"/>
               </w:rPr>
-              <w:t>Développeur full stack (57) ; Développeur Java / Spring (17)</w:t>
+              <w:t>Développeur full stack (65) ; Développeur Java / Spring (20)</w:t>
             </w:r>
           </w:p>
         </w:tc>
@@ -3300,7 +3300,7 @@
               <w:rPr>
                 <w:sz w:val="15"/>
               </w:rPr>
-              <w:t>Grand Est</w:t>
+              <w:t>NC</w:t>
             </w:r>
           </w:p>
         </w:tc>
@@ -3314,7 +3314,7 @@
               <w:rPr>
                 <w:sz w:val="15"/>
               </w:rPr>
-              <w:t>101</w:t>
+              <w:t>111</w:t>
             </w:r>
           </w:p>
         </w:tc>
@@ -3342,7 +3342,7 @@
               <w:rPr>
                 <w:sz w:val="15"/>
               </w:rPr>
-              <w:t>22.8</w:t>
+              <w:t>15.3</w:t>
             </w:r>
           </w:p>
         </w:tc>
@@ -3356,7 +3356,7 @@
               <w:rPr>
                 <w:sz w:val="15"/>
               </w:rPr>
-              <w:t>72.5</w:t>
+              <w:t>40.4</w:t>
             </w:r>
           </w:p>
         </w:tc>
@@ -3370,7 +3370,7 @@
               <w:rPr>
                 <w:sz w:val="15"/>
               </w:rPr>
-              <w:t>5</w:t>
+              <w:t>37</w:t>
             </w:r>
           </w:p>
         </w:tc>
@@ -3384,7 +3384,7 @@
               <w:rPr>
                 <w:sz w:val="15"/>
               </w:rPr>
-              <w:t>Développeur full stack (24) ; Concepteur développeur d'applications / logiciel (14)</w:t>
+              <w:t>Développeur full stack (28) ; AI Engineer / Développeur IA (15)</w:t>
             </w:r>
           </w:p>
         </w:tc>
@@ -3400,7 +3400,7 @@
               <w:rPr>
                 <w:sz w:val="15"/>
               </w:rPr>
-              <w:t>Bretagne</w:t>
+              <w:t>Grand Est</w:t>
             </w:r>
           </w:p>
         </w:tc>
@@ -3414,7 +3414,7 @@
               <w:rPr>
                 <w:sz w:val="15"/>
               </w:rPr>
-              <w:t>88</w:t>
+              <w:t>109</w:t>
             </w:r>
           </w:p>
         </w:tc>
@@ -3428,7 +3428,7 @@
               <w:rPr>
                 <w:sz w:val="15"/>
               </w:rPr>
-              <w:t>3.3 %</w:t>
+              <w:t>3.7 %</w:t>
             </w:r>
           </w:p>
         </w:tc>
@@ -3442,7 +3442,7 @@
               <w:rPr>
                 <w:sz w:val="15"/>
               </w:rPr>
-              <w:t>8.0</w:t>
+              <w:t>22.0</w:t>
             </w:r>
           </w:p>
         </w:tc>
@@ -3456,7 +3456,7 @@
               <w:rPr>
                 <w:sz w:val="15"/>
               </w:rPr>
-              <w:t>42.9</w:t>
+              <w:t>73.8</w:t>
             </w:r>
           </w:p>
         </w:tc>
@@ -3484,7 +3484,7 @@
               <w:rPr>
                 <w:sz w:val="15"/>
               </w:rPr>
-              <w:t>Développeur full stack (20) ; Développeur web (intitulé générique) (8)</w:t>
+              <w:t>Développeur full stack (28) ; Concepteur développeur d'applications / logiciel (14)</w:t>
             </w:r>
           </w:p>
         </w:tc>
@@ -3500,7 +3500,7 @@
               <w:rPr>
                 <w:sz w:val="15"/>
               </w:rPr>
-              <w:t>NC</w:t>
+              <w:t>Bretagne</w:t>
             </w:r>
           </w:p>
         </w:tc>
@@ -3514,7 +3514,7 @@
               <w:rPr>
                 <w:sz w:val="15"/>
               </w:rPr>
-              <w:t>88</w:t>
+              <w:t>99</w:t>
             </w:r>
           </w:p>
         </w:tc>
@@ -3528,7 +3528,7 @@
               <w:rPr>
                 <w:sz w:val="15"/>
               </w:rPr>
-              <w:t>3.3 %</w:t>
+              <w:t>3.4 %</w:t>
             </w:r>
           </w:p>
         </w:tc>
@@ -3542,7 +3542,7 @@
               <w:rPr>
                 <w:sz w:val="15"/>
               </w:rPr>
-              <w:t>15.9</w:t>
+              <w:t>9.1</w:t>
             </w:r>
           </w:p>
         </w:tc>
@@ -3556,7 +3556,7 @@
               <w:rPr>
                 <w:sz w:val="15"/>
               </w:rPr>
-              <w:t>42.5</w:t>
+              <w:t>43.8</w:t>
             </w:r>
           </w:p>
         </w:tc>
@@ -3570,7 +3570,7 @@
               <w:rPr>
                 <w:sz w:val="15"/>
               </w:rPr>
-              <w:t>31</w:t>
+              <w:t>9</w:t>
             </w:r>
           </w:p>
         </w:tc>
@@ -3584,7 +3584,7 @@
               <w:rPr>
                 <w:sz w:val="15"/>
               </w:rPr>
-              <w:t>Développeur full stack (21) ; AI Engineer / Développeur IA (12)</w:t>
+              <w:t>Développeur full stack (24) ; Développeur web (intitulé générique) (8)</w:t>
             </w:r>
           </w:p>
         </w:tc>
@@ -3614,7 +3614,7 @@
               <w:rPr>
                 <w:sz w:val="15"/>
               </w:rPr>
-              <w:t>54</w:t>
+              <w:t>63</w:t>
             </w:r>
           </w:p>
         </w:tc>
@@ -3628,7 +3628,7 @@
               <w:rPr>
                 <w:sz w:val="15"/>
               </w:rPr>
-              <w:t>2.0 %</w:t>
+              <w:t>2.1 %</w:t>
             </w:r>
           </w:p>
         </w:tc>
@@ -3642,7 +3642,7 @@
               <w:rPr>
                 <w:sz w:val="15"/>
               </w:rPr>
-              <w:t>5.6</w:t>
+              <w:t>4.8</w:t>
             </w:r>
           </w:p>
         </w:tc>
@@ -3656,7 +3656,7 @@
               <w:rPr>
                 <w:sz w:val="15"/>
               </w:rPr>
-              <w:t>16.0</w:t>
+              <w:t>20.0</w:t>
             </w:r>
           </w:p>
         </w:tc>
@@ -3670,7 +3670,7 @@
               <w:rPr>
                 <w:sz w:val="15"/>
               </w:rPr>
-              <w:t>6</w:t>
+              <w:t>11</w:t>
             </w:r>
           </w:p>
         </w:tc>
@@ -3684,7 +3684,7 @@
               <w:rPr>
                 <w:sz w:val="15"/>
               </w:rPr>
-              <w:t>Développeur full stack (19) ; Développeur back-end (6)</w:t>
+              <w:t>Développeur full stack (22) ; Développeur back-end (6)</w:t>
             </w:r>
           </w:p>
         </w:tc>
@@ -3714,7 +3714,7 @@
               <w:rPr>
                 <w:sz w:val="15"/>
               </w:rPr>
-              <w:t>51</w:t>
+              <w:t>52</w:t>
             </w:r>
           </w:p>
         </w:tc>
@@ -3728,7 +3728,7 @@
               <w:rPr>
                 <w:sz w:val="15"/>
               </w:rPr>
-              <w:t>1.9 %</w:t>
+              <w:t>1.8 %</w:t>
             </w:r>
           </w:p>
         </w:tc>
@@ -3742,7 +3742,7 @@
               <w:rPr>
                 <w:sz w:val="15"/>
               </w:rPr>
-              <w:t>13.7</w:t>
+              <w:t>13.5</w:t>
             </w:r>
           </w:p>
         </w:tc>
@@ -3800,7 +3800,7 @@
               <w:rPr>
                 <w:sz w:val="15"/>
               </w:rPr>
-              <w:t>Bourgogne-Franche-Comté</w:t>
+              <w:t>Centre-Val de Loire</w:t>
             </w:r>
           </w:p>
         </w:tc>
@@ -3814,7 +3814,7 @@
               <w:rPr>
                 <w:sz w:val="15"/>
               </w:rPr>
-              <w:t>46</w:t>
+              <w:t>50</w:t>
             </w:r>
           </w:p>
         </w:tc>
@@ -3842,7 +3842,7 @@
               <w:rPr>
                 <w:sz w:val="15"/>
               </w:rPr>
-              <w:t>6.5</w:t>
+              <w:t>2.0</w:t>
             </w:r>
           </w:p>
         </w:tc>
@@ -3856,7 +3856,7 @@
               <w:rPr>
                 <w:sz w:val="15"/>
               </w:rPr>
-              <w:t>46.2</w:t>
+              <w:t>50.0</w:t>
             </w:r>
           </w:p>
         </w:tc>
@@ -3870,7 +3870,7 @@
               <w:rPr>
                 <w:sz w:val="15"/>
               </w:rPr>
-              <w:t>3</w:t>
+              <w:t>1</w:t>
             </w:r>
           </w:p>
         </w:tc>
@@ -3884,7 +3884,7 @@
               <w:rPr>
                 <w:sz w:val="15"/>
               </w:rPr>
-              <w:t>Développeur full stack (9) ; Concepteur développeur d'applications / logiciel (6)</w:t>
+              <w:t>Développeur full stack (12) ; Développeur .NET / C# (12)</w:t>
             </w:r>
           </w:p>
         </w:tc>
@@ -3900,7 +3900,7 @@
               <w:rPr>
                 <w:sz w:val="15"/>
               </w:rPr>
-              <w:t>Centre-Val de Loire</w:t>
+              <w:t>Bourgogne-Franche-Comté</w:t>
             </w:r>
           </w:p>
         </w:tc>
@@ -3914,7 +3914,7 @@
               <w:rPr>
                 <w:sz w:val="15"/>
               </w:rPr>
-              <w:t>44</w:t>
+              <w:t>49</w:t>
             </w:r>
           </w:p>
         </w:tc>
@@ -3942,7 +3942,7 @@
               <w:rPr>
                 <w:sz w:val="15"/>
               </w:rPr>
-              <w:t>2.3</w:t>
+              <w:t>6.1</w:t>
             </w:r>
           </w:p>
         </w:tc>
@@ -3956,7 +3956,7 @@
               <w:rPr>
                 <w:sz w:val="15"/>
               </w:rPr>
-              <w:t>50.0</w:t>
+              <w:t>43.8</w:t>
             </w:r>
           </w:p>
         </w:tc>
@@ -3970,7 +3970,7 @@
               <w:rPr>
                 <w:sz w:val="15"/>
               </w:rPr>
-              <w:t>0</w:t>
+              <w:t>3</w:t>
             </w:r>
           </w:p>
         </w:tc>
@@ -3984,7 +3984,7 @@
               <w:rPr>
                 <w:sz w:val="15"/>
               </w:rPr>
-              <w:t>Développeur .NET / C# (12) ; Développeur full stack (7)</w:t>
+              <w:t>Développeur full stack (12) ; Concepteur développeur d'applications / logiciel (6)</w:t>
             </w:r>
           </w:p>
         </w:tc>
@@ -4128,7 +4128,7 @@
               <w:rPr>
                 <w:sz w:val="15"/>
               </w:rPr>
-              <w:t>0.2 %</w:t>
+              <w:t>0.1 %</w:t>
             </w:r>
           </w:p>
         </w:tc>
@@ -4431,7 +4431,7 @@
         <w:pStyle w:val="ListBullet"/>
       </w:pPr>
       <w:r>
-        <w:t>Télétravail : 10.0 % des offres uniques de l'échantillon (265 offres) mentionnent dans leur titre ou extrait un télétravail total ou partiel (les extraits ne signalent pas l'absence de télétravail, la part réelle est donc supérieure) ; Indeed compte plus de 300 offres « Développeur Web Remote » (2 sept. 2026) et plus de 100 « Télétravail Développeur Full Stack » (29 mai 2026), soit environ un dixième du stock national : le marché à distance existe mais reste minoritaire et plutôt réservé aux profils expérimentés.</w:t>
+        <w:t>Télétravail : 10.8 % des offres uniques de l'échantillon (320 offres) mentionnent dans leur titre ou extrait un télétravail total ou partiel (les extraits ne signalent pas l'absence de télétravail, la part réelle est donc supérieure) ; Indeed compte plus de 300 offres « Développeur Web Remote » (2 sept. 2026) et plus de 100 « Télétravail Développeur Full Stack » (29 mai 2026), soit environ un dixième du stock national : le marché à distance existe mais reste minoritaire et plutôt réservé aux profils expérimentés.</w:t>
       </w:r>
     </w:p>
     <w:p>
@@ -4439,7 +4439,7 @@
         <w:pStyle w:val="ListBullet"/>
       </w:pPr>
       <w:r>
-        <w:t>Offres pour 100 000 actifs (ESTIMATION sur l'échantillon, population active régionale relevée dans les études Insee ou relais Insee, millésimes 2018-2023, Excel T_ACTIFS_REGIONS) : Pays de la Loire 14.3 (n=251, actifs 2018) ; Île-de-France 12.9 (n=764, actifs 2019) ; Auvergne-Rhône-Alpes 10.0 (n=381, actifs 2018) ; Occitanie 6.6 (n=181, actifs 2022) ; Hauts-de-France 6.6 (n=180, actifs 2022) ; Nouvelle-Aquitaine 6.0 (n=217, actifs 2020) ; Bretagne 5.9 (n=88, actifs 2022) ; Grand Est 3.9 (n=101, actifs 2022) ; Centre-Val de Loire 3.8 (n=44, actifs 2021) ; Bourgogne-Franche-Comté 3.6 (n=46, actifs 2021) ; Normandie 3.4 (n=51, actifs 2022) ; Martinique 2.2 (n=3, actifs 2022) ; La Réunion 1.4 (n=5, actifs 2023). Ce ratio mesure l'intensité de l'échantillon collecté, pas celle du marché total : il est biaisé par l'effort de collecte consacré aux villes NEXA (Pays de la Loire, Auvergne-Rhône-Alpes, Île-de-France) ; les régions sans valeur d'actifs (PACA, Corse, Guyane, Mayotte) restent NC.</w:t>
+        <w:t>Offres pour 100 000 actifs (ESTIMATION sur l'échantillon, population active régionale relevée dans les études Insee ou relais Insee, millésimes 2018-2023, Excel T_ACTIFS_REGIONS) : Pays de la Loire 15.3 (n=269, actifs 2018) ; Île-de-France 14.8 (n=875, actifs 2019) ; Auvergne-Rhône-Alpes 11.6 (n=439, actifs 2018) ; Occitanie 7.3 (n=199, actifs 2022) ; Hauts-de-France 7.2 (n=196, actifs 2022) ; Bretagne 6.6 (n=99, actifs 2022) ; Nouvelle-Aquitaine 6.3 (n=227, actifs 2020) ; Centre-Val de Loire 4.3 (n=50, actifs 2021) ; Grand Est 4.2 (n=109, actifs 2022) ; Bourgogne-Franche-Comté 3.9 (n=49, actifs 2021) ; Normandie 3.5 (n=52, actifs 2022) ; Martinique 2.2 (n=3, actifs 2022) ; La Réunion 1.4 (n=5, actifs 2023). Ce ratio mesure l'intensité de l'échantillon collecté, pas celle du marché total : il est biaisé par l'effort de collecte consacré aux villes NEXA (Pays de la Loire, Auvergne-Rhône-Alpes, Île-de-France) ; les régions sans valeur d'actifs (PACA, Corse, Guyane, Mayotte) restent NC.</w:t>
       </w:r>
     </w:p>
     <w:p>
@@ -4448,7 +4448,7 @@
           <w:b/>
           <w:i w:val="0"/>
         </w:rPr>
-        <w:t>Réponse à la question 7 : l'Île-de-France concentre entre un quart et un tiers de la demande nationale (29 % des offres Apec ; 28.9 % de notre échantillon), suivie d'Auvergne-Rhône-Alpes (Lyon, Grenoble), d'Occitanie (Toulouse, Montpellier), des Hauts-de-France, de la Nouvelle-Aquitaine, des Pays de la Loire et de PACA. Les six campus NEXA couvrent les six premiers bassins hors Toulouse. Confiance MOYENNE (échantillon) à FORTE (BMO/Apec).</w:t>
+        <w:t>Réponse à la question 7 : l'Île-de-France concentre entre un quart et un tiers de la demande nationale (29 % des offres Apec ; 29.6 % de notre échantillon), suivie d'Auvergne-Rhône-Alpes (Lyon, Grenoble), d'Occitanie (Toulouse, Montpellier), des Hauts-de-France, de la Nouvelle-Aquitaine, des Pays de la Loire et de PACA. Les six campus NEXA couvrent les six premiers bassins hors Toulouse. Confiance MOYENNE (échantillon) à FORTE (BMO/Apec).</w:t>
       </w:r>
     </w:p>
     <w:p>
@@ -4647,7 +4647,7 @@
               <w:rPr>
                 <w:sz w:val="15"/>
               </w:rPr>
-              <w:t>764</w:t>
+              <w:t>875</w:t>
             </w:r>
           </w:p>
         </w:tc>
@@ -4661,7 +4661,7 @@
               <w:rPr>
                 <w:sz w:val="15"/>
               </w:rPr>
-              <w:t>Développeur full stack (175) ; AI Engineer / Développeur IA (66) ; Développeur front-end (62)</w:t>
+              <w:t>Développeur full stack (219) ; AI Engineer / Développeur IA (79) ; Développeur front-end (70)</w:t>
             </w:r>
           </w:p>
         </w:tc>
@@ -4675,7 +4675,7 @@
               <w:rPr>
                 <w:sz w:val="15"/>
               </w:rPr>
-              <w:t>19.2 %</w:t>
+              <w:t>21.8 %</w:t>
             </w:r>
           </w:p>
         </w:tc>
@@ -4689,7 +4689,7 @@
               <w:rPr>
                 <w:sz w:val="15"/>
               </w:rPr>
-              <w:t>43.8 %</w:t>
+              <w:t>45.5 %</w:t>
             </w:r>
           </w:p>
         </w:tc>
@@ -4703,7 +4703,7 @@
               <w:rPr>
                 <w:sz w:val="15"/>
               </w:rPr>
-              <w:t>44.7 %</w:t>
+              <w:t>42.8 %</w:t>
             </w:r>
           </w:p>
         </w:tc>
@@ -4717,7 +4717,7 @@
               <w:rPr>
                 <w:sz w:val="15"/>
               </w:rPr>
-              <w:t>20.0 %</w:t>
+              <w:t>20.6 %</w:t>
             </w:r>
           </w:p>
         </w:tc>
@@ -4731,7 +4731,7 @@
               <w:rPr>
                 <w:sz w:val="15"/>
               </w:rPr>
-              <w:t>51250 € (n=59)</w:t>
+              <w:t>52500 € (n=69)</w:t>
             </w:r>
           </w:p>
         </w:tc>
@@ -4761,7 +4761,7 @@
               <w:rPr>
                 <w:sz w:val="15"/>
               </w:rPr>
-              <w:t>279</w:t>
+              <w:t>323</w:t>
             </w:r>
           </w:p>
         </w:tc>
@@ -4775,7 +4775,7 @@
               <w:rPr>
                 <w:sz w:val="15"/>
               </w:rPr>
-              <w:t>Développeur full stack (69) ; Développeur Java / Spring (20) ; Tech Lead / Lead Developer (18)</w:t>
+              <w:t>Développeur full stack (81) ; Développeur Java / Spring (24) ; Développeur front-end (20)</w:t>
             </w:r>
           </w:p>
         </w:tc>
@@ -4789,7 +4789,7 @@
               <w:rPr>
                 <w:sz w:val="15"/>
               </w:rPr>
-              <w:t>28.0 %</w:t>
+              <w:t>27.1 %</w:t>
             </w:r>
           </w:p>
         </w:tc>
@@ -4803,7 +4803,7 @@
               <w:rPr>
                 <w:sz w:val="15"/>
               </w:rPr>
-              <w:t>43.7 %</w:t>
+              <w:t>42.9 %</w:t>
             </w:r>
           </w:p>
         </w:tc>
@@ -4817,7 +4817,7 @@
               <w:rPr>
                 <w:sz w:val="15"/>
               </w:rPr>
-              <w:t>39.7 %</w:t>
+              <w:t>40.8 %</w:t>
             </w:r>
           </w:p>
         </w:tc>
@@ -4831,7 +4831,7 @@
               <w:rPr>
                 <w:sz w:val="15"/>
               </w:rPr>
-              <w:t>5.4 %</w:t>
+              <w:t>4.6 %</w:t>
             </w:r>
           </w:p>
         </w:tc>
@@ -4845,7 +4845,7 @@
               <w:rPr>
                 <w:sz w:val="15"/>
               </w:rPr>
-              <w:t>44175 € (n=30)</w:t>
+              <w:t>44350 € (n=40)</w:t>
             </w:r>
           </w:p>
         </w:tc>
@@ -4875,7 +4875,7 @@
               <w:rPr>
                 <w:sz w:val="15"/>
               </w:rPr>
-              <w:t>153</w:t>
+              <w:t>168</w:t>
             </w:r>
           </w:p>
         </w:tc>
@@ -4889,7 +4889,7 @@
               <w:rPr>
                 <w:sz w:val="15"/>
               </w:rPr>
-              <w:t>Développeur full stack (49) ; Développeur Java / Spring (15) ; Développeur .NET / C# (10)</w:t>
+              <w:t>Développeur full stack (56) ; Développeur Java / Spring (18) ; Développeur .NET / C# (10)</w:t>
             </w:r>
           </w:p>
         </w:tc>
@@ -4903,7 +4903,7 @@
               <w:rPr>
                 <w:sz w:val="15"/>
               </w:rPr>
-              <w:t>27.5 %</w:t>
+              <w:t>26.9 %</w:t>
             </w:r>
           </w:p>
         </w:tc>
@@ -4917,7 +4917,7 @@
               <w:rPr>
                 <w:sz w:val="15"/>
               </w:rPr>
-              <w:t>39.7 %</w:t>
+              <w:t>39.2 %</w:t>
             </w:r>
           </w:p>
         </w:tc>
@@ -4931,7 +4931,7 @@
               <w:rPr>
                 <w:sz w:val="15"/>
               </w:rPr>
-              <w:t>48.5 %</w:t>
+              <w:t>44.3 %</w:t>
             </w:r>
           </w:p>
         </w:tc>
@@ -4945,7 +4945,7 @@
               <w:rPr>
                 <w:sz w:val="15"/>
               </w:rPr>
-              <w:t>9.8 %</w:t>
+              <w:t>9.5 %</w:t>
             </w:r>
           </w:p>
         </w:tc>
@@ -4959,7 +4959,7 @@
               <w:rPr>
                 <w:sz w:val="15"/>
               </w:rPr>
-              <w:t>44250 € (n=8)</w:t>
+              <w:t>43750 € (n=10)</w:t>
             </w:r>
           </w:p>
         </w:tc>
@@ -4989,7 +4989,7 @@
               <w:rPr>
                 <w:sz w:val="15"/>
               </w:rPr>
-              <w:t>147</w:t>
+              <w:t>157</w:t>
             </w:r>
           </w:p>
         </w:tc>
@@ -5003,7 +5003,7 @@
               <w:rPr>
                 <w:sz w:val="15"/>
               </w:rPr>
-              <w:t>Développeur full stack (36) ; Développeur web (intitulé générique) (11) ; Développeur front-end (9)</w:t>
+              <w:t>Développeur full stack (38) ; Développeur web (intitulé générique) (11) ; Développeur Java / Spring (10)</w:t>
             </w:r>
           </w:p>
         </w:tc>
@@ -5017,7 +5017,7 @@
               <w:rPr>
                 <w:sz w:val="15"/>
               </w:rPr>
-              <w:t>28.2 %</w:t>
+              <w:t>25.8 %</w:t>
             </w:r>
           </w:p>
         </w:tc>
@@ -5031,7 +5031,7 @@
               <w:rPr>
                 <w:sz w:val="15"/>
               </w:rPr>
-              <w:t>43.3 %</w:t>
+              <w:t>40.3 %</w:t>
             </w:r>
           </w:p>
         </w:tc>
@@ -5045,7 +5045,7 @@
               <w:rPr>
                 <w:sz w:val="15"/>
               </w:rPr>
-              <w:t>38.8 %</w:t>
+              <w:t>40.3 %</w:t>
             </w:r>
           </w:p>
         </w:tc>
@@ -5059,7 +5059,7 @@
               <w:rPr>
                 <w:sz w:val="15"/>
               </w:rPr>
-              <w:t>9.5 %</w:t>
+              <w:t>8.9 %</w:t>
             </w:r>
           </w:p>
         </w:tc>
@@ -5073,7 +5073,7 @@
               <w:rPr>
                 <w:sz w:val="15"/>
               </w:rPr>
-              <w:t>43700 € (n=13)</w:t>
+              <w:t>43400 € (n=14)</w:t>
             </w:r>
           </w:p>
         </w:tc>
@@ -5103,7 +5103,7 @@
               <w:rPr>
                 <w:sz w:val="15"/>
               </w:rPr>
-              <w:t>199</w:t>
+              <w:t>214</w:t>
             </w:r>
           </w:p>
         </w:tc>
@@ -5117,7 +5117,7 @@
               <w:rPr>
                 <w:sz w:val="15"/>
               </w:rPr>
-              <w:t>Développeur full stack (48) ; DevOps Engineer (21) ; Développeur Java / Spring (18)</w:t>
+              <w:t>Développeur full stack (50) ; DevOps Engineer (21) ; Développeur Java / Spring (18)</w:t>
             </w:r>
           </w:p>
         </w:tc>
@@ -5131,7 +5131,7 @@
               <w:rPr>
                 <w:sz w:val="15"/>
               </w:rPr>
-              <w:t>16.2 %</w:t>
+              <w:t>14.8 %</w:t>
             </w:r>
           </w:p>
         </w:tc>
@@ -5145,7 +5145,7 @@
               <w:rPr>
                 <w:sz w:val="15"/>
               </w:rPr>
-              <w:t>33.3 %</w:t>
+              <w:t>30.6 %</w:t>
             </w:r>
           </w:p>
         </w:tc>
@@ -5159,7 +5159,7 @@
               <w:rPr>
                 <w:sz w:val="15"/>
               </w:rPr>
-              <w:t>47.4 %</w:t>
+              <w:t>48.2 %</w:t>
             </w:r>
           </w:p>
         </w:tc>
@@ -5173,7 +5173,7 @@
               <w:rPr>
                 <w:sz w:val="15"/>
               </w:rPr>
-              <w:t>10.1 %</w:t>
+              <w:t>10.3 %</w:t>
             </w:r>
           </w:p>
         </w:tc>
@@ -5187,7 +5187,7 @@
               <w:rPr>
                 <w:sz w:val="15"/>
               </w:rPr>
-              <w:t>40500 € (n=11)</w:t>
+              <w:t>41250 € (n=12)</w:t>
             </w:r>
           </w:p>
         </w:tc>
@@ -5217,7 +5217,7 @@
               <w:rPr>
                 <w:sz w:val="15"/>
               </w:rPr>
-              <w:t>126</w:t>
+              <w:t>136</w:t>
             </w:r>
           </w:p>
         </w:tc>
@@ -5231,7 +5231,7 @@
               <w:rPr>
                 <w:sz w:val="15"/>
               </w:rPr>
-              <w:t>Développeur full stack (32) ; Développeur (intitulé générique) (11) ; Développeur web (intitulé générique) (10)</w:t>
+              <w:t>Développeur full stack (35) ; Développeur (intitulé générique) (12) ; Développeur web (intitulé générique) (10)</w:t>
             </w:r>
           </w:p>
         </w:tc>
@@ -5245,7 +5245,7 @@
               <w:rPr>
                 <w:sz w:val="15"/>
               </w:rPr>
-              <w:t>34.9 %</w:t>
+              <w:t>35.2 %</w:t>
             </w:r>
           </w:p>
         </w:tc>
@@ -5259,7 +5259,7 @@
               <w:rPr>
                 <w:sz w:val="15"/>
               </w:rPr>
-              <w:t>50.9 %</w:t>
+              <w:t>50.0 %</w:t>
             </w:r>
           </w:p>
         </w:tc>
@@ -5273,7 +5273,7 @@
               <w:rPr>
                 <w:sz w:val="15"/>
               </w:rPr>
-              <w:t>34.5 %</w:t>
+              <w:t>35.5 %</w:t>
             </w:r>
           </w:p>
         </w:tc>
@@ -5287,7 +5287,7 @@
               <w:rPr>
                 <w:sz w:val="15"/>
               </w:rPr>
-              <w:t>4.8 %</w:t>
+              <w:t>6.6 %</w:t>
             </w:r>
           </w:p>
         </w:tc>
@@ -5301,7 +5301,7 @@
               <w:rPr>
                 <w:sz w:val="15"/>
               </w:rPr>
-              <w:t>42500 € (n=14)</w:t>
+              <w:t>42500 € (n=15)</w:t>
             </w:r>
           </w:p>
         </w:tc>
@@ -5331,7 +5331,7 @@
               <w:rPr>
                 <w:sz w:val="15"/>
               </w:rPr>
-              <w:t>54</w:t>
+              <w:t>63</w:t>
             </w:r>
           </w:p>
         </w:tc>
@@ -5345,7 +5345,7 @@
               <w:rPr>
                 <w:sz w:val="15"/>
               </w:rPr>
-              <w:t>Développeur full stack (19) ; Développeur back-end (6) ; Tech Lead / Lead Developer (5)</w:t>
+              <w:t>Développeur full stack (22) ; Développeur back-end (6) ; Tech Lead / Lead Developer (4)</w:t>
             </w:r>
           </w:p>
         </w:tc>
@@ -5359,7 +5359,7 @@
               <w:rPr>
                 <w:sz w:val="15"/>
               </w:rPr>
-              <w:t>8.6 %</w:t>
+              <w:t>7.1 %</w:t>
             </w:r>
           </w:p>
         </w:tc>
@@ -5373,7 +5373,7 @@
               <w:rPr>
                 <w:sz w:val="15"/>
               </w:rPr>
-              <w:t>16.0 %</w:t>
+              <w:t>20.0 %</w:t>
             </w:r>
           </w:p>
         </w:tc>
@@ -5387,7 +5387,7 @@
               <w:rPr>
                 <w:sz w:val="15"/>
               </w:rPr>
-              <w:t>68.0 %</w:t>
+              <w:t>66.7 %</w:t>
             </w:r>
           </w:p>
         </w:tc>
@@ -5401,7 +5401,7 @@
               <w:rPr>
                 <w:sz w:val="15"/>
               </w:rPr>
-              <w:t>11.1 %</w:t>
+              <w:t>17.5 %</w:t>
             </w:r>
           </w:p>
         </w:tc>
@@ -5415,7 +5415,7 @@
               <w:rPr>
                 <w:sz w:val="15"/>
               </w:rPr>
-              <w:t>56250 € (n=4)</w:t>
+              <w:t>55000 € (n=5)</w:t>
             </w:r>
           </w:p>
         </w:tc>
@@ -5427,7 +5427,7 @@
         <w:pStyle w:val="ListBullet"/>
       </w:pPr>
       <w:r>
-        <w:t>Paris et Île-de-France : Marché le plus profond (Indeed « Développeur Web » plus de 900 offres actives à Paris au 4 septembre 2026 ; HelloWork « Développeur » plus de 1 700 en IDF en juillet 2026) et le plus exposé à l'IA : 56.3 % des offres des métiers IA de l'échantillon y sont localisées ; stages et alternances abondants (Indeed « Stage Développeur Web » IDF plus de 800 en janvier 2025). Concurrence forte entre écoles ; les profils juniors doivent se différencier (industrialisation, IA appliquée).</w:t>
+        <w:t>Paris et Île-de-France : Marché le plus profond (Indeed « Développeur Web » plus de 900 offres actives à Paris au 4 septembre 2026 ; HelloWork « Développeur » plus de 1 700 en IDF en juillet 2026) et le plus exposé à l'IA : 56.2 % des offres des métiers IA de l'échantillon y sont localisées ; stages et alternances abondants (Indeed « Stage Développeur Web » IDF plus de 800 en janvier 2025). Concurrence forte entre écoles ; les profils juniors doivent se différencier (industrialisation, IA appliquée).</w:t>
       </w:r>
     </w:p>
     <w:p>
@@ -5484,7 +5484,7 @@
           <w:b/>
           <w:i w:val="0"/>
         </w:rPr>
-        <w:t>Réponse à la question 12 (adaptations par campus) : socle commun identique sur les six campus, mais accent alternance et e-commerce/retail à Lille et Nantes, industrialisation et ESN à Lyon, IA appliquée et scale-ups à Paris, préparation au marché à distance et à la mobilité à Marseille-Aix et Bordeaux, où le volume local reste limité. Confiance MOYENNE (échantillon de 54 à 764 offres par ville).</w:t>
+        <w:t>Réponse à la question 12 (adaptations par campus) : socle commun identique sur les six campus, mais accent alternance et e-commerce/retail à Lille et Nantes, industrialisation et ESN à Lyon, IA appliquée et scale-ups à Paris, préparation au marché à distance et à la mobilité à Marseille-Aix et Bordeaux, où le volume local reste limité. Confiance MOYENNE (échantillon de 63 à 875 offres par ville).</w:t>
       </w:r>
     </w:p>
     <w:p>
@@ -5501,7 +5501,7 @@
           <w:b w:val="0"/>
           <w:i w:val="0"/>
         </w:rPr>
-        <w:t>Sur les 1478 offres uniques dont le contrat est renseigné : CDI 68.8 %, alternance 16.7 %, stage 5.6 %, freelance 5.7 %, CDD 2.6 %. Sur les 1112 offres dont la séniorité est déterminable (expérience demandée ou contrat stage/alternance) : DEBUTANT 32.4 %, JUNIOR 11.6 %, INTERMEDIAIRE 13.9 %, SENIOR 29.9 %, LEAD/ARCHITECTE 12.1 %. Les offres DEBUTANT sont à 87.8 % des stages ou alternances ; seules 83 offres débutant/junior en CDI ont été observées. Excel, SYNTHESE_METIERS (colonnes CDI…LEAD_ARCHITECTE) et OFFRES_DETAILLEES (SENIORITE, SENIORITE_ORIGINE).</w:t>
+        <w:t>Sur les 1717 offres uniques dont le contrat est renseigné : CDI 68.4 %, alternance 16.2 %, stage 6.3 %, freelance 6.1 %, CDD 2.5 %. Sur les 1287 offres dont la séniorité est déterminable (expérience demandée ou contrat stage/alternance) : DEBUTANT 32.2 %, JUNIOR 11.7 %, INTERMEDIAIRE 15.1 %, SENIOR 29.3 %, LEAD/ARCHITECTE 11.8 %. Les offres DEBUTANT sont à 88.4 % des stages ou alternances ; seules 93 offres débutant/junior en CDI ont été observées. Excel, SYNTHESE_METIERS (colonnes CDI…LEAD_ARCHITECTE) et OFFRES_DETAILLEES (SENIORITE, SENIORITE_ORIGINE).</w:t>
       </w:r>
     </w:p>
     <w:p>
@@ -5824,7 +5824,7 @@
               <w:rPr>
                 <w:sz w:val="16"/>
               </w:rPr>
-              <w:t>360</w:t>
+              <w:t>414</w:t>
             </w:r>
           </w:p>
         </w:tc>
@@ -5838,7 +5838,7 @@
               <w:rPr>
                 <w:sz w:val="16"/>
               </w:rPr>
-              <w:t>15</w:t>
+              <w:t>16</w:t>
             </w:r>
           </w:p>
         </w:tc>
@@ -5866,7 +5866,7 @@
               <w:rPr>
                 <w:sz w:val="16"/>
               </w:rPr>
-              <w:t>238</w:t>
+              <w:t>264</w:t>
             </w:r>
           </w:p>
         </w:tc>
@@ -5880,7 +5880,7 @@
               <w:rPr>
                 <w:sz w:val="16"/>
               </w:rPr>
-              <w:t>78</w:t>
+              <w:t>102</w:t>
             </w:r>
           </w:p>
         </w:tc>
@@ -5908,7 +5908,7 @@
               <w:rPr>
                 <w:sz w:val="16"/>
               </w:rPr>
-              <w:t>29</w:t>
+              <w:t>32</w:t>
             </w:r>
           </w:p>
         </w:tc>
@@ -5938,7 +5938,7 @@
               <w:rPr>
                 <w:sz w:val="16"/>
               </w:rPr>
-              <w:t>129</w:t>
+              <w:t>150</w:t>
             </w:r>
           </w:p>
         </w:tc>
@@ -5952,7 +5952,7 @@
               <w:rPr>
                 <w:sz w:val="16"/>
               </w:rPr>
-              <w:t>68</w:t>
+              <w:t>77</w:t>
             </w:r>
           </w:p>
         </w:tc>
@@ -5980,7 +5980,7 @@
               <w:rPr>
                 <w:sz w:val="16"/>
               </w:rPr>
-              <w:t>8</w:t>
+              <w:t>13</w:t>
             </w:r>
           </w:p>
         </w:tc>
@@ -5994,7 +5994,7 @@
               <w:rPr>
                 <w:sz w:val="16"/>
               </w:rPr>
-              <w:t>5</w:t>
+              <w:t>6</w:t>
             </w:r>
           </w:p>
         </w:tc>
@@ -6022,7 +6022,7 @@
               <w:rPr>
                 <w:sz w:val="16"/>
               </w:rPr>
-              <w:t>43</w:t>
+              <w:t>49</w:t>
             </w:r>
           </w:p>
         </w:tc>
@@ -6052,7 +6052,7 @@
               <w:rPr>
                 <w:sz w:val="16"/>
               </w:rPr>
-              <w:t>155</w:t>
+              <w:t>194</w:t>
             </w:r>
           </w:p>
         </w:tc>
@@ -6066,7 +6066,7 @@
               <w:rPr>
                 <w:sz w:val="16"/>
               </w:rPr>
-              <w:t>89</w:t>
+              <w:t>126</w:t>
             </w:r>
           </w:p>
         </w:tc>
@@ -6136,7 +6136,7 @@
               <w:rPr>
                 <w:sz w:val="16"/>
               </w:rPr>
-              <w:t>58</w:t>
+              <w:t>60</w:t>
             </w:r>
           </w:p>
         </w:tc>
@@ -6166,7 +6166,7 @@
               <w:rPr>
                 <w:sz w:val="16"/>
               </w:rPr>
-              <w:t>333</w:t>
+              <w:t>377</w:t>
             </w:r>
           </w:p>
         </w:tc>
@@ -6180,7 +6180,7 @@
               <w:rPr>
                 <w:sz w:val="16"/>
               </w:rPr>
-              <w:t>151</w:t>
+              <w:t>184</w:t>
             </w:r>
           </w:p>
         </w:tc>
@@ -6236,7 +6236,7 @@
               <w:rPr>
                 <w:sz w:val="16"/>
               </w:rPr>
-              <w:t>21</w:t>
+              <w:t>23</w:t>
             </w:r>
           </w:p>
         </w:tc>
@@ -6250,7 +6250,7 @@
               <w:rPr>
                 <w:sz w:val="16"/>
               </w:rPr>
-              <w:t>157</w:t>
+              <w:t>166</w:t>
             </w:r>
           </w:p>
         </w:tc>
@@ -6280,7 +6280,7 @@
               <w:rPr>
                 <w:sz w:val="16"/>
               </w:rPr>
-              <w:t>135</w:t>
+              <w:t>152</w:t>
             </w:r>
           </w:p>
         </w:tc>
@@ -6294,7 +6294,7 @@
               <w:rPr>
                 <w:sz w:val="16"/>
               </w:rPr>
-              <w:t>59</w:t>
+              <w:t>72</w:t>
             </w:r>
           </w:p>
         </w:tc>
@@ -6350,7 +6350,7 @@
               <w:rPr>
                 <w:sz w:val="16"/>
               </w:rPr>
-              <w:t>4</w:t>
+              <w:t>5</w:t>
             </w:r>
           </w:p>
         </w:tc>
@@ -6364,7 +6364,7 @@
               <w:rPr>
                 <w:sz w:val="16"/>
               </w:rPr>
-              <w:t>71</w:t>
+              <w:t>74</w:t>
             </w:r>
           </w:p>
         </w:tc>
@@ -6377,7 +6377,7 @@
           <w:b/>
           <w:i w:val="0"/>
         </w:rPr>
-        <w:t>Réponses aux questions 4, 5 et 6 : les entreprises recrutent encore des juniors, mais surtout en alternance et en stage (dans l'échantillon, l'alternance et le stage représentent 22.3 % des contrats renseignés et la quasi-totalité des offres débutant) ; le CDI direct pour débutant est rare et concentré dans les ESN et les PME ; la demande en CDI se concentre sur les profils intermédiaires et seniors (3 ans et plus) ; le freelance et les missions courtes concernent les profils confirmés. Confiance FORTE sur la tendance (Apec, Numeum convergents), MOYENNE sur les proportions (échantillon).</w:t>
+        <w:t>Réponses aux questions 4, 5 et 6 : les entreprises recrutent encore des juniors, mais surtout en alternance et en stage (dans l'échantillon, l'alternance et le stage représentent 22.5 % des contrats renseignés et la quasi-totalité des offres débutant) ; le CDI direct pour débutant est rare et concentré dans les ESN et les PME ; la demande en CDI se concentre sur les profils intermédiaires et seniors (3 ans et plus) ; le freelance et les missions courtes concernent les profils confirmés. Confiance FORTE sur la tendance (Apec, Numeum convergents), MOYENNE sur les proportions (échantillon).</w:t>
       </w:r>
     </w:p>
     <w:p>
@@ -6394,7 +6394,7 @@
           <w:b w:val="0"/>
           <w:i w:val="0"/>
         </w:rPr>
-        <w:t>Salaires affichés dans les offres collectées (SALAIRE_AFFICHE_DANS_OFFRE) : 238 offres uniques avec une fourchette annuelle ; médiane 43500 € brut/an, quartile bas 39375 €, quartile haut 49625 € ; fourchettes observées de 16344 € (Alternance en Développement Informatique PHP (H/F), Marseille) à 75000 € (Développeur Full Stack Senior Java React Freelance, Paris) ; 34 offres (alternances) affichent un salaire mensuel de 486 à 4200 €/mois. Effectif faible : à lire comme des ordres de grandeur. Excel, OFFRES_DETAILLEES (SALAIRE_MIN_NUM, SALAIRE_MAX_NUM).</w:t>
+        <w:t>Salaires affichés dans les offres collectées (SALAIRE_AFFICHE_DANS_OFFRE) : 282 offres uniques avec une fourchette annuelle ; médiane 43750 € brut/an, quartile bas 40000 €, quartile haut 49625 € ; fourchettes observées de 16344 € (Alternance en Développement Informatique PHP (H/F), Marseille) à 90000 € (Lead Développeur Fullstack (Node.js/Typescript – V, Paris) ; 42 offres (alternances) affichent un salaire mensuel de 486 à 4200 €/mois. Effectif faible : à lire comme des ordres de grandeur. Excel, OFFRES_DETAILLEES (SALAIRE_MIN_NUM, SALAIRE_MAX_NUM).</w:t>
       </w:r>
     </w:p>
     <w:p>
@@ -6635,7 +6635,7 @@
               <w:rPr>
                 <w:sz w:val="16"/>
               </w:rPr>
-              <w:t>21</w:t>
+              <w:t>24</w:t>
             </w:r>
           </w:p>
         </w:tc>
@@ -6649,7 +6649,7 @@
               <w:rPr>
                 <w:sz w:val="16"/>
               </w:rPr>
-              <w:t>44750 €</w:t>
+              <w:t>44875 €</w:t>
             </w:r>
           </w:p>
         </w:tc>
@@ -6663,7 +6663,7 @@
               <w:rPr>
                 <w:sz w:val="16"/>
               </w:rPr>
-              <w:t>42250 €</w:t>
+              <w:t>42500 €</w:t>
             </w:r>
           </w:p>
         </w:tc>
@@ -6677,7 +6677,7 @@
               <w:rPr>
                 <w:sz w:val="16"/>
               </w:rPr>
-              <w:t>50625 €</w:t>
+              <w:t>50938 €</w:t>
             </w:r>
           </w:p>
         </w:tc>
@@ -6721,7 +6721,7 @@
               <w:rPr>
                 <w:sz w:val="16"/>
               </w:rPr>
-              <w:t>31</w:t>
+              <w:t>37</w:t>
             </w:r>
           </w:p>
         </w:tc>
@@ -6735,7 +6735,7 @@
               <w:rPr>
                 <w:sz w:val="16"/>
               </w:rPr>
-              <w:t>45000 €</w:t>
+              <w:t>44500 €</w:t>
             </w:r>
           </w:p>
         </w:tc>
@@ -6749,7 +6749,7 @@
               <w:rPr>
                 <w:sz w:val="16"/>
               </w:rPr>
-              <w:t>40000 €</w:t>
+              <w:t>40250 €</w:t>
             </w:r>
           </w:p>
         </w:tc>
@@ -6763,7 +6763,7 @@
               <w:rPr>
                 <w:sz w:val="16"/>
               </w:rPr>
-              <w:t>54500 €</w:t>
+              <w:t>53375 €</w:t>
             </w:r>
           </w:p>
         </w:tc>
@@ -6807,7 +6807,7 @@
               <w:rPr>
                 <w:sz w:val="16"/>
               </w:rPr>
-              <w:t>33</w:t>
+              <w:t>48</w:t>
             </w:r>
           </w:p>
         </w:tc>
@@ -6821,7 +6821,7 @@
               <w:rPr>
                 <w:sz w:val="16"/>
               </w:rPr>
-              <w:t>45600 €</w:t>
+              <w:t>44425 €</w:t>
             </w:r>
           </w:p>
         </w:tc>
@@ -6835,7 +6835,7 @@
               <w:rPr>
                 <w:sz w:val="16"/>
               </w:rPr>
-              <w:t>42500 €</w:t>
+              <w:t>42562 €</w:t>
             </w:r>
           </w:p>
         </w:tc>
@@ -6849,7 +6849,7 @@
               <w:rPr>
                 <w:sz w:val="16"/>
               </w:rPr>
-              <w:t>53700 €</w:t>
+              <w:t>52875 €</w:t>
             </w:r>
           </w:p>
         </w:tc>
@@ -6893,7 +6893,7 @@
               <w:rPr>
                 <w:sz w:val="16"/>
               </w:rPr>
-              <w:t>14</w:t>
+              <w:t>16</w:t>
             </w:r>
           </w:p>
         </w:tc>
@@ -6907,7 +6907,7 @@
               <w:rPr>
                 <w:sz w:val="16"/>
               </w:rPr>
-              <w:t>48000 €</w:t>
+              <w:t>49250 €</w:t>
             </w:r>
           </w:p>
         </w:tc>
@@ -6921,7 +6921,7 @@
               <w:rPr>
                 <w:sz w:val="16"/>
               </w:rPr>
-              <w:t>44000 €</w:t>
+              <w:t>45000 €</w:t>
             </w:r>
           </w:p>
         </w:tc>
@@ -6935,7 +6935,7 @@
               <w:rPr>
                 <w:sz w:val="16"/>
               </w:rPr>
-              <w:t>52250 €</w:t>
+              <w:t>54500 €</w:t>
             </w:r>
           </w:p>
         </w:tc>
@@ -6949,7 +6949,7 @@
               <w:rPr>
                 <w:sz w:val="16"/>
               </w:rPr>
-              <w:t>36200 – 65000 €</w:t>
+              <w:t>36200 – 75000 €</w:t>
             </w:r>
           </w:p>
         </w:tc>
@@ -6979,7 +6979,7 @@
               <w:rPr>
                 <w:sz w:val="16"/>
               </w:rPr>
-              <w:t>128</w:t>
+              <w:t>146</w:t>
             </w:r>
           </w:p>
         </w:tc>
@@ -6993,7 +6993,7 @@
               <w:rPr>
                 <w:sz w:val="16"/>
               </w:rPr>
-              <w:t>42625 €</w:t>
+              <w:t>42975 €</w:t>
             </w:r>
           </w:p>
         </w:tc>
@@ -7007,7 +7007,7 @@
               <w:rPr>
                 <w:sz w:val="16"/>
               </w:rPr>
-              <w:t>38125 €</w:t>
+              <w:t>38875 €</w:t>
             </w:r>
           </w:p>
         </w:tc>
@@ -7194,7 +7194,7 @@
               <w:rPr>
                 <w:sz w:val="16"/>
               </w:rPr>
-              <w:t>59</w:t>
+              <w:t>69</w:t>
             </w:r>
           </w:p>
         </w:tc>
@@ -7208,7 +7208,7 @@
               <w:rPr>
                 <w:sz w:val="16"/>
               </w:rPr>
-              <w:t>51250 €</w:t>
+              <w:t>52500 €</w:t>
             </w:r>
           </w:p>
         </w:tc>
@@ -7222,7 +7222,7 @@
               <w:rPr>
                 <w:sz w:val="16"/>
               </w:rPr>
-              <w:t>42500 €</w:t>
+              <w:t>43000 €</w:t>
             </w:r>
           </w:p>
         </w:tc>
@@ -7250,7 +7250,7 @@
               <w:rPr>
                 <w:sz w:val="16"/>
               </w:rPr>
-              <w:t>18000 – 70000 €</w:t>
+              <w:t>18000 – 75000 €</w:t>
             </w:r>
           </w:p>
         </w:tc>
@@ -7280,7 +7280,7 @@
               <w:rPr>
                 <w:sz w:val="16"/>
               </w:rPr>
-              <w:t>30</w:t>
+              <w:t>40</w:t>
             </w:r>
           </w:p>
         </w:tc>
@@ -7294,7 +7294,7 @@
               <w:rPr>
                 <w:sz w:val="16"/>
               </w:rPr>
-              <w:t>44175 €</w:t>
+              <w:t>44350 €</w:t>
             </w:r>
           </w:p>
         </w:tc>
@@ -7308,7 +7308,7 @@
               <w:rPr>
                 <w:sz w:val="16"/>
               </w:rPr>
-              <w:t>39500 €</w:t>
+              <w:t>40738 €</w:t>
             </w:r>
           </w:p>
         </w:tc>
@@ -7322,7 +7322,7 @@
               <w:rPr>
                 <w:sz w:val="16"/>
               </w:rPr>
-              <w:t>45875 €</w:t>
+              <w:t>45538 €</w:t>
             </w:r>
           </w:p>
         </w:tc>
@@ -7366,7 +7366,7 @@
               <w:rPr>
                 <w:sz w:val="16"/>
               </w:rPr>
-              <w:t>8</w:t>
+              <w:t>10</w:t>
             </w:r>
           </w:p>
         </w:tc>
@@ -7380,7 +7380,7 @@
               <w:rPr>
                 <w:sz w:val="16"/>
               </w:rPr>
-              <w:t>44250 €</w:t>
+              <w:t>43750 €</w:t>
             </w:r>
           </w:p>
         </w:tc>
@@ -7394,7 +7394,7 @@
               <w:rPr>
                 <w:sz w:val="16"/>
               </w:rPr>
-              <w:t>37125 €</w:t>
+              <w:t>41075 €</w:t>
             </w:r>
           </w:p>
         </w:tc>
@@ -7452,7 +7452,7 @@
               <w:rPr>
                 <w:sz w:val="16"/>
               </w:rPr>
-              <w:t>13</w:t>
+              <w:t>14</w:t>
             </w:r>
           </w:p>
         </w:tc>
@@ -7466,7 +7466,7 @@
               <w:rPr>
                 <w:sz w:val="16"/>
               </w:rPr>
-              <w:t>43700 €</w:t>
+              <w:t>43400 €</w:t>
             </w:r>
           </w:p>
         </w:tc>
@@ -7480,7 +7480,7 @@
               <w:rPr>
                 <w:sz w:val="16"/>
               </w:rPr>
-              <w:t>31500 €</w:t>
+              <w:t>33250 €</w:t>
             </w:r>
           </w:p>
         </w:tc>
@@ -7494,7 +7494,7 @@
               <w:rPr>
                 <w:sz w:val="16"/>
               </w:rPr>
-              <w:t>50250 €</w:t>
+              <w:t>50125 €</w:t>
             </w:r>
           </w:p>
         </w:tc>
@@ -7538,7 +7538,7 @@
               <w:rPr>
                 <w:sz w:val="16"/>
               </w:rPr>
-              <w:t>11</w:t>
+              <w:t>12</w:t>
             </w:r>
           </w:p>
         </w:tc>
@@ -7552,7 +7552,7 @@
               <w:rPr>
                 <w:sz w:val="16"/>
               </w:rPr>
-              <w:t>40500 €</w:t>
+              <w:t>41250 €</w:t>
             </w:r>
           </w:p>
         </w:tc>
@@ -7566,7 +7566,7 @@
               <w:rPr>
                 <w:sz w:val="16"/>
               </w:rPr>
-              <w:t>37500 €</w:t>
+              <w:t>38125 €</w:t>
             </w:r>
           </w:p>
         </w:tc>
@@ -7580,7 +7580,7 @@
               <w:rPr>
                 <w:sz w:val="16"/>
               </w:rPr>
-              <w:t>43000 €</w:t>
+              <w:t>44500 €</w:t>
             </w:r>
           </w:p>
         </w:tc>
@@ -7624,7 +7624,7 @@
               <w:rPr>
                 <w:sz w:val="16"/>
               </w:rPr>
-              <w:t>14</w:t>
+              <w:t>15</w:t>
             </w:r>
           </w:p>
         </w:tc>
@@ -7652,7 +7652,7 @@
               <w:rPr>
                 <w:sz w:val="16"/>
               </w:rPr>
-              <w:t>38250 €</w:t>
+              <w:t>39000 €</w:t>
             </w:r>
           </w:p>
         </w:tc>
@@ -7666,7 +7666,7 @@
               <w:rPr>
                 <w:sz w:val="16"/>
               </w:rPr>
-              <w:t>48500 €</w:t>
+              <w:t>47500 €</w:t>
             </w:r>
           </w:p>
         </w:tc>
@@ -7710,7 +7710,7 @@
               <w:rPr>
                 <w:sz w:val="16"/>
               </w:rPr>
-              <w:t>4</w:t>
+              <w:t>5</w:t>
             </w:r>
           </w:p>
         </w:tc>
@@ -7724,7 +7724,7 @@
               <w:rPr>
                 <w:sz w:val="16"/>
               </w:rPr>
-              <w:t>56250 €</w:t>
+              <w:t>55000 €</w:t>
             </w:r>
           </w:p>
         </w:tc>
@@ -7738,7 +7738,7 @@
               <w:rPr>
                 <w:sz w:val="16"/>
               </w:rPr>
-              <w:t>49000 €</w:t>
+              <w:t>43500 €</w:t>
             </w:r>
           </w:p>
         </w:tc>
@@ -7752,7 +7752,7 @@
               <w:rPr>
                 <w:sz w:val="16"/>
               </w:rPr>
-              <w:t>66875 €</w:t>
+              <w:t>63750 €</w:t>
             </w:r>
           </w:p>
         </w:tc>
@@ -7766,7 +7766,7 @@
               <w:rPr>
                 <w:sz w:val="16"/>
               </w:rPr>
-              <w:t>47000 – 70000 €</w:t>
+              <w:t>40000 – 70000 €</w:t>
             </w:r>
           </w:p>
         </w:tc>
@@ -7796,7 +7796,7 @@
               <w:rPr>
                 <w:sz w:val="16"/>
               </w:rPr>
-              <w:t>99</w:t>
+              <w:t>117</w:t>
             </w:r>
           </w:p>
         </w:tc>
@@ -8011,7 +8011,7 @@
               <w:rPr>
                 <w:sz w:val="16"/>
               </w:rPr>
-              <w:t>73</w:t>
+              <w:t>90</w:t>
             </w:r>
           </w:p>
         </w:tc>
@@ -8025,7 +8025,7 @@
               <w:rPr>
                 <w:sz w:val="16"/>
               </w:rPr>
-              <w:t>44350 €</w:t>
+              <w:t>44075 €</w:t>
             </w:r>
           </w:p>
         </w:tc>
@@ -8039,7 +8039,7 @@
               <w:rPr>
                 <w:sz w:val="16"/>
               </w:rPr>
-              <w:t>41250 €</w:t>
+              <w:t>40875 €</w:t>
             </w:r>
           </w:p>
         </w:tc>
@@ -8097,7 +8097,7 @@
               <w:rPr>
                 <w:sz w:val="16"/>
               </w:rPr>
-              <w:t>14</w:t>
+              <w:t>17</w:t>
             </w:r>
           </w:p>
         </w:tc>
@@ -8111,7 +8111,7 @@
               <w:rPr>
                 <w:sz w:val="16"/>
               </w:rPr>
-              <w:t>47725 €</w:t>
+              <w:t>47500 €</w:t>
             </w:r>
           </w:p>
         </w:tc>
@@ -8125,7 +8125,7 @@
               <w:rPr>
                 <w:sz w:val="16"/>
               </w:rPr>
-              <w:t>39750 €</w:t>
+              <w:t>41250 €</w:t>
             </w:r>
           </w:p>
         </w:tc>
@@ -8139,7 +8139,7 @@
               <w:rPr>
                 <w:sz w:val="16"/>
               </w:rPr>
-              <w:t>53650 €</w:t>
+              <w:t>54100 €</w:t>
             </w:r>
           </w:p>
         </w:tc>
@@ -8183,7 +8183,7 @@
               <w:rPr>
                 <w:sz w:val="16"/>
               </w:rPr>
-              <w:t>10</w:t>
+              <w:t>11</w:t>
             </w:r>
           </w:p>
         </w:tc>
@@ -8197,7 +8197,7 @@
               <w:rPr>
                 <w:sz w:val="16"/>
               </w:rPr>
-              <w:t>31500 €</w:t>
+              <w:t>35000 €</w:t>
             </w:r>
           </w:p>
         </w:tc>
@@ -8225,7 +8225,7 @@
               <w:rPr>
                 <w:sz w:val="16"/>
               </w:rPr>
-              <w:t>38625 €</w:t>
+              <w:t>39600 €</w:t>
             </w:r>
           </w:p>
         </w:tc>
@@ -8269,7 +8269,7 @@
               <w:rPr>
                 <w:sz w:val="16"/>
               </w:rPr>
-              <w:t>10</w:t>
+              <w:t>11</w:t>
             </w:r>
           </w:p>
         </w:tc>
@@ -8283,7 +8283,7 @@
               <w:rPr>
                 <w:sz w:val="16"/>
               </w:rPr>
-              <w:t>39500 €</w:t>
+              <w:t>40000 €</w:t>
             </w:r>
           </w:p>
         </w:tc>
@@ -8297,7 +8297,7 @@
               <w:rPr>
                 <w:sz w:val="16"/>
               </w:rPr>
-              <w:t>36250 €</w:t>
+              <w:t>37000 €</w:t>
             </w:r>
           </w:p>
         </w:tc>
@@ -8311,7 +8311,7 @@
               <w:rPr>
                 <w:sz w:val="16"/>
               </w:rPr>
-              <w:t>48125 €</w:t>
+              <w:t>50000 €</w:t>
             </w:r>
           </w:p>
         </w:tc>
@@ -8325,7 +8325,7 @@
               <w:rPr>
                 <w:sz w:val="16"/>
               </w:rPr>
-              <w:t>18000 – 51250 €</w:t>
+              <w:t>18000 – 53750 €</w:t>
             </w:r>
           </w:p>
         </w:tc>
@@ -8441,7 +8441,7 @@
               <w:rPr>
                 <w:sz w:val="16"/>
               </w:rPr>
-              <w:t>10</w:t>
+              <w:t>15</w:t>
             </w:r>
           </w:p>
         </w:tc>
@@ -8455,7 +8455,7 @@
               <w:rPr>
                 <w:sz w:val="16"/>
               </w:rPr>
-              <w:t>42750 €</w:t>
+              <w:t>43000 €</w:t>
             </w:r>
           </w:p>
         </w:tc>
@@ -8469,7 +8469,7 @@
               <w:rPr>
                 <w:sz w:val="16"/>
               </w:rPr>
-              <w:t>42375 €</w:t>
+              <w:t>42500 €</w:t>
             </w:r>
           </w:p>
         </w:tc>
@@ -8483,7 +8483,7 @@
               <w:rPr>
                 <w:sz w:val="16"/>
               </w:rPr>
-              <w:t>47500 €</w:t>
+              <w:t>44500 €</w:t>
             </w:r>
           </w:p>
         </w:tc>
@@ -8527,7 +8527,7 @@
               <w:rPr>
                 <w:sz w:val="16"/>
               </w:rPr>
-              <w:t>14</w:t>
+              <w:t>15</w:t>
             </w:r>
           </w:p>
         </w:tc>
@@ -8541,7 +8541,7 @@
               <w:rPr>
                 <w:sz w:val="16"/>
               </w:rPr>
-              <w:t>48000 €</w:t>
+              <w:t>48500 €</w:t>
             </w:r>
           </w:p>
         </w:tc>
@@ -8555,7 +8555,7 @@
               <w:rPr>
                 <w:sz w:val="16"/>
               </w:rPr>
-              <w:t>44000 €</w:t>
+              <w:t>45000 €</w:t>
             </w:r>
           </w:p>
         </w:tc>
@@ -8569,7 +8569,7 @@
               <w:rPr>
                 <w:sz w:val="16"/>
               </w:rPr>
-              <w:t>52250 €</w:t>
+              <w:t>53000 €</w:t>
             </w:r>
           </w:p>
         </w:tc>
@@ -8583,7 +8583,7 @@
               <w:rPr>
                 <w:sz w:val="16"/>
               </w:rPr>
-              <w:t>36200 – 65000 €</w:t>
+              <w:t>36200 – 75000 €</w:t>
             </w:r>
           </w:p>
         </w:tc>
@@ -8613,7 +8613,7 @@
               <w:rPr>
                 <w:sz w:val="16"/>
               </w:rPr>
-              <w:t>5</w:t>
+              <w:t>9</w:t>
             </w:r>
           </w:p>
         </w:tc>
@@ -8641,7 +8641,7 @@
               <w:rPr>
                 <w:sz w:val="16"/>
               </w:rPr>
-              <w:t>41250 €</w:t>
+              <w:t>43425 €</w:t>
             </w:r>
           </w:p>
         </w:tc>
@@ -8655,7 +8655,7 @@
               <w:rPr>
                 <w:sz w:val="16"/>
               </w:rPr>
-              <w:t>58000 €</w:t>
+              <w:t>51750 €</w:t>
             </w:r>
           </w:p>
         </w:tc>
@@ -8771,7 +8771,7 @@
               <w:rPr>
                 <w:sz w:val="16"/>
               </w:rPr>
-              <w:t>Développeur mobile</w:t>
+              <w:t>Développeur PHP / Symfony / Laravel</w:t>
             </w:r>
           </w:p>
         </w:tc>
@@ -8785,7 +8785,7 @@
               <w:rPr>
                 <w:sz w:val="16"/>
               </w:rPr>
-              <w:t>16</w:t>
+              <w:t>15</w:t>
             </w:r>
           </w:p>
         </w:tc>
@@ -8799,7 +8799,7 @@
               <w:rPr>
                 <w:sz w:val="16"/>
               </w:rPr>
-              <w:t>42250 €</w:t>
+              <w:t>44000 €</w:t>
             </w:r>
           </w:p>
         </w:tc>
@@ -8813,7 +8813,7 @@
               <w:rPr>
                 <w:sz w:val="16"/>
               </w:rPr>
-              <w:t>37750 €</w:t>
+              <w:t>32416 €</w:t>
             </w:r>
           </w:p>
         </w:tc>
@@ -8827,7 +8827,7 @@
               <w:rPr>
                 <w:sz w:val="16"/>
               </w:rPr>
-              <w:t>43775 €</w:t>
+              <w:t>46850 €</w:t>
             </w:r>
           </w:p>
         </w:tc>
@@ -8841,7 +8841,7 @@
               <w:rPr>
                 <w:sz w:val="16"/>
               </w:rPr>
-              <w:t>22000 – 50000 €</w:t>
+              <w:t>16344 – 56500 €</w:t>
             </w:r>
           </w:p>
         </w:tc>
@@ -8857,7 +8857,7 @@
               <w:rPr>
                 <w:sz w:val="16"/>
               </w:rPr>
-              <w:t>Concepteur développeur d'applications / logiciel</w:t>
+              <w:t>Développeur mobile</w:t>
             </w:r>
           </w:p>
         </w:tc>
@@ -8871,7 +8871,7 @@
               <w:rPr>
                 <w:sz w:val="16"/>
               </w:rPr>
-              <w:t>10</w:t>
+              <w:t>17</w:t>
             </w:r>
           </w:p>
         </w:tc>
@@ -8885,7 +8885,7 @@
               <w:rPr>
                 <w:sz w:val="16"/>
               </w:rPr>
-              <w:t>38250 €</w:t>
+              <w:t>42500 €</w:t>
             </w:r>
           </w:p>
         </w:tc>
@@ -8899,7 +8899,7 @@
               <w:rPr>
                 <w:sz w:val="16"/>
               </w:rPr>
-              <w:t>33875 €</w:t>
+              <w:t>38000 €</w:t>
             </w:r>
           </w:p>
         </w:tc>
@@ -8913,7 +8913,7 @@
               <w:rPr>
                 <w:sz w:val="16"/>
               </w:rPr>
-              <w:t>45000 €</w:t>
+              <w:t>44400 €</w:t>
             </w:r>
           </w:p>
         </w:tc>
@@ -8927,7 +8927,7 @@
               <w:rPr>
                 <w:sz w:val="16"/>
               </w:rPr>
-              <w:t>25800 – 50700 €</w:t>
+              <w:t>22000 – 50000 €</w:t>
             </w:r>
           </w:p>
         </w:tc>
@@ -8943,7 +8943,7 @@
               <w:rPr>
                 <w:sz w:val="16"/>
               </w:rPr>
-              <w:t>Développeur PHP / Symfony / Laravel</w:t>
+              <w:t>Concepteur développeur d'applications / logiciel</w:t>
             </w:r>
           </w:p>
         </w:tc>
@@ -8971,7 +8971,7 @@
               <w:rPr>
                 <w:sz w:val="16"/>
               </w:rPr>
-              <w:t>41500 €</w:t>
+              <w:t>39500 €</w:t>
             </w:r>
           </w:p>
         </w:tc>
@@ -8985,7 +8985,7 @@
               <w:rPr>
                 <w:sz w:val="16"/>
               </w:rPr>
-              <w:t>32000 €</w:t>
+              <w:t>34500 €</w:t>
             </w:r>
           </w:p>
         </w:tc>
@@ -8999,7 +8999,7 @@
               <w:rPr>
                 <w:sz w:val="16"/>
               </w:rPr>
-              <w:t>46850 €</w:t>
+              <w:t>45000 €</w:t>
             </w:r>
           </w:p>
         </w:tc>
@@ -9013,7 +9013,7 @@
               <w:rPr>
                 <w:sz w:val="16"/>
               </w:rPr>
-              <w:t>16344 – 56500 €</w:t>
+              <w:t>25800 – 50700 €</w:t>
             </w:r>
           </w:p>
         </w:tc>
@@ -9129,7 +9129,7 @@
               <w:rPr>
                 <w:sz w:val="16"/>
               </w:rPr>
-              <w:t>10</w:t>
+              <w:t>12</w:t>
             </w:r>
           </w:p>
         </w:tc>
@@ -9143,7 +9143,7 @@
               <w:rPr>
                 <w:sz w:val="16"/>
               </w:rPr>
-              <w:t>46250 €</w:t>
+              <w:t>45000 €</w:t>
             </w:r>
           </w:p>
         </w:tc>
@@ -9157,7 +9157,7 @@
               <w:rPr>
                 <w:sz w:val="16"/>
               </w:rPr>
-              <w:t>43912 €</w:t>
+              <w:t>42538 €</w:t>
             </w:r>
           </w:p>
         </w:tc>
@@ -9171,7 +9171,7 @@
               <w:rPr>
                 <w:sz w:val="16"/>
               </w:rPr>
-              <w:t>53125 €</w:t>
+              <w:t>52500 €</w:t>
             </w:r>
           </w:p>
         </w:tc>
@@ -12575,7 +12575,7 @@
           <w:b w:val="0"/>
           <w:i w:val="0"/>
         </w:rPr>
-        <w:t>Fréquence dans les extraits des 2645 offres uniques (sous-estimation, les extraits ne reprennent pas toute l'annonce) : JavaScript (318, 12.0 %) ; Java (313, 11.8 %) ; React (233, 8.8 %) ; Angular (204, 7.7 %) ; PHP (184, 7.0 %) ; .NET (162, 6.1 %) ; IA générative / LLM (149, 5.6 %) ; DevOps (148, 5.6 %) ; Python (141, 5.3 %) ; Mobile (iOS/Android/Flutter/React Native) (130, 4.9 %) ; Node.js (128, 4.8 %) ; Vue.js (108, 4.1 %) ; Symfony (106, 4.0 %) ; C# (105, 4.0 %) ; Architecture (78, 2.9 %). Excel, onglet COMPETENCES_ET_IA, table T_COMPETENCES.</w:t>
+        <w:t>Fréquence dans les extraits des 2953 offres uniques (sous-estimation, les extraits ne reprennent pas toute l'annonce) : JavaScript (383, 13.0 %) ; Java (351, 11.9 %) ; React (273, 9.2 %) ; Angular (230, 7.8 %) ; PHP (210, 7.1 %) ; .NET (178, 6.0 %) ; IA générative / LLM (178, 6.0 %) ; DevOps (162, 5.5 %) ; Python (158, 5.4 %) ; Node.js (153, 5.2 %) ; Mobile (iOS/Android/Flutter/React Native) (137, 4.6 %) ; Vue.js (128, 4.3 %) ; Symfony (119, 4.0 %) ; C# (111, 3.8 %) ; Architecture (85, 2.9 %). Excel, onglet COMPETENCES_ET_IA, table T_COMPETENCES.</w:t>
       </w:r>
     </w:p>
     <w:tbl>
@@ -12685,7 +12685,7 @@
               <w:rPr>
                 <w:sz w:val="15"/>
               </w:rPr>
-              <w:t>JavaScript (318) ; Java (313) ; PHP (184) ; Python (141) ; C# (105) ; TypeScript (64)</w:t>
+              <w:t>JavaScript (383) ; Java (351) ; PHP (210) ; Python (158) ; C# (111) ; TypeScript (83)</w:t>
             </w:r>
           </w:p>
         </w:tc>
@@ -12743,7 +12743,7 @@
               <w:rPr>
                 <w:sz w:val="15"/>
               </w:rPr>
-              <w:t>React (233) ; Angular (204) ; Vue.js (108) ; Next.js (20) ; Nuxt (5)</w:t>
+              <w:t>React (273) ; Angular (230) ; Vue.js (128) ; Next.js (24) ; Nuxt (5)</w:t>
             </w:r>
           </w:p>
         </w:tc>
@@ -12801,7 +12801,7 @@
               <w:rPr>
                 <w:sz w:val="15"/>
               </w:rPr>
-              <w:t>.NET (162) ; Node.js (128) ; Symfony (106) ; Spring (43) ; Django (37) ; Laravel (26)</w:t>
+              <w:t>.NET (178) ; Node.js (153) ; Symfony (119) ; Spring (50) ; Django (40) ; Laravel (30)</w:t>
             </w:r>
           </w:p>
         </w:tc>
@@ -12859,7 +12859,7 @@
               <w:rPr>
                 <w:sz w:val="15"/>
               </w:rPr>
-              <w:t>MySQL/MariaDB (22) ; PostgreSQL (13) ; MongoDB (8) ; SQL Server (7) ; Elasticsearch (3)</w:t>
+              <w:t>MySQL/MariaDB (23) ; PostgreSQL (14) ; MongoDB (9) ; SQL Server (7) ; Elasticsearch (3)</w:t>
             </w:r>
           </w:p>
         </w:tc>
@@ -12917,7 +12917,7 @@
               <w:rPr>
                 <w:sz w:val="15"/>
               </w:rPr>
-              <w:t>API REST (48) ; Microservices (13) ; Kafka/RabbitMQ (3) ; GraphQL (3)</w:t>
+              <w:t>API REST (51) ; Microservices (15) ; Kafka/RabbitMQ (5) ; GraphQL (3)</w:t>
             </w:r>
           </w:p>
         </w:tc>
@@ -12975,7 +12975,7 @@
               <w:rPr>
                 <w:sz w:val="15"/>
               </w:rPr>
-              <w:t>Cloud (générique) (76) ; AWS (38) ; GCP (25) ; Azure (25) ; OVH/Scaleway (6)</w:t>
+              <w:t>Cloud (générique) (81) ; AWS (39) ; GCP (26) ; Azure (26) ; OVH/Scaleway (10)</w:t>
             </w:r>
           </w:p>
         </w:tc>
@@ -13033,7 +13033,7 @@
               <w:rPr>
                 <w:sz w:val="15"/>
               </w:rPr>
-              <w:t>DevOps (148) ; CI/CD (26) ; Docker (22) ; Kubernetes (20) ; Git (12) ; Terraform (11)</w:t>
+              <w:t>DevOps (162) ; CI/CD (28) ; Docker (27) ; Kubernetes (27) ; Git (13) ; Terraform (13)</w:t>
             </w:r>
           </w:p>
         </w:tc>
@@ -13091,7 +13091,7 @@
               <w:rPr>
                 <w:sz w:val="15"/>
               </w:rPr>
-              <w:t>Tests automatisés / E2E (18) ; Tests unitaires (16) ; Qualité de code (4) ; TDD/BDD (2)</w:t>
+              <w:t>Tests unitaires (18) ; Tests automatisés / E2E (18) ; Qualité de code (5) ; TDD/BDD (2)</w:t>
             </w:r>
           </w:p>
         </w:tc>
@@ -13149,7 +13149,7 @@
               <w:rPr>
                 <w:sz w:val="15"/>
               </w:rPr>
-              <w:t>Sécurité applicative (65) ; Authentification (21)</w:t>
+              <w:t>Sécurité applicative (67) ; Authentification (22)</w:t>
             </w:r>
           </w:p>
         </w:tc>
@@ -13207,7 +13207,7 @@
               <w:rPr>
                 <w:sz w:val="15"/>
               </w:rPr>
-              <w:t>Architecture (78)</w:t>
+              <w:t>Architecture (85)</w:t>
             </w:r>
           </w:p>
         </w:tc>
@@ -13265,7 +13265,7 @@
               <w:rPr>
                 <w:sz w:val="15"/>
               </w:rPr>
-              <w:t>Agile/Scrum (29) ; Jira (6)</w:t>
+              <w:t>Agile/Scrum (32) ; Jira (6)</w:t>
             </w:r>
           </w:p>
         </w:tc>
@@ -13323,7 +13323,7 @@
               <w:rPr>
                 <w:sz w:val="15"/>
               </w:rPr>
-              <w:t>Anglais (8)</w:t>
+              <w:t>Anglais (9)</w:t>
             </w:r>
           </w:p>
         </w:tc>
@@ -13431,7 +13431,7 @@
         <w:pStyle w:val="ListBullet"/>
       </w:pPr>
       <w:r>
-        <w:t>Échantillon collecté : 310 offres uniques (11.7 %) mentionnent explicitement l'IA ; parmi les offres de développeur web/full stack/logiciel « classiques » (hors métiers IA), 66 sur 2066 (3.2 %) citent l'IA ; outils de codage IA cités : GitHub Copilot (18) ; Cursor (10) ; ChatGPT (6) ; Claude Code (5) ; Développement assisté par IA (4) ; Codex (2). Stocks Indeed : « Développeur Intelligence Artificielle » plus de 600 (05/09/2026), « Développeur LLM » plus de 200 (04/09/2026), « Claude Code » plus de 200 (21/08/2026), « Full Stack JS Intelligence Artificielle » plus de 100 (02/09/2026). Excel, COMPETENCES_ET_IA, table T_DEV_AUGMENTE.</w:t>
+        <w:t>Échantillon collecté : 362 offres uniques (12.3 %) mentionnent explicitement l'IA ; parmi les offres de développeur web/full stack/logiciel « classiques » (hors métiers IA), 78 sur 2318 (3.4 %) citent l'IA ; outils de codage IA cités : GitHub Copilot (18) ; Cursor (10) ; Claude Code (6) ; ChatGPT (6) ; Développement assisté par IA (5) ; Codex (2). Stocks Indeed : « Développeur Intelligence Artificielle » plus de 600 (05/09/2026), « Développeur LLM » plus de 200 (04/09/2026), « Claude Code » plus de 200 (21/08/2026), « Full Stack JS Intelligence Artificielle » plus de 100 (02/09/2026). Excel, COMPETENCES_ET_IA, table T_DEV_AUGMENTE.</w:t>
       </w:r>
     </w:p>
     <w:p>
@@ -13519,7 +13519,7 @@
           <w:b w:val="0"/>
           <w:i w:val="0"/>
         </w:rPr>
-        <w:t>Le terme « développeur augmenté » n'apparaît dans aucune offre collectée. En revanche trois signaux observables existent : (1) des offres de développeur web/full stack/logiciel « classiques » qui citent l'IA : 66 dans l'échantillon (3.2 % des offres cœur de marché et évolutions), dont 15 exigent ou mentionnent explicitement un assistant de code (Copilot, Cursor, Claude Code, ChatGPT, Codex, développement assisté par IA), par exemple Koala Interactive (Levallois-Perret : Cursor ; Claude Code) ; Groupe M6 (Neuilly-sur-Seine : GitHub Copilot ; Cursor ; ChatGPT) ; Theodo FinTech (Paris : GitHub Copilot ; Cursor) ; Bump (ville NC : GitHub Copilot ; Cursor) ; Figaro Classifieds (Paris : GitHub Copilot ; Cursor ; Claude Code) ; LinkedIn (ville NC : GitHub Copilot) ; Société Générale (France : GitHub Copilot) ; Mondial Frigo-Ifc (Saint-Priest : Développement assisté par IA) ; (2) une famille de métiers émergents (AI Engineer, AI Software Engineer, LLM/GenAI Engineer, développeur RAG/agents) qui représente 254 offres uniques, presque toutes à Paris et pour des profils expérimentés ; (3) le chiffre Indeed de 21 % d'annonces de développement logiciel mentionnant l'IA, qui inclut aussi bien l'usage d'outils que le développement de fonctionnalités IA.</w:t>
+        <w:t>Le terme « développeur augmenté » n'apparaît dans aucune offre collectée. En revanche trois signaux observables existent : (1) des offres de développeur web/full stack/logiciel « classiques » qui citent l'IA : 78 dans l'échantillon (3.4 % des offres cœur de marché et évolutions), dont 14 exigent ou mentionnent explicitement un assistant de code (Copilot, Cursor, Claude Code, ChatGPT, Codex, développement assisté par IA), par exemple Koala Interactive (Levallois-Perret : Cursor ; Claude Code) ; Groupe M6 (Neuilly-sur-Seine : GitHub Copilot ; Cursor ; ChatGPT) ; Theodo FinTech (Paris : GitHub Copilot ; Cursor) ; Bump (ville NC : GitHub Copilot ; Cursor) ; Figaro Classifieds (Paris : GitHub Copilot ; Cursor ; Claude Code) ; LinkedIn (ville NC : GitHub Copilot) ; Société Générale (France : GitHub Copilot) ; Mondial Frigo-Ifc (Saint-Priest : Développement assisté par IA) ; (2) une famille de métiers émergents (AI Engineer, AI Software Engineer, LLM/GenAI Engineer, développeur RAG/agents) qui représente 290 offres uniques, presque toutes à Paris et pour des profils expérimentés ; (3) le chiffre Indeed de 21 % d'annonces de développement logiciel mentionnant l'IA, qui inclut aussi bien l'usage d'outils que le développement de fonctionnalités IA.</w:t>
       </w:r>
     </w:p>
     <w:p>
@@ -13649,7 +13649,7 @@
               <w:rPr>
                 <w:sz w:val="16"/>
               </w:rPr>
-              <w:t>Oui : 24.5 % des offres uniques de l'échantillon portent l'intitulé full stack, contre 5.8 % « développeur web » ; le stock Indeed full stack progresse quand celui de « développeur web » recule.</w:t>
+              <w:t>Oui : 25.7 % des offres uniques de l'échantillon portent l'intitulé full stack, contre 5.4 % « développeur web » ; le stock Indeed full stack progresse quand celui de « développeur web » recule.</w:t>
             </w:r>
           </w:p>
         </w:tc>
@@ -14326,7 +14326,7 @@
               <w:rPr>
                 <w:sz w:val="15"/>
               </w:rPr>
-              <w:t>Stable à croissant : full stack premier intitulé (24.5 % de l'échantillon), stock Indeed en hausse</w:t>
+              <w:t>Stable à croissant : full stack premier intitulé (25.7 % de l'échantillon), stock Indeed en hausse</w:t>
             </w:r>
           </w:p>
         </w:tc>
@@ -15043,7 +15043,7 @@
               <w:rPr>
                 <w:sz w:val="14"/>
               </w:rPr>
-              <w:t>Full stack = 24.5 % de l'échantillon ; Indeed « Développeur Full Stack » plus de 500 (08/2025) → plus de 800 (09/2026) ; Apec data engineer +10 % ; BMO numérique 49,5 % de projets difficiles ; cabinets : hausses réservées à cloud/cyber/data/IA.</w:t>
+              <w:t>Full stack = 25.7 % de l'échantillon ; Indeed « Développeur Full Stack » plus de 500 (08/2025) → plus de 800 (09/2026) ; Apec data engineer +10 % ; BMO numérique 49,5 % de projets difficiles ; cabinets : hausses réservées à cloud/cyber/data/IA.</w:t>
             </w:r>
           </w:p>
         </w:tc>
@@ -15143,7 +15143,7 @@
               <w:rPr>
                 <w:sz w:val="14"/>
               </w:rPr>
-              <w:t>Apec débutants -19 % (2024), -16 % (2025) ; Numeum 33 % des ESN réduisent les jeunes diplômés ; échantillon : seniors + leads = 42.1 % des offres à séniorité renseignée, 83 offres débutant/junior en CDI.</w:t>
+              <w:t>Apec débutants -19 % (2024), -16 % (2025) ; Numeum 33 % des ESN réduisent les jeunes diplômés ; échantillon : seniors + leads = 41.1 % des offres à séniorité renseignée, 93 offres débutant/junior en CDI.</w:t>
             </w:r>
           </w:p>
         </w:tc>
@@ -15243,7 +15243,7 @@
               <w:rPr>
                 <w:sz w:val="14"/>
               </w:rPr>
-              <w:t>Dans l'échantillon, 87.8 % des offres DEBUTANT sont des stages/alternances ; Indeed « Stage Développeur Web » IDF plus de 800 (01/2025) ; secteurs : ESN, agences, e-commerce, médias.</w:t>
+              <w:t>Dans l'échantillon, 88.4 % des offres DEBUTANT sont des stages/alternances ; Indeed « Stage Développeur Web » IDF plus de 800 (01/2025) ; secteurs : ESN, agences, e-commerce, médias.</w:t>
             </w:r>
           </w:p>
         </w:tc>
@@ -15543,7 +15543,7 @@
               <w:rPr>
                 <w:sz w:val="14"/>
               </w:rPr>
-              <w:t>66 offres cœur de marché (3.2 %) citent un outil ou une compétence IA ; Indeed : 21 % des annonces de développement logiciel mentionnent l'IA ; stocks « Claude Code » plus de 200, « Full Stack JS IA » plus de 100.</w:t>
+              <w:t>78 offres cœur de marché (3.4 %) citent un outil ou une compétence IA ; Indeed : 21 % des annonces de développement logiciel mentionnent l'IA ; stocks « Claude Code » plus de 200, « Full Stack JS IA » plus de 100.</w:t>
             </w:r>
           </w:p>
         </w:tc>
@@ -15643,7 +15643,7 @@
               <w:rPr>
                 <w:sz w:val="14"/>
               </w:rPr>
-              <w:t>« Développeur web » = 5.8 % de l'échantillon contre 24.5 % full stack ; Indeed « Ingénieur Logiciel » plus de 4 000, « Développeur » plus de 3 000, « Software Engineer » plus de 1 000 ; HelloWork « Développeur informatique » plus de 9 650.</w:t>
+              <w:t>« Développeur web » = 5.4 % de l'échantillon contre 25.7 % full stack ; Indeed « Ingénieur Logiciel » plus de 4 000, « Développeur » plus de 3 000, « Software Engineer » plus de 1 000 ; HelloWork « Développeur informatique » plus de 9 650.</w:t>
             </w:r>
           </w:p>
         </w:tc>
@@ -15743,7 +15743,7 @@
               <w:rPr>
                 <w:sz w:val="14"/>
               </w:rPr>
-              <w:t>Seniors + leads = 42.1 % des offres renseignées ; spécialisations et métiers IA quasi exclusivement seniors ; Apec : profils 5-10 ans très recherchés ; Bac+5 informatique en recul d'insertion mais toujours 70 % en emploi à 12 mois.</w:t>
+              <w:t>Seniors + leads = 41.1 % des offres renseignées ; spécialisations et métiers IA quasi exclusivement seniors ; Apec : profils 5-10 ans très recherchés ; Bac+5 informatique en recul d'insertion mais toujours 70 % en emploi à 12 mois.</w:t>
             </w:r>
           </w:p>
         </w:tc>
@@ -15843,7 +15843,7 @@
               <w:rPr>
                 <w:sz w:val="14"/>
               </w:rPr>
-              <w:t>Paris = 29 % des offres Apec et 28.9 % de l'échantillon, ville qui concentre l'essentiel des offres IA (56.3 % des offres IA de l'échantillon) ; Lyon 300-400 offres « développeur » actives, Marseille ≈ 100 ; Lille/Nantes alternance et e-commerce ; Apec prévisions régionales +2 à +6 %.</w:t>
+              <w:t>Paris = 29 % des offres Apec et 29.6 % de l'échantillon, ville qui concentre l'essentiel des offres IA (56.2 % des offres IA de l'échantillon) ; Lyon 300-400 offres « développeur » actives, Marseille ≈ 100 ; Lille/Nantes alternance et e-commerce ; Apec prévisions régionales +2 à +6 %.</w:t>
             </w:r>
           </w:p>
         </w:tc>

--- a/NEXA_Synthese_Marche_Emploi_Developpement_Web_2026.docx
+++ b/NEXA_Synthese_Marche_Emploi_Developpement_Web_2026.docx
@@ -5459,7 +5459,7 @@
         <w:pStyle w:val="ListBullet"/>
       </w:pPr>
       <w:r>
-        <w:t>Nantes et métropole : Bassin ESN et éditeurs (Sopra Steria, Aubay, Edflex, Yuzu) : Indeed « Développeur » plus de 200 (oct. 2025), forte présence de postes de tech lead et DevOps (ESN) ; alternance bien représentée (WTTJ). Apec signale des tensions spécifiques informatique en Pays de la Loire.</w:t>
+        <w:t>Nantes et métropole : Bassin ESN et éditeurs (Sopra Steria, Aubay, Edflex, Yuzu) : Indeed « Développeur » plus de 200 (oct. 2025), forte présence de postes de tech lead et DevOps (ESN) ; c'est en revanche la ville NEXA où l'alternance et le stage pèsent le moins dans l'échantillon et où la part de seniors et de leads est la plus élevée des six campus. Apec signale des tensions spécifiques informatique en Pays de la Loire.</w:t>
       </w:r>
     </w:p>
     <w:p>
@@ -5467,7 +5467,7 @@
         <w:pStyle w:val="ListBullet"/>
       </w:pPr>
       <w:r>
-        <w:t>Marseille et Aix-en-Provence : Bassin le plus petit des six : Indeed « Développeur » environ 100 offres actives (mars-août 2026), « Développeur Web » plus de 75 (sept. 2026), « Développeur Alternance » plus de 75 (avril 2026) ; très peu de mentions IA ; part d'alternance et de stages la plus élevée de l'échantillon. Le télétravail et le marché national à distance comptent davantage ici.</w:t>
+        <w:t>Marseille et Aix-en-Provence : Bassin le plus petit des six : Indeed « Développeur » environ 100 offres actives (mars-août 2026), « Développeur Web » plus de 75 (sept. 2026), « Développeur Alternance » plus de 75 (avril 2026) ; très peu de mentions IA ; c'est le campus où l'alternance et le stage pèsent le plus lourd et où la part de débutants et juniors est la plus élevée (voir le tableau ci-dessus). Le télétravail et le marché national à distance comptent davantage ici.</w:t>
       </w:r>
     </w:p>
     <w:p>
@@ -5481,10 +5481,19 @@
     <w:p>
       <w:r>
         <w:rPr>
+          <w:b w:val="0"/>
+          <w:i/>
+        </w:rPr>
+        <w:t>Repères calculés sur l'échantillon (ils priment sur les lectures qualitatives ci-dessus). Parmi les six campus : l'alternance et le stage pèsent le plus à Marseille et Aix-en-Provence (35.2 % des contrats renseignés) et le moins à Nantes et métropole (14.8 %) ; la part de seniors et de leads est la plus forte à Nantes et métropole (48.2 % des séniorités renseignées) ; la mention explicite de l'IA est la plus fréquente à Paris et Île-de-France (20.6 % des offres de la zone). Le marché national à distance se distingue des six campus : 7.1 % d'alternance et de stage seulement, 66.7 % de seniors et de leads. Excel, onglet VILLES_NEXA, table T_COMPARATIF_VILLES.</w:t>
+      </w:r>
+    </w:p>
+    <w:p>
+      <w:r>
+        <w:rPr>
           <w:b/>
           <w:i w:val="0"/>
         </w:rPr>
-        <w:t>Réponse à la question 12 (adaptations par campus) : socle commun identique sur les six campus, mais accent alternance et e-commerce/retail à Lille et Nantes, industrialisation et ESN à Lyon, IA appliquée et scale-ups à Paris, préparation au marché à distance et à la mobilité à Marseille-Aix et Bordeaux, où le volume local reste limité. Confiance MOYENNE (échantillon de 63 à 875 offres par ville).</w:t>
+        <w:t>Réponse à la question 12 (adaptations par campus) : socle commun identique sur les six campus, mais accent e-commerce/retail et alternance à Lille, ESN et postes expérimentés à Nantes, industrialisation et ESN à Lyon, IA appliquée et scale-ups à Paris, préparation au marché à distance et à la mobilité à Marseille-Aix et Bordeaux, où le volume local reste limité. Confiance MOYENNE (échantillon de 63 à 875 offres par ville).</w:t>
       </w:r>
     </w:p>
     <w:p>
@@ -15843,7 +15852,7 @@
               <w:rPr>
                 <w:sz w:val="14"/>
               </w:rPr>
-              <w:t>Paris = 29 % des offres Apec et 29.6 % de l'échantillon, ville qui concentre l'essentiel des offres IA (56.2 % des offres IA de l'échantillon) ; Lyon 300-400 offres « développeur » actives, Marseille ≈ 100 ; Lille/Nantes alternance et e-commerce ; Apec prévisions régionales +2 à +6 %.</w:t>
+              <w:t>Paris = 29 % des offres Apec et 29.6 % de l'échantillon, ville qui concentre l'essentiel des offres IA (56.2 % des offres IA de l'échantillon) ; Lyon 300-400 offres « développeur » actives, Marseille ≈ 100 ; Lille alternance et e-commerce, Nantes orientée ESN et profils expérimentés ; Apec prévisions régionales +2 à +6 %.</w:t>
             </w:r>
           </w:p>
         </w:tc>
